--- a/Supplementary/文档/FA2SP HDM Edition说明文档.docx
+++ b/Supplementary/文档/FA2SP HDM Edition说明文档.docx
@@ -167,7 +167,14 @@
           <w:rFonts w:ascii="宋体" w:eastAsia="宋体" w:hAnsi="宋体" w:hint="eastAsia"/>
           <w:sz w:val="24"/>
         </w:rPr>
-        <w:t>11</w:t>
+        <w:t>1</w:t>
+      </w:r>
+      <w:r>
+        <w:rPr>
+          <w:rFonts w:ascii="宋体" w:eastAsia="宋体" w:hAnsi="宋体" w:hint="eastAsia"/>
+          <w:sz w:val="24"/>
+        </w:rPr>
+        <w:t>2</w:t>
       </w:r>
     </w:p>
     <w:p>
@@ -229,7 +236,7 @@
           <w:sz w:val="28"/>
           <w:szCs w:val="32"/>
         </w:rPr>
-        <w:t>11</w:t>
+        <w:t>1</w:t>
       </w:r>
       <w:r>
         <w:rPr>
@@ -239,6 +246,16 @@
           <w:sz w:val="28"/>
           <w:szCs w:val="32"/>
         </w:rPr>
+        <w:t>2</w:t>
+      </w:r>
+      <w:r>
+        <w:rPr>
+          <w:rFonts w:ascii="Times New Roman" w:eastAsia="宋体" w:hAnsi="Times New Roman" w:cs="Times New Roman" w:hint="eastAsia"/>
+          <w:b/>
+          <w:bCs/>
+          <w:sz w:val="28"/>
+          <w:szCs w:val="32"/>
+        </w:rPr>
         <w:t>)</w:t>
       </w:r>
     </w:p>
@@ -383,7 +400,19 @@
         <w:rPr>
           <w:rFonts w:ascii="Times New Roman" w:eastAsia="宋体" w:hAnsi="Times New Roman" w:cs="Times New Roman" w:hint="eastAsia"/>
         </w:rPr>
-        <w:t>可以在触发编辑器中预览音效、</w:t>
+        <w:t>可以在触发编辑器</w:t>
+      </w:r>
+      <w:r>
+        <w:rPr>
+          <w:rFonts w:ascii="Times New Roman" w:eastAsia="宋体" w:hAnsi="Times New Roman" w:cs="Times New Roman" w:hint="eastAsia"/>
+        </w:rPr>
+        <w:t>、脚本编辑器</w:t>
+      </w:r>
+      <w:r>
+        <w:rPr>
+          <w:rFonts w:ascii="Times New Roman" w:eastAsia="宋体" w:hAnsi="Times New Roman" w:cs="Times New Roman" w:hint="eastAsia"/>
+        </w:rPr>
+        <w:t>中预览音效、</w:t>
       </w:r>
       <w:r>
         <w:rPr>
@@ -50653,7 +50682,7 @@
         <v:path o:extrusionok="f" gradientshapeok="t" o:connecttype="rect"/>
         <o:lock v:ext="edit" aspectratio="t"/>
       </v:shapetype>
-      <v:shape id="_x0000_i1030" type="#_x0000_t75" style="width:11.55pt;height:11.55pt" o:bullet="t">
+      <v:shape id="_x0000_i1031" type="#_x0000_t75" style="width:11.55pt;height:11.55pt" o:bullet="t">
         <v:imagedata r:id="rId1" o:title="mso9A9A"/>
       </v:shape>
     </w:pict>

--- a/Supplementary/文档/FA2SP HDM Edition说明文档.docx
+++ b/Supplementary/文档/FA2SP HDM Edition说明文档.docx
@@ -432,6 +432,36 @@
         <w:pStyle w:val="a9"/>
         <w:numPr>
           <w:ilvl w:val="0"/>
+          <w:numId w:val="11"/>
+        </w:numPr>
+        <w:rPr>
+          <w:rFonts w:ascii="Times New Roman" w:eastAsia="宋体" w:hAnsi="Times New Roman" w:cs="Times New Roman"/>
+        </w:rPr>
+      </w:pPr>
+      <w:r>
+        <w:rPr>
+          <w:rFonts w:ascii="Times New Roman" w:eastAsia="宋体" w:hAnsi="Times New Roman" w:cs="Times New Roman" w:hint="eastAsia"/>
+        </w:rPr>
+        <w:t>物品浏览器新增右键菜单，可以展开</w:t>
+      </w:r>
+      <w:r>
+        <w:rPr>
+          <w:rFonts w:ascii="Times New Roman" w:eastAsia="宋体" w:hAnsi="Times New Roman" w:cs="Times New Roman" w:hint="eastAsia"/>
+        </w:rPr>
+        <w:t>/</w:t>
+      </w:r>
+      <w:r>
+        <w:rPr>
+          <w:rFonts w:ascii="Times New Roman" w:eastAsia="宋体" w:hAnsi="Times New Roman" w:cs="Times New Roman" w:hint="eastAsia"/>
+        </w:rPr>
+        <w:t>收起全部节点，或滚动到最上或最下</w:t>
+      </w:r>
+    </w:p>
+    <w:p>
+      <w:pPr>
+        <w:pStyle w:val="a9"/>
+        <w:numPr>
+          <w:ilvl w:val="0"/>
           <w:numId w:val="10"/>
         </w:numPr>
         <w:rPr>
@@ -868,14 +898,8 @@
         <w:rPr>
           <w:rFonts w:ascii="Times New Roman" w:eastAsia="宋体" w:hAnsi="Times New Roman" w:cs="Times New Roman" w:hint="eastAsia"/>
         </w:rPr>
-        <w:t>增加“地图单位”菜单，可以显示所有地图上科技类型的基本属性，单击跳</w:t>
-      </w:r>
-      <w:r>
-        <w:rPr>
-          <w:rFonts w:ascii="Times New Roman" w:eastAsia="宋体" w:hAnsi="Times New Roman" w:cs="Times New Roman" w:hint="eastAsia"/>
-        </w:rPr>
         <w:lastRenderedPageBreak/>
-        <w:t>转，双击打开属性窗口（作者：</w:t>
+        <w:t>增加“地图单位”菜单，可以显示所有地图上科技类型的基本属性，单击跳转，双击打开属性窗口（作者：</w:t>
       </w:r>
       <w:r>
         <w:rPr>
@@ -2083,6 +2107,7 @@
         <w:rPr>
           <w:rFonts w:ascii="Times New Roman" w:eastAsia="宋体" w:hAnsi="Times New Roman" w:cs="Times New Roman" w:hint="eastAsia"/>
         </w:rPr>
+        <w:lastRenderedPageBreak/>
         <w:t>修复启用建筑筛选时无法隐藏阴影的</w:t>
       </w:r>
       <w:r>
@@ -2107,903 +2132,896 @@
         <w:rPr>
           <w:rFonts w:ascii="Times New Roman" w:eastAsia="宋体" w:hAnsi="Times New Roman" w:cs="Times New Roman" w:hint="eastAsia"/>
         </w:rPr>
+        <w:t>查找引用窗口增加</w:t>
+      </w:r>
+      <w:r>
+        <w:rPr>
+          <w:rFonts w:ascii="Times New Roman" w:eastAsia="宋体" w:hAnsi="Times New Roman" w:cs="Times New Roman" w:hint="eastAsia"/>
+        </w:rPr>
+        <w:t>跟随活动窗口</w:t>
+      </w:r>
+      <w:r>
+        <w:rPr>
+          <w:rFonts w:ascii="Times New Roman" w:eastAsia="宋体" w:hAnsi="Times New Roman" w:cs="Times New Roman" w:hint="eastAsia"/>
+        </w:rPr>
+        <w:t>选项，勾选后可以实时根据活动窗口切换内容</w:t>
+      </w:r>
+    </w:p>
+    <w:p>
+      <w:pPr>
+        <w:pStyle w:val="a9"/>
+        <w:numPr>
+          <w:ilvl w:val="0"/>
+          <w:numId w:val="50"/>
+        </w:numPr>
+        <w:rPr>
+          <w:rFonts w:ascii="Times New Roman" w:eastAsia="宋体" w:hAnsi="Times New Roman" w:cs="Times New Roman"/>
+        </w:rPr>
+      </w:pPr>
+      <w:r>
+        <w:rPr>
+          <w:rFonts w:ascii="Times New Roman" w:eastAsia="宋体" w:hAnsi="Times New Roman" w:cs="Times New Roman" w:hint="eastAsia"/>
+        </w:rPr>
+        <w:t>修复修改作战小队名称后，</w:t>
+      </w:r>
+      <w:r>
+        <w:rPr>
+          <w:rFonts w:ascii="Times New Roman" w:eastAsia="宋体" w:hAnsi="Times New Roman" w:cs="Times New Roman" w:hint="eastAsia"/>
+        </w:rPr>
+        <w:t>ai</w:t>
+      </w:r>
+      <w:r>
+        <w:rPr>
+          <w:rFonts w:ascii="Times New Roman" w:eastAsia="宋体" w:hAnsi="Times New Roman" w:cs="Times New Roman" w:hint="eastAsia"/>
+        </w:rPr>
+        <w:t>触发编辑器的小队</w:t>
+      </w:r>
+      <w:r>
+        <w:rPr>
+          <w:rFonts w:ascii="Times New Roman" w:eastAsia="宋体" w:hAnsi="Times New Roman" w:cs="Times New Roman" w:hint="eastAsia"/>
+        </w:rPr>
+        <w:t>#2</w:t>
+      </w:r>
+      <w:r>
+        <w:rPr>
+          <w:rFonts w:ascii="Times New Roman" w:eastAsia="宋体" w:hAnsi="Times New Roman" w:cs="Times New Roman" w:hint="eastAsia"/>
+        </w:rPr>
+        <w:t>显示错误的</w:t>
+      </w:r>
+      <w:r>
+        <w:rPr>
+          <w:rFonts w:ascii="Times New Roman" w:eastAsia="宋体" w:hAnsi="Times New Roman" w:cs="Times New Roman" w:hint="eastAsia"/>
+        </w:rPr>
+        <w:t>bug</w:t>
+      </w:r>
+    </w:p>
+    <w:p>
+      <w:pPr>
+        <w:pStyle w:val="a9"/>
+        <w:numPr>
+          <w:ilvl w:val="0"/>
+          <w:numId w:val="50"/>
+        </w:numPr>
+        <w:rPr>
+          <w:rFonts w:ascii="Times New Roman" w:eastAsia="宋体" w:hAnsi="Times New Roman" w:cs="Times New Roman"/>
+        </w:rPr>
+      </w:pPr>
+      <w:r>
+        <w:rPr>
+          <w:rFonts w:ascii="Times New Roman" w:eastAsia="宋体" w:hAnsi="Times New Roman" w:cs="Times New Roman" w:hint="eastAsia"/>
+        </w:rPr>
+        <w:t>触发、小队等编辑器支持为</w:t>
+      </w:r>
+      <w:r>
+        <w:rPr>
+          <w:rFonts w:ascii="Times New Roman" w:eastAsia="宋体" w:hAnsi="Times New Roman" w:cs="Times New Roman" w:hint="eastAsia"/>
+        </w:rPr>
+        <w:t>ID</w:t>
+      </w:r>
+      <w:r>
+        <w:rPr>
+          <w:rFonts w:ascii="Times New Roman" w:eastAsia="宋体" w:hAnsi="Times New Roman" w:cs="Times New Roman" w:hint="eastAsia"/>
+        </w:rPr>
+        <w:t>染色，双击拖拽小点即可设置颜色</w:t>
+      </w:r>
+    </w:p>
+    <w:p>
+      <w:pPr>
+        <w:pStyle w:val="a9"/>
+        <w:numPr>
+          <w:ilvl w:val="0"/>
+          <w:numId w:val="50"/>
+        </w:numPr>
+        <w:rPr>
+          <w:rFonts w:ascii="Times New Roman" w:eastAsia="宋体" w:hAnsi="Times New Roman" w:cs="Times New Roman"/>
+        </w:rPr>
+      </w:pPr>
+      <w:r>
+        <w:rPr>
+          <w:rFonts w:ascii="Times New Roman" w:eastAsia="宋体" w:hAnsi="Times New Roman" w:cs="Times New Roman" w:hint="eastAsia"/>
+        </w:rPr>
+        <w:t>单元标记支持笔刷大小放置</w:t>
+      </w:r>
+    </w:p>
+    <w:p>
+      <w:pPr>
+        <w:pStyle w:val="a9"/>
+        <w:numPr>
+          <w:ilvl w:val="0"/>
+          <w:numId w:val="50"/>
+        </w:numPr>
+        <w:rPr>
+          <w:rFonts w:ascii="Times New Roman" w:eastAsia="宋体" w:hAnsi="Times New Roman" w:cs="Times New Roman"/>
+        </w:rPr>
+      </w:pPr>
+      <w:r>
+        <w:rPr>
+          <w:rFonts w:ascii="Times New Roman" w:eastAsia="宋体" w:hAnsi="Times New Roman" w:cs="Times New Roman" w:hint="eastAsia"/>
+        </w:rPr>
+        <w:t>增加新的</w:t>
+      </w:r>
+      <w:r>
+        <w:rPr>
+          <w:rFonts w:ascii="Times New Roman" w:eastAsia="宋体" w:hAnsi="Times New Roman" w:cs="Times New Roman" w:hint="eastAsia"/>
+        </w:rPr>
+        <w:t>lua</w:t>
+      </w:r>
+      <w:r>
+        <w:rPr>
+          <w:rFonts w:ascii="Times New Roman" w:eastAsia="宋体" w:hAnsi="Times New Roman" w:cs="Times New Roman" w:hint="eastAsia"/>
+        </w:rPr>
+        <w:t>脚本，由</w:t>
+      </w:r>
+      <w:r>
+        <w:rPr>
+          <w:rFonts w:ascii="Times New Roman" w:eastAsia="宋体" w:hAnsi="Times New Roman" w:cs="Times New Roman" w:hint="eastAsia"/>
+        </w:rPr>
+        <w:t>AUY</w:t>
+      </w:r>
+      <w:r>
+        <w:rPr>
+          <w:rFonts w:ascii="Times New Roman" w:eastAsia="宋体" w:hAnsi="Times New Roman" w:cs="Times New Roman" w:hint="eastAsia"/>
+        </w:rPr>
+        <w:t>制作</w:t>
+      </w:r>
+    </w:p>
+    <w:p>
+      <w:pPr>
+        <w:pStyle w:val="a9"/>
+        <w:numPr>
+          <w:ilvl w:val="0"/>
+          <w:numId w:val="50"/>
+        </w:numPr>
+        <w:rPr>
+          <w:rFonts w:ascii="Times New Roman" w:eastAsia="宋体" w:hAnsi="Times New Roman" w:cs="Times New Roman"/>
+        </w:rPr>
+      </w:pPr>
+      <w:r>
+        <w:rPr>
+          <w:rFonts w:ascii="Times New Roman" w:eastAsia="宋体" w:hAnsi="Times New Roman" w:cs="Times New Roman" w:hint="eastAsia"/>
+        </w:rPr>
+        <w:t>修复跨地图类型粘贴时地形转换部分失效的</w:t>
+      </w:r>
+      <w:r>
+        <w:rPr>
+          <w:rFonts w:ascii="Times New Roman" w:eastAsia="宋体" w:hAnsi="Times New Roman" w:cs="Times New Roman" w:hint="eastAsia"/>
+        </w:rPr>
+        <w:t>bug</w:t>
+      </w:r>
+    </w:p>
+    <w:p>
+      <w:pPr>
+        <w:pStyle w:val="a9"/>
+        <w:numPr>
+          <w:ilvl w:val="0"/>
+          <w:numId w:val="50"/>
+        </w:numPr>
+        <w:rPr>
+          <w:rFonts w:ascii="Times New Roman" w:eastAsia="宋体" w:hAnsi="Times New Roman" w:cs="Times New Roman"/>
+        </w:rPr>
+      </w:pPr>
+      <w:r>
+        <w:rPr>
+          <w:rFonts w:ascii="Times New Roman" w:eastAsia="宋体" w:hAnsi="Times New Roman" w:cs="Times New Roman" w:hint="eastAsia"/>
+        </w:rPr>
+        <w:t>可以记录不同鼠标操作的笔刷大小，并在切换时自动还原，详见</w:t>
+      </w:r>
+      <w:r>
+        <w:rPr>
+          <w:rFonts w:ascii="Times New Roman" w:eastAsia="宋体" w:hAnsi="Times New Roman" w:cs="Times New Roman" w:hint="eastAsia"/>
+        </w:rPr>
+        <w:t>RecordBrushSizeHistory</w:t>
+      </w:r>
+    </w:p>
+    <w:p>
+      <w:pPr>
+        <w:pStyle w:val="a9"/>
+        <w:numPr>
+          <w:ilvl w:val="0"/>
+          <w:numId w:val="50"/>
+        </w:numPr>
+        <w:rPr>
+          <w:rFonts w:ascii="Times New Roman" w:eastAsia="宋体" w:hAnsi="Times New Roman" w:cs="Times New Roman"/>
+        </w:rPr>
+      </w:pPr>
+      <w:r>
+        <w:rPr>
+          <w:rFonts w:ascii="Times New Roman" w:eastAsia="宋体" w:hAnsi="Times New Roman" w:cs="Times New Roman" w:hint="eastAsia"/>
+        </w:rPr>
+        <w:t>增加</w:t>
+      </w:r>
+      <w:r>
+        <w:rPr>
+          <w:rFonts w:ascii="Times New Roman" w:eastAsia="宋体" w:hAnsi="Times New Roman" w:cs="Times New Roman" w:hint="eastAsia"/>
+        </w:rPr>
+        <w:t>/</w:t>
+      </w:r>
+      <w:r>
+        <w:rPr>
+          <w:rFonts w:ascii="Times New Roman" w:eastAsia="宋体" w:hAnsi="Times New Roman" w:cs="Times New Roman" w:hint="eastAsia"/>
+        </w:rPr>
+        <w:t>减少矿石支持调整笔刷大小</w:t>
+      </w:r>
+    </w:p>
+    <w:p>
+      <w:pPr>
+        <w:pStyle w:val="a9"/>
+        <w:numPr>
+          <w:ilvl w:val="0"/>
+          <w:numId w:val="50"/>
+        </w:numPr>
+        <w:rPr>
+          <w:rFonts w:ascii="Times New Roman" w:eastAsia="宋体" w:hAnsi="Times New Roman" w:cs="Times New Roman"/>
+        </w:rPr>
+      </w:pPr>
+      <w:r>
+        <w:rPr>
+          <w:rFonts w:ascii="Times New Roman" w:eastAsia="宋体" w:hAnsi="Times New Roman" w:cs="Times New Roman" w:hint="eastAsia"/>
+        </w:rPr>
+        <w:t>新增</w:t>
+      </w:r>
+      <w:r>
+        <w:rPr>
+          <w:rFonts w:ascii="Times New Roman" w:eastAsia="宋体" w:hAnsi="Times New Roman" w:cs="Times New Roman" w:hint="eastAsia"/>
+        </w:rPr>
+        <w:t>LuaDialog</w:t>
+      </w:r>
+      <w:r>
+        <w:rPr>
+          <w:rFonts w:ascii="Times New Roman" w:eastAsia="宋体" w:hAnsi="Times New Roman" w:cs="Times New Roman" w:hint="eastAsia"/>
+        </w:rPr>
+        <w:t>，可以在</w:t>
+      </w:r>
+      <w:r>
+        <w:rPr>
+          <w:rFonts w:ascii="Times New Roman" w:eastAsia="宋体" w:hAnsi="Times New Roman" w:cs="Times New Roman" w:hint="eastAsia"/>
+        </w:rPr>
+        <w:t>lua</w:t>
+      </w:r>
+      <w:r>
+        <w:rPr>
+          <w:rFonts w:ascii="Times New Roman" w:eastAsia="宋体" w:hAnsi="Times New Roman" w:cs="Times New Roman" w:hint="eastAsia"/>
+        </w:rPr>
+        <w:t>脚本内动态创建自定义窗口</w:t>
+      </w:r>
+    </w:p>
+    <w:p>
+      <w:pPr>
+        <w:pStyle w:val="a9"/>
+        <w:numPr>
+          <w:ilvl w:val="0"/>
+          <w:numId w:val="50"/>
+        </w:numPr>
+        <w:rPr>
+          <w:rFonts w:ascii="Times New Roman" w:eastAsia="宋体" w:hAnsi="Times New Roman" w:cs="Times New Roman"/>
+        </w:rPr>
+      </w:pPr>
+      <w:r>
+        <w:rPr>
+          <w:rFonts w:ascii="Times New Roman" w:eastAsia="宋体" w:hAnsi="Times New Roman" w:cs="Times New Roman" w:hint="eastAsia"/>
+        </w:rPr>
+        <w:t>修复改变地图大小后建筑灯光没有刷新的</w:t>
+      </w:r>
+      <w:r>
+        <w:rPr>
+          <w:rFonts w:ascii="Times New Roman" w:eastAsia="宋体" w:hAnsi="Times New Roman" w:cs="Times New Roman" w:hint="eastAsia"/>
+        </w:rPr>
+        <w:t>bug</w:t>
+      </w:r>
+    </w:p>
+    <w:p>
+      <w:pPr>
+        <w:pStyle w:val="a9"/>
+        <w:numPr>
+          <w:ilvl w:val="0"/>
+          <w:numId w:val="50"/>
+        </w:numPr>
+        <w:rPr>
+          <w:rFonts w:ascii="Times New Roman" w:eastAsia="宋体" w:hAnsi="Times New Roman" w:cs="Times New Roman"/>
+        </w:rPr>
+      </w:pPr>
+      <w:r>
+        <w:rPr>
+          <w:rFonts w:ascii="Times New Roman" w:eastAsia="宋体" w:hAnsi="Times New Roman" w:cs="Times New Roman" w:hint="eastAsia"/>
+        </w:rPr>
+        <w:t>多选模式可以显示不同矿石类型的价格</w:t>
+      </w:r>
+    </w:p>
+    <w:p>
+      <w:pPr>
+        <w:pStyle w:val="a9"/>
+        <w:numPr>
+          <w:ilvl w:val="0"/>
+          <w:numId w:val="50"/>
+        </w:numPr>
+        <w:rPr>
+          <w:rFonts w:ascii="Times New Roman" w:eastAsia="宋体" w:hAnsi="Times New Roman" w:cs="Times New Roman"/>
+        </w:rPr>
+      </w:pPr>
+      <w:r>
+        <w:rPr>
+          <w:rFonts w:ascii="Times New Roman" w:eastAsia="宋体" w:hAnsi="Times New Roman" w:cs="Times New Roman" w:hint="eastAsia"/>
+        </w:rPr>
+        <w:t>优化了绘图界面缩小时的渲染性能</w:t>
+      </w:r>
+    </w:p>
+    <w:p>
+      <w:pPr>
+        <w:pStyle w:val="a9"/>
+        <w:numPr>
+          <w:ilvl w:val="0"/>
+          <w:numId w:val="50"/>
+        </w:numPr>
+        <w:rPr>
+          <w:rFonts w:ascii="Times New Roman" w:eastAsia="宋体" w:hAnsi="Times New Roman" w:cs="Times New Roman"/>
+        </w:rPr>
+      </w:pPr>
+      <w:r>
+        <w:rPr>
+          <w:rFonts w:ascii="Times New Roman" w:eastAsia="宋体" w:hAnsi="Times New Roman" w:cs="Times New Roman" w:hint="eastAsia"/>
+        </w:rPr>
+        <w:t>修复使用触发编辑器拖拽小点为步兵关联标签时，已关联标记没有依据步兵子单元格显示的</w:t>
+      </w:r>
+      <w:r>
+        <w:rPr>
+          <w:rFonts w:ascii="Times New Roman" w:eastAsia="宋体" w:hAnsi="Times New Roman" w:cs="Times New Roman" w:hint="eastAsia"/>
+        </w:rPr>
+        <w:t>bug</w:t>
+      </w:r>
+    </w:p>
+    <w:p>
+      <w:pPr>
+        <w:pStyle w:val="a9"/>
+        <w:numPr>
+          <w:ilvl w:val="0"/>
+          <w:numId w:val="50"/>
+        </w:numPr>
+        <w:rPr>
+          <w:rFonts w:ascii="Times New Roman" w:eastAsia="宋体" w:hAnsi="Times New Roman" w:cs="Times New Roman"/>
+        </w:rPr>
+      </w:pPr>
+      <w:r>
+        <w:rPr>
+          <w:rFonts w:ascii="Times New Roman" w:eastAsia="宋体" w:hAnsi="Times New Roman" w:cs="Times New Roman" w:hint="eastAsia"/>
+        </w:rPr>
+        <w:t>Lua</w:t>
+      </w:r>
+      <w:r>
+        <w:rPr>
+          <w:rFonts w:ascii="Times New Roman" w:eastAsia="宋体" w:hAnsi="Times New Roman" w:cs="Times New Roman" w:hint="eastAsia"/>
+        </w:rPr>
+        <w:t>脚本终端可以开启</w:t>
+      </w:r>
+      <w:r>
+        <w:rPr>
+          <w:rFonts w:ascii="Times New Roman" w:eastAsia="宋体" w:hAnsi="Times New Roman" w:cs="Times New Roman" w:hint="eastAsia"/>
+        </w:rPr>
+        <w:t>MCP</w:t>
+      </w:r>
+      <w:r>
+        <w:rPr>
+          <w:rFonts w:ascii="Times New Roman" w:eastAsia="宋体" w:hAnsi="Times New Roman" w:cs="Times New Roman" w:hint="eastAsia"/>
+        </w:rPr>
+        <w:t>服务器，接入大语言模型调用</w:t>
+      </w:r>
+      <w:r>
+        <w:rPr>
+          <w:rFonts w:ascii="Times New Roman" w:eastAsia="宋体" w:hAnsi="Times New Roman" w:cs="Times New Roman" w:hint="eastAsia"/>
+        </w:rPr>
+        <w:t>lua</w:t>
+      </w:r>
+      <w:r>
+        <w:rPr>
+          <w:rFonts w:ascii="Times New Roman" w:eastAsia="宋体" w:hAnsi="Times New Roman" w:cs="Times New Roman" w:hint="eastAsia"/>
+        </w:rPr>
+        <w:t>脚本</w:t>
+      </w:r>
+      <w:r>
+        <w:rPr>
+          <w:rFonts w:ascii="Times New Roman" w:eastAsia="宋体" w:hAnsi="Times New Roman" w:cs="Times New Roman" w:hint="eastAsia"/>
+        </w:rPr>
+        <w:t>。详见</w:t>
+      </w:r>
+      <w:r>
+        <w:rPr>
+          <w:rFonts w:ascii="Times New Roman" w:eastAsia="宋体" w:hAnsi="Times New Roman" w:cs="Times New Roman" w:hint="eastAsia"/>
+        </w:rPr>
+        <w:t>MCP.Enable</w:t>
+      </w:r>
+    </w:p>
+    <w:p>
+      <w:pPr>
+        <w:pStyle w:val="a9"/>
+        <w:numPr>
+          <w:ilvl w:val="0"/>
+          <w:numId w:val="50"/>
+        </w:numPr>
+        <w:rPr>
+          <w:rFonts w:ascii="Times New Roman" w:eastAsia="宋体" w:hAnsi="Times New Roman" w:cs="Times New Roman"/>
+        </w:rPr>
+      </w:pPr>
+      <w:r>
+        <w:rPr>
+          <w:rFonts w:ascii="Times New Roman" w:eastAsia="宋体" w:hAnsi="Times New Roman" w:cs="Times New Roman" w:hint="eastAsia"/>
+        </w:rPr>
+        <w:t>修复渲染部分</w:t>
+      </w:r>
+      <w:r>
+        <w:rPr>
+          <w:rFonts w:ascii="Times New Roman" w:eastAsia="宋体" w:hAnsi="Times New Roman" w:cs="Times New Roman" w:hint="eastAsia"/>
+        </w:rPr>
+        <w:t>vxl</w:t>
+      </w:r>
+      <w:r>
+        <w:rPr>
+          <w:rFonts w:ascii="Times New Roman" w:eastAsia="宋体" w:hAnsi="Times New Roman" w:cs="Times New Roman" w:hint="eastAsia"/>
+        </w:rPr>
+        <w:t>时崩溃的</w:t>
+      </w:r>
+      <w:r>
+        <w:rPr>
+          <w:rFonts w:ascii="Times New Roman" w:eastAsia="宋体" w:hAnsi="Times New Roman" w:cs="Times New Roman" w:hint="eastAsia"/>
+        </w:rPr>
+        <w:t>bug</w:t>
+      </w:r>
+    </w:p>
+    <w:p>
+      <w:pPr>
+        <w:pStyle w:val="a9"/>
+        <w:numPr>
+          <w:ilvl w:val="0"/>
+          <w:numId w:val="50"/>
+        </w:numPr>
+        <w:rPr>
+          <w:rFonts w:ascii="Times New Roman" w:eastAsia="宋体" w:hAnsi="Times New Roman" w:cs="Times New Roman"/>
+        </w:rPr>
+      </w:pPr>
+      <w:r>
+        <w:rPr>
+          <w:rFonts w:ascii="Times New Roman" w:eastAsia="宋体" w:hAnsi="Times New Roman" w:cs="Times New Roman" w:hint="eastAsia"/>
+        </w:rPr>
+        <w:t>基本设置窗口增加背景音乐和载入界面背景音乐选项</w:t>
+      </w:r>
+    </w:p>
+    <w:p>
+      <w:pPr>
+        <w:pStyle w:val="a9"/>
+        <w:numPr>
+          <w:ilvl w:val="0"/>
+          <w:numId w:val="50"/>
+        </w:numPr>
+        <w:rPr>
+          <w:rFonts w:ascii="Times New Roman" w:eastAsia="宋体" w:hAnsi="Times New Roman" w:cs="Times New Roman"/>
+        </w:rPr>
+      </w:pPr>
+      <w:r>
+        <w:rPr>
+          <w:rFonts w:ascii="Times New Roman" w:eastAsia="宋体" w:hAnsi="Times New Roman" w:cs="Times New Roman" w:hint="eastAsia"/>
+        </w:rPr>
+        <w:t>单人任务设置</w:t>
+      </w:r>
+      <w:r>
+        <w:rPr>
+          <w:rFonts w:ascii="Times New Roman" w:eastAsia="宋体" w:hAnsi="Times New Roman" w:cs="Times New Roman" w:hint="eastAsia"/>
+        </w:rPr>
+        <w:t>-</w:t>
+      </w:r>
+      <w:r>
+        <w:rPr>
+          <w:rFonts w:ascii="Times New Roman" w:eastAsia="宋体" w:hAnsi="Times New Roman" w:cs="Times New Roman" w:hint="eastAsia"/>
+        </w:rPr>
+        <w:t>幻影伪装树木可以使用绘制随机树木窗口进行选择</w:t>
+      </w:r>
+    </w:p>
+    <w:p>
+      <w:pPr>
+        <w:pStyle w:val="a9"/>
+        <w:numPr>
+          <w:ilvl w:val="0"/>
+          <w:numId w:val="50"/>
+        </w:numPr>
+        <w:rPr>
+          <w:rFonts w:ascii="Times New Roman" w:eastAsia="宋体" w:hAnsi="Times New Roman" w:cs="Times New Roman"/>
+        </w:rPr>
+      </w:pPr>
+      <w:r>
+        <w:rPr>
+          <w:rFonts w:ascii="Times New Roman" w:eastAsia="宋体" w:hAnsi="Times New Roman" w:cs="Times New Roman" w:hint="eastAsia"/>
+        </w:rPr>
+        <w:t>放置高架桥头时，可以显示辅助参考线</w:t>
+      </w:r>
+    </w:p>
+    <w:p>
+      <w:pPr>
+        <w:pStyle w:val="a9"/>
+        <w:numPr>
+          <w:ilvl w:val="0"/>
+          <w:numId w:val="50"/>
+        </w:numPr>
+        <w:rPr>
+          <w:rFonts w:ascii="Times New Roman" w:eastAsia="宋体" w:hAnsi="Times New Roman" w:cs="Times New Roman"/>
+        </w:rPr>
+      </w:pPr>
+      <w:r>
+        <w:rPr>
+          <w:rFonts w:ascii="Times New Roman" w:eastAsia="宋体" w:hAnsi="Times New Roman" w:cs="Times New Roman" w:hint="eastAsia"/>
+        </w:rPr>
+        <w:t>为触发编辑器检查下级触发是否是自身添加开关，详见</w:t>
+      </w:r>
+      <w:r>
+        <w:rPr>
+          <w:rFonts w:ascii="Times New Roman" w:eastAsia="宋体" w:hAnsi="Times New Roman" w:cs="Times New Roman" w:hint="eastAsia"/>
+        </w:rPr>
+        <w:t>AttachedTriggerIsSelfCheck</w:t>
+      </w:r>
+    </w:p>
+    <w:p>
+      <w:pPr>
+        <w:pStyle w:val="a9"/>
+        <w:numPr>
+          <w:ilvl w:val="0"/>
+          <w:numId w:val="50"/>
+        </w:numPr>
+        <w:rPr>
+          <w:rFonts w:ascii="Times New Roman" w:eastAsia="宋体" w:hAnsi="Times New Roman" w:cs="Times New Roman"/>
+        </w:rPr>
+      </w:pPr>
+      <w:r>
+        <w:rPr>
+          <w:rFonts w:ascii="Times New Roman" w:eastAsia="宋体" w:hAnsi="Times New Roman" w:cs="Times New Roman" w:hint="eastAsia"/>
+        </w:rPr>
+        <w:t>修复遭遇战地图预览渲染时没有正确标记高架桥的</w:t>
+      </w:r>
+      <w:r>
+        <w:rPr>
+          <w:rFonts w:ascii="Times New Roman" w:eastAsia="宋体" w:hAnsi="Times New Roman" w:cs="Times New Roman" w:hint="eastAsia"/>
+        </w:rPr>
+        <w:t>bug</w:t>
+      </w:r>
+    </w:p>
+    <w:p>
+      <w:pPr>
+        <w:pStyle w:val="a9"/>
+        <w:numPr>
+          <w:ilvl w:val="0"/>
+          <w:numId w:val="50"/>
+        </w:numPr>
+        <w:rPr>
+          <w:rFonts w:ascii="Times New Roman" w:eastAsia="宋体" w:hAnsi="Times New Roman" w:cs="Times New Roman"/>
+        </w:rPr>
+      </w:pPr>
+      <w:r>
+        <w:rPr>
+          <w:rFonts w:ascii="Times New Roman" w:eastAsia="宋体" w:hAnsi="Times New Roman" w:cs="Times New Roman" w:hint="eastAsia"/>
+        </w:rPr>
+        <w:t>为</w:t>
+      </w:r>
+      <w:r>
+        <w:rPr>
+          <w:rFonts w:ascii="Times New Roman" w:eastAsia="宋体" w:hAnsi="Times New Roman" w:cs="Times New Roman" w:hint="eastAsia"/>
+        </w:rPr>
+        <w:t>Lua</w:t>
+      </w:r>
+      <w:r>
+        <w:rPr>
+          <w:rFonts w:ascii="Times New Roman" w:eastAsia="宋体" w:hAnsi="Times New Roman" w:cs="Times New Roman" w:hint="eastAsia"/>
+        </w:rPr>
+        <w:t>脚本终端添加安全检查，会在执行前静态检查高危操作，详见</w:t>
+      </w:r>
+      <w:r>
+        <w:rPr>
+          <w:rFonts w:ascii="Times New Roman" w:eastAsia="宋体" w:hAnsi="Times New Roman" w:cs="Times New Roman" w:hint="eastAsia"/>
+        </w:rPr>
+        <w:t>DisableLuaConsoleSafetyCheck</w:t>
+      </w:r>
+    </w:p>
+    <w:p>
+      <w:pPr>
+        <w:pStyle w:val="a9"/>
+        <w:numPr>
+          <w:ilvl w:val="0"/>
+          <w:numId w:val="50"/>
+        </w:numPr>
+        <w:rPr>
+          <w:rFonts w:ascii="Times New Roman" w:eastAsia="宋体" w:hAnsi="Times New Roman" w:cs="Times New Roman"/>
+        </w:rPr>
+      </w:pPr>
+      <w:r>
+        <w:rPr>
+          <w:rFonts w:ascii="Times New Roman" w:eastAsia="宋体" w:hAnsi="Times New Roman" w:cs="Times New Roman" w:hint="eastAsia"/>
+        </w:rPr>
+        <w:t>可以在地图视图内按方向键调节视角，同时按住</w:t>
+      </w:r>
+      <w:r>
+        <w:rPr>
+          <w:rFonts w:ascii="Times New Roman" w:eastAsia="宋体" w:hAnsi="Times New Roman" w:cs="Times New Roman" w:hint="eastAsia"/>
+        </w:rPr>
+        <w:t>ctrl</w:t>
+      </w:r>
+      <w:r>
+        <w:rPr>
+          <w:rFonts w:ascii="Times New Roman" w:eastAsia="宋体" w:hAnsi="Times New Roman" w:cs="Times New Roman" w:hint="eastAsia"/>
+        </w:rPr>
+        <w:t>键加速移动</w:t>
+      </w:r>
+    </w:p>
+    <w:p>
+      <w:pPr>
+        <w:pStyle w:val="a9"/>
+        <w:numPr>
+          <w:ilvl w:val="0"/>
+          <w:numId w:val="50"/>
+        </w:numPr>
+        <w:rPr>
+          <w:rFonts w:ascii="Times New Roman" w:eastAsia="宋体" w:hAnsi="Times New Roman" w:cs="Times New Roman"/>
+        </w:rPr>
+      </w:pPr>
+      <w:r>
+        <w:rPr>
+          <w:rFonts w:ascii="Times New Roman" w:eastAsia="宋体" w:hAnsi="Times New Roman" w:cs="Times New Roman" w:hint="eastAsia"/>
+        </w:rPr>
+        <w:t>修复部分遭遇战地图所属方选项重复的</w:t>
+      </w:r>
+      <w:r>
+        <w:rPr>
+          <w:rFonts w:ascii="Times New Roman" w:eastAsia="宋体" w:hAnsi="Times New Roman" w:cs="Times New Roman" w:hint="eastAsia"/>
+        </w:rPr>
+        <w:t>bug</w:t>
+      </w:r>
+    </w:p>
+    <w:p>
+      <w:pPr>
+        <w:pStyle w:val="a9"/>
+        <w:numPr>
+          <w:ilvl w:val="0"/>
+          <w:numId w:val="50"/>
+        </w:numPr>
+        <w:rPr>
+          <w:rFonts w:ascii="Times New Roman" w:eastAsia="宋体" w:hAnsi="Times New Roman" w:cs="Times New Roman"/>
+        </w:rPr>
+      </w:pPr>
+      <w:r>
+        <w:rPr>
+          <w:rFonts w:ascii="Times New Roman" w:eastAsia="宋体" w:hAnsi="Times New Roman" w:cs="Times New Roman" w:hint="eastAsia"/>
+        </w:rPr>
+        <w:t>重写单位属性对话框，标签支持搜索，所属方可以显示颜色</w:t>
+      </w:r>
+    </w:p>
+    <w:p>
+      <w:pPr>
+        <w:pStyle w:val="a9"/>
+        <w:numPr>
+          <w:ilvl w:val="0"/>
+          <w:numId w:val="50"/>
+        </w:numPr>
+        <w:rPr>
+          <w:rFonts w:ascii="Times New Roman" w:eastAsia="宋体" w:hAnsi="Times New Roman" w:cs="Times New Roman"/>
+        </w:rPr>
+      </w:pPr>
+      <w:r>
+        <w:rPr>
+          <w:rFonts w:ascii="Times New Roman" w:eastAsia="宋体" w:hAnsi="Times New Roman" w:cs="Times New Roman" w:hint="eastAsia"/>
+        </w:rPr>
+        <w:t>支持将</w:t>
+      </w:r>
+      <w:r>
+        <w:rPr>
+          <w:rFonts w:ascii="Times New Roman" w:eastAsia="宋体" w:hAnsi="Times New Roman" w:cs="Times New Roman" w:hint="eastAsia"/>
+        </w:rPr>
+        <w:t>物品浏览器和</w:t>
+      </w:r>
+      <w:r>
+        <w:rPr>
+          <w:rFonts w:ascii="Times New Roman" w:eastAsia="宋体" w:hAnsi="Times New Roman" w:cs="Times New Roman" w:hint="eastAsia"/>
+        </w:rPr>
+        <w:t>地形浏览器作为一个独立窗口显示</w:t>
+      </w:r>
+      <w:r>
+        <w:rPr>
+          <w:rFonts w:ascii="Times New Roman" w:eastAsia="宋体" w:hAnsi="Times New Roman" w:cs="Times New Roman" w:hint="eastAsia"/>
+        </w:rPr>
+        <w:t>，可以调节透明度</w:t>
+      </w:r>
+      <w:r>
+        <w:rPr>
+          <w:rFonts w:ascii="Times New Roman" w:eastAsia="宋体" w:hAnsi="Times New Roman" w:cs="Times New Roman" w:hint="eastAsia"/>
+        </w:rPr>
+        <w:t>，详见</w:t>
+      </w:r>
+      <w:r>
+        <w:rPr>
+          <w:rFonts w:ascii="Times New Roman" w:eastAsia="宋体" w:hAnsi="Times New Roman" w:cs="Times New Roman" w:hint="eastAsia"/>
+        </w:rPr>
+        <w:t>ViewObjectsFloating</w:t>
+      </w:r>
+      <w:r>
+        <w:rPr>
+          <w:rFonts w:ascii="Times New Roman" w:eastAsia="宋体" w:hAnsi="Times New Roman" w:cs="Times New Roman" w:hint="eastAsia"/>
+        </w:rPr>
+        <w:t>和</w:t>
+      </w:r>
+      <w:r>
+        <w:rPr>
+          <w:rFonts w:ascii="Times New Roman" w:eastAsia="宋体" w:hAnsi="Times New Roman" w:cs="Times New Roman" w:hint="eastAsia"/>
+        </w:rPr>
+        <w:t>TileSetBrowserFloating</w:t>
+      </w:r>
+    </w:p>
+    <w:p>
+      <w:pPr>
+        <w:pStyle w:val="a9"/>
+        <w:numPr>
+          <w:ilvl w:val="0"/>
+          <w:numId w:val="50"/>
+        </w:numPr>
+        <w:rPr>
+          <w:rFonts w:ascii="Times New Roman" w:eastAsia="宋体" w:hAnsi="Times New Roman" w:cs="Times New Roman"/>
+        </w:rPr>
+      </w:pPr>
+      <w:r>
+        <w:rPr>
+          <w:rFonts w:ascii="Times New Roman" w:eastAsia="宋体" w:hAnsi="Times New Roman" w:cs="Times New Roman" w:hint="eastAsia"/>
+        </w:rPr>
+        <w:t>绝大多数窗口可以调节透明度</w:t>
+      </w:r>
+    </w:p>
+    <w:p>
+      <w:pPr>
+        <w:pStyle w:val="a9"/>
+        <w:numPr>
+          <w:ilvl w:val="0"/>
+          <w:numId w:val="50"/>
+        </w:numPr>
+        <w:rPr>
+          <w:rFonts w:ascii="Times New Roman" w:eastAsia="宋体" w:hAnsi="Times New Roman" w:cs="Times New Roman"/>
+        </w:rPr>
+      </w:pPr>
+      <w:r>
+        <w:rPr>
+          <w:rFonts w:ascii="Times New Roman" w:eastAsia="宋体" w:hAnsi="Times New Roman" w:cs="Times New Roman" w:hint="eastAsia"/>
+        </w:rPr>
+        <w:t>修复部分情况下按工具栏擦除覆盖物等按钮不生效的</w:t>
+      </w:r>
+      <w:r>
+        <w:rPr>
+          <w:rFonts w:ascii="Times New Roman" w:eastAsia="宋体" w:hAnsi="Times New Roman" w:cs="Times New Roman" w:hint="eastAsia"/>
+        </w:rPr>
+        <w:t>bug</w:t>
+      </w:r>
+    </w:p>
+    <w:p>
+      <w:pPr>
+        <w:pStyle w:val="a9"/>
+        <w:numPr>
+          <w:ilvl w:val="0"/>
+          <w:numId w:val="50"/>
+        </w:numPr>
+        <w:rPr>
+          <w:rFonts w:ascii="Times New Roman" w:eastAsia="宋体" w:hAnsi="Times New Roman" w:cs="Times New Roman"/>
+        </w:rPr>
+      </w:pPr>
+      <w:r>
+        <w:rPr>
+          <w:rFonts w:ascii="Times New Roman" w:eastAsia="宋体" w:hAnsi="Times New Roman" w:cs="Times New Roman" w:hint="eastAsia"/>
+        </w:rPr>
+        <w:t>修复暗色模式下非主程序菜单的背景色被错误填充的</w:t>
+      </w:r>
+      <w:r>
+        <w:rPr>
+          <w:rFonts w:ascii="Times New Roman" w:eastAsia="宋体" w:hAnsi="Times New Roman" w:cs="Times New Roman" w:hint="eastAsia"/>
+        </w:rPr>
+        <w:t>bug</w:t>
+      </w:r>
+    </w:p>
+    <w:p>
+      <w:pPr>
+        <w:pStyle w:val="a9"/>
+        <w:numPr>
+          <w:ilvl w:val="0"/>
+          <w:numId w:val="50"/>
+        </w:numPr>
+        <w:rPr>
+          <w:rFonts w:ascii="Times New Roman" w:eastAsia="宋体" w:hAnsi="Times New Roman" w:cs="Times New Roman"/>
+        </w:rPr>
+      </w:pPr>
+      <w:r>
+        <w:rPr>
+          <w:rFonts w:ascii="Times New Roman" w:eastAsia="宋体" w:hAnsi="Times New Roman" w:cs="Times New Roman" w:hint="eastAsia"/>
+        </w:rPr>
+        <w:t>为触发编辑器、</w:t>
+      </w:r>
+      <w:r>
+        <w:rPr>
+          <w:rFonts w:ascii="Times New Roman" w:eastAsia="宋体" w:hAnsi="Times New Roman" w:cs="Times New Roman" w:hint="eastAsia"/>
+        </w:rPr>
+        <w:t>AI</w:t>
+      </w:r>
+      <w:r>
+        <w:rPr>
+          <w:rFonts w:ascii="Times New Roman" w:eastAsia="宋体" w:hAnsi="Times New Roman" w:cs="Times New Roman" w:hint="eastAsia"/>
+        </w:rPr>
+        <w:t>触发编辑器增加跳转按钮，可以跳转到参数对应的路径点、小队等位置</w:t>
+      </w:r>
+    </w:p>
+    <w:p>
+      <w:pPr>
+        <w:pStyle w:val="a9"/>
+        <w:numPr>
+          <w:ilvl w:val="0"/>
+          <w:numId w:val="50"/>
+        </w:numPr>
+        <w:rPr>
+          <w:rFonts w:ascii="Times New Roman" w:eastAsia="宋体" w:hAnsi="Times New Roman" w:cs="Times New Roman"/>
+        </w:rPr>
+      </w:pPr>
+      <w:r>
+        <w:rPr>
+          <w:rFonts w:ascii="Times New Roman" w:eastAsia="宋体" w:hAnsi="Times New Roman" w:cs="Times New Roman" w:hint="eastAsia"/>
+        </w:rPr>
+        <w:t>受损火焰能正确被其他单位遮挡</w:t>
+      </w:r>
+      <w:r>
+        <w:rPr>
+          <w:rFonts w:ascii="Times New Roman" w:eastAsia="宋体" w:hAnsi="Times New Roman" w:cs="Times New Roman" w:hint="eastAsia"/>
+        </w:rPr>
+        <w:t>，可以读取</w:t>
+      </w:r>
+      <w:r>
+        <w:rPr>
+          <w:rFonts w:ascii="Times New Roman" w:eastAsia="宋体" w:hAnsi="Times New Roman" w:cs="Times New Roman" w:hint="eastAsia"/>
+        </w:rPr>
+        <w:t>Next=</w:t>
+      </w:r>
+      <w:r>
+        <w:rPr>
+          <w:rFonts w:ascii="Times New Roman" w:eastAsia="宋体" w:hAnsi="Times New Roman" w:cs="Times New Roman" w:hint="eastAsia"/>
+        </w:rPr>
+        <w:t>最终的</w:t>
+      </w:r>
+      <w:r>
+        <w:rPr>
+          <w:rFonts w:ascii="Times New Roman" w:eastAsia="宋体" w:hAnsi="Times New Roman" w:cs="Times New Roman" w:hint="eastAsia"/>
+        </w:rPr>
+        <w:t>图像</w:t>
+      </w:r>
+    </w:p>
+    <w:p>
+      <w:pPr>
+        <w:pStyle w:val="a9"/>
+        <w:numPr>
+          <w:ilvl w:val="0"/>
+          <w:numId w:val="50"/>
+        </w:numPr>
+        <w:rPr>
+          <w:rFonts w:ascii="Times New Roman" w:eastAsia="宋体" w:hAnsi="Times New Roman" w:cs="Times New Roman"/>
+        </w:rPr>
+      </w:pPr>
+      <w:r>
+        <w:rPr>
+          <w:rFonts w:ascii="Times New Roman" w:eastAsia="宋体" w:hAnsi="Times New Roman" w:cs="Times New Roman" w:hint="eastAsia"/>
+        </w:rPr>
         <w:lastRenderedPageBreak/>
-        <w:t>查找引用窗口增加</w:t>
-      </w:r>
-      <w:r>
-        <w:rPr>
-          <w:rFonts w:ascii="Times New Roman" w:eastAsia="宋体" w:hAnsi="Times New Roman" w:cs="Times New Roman" w:hint="eastAsia"/>
-        </w:rPr>
-        <w:t>跟随活动窗口</w:t>
-      </w:r>
-      <w:r>
-        <w:rPr>
-          <w:rFonts w:ascii="Times New Roman" w:eastAsia="宋体" w:hAnsi="Times New Roman" w:cs="Times New Roman" w:hint="eastAsia"/>
-        </w:rPr>
-        <w:t>选项，勾选后可以实时根据活动窗口切换内容</w:t>
-      </w:r>
-    </w:p>
-    <w:p>
-      <w:pPr>
-        <w:pStyle w:val="a9"/>
-        <w:numPr>
-          <w:ilvl w:val="0"/>
-          <w:numId w:val="50"/>
-        </w:numPr>
-        <w:rPr>
-          <w:rFonts w:ascii="Times New Roman" w:eastAsia="宋体" w:hAnsi="Times New Roman" w:cs="Times New Roman"/>
-        </w:rPr>
-      </w:pPr>
-      <w:r>
-        <w:rPr>
-          <w:rFonts w:ascii="Times New Roman" w:eastAsia="宋体" w:hAnsi="Times New Roman" w:cs="Times New Roman" w:hint="eastAsia"/>
-        </w:rPr>
-        <w:t>修复修改作战小队名称后，</w:t>
-      </w:r>
-      <w:r>
-        <w:rPr>
-          <w:rFonts w:ascii="Times New Roman" w:eastAsia="宋体" w:hAnsi="Times New Roman" w:cs="Times New Roman" w:hint="eastAsia"/>
-        </w:rPr>
-        <w:t>ai</w:t>
-      </w:r>
-      <w:r>
-        <w:rPr>
-          <w:rFonts w:ascii="Times New Roman" w:eastAsia="宋体" w:hAnsi="Times New Roman" w:cs="Times New Roman" w:hint="eastAsia"/>
-        </w:rPr>
-        <w:t>触发编辑器的小队</w:t>
-      </w:r>
-      <w:r>
-        <w:rPr>
-          <w:rFonts w:ascii="Times New Roman" w:eastAsia="宋体" w:hAnsi="Times New Roman" w:cs="Times New Roman" w:hint="eastAsia"/>
-        </w:rPr>
-        <w:t>#2</w:t>
-      </w:r>
-      <w:r>
-        <w:rPr>
-          <w:rFonts w:ascii="Times New Roman" w:eastAsia="宋体" w:hAnsi="Times New Roman" w:cs="Times New Roman" w:hint="eastAsia"/>
-        </w:rPr>
-        <w:t>显示错误的</w:t>
-      </w:r>
-      <w:r>
-        <w:rPr>
-          <w:rFonts w:ascii="Times New Roman" w:eastAsia="宋体" w:hAnsi="Times New Roman" w:cs="Times New Roman" w:hint="eastAsia"/>
-        </w:rPr>
-        <w:t>bug</w:t>
-      </w:r>
-    </w:p>
-    <w:p>
-      <w:pPr>
-        <w:pStyle w:val="a9"/>
-        <w:numPr>
-          <w:ilvl w:val="0"/>
-          <w:numId w:val="50"/>
-        </w:numPr>
-        <w:rPr>
-          <w:rFonts w:ascii="Times New Roman" w:eastAsia="宋体" w:hAnsi="Times New Roman" w:cs="Times New Roman"/>
-        </w:rPr>
-      </w:pPr>
-      <w:r>
-        <w:rPr>
-          <w:rFonts w:ascii="Times New Roman" w:eastAsia="宋体" w:hAnsi="Times New Roman" w:cs="Times New Roman" w:hint="eastAsia"/>
-        </w:rPr>
-        <w:t>触发、小队等编辑器支持为</w:t>
-      </w:r>
-      <w:r>
-        <w:rPr>
-          <w:rFonts w:ascii="Times New Roman" w:eastAsia="宋体" w:hAnsi="Times New Roman" w:cs="Times New Roman" w:hint="eastAsia"/>
-        </w:rPr>
-        <w:t>ID</w:t>
-      </w:r>
-      <w:r>
-        <w:rPr>
-          <w:rFonts w:ascii="Times New Roman" w:eastAsia="宋体" w:hAnsi="Times New Roman" w:cs="Times New Roman" w:hint="eastAsia"/>
-        </w:rPr>
-        <w:t>染色，双击拖拽小点即可设置颜色</w:t>
-      </w:r>
-    </w:p>
-    <w:p>
-      <w:pPr>
-        <w:pStyle w:val="a9"/>
-        <w:numPr>
-          <w:ilvl w:val="0"/>
-          <w:numId w:val="50"/>
-        </w:numPr>
-        <w:rPr>
-          <w:rFonts w:ascii="Times New Roman" w:eastAsia="宋体" w:hAnsi="Times New Roman" w:cs="Times New Roman"/>
-        </w:rPr>
-      </w:pPr>
-      <w:r>
-        <w:rPr>
-          <w:rFonts w:ascii="Times New Roman" w:eastAsia="宋体" w:hAnsi="Times New Roman" w:cs="Times New Roman" w:hint="eastAsia"/>
-        </w:rPr>
-        <w:t>单元标记支持笔刷大小放置</w:t>
-      </w:r>
-    </w:p>
-    <w:p>
-      <w:pPr>
-        <w:pStyle w:val="a9"/>
-        <w:numPr>
-          <w:ilvl w:val="0"/>
-          <w:numId w:val="50"/>
-        </w:numPr>
-        <w:rPr>
-          <w:rFonts w:ascii="Times New Roman" w:eastAsia="宋体" w:hAnsi="Times New Roman" w:cs="Times New Roman"/>
-        </w:rPr>
-      </w:pPr>
-      <w:r>
-        <w:rPr>
-          <w:rFonts w:ascii="Times New Roman" w:eastAsia="宋体" w:hAnsi="Times New Roman" w:cs="Times New Roman" w:hint="eastAsia"/>
-        </w:rPr>
-        <w:t>增加新的</w:t>
-      </w:r>
-      <w:r>
-        <w:rPr>
-          <w:rFonts w:ascii="Times New Roman" w:eastAsia="宋体" w:hAnsi="Times New Roman" w:cs="Times New Roman" w:hint="eastAsia"/>
-        </w:rPr>
-        <w:t>lua</w:t>
-      </w:r>
-      <w:r>
-        <w:rPr>
-          <w:rFonts w:ascii="Times New Roman" w:eastAsia="宋体" w:hAnsi="Times New Roman" w:cs="Times New Roman" w:hint="eastAsia"/>
-        </w:rPr>
-        <w:t>脚本，由</w:t>
-      </w:r>
-      <w:r>
-        <w:rPr>
-          <w:rFonts w:ascii="Times New Roman" w:eastAsia="宋体" w:hAnsi="Times New Roman" w:cs="Times New Roman" w:hint="eastAsia"/>
-        </w:rPr>
-        <w:t>AUY</w:t>
-      </w:r>
-      <w:r>
-        <w:rPr>
-          <w:rFonts w:ascii="Times New Roman" w:eastAsia="宋体" w:hAnsi="Times New Roman" w:cs="Times New Roman" w:hint="eastAsia"/>
-        </w:rPr>
-        <w:t>制作</w:t>
-      </w:r>
-    </w:p>
-    <w:p>
-      <w:pPr>
-        <w:pStyle w:val="a9"/>
-        <w:numPr>
-          <w:ilvl w:val="0"/>
-          <w:numId w:val="50"/>
-        </w:numPr>
-        <w:rPr>
-          <w:rFonts w:ascii="Times New Roman" w:eastAsia="宋体" w:hAnsi="Times New Roman" w:cs="Times New Roman"/>
-        </w:rPr>
-      </w:pPr>
-      <w:r>
-        <w:rPr>
-          <w:rFonts w:ascii="Times New Roman" w:eastAsia="宋体" w:hAnsi="Times New Roman" w:cs="Times New Roman" w:hint="eastAsia"/>
-        </w:rPr>
-        <w:t>修复跨地图类型粘贴时地形转换部分失效的</w:t>
-      </w:r>
-      <w:r>
-        <w:rPr>
-          <w:rFonts w:ascii="Times New Roman" w:eastAsia="宋体" w:hAnsi="Times New Roman" w:cs="Times New Roman" w:hint="eastAsia"/>
-        </w:rPr>
-        <w:t>bug</w:t>
-      </w:r>
-    </w:p>
-    <w:p>
-      <w:pPr>
-        <w:pStyle w:val="a9"/>
-        <w:numPr>
-          <w:ilvl w:val="0"/>
-          <w:numId w:val="50"/>
-        </w:numPr>
-        <w:rPr>
-          <w:rFonts w:ascii="Times New Roman" w:eastAsia="宋体" w:hAnsi="Times New Roman" w:cs="Times New Roman"/>
-        </w:rPr>
-      </w:pPr>
-      <w:r>
-        <w:rPr>
-          <w:rFonts w:ascii="Times New Roman" w:eastAsia="宋体" w:hAnsi="Times New Roman" w:cs="Times New Roman" w:hint="eastAsia"/>
-        </w:rPr>
-        <w:t>可以记录不同鼠标操作的笔刷大小，并在切换时自动还原，详见</w:t>
-      </w:r>
-      <w:r>
-        <w:rPr>
-          <w:rFonts w:ascii="Times New Roman" w:eastAsia="宋体" w:hAnsi="Times New Roman" w:cs="Times New Roman" w:hint="eastAsia"/>
-        </w:rPr>
-        <w:t>RecordBrushSizeHistory</w:t>
-      </w:r>
-    </w:p>
-    <w:p>
-      <w:pPr>
-        <w:pStyle w:val="a9"/>
-        <w:numPr>
-          <w:ilvl w:val="0"/>
-          <w:numId w:val="50"/>
-        </w:numPr>
-        <w:rPr>
-          <w:rFonts w:ascii="Times New Roman" w:eastAsia="宋体" w:hAnsi="Times New Roman" w:cs="Times New Roman"/>
-        </w:rPr>
-      </w:pPr>
-      <w:r>
-        <w:rPr>
-          <w:rFonts w:ascii="Times New Roman" w:eastAsia="宋体" w:hAnsi="Times New Roman" w:cs="Times New Roman" w:hint="eastAsia"/>
-        </w:rPr>
-        <w:t>增加</w:t>
-      </w:r>
-      <w:r>
-        <w:rPr>
-          <w:rFonts w:ascii="Times New Roman" w:eastAsia="宋体" w:hAnsi="Times New Roman" w:cs="Times New Roman" w:hint="eastAsia"/>
-        </w:rPr>
-        <w:t>/</w:t>
-      </w:r>
-      <w:r>
-        <w:rPr>
-          <w:rFonts w:ascii="Times New Roman" w:eastAsia="宋体" w:hAnsi="Times New Roman" w:cs="Times New Roman" w:hint="eastAsia"/>
-        </w:rPr>
-        <w:t>减少矿石支持调整笔刷大小</w:t>
-      </w:r>
-    </w:p>
-    <w:p>
-      <w:pPr>
-        <w:pStyle w:val="a9"/>
-        <w:numPr>
-          <w:ilvl w:val="0"/>
-          <w:numId w:val="50"/>
-        </w:numPr>
-        <w:rPr>
-          <w:rFonts w:ascii="Times New Roman" w:eastAsia="宋体" w:hAnsi="Times New Roman" w:cs="Times New Roman"/>
-        </w:rPr>
-      </w:pPr>
-      <w:r>
-        <w:rPr>
-          <w:rFonts w:ascii="Times New Roman" w:eastAsia="宋体" w:hAnsi="Times New Roman" w:cs="Times New Roman" w:hint="eastAsia"/>
-        </w:rPr>
-        <w:t>新增</w:t>
-      </w:r>
-      <w:r>
-        <w:rPr>
-          <w:rFonts w:ascii="Times New Roman" w:eastAsia="宋体" w:hAnsi="Times New Roman" w:cs="Times New Roman" w:hint="eastAsia"/>
-        </w:rPr>
-        <w:t>LuaDialog</w:t>
-      </w:r>
-      <w:r>
-        <w:rPr>
-          <w:rFonts w:ascii="Times New Roman" w:eastAsia="宋体" w:hAnsi="Times New Roman" w:cs="Times New Roman" w:hint="eastAsia"/>
-        </w:rPr>
-        <w:t>，可以在</w:t>
-      </w:r>
-      <w:r>
-        <w:rPr>
-          <w:rFonts w:ascii="Times New Roman" w:eastAsia="宋体" w:hAnsi="Times New Roman" w:cs="Times New Roman" w:hint="eastAsia"/>
-        </w:rPr>
-        <w:t>lua</w:t>
-      </w:r>
-      <w:r>
-        <w:rPr>
-          <w:rFonts w:ascii="Times New Roman" w:eastAsia="宋体" w:hAnsi="Times New Roman" w:cs="Times New Roman" w:hint="eastAsia"/>
-        </w:rPr>
-        <w:t>脚本内动态创建自定义窗口</w:t>
-      </w:r>
-    </w:p>
-    <w:p>
-      <w:pPr>
-        <w:pStyle w:val="a9"/>
-        <w:numPr>
-          <w:ilvl w:val="0"/>
-          <w:numId w:val="50"/>
-        </w:numPr>
-        <w:rPr>
-          <w:rFonts w:ascii="Times New Roman" w:eastAsia="宋体" w:hAnsi="Times New Roman" w:cs="Times New Roman"/>
-        </w:rPr>
-      </w:pPr>
-      <w:r>
-        <w:rPr>
-          <w:rFonts w:ascii="Times New Roman" w:eastAsia="宋体" w:hAnsi="Times New Roman" w:cs="Times New Roman" w:hint="eastAsia"/>
-        </w:rPr>
-        <w:t>修复改变地图大小后建筑灯光没有刷新的</w:t>
-      </w:r>
-      <w:r>
-        <w:rPr>
-          <w:rFonts w:ascii="Times New Roman" w:eastAsia="宋体" w:hAnsi="Times New Roman" w:cs="Times New Roman" w:hint="eastAsia"/>
-        </w:rPr>
-        <w:t>bug</w:t>
-      </w:r>
-    </w:p>
-    <w:p>
-      <w:pPr>
-        <w:pStyle w:val="a9"/>
-        <w:numPr>
-          <w:ilvl w:val="0"/>
-          <w:numId w:val="50"/>
-        </w:numPr>
-        <w:rPr>
-          <w:rFonts w:ascii="Times New Roman" w:eastAsia="宋体" w:hAnsi="Times New Roman" w:cs="Times New Roman"/>
-        </w:rPr>
-      </w:pPr>
-      <w:r>
-        <w:rPr>
-          <w:rFonts w:ascii="Times New Roman" w:eastAsia="宋体" w:hAnsi="Times New Roman" w:cs="Times New Roman" w:hint="eastAsia"/>
-        </w:rPr>
-        <w:t>多选模式可以显示不同矿石类型的价格</w:t>
-      </w:r>
-    </w:p>
-    <w:p>
-      <w:pPr>
-        <w:pStyle w:val="a9"/>
-        <w:numPr>
-          <w:ilvl w:val="0"/>
-          <w:numId w:val="50"/>
-        </w:numPr>
-        <w:rPr>
-          <w:rFonts w:ascii="Times New Roman" w:eastAsia="宋体" w:hAnsi="Times New Roman" w:cs="Times New Roman"/>
-        </w:rPr>
-      </w:pPr>
-      <w:r>
-        <w:rPr>
-          <w:rFonts w:ascii="Times New Roman" w:eastAsia="宋体" w:hAnsi="Times New Roman" w:cs="Times New Roman" w:hint="eastAsia"/>
-        </w:rPr>
-        <w:t>优化了绘图界面缩小时的渲染性能</w:t>
-      </w:r>
-    </w:p>
-    <w:p>
-      <w:pPr>
-        <w:pStyle w:val="a9"/>
-        <w:numPr>
-          <w:ilvl w:val="0"/>
-          <w:numId w:val="50"/>
-        </w:numPr>
-        <w:rPr>
-          <w:rFonts w:ascii="Times New Roman" w:eastAsia="宋体" w:hAnsi="Times New Roman" w:cs="Times New Roman"/>
-        </w:rPr>
-      </w:pPr>
-      <w:r>
-        <w:rPr>
-          <w:rFonts w:ascii="Times New Roman" w:eastAsia="宋体" w:hAnsi="Times New Roman" w:cs="Times New Roman" w:hint="eastAsia"/>
-        </w:rPr>
-        <w:t>修复使用触发编辑器拖拽小点为步兵关联标签时，已关联标记没有依据步兵子单元格显示的</w:t>
-      </w:r>
-      <w:r>
-        <w:rPr>
-          <w:rFonts w:ascii="Times New Roman" w:eastAsia="宋体" w:hAnsi="Times New Roman" w:cs="Times New Roman" w:hint="eastAsia"/>
-        </w:rPr>
-        <w:t>bug</w:t>
-      </w:r>
-    </w:p>
-    <w:p>
-      <w:pPr>
-        <w:pStyle w:val="a9"/>
-        <w:numPr>
-          <w:ilvl w:val="0"/>
-          <w:numId w:val="50"/>
-        </w:numPr>
-        <w:rPr>
-          <w:rFonts w:ascii="Times New Roman" w:eastAsia="宋体" w:hAnsi="Times New Roman" w:cs="Times New Roman"/>
-        </w:rPr>
-      </w:pPr>
-      <w:r>
-        <w:rPr>
-          <w:rFonts w:ascii="Times New Roman" w:eastAsia="宋体" w:hAnsi="Times New Roman" w:cs="Times New Roman" w:hint="eastAsia"/>
-        </w:rPr>
-        <w:t>Lua</w:t>
-      </w:r>
-      <w:r>
-        <w:rPr>
-          <w:rFonts w:ascii="Times New Roman" w:eastAsia="宋体" w:hAnsi="Times New Roman" w:cs="Times New Roman" w:hint="eastAsia"/>
-        </w:rPr>
-        <w:t>脚本终端可以开启</w:t>
-      </w:r>
-      <w:r>
-        <w:rPr>
-          <w:rFonts w:ascii="Times New Roman" w:eastAsia="宋体" w:hAnsi="Times New Roman" w:cs="Times New Roman" w:hint="eastAsia"/>
-        </w:rPr>
-        <w:t>MCP</w:t>
-      </w:r>
-      <w:r>
-        <w:rPr>
-          <w:rFonts w:ascii="Times New Roman" w:eastAsia="宋体" w:hAnsi="Times New Roman" w:cs="Times New Roman" w:hint="eastAsia"/>
-        </w:rPr>
-        <w:t>服务器，接入大语言模型调用</w:t>
-      </w:r>
-      <w:r>
-        <w:rPr>
-          <w:rFonts w:ascii="Times New Roman" w:eastAsia="宋体" w:hAnsi="Times New Roman" w:cs="Times New Roman" w:hint="eastAsia"/>
-        </w:rPr>
-        <w:t>lua</w:t>
-      </w:r>
-      <w:r>
-        <w:rPr>
-          <w:rFonts w:ascii="Times New Roman" w:eastAsia="宋体" w:hAnsi="Times New Roman" w:cs="Times New Roman" w:hint="eastAsia"/>
-        </w:rPr>
-        <w:t>脚本</w:t>
-      </w:r>
-      <w:r>
-        <w:rPr>
-          <w:rFonts w:ascii="Times New Roman" w:eastAsia="宋体" w:hAnsi="Times New Roman" w:cs="Times New Roman" w:hint="eastAsia"/>
-        </w:rPr>
-        <w:t>。详见</w:t>
-      </w:r>
-      <w:r>
-        <w:rPr>
-          <w:rFonts w:ascii="Times New Roman" w:eastAsia="宋体" w:hAnsi="Times New Roman" w:cs="Times New Roman" w:hint="eastAsia"/>
-        </w:rPr>
-        <w:t>MCP.Enable</w:t>
-      </w:r>
-    </w:p>
-    <w:p>
-      <w:pPr>
-        <w:pStyle w:val="a9"/>
-        <w:numPr>
-          <w:ilvl w:val="0"/>
-          <w:numId w:val="50"/>
-        </w:numPr>
-        <w:rPr>
-          <w:rFonts w:ascii="Times New Roman" w:eastAsia="宋体" w:hAnsi="Times New Roman" w:cs="Times New Roman"/>
-        </w:rPr>
-      </w:pPr>
-      <w:r>
-        <w:rPr>
-          <w:rFonts w:ascii="Times New Roman" w:eastAsia="宋体" w:hAnsi="Times New Roman" w:cs="Times New Roman" w:hint="eastAsia"/>
-        </w:rPr>
-        <w:t>修复渲染部分</w:t>
-      </w:r>
-      <w:r>
-        <w:rPr>
-          <w:rFonts w:ascii="Times New Roman" w:eastAsia="宋体" w:hAnsi="Times New Roman" w:cs="Times New Roman" w:hint="eastAsia"/>
-        </w:rPr>
-        <w:t>vxl</w:t>
-      </w:r>
-      <w:r>
-        <w:rPr>
-          <w:rFonts w:ascii="Times New Roman" w:eastAsia="宋体" w:hAnsi="Times New Roman" w:cs="Times New Roman" w:hint="eastAsia"/>
-        </w:rPr>
-        <w:t>时崩溃的</w:t>
-      </w:r>
-      <w:r>
-        <w:rPr>
-          <w:rFonts w:ascii="Times New Roman" w:eastAsia="宋体" w:hAnsi="Times New Roman" w:cs="Times New Roman" w:hint="eastAsia"/>
-        </w:rPr>
-        <w:t>bug</w:t>
-      </w:r>
-    </w:p>
-    <w:p>
-      <w:pPr>
-        <w:pStyle w:val="a9"/>
-        <w:numPr>
-          <w:ilvl w:val="0"/>
-          <w:numId w:val="50"/>
-        </w:numPr>
-        <w:rPr>
-          <w:rFonts w:ascii="Times New Roman" w:eastAsia="宋体" w:hAnsi="Times New Roman" w:cs="Times New Roman"/>
-        </w:rPr>
-      </w:pPr>
-      <w:r>
-        <w:rPr>
-          <w:rFonts w:ascii="Times New Roman" w:eastAsia="宋体" w:hAnsi="Times New Roman" w:cs="Times New Roman" w:hint="eastAsia"/>
-        </w:rPr>
-        <w:t>基本设置窗口增加背景音乐和载入界面背景音乐选项</w:t>
-      </w:r>
-    </w:p>
-    <w:p>
-      <w:pPr>
-        <w:pStyle w:val="a9"/>
-        <w:numPr>
-          <w:ilvl w:val="0"/>
-          <w:numId w:val="50"/>
-        </w:numPr>
-        <w:rPr>
-          <w:rFonts w:ascii="Times New Roman" w:eastAsia="宋体" w:hAnsi="Times New Roman" w:cs="Times New Roman"/>
-        </w:rPr>
-      </w:pPr>
-      <w:r>
-        <w:rPr>
-          <w:rFonts w:ascii="Times New Roman" w:eastAsia="宋体" w:hAnsi="Times New Roman" w:cs="Times New Roman" w:hint="eastAsia"/>
-        </w:rPr>
-        <w:t>单人任务设置</w:t>
-      </w:r>
-      <w:r>
-        <w:rPr>
-          <w:rFonts w:ascii="Times New Roman" w:eastAsia="宋体" w:hAnsi="Times New Roman" w:cs="Times New Roman" w:hint="eastAsia"/>
-        </w:rPr>
-        <w:t>-</w:t>
-      </w:r>
-      <w:r>
-        <w:rPr>
-          <w:rFonts w:ascii="Times New Roman" w:eastAsia="宋体" w:hAnsi="Times New Roman" w:cs="Times New Roman" w:hint="eastAsia"/>
-        </w:rPr>
-        <w:t>幻影伪装树木可以使用绘制随机树木窗口进行选择</w:t>
-      </w:r>
-    </w:p>
-    <w:p>
-      <w:pPr>
-        <w:pStyle w:val="a9"/>
-        <w:numPr>
-          <w:ilvl w:val="0"/>
-          <w:numId w:val="50"/>
-        </w:numPr>
-        <w:rPr>
-          <w:rFonts w:ascii="Times New Roman" w:eastAsia="宋体" w:hAnsi="Times New Roman" w:cs="Times New Roman"/>
-        </w:rPr>
-      </w:pPr>
-      <w:r>
-        <w:rPr>
-          <w:rFonts w:ascii="Times New Roman" w:eastAsia="宋体" w:hAnsi="Times New Roman" w:cs="Times New Roman" w:hint="eastAsia"/>
-        </w:rPr>
-        <w:t>放置高架桥头时，可以显示辅助参考线</w:t>
-      </w:r>
-    </w:p>
-    <w:p>
-      <w:pPr>
-        <w:pStyle w:val="a9"/>
-        <w:numPr>
-          <w:ilvl w:val="0"/>
-          <w:numId w:val="50"/>
-        </w:numPr>
-        <w:rPr>
-          <w:rFonts w:ascii="Times New Roman" w:eastAsia="宋体" w:hAnsi="Times New Roman" w:cs="Times New Roman"/>
-        </w:rPr>
-      </w:pPr>
-      <w:r>
-        <w:rPr>
-          <w:rFonts w:ascii="Times New Roman" w:eastAsia="宋体" w:hAnsi="Times New Roman" w:cs="Times New Roman" w:hint="eastAsia"/>
-        </w:rPr>
-        <w:t>为触发编辑器检查下级触发是否是自身添加开关，详见</w:t>
-      </w:r>
-      <w:r>
-        <w:rPr>
-          <w:rFonts w:ascii="Times New Roman" w:eastAsia="宋体" w:hAnsi="Times New Roman" w:cs="Times New Roman" w:hint="eastAsia"/>
-        </w:rPr>
-        <w:t>AttachedTriggerIsSelfCheck</w:t>
-      </w:r>
-    </w:p>
-    <w:p>
-      <w:pPr>
-        <w:pStyle w:val="a9"/>
-        <w:numPr>
-          <w:ilvl w:val="0"/>
-          <w:numId w:val="50"/>
-        </w:numPr>
-        <w:rPr>
-          <w:rFonts w:ascii="Times New Roman" w:eastAsia="宋体" w:hAnsi="Times New Roman" w:cs="Times New Roman"/>
-        </w:rPr>
-      </w:pPr>
-      <w:r>
-        <w:rPr>
-          <w:rFonts w:ascii="Times New Roman" w:eastAsia="宋体" w:hAnsi="Times New Roman" w:cs="Times New Roman" w:hint="eastAsia"/>
-        </w:rPr>
-        <w:t>修复遭遇战地图预览渲染时没有正确标记高架桥的</w:t>
-      </w:r>
-      <w:r>
-        <w:rPr>
-          <w:rFonts w:ascii="Times New Roman" w:eastAsia="宋体" w:hAnsi="Times New Roman" w:cs="Times New Roman" w:hint="eastAsia"/>
-        </w:rPr>
-        <w:t>bug</w:t>
-      </w:r>
-    </w:p>
-    <w:p>
-      <w:pPr>
-        <w:pStyle w:val="a9"/>
-        <w:numPr>
-          <w:ilvl w:val="0"/>
-          <w:numId w:val="50"/>
-        </w:numPr>
-        <w:rPr>
-          <w:rFonts w:ascii="Times New Roman" w:eastAsia="宋体" w:hAnsi="Times New Roman" w:cs="Times New Roman"/>
-        </w:rPr>
-      </w:pPr>
-      <w:r>
-        <w:rPr>
-          <w:rFonts w:ascii="Times New Roman" w:eastAsia="宋体" w:hAnsi="Times New Roman" w:cs="Times New Roman" w:hint="eastAsia"/>
-        </w:rPr>
-        <w:t>为</w:t>
-      </w:r>
-      <w:r>
-        <w:rPr>
-          <w:rFonts w:ascii="Times New Roman" w:eastAsia="宋体" w:hAnsi="Times New Roman" w:cs="Times New Roman" w:hint="eastAsia"/>
-        </w:rPr>
-        <w:t>Lua</w:t>
-      </w:r>
-      <w:r>
-        <w:rPr>
-          <w:rFonts w:ascii="Times New Roman" w:eastAsia="宋体" w:hAnsi="Times New Roman" w:cs="Times New Roman" w:hint="eastAsia"/>
-        </w:rPr>
-        <w:t>脚本终端添加安全检查，会在执行前静态检查高危操作，详见</w:t>
-      </w:r>
-      <w:r>
-        <w:rPr>
-          <w:rFonts w:ascii="Times New Roman" w:eastAsia="宋体" w:hAnsi="Times New Roman" w:cs="Times New Roman" w:hint="eastAsia"/>
-        </w:rPr>
-        <w:t>DisableLuaConsoleSafetyCheck</w:t>
-      </w:r>
-    </w:p>
-    <w:p>
-      <w:pPr>
-        <w:pStyle w:val="a9"/>
-        <w:numPr>
-          <w:ilvl w:val="0"/>
-          <w:numId w:val="50"/>
-        </w:numPr>
-        <w:rPr>
-          <w:rFonts w:ascii="Times New Roman" w:eastAsia="宋体" w:hAnsi="Times New Roman" w:cs="Times New Roman"/>
-        </w:rPr>
-      </w:pPr>
-      <w:r>
-        <w:rPr>
-          <w:rFonts w:ascii="Times New Roman" w:eastAsia="宋体" w:hAnsi="Times New Roman" w:cs="Times New Roman" w:hint="eastAsia"/>
-        </w:rPr>
-        <w:t>可以在地图视图内按方向键调节视角，同时按住</w:t>
-      </w:r>
-      <w:r>
-        <w:rPr>
-          <w:rFonts w:ascii="Times New Roman" w:eastAsia="宋体" w:hAnsi="Times New Roman" w:cs="Times New Roman" w:hint="eastAsia"/>
-        </w:rPr>
-        <w:t>ctrl</w:t>
-      </w:r>
-      <w:r>
-        <w:rPr>
-          <w:rFonts w:ascii="Times New Roman" w:eastAsia="宋体" w:hAnsi="Times New Roman" w:cs="Times New Roman" w:hint="eastAsia"/>
-        </w:rPr>
-        <w:t>键加速移动</w:t>
-      </w:r>
-    </w:p>
-    <w:p>
-      <w:pPr>
-        <w:pStyle w:val="a9"/>
-        <w:numPr>
-          <w:ilvl w:val="0"/>
-          <w:numId w:val="50"/>
-        </w:numPr>
-        <w:rPr>
-          <w:rFonts w:ascii="Times New Roman" w:eastAsia="宋体" w:hAnsi="Times New Roman" w:cs="Times New Roman"/>
-        </w:rPr>
-      </w:pPr>
-      <w:r>
-        <w:rPr>
-          <w:rFonts w:ascii="Times New Roman" w:eastAsia="宋体" w:hAnsi="Times New Roman" w:cs="Times New Roman" w:hint="eastAsia"/>
-        </w:rPr>
-        <w:t>修复部分遭遇战地图所属方选项重复的</w:t>
-      </w:r>
-      <w:r>
-        <w:rPr>
-          <w:rFonts w:ascii="Times New Roman" w:eastAsia="宋体" w:hAnsi="Times New Roman" w:cs="Times New Roman" w:hint="eastAsia"/>
-        </w:rPr>
-        <w:t>bug</w:t>
-      </w:r>
-    </w:p>
-    <w:p>
-      <w:pPr>
-        <w:pStyle w:val="a9"/>
-        <w:numPr>
-          <w:ilvl w:val="0"/>
-          <w:numId w:val="50"/>
-        </w:numPr>
-        <w:rPr>
-          <w:rFonts w:ascii="Times New Roman" w:eastAsia="宋体" w:hAnsi="Times New Roman" w:cs="Times New Roman"/>
-        </w:rPr>
-      </w:pPr>
-      <w:r>
-        <w:rPr>
-          <w:rFonts w:ascii="Times New Roman" w:eastAsia="宋体" w:hAnsi="Times New Roman" w:cs="Times New Roman" w:hint="eastAsia"/>
-        </w:rPr>
-        <w:t>重写单位属性对话框，标签支持搜索，所属方可以显示颜色</w:t>
-      </w:r>
-    </w:p>
-    <w:p>
-      <w:pPr>
-        <w:pStyle w:val="a9"/>
-        <w:numPr>
-          <w:ilvl w:val="0"/>
-          <w:numId w:val="50"/>
-        </w:numPr>
-        <w:rPr>
-          <w:rFonts w:ascii="Times New Roman" w:eastAsia="宋体" w:hAnsi="Times New Roman" w:cs="Times New Roman"/>
-        </w:rPr>
-      </w:pPr>
-      <w:r>
-        <w:rPr>
-          <w:rFonts w:ascii="Times New Roman" w:eastAsia="宋体" w:hAnsi="Times New Roman" w:cs="Times New Roman" w:hint="eastAsia"/>
-        </w:rPr>
-        <w:t>支持将</w:t>
-      </w:r>
-      <w:r>
-        <w:rPr>
-          <w:rFonts w:ascii="Times New Roman" w:eastAsia="宋体" w:hAnsi="Times New Roman" w:cs="Times New Roman" w:hint="eastAsia"/>
-        </w:rPr>
-        <w:t>物品浏览器和</w:t>
-      </w:r>
-      <w:r>
-        <w:rPr>
-          <w:rFonts w:ascii="Times New Roman" w:eastAsia="宋体" w:hAnsi="Times New Roman" w:cs="Times New Roman" w:hint="eastAsia"/>
-        </w:rPr>
-        <w:t>地形浏览器作为一个独立窗口显示</w:t>
-      </w:r>
-      <w:r>
-        <w:rPr>
-          <w:rFonts w:ascii="Times New Roman" w:eastAsia="宋体" w:hAnsi="Times New Roman" w:cs="Times New Roman" w:hint="eastAsia"/>
-        </w:rPr>
-        <w:t>，可以调节透明度</w:t>
-      </w:r>
-      <w:r>
-        <w:rPr>
-          <w:rFonts w:ascii="Times New Roman" w:eastAsia="宋体" w:hAnsi="Times New Roman" w:cs="Times New Roman" w:hint="eastAsia"/>
-        </w:rPr>
-        <w:t>，详见</w:t>
-      </w:r>
-      <w:r>
-        <w:rPr>
-          <w:rFonts w:ascii="Times New Roman" w:eastAsia="宋体" w:hAnsi="Times New Roman" w:cs="Times New Roman" w:hint="eastAsia"/>
-        </w:rPr>
-        <w:t>ViewObjectsFloating</w:t>
-      </w:r>
-      <w:r>
-        <w:rPr>
-          <w:rFonts w:ascii="Times New Roman" w:eastAsia="宋体" w:hAnsi="Times New Roman" w:cs="Times New Roman" w:hint="eastAsia"/>
-        </w:rPr>
-        <w:t>和</w:t>
-      </w:r>
-      <w:r>
-        <w:rPr>
-          <w:rFonts w:ascii="Times New Roman" w:eastAsia="宋体" w:hAnsi="Times New Roman" w:cs="Times New Roman" w:hint="eastAsia"/>
-        </w:rPr>
-        <w:t>TileSetBrowserFloating</w:t>
-      </w:r>
-    </w:p>
-    <w:p>
-      <w:pPr>
-        <w:pStyle w:val="a9"/>
-        <w:numPr>
-          <w:ilvl w:val="0"/>
-          <w:numId w:val="50"/>
-        </w:numPr>
-        <w:rPr>
-          <w:rFonts w:ascii="Times New Roman" w:eastAsia="宋体" w:hAnsi="Times New Roman" w:cs="Times New Roman"/>
-        </w:rPr>
-      </w:pPr>
-      <w:r>
-        <w:rPr>
-          <w:rFonts w:ascii="Times New Roman" w:eastAsia="宋体" w:hAnsi="Times New Roman" w:cs="Times New Roman" w:hint="eastAsia"/>
-        </w:rPr>
-        <w:t>绝大多数窗口可以调节透明度</w:t>
-      </w:r>
-    </w:p>
-    <w:p>
-      <w:pPr>
-        <w:pStyle w:val="a9"/>
-        <w:numPr>
-          <w:ilvl w:val="0"/>
-          <w:numId w:val="50"/>
-        </w:numPr>
-        <w:rPr>
-          <w:rFonts w:ascii="Times New Roman" w:eastAsia="宋体" w:hAnsi="Times New Roman" w:cs="Times New Roman"/>
-        </w:rPr>
-      </w:pPr>
-      <w:r>
-        <w:rPr>
-          <w:rFonts w:ascii="Times New Roman" w:eastAsia="宋体" w:hAnsi="Times New Roman" w:cs="Times New Roman" w:hint="eastAsia"/>
-        </w:rPr>
-        <w:t>修复部分情况下按工具栏擦除覆盖物等按钮不生效的</w:t>
-      </w:r>
-      <w:r>
-        <w:rPr>
-          <w:rFonts w:ascii="Times New Roman" w:eastAsia="宋体" w:hAnsi="Times New Roman" w:cs="Times New Roman" w:hint="eastAsia"/>
-        </w:rPr>
-        <w:t>bug</w:t>
-      </w:r>
-    </w:p>
-    <w:p>
-      <w:pPr>
-        <w:pStyle w:val="a9"/>
-        <w:numPr>
-          <w:ilvl w:val="0"/>
-          <w:numId w:val="50"/>
-        </w:numPr>
-        <w:rPr>
-          <w:rFonts w:ascii="Times New Roman" w:eastAsia="宋体" w:hAnsi="Times New Roman" w:cs="Times New Roman"/>
-        </w:rPr>
-      </w:pPr>
-      <w:r>
-        <w:rPr>
-          <w:rFonts w:ascii="Times New Roman" w:eastAsia="宋体" w:hAnsi="Times New Roman" w:cs="Times New Roman" w:hint="eastAsia"/>
-        </w:rPr>
-        <w:t>修复暗色模式下非主程序菜单的背景色被错误填充的</w:t>
-      </w:r>
-      <w:r>
-        <w:rPr>
-          <w:rFonts w:ascii="Times New Roman" w:eastAsia="宋体" w:hAnsi="Times New Roman" w:cs="Times New Roman" w:hint="eastAsia"/>
-        </w:rPr>
-        <w:t>bug</w:t>
-      </w:r>
-    </w:p>
-    <w:p>
-      <w:pPr>
-        <w:pStyle w:val="a9"/>
-        <w:numPr>
-          <w:ilvl w:val="0"/>
-          <w:numId w:val="50"/>
-        </w:numPr>
-        <w:rPr>
-          <w:rFonts w:ascii="Times New Roman" w:eastAsia="宋体" w:hAnsi="Times New Roman" w:cs="Times New Roman"/>
-        </w:rPr>
-      </w:pPr>
-      <w:r>
-        <w:rPr>
-          <w:rFonts w:ascii="Times New Roman" w:eastAsia="宋体" w:hAnsi="Times New Roman" w:cs="Times New Roman" w:hint="eastAsia"/>
-        </w:rPr>
-        <w:t>为触发编辑器、</w:t>
-      </w:r>
-      <w:r>
-        <w:rPr>
-          <w:rFonts w:ascii="Times New Roman" w:eastAsia="宋体" w:hAnsi="Times New Roman" w:cs="Times New Roman" w:hint="eastAsia"/>
-        </w:rPr>
-        <w:t>AI</w:t>
-      </w:r>
-      <w:r>
-        <w:rPr>
-          <w:rFonts w:ascii="Times New Roman" w:eastAsia="宋体" w:hAnsi="Times New Roman" w:cs="Times New Roman" w:hint="eastAsia"/>
-        </w:rPr>
-        <w:t>触发编辑器增加跳转按钮，可以跳转到参数对应的路径点、小队等位置</w:t>
-      </w:r>
-    </w:p>
-    <w:p>
-      <w:pPr>
-        <w:pStyle w:val="a9"/>
-        <w:numPr>
-          <w:ilvl w:val="0"/>
-          <w:numId w:val="50"/>
-        </w:numPr>
-        <w:rPr>
-          <w:rFonts w:ascii="Times New Roman" w:eastAsia="宋体" w:hAnsi="Times New Roman" w:cs="Times New Roman"/>
-        </w:rPr>
-      </w:pPr>
-      <w:r>
-        <w:rPr>
-          <w:rFonts w:ascii="Times New Roman" w:eastAsia="宋体" w:hAnsi="Times New Roman" w:cs="Times New Roman" w:hint="eastAsia"/>
-        </w:rPr>
-        <w:t>受损火焰能正确被其他单位遮挡</w:t>
-      </w:r>
-      <w:r>
-        <w:rPr>
-          <w:rFonts w:ascii="Times New Roman" w:eastAsia="宋体" w:hAnsi="Times New Roman" w:cs="Times New Roman" w:hint="eastAsia"/>
-        </w:rPr>
-        <w:t>，可以读取</w:t>
-      </w:r>
-      <w:r>
-        <w:rPr>
-          <w:rFonts w:ascii="Times New Roman" w:eastAsia="宋体" w:hAnsi="Times New Roman" w:cs="Times New Roman" w:hint="eastAsia"/>
-        </w:rPr>
-        <w:t>Next=</w:t>
-      </w:r>
-      <w:r>
-        <w:rPr>
-          <w:rFonts w:ascii="Times New Roman" w:eastAsia="宋体" w:hAnsi="Times New Roman" w:cs="Times New Roman" w:hint="eastAsia"/>
-        </w:rPr>
-        <w:t>最终的</w:t>
-      </w:r>
-      <w:r>
-        <w:rPr>
-          <w:rFonts w:ascii="Times New Roman" w:eastAsia="宋体" w:hAnsi="Times New Roman" w:cs="Times New Roman" w:hint="eastAsia"/>
-        </w:rPr>
-        <w:t>图像</w:t>
-      </w:r>
-    </w:p>
-    <w:p>
-      <w:pPr>
-        <w:pStyle w:val="a9"/>
-        <w:numPr>
-          <w:ilvl w:val="0"/>
-          <w:numId w:val="50"/>
-        </w:numPr>
-        <w:rPr>
-          <w:rFonts w:ascii="Times New Roman" w:eastAsia="宋体" w:hAnsi="Times New Roman" w:cs="Times New Roman"/>
-        </w:rPr>
-      </w:pPr>
-      <w:r>
-        <w:rPr>
-          <w:rFonts w:ascii="Times New Roman" w:eastAsia="宋体" w:hAnsi="Times New Roman" w:cs="Times New Roman" w:hint="eastAsia"/>
-        </w:rPr>
-        <w:t>抬升、降低、平坦地表工具增加顶点模式，切换后可以直接修改顶点高度，</w:t>
-      </w:r>
-      <w:r>
-        <w:rPr>
-          <w:rFonts w:ascii="Times New Roman" w:eastAsia="宋体" w:hAnsi="Times New Roman" w:cs="Times New Roman" w:hint="eastAsia"/>
-        </w:rPr>
-        <w:lastRenderedPageBreak/>
-        <w:t>生成更精细的斜坡</w:t>
+        <w:t>抬升、降低、平坦地表工具增加顶点模式，切换后可以直接修改顶点高度，生成更精细的斜坡</w:t>
       </w:r>
     </w:p>
     <w:p>
@@ -4049,6 +4067,7 @@
         <w:rPr>
           <w:rFonts w:ascii="Times New Roman" w:eastAsia="宋体" w:hAnsi="Times New Roman" w:cs="Times New Roman" w:hint="eastAsia"/>
         </w:rPr>
+        <w:lastRenderedPageBreak/>
         <w:t>修复在老系统上展开下拉菜单使用滚轮时，会错误触发文本框选择切换的</w:t>
       </w:r>
       <w:r>
@@ -4073,7 +4092,6 @@
         <w:rPr>
           <w:rFonts w:ascii="Times New Roman" w:eastAsia="宋体" w:hAnsi="Times New Roman" w:cs="Times New Roman" w:hint="eastAsia"/>
         </w:rPr>
-        <w:lastRenderedPageBreak/>
         <w:t>修复</w:t>
       </w:r>
       <w:r>
@@ -4965,6 +4983,7 @@
         <w:rPr>
           <w:rFonts w:ascii="Times New Roman" w:eastAsia="宋体" w:hAnsi="Times New Roman" w:cs="Times New Roman" w:hint="eastAsia"/>
         </w:rPr>
+        <w:lastRenderedPageBreak/>
         <w:t>可以记忆地形浏览器的大小</w:t>
       </w:r>
     </w:p>
@@ -4983,7 +5002,6 @@
         <w:rPr>
           <w:rFonts w:ascii="Times New Roman" w:eastAsia="宋体" w:hAnsi="Times New Roman" w:cs="Times New Roman" w:hint="eastAsia"/>
         </w:rPr>
-        <w:lastRenderedPageBreak/>
         <w:t>地形浏览器、覆盖物浏览器、对象查看器可以按住</w:t>
       </w:r>
       <w:r>
@@ -5892,6 +5910,7 @@
         <w:rPr>
           <w:rFonts w:ascii="Times New Roman" w:eastAsia="宋体" w:hAnsi="Times New Roman" w:cs="Times New Roman" w:hint="eastAsia"/>
         </w:rPr>
+        <w:lastRenderedPageBreak/>
         <w:t>AI</w:t>
       </w:r>
       <w:r>
@@ -5922,7 +5941,6 @@
         <w:rPr>
           <w:rFonts w:ascii="Times New Roman" w:eastAsia="宋体" w:hAnsi="Times New Roman" w:cs="Times New Roman" w:hint="eastAsia"/>
         </w:rPr>
-        <w:lastRenderedPageBreak/>
         <w:t>修复通用格式刷同时应用于多种不同对象时，</w:t>
       </w:r>
       <w:r>
@@ -6777,6 +6795,7 @@
         <w:rPr>
           <w:rFonts w:ascii="Times New Roman" w:eastAsia="宋体" w:hAnsi="Times New Roman" w:cs="Times New Roman" w:hint="eastAsia"/>
         </w:rPr>
+        <w:lastRenderedPageBreak/>
         <w:t>修复导入已存在的地图对话框中三个导入选项不正常的</w:t>
       </w:r>
       <w:r>
@@ -6801,7 +6820,6 @@
         <w:rPr>
           <w:rFonts w:ascii="Times New Roman" w:eastAsia="宋体" w:hAnsi="Times New Roman" w:cs="Times New Roman" w:hint="eastAsia"/>
         </w:rPr>
-        <w:lastRenderedPageBreak/>
         <w:t>地图工具</w:t>
       </w:r>
       <w:r>
@@ -7855,6 +7873,7 @@
         <w:rPr>
           <w:rFonts w:ascii="Times New Roman" w:eastAsia="宋体" w:hAnsi="Times New Roman" w:cs="Times New Roman" w:hint="eastAsia"/>
         </w:rPr>
+        <w:lastRenderedPageBreak/>
         <w:t>支持自定义气候类型的</w:t>
       </w:r>
       <w:r>
@@ -7895,7 +7914,6 @@
           <w:kern w:val="0"/>
           <w14:ligatures w14:val="none"/>
         </w:rPr>
-        <w:lastRenderedPageBreak/>
         <w:t>科技类型、</w:t>
       </w:r>
       <w:r>
@@ -9038,6 +9056,7 @@
         <w:rPr>
           <w:rFonts w:ascii="Times New Roman" w:eastAsia="宋体" w:hAnsi="Times New Roman" w:cs="Times New Roman" w:hint="eastAsia"/>
         </w:rPr>
+        <w:lastRenderedPageBreak/>
         <w:t>修复当显示缺省图像开启时，对没有影子帧的单位显示缺省阴影的</w:t>
       </w:r>
       <w:r>
@@ -9062,7 +9081,6 @@
         <w:rPr>
           <w:rFonts w:ascii="Times New Roman" w:eastAsia="宋体" w:hAnsi="Times New Roman" w:cs="Times New Roman" w:hint="eastAsia"/>
         </w:rPr>
-        <w:lastRenderedPageBreak/>
         <w:t>支持读取</w:t>
       </w:r>
       <w:r>
@@ -10059,6 +10077,7 @@
         <w:rPr>
           <w:rFonts w:ascii="Times New Roman" w:eastAsia="宋体" w:hAnsi="Times New Roman" w:cs="Times New Roman" w:hint="eastAsia"/>
         </w:rPr>
+        <w:lastRenderedPageBreak/>
         <w:t>支持车辆单位的额外炮塔和额外炮管</w:t>
       </w:r>
     </w:p>
@@ -10077,7 +10096,6 @@
         <w:rPr>
           <w:rFonts w:ascii="Times New Roman" w:eastAsia="宋体" w:hAnsi="Times New Roman" w:cs="Times New Roman"/>
         </w:rPr>
-        <w:lastRenderedPageBreak/>
         <w:t>I</w:t>
       </w:r>
       <w:r>

--- a/Supplementary/文档/FA2SP HDM Edition说明文档.docx
+++ b/Supplementary/文档/FA2SP HDM Edition说明文档.docx
@@ -473,6 +473,30 @@
           <w:rFonts w:ascii="Times New Roman" w:eastAsia="宋体" w:hAnsi="Times New Roman" w:cs="Times New Roman" w:hint="eastAsia"/>
         </w:rPr>
         <w:t>作战小队编辑器的小队出现于和运输机起始路径点可以跳转</w:t>
+      </w:r>
+    </w:p>
+    <w:p>
+      <w:pPr>
+        <w:pStyle w:val="a9"/>
+        <w:numPr>
+          <w:ilvl w:val="0"/>
+          <w:numId w:val="11"/>
+        </w:numPr>
+        <w:rPr>
+          <w:rFonts w:ascii="Times New Roman" w:eastAsia="宋体" w:hAnsi="Times New Roman" w:cs="Times New Roman"/>
+        </w:rPr>
+      </w:pPr>
+      <w:r>
+        <w:rPr>
+          <w:rFonts w:ascii="Times New Roman" w:eastAsia="宋体" w:hAnsi="Times New Roman" w:cs="Times New Roman" w:hint="eastAsia"/>
+        </w:rPr>
+        <w:t>自动保存地图时维持已有缩略图</w:t>
+      </w:r>
+      <w:r>
+        <w:rPr>
+          <w:rFonts w:ascii="Times New Roman" w:eastAsia="宋体" w:hAnsi="Times New Roman" w:cs="Times New Roman" w:hint="eastAsia"/>
+        </w:rPr>
+        <w:t>，而不是清空缩略图</w:t>
       </w:r>
     </w:p>
     <w:p>
@@ -50731,7 +50755,7 @@
         <v:path o:extrusionok="f" gradientshapeok="t" o:connecttype="rect"/>
         <o:lock v:ext="edit" aspectratio="t"/>
       </v:shapetype>
-      <v:shape id="_x0000_i1030" type="#_x0000_t75" style="width:11.55pt;height:11.55pt" o:bullet="t">
+      <v:shape id="_x0000_i1032" type="#_x0000_t75" style="width:11.55pt;height:11.55pt" o:bullet="t">
         <v:imagedata r:id="rId1" o:title="mso9A9A"/>
       </v:shape>
     </w:pict>

--- a/Supplementary/文档/FA2SP HDM Edition说明文档.docx
+++ b/Supplementary/文档/FA2SP HDM Edition说明文档.docx
@@ -174,7 +174,7 @@
           <w:rFonts w:ascii="宋体" w:eastAsia="宋体" w:hAnsi="宋体" w:hint="eastAsia"/>
           <w:sz w:val="24"/>
         </w:rPr>
-        <w:t>2</w:t>
+        <w:t>3</w:t>
       </w:r>
     </w:p>
     <w:p>
@@ -246,7 +246,7 @@
           <w:sz w:val="28"/>
           <w:szCs w:val="32"/>
         </w:rPr>
-        <w:t>2</w:t>
+        <w:t>3</w:t>
       </w:r>
       <w:r>
         <w:rPr>
@@ -504,6 +504,24 @@
         <w:pStyle w:val="a9"/>
         <w:numPr>
           <w:ilvl w:val="0"/>
+          <w:numId w:val="11"/>
+        </w:numPr>
+        <w:rPr>
+          <w:rFonts w:ascii="Times New Roman" w:eastAsia="宋体" w:hAnsi="Times New Roman" w:cs="Times New Roman"/>
+        </w:rPr>
+      </w:pPr>
+      <w:r>
+        <w:rPr>
+          <w:rFonts w:ascii="Times New Roman" w:eastAsia="宋体" w:hAnsi="Times New Roman" w:cs="Times New Roman" w:hint="eastAsia"/>
+        </w:rPr>
+        <w:t>优化顶点高度工具在不可抬升地形边缘使用时的表现</w:t>
+      </w:r>
+    </w:p>
+    <w:p>
+      <w:pPr>
+        <w:pStyle w:val="a9"/>
+        <w:numPr>
+          <w:ilvl w:val="0"/>
           <w:numId w:val="10"/>
         </w:numPr>
         <w:rPr>
@@ -856,6 +874,7 @@
         <w:rPr>
           <w:rFonts w:ascii="Times New Roman" w:eastAsia="宋体" w:hAnsi="Times New Roman" w:cs="Times New Roman" w:hint="eastAsia"/>
         </w:rPr>
+        <w:lastRenderedPageBreak/>
         <w:t>脚本编辑器中，当参数是路径点时，支持跳转到对应坐标</w:t>
       </w:r>
     </w:p>
@@ -882,7 +901,6 @@
           <w:sz w:val="28"/>
           <w:szCs w:val="32"/>
         </w:rPr>
-        <w:lastRenderedPageBreak/>
         <w:t>1.5.1 (2026.0</w:t>
       </w:r>
       <w:r>
@@ -2047,6 +2065,7 @@
         <w:rPr>
           <w:rFonts w:ascii="Times New Roman" w:eastAsia="宋体" w:hAnsi="Times New Roman" w:cs="Times New Roman" w:hint="eastAsia"/>
         </w:rPr>
+        <w:lastRenderedPageBreak/>
         <w:t>修复按键盘</w:t>
       </w:r>
       <w:r>
@@ -2083,913 +2102,913 @@
         <w:rPr>
           <w:rFonts w:ascii="Times New Roman" w:eastAsia="宋体" w:hAnsi="Times New Roman" w:cs="Times New Roman" w:hint="eastAsia"/>
         </w:rPr>
+        <w:t>调整地形浏览器图像的选中矩形框，使其更加明显</w:t>
+      </w:r>
+    </w:p>
+    <w:p>
+      <w:pPr>
+        <w:pStyle w:val="a9"/>
+        <w:numPr>
+          <w:ilvl w:val="0"/>
+          <w:numId w:val="50"/>
+        </w:numPr>
+        <w:rPr>
+          <w:rFonts w:ascii="Times New Roman" w:eastAsia="宋体" w:hAnsi="Times New Roman" w:cs="Times New Roman"/>
+        </w:rPr>
+      </w:pPr>
+      <w:r>
+        <w:rPr>
+          <w:rFonts w:ascii="Times New Roman" w:eastAsia="宋体" w:hAnsi="Times New Roman" w:cs="Times New Roman" w:hint="eastAsia"/>
+        </w:rPr>
+        <w:t>修复渲染地图时不渲染</w:t>
+      </w:r>
+      <w:r>
+        <w:rPr>
+          <w:rFonts w:ascii="Times New Roman" w:eastAsia="宋体" w:hAnsi="Times New Roman" w:cs="Times New Roman" w:hint="eastAsia"/>
+        </w:rPr>
+        <w:t>InvisibleInGame=yes</w:t>
+      </w:r>
+      <w:r>
+        <w:rPr>
+          <w:rFonts w:ascii="Times New Roman" w:eastAsia="宋体" w:hAnsi="Times New Roman" w:cs="Times New Roman" w:hint="eastAsia"/>
+        </w:rPr>
+        <w:t>的建筑的</w:t>
+      </w:r>
+      <w:r>
+        <w:rPr>
+          <w:rFonts w:ascii="Times New Roman" w:eastAsia="宋体" w:hAnsi="Times New Roman" w:cs="Times New Roman" w:hint="eastAsia"/>
+        </w:rPr>
+        <w:t>AlphaImage</w:t>
+      </w:r>
+      <w:r>
+        <w:rPr>
+          <w:rFonts w:ascii="Times New Roman" w:eastAsia="宋体" w:hAnsi="Times New Roman" w:cs="Times New Roman" w:hint="eastAsia"/>
+        </w:rPr>
+        <w:t>的</w:t>
+      </w:r>
+      <w:r>
+        <w:rPr>
+          <w:rFonts w:ascii="Times New Roman" w:eastAsia="宋体" w:hAnsi="Times New Roman" w:cs="Times New Roman" w:hint="eastAsia"/>
+        </w:rPr>
+        <w:t>bug</w:t>
+      </w:r>
+    </w:p>
+    <w:p>
+      <w:pPr>
+        <w:pStyle w:val="a9"/>
+        <w:numPr>
+          <w:ilvl w:val="0"/>
+          <w:numId w:val="50"/>
+        </w:numPr>
+        <w:rPr>
+          <w:rFonts w:ascii="Times New Roman" w:eastAsia="宋体" w:hAnsi="Times New Roman" w:cs="Times New Roman"/>
+        </w:rPr>
+      </w:pPr>
+      <w:r>
+        <w:rPr>
+          <w:rFonts w:ascii="Times New Roman" w:eastAsia="宋体" w:hAnsi="Times New Roman" w:cs="Times New Roman" w:hint="eastAsia"/>
+        </w:rPr>
+        <w:t>修复启用建筑筛选时无法隐藏阴影的</w:t>
+      </w:r>
+      <w:r>
+        <w:rPr>
+          <w:rFonts w:ascii="Times New Roman" w:eastAsia="宋体" w:hAnsi="Times New Roman" w:cs="Times New Roman" w:hint="eastAsia"/>
+        </w:rPr>
+        <w:t>bug</w:t>
+      </w:r>
+    </w:p>
+    <w:p>
+      <w:pPr>
+        <w:pStyle w:val="a9"/>
+        <w:numPr>
+          <w:ilvl w:val="0"/>
+          <w:numId w:val="50"/>
+        </w:numPr>
+        <w:rPr>
+          <w:rFonts w:ascii="Times New Roman" w:eastAsia="宋体" w:hAnsi="Times New Roman" w:cs="Times New Roman"/>
+        </w:rPr>
+      </w:pPr>
+      <w:r>
+        <w:rPr>
+          <w:rFonts w:ascii="Times New Roman" w:eastAsia="宋体" w:hAnsi="Times New Roman" w:cs="Times New Roman" w:hint="eastAsia"/>
+        </w:rPr>
+        <w:t>查找引用窗口增加</w:t>
+      </w:r>
+      <w:r>
+        <w:rPr>
+          <w:rFonts w:ascii="Times New Roman" w:eastAsia="宋体" w:hAnsi="Times New Roman" w:cs="Times New Roman" w:hint="eastAsia"/>
+        </w:rPr>
+        <w:t>跟随活动窗口</w:t>
+      </w:r>
+      <w:r>
+        <w:rPr>
+          <w:rFonts w:ascii="Times New Roman" w:eastAsia="宋体" w:hAnsi="Times New Roman" w:cs="Times New Roman" w:hint="eastAsia"/>
+        </w:rPr>
+        <w:t>选项，勾选后可以实时根据活动窗口切换内容</w:t>
+      </w:r>
+    </w:p>
+    <w:p>
+      <w:pPr>
+        <w:pStyle w:val="a9"/>
+        <w:numPr>
+          <w:ilvl w:val="0"/>
+          <w:numId w:val="50"/>
+        </w:numPr>
+        <w:rPr>
+          <w:rFonts w:ascii="Times New Roman" w:eastAsia="宋体" w:hAnsi="Times New Roman" w:cs="Times New Roman"/>
+        </w:rPr>
+      </w:pPr>
+      <w:r>
+        <w:rPr>
+          <w:rFonts w:ascii="Times New Roman" w:eastAsia="宋体" w:hAnsi="Times New Roman" w:cs="Times New Roman" w:hint="eastAsia"/>
+        </w:rPr>
+        <w:t>修复修改作战小队名称后，</w:t>
+      </w:r>
+      <w:r>
+        <w:rPr>
+          <w:rFonts w:ascii="Times New Roman" w:eastAsia="宋体" w:hAnsi="Times New Roman" w:cs="Times New Roman" w:hint="eastAsia"/>
+        </w:rPr>
+        <w:t>ai</w:t>
+      </w:r>
+      <w:r>
+        <w:rPr>
+          <w:rFonts w:ascii="Times New Roman" w:eastAsia="宋体" w:hAnsi="Times New Roman" w:cs="Times New Roman" w:hint="eastAsia"/>
+        </w:rPr>
+        <w:t>触发编辑器的小队</w:t>
+      </w:r>
+      <w:r>
+        <w:rPr>
+          <w:rFonts w:ascii="Times New Roman" w:eastAsia="宋体" w:hAnsi="Times New Roman" w:cs="Times New Roman" w:hint="eastAsia"/>
+        </w:rPr>
+        <w:t>#2</w:t>
+      </w:r>
+      <w:r>
+        <w:rPr>
+          <w:rFonts w:ascii="Times New Roman" w:eastAsia="宋体" w:hAnsi="Times New Roman" w:cs="Times New Roman" w:hint="eastAsia"/>
+        </w:rPr>
+        <w:t>显示错误的</w:t>
+      </w:r>
+      <w:r>
+        <w:rPr>
+          <w:rFonts w:ascii="Times New Roman" w:eastAsia="宋体" w:hAnsi="Times New Roman" w:cs="Times New Roman" w:hint="eastAsia"/>
+        </w:rPr>
+        <w:t>bug</w:t>
+      </w:r>
+    </w:p>
+    <w:p>
+      <w:pPr>
+        <w:pStyle w:val="a9"/>
+        <w:numPr>
+          <w:ilvl w:val="0"/>
+          <w:numId w:val="50"/>
+        </w:numPr>
+        <w:rPr>
+          <w:rFonts w:ascii="Times New Roman" w:eastAsia="宋体" w:hAnsi="Times New Roman" w:cs="Times New Roman"/>
+        </w:rPr>
+      </w:pPr>
+      <w:r>
+        <w:rPr>
+          <w:rFonts w:ascii="Times New Roman" w:eastAsia="宋体" w:hAnsi="Times New Roman" w:cs="Times New Roman" w:hint="eastAsia"/>
+        </w:rPr>
+        <w:t>触发、小队等编辑器支持为</w:t>
+      </w:r>
+      <w:r>
+        <w:rPr>
+          <w:rFonts w:ascii="Times New Roman" w:eastAsia="宋体" w:hAnsi="Times New Roman" w:cs="Times New Roman" w:hint="eastAsia"/>
+        </w:rPr>
+        <w:t>ID</w:t>
+      </w:r>
+      <w:r>
+        <w:rPr>
+          <w:rFonts w:ascii="Times New Roman" w:eastAsia="宋体" w:hAnsi="Times New Roman" w:cs="Times New Roman" w:hint="eastAsia"/>
+        </w:rPr>
+        <w:t>染色，双击拖拽小点即可设置颜色</w:t>
+      </w:r>
+    </w:p>
+    <w:p>
+      <w:pPr>
+        <w:pStyle w:val="a9"/>
+        <w:numPr>
+          <w:ilvl w:val="0"/>
+          <w:numId w:val="50"/>
+        </w:numPr>
+        <w:rPr>
+          <w:rFonts w:ascii="Times New Roman" w:eastAsia="宋体" w:hAnsi="Times New Roman" w:cs="Times New Roman"/>
+        </w:rPr>
+      </w:pPr>
+      <w:r>
+        <w:rPr>
+          <w:rFonts w:ascii="Times New Roman" w:eastAsia="宋体" w:hAnsi="Times New Roman" w:cs="Times New Roman" w:hint="eastAsia"/>
+        </w:rPr>
+        <w:t>单元标记支持笔刷大小放置</w:t>
+      </w:r>
+    </w:p>
+    <w:p>
+      <w:pPr>
+        <w:pStyle w:val="a9"/>
+        <w:numPr>
+          <w:ilvl w:val="0"/>
+          <w:numId w:val="50"/>
+        </w:numPr>
+        <w:rPr>
+          <w:rFonts w:ascii="Times New Roman" w:eastAsia="宋体" w:hAnsi="Times New Roman" w:cs="Times New Roman"/>
+        </w:rPr>
+      </w:pPr>
+      <w:r>
+        <w:rPr>
+          <w:rFonts w:ascii="Times New Roman" w:eastAsia="宋体" w:hAnsi="Times New Roman" w:cs="Times New Roman" w:hint="eastAsia"/>
+        </w:rPr>
+        <w:t>增加新的</w:t>
+      </w:r>
+      <w:r>
+        <w:rPr>
+          <w:rFonts w:ascii="Times New Roman" w:eastAsia="宋体" w:hAnsi="Times New Roman" w:cs="Times New Roman" w:hint="eastAsia"/>
+        </w:rPr>
+        <w:t>lua</w:t>
+      </w:r>
+      <w:r>
+        <w:rPr>
+          <w:rFonts w:ascii="Times New Roman" w:eastAsia="宋体" w:hAnsi="Times New Roman" w:cs="Times New Roman" w:hint="eastAsia"/>
+        </w:rPr>
+        <w:t>脚本，由</w:t>
+      </w:r>
+      <w:r>
+        <w:rPr>
+          <w:rFonts w:ascii="Times New Roman" w:eastAsia="宋体" w:hAnsi="Times New Roman" w:cs="Times New Roman" w:hint="eastAsia"/>
+        </w:rPr>
+        <w:t>AUY</w:t>
+      </w:r>
+      <w:r>
+        <w:rPr>
+          <w:rFonts w:ascii="Times New Roman" w:eastAsia="宋体" w:hAnsi="Times New Roman" w:cs="Times New Roman" w:hint="eastAsia"/>
+        </w:rPr>
+        <w:t>制作</w:t>
+      </w:r>
+    </w:p>
+    <w:p>
+      <w:pPr>
+        <w:pStyle w:val="a9"/>
+        <w:numPr>
+          <w:ilvl w:val="0"/>
+          <w:numId w:val="50"/>
+        </w:numPr>
+        <w:rPr>
+          <w:rFonts w:ascii="Times New Roman" w:eastAsia="宋体" w:hAnsi="Times New Roman" w:cs="Times New Roman"/>
+        </w:rPr>
+      </w:pPr>
+      <w:r>
+        <w:rPr>
+          <w:rFonts w:ascii="Times New Roman" w:eastAsia="宋体" w:hAnsi="Times New Roman" w:cs="Times New Roman" w:hint="eastAsia"/>
+        </w:rPr>
+        <w:t>修复跨地图类型粘贴时地形转换部分失效的</w:t>
+      </w:r>
+      <w:r>
+        <w:rPr>
+          <w:rFonts w:ascii="Times New Roman" w:eastAsia="宋体" w:hAnsi="Times New Roman" w:cs="Times New Roman" w:hint="eastAsia"/>
+        </w:rPr>
+        <w:t>bug</w:t>
+      </w:r>
+    </w:p>
+    <w:p>
+      <w:pPr>
+        <w:pStyle w:val="a9"/>
+        <w:numPr>
+          <w:ilvl w:val="0"/>
+          <w:numId w:val="50"/>
+        </w:numPr>
+        <w:rPr>
+          <w:rFonts w:ascii="Times New Roman" w:eastAsia="宋体" w:hAnsi="Times New Roman" w:cs="Times New Roman"/>
+        </w:rPr>
+      </w:pPr>
+      <w:r>
+        <w:rPr>
+          <w:rFonts w:ascii="Times New Roman" w:eastAsia="宋体" w:hAnsi="Times New Roman" w:cs="Times New Roman" w:hint="eastAsia"/>
+        </w:rPr>
+        <w:t>可以记录不同鼠标操作的笔刷大小，并在切换时自动还原，详见</w:t>
+      </w:r>
+      <w:r>
+        <w:rPr>
+          <w:rFonts w:ascii="Times New Roman" w:eastAsia="宋体" w:hAnsi="Times New Roman" w:cs="Times New Roman" w:hint="eastAsia"/>
+        </w:rPr>
+        <w:t>RecordBrushSizeHistory</w:t>
+      </w:r>
+    </w:p>
+    <w:p>
+      <w:pPr>
+        <w:pStyle w:val="a9"/>
+        <w:numPr>
+          <w:ilvl w:val="0"/>
+          <w:numId w:val="50"/>
+        </w:numPr>
+        <w:rPr>
+          <w:rFonts w:ascii="Times New Roman" w:eastAsia="宋体" w:hAnsi="Times New Roman" w:cs="Times New Roman"/>
+        </w:rPr>
+      </w:pPr>
+      <w:r>
+        <w:rPr>
+          <w:rFonts w:ascii="Times New Roman" w:eastAsia="宋体" w:hAnsi="Times New Roman" w:cs="Times New Roman" w:hint="eastAsia"/>
+        </w:rPr>
+        <w:t>增加</w:t>
+      </w:r>
+      <w:r>
+        <w:rPr>
+          <w:rFonts w:ascii="Times New Roman" w:eastAsia="宋体" w:hAnsi="Times New Roman" w:cs="Times New Roman" w:hint="eastAsia"/>
+        </w:rPr>
+        <w:t>/</w:t>
+      </w:r>
+      <w:r>
+        <w:rPr>
+          <w:rFonts w:ascii="Times New Roman" w:eastAsia="宋体" w:hAnsi="Times New Roman" w:cs="Times New Roman" w:hint="eastAsia"/>
+        </w:rPr>
+        <w:t>减少矿石支持调整笔刷大小</w:t>
+      </w:r>
+    </w:p>
+    <w:p>
+      <w:pPr>
+        <w:pStyle w:val="a9"/>
+        <w:numPr>
+          <w:ilvl w:val="0"/>
+          <w:numId w:val="50"/>
+        </w:numPr>
+        <w:rPr>
+          <w:rFonts w:ascii="Times New Roman" w:eastAsia="宋体" w:hAnsi="Times New Roman" w:cs="Times New Roman"/>
+        </w:rPr>
+      </w:pPr>
+      <w:r>
+        <w:rPr>
+          <w:rFonts w:ascii="Times New Roman" w:eastAsia="宋体" w:hAnsi="Times New Roman" w:cs="Times New Roman" w:hint="eastAsia"/>
+        </w:rPr>
+        <w:t>新增</w:t>
+      </w:r>
+      <w:r>
+        <w:rPr>
+          <w:rFonts w:ascii="Times New Roman" w:eastAsia="宋体" w:hAnsi="Times New Roman" w:cs="Times New Roman" w:hint="eastAsia"/>
+        </w:rPr>
+        <w:t>LuaDialog</w:t>
+      </w:r>
+      <w:r>
+        <w:rPr>
+          <w:rFonts w:ascii="Times New Roman" w:eastAsia="宋体" w:hAnsi="Times New Roman" w:cs="Times New Roman" w:hint="eastAsia"/>
+        </w:rPr>
+        <w:t>，可以在</w:t>
+      </w:r>
+      <w:r>
+        <w:rPr>
+          <w:rFonts w:ascii="Times New Roman" w:eastAsia="宋体" w:hAnsi="Times New Roman" w:cs="Times New Roman" w:hint="eastAsia"/>
+        </w:rPr>
+        <w:t>lua</w:t>
+      </w:r>
+      <w:r>
+        <w:rPr>
+          <w:rFonts w:ascii="Times New Roman" w:eastAsia="宋体" w:hAnsi="Times New Roman" w:cs="Times New Roman" w:hint="eastAsia"/>
+        </w:rPr>
+        <w:t>脚本内动态创建自定义窗口</w:t>
+      </w:r>
+    </w:p>
+    <w:p>
+      <w:pPr>
+        <w:pStyle w:val="a9"/>
+        <w:numPr>
+          <w:ilvl w:val="0"/>
+          <w:numId w:val="50"/>
+        </w:numPr>
+        <w:rPr>
+          <w:rFonts w:ascii="Times New Roman" w:eastAsia="宋体" w:hAnsi="Times New Roman" w:cs="Times New Roman"/>
+        </w:rPr>
+      </w:pPr>
+      <w:r>
+        <w:rPr>
+          <w:rFonts w:ascii="Times New Roman" w:eastAsia="宋体" w:hAnsi="Times New Roman" w:cs="Times New Roman" w:hint="eastAsia"/>
+        </w:rPr>
+        <w:t>修复改变地图大小后建筑灯光没有刷新的</w:t>
+      </w:r>
+      <w:r>
+        <w:rPr>
+          <w:rFonts w:ascii="Times New Roman" w:eastAsia="宋体" w:hAnsi="Times New Roman" w:cs="Times New Roman" w:hint="eastAsia"/>
+        </w:rPr>
+        <w:t>bug</w:t>
+      </w:r>
+    </w:p>
+    <w:p>
+      <w:pPr>
+        <w:pStyle w:val="a9"/>
+        <w:numPr>
+          <w:ilvl w:val="0"/>
+          <w:numId w:val="50"/>
+        </w:numPr>
+        <w:rPr>
+          <w:rFonts w:ascii="Times New Roman" w:eastAsia="宋体" w:hAnsi="Times New Roman" w:cs="Times New Roman"/>
+        </w:rPr>
+      </w:pPr>
+      <w:r>
+        <w:rPr>
+          <w:rFonts w:ascii="Times New Roman" w:eastAsia="宋体" w:hAnsi="Times New Roman" w:cs="Times New Roman" w:hint="eastAsia"/>
+        </w:rPr>
+        <w:t>多选模式可以显示不同矿石类型的价格</w:t>
+      </w:r>
+    </w:p>
+    <w:p>
+      <w:pPr>
+        <w:pStyle w:val="a9"/>
+        <w:numPr>
+          <w:ilvl w:val="0"/>
+          <w:numId w:val="50"/>
+        </w:numPr>
+        <w:rPr>
+          <w:rFonts w:ascii="Times New Roman" w:eastAsia="宋体" w:hAnsi="Times New Roman" w:cs="Times New Roman"/>
+        </w:rPr>
+      </w:pPr>
+      <w:r>
+        <w:rPr>
+          <w:rFonts w:ascii="Times New Roman" w:eastAsia="宋体" w:hAnsi="Times New Roman" w:cs="Times New Roman" w:hint="eastAsia"/>
+        </w:rPr>
+        <w:t>优化了绘图界面缩小时的渲染性能</w:t>
+      </w:r>
+    </w:p>
+    <w:p>
+      <w:pPr>
+        <w:pStyle w:val="a9"/>
+        <w:numPr>
+          <w:ilvl w:val="0"/>
+          <w:numId w:val="50"/>
+        </w:numPr>
+        <w:rPr>
+          <w:rFonts w:ascii="Times New Roman" w:eastAsia="宋体" w:hAnsi="Times New Roman" w:cs="Times New Roman"/>
+        </w:rPr>
+      </w:pPr>
+      <w:r>
+        <w:rPr>
+          <w:rFonts w:ascii="Times New Roman" w:eastAsia="宋体" w:hAnsi="Times New Roman" w:cs="Times New Roman" w:hint="eastAsia"/>
+        </w:rPr>
+        <w:t>修复使用触发编辑器拖拽小点为步兵关联标签时，已关联标记没有依据步兵子单元格显示的</w:t>
+      </w:r>
+      <w:r>
+        <w:rPr>
+          <w:rFonts w:ascii="Times New Roman" w:eastAsia="宋体" w:hAnsi="Times New Roman" w:cs="Times New Roman" w:hint="eastAsia"/>
+        </w:rPr>
+        <w:t>bug</w:t>
+      </w:r>
+    </w:p>
+    <w:p>
+      <w:pPr>
+        <w:pStyle w:val="a9"/>
+        <w:numPr>
+          <w:ilvl w:val="0"/>
+          <w:numId w:val="50"/>
+        </w:numPr>
+        <w:rPr>
+          <w:rFonts w:ascii="Times New Roman" w:eastAsia="宋体" w:hAnsi="Times New Roman" w:cs="Times New Roman"/>
+        </w:rPr>
+      </w:pPr>
+      <w:r>
+        <w:rPr>
+          <w:rFonts w:ascii="Times New Roman" w:eastAsia="宋体" w:hAnsi="Times New Roman" w:cs="Times New Roman" w:hint="eastAsia"/>
+        </w:rPr>
+        <w:t>Lua</w:t>
+      </w:r>
+      <w:r>
+        <w:rPr>
+          <w:rFonts w:ascii="Times New Roman" w:eastAsia="宋体" w:hAnsi="Times New Roman" w:cs="Times New Roman" w:hint="eastAsia"/>
+        </w:rPr>
+        <w:t>脚本终端可以开启</w:t>
+      </w:r>
+      <w:r>
+        <w:rPr>
+          <w:rFonts w:ascii="Times New Roman" w:eastAsia="宋体" w:hAnsi="Times New Roman" w:cs="Times New Roman" w:hint="eastAsia"/>
+        </w:rPr>
+        <w:t>MCP</w:t>
+      </w:r>
+      <w:r>
+        <w:rPr>
+          <w:rFonts w:ascii="Times New Roman" w:eastAsia="宋体" w:hAnsi="Times New Roman" w:cs="Times New Roman" w:hint="eastAsia"/>
+        </w:rPr>
+        <w:t>服务器，接入大语言模型调用</w:t>
+      </w:r>
+      <w:r>
+        <w:rPr>
+          <w:rFonts w:ascii="Times New Roman" w:eastAsia="宋体" w:hAnsi="Times New Roman" w:cs="Times New Roman" w:hint="eastAsia"/>
+        </w:rPr>
+        <w:t>lua</w:t>
+      </w:r>
+      <w:r>
+        <w:rPr>
+          <w:rFonts w:ascii="Times New Roman" w:eastAsia="宋体" w:hAnsi="Times New Roman" w:cs="Times New Roman" w:hint="eastAsia"/>
+        </w:rPr>
+        <w:t>脚本</w:t>
+      </w:r>
+      <w:r>
+        <w:rPr>
+          <w:rFonts w:ascii="Times New Roman" w:eastAsia="宋体" w:hAnsi="Times New Roman" w:cs="Times New Roman" w:hint="eastAsia"/>
+        </w:rPr>
+        <w:t>。详见</w:t>
+      </w:r>
+      <w:r>
+        <w:rPr>
+          <w:rFonts w:ascii="Times New Roman" w:eastAsia="宋体" w:hAnsi="Times New Roman" w:cs="Times New Roman" w:hint="eastAsia"/>
+        </w:rPr>
+        <w:t>MCP.Enable</w:t>
+      </w:r>
+    </w:p>
+    <w:p>
+      <w:pPr>
+        <w:pStyle w:val="a9"/>
+        <w:numPr>
+          <w:ilvl w:val="0"/>
+          <w:numId w:val="50"/>
+        </w:numPr>
+        <w:rPr>
+          <w:rFonts w:ascii="Times New Roman" w:eastAsia="宋体" w:hAnsi="Times New Roman" w:cs="Times New Roman"/>
+        </w:rPr>
+      </w:pPr>
+      <w:r>
+        <w:rPr>
+          <w:rFonts w:ascii="Times New Roman" w:eastAsia="宋体" w:hAnsi="Times New Roman" w:cs="Times New Roman" w:hint="eastAsia"/>
+        </w:rPr>
+        <w:t>修复渲染部分</w:t>
+      </w:r>
+      <w:r>
+        <w:rPr>
+          <w:rFonts w:ascii="Times New Roman" w:eastAsia="宋体" w:hAnsi="Times New Roman" w:cs="Times New Roman" w:hint="eastAsia"/>
+        </w:rPr>
+        <w:t>vxl</w:t>
+      </w:r>
+      <w:r>
+        <w:rPr>
+          <w:rFonts w:ascii="Times New Roman" w:eastAsia="宋体" w:hAnsi="Times New Roman" w:cs="Times New Roman" w:hint="eastAsia"/>
+        </w:rPr>
+        <w:t>时崩溃的</w:t>
+      </w:r>
+      <w:r>
+        <w:rPr>
+          <w:rFonts w:ascii="Times New Roman" w:eastAsia="宋体" w:hAnsi="Times New Roman" w:cs="Times New Roman" w:hint="eastAsia"/>
+        </w:rPr>
+        <w:t>bug</w:t>
+      </w:r>
+    </w:p>
+    <w:p>
+      <w:pPr>
+        <w:pStyle w:val="a9"/>
+        <w:numPr>
+          <w:ilvl w:val="0"/>
+          <w:numId w:val="50"/>
+        </w:numPr>
+        <w:rPr>
+          <w:rFonts w:ascii="Times New Roman" w:eastAsia="宋体" w:hAnsi="Times New Roman" w:cs="Times New Roman"/>
+        </w:rPr>
+      </w:pPr>
+      <w:r>
+        <w:rPr>
+          <w:rFonts w:ascii="Times New Roman" w:eastAsia="宋体" w:hAnsi="Times New Roman" w:cs="Times New Roman" w:hint="eastAsia"/>
+        </w:rPr>
+        <w:t>基本设置窗口增加背景音乐和载入界面背景音乐选项</w:t>
+      </w:r>
+    </w:p>
+    <w:p>
+      <w:pPr>
+        <w:pStyle w:val="a9"/>
+        <w:numPr>
+          <w:ilvl w:val="0"/>
+          <w:numId w:val="50"/>
+        </w:numPr>
+        <w:rPr>
+          <w:rFonts w:ascii="Times New Roman" w:eastAsia="宋体" w:hAnsi="Times New Roman" w:cs="Times New Roman"/>
+        </w:rPr>
+      </w:pPr>
+      <w:r>
+        <w:rPr>
+          <w:rFonts w:ascii="Times New Roman" w:eastAsia="宋体" w:hAnsi="Times New Roman" w:cs="Times New Roman" w:hint="eastAsia"/>
+        </w:rPr>
+        <w:t>单人任务设置</w:t>
+      </w:r>
+      <w:r>
+        <w:rPr>
+          <w:rFonts w:ascii="Times New Roman" w:eastAsia="宋体" w:hAnsi="Times New Roman" w:cs="Times New Roman" w:hint="eastAsia"/>
+        </w:rPr>
+        <w:t>-</w:t>
+      </w:r>
+      <w:r>
+        <w:rPr>
+          <w:rFonts w:ascii="Times New Roman" w:eastAsia="宋体" w:hAnsi="Times New Roman" w:cs="Times New Roman" w:hint="eastAsia"/>
+        </w:rPr>
+        <w:t>幻影伪装树木可以使用绘制随机树木窗口进行选择</w:t>
+      </w:r>
+    </w:p>
+    <w:p>
+      <w:pPr>
+        <w:pStyle w:val="a9"/>
+        <w:numPr>
+          <w:ilvl w:val="0"/>
+          <w:numId w:val="50"/>
+        </w:numPr>
+        <w:rPr>
+          <w:rFonts w:ascii="Times New Roman" w:eastAsia="宋体" w:hAnsi="Times New Roman" w:cs="Times New Roman"/>
+        </w:rPr>
+      </w:pPr>
+      <w:r>
+        <w:rPr>
+          <w:rFonts w:ascii="Times New Roman" w:eastAsia="宋体" w:hAnsi="Times New Roman" w:cs="Times New Roman" w:hint="eastAsia"/>
+        </w:rPr>
+        <w:t>放置高架桥头时，可以显示辅助参考线</w:t>
+      </w:r>
+    </w:p>
+    <w:p>
+      <w:pPr>
+        <w:pStyle w:val="a9"/>
+        <w:numPr>
+          <w:ilvl w:val="0"/>
+          <w:numId w:val="50"/>
+        </w:numPr>
+        <w:rPr>
+          <w:rFonts w:ascii="Times New Roman" w:eastAsia="宋体" w:hAnsi="Times New Roman" w:cs="Times New Roman"/>
+        </w:rPr>
+      </w:pPr>
+      <w:r>
+        <w:rPr>
+          <w:rFonts w:ascii="Times New Roman" w:eastAsia="宋体" w:hAnsi="Times New Roman" w:cs="Times New Roman" w:hint="eastAsia"/>
+        </w:rPr>
+        <w:t>为触发编辑器检查下级触发是否是自身添加开关，详见</w:t>
+      </w:r>
+      <w:r>
+        <w:rPr>
+          <w:rFonts w:ascii="Times New Roman" w:eastAsia="宋体" w:hAnsi="Times New Roman" w:cs="Times New Roman" w:hint="eastAsia"/>
+        </w:rPr>
+        <w:t>AttachedTriggerIsSelfCheck</w:t>
+      </w:r>
+    </w:p>
+    <w:p>
+      <w:pPr>
+        <w:pStyle w:val="a9"/>
+        <w:numPr>
+          <w:ilvl w:val="0"/>
+          <w:numId w:val="50"/>
+        </w:numPr>
+        <w:rPr>
+          <w:rFonts w:ascii="Times New Roman" w:eastAsia="宋体" w:hAnsi="Times New Roman" w:cs="Times New Roman"/>
+        </w:rPr>
+      </w:pPr>
+      <w:r>
+        <w:rPr>
+          <w:rFonts w:ascii="Times New Roman" w:eastAsia="宋体" w:hAnsi="Times New Roman" w:cs="Times New Roman" w:hint="eastAsia"/>
+        </w:rPr>
+        <w:t>修复遭遇战地图预览渲染时没有正确标记高架桥的</w:t>
+      </w:r>
+      <w:r>
+        <w:rPr>
+          <w:rFonts w:ascii="Times New Roman" w:eastAsia="宋体" w:hAnsi="Times New Roman" w:cs="Times New Roman" w:hint="eastAsia"/>
+        </w:rPr>
+        <w:t>bug</w:t>
+      </w:r>
+    </w:p>
+    <w:p>
+      <w:pPr>
+        <w:pStyle w:val="a9"/>
+        <w:numPr>
+          <w:ilvl w:val="0"/>
+          <w:numId w:val="50"/>
+        </w:numPr>
+        <w:rPr>
+          <w:rFonts w:ascii="Times New Roman" w:eastAsia="宋体" w:hAnsi="Times New Roman" w:cs="Times New Roman"/>
+        </w:rPr>
+      </w:pPr>
+      <w:r>
+        <w:rPr>
+          <w:rFonts w:ascii="Times New Roman" w:eastAsia="宋体" w:hAnsi="Times New Roman" w:cs="Times New Roman" w:hint="eastAsia"/>
+        </w:rPr>
+        <w:t>为</w:t>
+      </w:r>
+      <w:r>
+        <w:rPr>
+          <w:rFonts w:ascii="Times New Roman" w:eastAsia="宋体" w:hAnsi="Times New Roman" w:cs="Times New Roman" w:hint="eastAsia"/>
+        </w:rPr>
+        <w:t>Lua</w:t>
+      </w:r>
+      <w:r>
+        <w:rPr>
+          <w:rFonts w:ascii="Times New Roman" w:eastAsia="宋体" w:hAnsi="Times New Roman" w:cs="Times New Roman" w:hint="eastAsia"/>
+        </w:rPr>
+        <w:t>脚本终端添加安全检查，会在执行前静态检查高危操作，详见</w:t>
+      </w:r>
+      <w:r>
+        <w:rPr>
+          <w:rFonts w:ascii="Times New Roman" w:eastAsia="宋体" w:hAnsi="Times New Roman" w:cs="Times New Roman" w:hint="eastAsia"/>
+        </w:rPr>
+        <w:t>DisableLuaConsoleSafetyCheck</w:t>
+      </w:r>
+    </w:p>
+    <w:p>
+      <w:pPr>
+        <w:pStyle w:val="a9"/>
+        <w:numPr>
+          <w:ilvl w:val="0"/>
+          <w:numId w:val="50"/>
+        </w:numPr>
+        <w:rPr>
+          <w:rFonts w:ascii="Times New Roman" w:eastAsia="宋体" w:hAnsi="Times New Roman" w:cs="Times New Roman"/>
+        </w:rPr>
+      </w:pPr>
+      <w:r>
+        <w:rPr>
+          <w:rFonts w:ascii="Times New Roman" w:eastAsia="宋体" w:hAnsi="Times New Roman" w:cs="Times New Roman" w:hint="eastAsia"/>
+        </w:rPr>
+        <w:t>可以在地图视图内按方向键调节视角，同时按住</w:t>
+      </w:r>
+      <w:r>
+        <w:rPr>
+          <w:rFonts w:ascii="Times New Roman" w:eastAsia="宋体" w:hAnsi="Times New Roman" w:cs="Times New Roman" w:hint="eastAsia"/>
+        </w:rPr>
+        <w:t>ctrl</w:t>
+      </w:r>
+      <w:r>
+        <w:rPr>
+          <w:rFonts w:ascii="Times New Roman" w:eastAsia="宋体" w:hAnsi="Times New Roman" w:cs="Times New Roman" w:hint="eastAsia"/>
+        </w:rPr>
+        <w:t>键加速移动</w:t>
+      </w:r>
+    </w:p>
+    <w:p>
+      <w:pPr>
+        <w:pStyle w:val="a9"/>
+        <w:numPr>
+          <w:ilvl w:val="0"/>
+          <w:numId w:val="50"/>
+        </w:numPr>
+        <w:rPr>
+          <w:rFonts w:ascii="Times New Roman" w:eastAsia="宋体" w:hAnsi="Times New Roman" w:cs="Times New Roman"/>
+        </w:rPr>
+      </w:pPr>
+      <w:r>
+        <w:rPr>
+          <w:rFonts w:ascii="Times New Roman" w:eastAsia="宋体" w:hAnsi="Times New Roman" w:cs="Times New Roman" w:hint="eastAsia"/>
+        </w:rPr>
+        <w:t>修复部分遭遇战地图所属方选项重复的</w:t>
+      </w:r>
+      <w:r>
+        <w:rPr>
+          <w:rFonts w:ascii="Times New Roman" w:eastAsia="宋体" w:hAnsi="Times New Roman" w:cs="Times New Roman" w:hint="eastAsia"/>
+        </w:rPr>
+        <w:t>bug</w:t>
+      </w:r>
+    </w:p>
+    <w:p>
+      <w:pPr>
+        <w:pStyle w:val="a9"/>
+        <w:numPr>
+          <w:ilvl w:val="0"/>
+          <w:numId w:val="50"/>
+        </w:numPr>
+        <w:rPr>
+          <w:rFonts w:ascii="Times New Roman" w:eastAsia="宋体" w:hAnsi="Times New Roman" w:cs="Times New Roman"/>
+        </w:rPr>
+      </w:pPr>
+      <w:r>
+        <w:rPr>
+          <w:rFonts w:ascii="Times New Roman" w:eastAsia="宋体" w:hAnsi="Times New Roman" w:cs="Times New Roman" w:hint="eastAsia"/>
+        </w:rPr>
+        <w:t>重写单位属性对话框，标签支持搜索，所属方可以显示颜色</w:t>
+      </w:r>
+    </w:p>
+    <w:p>
+      <w:pPr>
+        <w:pStyle w:val="a9"/>
+        <w:numPr>
+          <w:ilvl w:val="0"/>
+          <w:numId w:val="50"/>
+        </w:numPr>
+        <w:rPr>
+          <w:rFonts w:ascii="Times New Roman" w:eastAsia="宋体" w:hAnsi="Times New Roman" w:cs="Times New Roman"/>
+        </w:rPr>
+      </w:pPr>
+      <w:r>
+        <w:rPr>
+          <w:rFonts w:ascii="Times New Roman" w:eastAsia="宋体" w:hAnsi="Times New Roman" w:cs="Times New Roman" w:hint="eastAsia"/>
+        </w:rPr>
+        <w:t>支持将</w:t>
+      </w:r>
+      <w:r>
+        <w:rPr>
+          <w:rFonts w:ascii="Times New Roman" w:eastAsia="宋体" w:hAnsi="Times New Roman" w:cs="Times New Roman" w:hint="eastAsia"/>
+        </w:rPr>
+        <w:t>物品浏览器和</w:t>
+      </w:r>
+      <w:r>
+        <w:rPr>
+          <w:rFonts w:ascii="Times New Roman" w:eastAsia="宋体" w:hAnsi="Times New Roman" w:cs="Times New Roman" w:hint="eastAsia"/>
+        </w:rPr>
+        <w:t>地形浏览器作为一个独立窗口显示</w:t>
+      </w:r>
+      <w:r>
+        <w:rPr>
+          <w:rFonts w:ascii="Times New Roman" w:eastAsia="宋体" w:hAnsi="Times New Roman" w:cs="Times New Roman" w:hint="eastAsia"/>
+        </w:rPr>
+        <w:t>，可以调节透明度</w:t>
+      </w:r>
+      <w:r>
+        <w:rPr>
+          <w:rFonts w:ascii="Times New Roman" w:eastAsia="宋体" w:hAnsi="Times New Roman" w:cs="Times New Roman" w:hint="eastAsia"/>
+        </w:rPr>
+        <w:t>，详见</w:t>
+      </w:r>
+      <w:r>
+        <w:rPr>
+          <w:rFonts w:ascii="Times New Roman" w:eastAsia="宋体" w:hAnsi="Times New Roman" w:cs="Times New Roman" w:hint="eastAsia"/>
+        </w:rPr>
+        <w:t>ViewObjectsFloating</w:t>
+      </w:r>
+      <w:r>
+        <w:rPr>
+          <w:rFonts w:ascii="Times New Roman" w:eastAsia="宋体" w:hAnsi="Times New Roman" w:cs="Times New Roman" w:hint="eastAsia"/>
+        </w:rPr>
+        <w:t>和</w:t>
+      </w:r>
+      <w:r>
+        <w:rPr>
+          <w:rFonts w:ascii="Times New Roman" w:eastAsia="宋体" w:hAnsi="Times New Roman" w:cs="Times New Roman" w:hint="eastAsia"/>
+        </w:rPr>
+        <w:t>TileSetBrowserFloating</w:t>
+      </w:r>
+    </w:p>
+    <w:p>
+      <w:pPr>
+        <w:pStyle w:val="a9"/>
+        <w:numPr>
+          <w:ilvl w:val="0"/>
+          <w:numId w:val="50"/>
+        </w:numPr>
+        <w:rPr>
+          <w:rFonts w:ascii="Times New Roman" w:eastAsia="宋体" w:hAnsi="Times New Roman" w:cs="Times New Roman"/>
+        </w:rPr>
+      </w:pPr>
+      <w:r>
+        <w:rPr>
+          <w:rFonts w:ascii="Times New Roman" w:eastAsia="宋体" w:hAnsi="Times New Roman" w:cs="Times New Roman" w:hint="eastAsia"/>
+        </w:rPr>
+        <w:t>绝大多数窗口可以调节透明度</w:t>
+      </w:r>
+    </w:p>
+    <w:p>
+      <w:pPr>
+        <w:pStyle w:val="a9"/>
+        <w:numPr>
+          <w:ilvl w:val="0"/>
+          <w:numId w:val="50"/>
+        </w:numPr>
+        <w:rPr>
+          <w:rFonts w:ascii="Times New Roman" w:eastAsia="宋体" w:hAnsi="Times New Roman" w:cs="Times New Roman"/>
+        </w:rPr>
+      </w:pPr>
+      <w:r>
+        <w:rPr>
+          <w:rFonts w:ascii="Times New Roman" w:eastAsia="宋体" w:hAnsi="Times New Roman" w:cs="Times New Roman" w:hint="eastAsia"/>
+        </w:rPr>
+        <w:t>修复部分情况下按工具栏擦除覆盖物等按钮不生效的</w:t>
+      </w:r>
+      <w:r>
+        <w:rPr>
+          <w:rFonts w:ascii="Times New Roman" w:eastAsia="宋体" w:hAnsi="Times New Roman" w:cs="Times New Roman" w:hint="eastAsia"/>
+        </w:rPr>
+        <w:t>bug</w:t>
+      </w:r>
+    </w:p>
+    <w:p>
+      <w:pPr>
+        <w:pStyle w:val="a9"/>
+        <w:numPr>
+          <w:ilvl w:val="0"/>
+          <w:numId w:val="50"/>
+        </w:numPr>
+        <w:rPr>
+          <w:rFonts w:ascii="Times New Roman" w:eastAsia="宋体" w:hAnsi="Times New Roman" w:cs="Times New Roman"/>
+        </w:rPr>
+      </w:pPr>
+      <w:r>
+        <w:rPr>
+          <w:rFonts w:ascii="Times New Roman" w:eastAsia="宋体" w:hAnsi="Times New Roman" w:cs="Times New Roman" w:hint="eastAsia"/>
+        </w:rPr>
+        <w:t>修复暗色模式下非主程序菜单的背景色被错误填充的</w:t>
+      </w:r>
+      <w:r>
+        <w:rPr>
+          <w:rFonts w:ascii="Times New Roman" w:eastAsia="宋体" w:hAnsi="Times New Roman" w:cs="Times New Roman" w:hint="eastAsia"/>
+        </w:rPr>
+        <w:t>bug</w:t>
+      </w:r>
+    </w:p>
+    <w:p>
+      <w:pPr>
+        <w:pStyle w:val="a9"/>
+        <w:numPr>
+          <w:ilvl w:val="0"/>
+          <w:numId w:val="50"/>
+        </w:numPr>
+        <w:rPr>
+          <w:rFonts w:ascii="Times New Roman" w:eastAsia="宋体" w:hAnsi="Times New Roman" w:cs="Times New Roman"/>
+        </w:rPr>
+      </w:pPr>
+      <w:r>
+        <w:rPr>
+          <w:rFonts w:ascii="Times New Roman" w:eastAsia="宋体" w:hAnsi="Times New Roman" w:cs="Times New Roman" w:hint="eastAsia"/>
+        </w:rPr>
         <w:lastRenderedPageBreak/>
-        <w:t>调整地形浏览器图像的选中矩形框，使其更加明显</w:t>
-      </w:r>
-    </w:p>
-    <w:p>
-      <w:pPr>
-        <w:pStyle w:val="a9"/>
-        <w:numPr>
-          <w:ilvl w:val="0"/>
-          <w:numId w:val="50"/>
-        </w:numPr>
-        <w:rPr>
-          <w:rFonts w:ascii="Times New Roman" w:eastAsia="宋体" w:hAnsi="Times New Roman" w:cs="Times New Roman"/>
-        </w:rPr>
-      </w:pPr>
-      <w:r>
-        <w:rPr>
-          <w:rFonts w:ascii="Times New Roman" w:eastAsia="宋体" w:hAnsi="Times New Roman" w:cs="Times New Roman" w:hint="eastAsia"/>
-        </w:rPr>
-        <w:t>修复渲染地图时不渲染</w:t>
-      </w:r>
-      <w:r>
-        <w:rPr>
-          <w:rFonts w:ascii="Times New Roman" w:eastAsia="宋体" w:hAnsi="Times New Roman" w:cs="Times New Roman" w:hint="eastAsia"/>
-        </w:rPr>
-        <w:t>InvisibleInGame=yes</w:t>
-      </w:r>
-      <w:r>
-        <w:rPr>
-          <w:rFonts w:ascii="Times New Roman" w:eastAsia="宋体" w:hAnsi="Times New Roman" w:cs="Times New Roman" w:hint="eastAsia"/>
-        </w:rPr>
-        <w:t>的建筑的</w:t>
-      </w:r>
-      <w:r>
-        <w:rPr>
-          <w:rFonts w:ascii="Times New Roman" w:eastAsia="宋体" w:hAnsi="Times New Roman" w:cs="Times New Roman" w:hint="eastAsia"/>
-        </w:rPr>
-        <w:t>AlphaImage</w:t>
-      </w:r>
-      <w:r>
-        <w:rPr>
-          <w:rFonts w:ascii="Times New Roman" w:eastAsia="宋体" w:hAnsi="Times New Roman" w:cs="Times New Roman" w:hint="eastAsia"/>
-        </w:rPr>
-        <w:t>的</w:t>
-      </w:r>
-      <w:r>
-        <w:rPr>
-          <w:rFonts w:ascii="Times New Roman" w:eastAsia="宋体" w:hAnsi="Times New Roman" w:cs="Times New Roman" w:hint="eastAsia"/>
-        </w:rPr>
-        <w:t>bug</w:t>
-      </w:r>
-    </w:p>
-    <w:p>
-      <w:pPr>
-        <w:pStyle w:val="a9"/>
-        <w:numPr>
-          <w:ilvl w:val="0"/>
-          <w:numId w:val="50"/>
-        </w:numPr>
-        <w:rPr>
-          <w:rFonts w:ascii="Times New Roman" w:eastAsia="宋体" w:hAnsi="Times New Roman" w:cs="Times New Roman"/>
-        </w:rPr>
-      </w:pPr>
-      <w:r>
-        <w:rPr>
-          <w:rFonts w:ascii="Times New Roman" w:eastAsia="宋体" w:hAnsi="Times New Roman" w:cs="Times New Roman" w:hint="eastAsia"/>
-        </w:rPr>
-        <w:t>修复启用建筑筛选时无法隐藏阴影的</w:t>
-      </w:r>
-      <w:r>
-        <w:rPr>
-          <w:rFonts w:ascii="Times New Roman" w:eastAsia="宋体" w:hAnsi="Times New Roman" w:cs="Times New Roman" w:hint="eastAsia"/>
-        </w:rPr>
-        <w:t>bug</w:t>
-      </w:r>
-    </w:p>
-    <w:p>
-      <w:pPr>
-        <w:pStyle w:val="a9"/>
-        <w:numPr>
-          <w:ilvl w:val="0"/>
-          <w:numId w:val="50"/>
-        </w:numPr>
-        <w:rPr>
-          <w:rFonts w:ascii="Times New Roman" w:eastAsia="宋体" w:hAnsi="Times New Roman" w:cs="Times New Roman"/>
-        </w:rPr>
-      </w:pPr>
-      <w:r>
-        <w:rPr>
-          <w:rFonts w:ascii="Times New Roman" w:eastAsia="宋体" w:hAnsi="Times New Roman" w:cs="Times New Roman" w:hint="eastAsia"/>
-        </w:rPr>
-        <w:t>查找引用窗口增加</w:t>
-      </w:r>
-      <w:r>
-        <w:rPr>
-          <w:rFonts w:ascii="Times New Roman" w:eastAsia="宋体" w:hAnsi="Times New Roman" w:cs="Times New Roman" w:hint="eastAsia"/>
-        </w:rPr>
-        <w:t>跟随活动窗口</w:t>
-      </w:r>
-      <w:r>
-        <w:rPr>
-          <w:rFonts w:ascii="Times New Roman" w:eastAsia="宋体" w:hAnsi="Times New Roman" w:cs="Times New Roman" w:hint="eastAsia"/>
-        </w:rPr>
-        <w:t>选项，勾选后可以实时根据活动窗口切换内容</w:t>
-      </w:r>
-    </w:p>
-    <w:p>
-      <w:pPr>
-        <w:pStyle w:val="a9"/>
-        <w:numPr>
-          <w:ilvl w:val="0"/>
-          <w:numId w:val="50"/>
-        </w:numPr>
-        <w:rPr>
-          <w:rFonts w:ascii="Times New Roman" w:eastAsia="宋体" w:hAnsi="Times New Roman" w:cs="Times New Roman"/>
-        </w:rPr>
-      </w:pPr>
-      <w:r>
-        <w:rPr>
-          <w:rFonts w:ascii="Times New Roman" w:eastAsia="宋体" w:hAnsi="Times New Roman" w:cs="Times New Roman" w:hint="eastAsia"/>
-        </w:rPr>
-        <w:t>修复修改作战小队名称后，</w:t>
-      </w:r>
-      <w:r>
-        <w:rPr>
-          <w:rFonts w:ascii="Times New Roman" w:eastAsia="宋体" w:hAnsi="Times New Roman" w:cs="Times New Roman" w:hint="eastAsia"/>
-        </w:rPr>
-        <w:t>ai</w:t>
-      </w:r>
-      <w:r>
-        <w:rPr>
-          <w:rFonts w:ascii="Times New Roman" w:eastAsia="宋体" w:hAnsi="Times New Roman" w:cs="Times New Roman" w:hint="eastAsia"/>
-        </w:rPr>
-        <w:t>触发编辑器的小队</w:t>
-      </w:r>
-      <w:r>
-        <w:rPr>
-          <w:rFonts w:ascii="Times New Roman" w:eastAsia="宋体" w:hAnsi="Times New Roman" w:cs="Times New Roman" w:hint="eastAsia"/>
-        </w:rPr>
-        <w:t>#2</w:t>
-      </w:r>
-      <w:r>
-        <w:rPr>
-          <w:rFonts w:ascii="Times New Roman" w:eastAsia="宋体" w:hAnsi="Times New Roman" w:cs="Times New Roman" w:hint="eastAsia"/>
-        </w:rPr>
-        <w:t>显示错误的</w:t>
-      </w:r>
-      <w:r>
-        <w:rPr>
-          <w:rFonts w:ascii="Times New Roman" w:eastAsia="宋体" w:hAnsi="Times New Roman" w:cs="Times New Roman" w:hint="eastAsia"/>
-        </w:rPr>
-        <w:t>bug</w:t>
-      </w:r>
-    </w:p>
-    <w:p>
-      <w:pPr>
-        <w:pStyle w:val="a9"/>
-        <w:numPr>
-          <w:ilvl w:val="0"/>
-          <w:numId w:val="50"/>
-        </w:numPr>
-        <w:rPr>
-          <w:rFonts w:ascii="Times New Roman" w:eastAsia="宋体" w:hAnsi="Times New Roman" w:cs="Times New Roman"/>
-        </w:rPr>
-      </w:pPr>
-      <w:r>
-        <w:rPr>
-          <w:rFonts w:ascii="Times New Roman" w:eastAsia="宋体" w:hAnsi="Times New Roman" w:cs="Times New Roman" w:hint="eastAsia"/>
-        </w:rPr>
-        <w:t>触发、小队等编辑器支持为</w:t>
-      </w:r>
-      <w:r>
-        <w:rPr>
-          <w:rFonts w:ascii="Times New Roman" w:eastAsia="宋体" w:hAnsi="Times New Roman" w:cs="Times New Roman" w:hint="eastAsia"/>
-        </w:rPr>
-        <w:t>ID</w:t>
-      </w:r>
-      <w:r>
-        <w:rPr>
-          <w:rFonts w:ascii="Times New Roman" w:eastAsia="宋体" w:hAnsi="Times New Roman" w:cs="Times New Roman" w:hint="eastAsia"/>
-        </w:rPr>
-        <w:t>染色，双击拖拽小点即可设置颜色</w:t>
-      </w:r>
-    </w:p>
-    <w:p>
-      <w:pPr>
-        <w:pStyle w:val="a9"/>
-        <w:numPr>
-          <w:ilvl w:val="0"/>
-          <w:numId w:val="50"/>
-        </w:numPr>
-        <w:rPr>
-          <w:rFonts w:ascii="Times New Roman" w:eastAsia="宋体" w:hAnsi="Times New Roman" w:cs="Times New Roman"/>
-        </w:rPr>
-      </w:pPr>
-      <w:r>
-        <w:rPr>
-          <w:rFonts w:ascii="Times New Roman" w:eastAsia="宋体" w:hAnsi="Times New Roman" w:cs="Times New Roman" w:hint="eastAsia"/>
-        </w:rPr>
-        <w:t>单元标记支持笔刷大小放置</w:t>
-      </w:r>
-    </w:p>
-    <w:p>
-      <w:pPr>
-        <w:pStyle w:val="a9"/>
-        <w:numPr>
-          <w:ilvl w:val="0"/>
-          <w:numId w:val="50"/>
-        </w:numPr>
-        <w:rPr>
-          <w:rFonts w:ascii="Times New Roman" w:eastAsia="宋体" w:hAnsi="Times New Roman" w:cs="Times New Roman"/>
-        </w:rPr>
-      </w:pPr>
-      <w:r>
-        <w:rPr>
-          <w:rFonts w:ascii="Times New Roman" w:eastAsia="宋体" w:hAnsi="Times New Roman" w:cs="Times New Roman" w:hint="eastAsia"/>
-        </w:rPr>
-        <w:t>增加新的</w:t>
-      </w:r>
-      <w:r>
-        <w:rPr>
-          <w:rFonts w:ascii="Times New Roman" w:eastAsia="宋体" w:hAnsi="Times New Roman" w:cs="Times New Roman" w:hint="eastAsia"/>
-        </w:rPr>
-        <w:t>lua</w:t>
-      </w:r>
-      <w:r>
-        <w:rPr>
-          <w:rFonts w:ascii="Times New Roman" w:eastAsia="宋体" w:hAnsi="Times New Roman" w:cs="Times New Roman" w:hint="eastAsia"/>
-        </w:rPr>
-        <w:t>脚本，由</w:t>
-      </w:r>
-      <w:r>
-        <w:rPr>
-          <w:rFonts w:ascii="Times New Roman" w:eastAsia="宋体" w:hAnsi="Times New Roman" w:cs="Times New Roman" w:hint="eastAsia"/>
-        </w:rPr>
-        <w:t>AUY</w:t>
-      </w:r>
-      <w:r>
-        <w:rPr>
-          <w:rFonts w:ascii="Times New Roman" w:eastAsia="宋体" w:hAnsi="Times New Roman" w:cs="Times New Roman" w:hint="eastAsia"/>
-        </w:rPr>
-        <w:t>制作</w:t>
-      </w:r>
-    </w:p>
-    <w:p>
-      <w:pPr>
-        <w:pStyle w:val="a9"/>
-        <w:numPr>
-          <w:ilvl w:val="0"/>
-          <w:numId w:val="50"/>
-        </w:numPr>
-        <w:rPr>
-          <w:rFonts w:ascii="Times New Roman" w:eastAsia="宋体" w:hAnsi="Times New Roman" w:cs="Times New Roman"/>
-        </w:rPr>
-      </w:pPr>
-      <w:r>
-        <w:rPr>
-          <w:rFonts w:ascii="Times New Roman" w:eastAsia="宋体" w:hAnsi="Times New Roman" w:cs="Times New Roman" w:hint="eastAsia"/>
-        </w:rPr>
-        <w:t>修复跨地图类型粘贴时地形转换部分失效的</w:t>
-      </w:r>
-      <w:r>
-        <w:rPr>
-          <w:rFonts w:ascii="Times New Roman" w:eastAsia="宋体" w:hAnsi="Times New Roman" w:cs="Times New Roman" w:hint="eastAsia"/>
-        </w:rPr>
-        <w:t>bug</w:t>
-      </w:r>
-    </w:p>
-    <w:p>
-      <w:pPr>
-        <w:pStyle w:val="a9"/>
-        <w:numPr>
-          <w:ilvl w:val="0"/>
-          <w:numId w:val="50"/>
-        </w:numPr>
-        <w:rPr>
-          <w:rFonts w:ascii="Times New Roman" w:eastAsia="宋体" w:hAnsi="Times New Roman" w:cs="Times New Roman"/>
-        </w:rPr>
-      </w:pPr>
-      <w:r>
-        <w:rPr>
-          <w:rFonts w:ascii="Times New Roman" w:eastAsia="宋体" w:hAnsi="Times New Roman" w:cs="Times New Roman" w:hint="eastAsia"/>
-        </w:rPr>
-        <w:t>可以记录不同鼠标操作的笔刷大小，并在切换时自动还原，详见</w:t>
-      </w:r>
-      <w:r>
-        <w:rPr>
-          <w:rFonts w:ascii="Times New Roman" w:eastAsia="宋体" w:hAnsi="Times New Roman" w:cs="Times New Roman" w:hint="eastAsia"/>
-        </w:rPr>
-        <w:t>RecordBrushSizeHistory</w:t>
-      </w:r>
-    </w:p>
-    <w:p>
-      <w:pPr>
-        <w:pStyle w:val="a9"/>
-        <w:numPr>
-          <w:ilvl w:val="0"/>
-          <w:numId w:val="50"/>
-        </w:numPr>
-        <w:rPr>
-          <w:rFonts w:ascii="Times New Roman" w:eastAsia="宋体" w:hAnsi="Times New Roman" w:cs="Times New Roman"/>
-        </w:rPr>
-      </w:pPr>
-      <w:r>
-        <w:rPr>
-          <w:rFonts w:ascii="Times New Roman" w:eastAsia="宋体" w:hAnsi="Times New Roman" w:cs="Times New Roman" w:hint="eastAsia"/>
-        </w:rPr>
-        <w:t>增加</w:t>
-      </w:r>
-      <w:r>
-        <w:rPr>
-          <w:rFonts w:ascii="Times New Roman" w:eastAsia="宋体" w:hAnsi="Times New Roman" w:cs="Times New Roman" w:hint="eastAsia"/>
-        </w:rPr>
-        <w:t>/</w:t>
-      </w:r>
-      <w:r>
-        <w:rPr>
-          <w:rFonts w:ascii="Times New Roman" w:eastAsia="宋体" w:hAnsi="Times New Roman" w:cs="Times New Roman" w:hint="eastAsia"/>
-        </w:rPr>
-        <w:t>减少矿石支持调整笔刷大小</w:t>
-      </w:r>
-    </w:p>
-    <w:p>
-      <w:pPr>
-        <w:pStyle w:val="a9"/>
-        <w:numPr>
-          <w:ilvl w:val="0"/>
-          <w:numId w:val="50"/>
-        </w:numPr>
-        <w:rPr>
-          <w:rFonts w:ascii="Times New Roman" w:eastAsia="宋体" w:hAnsi="Times New Roman" w:cs="Times New Roman"/>
-        </w:rPr>
-      </w:pPr>
-      <w:r>
-        <w:rPr>
-          <w:rFonts w:ascii="Times New Roman" w:eastAsia="宋体" w:hAnsi="Times New Roman" w:cs="Times New Roman" w:hint="eastAsia"/>
-        </w:rPr>
-        <w:t>新增</w:t>
-      </w:r>
-      <w:r>
-        <w:rPr>
-          <w:rFonts w:ascii="Times New Roman" w:eastAsia="宋体" w:hAnsi="Times New Roman" w:cs="Times New Roman" w:hint="eastAsia"/>
-        </w:rPr>
-        <w:t>LuaDialog</w:t>
-      </w:r>
-      <w:r>
-        <w:rPr>
-          <w:rFonts w:ascii="Times New Roman" w:eastAsia="宋体" w:hAnsi="Times New Roman" w:cs="Times New Roman" w:hint="eastAsia"/>
-        </w:rPr>
-        <w:t>，可以在</w:t>
-      </w:r>
-      <w:r>
-        <w:rPr>
-          <w:rFonts w:ascii="Times New Roman" w:eastAsia="宋体" w:hAnsi="Times New Roman" w:cs="Times New Roman" w:hint="eastAsia"/>
-        </w:rPr>
-        <w:t>lua</w:t>
-      </w:r>
-      <w:r>
-        <w:rPr>
-          <w:rFonts w:ascii="Times New Roman" w:eastAsia="宋体" w:hAnsi="Times New Roman" w:cs="Times New Roman" w:hint="eastAsia"/>
-        </w:rPr>
-        <w:t>脚本内动态创建自定义窗口</w:t>
-      </w:r>
-    </w:p>
-    <w:p>
-      <w:pPr>
-        <w:pStyle w:val="a9"/>
-        <w:numPr>
-          <w:ilvl w:val="0"/>
-          <w:numId w:val="50"/>
-        </w:numPr>
-        <w:rPr>
-          <w:rFonts w:ascii="Times New Roman" w:eastAsia="宋体" w:hAnsi="Times New Roman" w:cs="Times New Roman"/>
-        </w:rPr>
-      </w:pPr>
-      <w:r>
-        <w:rPr>
-          <w:rFonts w:ascii="Times New Roman" w:eastAsia="宋体" w:hAnsi="Times New Roman" w:cs="Times New Roman" w:hint="eastAsia"/>
-        </w:rPr>
-        <w:t>修复改变地图大小后建筑灯光没有刷新的</w:t>
-      </w:r>
-      <w:r>
-        <w:rPr>
-          <w:rFonts w:ascii="Times New Roman" w:eastAsia="宋体" w:hAnsi="Times New Roman" w:cs="Times New Roman" w:hint="eastAsia"/>
-        </w:rPr>
-        <w:t>bug</w:t>
-      </w:r>
-    </w:p>
-    <w:p>
-      <w:pPr>
-        <w:pStyle w:val="a9"/>
-        <w:numPr>
-          <w:ilvl w:val="0"/>
-          <w:numId w:val="50"/>
-        </w:numPr>
-        <w:rPr>
-          <w:rFonts w:ascii="Times New Roman" w:eastAsia="宋体" w:hAnsi="Times New Roman" w:cs="Times New Roman"/>
-        </w:rPr>
-      </w:pPr>
-      <w:r>
-        <w:rPr>
-          <w:rFonts w:ascii="Times New Roman" w:eastAsia="宋体" w:hAnsi="Times New Roman" w:cs="Times New Roman" w:hint="eastAsia"/>
-        </w:rPr>
-        <w:t>多选模式可以显示不同矿石类型的价格</w:t>
-      </w:r>
-    </w:p>
-    <w:p>
-      <w:pPr>
-        <w:pStyle w:val="a9"/>
-        <w:numPr>
-          <w:ilvl w:val="0"/>
-          <w:numId w:val="50"/>
-        </w:numPr>
-        <w:rPr>
-          <w:rFonts w:ascii="Times New Roman" w:eastAsia="宋体" w:hAnsi="Times New Roman" w:cs="Times New Roman"/>
-        </w:rPr>
-      </w:pPr>
-      <w:r>
-        <w:rPr>
-          <w:rFonts w:ascii="Times New Roman" w:eastAsia="宋体" w:hAnsi="Times New Roman" w:cs="Times New Roman" w:hint="eastAsia"/>
-        </w:rPr>
-        <w:t>优化了绘图界面缩小时的渲染性能</w:t>
-      </w:r>
-    </w:p>
-    <w:p>
-      <w:pPr>
-        <w:pStyle w:val="a9"/>
-        <w:numPr>
-          <w:ilvl w:val="0"/>
-          <w:numId w:val="50"/>
-        </w:numPr>
-        <w:rPr>
-          <w:rFonts w:ascii="Times New Roman" w:eastAsia="宋体" w:hAnsi="Times New Roman" w:cs="Times New Roman"/>
-        </w:rPr>
-      </w:pPr>
-      <w:r>
-        <w:rPr>
-          <w:rFonts w:ascii="Times New Roman" w:eastAsia="宋体" w:hAnsi="Times New Roman" w:cs="Times New Roman" w:hint="eastAsia"/>
-        </w:rPr>
-        <w:t>修复使用触发编辑器拖拽小点为步兵关联标签时，已关联标记没有依据步兵子单元格显示的</w:t>
-      </w:r>
-      <w:r>
-        <w:rPr>
-          <w:rFonts w:ascii="Times New Roman" w:eastAsia="宋体" w:hAnsi="Times New Roman" w:cs="Times New Roman" w:hint="eastAsia"/>
-        </w:rPr>
-        <w:t>bug</w:t>
-      </w:r>
-    </w:p>
-    <w:p>
-      <w:pPr>
-        <w:pStyle w:val="a9"/>
-        <w:numPr>
-          <w:ilvl w:val="0"/>
-          <w:numId w:val="50"/>
-        </w:numPr>
-        <w:rPr>
-          <w:rFonts w:ascii="Times New Roman" w:eastAsia="宋体" w:hAnsi="Times New Roman" w:cs="Times New Roman"/>
-        </w:rPr>
-      </w:pPr>
-      <w:r>
-        <w:rPr>
-          <w:rFonts w:ascii="Times New Roman" w:eastAsia="宋体" w:hAnsi="Times New Roman" w:cs="Times New Roman" w:hint="eastAsia"/>
-        </w:rPr>
-        <w:t>Lua</w:t>
-      </w:r>
-      <w:r>
-        <w:rPr>
-          <w:rFonts w:ascii="Times New Roman" w:eastAsia="宋体" w:hAnsi="Times New Roman" w:cs="Times New Roman" w:hint="eastAsia"/>
-        </w:rPr>
-        <w:t>脚本终端可以开启</w:t>
-      </w:r>
-      <w:r>
-        <w:rPr>
-          <w:rFonts w:ascii="Times New Roman" w:eastAsia="宋体" w:hAnsi="Times New Roman" w:cs="Times New Roman" w:hint="eastAsia"/>
-        </w:rPr>
-        <w:t>MCP</w:t>
-      </w:r>
-      <w:r>
-        <w:rPr>
-          <w:rFonts w:ascii="Times New Roman" w:eastAsia="宋体" w:hAnsi="Times New Roman" w:cs="Times New Roman" w:hint="eastAsia"/>
-        </w:rPr>
-        <w:t>服务器，接入大语言模型调用</w:t>
-      </w:r>
-      <w:r>
-        <w:rPr>
-          <w:rFonts w:ascii="Times New Roman" w:eastAsia="宋体" w:hAnsi="Times New Roman" w:cs="Times New Roman" w:hint="eastAsia"/>
-        </w:rPr>
-        <w:t>lua</w:t>
-      </w:r>
-      <w:r>
-        <w:rPr>
-          <w:rFonts w:ascii="Times New Roman" w:eastAsia="宋体" w:hAnsi="Times New Roman" w:cs="Times New Roman" w:hint="eastAsia"/>
-        </w:rPr>
-        <w:t>脚本</w:t>
-      </w:r>
-      <w:r>
-        <w:rPr>
-          <w:rFonts w:ascii="Times New Roman" w:eastAsia="宋体" w:hAnsi="Times New Roman" w:cs="Times New Roman" w:hint="eastAsia"/>
-        </w:rPr>
-        <w:t>。详见</w:t>
-      </w:r>
-      <w:r>
-        <w:rPr>
-          <w:rFonts w:ascii="Times New Roman" w:eastAsia="宋体" w:hAnsi="Times New Roman" w:cs="Times New Roman" w:hint="eastAsia"/>
-        </w:rPr>
-        <w:t>MCP.Enable</w:t>
-      </w:r>
-    </w:p>
-    <w:p>
-      <w:pPr>
-        <w:pStyle w:val="a9"/>
-        <w:numPr>
-          <w:ilvl w:val="0"/>
-          <w:numId w:val="50"/>
-        </w:numPr>
-        <w:rPr>
-          <w:rFonts w:ascii="Times New Roman" w:eastAsia="宋体" w:hAnsi="Times New Roman" w:cs="Times New Roman"/>
-        </w:rPr>
-      </w:pPr>
-      <w:r>
-        <w:rPr>
-          <w:rFonts w:ascii="Times New Roman" w:eastAsia="宋体" w:hAnsi="Times New Roman" w:cs="Times New Roman" w:hint="eastAsia"/>
-        </w:rPr>
-        <w:t>修复渲染部分</w:t>
-      </w:r>
-      <w:r>
-        <w:rPr>
-          <w:rFonts w:ascii="Times New Roman" w:eastAsia="宋体" w:hAnsi="Times New Roman" w:cs="Times New Roman" w:hint="eastAsia"/>
-        </w:rPr>
-        <w:t>vxl</w:t>
-      </w:r>
-      <w:r>
-        <w:rPr>
-          <w:rFonts w:ascii="Times New Roman" w:eastAsia="宋体" w:hAnsi="Times New Roman" w:cs="Times New Roman" w:hint="eastAsia"/>
-        </w:rPr>
-        <w:t>时崩溃的</w:t>
-      </w:r>
-      <w:r>
-        <w:rPr>
-          <w:rFonts w:ascii="Times New Roman" w:eastAsia="宋体" w:hAnsi="Times New Roman" w:cs="Times New Roman" w:hint="eastAsia"/>
-        </w:rPr>
-        <w:t>bug</w:t>
-      </w:r>
-    </w:p>
-    <w:p>
-      <w:pPr>
-        <w:pStyle w:val="a9"/>
-        <w:numPr>
-          <w:ilvl w:val="0"/>
-          <w:numId w:val="50"/>
-        </w:numPr>
-        <w:rPr>
-          <w:rFonts w:ascii="Times New Roman" w:eastAsia="宋体" w:hAnsi="Times New Roman" w:cs="Times New Roman"/>
-        </w:rPr>
-      </w:pPr>
-      <w:r>
-        <w:rPr>
-          <w:rFonts w:ascii="Times New Roman" w:eastAsia="宋体" w:hAnsi="Times New Roman" w:cs="Times New Roman" w:hint="eastAsia"/>
-        </w:rPr>
-        <w:t>基本设置窗口增加背景音乐和载入界面背景音乐选项</w:t>
-      </w:r>
-    </w:p>
-    <w:p>
-      <w:pPr>
-        <w:pStyle w:val="a9"/>
-        <w:numPr>
-          <w:ilvl w:val="0"/>
-          <w:numId w:val="50"/>
-        </w:numPr>
-        <w:rPr>
-          <w:rFonts w:ascii="Times New Roman" w:eastAsia="宋体" w:hAnsi="Times New Roman" w:cs="Times New Roman"/>
-        </w:rPr>
-      </w:pPr>
-      <w:r>
-        <w:rPr>
-          <w:rFonts w:ascii="Times New Roman" w:eastAsia="宋体" w:hAnsi="Times New Roman" w:cs="Times New Roman" w:hint="eastAsia"/>
-        </w:rPr>
-        <w:t>单人任务设置</w:t>
-      </w:r>
-      <w:r>
-        <w:rPr>
-          <w:rFonts w:ascii="Times New Roman" w:eastAsia="宋体" w:hAnsi="Times New Roman" w:cs="Times New Roman" w:hint="eastAsia"/>
-        </w:rPr>
-        <w:t>-</w:t>
-      </w:r>
-      <w:r>
-        <w:rPr>
-          <w:rFonts w:ascii="Times New Roman" w:eastAsia="宋体" w:hAnsi="Times New Roman" w:cs="Times New Roman" w:hint="eastAsia"/>
-        </w:rPr>
-        <w:t>幻影伪装树木可以使用绘制随机树木窗口进行选择</w:t>
-      </w:r>
-    </w:p>
-    <w:p>
-      <w:pPr>
-        <w:pStyle w:val="a9"/>
-        <w:numPr>
-          <w:ilvl w:val="0"/>
-          <w:numId w:val="50"/>
-        </w:numPr>
-        <w:rPr>
-          <w:rFonts w:ascii="Times New Roman" w:eastAsia="宋体" w:hAnsi="Times New Roman" w:cs="Times New Roman"/>
-        </w:rPr>
-      </w:pPr>
-      <w:r>
-        <w:rPr>
-          <w:rFonts w:ascii="Times New Roman" w:eastAsia="宋体" w:hAnsi="Times New Roman" w:cs="Times New Roman" w:hint="eastAsia"/>
-        </w:rPr>
-        <w:t>放置高架桥头时，可以显示辅助参考线</w:t>
-      </w:r>
-    </w:p>
-    <w:p>
-      <w:pPr>
-        <w:pStyle w:val="a9"/>
-        <w:numPr>
-          <w:ilvl w:val="0"/>
-          <w:numId w:val="50"/>
-        </w:numPr>
-        <w:rPr>
-          <w:rFonts w:ascii="Times New Roman" w:eastAsia="宋体" w:hAnsi="Times New Roman" w:cs="Times New Roman"/>
-        </w:rPr>
-      </w:pPr>
-      <w:r>
-        <w:rPr>
-          <w:rFonts w:ascii="Times New Roman" w:eastAsia="宋体" w:hAnsi="Times New Roman" w:cs="Times New Roman" w:hint="eastAsia"/>
-        </w:rPr>
-        <w:t>为触发编辑器检查下级触发是否是自身添加开关，详见</w:t>
-      </w:r>
-      <w:r>
-        <w:rPr>
-          <w:rFonts w:ascii="Times New Roman" w:eastAsia="宋体" w:hAnsi="Times New Roman" w:cs="Times New Roman" w:hint="eastAsia"/>
-        </w:rPr>
-        <w:t>AttachedTriggerIsSelfCheck</w:t>
-      </w:r>
-    </w:p>
-    <w:p>
-      <w:pPr>
-        <w:pStyle w:val="a9"/>
-        <w:numPr>
-          <w:ilvl w:val="0"/>
-          <w:numId w:val="50"/>
-        </w:numPr>
-        <w:rPr>
-          <w:rFonts w:ascii="Times New Roman" w:eastAsia="宋体" w:hAnsi="Times New Roman" w:cs="Times New Roman"/>
-        </w:rPr>
-      </w:pPr>
-      <w:r>
-        <w:rPr>
-          <w:rFonts w:ascii="Times New Roman" w:eastAsia="宋体" w:hAnsi="Times New Roman" w:cs="Times New Roman" w:hint="eastAsia"/>
-        </w:rPr>
-        <w:t>修复遭遇战地图预览渲染时没有正确标记高架桥的</w:t>
-      </w:r>
-      <w:r>
-        <w:rPr>
-          <w:rFonts w:ascii="Times New Roman" w:eastAsia="宋体" w:hAnsi="Times New Roman" w:cs="Times New Roman" w:hint="eastAsia"/>
-        </w:rPr>
-        <w:t>bug</w:t>
-      </w:r>
-    </w:p>
-    <w:p>
-      <w:pPr>
-        <w:pStyle w:val="a9"/>
-        <w:numPr>
-          <w:ilvl w:val="0"/>
-          <w:numId w:val="50"/>
-        </w:numPr>
-        <w:rPr>
-          <w:rFonts w:ascii="Times New Roman" w:eastAsia="宋体" w:hAnsi="Times New Roman" w:cs="Times New Roman"/>
-        </w:rPr>
-      </w:pPr>
-      <w:r>
-        <w:rPr>
-          <w:rFonts w:ascii="Times New Roman" w:eastAsia="宋体" w:hAnsi="Times New Roman" w:cs="Times New Roman" w:hint="eastAsia"/>
-        </w:rPr>
-        <w:t>为</w:t>
-      </w:r>
-      <w:r>
-        <w:rPr>
-          <w:rFonts w:ascii="Times New Roman" w:eastAsia="宋体" w:hAnsi="Times New Roman" w:cs="Times New Roman" w:hint="eastAsia"/>
-        </w:rPr>
-        <w:t>Lua</w:t>
-      </w:r>
-      <w:r>
-        <w:rPr>
-          <w:rFonts w:ascii="Times New Roman" w:eastAsia="宋体" w:hAnsi="Times New Roman" w:cs="Times New Roman" w:hint="eastAsia"/>
-        </w:rPr>
-        <w:t>脚本终端添加安全检查，会在执行前静态检查高危操作，详见</w:t>
-      </w:r>
-      <w:r>
-        <w:rPr>
-          <w:rFonts w:ascii="Times New Roman" w:eastAsia="宋体" w:hAnsi="Times New Roman" w:cs="Times New Roman" w:hint="eastAsia"/>
-        </w:rPr>
-        <w:t>DisableLuaConsoleSafetyCheck</w:t>
-      </w:r>
-    </w:p>
-    <w:p>
-      <w:pPr>
-        <w:pStyle w:val="a9"/>
-        <w:numPr>
-          <w:ilvl w:val="0"/>
-          <w:numId w:val="50"/>
-        </w:numPr>
-        <w:rPr>
-          <w:rFonts w:ascii="Times New Roman" w:eastAsia="宋体" w:hAnsi="Times New Roman" w:cs="Times New Roman"/>
-        </w:rPr>
-      </w:pPr>
-      <w:r>
-        <w:rPr>
-          <w:rFonts w:ascii="Times New Roman" w:eastAsia="宋体" w:hAnsi="Times New Roman" w:cs="Times New Roman" w:hint="eastAsia"/>
-        </w:rPr>
-        <w:t>可以在地图视图内按方向键调节视角，同时按住</w:t>
-      </w:r>
-      <w:r>
-        <w:rPr>
-          <w:rFonts w:ascii="Times New Roman" w:eastAsia="宋体" w:hAnsi="Times New Roman" w:cs="Times New Roman" w:hint="eastAsia"/>
-        </w:rPr>
-        <w:t>ctrl</w:t>
-      </w:r>
-      <w:r>
-        <w:rPr>
-          <w:rFonts w:ascii="Times New Roman" w:eastAsia="宋体" w:hAnsi="Times New Roman" w:cs="Times New Roman" w:hint="eastAsia"/>
-        </w:rPr>
-        <w:t>键加速移动</w:t>
-      </w:r>
-    </w:p>
-    <w:p>
-      <w:pPr>
-        <w:pStyle w:val="a9"/>
-        <w:numPr>
-          <w:ilvl w:val="0"/>
-          <w:numId w:val="50"/>
-        </w:numPr>
-        <w:rPr>
-          <w:rFonts w:ascii="Times New Roman" w:eastAsia="宋体" w:hAnsi="Times New Roman" w:cs="Times New Roman"/>
-        </w:rPr>
-      </w:pPr>
-      <w:r>
-        <w:rPr>
-          <w:rFonts w:ascii="Times New Roman" w:eastAsia="宋体" w:hAnsi="Times New Roman" w:cs="Times New Roman" w:hint="eastAsia"/>
-        </w:rPr>
-        <w:t>修复部分遭遇战地图所属方选项重复的</w:t>
-      </w:r>
-      <w:r>
-        <w:rPr>
-          <w:rFonts w:ascii="Times New Roman" w:eastAsia="宋体" w:hAnsi="Times New Roman" w:cs="Times New Roman" w:hint="eastAsia"/>
-        </w:rPr>
-        <w:t>bug</w:t>
-      </w:r>
-    </w:p>
-    <w:p>
-      <w:pPr>
-        <w:pStyle w:val="a9"/>
-        <w:numPr>
-          <w:ilvl w:val="0"/>
-          <w:numId w:val="50"/>
-        </w:numPr>
-        <w:rPr>
-          <w:rFonts w:ascii="Times New Roman" w:eastAsia="宋体" w:hAnsi="Times New Roman" w:cs="Times New Roman"/>
-        </w:rPr>
-      </w:pPr>
-      <w:r>
-        <w:rPr>
-          <w:rFonts w:ascii="Times New Roman" w:eastAsia="宋体" w:hAnsi="Times New Roman" w:cs="Times New Roman" w:hint="eastAsia"/>
-        </w:rPr>
-        <w:t>重写单位属性对话框，标签支持搜索，所属方可以显示颜色</w:t>
-      </w:r>
-    </w:p>
-    <w:p>
-      <w:pPr>
-        <w:pStyle w:val="a9"/>
-        <w:numPr>
-          <w:ilvl w:val="0"/>
-          <w:numId w:val="50"/>
-        </w:numPr>
-        <w:rPr>
-          <w:rFonts w:ascii="Times New Roman" w:eastAsia="宋体" w:hAnsi="Times New Roman" w:cs="Times New Roman"/>
-        </w:rPr>
-      </w:pPr>
-      <w:r>
-        <w:rPr>
-          <w:rFonts w:ascii="Times New Roman" w:eastAsia="宋体" w:hAnsi="Times New Roman" w:cs="Times New Roman" w:hint="eastAsia"/>
-        </w:rPr>
-        <w:t>支持将</w:t>
-      </w:r>
-      <w:r>
-        <w:rPr>
-          <w:rFonts w:ascii="Times New Roman" w:eastAsia="宋体" w:hAnsi="Times New Roman" w:cs="Times New Roman" w:hint="eastAsia"/>
-        </w:rPr>
-        <w:t>物品浏览器和</w:t>
-      </w:r>
-      <w:r>
-        <w:rPr>
-          <w:rFonts w:ascii="Times New Roman" w:eastAsia="宋体" w:hAnsi="Times New Roman" w:cs="Times New Roman" w:hint="eastAsia"/>
-        </w:rPr>
-        <w:t>地形浏览器作为一个独立窗口显示</w:t>
-      </w:r>
-      <w:r>
-        <w:rPr>
-          <w:rFonts w:ascii="Times New Roman" w:eastAsia="宋体" w:hAnsi="Times New Roman" w:cs="Times New Roman" w:hint="eastAsia"/>
-        </w:rPr>
-        <w:t>，可以调节透明度</w:t>
-      </w:r>
-      <w:r>
-        <w:rPr>
-          <w:rFonts w:ascii="Times New Roman" w:eastAsia="宋体" w:hAnsi="Times New Roman" w:cs="Times New Roman" w:hint="eastAsia"/>
-        </w:rPr>
-        <w:t>，详见</w:t>
-      </w:r>
-      <w:r>
-        <w:rPr>
-          <w:rFonts w:ascii="Times New Roman" w:eastAsia="宋体" w:hAnsi="Times New Roman" w:cs="Times New Roman" w:hint="eastAsia"/>
-        </w:rPr>
-        <w:t>ViewObjectsFloating</w:t>
-      </w:r>
-      <w:r>
-        <w:rPr>
-          <w:rFonts w:ascii="Times New Roman" w:eastAsia="宋体" w:hAnsi="Times New Roman" w:cs="Times New Roman" w:hint="eastAsia"/>
-        </w:rPr>
-        <w:t>和</w:t>
-      </w:r>
-      <w:r>
-        <w:rPr>
-          <w:rFonts w:ascii="Times New Roman" w:eastAsia="宋体" w:hAnsi="Times New Roman" w:cs="Times New Roman" w:hint="eastAsia"/>
-        </w:rPr>
-        <w:t>TileSetBrowserFloating</w:t>
-      </w:r>
-    </w:p>
-    <w:p>
-      <w:pPr>
-        <w:pStyle w:val="a9"/>
-        <w:numPr>
-          <w:ilvl w:val="0"/>
-          <w:numId w:val="50"/>
-        </w:numPr>
-        <w:rPr>
-          <w:rFonts w:ascii="Times New Roman" w:eastAsia="宋体" w:hAnsi="Times New Roman" w:cs="Times New Roman"/>
-        </w:rPr>
-      </w:pPr>
-      <w:r>
-        <w:rPr>
-          <w:rFonts w:ascii="Times New Roman" w:eastAsia="宋体" w:hAnsi="Times New Roman" w:cs="Times New Roman" w:hint="eastAsia"/>
-        </w:rPr>
-        <w:t>绝大多数窗口可以调节透明度</w:t>
-      </w:r>
-    </w:p>
-    <w:p>
-      <w:pPr>
-        <w:pStyle w:val="a9"/>
-        <w:numPr>
-          <w:ilvl w:val="0"/>
-          <w:numId w:val="50"/>
-        </w:numPr>
-        <w:rPr>
-          <w:rFonts w:ascii="Times New Roman" w:eastAsia="宋体" w:hAnsi="Times New Roman" w:cs="Times New Roman"/>
-        </w:rPr>
-      </w:pPr>
-      <w:r>
-        <w:rPr>
-          <w:rFonts w:ascii="Times New Roman" w:eastAsia="宋体" w:hAnsi="Times New Roman" w:cs="Times New Roman" w:hint="eastAsia"/>
-        </w:rPr>
-        <w:t>修复部分情况下按工具栏擦除覆盖物等按钮不生效的</w:t>
-      </w:r>
-      <w:r>
-        <w:rPr>
-          <w:rFonts w:ascii="Times New Roman" w:eastAsia="宋体" w:hAnsi="Times New Roman" w:cs="Times New Roman" w:hint="eastAsia"/>
-        </w:rPr>
-        <w:t>bug</w:t>
-      </w:r>
-    </w:p>
-    <w:p>
-      <w:pPr>
-        <w:pStyle w:val="a9"/>
-        <w:numPr>
-          <w:ilvl w:val="0"/>
-          <w:numId w:val="50"/>
-        </w:numPr>
-        <w:rPr>
-          <w:rFonts w:ascii="Times New Roman" w:eastAsia="宋体" w:hAnsi="Times New Roman" w:cs="Times New Roman"/>
-        </w:rPr>
-      </w:pPr>
-      <w:r>
-        <w:rPr>
-          <w:rFonts w:ascii="Times New Roman" w:eastAsia="宋体" w:hAnsi="Times New Roman" w:cs="Times New Roman" w:hint="eastAsia"/>
-        </w:rPr>
-        <w:t>修复暗色模式下非主程序菜单的背景色被错误填充的</w:t>
-      </w:r>
-      <w:r>
-        <w:rPr>
-          <w:rFonts w:ascii="Times New Roman" w:eastAsia="宋体" w:hAnsi="Times New Roman" w:cs="Times New Roman" w:hint="eastAsia"/>
-        </w:rPr>
-        <w:t>bug</w:t>
-      </w:r>
-    </w:p>
-    <w:p>
-      <w:pPr>
-        <w:pStyle w:val="a9"/>
-        <w:numPr>
-          <w:ilvl w:val="0"/>
-          <w:numId w:val="50"/>
-        </w:numPr>
-        <w:rPr>
-          <w:rFonts w:ascii="Times New Roman" w:eastAsia="宋体" w:hAnsi="Times New Roman" w:cs="Times New Roman"/>
-        </w:rPr>
-      </w:pPr>
-      <w:r>
-        <w:rPr>
-          <w:rFonts w:ascii="Times New Roman" w:eastAsia="宋体" w:hAnsi="Times New Roman" w:cs="Times New Roman" w:hint="eastAsia"/>
-        </w:rPr>
         <w:t>为触发编辑器、</w:t>
       </w:r>
       <w:r>
@@ -3002,14 +3021,7 @@
         <w:rPr>
           <w:rFonts w:ascii="Times New Roman" w:eastAsia="宋体" w:hAnsi="Times New Roman" w:cs="Times New Roman" w:hint="eastAsia"/>
         </w:rPr>
-        <w:t>触发编辑器增加跳转按钮，可以跳转到参数对应的路径</w:t>
-      </w:r>
-      <w:r>
-        <w:rPr>
-          <w:rFonts w:ascii="Times New Roman" w:eastAsia="宋体" w:hAnsi="Times New Roman" w:cs="Times New Roman" w:hint="eastAsia"/>
-        </w:rPr>
-        <w:lastRenderedPageBreak/>
-        <w:t>点、小队等位置</w:t>
+        <w:t>触发编辑器增加跳转按钮，可以跳转到参数对应的路径点、小队等位置</w:t>
       </w:r>
     </w:p>
     <w:p>
@@ -4007,6 +4019,7 @@
         <w:rPr>
           <w:rFonts w:ascii="Times New Roman" w:eastAsia="宋体" w:hAnsi="Times New Roman" w:cs="Times New Roman" w:hint="eastAsia"/>
         </w:rPr>
+        <w:lastRenderedPageBreak/>
         <w:t>允许设置下拉菜单是否自动搜索，若禁止，则需要按下</w:t>
       </w:r>
       <w:r>
@@ -4025,895 +4038,895 @@
         <w:rPr>
           <w:rFonts w:ascii="Times New Roman" w:eastAsia="宋体" w:hAnsi="Times New Roman" w:cs="Times New Roman" w:hint="eastAsia"/>
         </w:rPr>
+        <w:t>SearchCombobox.Disabled</w:t>
+      </w:r>
+      <w:r>
+        <w:rPr>
+          <w:rFonts w:ascii="Times New Roman" w:eastAsia="宋体" w:hAnsi="Times New Roman" w:cs="Times New Roman" w:hint="eastAsia"/>
+        </w:rPr>
+        <w:t>与</w:t>
+      </w:r>
+      <w:r>
+        <w:rPr>
+          <w:rFonts w:ascii="Times New Roman" w:eastAsia="宋体" w:hAnsi="Times New Roman" w:cs="Times New Roman" w:hint="eastAsia"/>
+        </w:rPr>
+        <w:t>SearchCombobox.AllowNonParams</w:t>
+      </w:r>
+    </w:p>
+    <w:p>
+      <w:pPr>
+        <w:pStyle w:val="a9"/>
+        <w:numPr>
+          <w:ilvl w:val="0"/>
+          <w:numId w:val="48"/>
+        </w:numPr>
+        <w:rPr>
+          <w:rFonts w:ascii="Times New Roman" w:eastAsia="宋体" w:hAnsi="Times New Roman" w:cs="Times New Roman"/>
+        </w:rPr>
+      </w:pPr>
+      <w:r>
+        <w:rPr>
+          <w:rFonts w:ascii="Times New Roman" w:eastAsia="宋体" w:hAnsi="Times New Roman" w:cs="Times New Roman" w:hint="eastAsia"/>
+        </w:rPr>
+        <w:t>修复使用</w:t>
+      </w:r>
+      <w:r>
+        <w:rPr>
+          <w:rFonts w:ascii="Times New Roman" w:eastAsia="宋体" w:hAnsi="Times New Roman" w:cs="Times New Roman" w:hint="eastAsia"/>
+        </w:rPr>
+        <w:t>FA2ForceSide</w:t>
+      </w:r>
+      <w:r>
+        <w:rPr>
+          <w:rFonts w:ascii="Times New Roman" w:eastAsia="宋体" w:hAnsi="Times New Roman" w:cs="Times New Roman" w:hint="eastAsia"/>
+        </w:rPr>
+        <w:t>时，非第一层分类无法按照</w:t>
+      </w:r>
+      <w:r>
+        <w:rPr>
+          <w:rFonts w:ascii="Times New Roman" w:eastAsia="宋体" w:hAnsi="Times New Roman" w:cs="Times New Roman" w:hint="eastAsia"/>
+        </w:rPr>
+        <w:t>[</w:t>
+      </w:r>
+      <w:r>
+        <w:rPr>
+          <w:rFonts w:ascii="Times New Roman" w:eastAsia="宋体" w:hAnsi="Times New Roman" w:cs="Times New Roman" w:hint="eastAsia"/>
+        </w:rPr>
+        <w:t>Sides</w:t>
+      </w:r>
+      <w:r>
+        <w:rPr>
+          <w:rFonts w:ascii="Times New Roman" w:eastAsia="宋体" w:hAnsi="Times New Roman" w:cs="Times New Roman" w:hint="eastAsia"/>
+        </w:rPr>
+        <w:t>]</w:t>
+      </w:r>
+      <w:r>
+        <w:rPr>
+          <w:rFonts w:ascii="Times New Roman" w:eastAsia="宋体" w:hAnsi="Times New Roman" w:cs="Times New Roman" w:hint="eastAsia"/>
+        </w:rPr>
+        <w:t>顺序进行排序的</w:t>
+      </w:r>
+      <w:r>
+        <w:rPr>
+          <w:rFonts w:ascii="Times New Roman" w:eastAsia="宋体" w:hAnsi="Times New Roman" w:cs="Times New Roman" w:hint="eastAsia"/>
+        </w:rPr>
+        <w:t>bug</w:t>
+      </w:r>
+    </w:p>
+    <w:p>
+      <w:pPr>
+        <w:pStyle w:val="a9"/>
+        <w:numPr>
+          <w:ilvl w:val="0"/>
+          <w:numId w:val="48"/>
+        </w:numPr>
+        <w:rPr>
+          <w:rFonts w:ascii="Times New Roman" w:eastAsia="宋体" w:hAnsi="Times New Roman" w:cs="Times New Roman"/>
+        </w:rPr>
+      </w:pPr>
+      <w:r>
+        <w:rPr>
+          <w:rFonts w:ascii="Times New Roman" w:eastAsia="宋体" w:hAnsi="Times New Roman" w:cs="Times New Roman" w:hint="eastAsia"/>
+        </w:rPr>
+        <w:t>修复在老系统上展开下拉菜单使用滚轮时，会错误触发文本框选择切换的</w:t>
+      </w:r>
+      <w:r>
+        <w:rPr>
+          <w:rFonts w:ascii="Times New Roman" w:eastAsia="宋体" w:hAnsi="Times New Roman" w:cs="Times New Roman" w:hint="eastAsia"/>
+        </w:rPr>
+        <w:t>bug</w:t>
+      </w:r>
+    </w:p>
+    <w:p>
+      <w:pPr>
+        <w:pStyle w:val="a9"/>
+        <w:numPr>
+          <w:ilvl w:val="0"/>
+          <w:numId w:val="48"/>
+        </w:numPr>
+        <w:rPr>
+          <w:rFonts w:ascii="Times New Roman" w:eastAsia="宋体" w:hAnsi="Times New Roman" w:cs="Times New Roman"/>
+        </w:rPr>
+      </w:pPr>
+      <w:r>
+        <w:rPr>
+          <w:rFonts w:ascii="Times New Roman" w:eastAsia="宋体" w:hAnsi="Times New Roman" w:cs="Times New Roman" w:hint="eastAsia"/>
+        </w:rPr>
+        <w:t>修复</w:t>
+      </w:r>
+      <w:r>
+        <w:rPr>
+          <w:rFonts w:ascii="Times New Roman" w:eastAsia="宋体" w:hAnsi="Times New Roman" w:cs="Times New Roman" w:hint="eastAsia"/>
+        </w:rPr>
+        <w:t>在使用了某些系统设置软件后，下拉菜单无法正确获取文本的</w:t>
+      </w:r>
+      <w:r>
+        <w:rPr>
+          <w:rFonts w:ascii="Times New Roman" w:eastAsia="宋体" w:hAnsi="Times New Roman" w:cs="Times New Roman" w:hint="eastAsia"/>
+        </w:rPr>
+        <w:t>bug</w:t>
+      </w:r>
+    </w:p>
+    <w:p>
+      <w:pPr>
+        <w:pStyle w:val="a9"/>
+        <w:numPr>
+          <w:ilvl w:val="0"/>
+          <w:numId w:val="48"/>
+        </w:numPr>
+        <w:rPr>
+          <w:rFonts w:ascii="Times New Roman" w:eastAsia="宋体" w:hAnsi="Times New Roman" w:cs="Times New Roman"/>
+        </w:rPr>
+      </w:pPr>
+      <w:r>
+        <w:rPr>
+          <w:rFonts w:ascii="Times New Roman" w:eastAsia="宋体" w:hAnsi="Times New Roman" w:cs="Times New Roman" w:hint="eastAsia"/>
+        </w:rPr>
+        <w:t>重写标签编辑器，支持查找引用、转到触发等特性，支持按名称进行排序，详见</w:t>
+      </w:r>
+      <w:r>
+        <w:rPr>
+          <w:rFonts w:ascii="Times New Roman" w:eastAsia="宋体" w:hAnsi="Times New Roman" w:cs="Times New Roman" w:hint="eastAsia"/>
+        </w:rPr>
+        <w:t>SortByLabelName.Tag</w:t>
+      </w:r>
+    </w:p>
+    <w:p>
+      <w:pPr>
+        <w:pStyle w:val="a9"/>
+        <w:numPr>
+          <w:ilvl w:val="0"/>
+          <w:numId w:val="48"/>
+        </w:numPr>
+        <w:rPr>
+          <w:rFonts w:ascii="Times New Roman" w:eastAsia="宋体" w:hAnsi="Times New Roman" w:cs="Times New Roman"/>
+        </w:rPr>
+      </w:pPr>
+      <w:r>
+        <w:rPr>
+          <w:rFonts w:ascii="Times New Roman" w:eastAsia="宋体" w:hAnsi="Times New Roman" w:cs="Times New Roman" w:hint="eastAsia"/>
+        </w:rPr>
+        <w:t>修复触发批量编辑器</w:t>
+      </w:r>
+      <w:r>
+        <w:rPr>
+          <w:rFonts w:ascii="Times New Roman" w:eastAsia="宋体" w:hAnsi="Times New Roman" w:cs="Times New Roman" w:hint="eastAsia"/>
+        </w:rPr>
+        <w:t>左侧</w:t>
+      </w:r>
+      <w:r>
+        <w:rPr>
+          <w:rFonts w:ascii="Times New Roman" w:eastAsia="宋体" w:hAnsi="Times New Roman" w:cs="Times New Roman" w:hint="eastAsia"/>
+        </w:rPr>
+        <w:t>列表排序</w:t>
+      </w:r>
+      <w:r>
+        <w:rPr>
+          <w:rFonts w:ascii="Times New Roman" w:eastAsia="宋体" w:hAnsi="Times New Roman" w:cs="Times New Roman" w:hint="eastAsia"/>
+        </w:rPr>
+        <w:t>bug</w:t>
+      </w:r>
+    </w:p>
+    <w:p>
+      <w:pPr>
+        <w:pStyle w:val="a9"/>
+        <w:numPr>
+          <w:ilvl w:val="0"/>
+          <w:numId w:val="48"/>
+        </w:numPr>
+        <w:rPr>
+          <w:rFonts w:ascii="Times New Roman" w:eastAsia="宋体" w:hAnsi="Times New Roman" w:cs="Times New Roman"/>
+        </w:rPr>
+      </w:pPr>
+      <w:r>
+        <w:rPr>
+          <w:rFonts w:ascii="Times New Roman" w:eastAsia="宋体" w:hAnsi="Times New Roman" w:cs="Times New Roman"/>
+        </w:rPr>
+        <w:t>I</w:t>
+      </w:r>
+      <w:r>
+        <w:rPr>
+          <w:rFonts w:ascii="Times New Roman" w:eastAsia="宋体" w:hAnsi="Times New Roman" w:cs="Times New Roman" w:hint="eastAsia"/>
+        </w:rPr>
+        <w:t>ni</w:t>
+      </w:r>
+      <w:r>
+        <w:rPr>
+          <w:rFonts w:ascii="Times New Roman" w:eastAsia="宋体" w:hAnsi="Times New Roman" w:cs="Times New Roman" w:hint="eastAsia"/>
+        </w:rPr>
+        <w:t>编辑器的“导入</w:t>
+      </w:r>
+      <w:r>
+        <w:rPr>
+          <w:rFonts w:ascii="Times New Roman" w:eastAsia="宋体" w:hAnsi="Times New Roman" w:cs="Times New Roman" w:hint="eastAsia"/>
+        </w:rPr>
+        <w:t>ini</w:t>
+      </w:r>
+      <w:r>
+        <w:rPr>
+          <w:rFonts w:ascii="Times New Roman" w:eastAsia="宋体" w:hAnsi="Times New Roman" w:cs="Times New Roman" w:hint="eastAsia"/>
+        </w:rPr>
+        <w:t>”窗口支持调整大小</w:t>
+      </w:r>
+    </w:p>
+    <w:p>
+      <w:pPr>
+        <w:pStyle w:val="a9"/>
+        <w:numPr>
+          <w:ilvl w:val="0"/>
+          <w:numId w:val="48"/>
+        </w:numPr>
+        <w:rPr>
+          <w:rFonts w:ascii="Times New Roman" w:eastAsia="宋体" w:hAnsi="Times New Roman" w:cs="Times New Roman"/>
+        </w:rPr>
+      </w:pPr>
+      <w:r>
+        <w:rPr>
+          <w:rFonts w:ascii="Times New Roman" w:eastAsia="宋体" w:hAnsi="Times New Roman" w:cs="Times New Roman" w:hint="eastAsia"/>
+        </w:rPr>
+        <w:t>修复部分建筑无法显示受损火焰、</w:t>
+      </w:r>
+      <w:r>
+        <w:rPr>
+          <w:rFonts w:ascii="Times New Roman" w:eastAsia="宋体" w:hAnsi="Times New Roman" w:cs="Times New Roman" w:hint="eastAsia"/>
+        </w:rPr>
+        <w:t>AlphaImage</w:t>
+      </w:r>
+      <w:r>
+        <w:rPr>
+          <w:rFonts w:ascii="Times New Roman" w:eastAsia="宋体" w:hAnsi="Times New Roman" w:cs="Times New Roman" w:hint="eastAsia"/>
+        </w:rPr>
+        <w:t>的</w:t>
+      </w:r>
+      <w:r>
+        <w:rPr>
+          <w:rFonts w:ascii="Times New Roman" w:eastAsia="宋体" w:hAnsi="Times New Roman" w:cs="Times New Roman" w:hint="eastAsia"/>
+        </w:rPr>
+        <w:t>bug</w:t>
+      </w:r>
+    </w:p>
+    <w:p>
+      <w:pPr>
+        <w:pStyle w:val="a9"/>
+        <w:numPr>
+          <w:ilvl w:val="0"/>
+          <w:numId w:val="48"/>
+        </w:numPr>
+        <w:rPr>
+          <w:rFonts w:ascii="Times New Roman" w:eastAsia="宋体" w:hAnsi="Times New Roman" w:cs="Times New Roman"/>
+        </w:rPr>
+      </w:pPr>
+      <w:r>
+        <w:rPr>
+          <w:rFonts w:ascii="Times New Roman" w:eastAsia="宋体" w:hAnsi="Times New Roman" w:cs="Times New Roman" w:hint="eastAsia"/>
+        </w:rPr>
+        <w:t>优化右键拖动流畅度，拖动时可以实时更新小地图</w:t>
+      </w:r>
+    </w:p>
+    <w:p>
+      <w:pPr>
+        <w:pStyle w:val="a9"/>
+        <w:numPr>
+          <w:ilvl w:val="0"/>
+          <w:numId w:val="48"/>
+        </w:numPr>
+        <w:rPr>
+          <w:rFonts w:ascii="Times New Roman" w:eastAsia="宋体" w:hAnsi="Times New Roman" w:cs="Times New Roman"/>
+        </w:rPr>
+      </w:pPr>
+      <w:r>
+        <w:rPr>
+          <w:rFonts w:ascii="Times New Roman" w:eastAsia="宋体" w:hAnsi="Times New Roman" w:cs="Times New Roman" w:hint="eastAsia"/>
+        </w:rPr>
+        <w:t>优化右键取消当前指令时物品浏览器不停向上切换的</w:t>
+      </w:r>
+      <w:r>
+        <w:rPr>
+          <w:rFonts w:ascii="Times New Roman" w:eastAsia="宋体" w:hAnsi="Times New Roman" w:cs="Times New Roman" w:hint="eastAsia"/>
+        </w:rPr>
+        <w:t>bug</w:t>
+      </w:r>
+    </w:p>
+    <w:p>
+      <w:pPr>
+        <w:pStyle w:val="a9"/>
+        <w:numPr>
+          <w:ilvl w:val="0"/>
+          <w:numId w:val="48"/>
+        </w:numPr>
+        <w:rPr>
+          <w:rFonts w:ascii="Times New Roman" w:eastAsia="宋体" w:hAnsi="Times New Roman" w:cs="Times New Roman"/>
+        </w:rPr>
+      </w:pPr>
+      <w:r>
+        <w:rPr>
+          <w:rFonts w:ascii="Times New Roman" w:eastAsia="宋体" w:hAnsi="Times New Roman" w:cs="Times New Roman" w:hint="eastAsia"/>
+        </w:rPr>
+        <w:t>删除单元标记支持笔刷大小</w:t>
+      </w:r>
+    </w:p>
+    <w:p>
+      <w:pPr>
+        <w:pStyle w:val="a9"/>
+        <w:numPr>
+          <w:ilvl w:val="0"/>
+          <w:numId w:val="48"/>
+        </w:numPr>
+        <w:rPr>
+          <w:rFonts w:ascii="Times New Roman" w:eastAsia="宋体" w:hAnsi="Times New Roman" w:cs="Times New Roman"/>
+        </w:rPr>
+      </w:pPr>
+      <w:r>
+        <w:rPr>
+          <w:rFonts w:ascii="Times New Roman" w:eastAsia="宋体" w:hAnsi="Times New Roman" w:cs="Times New Roman" w:hint="eastAsia"/>
+        </w:rPr>
+        <w:t>为</w:t>
+      </w:r>
+      <w:r>
+        <w:rPr>
+          <w:rFonts w:ascii="Times New Roman" w:eastAsia="宋体" w:hAnsi="Times New Roman" w:cs="Times New Roman" w:hint="eastAsia"/>
+        </w:rPr>
+        <w:t>Lua</w:t>
+      </w:r>
+      <w:r>
+        <w:rPr>
+          <w:rFonts w:ascii="Times New Roman" w:eastAsia="宋体" w:hAnsi="Times New Roman" w:cs="Times New Roman" w:hint="eastAsia"/>
+        </w:rPr>
+        <w:t>脚本增加结束脚本函数，详见</w:t>
+      </w:r>
+      <w:r>
+        <w:rPr>
+          <w:rFonts w:ascii="Times New Roman" w:eastAsia="宋体" w:hAnsi="Times New Roman" w:cs="Times New Roman" w:hint="eastAsia"/>
+        </w:rPr>
+        <w:t>Lua</w:t>
+      </w:r>
+      <w:r>
+        <w:rPr>
+          <w:rFonts w:ascii="Times New Roman" w:eastAsia="宋体" w:hAnsi="Times New Roman" w:cs="Times New Roman" w:hint="eastAsia"/>
+        </w:rPr>
+        <w:t>脚本文档</w:t>
+      </w:r>
+      <w:r>
+        <w:rPr>
+          <w:rFonts w:ascii="Times New Roman" w:eastAsia="宋体" w:hAnsi="Times New Roman" w:cs="Times New Roman" w:hint="eastAsia"/>
+        </w:rPr>
+        <w:t>.xlsx</w:t>
+      </w:r>
+    </w:p>
+    <w:p>
+      <w:pPr>
+        <w:pStyle w:val="a9"/>
+        <w:numPr>
+          <w:ilvl w:val="0"/>
+          <w:numId w:val="48"/>
+        </w:numPr>
+        <w:rPr>
+          <w:rFonts w:ascii="Times New Roman" w:eastAsia="宋体" w:hAnsi="Times New Roman" w:cs="Times New Roman"/>
+        </w:rPr>
+      </w:pPr>
+      <w:r>
+        <w:rPr>
+          <w:rFonts w:ascii="Times New Roman" w:eastAsia="宋体" w:hAnsi="Times New Roman" w:cs="Times New Roman" w:hint="eastAsia"/>
+        </w:rPr>
+        <w:t>范围查看支持查看指示者与抑制者范围</w:t>
+      </w:r>
+    </w:p>
+    <w:p>
+      <w:pPr>
+        <w:pStyle w:val="a9"/>
+        <w:numPr>
+          <w:ilvl w:val="0"/>
+          <w:numId w:val="48"/>
+        </w:numPr>
+        <w:rPr>
+          <w:rFonts w:ascii="Times New Roman" w:eastAsia="宋体" w:hAnsi="Times New Roman" w:cs="Times New Roman"/>
+        </w:rPr>
+      </w:pPr>
+      <w:r>
+        <w:rPr>
+          <w:rFonts w:ascii="Times New Roman" w:eastAsia="宋体" w:hAnsi="Times New Roman" w:cs="Times New Roman" w:hint="eastAsia"/>
+        </w:rPr>
+        <w:t>若地图类型对应后缀的地形对象或污染文件不存在，会加载</w:t>
+      </w:r>
+      <w:r>
+        <w:rPr>
+          <w:rFonts w:ascii="Times New Roman" w:eastAsia="宋体" w:hAnsi="Times New Roman" w:cs="Times New Roman" w:hint="eastAsia"/>
+        </w:rPr>
+        <w:t>对应的</w:t>
+      </w:r>
+      <w:r>
+        <w:rPr>
+          <w:rFonts w:ascii="Times New Roman" w:eastAsia="宋体" w:hAnsi="Times New Roman" w:cs="Times New Roman" w:hint="eastAsia"/>
+        </w:rPr>
+        <w:t>.shp</w:t>
+      </w:r>
+      <w:r>
+        <w:rPr>
+          <w:rFonts w:ascii="Times New Roman" w:eastAsia="宋体" w:hAnsi="Times New Roman" w:cs="Times New Roman" w:hint="eastAsia"/>
+        </w:rPr>
+        <w:t>文件</w:t>
+      </w:r>
+    </w:p>
+    <w:p>
+      <w:pPr>
+        <w:pStyle w:val="a9"/>
+        <w:numPr>
+          <w:ilvl w:val="0"/>
+          <w:numId w:val="48"/>
+        </w:numPr>
+        <w:rPr>
+          <w:rFonts w:ascii="Times New Roman" w:eastAsia="宋体" w:hAnsi="Times New Roman" w:cs="Times New Roman"/>
+        </w:rPr>
+      </w:pPr>
+      <w:r>
+        <w:rPr>
+          <w:rFonts w:ascii="Times New Roman" w:eastAsia="宋体" w:hAnsi="Times New Roman" w:cs="Times New Roman" w:hint="eastAsia"/>
+        </w:rPr>
+        <w:t>修复粘贴地形预览会导致隐藏地形块属性被覆盖的</w:t>
+      </w:r>
+      <w:r>
+        <w:rPr>
+          <w:rFonts w:ascii="Times New Roman" w:eastAsia="宋体" w:hAnsi="Times New Roman" w:cs="Times New Roman" w:hint="eastAsia"/>
+        </w:rPr>
+        <w:t>bug</w:t>
+      </w:r>
+      <w:r>
+        <w:rPr>
+          <w:rFonts w:ascii="Times New Roman" w:eastAsia="宋体" w:hAnsi="Times New Roman" w:cs="Times New Roman" w:hint="eastAsia"/>
+        </w:rPr>
+        <w:t>，粘贴地形会尊重</w:t>
+      </w:r>
+      <w:r>
+        <w:rPr>
+          <w:rFonts w:ascii="Times New Roman" w:eastAsia="宋体" w:hAnsi="Times New Roman" w:cs="Times New Roman" w:hint="eastAsia"/>
+        </w:rPr>
+        <w:t>PlaceTileSkipHide</w:t>
+      </w:r>
+    </w:p>
+    <w:p>
+      <w:pPr>
+        <w:pStyle w:val="a9"/>
+        <w:numPr>
+          <w:ilvl w:val="0"/>
+          <w:numId w:val="48"/>
+        </w:numPr>
+        <w:rPr>
+          <w:rFonts w:ascii="Times New Roman" w:eastAsia="宋体" w:hAnsi="Times New Roman" w:cs="Times New Roman"/>
+        </w:rPr>
+      </w:pPr>
+      <w:r>
+        <w:rPr>
+          <w:rFonts w:ascii="Times New Roman" w:eastAsia="宋体" w:hAnsi="Times New Roman" w:cs="Times New Roman" w:hint="eastAsia"/>
+        </w:rPr>
+        <w:t>支持</w:t>
+      </w:r>
+      <w:r>
+        <w:rPr>
+          <w:rFonts w:ascii="Times New Roman" w:eastAsia="宋体" w:hAnsi="Times New Roman" w:cs="Times New Roman" w:hint="eastAsia"/>
+        </w:rPr>
+        <w:t>Direct11</w:t>
+      </w:r>
+      <w:r>
+        <w:rPr>
+          <w:rFonts w:ascii="Times New Roman" w:eastAsia="宋体" w:hAnsi="Times New Roman" w:cs="Times New Roman" w:hint="eastAsia"/>
+        </w:rPr>
+        <w:t>绘图，可大幅提升性能，详见</w:t>
+      </w:r>
+      <w:r>
+        <w:rPr>
+          <w:rFonts w:ascii="Times New Roman" w:eastAsia="宋体" w:hAnsi="Times New Roman" w:cs="Times New Roman" w:hint="eastAsia"/>
+        </w:rPr>
+        <w:t>DirectXRendering</w:t>
+      </w:r>
+    </w:p>
+    <w:p>
+      <w:pPr>
+        <w:pStyle w:val="a9"/>
+        <w:numPr>
+          <w:ilvl w:val="0"/>
+          <w:numId w:val="48"/>
+        </w:numPr>
+        <w:rPr>
+          <w:rFonts w:ascii="Times New Roman" w:eastAsia="宋体" w:hAnsi="Times New Roman" w:cs="Times New Roman"/>
+        </w:rPr>
+      </w:pPr>
+      <w:r>
+        <w:rPr>
+          <w:rFonts w:ascii="Times New Roman" w:eastAsia="宋体" w:hAnsi="Times New Roman" w:cs="Times New Roman" w:hint="eastAsia"/>
+        </w:rPr>
+        <w:t>支持切换是否更精确地计算深度关系，详见</w:t>
+      </w:r>
+      <w:r>
+        <w:rPr>
+          <w:rFonts w:ascii="Times New Roman" w:eastAsia="宋体" w:hAnsi="Times New Roman" w:cs="Times New Roman" w:hint="eastAsia"/>
+        </w:rPr>
+        <w:t>PreciseDepthCalculation</w:t>
+      </w:r>
+    </w:p>
+    <w:p>
+      <w:pPr>
+        <w:pStyle w:val="a9"/>
+        <w:numPr>
+          <w:ilvl w:val="0"/>
+          <w:numId w:val="48"/>
+        </w:numPr>
+        <w:rPr>
+          <w:rFonts w:ascii="Times New Roman" w:eastAsia="宋体" w:hAnsi="Times New Roman" w:cs="Times New Roman"/>
+        </w:rPr>
+      </w:pPr>
+      <w:r>
+        <w:rPr>
+          <w:rFonts w:ascii="Times New Roman" w:eastAsia="宋体" w:hAnsi="Times New Roman" w:cs="Times New Roman" w:hint="eastAsia"/>
+        </w:rPr>
+        <w:t>修复物品浏览器多级分组单位选择错误的</w:t>
+      </w:r>
+      <w:r>
+        <w:rPr>
+          <w:rFonts w:ascii="Times New Roman" w:eastAsia="宋体" w:hAnsi="Times New Roman" w:cs="Times New Roman" w:hint="eastAsia"/>
+        </w:rPr>
+        <w:t>bug</w:t>
+      </w:r>
+    </w:p>
+    <w:p>
+      <w:pPr>
+        <w:pStyle w:val="a9"/>
+        <w:numPr>
+          <w:ilvl w:val="0"/>
+          <w:numId w:val="48"/>
+        </w:numPr>
+        <w:rPr>
+          <w:rFonts w:ascii="Times New Roman" w:eastAsia="宋体" w:hAnsi="Times New Roman" w:cs="Times New Roman"/>
+        </w:rPr>
+      </w:pPr>
+      <w:r>
+        <w:rPr>
+          <w:rFonts w:ascii="Times New Roman" w:eastAsia="宋体" w:hAnsi="Times New Roman" w:cs="Times New Roman" w:hint="eastAsia"/>
+        </w:rPr>
+        <w:t>支持在地图初始化时加载所有地图内单位，减少使用中卡顿，详见</w:t>
+      </w:r>
+      <w:r>
+        <w:rPr>
+          <w:rFonts w:ascii="Times New Roman" w:eastAsia="宋体" w:hAnsi="Times New Roman" w:cs="Times New Roman" w:hint="eastAsia"/>
+        </w:rPr>
+        <w:t>LoadObjectsOnInit</w:t>
+      </w:r>
+    </w:p>
+    <w:p>
+      <w:pPr>
+        <w:pStyle w:val="a9"/>
+        <w:numPr>
+          <w:ilvl w:val="0"/>
+          <w:numId w:val="48"/>
+        </w:numPr>
+        <w:rPr>
+          <w:rFonts w:ascii="Times New Roman" w:eastAsia="宋体" w:hAnsi="Times New Roman" w:cs="Times New Roman"/>
+        </w:rPr>
+      </w:pPr>
+      <w:r>
+        <w:rPr>
+          <w:rFonts w:ascii="Times New Roman" w:eastAsia="宋体" w:hAnsi="Times New Roman" w:cs="Times New Roman" w:hint="eastAsia"/>
+        </w:rPr>
+        <w:t>重写所属方编辑器，颜色下拉菜单可以预览颜色，支持</w:t>
+      </w:r>
+      <w:r>
+        <w:rPr>
+          <w:rFonts w:ascii="Times New Roman" w:eastAsia="宋体" w:hAnsi="Times New Roman" w:cs="Times New Roman" w:hint="eastAsia"/>
+        </w:rPr>
+        <w:t>Phobos</w:t>
+      </w:r>
+      <w:r>
+        <w:rPr>
+          <w:rFonts w:ascii="Times New Roman" w:eastAsia="宋体" w:hAnsi="Times New Roman" w:cs="Times New Roman" w:hint="eastAsia"/>
+        </w:rPr>
+        <w:t>的</w:t>
+      </w:r>
+      <w:r>
+        <w:rPr>
+          <w:rFonts w:ascii="Times New Roman" w:eastAsia="宋体" w:hAnsi="Times New Roman" w:cs="Times New Roman" w:hint="eastAsia"/>
+        </w:rPr>
+        <w:t>RepairBaseNodes</w:t>
+      </w:r>
+    </w:p>
+    <w:p>
+      <w:pPr>
+        <w:pStyle w:val="a9"/>
+        <w:numPr>
+          <w:ilvl w:val="0"/>
+          <w:numId w:val="48"/>
+        </w:numPr>
+        <w:rPr>
+          <w:rFonts w:ascii="Times New Roman" w:eastAsia="宋体" w:hAnsi="Times New Roman" w:cs="Times New Roman"/>
+        </w:rPr>
+      </w:pPr>
+      <w:r>
+        <w:rPr>
+          <w:rFonts w:ascii="Times New Roman" w:eastAsia="宋体" w:hAnsi="Times New Roman" w:cs="Times New Roman" w:hint="eastAsia"/>
+        </w:rPr>
+        <w:t>触发编辑器下拉菜单可以直接查看触发的禁止状态，详见</w:t>
+      </w:r>
+      <w:r>
+        <w:rPr>
+          <w:rFonts w:ascii="Times New Roman" w:eastAsia="宋体" w:hAnsi="Times New Roman" w:cs="Times New Roman" w:hint="eastAsia"/>
+        </w:rPr>
+        <w:t>DisplayTriggerEnableInfo</w:t>
+      </w:r>
+    </w:p>
+    <w:p>
+      <w:pPr>
+        <w:pStyle w:val="a9"/>
+        <w:numPr>
+          <w:ilvl w:val="0"/>
+          <w:numId w:val="48"/>
+        </w:numPr>
+        <w:rPr>
+          <w:rFonts w:ascii="Times New Roman" w:eastAsia="宋体" w:hAnsi="Times New Roman" w:cs="Times New Roman"/>
+        </w:rPr>
+      </w:pPr>
+      <w:r>
+        <w:rPr>
+          <w:rFonts w:ascii="Times New Roman" w:eastAsia="宋体" w:hAnsi="Times New Roman" w:cs="Times New Roman" w:hint="eastAsia"/>
+        </w:rPr>
+        <w:t>修复使用</w:t>
+      </w:r>
+      <w:r>
+        <w:rPr>
+          <w:rFonts w:ascii="Times New Roman" w:eastAsia="宋体" w:hAnsi="Times New Roman" w:cs="Times New Roman" w:hint="eastAsia"/>
+        </w:rPr>
+        <w:t>Scintilla</w:t>
+      </w:r>
+      <w:r>
+        <w:rPr>
+          <w:rFonts w:ascii="Times New Roman" w:eastAsia="宋体" w:hAnsi="Times New Roman" w:cs="Times New Roman" w:hint="eastAsia"/>
+        </w:rPr>
+        <w:t>引擎的窗口在较老</w:t>
+      </w:r>
+      <w:r>
+        <w:rPr>
+          <w:rFonts w:ascii="Times New Roman" w:eastAsia="宋体" w:hAnsi="Times New Roman" w:cs="Times New Roman" w:hint="eastAsia"/>
+        </w:rPr>
+        <w:t>CPU</w:t>
+      </w:r>
+      <w:r>
+        <w:rPr>
+          <w:rFonts w:ascii="Times New Roman" w:eastAsia="宋体" w:hAnsi="Times New Roman" w:cs="Times New Roman" w:hint="eastAsia"/>
+        </w:rPr>
+        <w:t>上无法正确显示的</w:t>
+      </w:r>
+      <w:r>
+        <w:rPr>
+          <w:rFonts w:ascii="Times New Roman" w:eastAsia="宋体" w:hAnsi="Times New Roman" w:cs="Times New Roman" w:hint="eastAsia"/>
+        </w:rPr>
+        <w:t>bug</w:t>
+      </w:r>
+    </w:p>
+    <w:p>
+      <w:pPr>
+        <w:pStyle w:val="a9"/>
+        <w:numPr>
+          <w:ilvl w:val="0"/>
+          <w:numId w:val="48"/>
+        </w:numPr>
+        <w:rPr>
+          <w:rFonts w:ascii="Times New Roman" w:eastAsia="宋体" w:hAnsi="Times New Roman" w:cs="Times New Roman"/>
+        </w:rPr>
+      </w:pPr>
+      <w:r>
+        <w:rPr>
+          <w:rFonts w:ascii="Times New Roman" w:eastAsia="宋体" w:hAnsi="Times New Roman" w:cs="Times New Roman" w:hint="eastAsia"/>
+        </w:rPr>
+        <w:t>触发编辑器的查找引用可显示当前触发的对应参数并跳转（支持小队、触发和标签）</w:t>
+      </w:r>
+    </w:p>
+    <w:p>
+      <w:pPr>
+        <w:pStyle w:val="a9"/>
+        <w:numPr>
+          <w:ilvl w:val="0"/>
+          <w:numId w:val="48"/>
+        </w:numPr>
+        <w:rPr>
+          <w:rFonts w:ascii="Times New Roman" w:eastAsia="宋体" w:hAnsi="Times New Roman" w:cs="Times New Roman"/>
+        </w:rPr>
+      </w:pPr>
+      <w:r>
+        <w:rPr>
+          <w:rFonts w:ascii="Times New Roman" w:eastAsia="宋体" w:hAnsi="Times New Roman" w:cs="Times New Roman" w:hint="eastAsia"/>
+        </w:rPr>
+        <w:t>修复触发编辑器事件参数填写触发或小队时，不能正确截断名称的</w:t>
+      </w:r>
+      <w:r>
+        <w:rPr>
+          <w:rFonts w:ascii="Times New Roman" w:eastAsia="宋体" w:hAnsi="Times New Roman" w:cs="Times New Roman" w:hint="eastAsia"/>
+        </w:rPr>
+        <w:t>bug</w:t>
+      </w:r>
+    </w:p>
+    <w:p>
+      <w:pPr>
+        <w:pStyle w:val="a9"/>
+        <w:numPr>
+          <w:ilvl w:val="0"/>
+          <w:numId w:val="48"/>
+        </w:numPr>
+        <w:rPr>
+          <w:rFonts w:ascii="Times New Roman" w:eastAsia="宋体" w:hAnsi="Times New Roman" w:cs="Times New Roman"/>
+        </w:rPr>
+      </w:pPr>
+      <w:r>
+        <w:rPr>
+          <w:rFonts w:ascii="Times New Roman" w:eastAsia="宋体" w:hAnsi="Times New Roman" w:cs="Times New Roman" w:hint="eastAsia"/>
+        </w:rPr>
+        <w:t>可以按住</w:t>
+      </w:r>
+      <w:r>
+        <w:rPr>
+          <w:rFonts w:ascii="Times New Roman" w:eastAsia="宋体" w:hAnsi="Times New Roman" w:cs="Times New Roman" w:hint="eastAsia"/>
+        </w:rPr>
+        <w:t>Alt</w:t>
+      </w:r>
+      <w:r>
+        <w:rPr>
+          <w:rFonts w:ascii="Times New Roman" w:eastAsia="宋体" w:hAnsi="Times New Roman" w:cs="Times New Roman" w:hint="eastAsia"/>
+        </w:rPr>
+        <w:t>键的同时滚动滚轮调整笔刷大小</w:t>
+      </w:r>
+    </w:p>
+    <w:p>
+      <w:pPr>
+        <w:pStyle w:val="a9"/>
+        <w:numPr>
+          <w:ilvl w:val="0"/>
+          <w:numId w:val="48"/>
+        </w:numPr>
+        <w:rPr>
+          <w:rFonts w:ascii="Times New Roman" w:eastAsia="宋体" w:hAnsi="Times New Roman" w:cs="Times New Roman"/>
+        </w:rPr>
+      </w:pPr>
+      <w:r>
+        <w:rPr>
+          <w:rFonts w:ascii="Times New Roman" w:eastAsia="宋体" w:hAnsi="Times New Roman" w:cs="Times New Roman" w:hint="eastAsia"/>
+        </w:rPr>
+        <w:t>平坦地形、抬升地形等工具会显示笔刷范围</w:t>
+      </w:r>
+    </w:p>
+    <w:p>
+      <w:pPr>
+        <w:pStyle w:val="a9"/>
+        <w:numPr>
+          <w:ilvl w:val="0"/>
+          <w:numId w:val="48"/>
+        </w:numPr>
+        <w:rPr>
+          <w:rFonts w:ascii="Times New Roman" w:eastAsia="宋体" w:hAnsi="Times New Roman" w:cs="Times New Roman"/>
+        </w:rPr>
+      </w:pPr>
+      <w:r>
+        <w:rPr>
+          <w:rFonts w:ascii="Times New Roman" w:eastAsia="宋体" w:hAnsi="Times New Roman" w:cs="Times New Roman" w:hint="eastAsia"/>
+        </w:rPr>
+        <w:t>修复触发列表等列表分组错误的</w:t>
+      </w:r>
+      <w:r>
+        <w:rPr>
+          <w:rFonts w:ascii="Times New Roman" w:eastAsia="宋体" w:hAnsi="Times New Roman" w:cs="Times New Roman" w:hint="eastAsia"/>
+        </w:rPr>
+        <w:t>bug</w:t>
+      </w:r>
+    </w:p>
+    <w:p>
+      <w:pPr>
+        <w:pStyle w:val="a9"/>
+        <w:numPr>
+          <w:ilvl w:val="0"/>
+          <w:numId w:val="48"/>
+        </w:numPr>
+        <w:rPr>
+          <w:rFonts w:ascii="Times New Roman" w:eastAsia="宋体" w:hAnsi="Times New Roman" w:cs="Times New Roman"/>
+        </w:rPr>
+      </w:pPr>
+      <w:r>
+        <w:rPr>
+          <w:rFonts w:ascii="Times New Roman" w:eastAsia="宋体" w:hAnsi="Times New Roman" w:cs="Times New Roman" w:hint="eastAsia"/>
+        </w:rPr>
+        <w:t>距离工具箱新增放置自由圆，可以自定义半径</w:t>
+      </w:r>
+    </w:p>
+    <w:p>
+      <w:pPr>
+        <w:pStyle w:val="a9"/>
+        <w:numPr>
+          <w:ilvl w:val="0"/>
+          <w:numId w:val="48"/>
+        </w:numPr>
+        <w:rPr>
+          <w:rFonts w:ascii="Times New Roman" w:eastAsia="宋体" w:hAnsi="Times New Roman" w:cs="Times New Roman"/>
+        </w:rPr>
+      </w:pPr>
+      <w:r>
+        <w:rPr>
+          <w:rFonts w:ascii="Times New Roman" w:eastAsia="宋体" w:hAnsi="Times New Roman" w:cs="Times New Roman" w:hint="eastAsia"/>
+        </w:rPr>
+        <w:t>地图注释新增放置线段、箭头、圆功能，可以保存在地图内</w:t>
+      </w:r>
+    </w:p>
+    <w:p>
+      <w:pPr>
+        <w:pStyle w:val="a9"/>
+        <w:numPr>
+          <w:ilvl w:val="0"/>
+          <w:numId w:val="48"/>
+        </w:numPr>
+        <w:rPr>
+          <w:rFonts w:ascii="Times New Roman" w:eastAsia="宋体" w:hAnsi="Times New Roman" w:cs="Times New Roman"/>
+        </w:rPr>
+      </w:pPr>
+      <w:r>
+        <w:rPr>
+          <w:rFonts w:ascii="Times New Roman" w:eastAsia="宋体" w:hAnsi="Times New Roman" w:cs="Times New Roman" w:hint="eastAsia"/>
+        </w:rPr>
+        <w:t>修复触发编辑器在修改触发名称时可能会导致触发列表产生重复的</w:t>
+      </w:r>
+      <w:r>
+        <w:rPr>
+          <w:rFonts w:ascii="Times New Roman" w:eastAsia="宋体" w:hAnsi="Times New Roman" w:cs="Times New Roman" w:hint="eastAsia"/>
+        </w:rPr>
+        <w:t>bug</w:t>
+      </w:r>
+    </w:p>
+    <w:p>
+      <w:pPr>
+        <w:pStyle w:val="a9"/>
+        <w:numPr>
+          <w:ilvl w:val="0"/>
+          <w:numId w:val="48"/>
+        </w:numPr>
+        <w:rPr>
+          <w:rFonts w:ascii="Times New Roman" w:eastAsia="宋体" w:hAnsi="Times New Roman" w:cs="Times New Roman"/>
+        </w:rPr>
+      </w:pPr>
+      <w:r>
+        <w:rPr>
+          <w:rFonts w:ascii="Times New Roman" w:eastAsia="宋体" w:hAnsi="Times New Roman" w:cs="Times New Roman" w:hint="eastAsia"/>
+        </w:rPr>
+        <w:t>地图检查器不会阻止窗口输入，双击包含坐标的错误可以跳转至指定位置</w:t>
+      </w:r>
+    </w:p>
+    <w:p>
+      <w:pPr>
+        <w:pStyle w:val="a9"/>
+        <w:numPr>
+          <w:ilvl w:val="0"/>
+          <w:numId w:val="48"/>
+        </w:numPr>
+        <w:rPr>
+          <w:rFonts w:ascii="Times New Roman" w:eastAsia="宋体" w:hAnsi="Times New Roman" w:cs="Times New Roman"/>
+        </w:rPr>
+      </w:pPr>
+      <w:r>
+        <w:rPr>
+          <w:rFonts w:ascii="Times New Roman" w:eastAsia="宋体" w:hAnsi="Times New Roman" w:cs="Times New Roman" w:hint="eastAsia"/>
+        </w:rPr>
         <w:lastRenderedPageBreak/>
-        <w:t>SearchCombobox.Disabled</w:t>
-      </w:r>
-      <w:r>
-        <w:rPr>
-          <w:rFonts w:ascii="Times New Roman" w:eastAsia="宋体" w:hAnsi="Times New Roman" w:cs="Times New Roman" w:hint="eastAsia"/>
-        </w:rPr>
-        <w:t>与</w:t>
-      </w:r>
-      <w:r>
-        <w:rPr>
-          <w:rFonts w:ascii="Times New Roman" w:eastAsia="宋体" w:hAnsi="Times New Roman" w:cs="Times New Roman" w:hint="eastAsia"/>
-        </w:rPr>
-        <w:t>SearchCombobox.AllowNonParams</w:t>
-      </w:r>
-    </w:p>
-    <w:p>
-      <w:pPr>
-        <w:pStyle w:val="a9"/>
-        <w:numPr>
-          <w:ilvl w:val="0"/>
-          <w:numId w:val="48"/>
-        </w:numPr>
-        <w:rPr>
-          <w:rFonts w:ascii="Times New Roman" w:eastAsia="宋体" w:hAnsi="Times New Roman" w:cs="Times New Roman"/>
-        </w:rPr>
-      </w:pPr>
-      <w:r>
-        <w:rPr>
-          <w:rFonts w:ascii="Times New Roman" w:eastAsia="宋体" w:hAnsi="Times New Roman" w:cs="Times New Roman" w:hint="eastAsia"/>
-        </w:rPr>
-        <w:t>修复使用</w:t>
-      </w:r>
-      <w:r>
-        <w:rPr>
-          <w:rFonts w:ascii="Times New Roman" w:eastAsia="宋体" w:hAnsi="Times New Roman" w:cs="Times New Roman" w:hint="eastAsia"/>
-        </w:rPr>
-        <w:t>FA2ForceSide</w:t>
-      </w:r>
-      <w:r>
-        <w:rPr>
-          <w:rFonts w:ascii="Times New Roman" w:eastAsia="宋体" w:hAnsi="Times New Roman" w:cs="Times New Roman" w:hint="eastAsia"/>
-        </w:rPr>
-        <w:t>时，非第一层分类无法按照</w:t>
-      </w:r>
-      <w:r>
-        <w:rPr>
-          <w:rFonts w:ascii="Times New Roman" w:eastAsia="宋体" w:hAnsi="Times New Roman" w:cs="Times New Roman" w:hint="eastAsia"/>
-        </w:rPr>
-        <w:t>[</w:t>
-      </w:r>
-      <w:r>
-        <w:rPr>
-          <w:rFonts w:ascii="Times New Roman" w:eastAsia="宋体" w:hAnsi="Times New Roman" w:cs="Times New Roman" w:hint="eastAsia"/>
-        </w:rPr>
-        <w:t>Sides</w:t>
-      </w:r>
-      <w:r>
-        <w:rPr>
-          <w:rFonts w:ascii="Times New Roman" w:eastAsia="宋体" w:hAnsi="Times New Roman" w:cs="Times New Roman" w:hint="eastAsia"/>
-        </w:rPr>
-        <w:t>]</w:t>
-      </w:r>
-      <w:r>
-        <w:rPr>
-          <w:rFonts w:ascii="Times New Roman" w:eastAsia="宋体" w:hAnsi="Times New Roman" w:cs="Times New Roman" w:hint="eastAsia"/>
-        </w:rPr>
-        <w:t>顺序进行排序的</w:t>
-      </w:r>
-      <w:r>
-        <w:rPr>
-          <w:rFonts w:ascii="Times New Roman" w:eastAsia="宋体" w:hAnsi="Times New Roman" w:cs="Times New Roman" w:hint="eastAsia"/>
-        </w:rPr>
-        <w:t>bug</w:t>
-      </w:r>
-    </w:p>
-    <w:p>
-      <w:pPr>
-        <w:pStyle w:val="a9"/>
-        <w:numPr>
-          <w:ilvl w:val="0"/>
-          <w:numId w:val="48"/>
-        </w:numPr>
-        <w:rPr>
-          <w:rFonts w:ascii="Times New Roman" w:eastAsia="宋体" w:hAnsi="Times New Roman" w:cs="Times New Roman"/>
-        </w:rPr>
-      </w:pPr>
-      <w:r>
-        <w:rPr>
-          <w:rFonts w:ascii="Times New Roman" w:eastAsia="宋体" w:hAnsi="Times New Roman" w:cs="Times New Roman" w:hint="eastAsia"/>
-        </w:rPr>
-        <w:t>修复在老系统上展开下拉菜单使用滚轮时，会错误触发文本框选择切换的</w:t>
-      </w:r>
-      <w:r>
-        <w:rPr>
-          <w:rFonts w:ascii="Times New Roman" w:eastAsia="宋体" w:hAnsi="Times New Roman" w:cs="Times New Roman" w:hint="eastAsia"/>
-        </w:rPr>
-        <w:t>bug</w:t>
-      </w:r>
-    </w:p>
-    <w:p>
-      <w:pPr>
-        <w:pStyle w:val="a9"/>
-        <w:numPr>
-          <w:ilvl w:val="0"/>
-          <w:numId w:val="48"/>
-        </w:numPr>
-        <w:rPr>
-          <w:rFonts w:ascii="Times New Roman" w:eastAsia="宋体" w:hAnsi="Times New Roman" w:cs="Times New Roman"/>
-        </w:rPr>
-      </w:pPr>
-      <w:r>
-        <w:rPr>
-          <w:rFonts w:ascii="Times New Roman" w:eastAsia="宋体" w:hAnsi="Times New Roman" w:cs="Times New Roman" w:hint="eastAsia"/>
-        </w:rPr>
-        <w:t>修复</w:t>
-      </w:r>
-      <w:r>
-        <w:rPr>
-          <w:rFonts w:ascii="Times New Roman" w:eastAsia="宋体" w:hAnsi="Times New Roman" w:cs="Times New Roman" w:hint="eastAsia"/>
-        </w:rPr>
-        <w:t>在使用了某些系统设置软件后，下拉菜单无法正确获取文本的</w:t>
-      </w:r>
-      <w:r>
-        <w:rPr>
-          <w:rFonts w:ascii="Times New Roman" w:eastAsia="宋体" w:hAnsi="Times New Roman" w:cs="Times New Roman" w:hint="eastAsia"/>
-        </w:rPr>
-        <w:t>bug</w:t>
-      </w:r>
-    </w:p>
-    <w:p>
-      <w:pPr>
-        <w:pStyle w:val="a9"/>
-        <w:numPr>
-          <w:ilvl w:val="0"/>
-          <w:numId w:val="48"/>
-        </w:numPr>
-        <w:rPr>
-          <w:rFonts w:ascii="Times New Roman" w:eastAsia="宋体" w:hAnsi="Times New Roman" w:cs="Times New Roman"/>
-        </w:rPr>
-      </w:pPr>
-      <w:r>
-        <w:rPr>
-          <w:rFonts w:ascii="Times New Roman" w:eastAsia="宋体" w:hAnsi="Times New Roman" w:cs="Times New Roman" w:hint="eastAsia"/>
-        </w:rPr>
-        <w:t>重写标签编辑器，支持查找引用、转到触发等特性，支持按名称进行排序，详见</w:t>
-      </w:r>
-      <w:r>
-        <w:rPr>
-          <w:rFonts w:ascii="Times New Roman" w:eastAsia="宋体" w:hAnsi="Times New Roman" w:cs="Times New Roman" w:hint="eastAsia"/>
-        </w:rPr>
-        <w:t>SortByLabelName.Tag</w:t>
-      </w:r>
-    </w:p>
-    <w:p>
-      <w:pPr>
-        <w:pStyle w:val="a9"/>
-        <w:numPr>
-          <w:ilvl w:val="0"/>
-          <w:numId w:val="48"/>
-        </w:numPr>
-        <w:rPr>
-          <w:rFonts w:ascii="Times New Roman" w:eastAsia="宋体" w:hAnsi="Times New Roman" w:cs="Times New Roman"/>
-        </w:rPr>
-      </w:pPr>
-      <w:r>
-        <w:rPr>
-          <w:rFonts w:ascii="Times New Roman" w:eastAsia="宋体" w:hAnsi="Times New Roman" w:cs="Times New Roman" w:hint="eastAsia"/>
-        </w:rPr>
-        <w:t>修复触发批量编辑器</w:t>
-      </w:r>
-      <w:r>
-        <w:rPr>
-          <w:rFonts w:ascii="Times New Roman" w:eastAsia="宋体" w:hAnsi="Times New Roman" w:cs="Times New Roman" w:hint="eastAsia"/>
-        </w:rPr>
-        <w:t>左侧</w:t>
-      </w:r>
-      <w:r>
-        <w:rPr>
-          <w:rFonts w:ascii="Times New Roman" w:eastAsia="宋体" w:hAnsi="Times New Roman" w:cs="Times New Roman" w:hint="eastAsia"/>
-        </w:rPr>
-        <w:t>列表排序</w:t>
-      </w:r>
-      <w:r>
-        <w:rPr>
-          <w:rFonts w:ascii="Times New Roman" w:eastAsia="宋体" w:hAnsi="Times New Roman" w:cs="Times New Roman" w:hint="eastAsia"/>
-        </w:rPr>
-        <w:t>bug</w:t>
-      </w:r>
-    </w:p>
-    <w:p>
-      <w:pPr>
-        <w:pStyle w:val="a9"/>
-        <w:numPr>
-          <w:ilvl w:val="0"/>
-          <w:numId w:val="48"/>
-        </w:numPr>
-        <w:rPr>
-          <w:rFonts w:ascii="Times New Roman" w:eastAsia="宋体" w:hAnsi="Times New Roman" w:cs="Times New Roman"/>
-        </w:rPr>
-      </w:pPr>
-      <w:r>
-        <w:rPr>
-          <w:rFonts w:ascii="Times New Roman" w:eastAsia="宋体" w:hAnsi="Times New Roman" w:cs="Times New Roman"/>
-        </w:rPr>
-        <w:t>I</w:t>
-      </w:r>
-      <w:r>
-        <w:rPr>
-          <w:rFonts w:ascii="Times New Roman" w:eastAsia="宋体" w:hAnsi="Times New Roman" w:cs="Times New Roman" w:hint="eastAsia"/>
-        </w:rPr>
-        <w:t>ni</w:t>
-      </w:r>
-      <w:r>
-        <w:rPr>
-          <w:rFonts w:ascii="Times New Roman" w:eastAsia="宋体" w:hAnsi="Times New Roman" w:cs="Times New Roman" w:hint="eastAsia"/>
-        </w:rPr>
-        <w:t>编辑器的“导入</w:t>
-      </w:r>
-      <w:r>
-        <w:rPr>
-          <w:rFonts w:ascii="Times New Roman" w:eastAsia="宋体" w:hAnsi="Times New Roman" w:cs="Times New Roman" w:hint="eastAsia"/>
-        </w:rPr>
-        <w:t>ini</w:t>
-      </w:r>
-      <w:r>
-        <w:rPr>
-          <w:rFonts w:ascii="Times New Roman" w:eastAsia="宋体" w:hAnsi="Times New Roman" w:cs="Times New Roman" w:hint="eastAsia"/>
-        </w:rPr>
-        <w:t>”窗口支持调整大小</w:t>
-      </w:r>
-    </w:p>
-    <w:p>
-      <w:pPr>
-        <w:pStyle w:val="a9"/>
-        <w:numPr>
-          <w:ilvl w:val="0"/>
-          <w:numId w:val="48"/>
-        </w:numPr>
-        <w:rPr>
-          <w:rFonts w:ascii="Times New Roman" w:eastAsia="宋体" w:hAnsi="Times New Roman" w:cs="Times New Roman"/>
-        </w:rPr>
-      </w:pPr>
-      <w:r>
-        <w:rPr>
-          <w:rFonts w:ascii="Times New Roman" w:eastAsia="宋体" w:hAnsi="Times New Roman" w:cs="Times New Roman" w:hint="eastAsia"/>
-        </w:rPr>
-        <w:t>修复部分建筑无法显示受损火焰、</w:t>
-      </w:r>
-      <w:r>
-        <w:rPr>
-          <w:rFonts w:ascii="Times New Roman" w:eastAsia="宋体" w:hAnsi="Times New Roman" w:cs="Times New Roman" w:hint="eastAsia"/>
-        </w:rPr>
-        <w:t>AlphaImage</w:t>
-      </w:r>
-      <w:r>
-        <w:rPr>
-          <w:rFonts w:ascii="Times New Roman" w:eastAsia="宋体" w:hAnsi="Times New Roman" w:cs="Times New Roman" w:hint="eastAsia"/>
-        </w:rPr>
-        <w:t>的</w:t>
-      </w:r>
-      <w:r>
-        <w:rPr>
-          <w:rFonts w:ascii="Times New Roman" w:eastAsia="宋体" w:hAnsi="Times New Roman" w:cs="Times New Roman" w:hint="eastAsia"/>
-        </w:rPr>
-        <w:t>bug</w:t>
-      </w:r>
-    </w:p>
-    <w:p>
-      <w:pPr>
-        <w:pStyle w:val="a9"/>
-        <w:numPr>
-          <w:ilvl w:val="0"/>
-          <w:numId w:val="48"/>
-        </w:numPr>
-        <w:rPr>
-          <w:rFonts w:ascii="Times New Roman" w:eastAsia="宋体" w:hAnsi="Times New Roman" w:cs="Times New Roman"/>
-        </w:rPr>
-      </w:pPr>
-      <w:r>
-        <w:rPr>
-          <w:rFonts w:ascii="Times New Roman" w:eastAsia="宋体" w:hAnsi="Times New Roman" w:cs="Times New Roman" w:hint="eastAsia"/>
-        </w:rPr>
-        <w:t>优化右键拖动流畅度，拖动时可以实时更新小地图</w:t>
-      </w:r>
-    </w:p>
-    <w:p>
-      <w:pPr>
-        <w:pStyle w:val="a9"/>
-        <w:numPr>
-          <w:ilvl w:val="0"/>
-          <w:numId w:val="48"/>
-        </w:numPr>
-        <w:rPr>
-          <w:rFonts w:ascii="Times New Roman" w:eastAsia="宋体" w:hAnsi="Times New Roman" w:cs="Times New Roman"/>
-        </w:rPr>
-      </w:pPr>
-      <w:r>
-        <w:rPr>
-          <w:rFonts w:ascii="Times New Roman" w:eastAsia="宋体" w:hAnsi="Times New Roman" w:cs="Times New Roman" w:hint="eastAsia"/>
-        </w:rPr>
-        <w:t>优化右键取消当前指令时物品浏览器不停向上切换的</w:t>
-      </w:r>
-      <w:r>
-        <w:rPr>
-          <w:rFonts w:ascii="Times New Roman" w:eastAsia="宋体" w:hAnsi="Times New Roman" w:cs="Times New Roman" w:hint="eastAsia"/>
-        </w:rPr>
-        <w:t>bug</w:t>
-      </w:r>
-    </w:p>
-    <w:p>
-      <w:pPr>
-        <w:pStyle w:val="a9"/>
-        <w:numPr>
-          <w:ilvl w:val="0"/>
-          <w:numId w:val="48"/>
-        </w:numPr>
-        <w:rPr>
-          <w:rFonts w:ascii="Times New Roman" w:eastAsia="宋体" w:hAnsi="Times New Roman" w:cs="Times New Roman"/>
-        </w:rPr>
-      </w:pPr>
-      <w:r>
-        <w:rPr>
-          <w:rFonts w:ascii="Times New Roman" w:eastAsia="宋体" w:hAnsi="Times New Roman" w:cs="Times New Roman" w:hint="eastAsia"/>
-        </w:rPr>
-        <w:t>删除单元标记支持笔刷大小</w:t>
-      </w:r>
-    </w:p>
-    <w:p>
-      <w:pPr>
-        <w:pStyle w:val="a9"/>
-        <w:numPr>
-          <w:ilvl w:val="0"/>
-          <w:numId w:val="48"/>
-        </w:numPr>
-        <w:rPr>
-          <w:rFonts w:ascii="Times New Roman" w:eastAsia="宋体" w:hAnsi="Times New Roman" w:cs="Times New Roman"/>
-        </w:rPr>
-      </w:pPr>
-      <w:r>
-        <w:rPr>
-          <w:rFonts w:ascii="Times New Roman" w:eastAsia="宋体" w:hAnsi="Times New Roman" w:cs="Times New Roman" w:hint="eastAsia"/>
-        </w:rPr>
-        <w:t>为</w:t>
-      </w:r>
-      <w:r>
-        <w:rPr>
-          <w:rFonts w:ascii="Times New Roman" w:eastAsia="宋体" w:hAnsi="Times New Roman" w:cs="Times New Roman" w:hint="eastAsia"/>
-        </w:rPr>
-        <w:t>Lua</w:t>
-      </w:r>
-      <w:r>
-        <w:rPr>
-          <w:rFonts w:ascii="Times New Roman" w:eastAsia="宋体" w:hAnsi="Times New Roman" w:cs="Times New Roman" w:hint="eastAsia"/>
-        </w:rPr>
-        <w:t>脚本增加结束脚本函数，详见</w:t>
-      </w:r>
-      <w:r>
-        <w:rPr>
-          <w:rFonts w:ascii="Times New Roman" w:eastAsia="宋体" w:hAnsi="Times New Roman" w:cs="Times New Roman" w:hint="eastAsia"/>
-        </w:rPr>
-        <w:t>Lua</w:t>
-      </w:r>
-      <w:r>
-        <w:rPr>
-          <w:rFonts w:ascii="Times New Roman" w:eastAsia="宋体" w:hAnsi="Times New Roman" w:cs="Times New Roman" w:hint="eastAsia"/>
-        </w:rPr>
-        <w:t>脚本文档</w:t>
-      </w:r>
-      <w:r>
-        <w:rPr>
-          <w:rFonts w:ascii="Times New Roman" w:eastAsia="宋体" w:hAnsi="Times New Roman" w:cs="Times New Roman" w:hint="eastAsia"/>
-        </w:rPr>
-        <w:t>.xlsx</w:t>
-      </w:r>
-    </w:p>
-    <w:p>
-      <w:pPr>
-        <w:pStyle w:val="a9"/>
-        <w:numPr>
-          <w:ilvl w:val="0"/>
-          <w:numId w:val="48"/>
-        </w:numPr>
-        <w:rPr>
-          <w:rFonts w:ascii="Times New Roman" w:eastAsia="宋体" w:hAnsi="Times New Roman" w:cs="Times New Roman"/>
-        </w:rPr>
-      </w:pPr>
-      <w:r>
-        <w:rPr>
-          <w:rFonts w:ascii="Times New Roman" w:eastAsia="宋体" w:hAnsi="Times New Roman" w:cs="Times New Roman" w:hint="eastAsia"/>
-        </w:rPr>
-        <w:t>范围查看支持查看指示者与抑制者范围</w:t>
-      </w:r>
-    </w:p>
-    <w:p>
-      <w:pPr>
-        <w:pStyle w:val="a9"/>
-        <w:numPr>
-          <w:ilvl w:val="0"/>
-          <w:numId w:val="48"/>
-        </w:numPr>
-        <w:rPr>
-          <w:rFonts w:ascii="Times New Roman" w:eastAsia="宋体" w:hAnsi="Times New Roman" w:cs="Times New Roman"/>
-        </w:rPr>
-      </w:pPr>
-      <w:r>
-        <w:rPr>
-          <w:rFonts w:ascii="Times New Roman" w:eastAsia="宋体" w:hAnsi="Times New Roman" w:cs="Times New Roman" w:hint="eastAsia"/>
-        </w:rPr>
-        <w:t>若地图类型对应后缀的地形对象或污染文件不存在，会加载</w:t>
-      </w:r>
-      <w:r>
-        <w:rPr>
-          <w:rFonts w:ascii="Times New Roman" w:eastAsia="宋体" w:hAnsi="Times New Roman" w:cs="Times New Roman" w:hint="eastAsia"/>
-        </w:rPr>
-        <w:t>对应的</w:t>
-      </w:r>
-      <w:r>
-        <w:rPr>
-          <w:rFonts w:ascii="Times New Roman" w:eastAsia="宋体" w:hAnsi="Times New Roman" w:cs="Times New Roman" w:hint="eastAsia"/>
-        </w:rPr>
-        <w:t>.shp</w:t>
-      </w:r>
-      <w:r>
-        <w:rPr>
-          <w:rFonts w:ascii="Times New Roman" w:eastAsia="宋体" w:hAnsi="Times New Roman" w:cs="Times New Roman" w:hint="eastAsia"/>
-        </w:rPr>
-        <w:t>文件</w:t>
-      </w:r>
-    </w:p>
-    <w:p>
-      <w:pPr>
-        <w:pStyle w:val="a9"/>
-        <w:numPr>
-          <w:ilvl w:val="0"/>
-          <w:numId w:val="48"/>
-        </w:numPr>
-        <w:rPr>
-          <w:rFonts w:ascii="Times New Roman" w:eastAsia="宋体" w:hAnsi="Times New Roman" w:cs="Times New Roman"/>
-        </w:rPr>
-      </w:pPr>
-      <w:r>
-        <w:rPr>
-          <w:rFonts w:ascii="Times New Roman" w:eastAsia="宋体" w:hAnsi="Times New Roman" w:cs="Times New Roman" w:hint="eastAsia"/>
-        </w:rPr>
-        <w:t>修复粘贴地形预览会导致隐藏地形块属性被覆盖的</w:t>
-      </w:r>
-      <w:r>
-        <w:rPr>
-          <w:rFonts w:ascii="Times New Roman" w:eastAsia="宋体" w:hAnsi="Times New Roman" w:cs="Times New Roman" w:hint="eastAsia"/>
-        </w:rPr>
-        <w:t>bug</w:t>
-      </w:r>
-      <w:r>
-        <w:rPr>
-          <w:rFonts w:ascii="Times New Roman" w:eastAsia="宋体" w:hAnsi="Times New Roman" w:cs="Times New Roman" w:hint="eastAsia"/>
-        </w:rPr>
-        <w:t>，粘贴地形会尊重</w:t>
-      </w:r>
-      <w:r>
-        <w:rPr>
-          <w:rFonts w:ascii="Times New Roman" w:eastAsia="宋体" w:hAnsi="Times New Roman" w:cs="Times New Roman" w:hint="eastAsia"/>
-        </w:rPr>
-        <w:t>PlaceTileSkipHide</w:t>
-      </w:r>
-    </w:p>
-    <w:p>
-      <w:pPr>
-        <w:pStyle w:val="a9"/>
-        <w:numPr>
-          <w:ilvl w:val="0"/>
-          <w:numId w:val="48"/>
-        </w:numPr>
-        <w:rPr>
-          <w:rFonts w:ascii="Times New Roman" w:eastAsia="宋体" w:hAnsi="Times New Roman" w:cs="Times New Roman"/>
-        </w:rPr>
-      </w:pPr>
-      <w:r>
-        <w:rPr>
-          <w:rFonts w:ascii="Times New Roman" w:eastAsia="宋体" w:hAnsi="Times New Roman" w:cs="Times New Roman" w:hint="eastAsia"/>
-        </w:rPr>
-        <w:t>支持</w:t>
-      </w:r>
-      <w:r>
-        <w:rPr>
-          <w:rFonts w:ascii="Times New Roman" w:eastAsia="宋体" w:hAnsi="Times New Roman" w:cs="Times New Roman" w:hint="eastAsia"/>
-        </w:rPr>
-        <w:t>Direct11</w:t>
-      </w:r>
-      <w:r>
-        <w:rPr>
-          <w:rFonts w:ascii="Times New Roman" w:eastAsia="宋体" w:hAnsi="Times New Roman" w:cs="Times New Roman" w:hint="eastAsia"/>
-        </w:rPr>
-        <w:t>绘图，可大幅提升性能，详见</w:t>
-      </w:r>
-      <w:r>
-        <w:rPr>
-          <w:rFonts w:ascii="Times New Roman" w:eastAsia="宋体" w:hAnsi="Times New Roman" w:cs="Times New Roman" w:hint="eastAsia"/>
-        </w:rPr>
-        <w:t>DirectXRendering</w:t>
-      </w:r>
-    </w:p>
-    <w:p>
-      <w:pPr>
-        <w:pStyle w:val="a9"/>
-        <w:numPr>
-          <w:ilvl w:val="0"/>
-          <w:numId w:val="48"/>
-        </w:numPr>
-        <w:rPr>
-          <w:rFonts w:ascii="Times New Roman" w:eastAsia="宋体" w:hAnsi="Times New Roman" w:cs="Times New Roman"/>
-        </w:rPr>
-      </w:pPr>
-      <w:r>
-        <w:rPr>
-          <w:rFonts w:ascii="Times New Roman" w:eastAsia="宋体" w:hAnsi="Times New Roman" w:cs="Times New Roman" w:hint="eastAsia"/>
-        </w:rPr>
-        <w:t>支持切换是否更精确地计算深度关系，详见</w:t>
-      </w:r>
-      <w:r>
-        <w:rPr>
-          <w:rFonts w:ascii="Times New Roman" w:eastAsia="宋体" w:hAnsi="Times New Roman" w:cs="Times New Roman" w:hint="eastAsia"/>
-        </w:rPr>
-        <w:t>PreciseDepthCalculation</w:t>
-      </w:r>
-    </w:p>
-    <w:p>
-      <w:pPr>
-        <w:pStyle w:val="a9"/>
-        <w:numPr>
-          <w:ilvl w:val="0"/>
-          <w:numId w:val="48"/>
-        </w:numPr>
-        <w:rPr>
-          <w:rFonts w:ascii="Times New Roman" w:eastAsia="宋体" w:hAnsi="Times New Roman" w:cs="Times New Roman"/>
-        </w:rPr>
-      </w:pPr>
-      <w:r>
-        <w:rPr>
-          <w:rFonts w:ascii="Times New Roman" w:eastAsia="宋体" w:hAnsi="Times New Roman" w:cs="Times New Roman" w:hint="eastAsia"/>
-        </w:rPr>
-        <w:t>修复物品浏览器多级分组单位选择错误的</w:t>
-      </w:r>
-      <w:r>
-        <w:rPr>
-          <w:rFonts w:ascii="Times New Roman" w:eastAsia="宋体" w:hAnsi="Times New Roman" w:cs="Times New Roman" w:hint="eastAsia"/>
-        </w:rPr>
-        <w:t>bug</w:t>
-      </w:r>
-    </w:p>
-    <w:p>
-      <w:pPr>
-        <w:pStyle w:val="a9"/>
-        <w:numPr>
-          <w:ilvl w:val="0"/>
-          <w:numId w:val="48"/>
-        </w:numPr>
-        <w:rPr>
-          <w:rFonts w:ascii="Times New Roman" w:eastAsia="宋体" w:hAnsi="Times New Roman" w:cs="Times New Roman"/>
-        </w:rPr>
-      </w:pPr>
-      <w:r>
-        <w:rPr>
-          <w:rFonts w:ascii="Times New Roman" w:eastAsia="宋体" w:hAnsi="Times New Roman" w:cs="Times New Roman" w:hint="eastAsia"/>
-        </w:rPr>
-        <w:t>支持在地图初始化时加载所有地图内单位，减少使用中卡顿，详见</w:t>
-      </w:r>
-      <w:r>
-        <w:rPr>
-          <w:rFonts w:ascii="Times New Roman" w:eastAsia="宋体" w:hAnsi="Times New Roman" w:cs="Times New Roman" w:hint="eastAsia"/>
-        </w:rPr>
-        <w:t>LoadObjectsOnInit</w:t>
-      </w:r>
-    </w:p>
-    <w:p>
-      <w:pPr>
-        <w:pStyle w:val="a9"/>
-        <w:numPr>
-          <w:ilvl w:val="0"/>
-          <w:numId w:val="48"/>
-        </w:numPr>
-        <w:rPr>
-          <w:rFonts w:ascii="Times New Roman" w:eastAsia="宋体" w:hAnsi="Times New Roman" w:cs="Times New Roman"/>
-        </w:rPr>
-      </w:pPr>
-      <w:r>
-        <w:rPr>
-          <w:rFonts w:ascii="Times New Roman" w:eastAsia="宋体" w:hAnsi="Times New Roman" w:cs="Times New Roman" w:hint="eastAsia"/>
-        </w:rPr>
-        <w:t>重写所属方编辑器，颜色下拉菜单可以预览颜色，支持</w:t>
-      </w:r>
-      <w:r>
-        <w:rPr>
-          <w:rFonts w:ascii="Times New Roman" w:eastAsia="宋体" w:hAnsi="Times New Roman" w:cs="Times New Roman" w:hint="eastAsia"/>
-        </w:rPr>
-        <w:t>Phobos</w:t>
-      </w:r>
-      <w:r>
-        <w:rPr>
-          <w:rFonts w:ascii="Times New Roman" w:eastAsia="宋体" w:hAnsi="Times New Roman" w:cs="Times New Roman" w:hint="eastAsia"/>
-        </w:rPr>
-        <w:t>的</w:t>
-      </w:r>
-      <w:r>
-        <w:rPr>
-          <w:rFonts w:ascii="Times New Roman" w:eastAsia="宋体" w:hAnsi="Times New Roman" w:cs="Times New Roman" w:hint="eastAsia"/>
-        </w:rPr>
-        <w:t>RepairBaseNodes</w:t>
-      </w:r>
-    </w:p>
-    <w:p>
-      <w:pPr>
-        <w:pStyle w:val="a9"/>
-        <w:numPr>
-          <w:ilvl w:val="0"/>
-          <w:numId w:val="48"/>
-        </w:numPr>
-        <w:rPr>
-          <w:rFonts w:ascii="Times New Roman" w:eastAsia="宋体" w:hAnsi="Times New Roman" w:cs="Times New Roman"/>
-        </w:rPr>
-      </w:pPr>
-      <w:r>
-        <w:rPr>
-          <w:rFonts w:ascii="Times New Roman" w:eastAsia="宋体" w:hAnsi="Times New Roman" w:cs="Times New Roman" w:hint="eastAsia"/>
-        </w:rPr>
-        <w:t>触发编辑器下拉菜单可以直接查看触发的禁止状态，详见</w:t>
-      </w:r>
-      <w:r>
-        <w:rPr>
-          <w:rFonts w:ascii="Times New Roman" w:eastAsia="宋体" w:hAnsi="Times New Roman" w:cs="Times New Roman" w:hint="eastAsia"/>
-        </w:rPr>
-        <w:t>DisplayTriggerEnableInfo</w:t>
-      </w:r>
-    </w:p>
-    <w:p>
-      <w:pPr>
-        <w:pStyle w:val="a9"/>
-        <w:numPr>
-          <w:ilvl w:val="0"/>
-          <w:numId w:val="48"/>
-        </w:numPr>
-        <w:rPr>
-          <w:rFonts w:ascii="Times New Roman" w:eastAsia="宋体" w:hAnsi="Times New Roman" w:cs="Times New Roman"/>
-        </w:rPr>
-      </w:pPr>
-      <w:r>
-        <w:rPr>
-          <w:rFonts w:ascii="Times New Roman" w:eastAsia="宋体" w:hAnsi="Times New Roman" w:cs="Times New Roman" w:hint="eastAsia"/>
-        </w:rPr>
-        <w:t>修复使用</w:t>
-      </w:r>
-      <w:r>
-        <w:rPr>
-          <w:rFonts w:ascii="Times New Roman" w:eastAsia="宋体" w:hAnsi="Times New Roman" w:cs="Times New Roman" w:hint="eastAsia"/>
-        </w:rPr>
-        <w:t>Scintilla</w:t>
-      </w:r>
-      <w:r>
-        <w:rPr>
-          <w:rFonts w:ascii="Times New Roman" w:eastAsia="宋体" w:hAnsi="Times New Roman" w:cs="Times New Roman" w:hint="eastAsia"/>
-        </w:rPr>
-        <w:t>引擎的窗口在较老</w:t>
-      </w:r>
-      <w:r>
-        <w:rPr>
-          <w:rFonts w:ascii="Times New Roman" w:eastAsia="宋体" w:hAnsi="Times New Roman" w:cs="Times New Roman" w:hint="eastAsia"/>
-        </w:rPr>
-        <w:t>CPU</w:t>
-      </w:r>
-      <w:r>
-        <w:rPr>
-          <w:rFonts w:ascii="Times New Roman" w:eastAsia="宋体" w:hAnsi="Times New Roman" w:cs="Times New Roman" w:hint="eastAsia"/>
-        </w:rPr>
-        <w:t>上无法正确显示的</w:t>
-      </w:r>
-      <w:r>
-        <w:rPr>
-          <w:rFonts w:ascii="Times New Roman" w:eastAsia="宋体" w:hAnsi="Times New Roman" w:cs="Times New Roman" w:hint="eastAsia"/>
-        </w:rPr>
-        <w:t>bug</w:t>
-      </w:r>
-    </w:p>
-    <w:p>
-      <w:pPr>
-        <w:pStyle w:val="a9"/>
-        <w:numPr>
-          <w:ilvl w:val="0"/>
-          <w:numId w:val="48"/>
-        </w:numPr>
-        <w:rPr>
-          <w:rFonts w:ascii="Times New Roman" w:eastAsia="宋体" w:hAnsi="Times New Roman" w:cs="Times New Roman"/>
-        </w:rPr>
-      </w:pPr>
-      <w:r>
-        <w:rPr>
-          <w:rFonts w:ascii="Times New Roman" w:eastAsia="宋体" w:hAnsi="Times New Roman" w:cs="Times New Roman" w:hint="eastAsia"/>
-        </w:rPr>
-        <w:t>触发编辑器的查找引用可显示当前触发的对应参数并跳转（支持小队、触发和标签）</w:t>
-      </w:r>
-    </w:p>
-    <w:p>
-      <w:pPr>
-        <w:pStyle w:val="a9"/>
-        <w:numPr>
-          <w:ilvl w:val="0"/>
-          <w:numId w:val="48"/>
-        </w:numPr>
-        <w:rPr>
-          <w:rFonts w:ascii="Times New Roman" w:eastAsia="宋体" w:hAnsi="Times New Roman" w:cs="Times New Roman"/>
-        </w:rPr>
-      </w:pPr>
-      <w:r>
-        <w:rPr>
-          <w:rFonts w:ascii="Times New Roman" w:eastAsia="宋体" w:hAnsi="Times New Roman" w:cs="Times New Roman" w:hint="eastAsia"/>
-        </w:rPr>
-        <w:t>修复触发编辑器事件参数填写触发或小队时，不能正确截断名称的</w:t>
-      </w:r>
-      <w:r>
-        <w:rPr>
-          <w:rFonts w:ascii="Times New Roman" w:eastAsia="宋体" w:hAnsi="Times New Roman" w:cs="Times New Roman" w:hint="eastAsia"/>
-        </w:rPr>
-        <w:t>bug</w:t>
-      </w:r>
-    </w:p>
-    <w:p>
-      <w:pPr>
-        <w:pStyle w:val="a9"/>
-        <w:numPr>
-          <w:ilvl w:val="0"/>
-          <w:numId w:val="48"/>
-        </w:numPr>
-        <w:rPr>
-          <w:rFonts w:ascii="Times New Roman" w:eastAsia="宋体" w:hAnsi="Times New Roman" w:cs="Times New Roman"/>
-        </w:rPr>
-      </w:pPr>
-      <w:r>
-        <w:rPr>
-          <w:rFonts w:ascii="Times New Roman" w:eastAsia="宋体" w:hAnsi="Times New Roman" w:cs="Times New Roman" w:hint="eastAsia"/>
-        </w:rPr>
-        <w:t>可以按住</w:t>
-      </w:r>
-      <w:r>
-        <w:rPr>
-          <w:rFonts w:ascii="Times New Roman" w:eastAsia="宋体" w:hAnsi="Times New Roman" w:cs="Times New Roman" w:hint="eastAsia"/>
-        </w:rPr>
-        <w:t>Alt</w:t>
-      </w:r>
-      <w:r>
-        <w:rPr>
-          <w:rFonts w:ascii="Times New Roman" w:eastAsia="宋体" w:hAnsi="Times New Roman" w:cs="Times New Roman" w:hint="eastAsia"/>
-        </w:rPr>
-        <w:t>键的同时滚动滚轮调整笔刷大小</w:t>
-      </w:r>
-    </w:p>
-    <w:p>
-      <w:pPr>
-        <w:pStyle w:val="a9"/>
-        <w:numPr>
-          <w:ilvl w:val="0"/>
-          <w:numId w:val="48"/>
-        </w:numPr>
-        <w:rPr>
-          <w:rFonts w:ascii="Times New Roman" w:eastAsia="宋体" w:hAnsi="Times New Roman" w:cs="Times New Roman"/>
-        </w:rPr>
-      </w:pPr>
-      <w:r>
-        <w:rPr>
-          <w:rFonts w:ascii="Times New Roman" w:eastAsia="宋体" w:hAnsi="Times New Roman" w:cs="Times New Roman" w:hint="eastAsia"/>
-        </w:rPr>
-        <w:t>平坦地形、抬升地形等工具会显示笔刷范围</w:t>
-      </w:r>
-    </w:p>
-    <w:p>
-      <w:pPr>
-        <w:pStyle w:val="a9"/>
-        <w:numPr>
-          <w:ilvl w:val="0"/>
-          <w:numId w:val="48"/>
-        </w:numPr>
-        <w:rPr>
-          <w:rFonts w:ascii="Times New Roman" w:eastAsia="宋体" w:hAnsi="Times New Roman" w:cs="Times New Roman"/>
-        </w:rPr>
-      </w:pPr>
-      <w:r>
-        <w:rPr>
-          <w:rFonts w:ascii="Times New Roman" w:eastAsia="宋体" w:hAnsi="Times New Roman" w:cs="Times New Roman" w:hint="eastAsia"/>
-        </w:rPr>
-        <w:t>修复触发列表等列表分组错误的</w:t>
-      </w:r>
-      <w:r>
-        <w:rPr>
-          <w:rFonts w:ascii="Times New Roman" w:eastAsia="宋体" w:hAnsi="Times New Roman" w:cs="Times New Roman" w:hint="eastAsia"/>
-        </w:rPr>
-        <w:t>bug</w:t>
-      </w:r>
-    </w:p>
-    <w:p>
-      <w:pPr>
-        <w:pStyle w:val="a9"/>
-        <w:numPr>
-          <w:ilvl w:val="0"/>
-          <w:numId w:val="48"/>
-        </w:numPr>
-        <w:rPr>
-          <w:rFonts w:ascii="Times New Roman" w:eastAsia="宋体" w:hAnsi="Times New Roman" w:cs="Times New Roman"/>
-        </w:rPr>
-      </w:pPr>
-      <w:r>
-        <w:rPr>
-          <w:rFonts w:ascii="Times New Roman" w:eastAsia="宋体" w:hAnsi="Times New Roman" w:cs="Times New Roman" w:hint="eastAsia"/>
-        </w:rPr>
-        <w:t>距离工具箱新增放置自由圆，可以自定义半径</w:t>
-      </w:r>
-    </w:p>
-    <w:p>
-      <w:pPr>
-        <w:pStyle w:val="a9"/>
-        <w:numPr>
-          <w:ilvl w:val="0"/>
-          <w:numId w:val="48"/>
-        </w:numPr>
-        <w:rPr>
-          <w:rFonts w:ascii="Times New Roman" w:eastAsia="宋体" w:hAnsi="Times New Roman" w:cs="Times New Roman"/>
-        </w:rPr>
-      </w:pPr>
-      <w:r>
-        <w:rPr>
-          <w:rFonts w:ascii="Times New Roman" w:eastAsia="宋体" w:hAnsi="Times New Roman" w:cs="Times New Roman" w:hint="eastAsia"/>
-        </w:rPr>
-        <w:t>地图注释新增放置线段、箭头、圆功能，可以保存在地图内</w:t>
-      </w:r>
-    </w:p>
-    <w:p>
-      <w:pPr>
-        <w:pStyle w:val="a9"/>
-        <w:numPr>
-          <w:ilvl w:val="0"/>
-          <w:numId w:val="48"/>
-        </w:numPr>
-        <w:rPr>
-          <w:rFonts w:ascii="Times New Roman" w:eastAsia="宋体" w:hAnsi="Times New Roman" w:cs="Times New Roman"/>
-        </w:rPr>
-      </w:pPr>
-      <w:r>
-        <w:rPr>
-          <w:rFonts w:ascii="Times New Roman" w:eastAsia="宋体" w:hAnsi="Times New Roman" w:cs="Times New Roman" w:hint="eastAsia"/>
-        </w:rPr>
-        <w:t>修复触发编辑器在修改触发名称时可能会导致触发列表产生重复的</w:t>
-      </w:r>
-      <w:r>
-        <w:rPr>
-          <w:rFonts w:ascii="Times New Roman" w:eastAsia="宋体" w:hAnsi="Times New Roman" w:cs="Times New Roman" w:hint="eastAsia"/>
-        </w:rPr>
-        <w:t>bug</w:t>
-      </w:r>
-    </w:p>
-    <w:p>
-      <w:pPr>
-        <w:pStyle w:val="a9"/>
-        <w:numPr>
-          <w:ilvl w:val="0"/>
-          <w:numId w:val="48"/>
-        </w:numPr>
-        <w:rPr>
-          <w:rFonts w:ascii="Times New Roman" w:eastAsia="宋体" w:hAnsi="Times New Roman" w:cs="Times New Roman"/>
-        </w:rPr>
-      </w:pPr>
-      <w:r>
-        <w:rPr>
-          <w:rFonts w:ascii="Times New Roman" w:eastAsia="宋体" w:hAnsi="Times New Roman" w:cs="Times New Roman" w:hint="eastAsia"/>
-        </w:rPr>
-        <w:t>地图检查器不会阻止窗口输入，双击包含坐标的错误可以跳转至指定位置</w:t>
-      </w:r>
-    </w:p>
-    <w:p>
-      <w:pPr>
-        <w:pStyle w:val="a9"/>
-        <w:numPr>
-          <w:ilvl w:val="0"/>
-          <w:numId w:val="48"/>
-        </w:numPr>
-        <w:rPr>
-          <w:rFonts w:ascii="Times New Roman" w:eastAsia="宋体" w:hAnsi="Times New Roman" w:cs="Times New Roman"/>
-        </w:rPr>
-      </w:pPr>
-      <w:r>
-        <w:rPr>
-          <w:rFonts w:ascii="Times New Roman" w:eastAsia="宋体" w:hAnsi="Times New Roman" w:cs="Times New Roman" w:hint="eastAsia"/>
-        </w:rPr>
         <w:t>优化对高</w:t>
       </w:r>
       <w:r>
@@ -4970,15 +4983,7 @@
             <w:rFonts w:ascii="Times New Roman" w:eastAsia="宋体" w:hAnsi="Times New Roman" w:cs="Times New Roman"/>
             <w:color w:val="0B769F" w:themeColor="accent4" w:themeShade="BF"/>
           </w:rPr>
-          <w:t>雷</w:t>
-        </w:r>
-        <w:r>
-          <w:rPr>
-            <w:rFonts w:ascii="Times New Roman" w:eastAsia="宋体" w:hAnsi="Times New Roman" w:cs="Times New Roman"/>
-            <w:color w:val="0B769F" w:themeColor="accent4" w:themeShade="BF"/>
-          </w:rPr>
-          <w:lastRenderedPageBreak/>
-          <w:t>德克里莫</w:t>
+          <w:t>雷德克里莫</w:t>
         </w:r>
       </w:hyperlink>
       <w:r>
@@ -5869,6 +5874,7 @@
         <w:rPr>
           <w:rFonts w:ascii="Times New Roman" w:eastAsia="宋体" w:hAnsi="Times New Roman" w:cs="Times New Roman" w:hint="eastAsia"/>
         </w:rPr>
+        <w:lastRenderedPageBreak/>
         <w:t>修复地形的</w:t>
       </w:r>
       <w:r>
@@ -5905,7 +5911,6 @@
         <w:rPr>
           <w:rFonts w:ascii="Times New Roman" w:eastAsia="宋体" w:hAnsi="Times New Roman" w:cs="Times New Roman" w:hint="eastAsia"/>
         </w:rPr>
-        <w:lastRenderedPageBreak/>
         <w:t>支持</w:t>
       </w:r>
       <w:r>
@@ -6808,6 +6813,7 @@
         <w:rPr>
           <w:rFonts w:ascii="Times New Roman" w:eastAsia="宋体" w:hAnsi="Times New Roman" w:cs="Times New Roman" w:hint="eastAsia"/>
         </w:rPr>
+        <w:lastRenderedPageBreak/>
         <w:t>触发批量编辑器的拖拽高亮可以正确显示在目标单元格上</w:t>
       </w:r>
     </w:p>
@@ -6826,7 +6832,6 @@
         <w:rPr>
           <w:rFonts w:ascii="Times New Roman" w:eastAsia="宋体" w:hAnsi="Times New Roman" w:cs="Times New Roman" w:hint="eastAsia"/>
         </w:rPr>
-        <w:lastRenderedPageBreak/>
         <w:t>修复当拖拽小绿点或触发事件、行为时，若突然失去焦点，会导致拖拽预览始终显示的</w:t>
       </w:r>
       <w:r>
@@ -7874,6 +7879,7 @@
         <w:rPr>
           <w:rFonts w:ascii="Times New Roman" w:eastAsia="宋体" w:hAnsi="Times New Roman" w:cs="Times New Roman" w:hint="eastAsia"/>
         </w:rPr>
+        <w:lastRenderedPageBreak/>
         <w:t>减少不必要的文件加载检查，加快加载速度</w:t>
       </w:r>
     </w:p>
@@ -7892,7 +7898,6 @@
         <w:rPr>
           <w:rFonts w:ascii="Times New Roman" w:eastAsia="宋体" w:hAnsi="Times New Roman" w:cs="Times New Roman" w:hint="eastAsia"/>
         </w:rPr>
-        <w:lastRenderedPageBreak/>
         <w:t>支持自定义气候类型的素材文件后缀和</w:t>
       </w:r>
       <w:r>
@@ -9045,6 +9050,7 @@
         <w:rPr>
           <w:rFonts w:ascii="Times New Roman" w:eastAsia="宋体" w:hAnsi="Times New Roman" w:cs="Times New Roman" w:hint="eastAsia"/>
         </w:rPr>
+        <w:lastRenderedPageBreak/>
         <w:t>优化建筑与建筑动画色盘不同时色彩显示的表现</w:t>
       </w:r>
     </w:p>
@@ -9063,7 +9069,6 @@
         <w:rPr>
           <w:rFonts w:ascii="Times New Roman" w:eastAsia="宋体" w:hAnsi="Times New Roman" w:cs="Times New Roman" w:hint="eastAsia"/>
         </w:rPr>
-        <w:lastRenderedPageBreak/>
         <w:t>优化建筑</w:t>
       </w:r>
       <w:r>
@@ -10078,6 +10083,7 @@
         <w:rPr>
           <w:rFonts w:ascii="Times New Roman" w:eastAsia="宋体" w:hAnsi="Times New Roman" w:cs="Times New Roman" w:hint="eastAsia"/>
         </w:rPr>
+        <w:lastRenderedPageBreak/>
         <w:t>优化高架桥阴影渲染</w:t>
       </w:r>
     </w:p>
@@ -10096,7 +10102,6 @@
         <w:rPr>
           <w:rFonts w:ascii="Times New Roman" w:eastAsia="宋体" w:hAnsi="Times New Roman" w:cs="Times New Roman" w:hint="eastAsia"/>
         </w:rPr>
-        <w:lastRenderedPageBreak/>
         <w:t>使用格式刷时会显示被修改的属性</w:t>
       </w:r>
     </w:p>
@@ -11123,6 +11128,7 @@
         <w:rPr>
           <w:rFonts w:ascii="Times New Roman" w:eastAsia="宋体" w:hAnsi="Times New Roman" w:cs="Times New Roman" w:hint="eastAsia"/>
         </w:rPr>
+        <w:lastRenderedPageBreak/>
         <w:t>移除</w:t>
       </w:r>
       <w:r>
@@ -11165,7 +11171,6 @@
         <w:rPr>
           <w:rFonts w:ascii="Times New Roman" w:eastAsia="宋体" w:hAnsi="Times New Roman" w:cs="Times New Roman"/>
         </w:rPr>
-        <w:lastRenderedPageBreak/>
         <w:t>L</w:t>
       </w:r>
       <w:r>
@@ -50755,7 +50760,7 @@
         <v:path o:extrusionok="f" gradientshapeok="t" o:connecttype="rect"/>
         <o:lock v:ext="edit" aspectratio="t"/>
       </v:shapetype>
-      <v:shape id="_x0000_i1032" type="#_x0000_t75" style="width:11.55pt;height:11.55pt" o:bullet="t">
+      <v:shape id="_x0000_i1030" type="#_x0000_t75" style="width:11.55pt;height:11.55pt" o:bullet="t">
         <v:imagedata r:id="rId1" o:title="mso9A9A"/>
       </v:shape>
     </w:pict>

--- a/Supplementary/文档/FA2SP HDM Edition说明文档.docx
+++ b/Supplementary/文档/FA2SP HDM Edition说明文档.docx
@@ -174,7 +174,7 @@
           <w:rFonts w:ascii="宋体" w:eastAsia="宋体" w:hAnsi="宋体" w:hint="eastAsia"/>
           <w:sz w:val="24"/>
         </w:rPr>
-        <w:t>3</w:t>
+        <w:t>4</w:t>
       </w:r>
     </w:p>
     <w:p>
@@ -246,7 +246,7 @@
           <w:sz w:val="28"/>
           <w:szCs w:val="32"/>
         </w:rPr>
-        <w:t>3</w:t>
+        <w:t>4</w:t>
       </w:r>
       <w:r>
         <w:rPr>
@@ -522,6 +522,24 @@
         <w:pStyle w:val="a9"/>
         <w:numPr>
           <w:ilvl w:val="0"/>
+          <w:numId w:val="11"/>
+        </w:numPr>
+        <w:rPr>
+          <w:rFonts w:ascii="Times New Roman" w:eastAsia="宋体" w:hAnsi="Times New Roman" w:cs="Times New Roman"/>
+        </w:rPr>
+      </w:pPr>
+      <w:r>
+        <w:rPr>
+          <w:rFonts w:ascii="Times New Roman" w:eastAsia="宋体" w:hAnsi="Times New Roman" w:cs="Times New Roman" w:hint="eastAsia"/>
+        </w:rPr>
+        <w:t>多选模式新增反选功能</w:t>
+      </w:r>
+    </w:p>
+    <w:p>
+      <w:pPr>
+        <w:pStyle w:val="a9"/>
+        <w:numPr>
+          <w:ilvl w:val="0"/>
           <w:numId w:val="10"/>
         </w:numPr>
         <w:rPr>
@@ -850,6 +868,7 @@
         <w:rPr>
           <w:rFonts w:ascii="Times New Roman" w:eastAsia="宋体" w:hAnsi="Times New Roman" w:cs="Times New Roman" w:hint="eastAsia"/>
         </w:rPr>
+        <w:lastRenderedPageBreak/>
         <w:t>可以让地形浏览器的标签页多行显示，详见</w:t>
       </w:r>
       <w:r>
@@ -874,7 +893,6 @@
         <w:rPr>
           <w:rFonts w:ascii="Times New Roman" w:eastAsia="宋体" w:hAnsi="Times New Roman" w:cs="Times New Roman" w:hint="eastAsia"/>
         </w:rPr>
-        <w:lastRenderedPageBreak/>
         <w:t>脚本编辑器中，当参数是路径点时，支持跳转到对应坐标</w:t>
       </w:r>
     </w:p>
@@ -2029,6 +2047,7 @@
         <w:rPr>
           <w:rFonts w:ascii="Times New Roman" w:eastAsia="宋体" w:hAnsi="Times New Roman" w:cs="Times New Roman" w:hint="eastAsia"/>
         </w:rPr>
+        <w:lastRenderedPageBreak/>
         <w:t>修复开启</w:t>
       </w:r>
       <w:r>
@@ -2065,20 +2084,926 @@
         <w:rPr>
           <w:rFonts w:ascii="Times New Roman" w:eastAsia="宋体" w:hAnsi="Times New Roman" w:cs="Times New Roman" w:hint="eastAsia"/>
         </w:rPr>
+        <w:t>修复按键盘</w:t>
+      </w:r>
+      <w:r>
+        <w:rPr>
+          <w:rFonts w:ascii="Times New Roman" w:eastAsia="宋体" w:hAnsi="Times New Roman" w:cs="Times New Roman" w:hint="eastAsia"/>
+        </w:rPr>
+        <w:t>delete</w:t>
+      </w:r>
+      <w:r>
+        <w:rPr>
+          <w:rFonts w:ascii="Times New Roman" w:eastAsia="宋体" w:hAnsi="Times New Roman" w:cs="Times New Roman" w:hint="eastAsia"/>
+        </w:rPr>
+        <w:t>键删除单位历史记录错误的</w:t>
+      </w:r>
+      <w:r>
+        <w:rPr>
+          <w:rFonts w:ascii="Times New Roman" w:eastAsia="宋体" w:hAnsi="Times New Roman" w:cs="Times New Roman" w:hint="eastAsia"/>
+        </w:rPr>
+        <w:t>bug</w:t>
+      </w:r>
+    </w:p>
+    <w:p>
+      <w:pPr>
+        <w:pStyle w:val="a9"/>
+        <w:numPr>
+          <w:ilvl w:val="0"/>
+          <w:numId w:val="50"/>
+        </w:numPr>
+        <w:rPr>
+          <w:rFonts w:ascii="Times New Roman" w:eastAsia="宋体" w:hAnsi="Times New Roman" w:cs="Times New Roman"/>
+        </w:rPr>
+      </w:pPr>
+      <w:r>
+        <w:rPr>
+          <w:rFonts w:ascii="Times New Roman" w:eastAsia="宋体" w:hAnsi="Times New Roman" w:cs="Times New Roman" w:hint="eastAsia"/>
+        </w:rPr>
+        <w:t>调整地形浏览器图像的选中矩形框，使其更加明显</w:t>
+      </w:r>
+    </w:p>
+    <w:p>
+      <w:pPr>
+        <w:pStyle w:val="a9"/>
+        <w:numPr>
+          <w:ilvl w:val="0"/>
+          <w:numId w:val="50"/>
+        </w:numPr>
+        <w:rPr>
+          <w:rFonts w:ascii="Times New Roman" w:eastAsia="宋体" w:hAnsi="Times New Roman" w:cs="Times New Roman"/>
+        </w:rPr>
+      </w:pPr>
+      <w:r>
+        <w:rPr>
+          <w:rFonts w:ascii="Times New Roman" w:eastAsia="宋体" w:hAnsi="Times New Roman" w:cs="Times New Roman" w:hint="eastAsia"/>
+        </w:rPr>
+        <w:t>修复渲染地图时不渲染</w:t>
+      </w:r>
+      <w:r>
+        <w:rPr>
+          <w:rFonts w:ascii="Times New Roman" w:eastAsia="宋体" w:hAnsi="Times New Roman" w:cs="Times New Roman" w:hint="eastAsia"/>
+        </w:rPr>
+        <w:t>InvisibleInGame=yes</w:t>
+      </w:r>
+      <w:r>
+        <w:rPr>
+          <w:rFonts w:ascii="Times New Roman" w:eastAsia="宋体" w:hAnsi="Times New Roman" w:cs="Times New Roman" w:hint="eastAsia"/>
+        </w:rPr>
+        <w:t>的建筑的</w:t>
+      </w:r>
+      <w:r>
+        <w:rPr>
+          <w:rFonts w:ascii="Times New Roman" w:eastAsia="宋体" w:hAnsi="Times New Roman" w:cs="Times New Roman" w:hint="eastAsia"/>
+        </w:rPr>
+        <w:t>AlphaImage</w:t>
+      </w:r>
+      <w:r>
+        <w:rPr>
+          <w:rFonts w:ascii="Times New Roman" w:eastAsia="宋体" w:hAnsi="Times New Roman" w:cs="Times New Roman" w:hint="eastAsia"/>
+        </w:rPr>
+        <w:t>的</w:t>
+      </w:r>
+      <w:r>
+        <w:rPr>
+          <w:rFonts w:ascii="Times New Roman" w:eastAsia="宋体" w:hAnsi="Times New Roman" w:cs="Times New Roman" w:hint="eastAsia"/>
+        </w:rPr>
+        <w:t>bug</w:t>
+      </w:r>
+    </w:p>
+    <w:p>
+      <w:pPr>
+        <w:pStyle w:val="a9"/>
+        <w:numPr>
+          <w:ilvl w:val="0"/>
+          <w:numId w:val="50"/>
+        </w:numPr>
+        <w:rPr>
+          <w:rFonts w:ascii="Times New Roman" w:eastAsia="宋体" w:hAnsi="Times New Roman" w:cs="Times New Roman"/>
+        </w:rPr>
+      </w:pPr>
+      <w:r>
+        <w:rPr>
+          <w:rFonts w:ascii="Times New Roman" w:eastAsia="宋体" w:hAnsi="Times New Roman" w:cs="Times New Roman" w:hint="eastAsia"/>
+        </w:rPr>
+        <w:t>修复启用建筑筛选时无法隐藏阴影的</w:t>
+      </w:r>
+      <w:r>
+        <w:rPr>
+          <w:rFonts w:ascii="Times New Roman" w:eastAsia="宋体" w:hAnsi="Times New Roman" w:cs="Times New Roman" w:hint="eastAsia"/>
+        </w:rPr>
+        <w:t>bug</w:t>
+      </w:r>
+    </w:p>
+    <w:p>
+      <w:pPr>
+        <w:pStyle w:val="a9"/>
+        <w:numPr>
+          <w:ilvl w:val="0"/>
+          <w:numId w:val="50"/>
+        </w:numPr>
+        <w:rPr>
+          <w:rFonts w:ascii="Times New Roman" w:eastAsia="宋体" w:hAnsi="Times New Roman" w:cs="Times New Roman"/>
+        </w:rPr>
+      </w:pPr>
+      <w:r>
+        <w:rPr>
+          <w:rFonts w:ascii="Times New Roman" w:eastAsia="宋体" w:hAnsi="Times New Roman" w:cs="Times New Roman" w:hint="eastAsia"/>
+        </w:rPr>
+        <w:t>查找引用窗口增加</w:t>
+      </w:r>
+      <w:r>
+        <w:rPr>
+          <w:rFonts w:ascii="Times New Roman" w:eastAsia="宋体" w:hAnsi="Times New Roman" w:cs="Times New Roman" w:hint="eastAsia"/>
+        </w:rPr>
+        <w:t>跟随活动窗口</w:t>
+      </w:r>
+      <w:r>
+        <w:rPr>
+          <w:rFonts w:ascii="Times New Roman" w:eastAsia="宋体" w:hAnsi="Times New Roman" w:cs="Times New Roman" w:hint="eastAsia"/>
+        </w:rPr>
+        <w:t>选项，勾选后可以实时根据活动窗口切换内容</w:t>
+      </w:r>
+    </w:p>
+    <w:p>
+      <w:pPr>
+        <w:pStyle w:val="a9"/>
+        <w:numPr>
+          <w:ilvl w:val="0"/>
+          <w:numId w:val="50"/>
+        </w:numPr>
+        <w:rPr>
+          <w:rFonts w:ascii="Times New Roman" w:eastAsia="宋体" w:hAnsi="Times New Roman" w:cs="Times New Roman"/>
+        </w:rPr>
+      </w:pPr>
+      <w:r>
+        <w:rPr>
+          <w:rFonts w:ascii="Times New Roman" w:eastAsia="宋体" w:hAnsi="Times New Roman" w:cs="Times New Roman" w:hint="eastAsia"/>
+        </w:rPr>
+        <w:t>修复修改作战小队名称后，</w:t>
+      </w:r>
+      <w:r>
+        <w:rPr>
+          <w:rFonts w:ascii="Times New Roman" w:eastAsia="宋体" w:hAnsi="Times New Roman" w:cs="Times New Roman" w:hint="eastAsia"/>
+        </w:rPr>
+        <w:t>ai</w:t>
+      </w:r>
+      <w:r>
+        <w:rPr>
+          <w:rFonts w:ascii="Times New Roman" w:eastAsia="宋体" w:hAnsi="Times New Roman" w:cs="Times New Roman" w:hint="eastAsia"/>
+        </w:rPr>
+        <w:t>触发编辑器的小队</w:t>
+      </w:r>
+      <w:r>
+        <w:rPr>
+          <w:rFonts w:ascii="Times New Roman" w:eastAsia="宋体" w:hAnsi="Times New Roman" w:cs="Times New Roman" w:hint="eastAsia"/>
+        </w:rPr>
+        <w:t>#2</w:t>
+      </w:r>
+      <w:r>
+        <w:rPr>
+          <w:rFonts w:ascii="Times New Roman" w:eastAsia="宋体" w:hAnsi="Times New Roman" w:cs="Times New Roman" w:hint="eastAsia"/>
+        </w:rPr>
+        <w:t>显示错误的</w:t>
+      </w:r>
+      <w:r>
+        <w:rPr>
+          <w:rFonts w:ascii="Times New Roman" w:eastAsia="宋体" w:hAnsi="Times New Roman" w:cs="Times New Roman" w:hint="eastAsia"/>
+        </w:rPr>
+        <w:t>bug</w:t>
+      </w:r>
+    </w:p>
+    <w:p>
+      <w:pPr>
+        <w:pStyle w:val="a9"/>
+        <w:numPr>
+          <w:ilvl w:val="0"/>
+          <w:numId w:val="50"/>
+        </w:numPr>
+        <w:rPr>
+          <w:rFonts w:ascii="Times New Roman" w:eastAsia="宋体" w:hAnsi="Times New Roman" w:cs="Times New Roman"/>
+        </w:rPr>
+      </w:pPr>
+      <w:r>
+        <w:rPr>
+          <w:rFonts w:ascii="Times New Roman" w:eastAsia="宋体" w:hAnsi="Times New Roman" w:cs="Times New Roman" w:hint="eastAsia"/>
+        </w:rPr>
+        <w:t>触发、小队等编辑器支持为</w:t>
+      </w:r>
+      <w:r>
+        <w:rPr>
+          <w:rFonts w:ascii="Times New Roman" w:eastAsia="宋体" w:hAnsi="Times New Roman" w:cs="Times New Roman" w:hint="eastAsia"/>
+        </w:rPr>
+        <w:t>ID</w:t>
+      </w:r>
+      <w:r>
+        <w:rPr>
+          <w:rFonts w:ascii="Times New Roman" w:eastAsia="宋体" w:hAnsi="Times New Roman" w:cs="Times New Roman" w:hint="eastAsia"/>
+        </w:rPr>
+        <w:t>染色，双击拖拽小点即可设置颜色</w:t>
+      </w:r>
+    </w:p>
+    <w:p>
+      <w:pPr>
+        <w:pStyle w:val="a9"/>
+        <w:numPr>
+          <w:ilvl w:val="0"/>
+          <w:numId w:val="50"/>
+        </w:numPr>
+        <w:rPr>
+          <w:rFonts w:ascii="Times New Roman" w:eastAsia="宋体" w:hAnsi="Times New Roman" w:cs="Times New Roman"/>
+        </w:rPr>
+      </w:pPr>
+      <w:r>
+        <w:rPr>
+          <w:rFonts w:ascii="Times New Roman" w:eastAsia="宋体" w:hAnsi="Times New Roman" w:cs="Times New Roman" w:hint="eastAsia"/>
+        </w:rPr>
+        <w:t>单元标记支持笔刷大小放置</w:t>
+      </w:r>
+    </w:p>
+    <w:p>
+      <w:pPr>
+        <w:pStyle w:val="a9"/>
+        <w:numPr>
+          <w:ilvl w:val="0"/>
+          <w:numId w:val="50"/>
+        </w:numPr>
+        <w:rPr>
+          <w:rFonts w:ascii="Times New Roman" w:eastAsia="宋体" w:hAnsi="Times New Roman" w:cs="Times New Roman"/>
+        </w:rPr>
+      </w:pPr>
+      <w:r>
+        <w:rPr>
+          <w:rFonts w:ascii="Times New Roman" w:eastAsia="宋体" w:hAnsi="Times New Roman" w:cs="Times New Roman" w:hint="eastAsia"/>
+        </w:rPr>
+        <w:t>增加新的</w:t>
+      </w:r>
+      <w:r>
+        <w:rPr>
+          <w:rFonts w:ascii="Times New Roman" w:eastAsia="宋体" w:hAnsi="Times New Roman" w:cs="Times New Roman" w:hint="eastAsia"/>
+        </w:rPr>
+        <w:t>lua</w:t>
+      </w:r>
+      <w:r>
+        <w:rPr>
+          <w:rFonts w:ascii="Times New Roman" w:eastAsia="宋体" w:hAnsi="Times New Roman" w:cs="Times New Roman" w:hint="eastAsia"/>
+        </w:rPr>
+        <w:t>脚本，由</w:t>
+      </w:r>
+      <w:r>
+        <w:rPr>
+          <w:rFonts w:ascii="Times New Roman" w:eastAsia="宋体" w:hAnsi="Times New Roman" w:cs="Times New Roman" w:hint="eastAsia"/>
+        </w:rPr>
+        <w:t>AUY</w:t>
+      </w:r>
+      <w:r>
+        <w:rPr>
+          <w:rFonts w:ascii="Times New Roman" w:eastAsia="宋体" w:hAnsi="Times New Roman" w:cs="Times New Roman" w:hint="eastAsia"/>
+        </w:rPr>
+        <w:t>制作</w:t>
+      </w:r>
+    </w:p>
+    <w:p>
+      <w:pPr>
+        <w:pStyle w:val="a9"/>
+        <w:numPr>
+          <w:ilvl w:val="0"/>
+          <w:numId w:val="50"/>
+        </w:numPr>
+        <w:rPr>
+          <w:rFonts w:ascii="Times New Roman" w:eastAsia="宋体" w:hAnsi="Times New Roman" w:cs="Times New Roman"/>
+        </w:rPr>
+      </w:pPr>
+      <w:r>
+        <w:rPr>
+          <w:rFonts w:ascii="Times New Roman" w:eastAsia="宋体" w:hAnsi="Times New Roman" w:cs="Times New Roman" w:hint="eastAsia"/>
+        </w:rPr>
+        <w:t>修复跨地图类型粘贴时地形转换部分失效的</w:t>
+      </w:r>
+      <w:r>
+        <w:rPr>
+          <w:rFonts w:ascii="Times New Roman" w:eastAsia="宋体" w:hAnsi="Times New Roman" w:cs="Times New Roman" w:hint="eastAsia"/>
+        </w:rPr>
+        <w:t>bug</w:t>
+      </w:r>
+    </w:p>
+    <w:p>
+      <w:pPr>
+        <w:pStyle w:val="a9"/>
+        <w:numPr>
+          <w:ilvl w:val="0"/>
+          <w:numId w:val="50"/>
+        </w:numPr>
+        <w:rPr>
+          <w:rFonts w:ascii="Times New Roman" w:eastAsia="宋体" w:hAnsi="Times New Roman" w:cs="Times New Roman"/>
+        </w:rPr>
+      </w:pPr>
+      <w:r>
+        <w:rPr>
+          <w:rFonts w:ascii="Times New Roman" w:eastAsia="宋体" w:hAnsi="Times New Roman" w:cs="Times New Roman" w:hint="eastAsia"/>
+        </w:rPr>
+        <w:t>可以记录不同鼠标操作的笔刷大小，并在切换时自动还原，详见</w:t>
+      </w:r>
+      <w:r>
+        <w:rPr>
+          <w:rFonts w:ascii="Times New Roman" w:eastAsia="宋体" w:hAnsi="Times New Roman" w:cs="Times New Roman" w:hint="eastAsia"/>
+        </w:rPr>
+        <w:t>RecordBrushSizeHistory</w:t>
+      </w:r>
+    </w:p>
+    <w:p>
+      <w:pPr>
+        <w:pStyle w:val="a9"/>
+        <w:numPr>
+          <w:ilvl w:val="0"/>
+          <w:numId w:val="50"/>
+        </w:numPr>
+        <w:rPr>
+          <w:rFonts w:ascii="Times New Roman" w:eastAsia="宋体" w:hAnsi="Times New Roman" w:cs="Times New Roman"/>
+        </w:rPr>
+      </w:pPr>
+      <w:r>
+        <w:rPr>
+          <w:rFonts w:ascii="Times New Roman" w:eastAsia="宋体" w:hAnsi="Times New Roman" w:cs="Times New Roman" w:hint="eastAsia"/>
+        </w:rPr>
+        <w:t>增加</w:t>
+      </w:r>
+      <w:r>
+        <w:rPr>
+          <w:rFonts w:ascii="Times New Roman" w:eastAsia="宋体" w:hAnsi="Times New Roman" w:cs="Times New Roman" w:hint="eastAsia"/>
+        </w:rPr>
+        <w:t>/</w:t>
+      </w:r>
+      <w:r>
+        <w:rPr>
+          <w:rFonts w:ascii="Times New Roman" w:eastAsia="宋体" w:hAnsi="Times New Roman" w:cs="Times New Roman" w:hint="eastAsia"/>
+        </w:rPr>
+        <w:t>减少矿石支持调整笔刷大小</w:t>
+      </w:r>
+    </w:p>
+    <w:p>
+      <w:pPr>
+        <w:pStyle w:val="a9"/>
+        <w:numPr>
+          <w:ilvl w:val="0"/>
+          <w:numId w:val="50"/>
+        </w:numPr>
+        <w:rPr>
+          <w:rFonts w:ascii="Times New Roman" w:eastAsia="宋体" w:hAnsi="Times New Roman" w:cs="Times New Roman"/>
+        </w:rPr>
+      </w:pPr>
+      <w:r>
+        <w:rPr>
+          <w:rFonts w:ascii="Times New Roman" w:eastAsia="宋体" w:hAnsi="Times New Roman" w:cs="Times New Roman" w:hint="eastAsia"/>
+        </w:rPr>
+        <w:t>新增</w:t>
+      </w:r>
+      <w:r>
+        <w:rPr>
+          <w:rFonts w:ascii="Times New Roman" w:eastAsia="宋体" w:hAnsi="Times New Roman" w:cs="Times New Roman" w:hint="eastAsia"/>
+        </w:rPr>
+        <w:t>LuaDialog</w:t>
+      </w:r>
+      <w:r>
+        <w:rPr>
+          <w:rFonts w:ascii="Times New Roman" w:eastAsia="宋体" w:hAnsi="Times New Roman" w:cs="Times New Roman" w:hint="eastAsia"/>
+        </w:rPr>
+        <w:t>，可以在</w:t>
+      </w:r>
+      <w:r>
+        <w:rPr>
+          <w:rFonts w:ascii="Times New Roman" w:eastAsia="宋体" w:hAnsi="Times New Roman" w:cs="Times New Roman" w:hint="eastAsia"/>
+        </w:rPr>
+        <w:t>lua</w:t>
+      </w:r>
+      <w:r>
+        <w:rPr>
+          <w:rFonts w:ascii="Times New Roman" w:eastAsia="宋体" w:hAnsi="Times New Roman" w:cs="Times New Roman" w:hint="eastAsia"/>
+        </w:rPr>
+        <w:t>脚本内动态创建自定义窗口</w:t>
+      </w:r>
+    </w:p>
+    <w:p>
+      <w:pPr>
+        <w:pStyle w:val="a9"/>
+        <w:numPr>
+          <w:ilvl w:val="0"/>
+          <w:numId w:val="50"/>
+        </w:numPr>
+        <w:rPr>
+          <w:rFonts w:ascii="Times New Roman" w:eastAsia="宋体" w:hAnsi="Times New Roman" w:cs="Times New Roman"/>
+        </w:rPr>
+      </w:pPr>
+      <w:r>
+        <w:rPr>
+          <w:rFonts w:ascii="Times New Roman" w:eastAsia="宋体" w:hAnsi="Times New Roman" w:cs="Times New Roman" w:hint="eastAsia"/>
+        </w:rPr>
+        <w:t>修复改变地图大小后建筑灯光没有刷新的</w:t>
+      </w:r>
+      <w:r>
+        <w:rPr>
+          <w:rFonts w:ascii="Times New Roman" w:eastAsia="宋体" w:hAnsi="Times New Roman" w:cs="Times New Roman" w:hint="eastAsia"/>
+        </w:rPr>
+        <w:t>bug</w:t>
+      </w:r>
+    </w:p>
+    <w:p>
+      <w:pPr>
+        <w:pStyle w:val="a9"/>
+        <w:numPr>
+          <w:ilvl w:val="0"/>
+          <w:numId w:val="50"/>
+        </w:numPr>
+        <w:rPr>
+          <w:rFonts w:ascii="Times New Roman" w:eastAsia="宋体" w:hAnsi="Times New Roman" w:cs="Times New Roman"/>
+        </w:rPr>
+      </w:pPr>
+      <w:r>
+        <w:rPr>
+          <w:rFonts w:ascii="Times New Roman" w:eastAsia="宋体" w:hAnsi="Times New Roman" w:cs="Times New Roman" w:hint="eastAsia"/>
+        </w:rPr>
+        <w:t>多选模式可以显示不同矿石类型的价格</w:t>
+      </w:r>
+    </w:p>
+    <w:p>
+      <w:pPr>
+        <w:pStyle w:val="a9"/>
+        <w:numPr>
+          <w:ilvl w:val="0"/>
+          <w:numId w:val="50"/>
+        </w:numPr>
+        <w:rPr>
+          <w:rFonts w:ascii="Times New Roman" w:eastAsia="宋体" w:hAnsi="Times New Roman" w:cs="Times New Roman"/>
+        </w:rPr>
+      </w:pPr>
+      <w:r>
+        <w:rPr>
+          <w:rFonts w:ascii="Times New Roman" w:eastAsia="宋体" w:hAnsi="Times New Roman" w:cs="Times New Roman" w:hint="eastAsia"/>
+        </w:rPr>
+        <w:t>优化了绘图界面缩小时的渲染性能</w:t>
+      </w:r>
+    </w:p>
+    <w:p>
+      <w:pPr>
+        <w:pStyle w:val="a9"/>
+        <w:numPr>
+          <w:ilvl w:val="0"/>
+          <w:numId w:val="50"/>
+        </w:numPr>
+        <w:rPr>
+          <w:rFonts w:ascii="Times New Roman" w:eastAsia="宋体" w:hAnsi="Times New Roman" w:cs="Times New Roman"/>
+        </w:rPr>
+      </w:pPr>
+      <w:r>
+        <w:rPr>
+          <w:rFonts w:ascii="Times New Roman" w:eastAsia="宋体" w:hAnsi="Times New Roman" w:cs="Times New Roman" w:hint="eastAsia"/>
+        </w:rPr>
+        <w:t>修复使用触发编辑器拖拽小点为步兵关联标签时，已关联标记没有依据步兵子单元格显示的</w:t>
+      </w:r>
+      <w:r>
+        <w:rPr>
+          <w:rFonts w:ascii="Times New Roman" w:eastAsia="宋体" w:hAnsi="Times New Roman" w:cs="Times New Roman" w:hint="eastAsia"/>
+        </w:rPr>
+        <w:t>bug</w:t>
+      </w:r>
+    </w:p>
+    <w:p>
+      <w:pPr>
+        <w:pStyle w:val="a9"/>
+        <w:numPr>
+          <w:ilvl w:val="0"/>
+          <w:numId w:val="50"/>
+        </w:numPr>
+        <w:rPr>
+          <w:rFonts w:ascii="Times New Roman" w:eastAsia="宋体" w:hAnsi="Times New Roman" w:cs="Times New Roman"/>
+        </w:rPr>
+      </w:pPr>
+      <w:r>
+        <w:rPr>
+          <w:rFonts w:ascii="Times New Roman" w:eastAsia="宋体" w:hAnsi="Times New Roman" w:cs="Times New Roman" w:hint="eastAsia"/>
+        </w:rPr>
+        <w:t>Lua</w:t>
+      </w:r>
+      <w:r>
+        <w:rPr>
+          <w:rFonts w:ascii="Times New Roman" w:eastAsia="宋体" w:hAnsi="Times New Roman" w:cs="Times New Roman" w:hint="eastAsia"/>
+        </w:rPr>
+        <w:t>脚本终端可以开启</w:t>
+      </w:r>
+      <w:r>
+        <w:rPr>
+          <w:rFonts w:ascii="Times New Roman" w:eastAsia="宋体" w:hAnsi="Times New Roman" w:cs="Times New Roman" w:hint="eastAsia"/>
+        </w:rPr>
+        <w:t>MCP</w:t>
+      </w:r>
+      <w:r>
+        <w:rPr>
+          <w:rFonts w:ascii="Times New Roman" w:eastAsia="宋体" w:hAnsi="Times New Roman" w:cs="Times New Roman" w:hint="eastAsia"/>
+        </w:rPr>
+        <w:t>服务器，接入大语言模型调用</w:t>
+      </w:r>
+      <w:r>
+        <w:rPr>
+          <w:rFonts w:ascii="Times New Roman" w:eastAsia="宋体" w:hAnsi="Times New Roman" w:cs="Times New Roman" w:hint="eastAsia"/>
+        </w:rPr>
+        <w:t>lua</w:t>
+      </w:r>
+      <w:r>
+        <w:rPr>
+          <w:rFonts w:ascii="Times New Roman" w:eastAsia="宋体" w:hAnsi="Times New Roman" w:cs="Times New Roman" w:hint="eastAsia"/>
+        </w:rPr>
+        <w:t>脚本</w:t>
+      </w:r>
+      <w:r>
+        <w:rPr>
+          <w:rFonts w:ascii="Times New Roman" w:eastAsia="宋体" w:hAnsi="Times New Roman" w:cs="Times New Roman" w:hint="eastAsia"/>
+        </w:rPr>
+        <w:t>。详见</w:t>
+      </w:r>
+      <w:r>
+        <w:rPr>
+          <w:rFonts w:ascii="Times New Roman" w:eastAsia="宋体" w:hAnsi="Times New Roman" w:cs="Times New Roman" w:hint="eastAsia"/>
+        </w:rPr>
+        <w:t>MCP.Enable</w:t>
+      </w:r>
+    </w:p>
+    <w:p>
+      <w:pPr>
+        <w:pStyle w:val="a9"/>
+        <w:numPr>
+          <w:ilvl w:val="0"/>
+          <w:numId w:val="50"/>
+        </w:numPr>
+        <w:rPr>
+          <w:rFonts w:ascii="Times New Roman" w:eastAsia="宋体" w:hAnsi="Times New Roman" w:cs="Times New Roman"/>
+        </w:rPr>
+      </w:pPr>
+      <w:r>
+        <w:rPr>
+          <w:rFonts w:ascii="Times New Roman" w:eastAsia="宋体" w:hAnsi="Times New Roman" w:cs="Times New Roman" w:hint="eastAsia"/>
+        </w:rPr>
+        <w:t>修复渲染部分</w:t>
+      </w:r>
+      <w:r>
+        <w:rPr>
+          <w:rFonts w:ascii="Times New Roman" w:eastAsia="宋体" w:hAnsi="Times New Roman" w:cs="Times New Roman" w:hint="eastAsia"/>
+        </w:rPr>
+        <w:t>vxl</w:t>
+      </w:r>
+      <w:r>
+        <w:rPr>
+          <w:rFonts w:ascii="Times New Roman" w:eastAsia="宋体" w:hAnsi="Times New Roman" w:cs="Times New Roman" w:hint="eastAsia"/>
+        </w:rPr>
+        <w:t>时崩溃的</w:t>
+      </w:r>
+      <w:r>
+        <w:rPr>
+          <w:rFonts w:ascii="Times New Roman" w:eastAsia="宋体" w:hAnsi="Times New Roman" w:cs="Times New Roman" w:hint="eastAsia"/>
+        </w:rPr>
+        <w:t>bug</w:t>
+      </w:r>
+    </w:p>
+    <w:p>
+      <w:pPr>
+        <w:pStyle w:val="a9"/>
+        <w:numPr>
+          <w:ilvl w:val="0"/>
+          <w:numId w:val="50"/>
+        </w:numPr>
+        <w:rPr>
+          <w:rFonts w:ascii="Times New Roman" w:eastAsia="宋体" w:hAnsi="Times New Roman" w:cs="Times New Roman"/>
+        </w:rPr>
+      </w:pPr>
+      <w:r>
+        <w:rPr>
+          <w:rFonts w:ascii="Times New Roman" w:eastAsia="宋体" w:hAnsi="Times New Roman" w:cs="Times New Roman" w:hint="eastAsia"/>
+        </w:rPr>
+        <w:t>基本设置窗口增加背景音乐和载入界面背景音乐选项</w:t>
+      </w:r>
+    </w:p>
+    <w:p>
+      <w:pPr>
+        <w:pStyle w:val="a9"/>
+        <w:numPr>
+          <w:ilvl w:val="0"/>
+          <w:numId w:val="50"/>
+        </w:numPr>
+        <w:rPr>
+          <w:rFonts w:ascii="Times New Roman" w:eastAsia="宋体" w:hAnsi="Times New Roman" w:cs="Times New Roman"/>
+        </w:rPr>
+      </w:pPr>
+      <w:r>
+        <w:rPr>
+          <w:rFonts w:ascii="Times New Roman" w:eastAsia="宋体" w:hAnsi="Times New Roman" w:cs="Times New Roman" w:hint="eastAsia"/>
+        </w:rPr>
+        <w:t>单人任务设置</w:t>
+      </w:r>
+      <w:r>
+        <w:rPr>
+          <w:rFonts w:ascii="Times New Roman" w:eastAsia="宋体" w:hAnsi="Times New Roman" w:cs="Times New Roman" w:hint="eastAsia"/>
+        </w:rPr>
+        <w:t>-</w:t>
+      </w:r>
+      <w:r>
+        <w:rPr>
+          <w:rFonts w:ascii="Times New Roman" w:eastAsia="宋体" w:hAnsi="Times New Roman" w:cs="Times New Roman" w:hint="eastAsia"/>
+        </w:rPr>
+        <w:t>幻影伪装树木可以使用绘制随机树木窗口进行选择</w:t>
+      </w:r>
+    </w:p>
+    <w:p>
+      <w:pPr>
+        <w:pStyle w:val="a9"/>
+        <w:numPr>
+          <w:ilvl w:val="0"/>
+          <w:numId w:val="50"/>
+        </w:numPr>
+        <w:rPr>
+          <w:rFonts w:ascii="Times New Roman" w:eastAsia="宋体" w:hAnsi="Times New Roman" w:cs="Times New Roman"/>
+        </w:rPr>
+      </w:pPr>
+      <w:r>
+        <w:rPr>
+          <w:rFonts w:ascii="Times New Roman" w:eastAsia="宋体" w:hAnsi="Times New Roman" w:cs="Times New Roman" w:hint="eastAsia"/>
+        </w:rPr>
+        <w:t>放置高架桥头时，可以显示辅助参考线</w:t>
+      </w:r>
+    </w:p>
+    <w:p>
+      <w:pPr>
+        <w:pStyle w:val="a9"/>
+        <w:numPr>
+          <w:ilvl w:val="0"/>
+          <w:numId w:val="50"/>
+        </w:numPr>
+        <w:rPr>
+          <w:rFonts w:ascii="Times New Roman" w:eastAsia="宋体" w:hAnsi="Times New Roman" w:cs="Times New Roman"/>
+        </w:rPr>
+      </w:pPr>
+      <w:r>
+        <w:rPr>
+          <w:rFonts w:ascii="Times New Roman" w:eastAsia="宋体" w:hAnsi="Times New Roman" w:cs="Times New Roman" w:hint="eastAsia"/>
+        </w:rPr>
+        <w:t>为触发编辑器检查下级触发是否是自身添加开关，详见</w:t>
+      </w:r>
+      <w:r>
+        <w:rPr>
+          <w:rFonts w:ascii="Times New Roman" w:eastAsia="宋体" w:hAnsi="Times New Roman" w:cs="Times New Roman" w:hint="eastAsia"/>
+        </w:rPr>
+        <w:t>AttachedTriggerIsSelfCheck</w:t>
+      </w:r>
+    </w:p>
+    <w:p>
+      <w:pPr>
+        <w:pStyle w:val="a9"/>
+        <w:numPr>
+          <w:ilvl w:val="0"/>
+          <w:numId w:val="50"/>
+        </w:numPr>
+        <w:rPr>
+          <w:rFonts w:ascii="Times New Roman" w:eastAsia="宋体" w:hAnsi="Times New Roman" w:cs="Times New Roman"/>
+        </w:rPr>
+      </w:pPr>
+      <w:r>
+        <w:rPr>
+          <w:rFonts w:ascii="Times New Roman" w:eastAsia="宋体" w:hAnsi="Times New Roman" w:cs="Times New Roman" w:hint="eastAsia"/>
+        </w:rPr>
+        <w:t>修复遭遇战地图预览渲染时没有正确标记高架桥的</w:t>
+      </w:r>
+      <w:r>
+        <w:rPr>
+          <w:rFonts w:ascii="Times New Roman" w:eastAsia="宋体" w:hAnsi="Times New Roman" w:cs="Times New Roman" w:hint="eastAsia"/>
+        </w:rPr>
+        <w:t>bug</w:t>
+      </w:r>
+    </w:p>
+    <w:p>
+      <w:pPr>
+        <w:pStyle w:val="a9"/>
+        <w:numPr>
+          <w:ilvl w:val="0"/>
+          <w:numId w:val="50"/>
+        </w:numPr>
+        <w:rPr>
+          <w:rFonts w:ascii="Times New Roman" w:eastAsia="宋体" w:hAnsi="Times New Roman" w:cs="Times New Roman"/>
+        </w:rPr>
+      </w:pPr>
+      <w:r>
+        <w:rPr>
+          <w:rFonts w:ascii="Times New Roman" w:eastAsia="宋体" w:hAnsi="Times New Roman" w:cs="Times New Roman" w:hint="eastAsia"/>
+        </w:rPr>
+        <w:t>为</w:t>
+      </w:r>
+      <w:r>
+        <w:rPr>
+          <w:rFonts w:ascii="Times New Roman" w:eastAsia="宋体" w:hAnsi="Times New Roman" w:cs="Times New Roman" w:hint="eastAsia"/>
+        </w:rPr>
+        <w:t>Lua</w:t>
+      </w:r>
+      <w:r>
+        <w:rPr>
+          <w:rFonts w:ascii="Times New Roman" w:eastAsia="宋体" w:hAnsi="Times New Roman" w:cs="Times New Roman" w:hint="eastAsia"/>
+        </w:rPr>
+        <w:t>脚本终端添加安全检查，会在执行前静态检查高危操作，详见</w:t>
+      </w:r>
+      <w:r>
+        <w:rPr>
+          <w:rFonts w:ascii="Times New Roman" w:eastAsia="宋体" w:hAnsi="Times New Roman" w:cs="Times New Roman" w:hint="eastAsia"/>
+        </w:rPr>
+        <w:t>DisableLuaConsoleSafetyCheck</w:t>
+      </w:r>
+    </w:p>
+    <w:p>
+      <w:pPr>
+        <w:pStyle w:val="a9"/>
+        <w:numPr>
+          <w:ilvl w:val="0"/>
+          <w:numId w:val="50"/>
+        </w:numPr>
+        <w:rPr>
+          <w:rFonts w:ascii="Times New Roman" w:eastAsia="宋体" w:hAnsi="Times New Roman" w:cs="Times New Roman"/>
+        </w:rPr>
+      </w:pPr>
+      <w:r>
+        <w:rPr>
+          <w:rFonts w:ascii="Times New Roman" w:eastAsia="宋体" w:hAnsi="Times New Roman" w:cs="Times New Roman" w:hint="eastAsia"/>
+        </w:rPr>
+        <w:t>可以在地图视图内按方向键调节视角，同时按住</w:t>
+      </w:r>
+      <w:r>
+        <w:rPr>
+          <w:rFonts w:ascii="Times New Roman" w:eastAsia="宋体" w:hAnsi="Times New Roman" w:cs="Times New Roman" w:hint="eastAsia"/>
+        </w:rPr>
+        <w:t>ctrl</w:t>
+      </w:r>
+      <w:r>
+        <w:rPr>
+          <w:rFonts w:ascii="Times New Roman" w:eastAsia="宋体" w:hAnsi="Times New Roman" w:cs="Times New Roman" w:hint="eastAsia"/>
+        </w:rPr>
+        <w:t>键加速移动</w:t>
+      </w:r>
+    </w:p>
+    <w:p>
+      <w:pPr>
+        <w:pStyle w:val="a9"/>
+        <w:numPr>
+          <w:ilvl w:val="0"/>
+          <w:numId w:val="50"/>
+        </w:numPr>
+        <w:rPr>
+          <w:rFonts w:ascii="Times New Roman" w:eastAsia="宋体" w:hAnsi="Times New Roman" w:cs="Times New Roman"/>
+        </w:rPr>
+      </w:pPr>
+      <w:r>
+        <w:rPr>
+          <w:rFonts w:ascii="Times New Roman" w:eastAsia="宋体" w:hAnsi="Times New Roman" w:cs="Times New Roman" w:hint="eastAsia"/>
+        </w:rPr>
+        <w:t>修复部分遭遇战地图所属方选项重复的</w:t>
+      </w:r>
+      <w:r>
+        <w:rPr>
+          <w:rFonts w:ascii="Times New Roman" w:eastAsia="宋体" w:hAnsi="Times New Roman" w:cs="Times New Roman" w:hint="eastAsia"/>
+        </w:rPr>
+        <w:t>bug</w:t>
+      </w:r>
+    </w:p>
+    <w:p>
+      <w:pPr>
+        <w:pStyle w:val="a9"/>
+        <w:numPr>
+          <w:ilvl w:val="0"/>
+          <w:numId w:val="50"/>
+        </w:numPr>
+        <w:rPr>
+          <w:rFonts w:ascii="Times New Roman" w:eastAsia="宋体" w:hAnsi="Times New Roman" w:cs="Times New Roman"/>
+        </w:rPr>
+      </w:pPr>
+      <w:r>
+        <w:rPr>
+          <w:rFonts w:ascii="Times New Roman" w:eastAsia="宋体" w:hAnsi="Times New Roman" w:cs="Times New Roman" w:hint="eastAsia"/>
+        </w:rPr>
+        <w:t>重写单位属性对话框，标签支持搜索，所属方可以显示颜色</w:t>
+      </w:r>
+    </w:p>
+    <w:p>
+      <w:pPr>
+        <w:pStyle w:val="a9"/>
+        <w:numPr>
+          <w:ilvl w:val="0"/>
+          <w:numId w:val="50"/>
+        </w:numPr>
+        <w:rPr>
+          <w:rFonts w:ascii="Times New Roman" w:eastAsia="宋体" w:hAnsi="Times New Roman" w:cs="Times New Roman"/>
+        </w:rPr>
+      </w:pPr>
+      <w:r>
+        <w:rPr>
+          <w:rFonts w:ascii="Times New Roman" w:eastAsia="宋体" w:hAnsi="Times New Roman" w:cs="Times New Roman" w:hint="eastAsia"/>
+        </w:rPr>
+        <w:t>支持将</w:t>
+      </w:r>
+      <w:r>
+        <w:rPr>
+          <w:rFonts w:ascii="Times New Roman" w:eastAsia="宋体" w:hAnsi="Times New Roman" w:cs="Times New Roman" w:hint="eastAsia"/>
+        </w:rPr>
+        <w:t>物品浏览器和</w:t>
+      </w:r>
+      <w:r>
+        <w:rPr>
+          <w:rFonts w:ascii="Times New Roman" w:eastAsia="宋体" w:hAnsi="Times New Roman" w:cs="Times New Roman" w:hint="eastAsia"/>
+        </w:rPr>
+        <w:t>地形浏览器作为一个独立窗口显示</w:t>
+      </w:r>
+      <w:r>
+        <w:rPr>
+          <w:rFonts w:ascii="Times New Roman" w:eastAsia="宋体" w:hAnsi="Times New Roman" w:cs="Times New Roman" w:hint="eastAsia"/>
+        </w:rPr>
+        <w:t>，可以调节透明度</w:t>
+      </w:r>
+      <w:r>
+        <w:rPr>
+          <w:rFonts w:ascii="Times New Roman" w:eastAsia="宋体" w:hAnsi="Times New Roman" w:cs="Times New Roman" w:hint="eastAsia"/>
+        </w:rPr>
+        <w:t>，详见</w:t>
+      </w:r>
+      <w:r>
+        <w:rPr>
+          <w:rFonts w:ascii="Times New Roman" w:eastAsia="宋体" w:hAnsi="Times New Roman" w:cs="Times New Roman" w:hint="eastAsia"/>
+        </w:rPr>
+        <w:t>ViewObjectsFloating</w:t>
+      </w:r>
+      <w:r>
+        <w:rPr>
+          <w:rFonts w:ascii="Times New Roman" w:eastAsia="宋体" w:hAnsi="Times New Roman" w:cs="Times New Roman" w:hint="eastAsia"/>
+        </w:rPr>
+        <w:t>和</w:t>
+      </w:r>
+      <w:r>
+        <w:rPr>
+          <w:rFonts w:ascii="Times New Roman" w:eastAsia="宋体" w:hAnsi="Times New Roman" w:cs="Times New Roman" w:hint="eastAsia"/>
+        </w:rPr>
+        <w:t>TileSetBrowserFloating</w:t>
+      </w:r>
+    </w:p>
+    <w:p>
+      <w:pPr>
+        <w:pStyle w:val="a9"/>
+        <w:numPr>
+          <w:ilvl w:val="0"/>
+          <w:numId w:val="50"/>
+        </w:numPr>
+        <w:rPr>
+          <w:rFonts w:ascii="Times New Roman" w:eastAsia="宋体" w:hAnsi="Times New Roman" w:cs="Times New Roman"/>
+        </w:rPr>
+      </w:pPr>
+      <w:r>
+        <w:rPr>
+          <w:rFonts w:ascii="Times New Roman" w:eastAsia="宋体" w:hAnsi="Times New Roman" w:cs="Times New Roman" w:hint="eastAsia"/>
+        </w:rPr>
+        <w:t>绝大多数窗口可以调节透明度</w:t>
+      </w:r>
+    </w:p>
+    <w:p>
+      <w:pPr>
+        <w:pStyle w:val="a9"/>
+        <w:numPr>
+          <w:ilvl w:val="0"/>
+          <w:numId w:val="50"/>
+        </w:numPr>
+        <w:rPr>
+          <w:rFonts w:ascii="Times New Roman" w:eastAsia="宋体" w:hAnsi="Times New Roman" w:cs="Times New Roman"/>
+        </w:rPr>
+      </w:pPr>
+      <w:r>
+        <w:rPr>
+          <w:rFonts w:ascii="Times New Roman" w:eastAsia="宋体" w:hAnsi="Times New Roman" w:cs="Times New Roman" w:hint="eastAsia"/>
+        </w:rPr>
+        <w:t>修复部分情况下按工具栏擦除覆盖物等按钮不生效的</w:t>
+      </w:r>
+      <w:r>
+        <w:rPr>
+          <w:rFonts w:ascii="Times New Roman" w:eastAsia="宋体" w:hAnsi="Times New Roman" w:cs="Times New Roman" w:hint="eastAsia"/>
+        </w:rPr>
+        <w:t>bug</w:t>
+      </w:r>
+    </w:p>
+    <w:p>
+      <w:pPr>
+        <w:pStyle w:val="a9"/>
+        <w:numPr>
+          <w:ilvl w:val="0"/>
+          <w:numId w:val="50"/>
+        </w:numPr>
+        <w:rPr>
+          <w:rFonts w:ascii="Times New Roman" w:eastAsia="宋体" w:hAnsi="Times New Roman" w:cs="Times New Roman"/>
+        </w:rPr>
+      </w:pPr>
+      <w:r>
+        <w:rPr>
+          <w:rFonts w:ascii="Times New Roman" w:eastAsia="宋体" w:hAnsi="Times New Roman" w:cs="Times New Roman" w:hint="eastAsia"/>
+        </w:rPr>
         <w:lastRenderedPageBreak/>
-        <w:t>修复按键盘</w:t>
-      </w:r>
-      <w:r>
-        <w:rPr>
-          <w:rFonts w:ascii="Times New Roman" w:eastAsia="宋体" w:hAnsi="Times New Roman" w:cs="Times New Roman" w:hint="eastAsia"/>
-        </w:rPr>
-        <w:t>delete</w:t>
-      </w:r>
-      <w:r>
-        <w:rPr>
-          <w:rFonts w:ascii="Times New Roman" w:eastAsia="宋体" w:hAnsi="Times New Roman" w:cs="Times New Roman" w:hint="eastAsia"/>
-        </w:rPr>
-        <w:t>键删除单位历史记录错误的</w:t>
+        <w:t>修复暗色模式下非主程序菜单的背景色被错误填充的</w:t>
       </w:r>
       <w:r>
         <w:rPr>
@@ -2102,913 +3027,6 @@
         <w:rPr>
           <w:rFonts w:ascii="Times New Roman" w:eastAsia="宋体" w:hAnsi="Times New Roman" w:cs="Times New Roman" w:hint="eastAsia"/>
         </w:rPr>
-        <w:t>调整地形浏览器图像的选中矩形框，使其更加明显</w:t>
-      </w:r>
-    </w:p>
-    <w:p>
-      <w:pPr>
-        <w:pStyle w:val="a9"/>
-        <w:numPr>
-          <w:ilvl w:val="0"/>
-          <w:numId w:val="50"/>
-        </w:numPr>
-        <w:rPr>
-          <w:rFonts w:ascii="Times New Roman" w:eastAsia="宋体" w:hAnsi="Times New Roman" w:cs="Times New Roman"/>
-        </w:rPr>
-      </w:pPr>
-      <w:r>
-        <w:rPr>
-          <w:rFonts w:ascii="Times New Roman" w:eastAsia="宋体" w:hAnsi="Times New Roman" w:cs="Times New Roman" w:hint="eastAsia"/>
-        </w:rPr>
-        <w:t>修复渲染地图时不渲染</w:t>
-      </w:r>
-      <w:r>
-        <w:rPr>
-          <w:rFonts w:ascii="Times New Roman" w:eastAsia="宋体" w:hAnsi="Times New Roman" w:cs="Times New Roman" w:hint="eastAsia"/>
-        </w:rPr>
-        <w:t>InvisibleInGame=yes</w:t>
-      </w:r>
-      <w:r>
-        <w:rPr>
-          <w:rFonts w:ascii="Times New Roman" w:eastAsia="宋体" w:hAnsi="Times New Roman" w:cs="Times New Roman" w:hint="eastAsia"/>
-        </w:rPr>
-        <w:t>的建筑的</w:t>
-      </w:r>
-      <w:r>
-        <w:rPr>
-          <w:rFonts w:ascii="Times New Roman" w:eastAsia="宋体" w:hAnsi="Times New Roman" w:cs="Times New Roman" w:hint="eastAsia"/>
-        </w:rPr>
-        <w:t>AlphaImage</w:t>
-      </w:r>
-      <w:r>
-        <w:rPr>
-          <w:rFonts w:ascii="Times New Roman" w:eastAsia="宋体" w:hAnsi="Times New Roman" w:cs="Times New Roman" w:hint="eastAsia"/>
-        </w:rPr>
-        <w:t>的</w:t>
-      </w:r>
-      <w:r>
-        <w:rPr>
-          <w:rFonts w:ascii="Times New Roman" w:eastAsia="宋体" w:hAnsi="Times New Roman" w:cs="Times New Roman" w:hint="eastAsia"/>
-        </w:rPr>
-        <w:t>bug</w:t>
-      </w:r>
-    </w:p>
-    <w:p>
-      <w:pPr>
-        <w:pStyle w:val="a9"/>
-        <w:numPr>
-          <w:ilvl w:val="0"/>
-          <w:numId w:val="50"/>
-        </w:numPr>
-        <w:rPr>
-          <w:rFonts w:ascii="Times New Roman" w:eastAsia="宋体" w:hAnsi="Times New Roman" w:cs="Times New Roman"/>
-        </w:rPr>
-      </w:pPr>
-      <w:r>
-        <w:rPr>
-          <w:rFonts w:ascii="Times New Roman" w:eastAsia="宋体" w:hAnsi="Times New Roman" w:cs="Times New Roman" w:hint="eastAsia"/>
-        </w:rPr>
-        <w:t>修复启用建筑筛选时无法隐藏阴影的</w:t>
-      </w:r>
-      <w:r>
-        <w:rPr>
-          <w:rFonts w:ascii="Times New Roman" w:eastAsia="宋体" w:hAnsi="Times New Roman" w:cs="Times New Roman" w:hint="eastAsia"/>
-        </w:rPr>
-        <w:t>bug</w:t>
-      </w:r>
-    </w:p>
-    <w:p>
-      <w:pPr>
-        <w:pStyle w:val="a9"/>
-        <w:numPr>
-          <w:ilvl w:val="0"/>
-          <w:numId w:val="50"/>
-        </w:numPr>
-        <w:rPr>
-          <w:rFonts w:ascii="Times New Roman" w:eastAsia="宋体" w:hAnsi="Times New Roman" w:cs="Times New Roman"/>
-        </w:rPr>
-      </w:pPr>
-      <w:r>
-        <w:rPr>
-          <w:rFonts w:ascii="Times New Roman" w:eastAsia="宋体" w:hAnsi="Times New Roman" w:cs="Times New Roman" w:hint="eastAsia"/>
-        </w:rPr>
-        <w:t>查找引用窗口增加</w:t>
-      </w:r>
-      <w:r>
-        <w:rPr>
-          <w:rFonts w:ascii="Times New Roman" w:eastAsia="宋体" w:hAnsi="Times New Roman" w:cs="Times New Roman" w:hint="eastAsia"/>
-        </w:rPr>
-        <w:t>跟随活动窗口</w:t>
-      </w:r>
-      <w:r>
-        <w:rPr>
-          <w:rFonts w:ascii="Times New Roman" w:eastAsia="宋体" w:hAnsi="Times New Roman" w:cs="Times New Roman" w:hint="eastAsia"/>
-        </w:rPr>
-        <w:t>选项，勾选后可以实时根据活动窗口切换内容</w:t>
-      </w:r>
-    </w:p>
-    <w:p>
-      <w:pPr>
-        <w:pStyle w:val="a9"/>
-        <w:numPr>
-          <w:ilvl w:val="0"/>
-          <w:numId w:val="50"/>
-        </w:numPr>
-        <w:rPr>
-          <w:rFonts w:ascii="Times New Roman" w:eastAsia="宋体" w:hAnsi="Times New Roman" w:cs="Times New Roman"/>
-        </w:rPr>
-      </w:pPr>
-      <w:r>
-        <w:rPr>
-          <w:rFonts w:ascii="Times New Roman" w:eastAsia="宋体" w:hAnsi="Times New Roman" w:cs="Times New Roman" w:hint="eastAsia"/>
-        </w:rPr>
-        <w:t>修复修改作战小队名称后，</w:t>
-      </w:r>
-      <w:r>
-        <w:rPr>
-          <w:rFonts w:ascii="Times New Roman" w:eastAsia="宋体" w:hAnsi="Times New Roman" w:cs="Times New Roman" w:hint="eastAsia"/>
-        </w:rPr>
-        <w:t>ai</w:t>
-      </w:r>
-      <w:r>
-        <w:rPr>
-          <w:rFonts w:ascii="Times New Roman" w:eastAsia="宋体" w:hAnsi="Times New Roman" w:cs="Times New Roman" w:hint="eastAsia"/>
-        </w:rPr>
-        <w:t>触发编辑器的小队</w:t>
-      </w:r>
-      <w:r>
-        <w:rPr>
-          <w:rFonts w:ascii="Times New Roman" w:eastAsia="宋体" w:hAnsi="Times New Roman" w:cs="Times New Roman" w:hint="eastAsia"/>
-        </w:rPr>
-        <w:t>#2</w:t>
-      </w:r>
-      <w:r>
-        <w:rPr>
-          <w:rFonts w:ascii="Times New Roman" w:eastAsia="宋体" w:hAnsi="Times New Roman" w:cs="Times New Roman" w:hint="eastAsia"/>
-        </w:rPr>
-        <w:t>显示错误的</w:t>
-      </w:r>
-      <w:r>
-        <w:rPr>
-          <w:rFonts w:ascii="Times New Roman" w:eastAsia="宋体" w:hAnsi="Times New Roman" w:cs="Times New Roman" w:hint="eastAsia"/>
-        </w:rPr>
-        <w:t>bug</w:t>
-      </w:r>
-    </w:p>
-    <w:p>
-      <w:pPr>
-        <w:pStyle w:val="a9"/>
-        <w:numPr>
-          <w:ilvl w:val="0"/>
-          <w:numId w:val="50"/>
-        </w:numPr>
-        <w:rPr>
-          <w:rFonts w:ascii="Times New Roman" w:eastAsia="宋体" w:hAnsi="Times New Roman" w:cs="Times New Roman"/>
-        </w:rPr>
-      </w:pPr>
-      <w:r>
-        <w:rPr>
-          <w:rFonts w:ascii="Times New Roman" w:eastAsia="宋体" w:hAnsi="Times New Roman" w:cs="Times New Roman" w:hint="eastAsia"/>
-        </w:rPr>
-        <w:t>触发、小队等编辑器支持为</w:t>
-      </w:r>
-      <w:r>
-        <w:rPr>
-          <w:rFonts w:ascii="Times New Roman" w:eastAsia="宋体" w:hAnsi="Times New Roman" w:cs="Times New Roman" w:hint="eastAsia"/>
-        </w:rPr>
-        <w:t>ID</w:t>
-      </w:r>
-      <w:r>
-        <w:rPr>
-          <w:rFonts w:ascii="Times New Roman" w:eastAsia="宋体" w:hAnsi="Times New Roman" w:cs="Times New Roman" w:hint="eastAsia"/>
-        </w:rPr>
-        <w:t>染色，双击拖拽小点即可设置颜色</w:t>
-      </w:r>
-    </w:p>
-    <w:p>
-      <w:pPr>
-        <w:pStyle w:val="a9"/>
-        <w:numPr>
-          <w:ilvl w:val="0"/>
-          <w:numId w:val="50"/>
-        </w:numPr>
-        <w:rPr>
-          <w:rFonts w:ascii="Times New Roman" w:eastAsia="宋体" w:hAnsi="Times New Roman" w:cs="Times New Roman"/>
-        </w:rPr>
-      </w:pPr>
-      <w:r>
-        <w:rPr>
-          <w:rFonts w:ascii="Times New Roman" w:eastAsia="宋体" w:hAnsi="Times New Roman" w:cs="Times New Roman" w:hint="eastAsia"/>
-        </w:rPr>
-        <w:t>单元标记支持笔刷大小放置</w:t>
-      </w:r>
-    </w:p>
-    <w:p>
-      <w:pPr>
-        <w:pStyle w:val="a9"/>
-        <w:numPr>
-          <w:ilvl w:val="0"/>
-          <w:numId w:val="50"/>
-        </w:numPr>
-        <w:rPr>
-          <w:rFonts w:ascii="Times New Roman" w:eastAsia="宋体" w:hAnsi="Times New Roman" w:cs="Times New Roman"/>
-        </w:rPr>
-      </w:pPr>
-      <w:r>
-        <w:rPr>
-          <w:rFonts w:ascii="Times New Roman" w:eastAsia="宋体" w:hAnsi="Times New Roman" w:cs="Times New Roman" w:hint="eastAsia"/>
-        </w:rPr>
-        <w:t>增加新的</w:t>
-      </w:r>
-      <w:r>
-        <w:rPr>
-          <w:rFonts w:ascii="Times New Roman" w:eastAsia="宋体" w:hAnsi="Times New Roman" w:cs="Times New Roman" w:hint="eastAsia"/>
-        </w:rPr>
-        <w:t>lua</w:t>
-      </w:r>
-      <w:r>
-        <w:rPr>
-          <w:rFonts w:ascii="Times New Roman" w:eastAsia="宋体" w:hAnsi="Times New Roman" w:cs="Times New Roman" w:hint="eastAsia"/>
-        </w:rPr>
-        <w:t>脚本，由</w:t>
-      </w:r>
-      <w:r>
-        <w:rPr>
-          <w:rFonts w:ascii="Times New Roman" w:eastAsia="宋体" w:hAnsi="Times New Roman" w:cs="Times New Roman" w:hint="eastAsia"/>
-        </w:rPr>
-        <w:t>AUY</w:t>
-      </w:r>
-      <w:r>
-        <w:rPr>
-          <w:rFonts w:ascii="Times New Roman" w:eastAsia="宋体" w:hAnsi="Times New Roman" w:cs="Times New Roman" w:hint="eastAsia"/>
-        </w:rPr>
-        <w:t>制作</w:t>
-      </w:r>
-    </w:p>
-    <w:p>
-      <w:pPr>
-        <w:pStyle w:val="a9"/>
-        <w:numPr>
-          <w:ilvl w:val="0"/>
-          <w:numId w:val="50"/>
-        </w:numPr>
-        <w:rPr>
-          <w:rFonts w:ascii="Times New Roman" w:eastAsia="宋体" w:hAnsi="Times New Roman" w:cs="Times New Roman"/>
-        </w:rPr>
-      </w:pPr>
-      <w:r>
-        <w:rPr>
-          <w:rFonts w:ascii="Times New Roman" w:eastAsia="宋体" w:hAnsi="Times New Roman" w:cs="Times New Roman" w:hint="eastAsia"/>
-        </w:rPr>
-        <w:t>修复跨地图类型粘贴时地形转换部分失效的</w:t>
-      </w:r>
-      <w:r>
-        <w:rPr>
-          <w:rFonts w:ascii="Times New Roman" w:eastAsia="宋体" w:hAnsi="Times New Roman" w:cs="Times New Roman" w:hint="eastAsia"/>
-        </w:rPr>
-        <w:t>bug</w:t>
-      </w:r>
-    </w:p>
-    <w:p>
-      <w:pPr>
-        <w:pStyle w:val="a9"/>
-        <w:numPr>
-          <w:ilvl w:val="0"/>
-          <w:numId w:val="50"/>
-        </w:numPr>
-        <w:rPr>
-          <w:rFonts w:ascii="Times New Roman" w:eastAsia="宋体" w:hAnsi="Times New Roman" w:cs="Times New Roman"/>
-        </w:rPr>
-      </w:pPr>
-      <w:r>
-        <w:rPr>
-          <w:rFonts w:ascii="Times New Roman" w:eastAsia="宋体" w:hAnsi="Times New Roman" w:cs="Times New Roman" w:hint="eastAsia"/>
-        </w:rPr>
-        <w:t>可以记录不同鼠标操作的笔刷大小，并在切换时自动还原，详见</w:t>
-      </w:r>
-      <w:r>
-        <w:rPr>
-          <w:rFonts w:ascii="Times New Roman" w:eastAsia="宋体" w:hAnsi="Times New Roman" w:cs="Times New Roman" w:hint="eastAsia"/>
-        </w:rPr>
-        <w:t>RecordBrushSizeHistory</w:t>
-      </w:r>
-    </w:p>
-    <w:p>
-      <w:pPr>
-        <w:pStyle w:val="a9"/>
-        <w:numPr>
-          <w:ilvl w:val="0"/>
-          <w:numId w:val="50"/>
-        </w:numPr>
-        <w:rPr>
-          <w:rFonts w:ascii="Times New Roman" w:eastAsia="宋体" w:hAnsi="Times New Roman" w:cs="Times New Roman"/>
-        </w:rPr>
-      </w:pPr>
-      <w:r>
-        <w:rPr>
-          <w:rFonts w:ascii="Times New Roman" w:eastAsia="宋体" w:hAnsi="Times New Roman" w:cs="Times New Roman" w:hint="eastAsia"/>
-        </w:rPr>
-        <w:t>增加</w:t>
-      </w:r>
-      <w:r>
-        <w:rPr>
-          <w:rFonts w:ascii="Times New Roman" w:eastAsia="宋体" w:hAnsi="Times New Roman" w:cs="Times New Roman" w:hint="eastAsia"/>
-        </w:rPr>
-        <w:t>/</w:t>
-      </w:r>
-      <w:r>
-        <w:rPr>
-          <w:rFonts w:ascii="Times New Roman" w:eastAsia="宋体" w:hAnsi="Times New Roman" w:cs="Times New Roman" w:hint="eastAsia"/>
-        </w:rPr>
-        <w:t>减少矿石支持调整笔刷大小</w:t>
-      </w:r>
-    </w:p>
-    <w:p>
-      <w:pPr>
-        <w:pStyle w:val="a9"/>
-        <w:numPr>
-          <w:ilvl w:val="0"/>
-          <w:numId w:val="50"/>
-        </w:numPr>
-        <w:rPr>
-          <w:rFonts w:ascii="Times New Roman" w:eastAsia="宋体" w:hAnsi="Times New Roman" w:cs="Times New Roman"/>
-        </w:rPr>
-      </w:pPr>
-      <w:r>
-        <w:rPr>
-          <w:rFonts w:ascii="Times New Roman" w:eastAsia="宋体" w:hAnsi="Times New Roman" w:cs="Times New Roman" w:hint="eastAsia"/>
-        </w:rPr>
-        <w:t>新增</w:t>
-      </w:r>
-      <w:r>
-        <w:rPr>
-          <w:rFonts w:ascii="Times New Roman" w:eastAsia="宋体" w:hAnsi="Times New Roman" w:cs="Times New Roman" w:hint="eastAsia"/>
-        </w:rPr>
-        <w:t>LuaDialog</w:t>
-      </w:r>
-      <w:r>
-        <w:rPr>
-          <w:rFonts w:ascii="Times New Roman" w:eastAsia="宋体" w:hAnsi="Times New Roman" w:cs="Times New Roman" w:hint="eastAsia"/>
-        </w:rPr>
-        <w:t>，可以在</w:t>
-      </w:r>
-      <w:r>
-        <w:rPr>
-          <w:rFonts w:ascii="Times New Roman" w:eastAsia="宋体" w:hAnsi="Times New Roman" w:cs="Times New Roman" w:hint="eastAsia"/>
-        </w:rPr>
-        <w:t>lua</w:t>
-      </w:r>
-      <w:r>
-        <w:rPr>
-          <w:rFonts w:ascii="Times New Roman" w:eastAsia="宋体" w:hAnsi="Times New Roman" w:cs="Times New Roman" w:hint="eastAsia"/>
-        </w:rPr>
-        <w:t>脚本内动态创建自定义窗口</w:t>
-      </w:r>
-    </w:p>
-    <w:p>
-      <w:pPr>
-        <w:pStyle w:val="a9"/>
-        <w:numPr>
-          <w:ilvl w:val="0"/>
-          <w:numId w:val="50"/>
-        </w:numPr>
-        <w:rPr>
-          <w:rFonts w:ascii="Times New Roman" w:eastAsia="宋体" w:hAnsi="Times New Roman" w:cs="Times New Roman"/>
-        </w:rPr>
-      </w:pPr>
-      <w:r>
-        <w:rPr>
-          <w:rFonts w:ascii="Times New Roman" w:eastAsia="宋体" w:hAnsi="Times New Roman" w:cs="Times New Roman" w:hint="eastAsia"/>
-        </w:rPr>
-        <w:t>修复改变地图大小后建筑灯光没有刷新的</w:t>
-      </w:r>
-      <w:r>
-        <w:rPr>
-          <w:rFonts w:ascii="Times New Roman" w:eastAsia="宋体" w:hAnsi="Times New Roman" w:cs="Times New Roman" w:hint="eastAsia"/>
-        </w:rPr>
-        <w:t>bug</w:t>
-      </w:r>
-    </w:p>
-    <w:p>
-      <w:pPr>
-        <w:pStyle w:val="a9"/>
-        <w:numPr>
-          <w:ilvl w:val="0"/>
-          <w:numId w:val="50"/>
-        </w:numPr>
-        <w:rPr>
-          <w:rFonts w:ascii="Times New Roman" w:eastAsia="宋体" w:hAnsi="Times New Roman" w:cs="Times New Roman"/>
-        </w:rPr>
-      </w:pPr>
-      <w:r>
-        <w:rPr>
-          <w:rFonts w:ascii="Times New Roman" w:eastAsia="宋体" w:hAnsi="Times New Roman" w:cs="Times New Roman" w:hint="eastAsia"/>
-        </w:rPr>
-        <w:t>多选模式可以显示不同矿石类型的价格</w:t>
-      </w:r>
-    </w:p>
-    <w:p>
-      <w:pPr>
-        <w:pStyle w:val="a9"/>
-        <w:numPr>
-          <w:ilvl w:val="0"/>
-          <w:numId w:val="50"/>
-        </w:numPr>
-        <w:rPr>
-          <w:rFonts w:ascii="Times New Roman" w:eastAsia="宋体" w:hAnsi="Times New Roman" w:cs="Times New Roman"/>
-        </w:rPr>
-      </w:pPr>
-      <w:r>
-        <w:rPr>
-          <w:rFonts w:ascii="Times New Roman" w:eastAsia="宋体" w:hAnsi="Times New Roman" w:cs="Times New Roman" w:hint="eastAsia"/>
-        </w:rPr>
-        <w:t>优化了绘图界面缩小时的渲染性能</w:t>
-      </w:r>
-    </w:p>
-    <w:p>
-      <w:pPr>
-        <w:pStyle w:val="a9"/>
-        <w:numPr>
-          <w:ilvl w:val="0"/>
-          <w:numId w:val="50"/>
-        </w:numPr>
-        <w:rPr>
-          <w:rFonts w:ascii="Times New Roman" w:eastAsia="宋体" w:hAnsi="Times New Roman" w:cs="Times New Roman"/>
-        </w:rPr>
-      </w:pPr>
-      <w:r>
-        <w:rPr>
-          <w:rFonts w:ascii="Times New Roman" w:eastAsia="宋体" w:hAnsi="Times New Roman" w:cs="Times New Roman" w:hint="eastAsia"/>
-        </w:rPr>
-        <w:t>修复使用触发编辑器拖拽小点为步兵关联标签时，已关联标记没有依据步兵子单元格显示的</w:t>
-      </w:r>
-      <w:r>
-        <w:rPr>
-          <w:rFonts w:ascii="Times New Roman" w:eastAsia="宋体" w:hAnsi="Times New Roman" w:cs="Times New Roman" w:hint="eastAsia"/>
-        </w:rPr>
-        <w:t>bug</w:t>
-      </w:r>
-    </w:p>
-    <w:p>
-      <w:pPr>
-        <w:pStyle w:val="a9"/>
-        <w:numPr>
-          <w:ilvl w:val="0"/>
-          <w:numId w:val="50"/>
-        </w:numPr>
-        <w:rPr>
-          <w:rFonts w:ascii="Times New Roman" w:eastAsia="宋体" w:hAnsi="Times New Roman" w:cs="Times New Roman"/>
-        </w:rPr>
-      </w:pPr>
-      <w:r>
-        <w:rPr>
-          <w:rFonts w:ascii="Times New Roman" w:eastAsia="宋体" w:hAnsi="Times New Roman" w:cs="Times New Roman" w:hint="eastAsia"/>
-        </w:rPr>
-        <w:t>Lua</w:t>
-      </w:r>
-      <w:r>
-        <w:rPr>
-          <w:rFonts w:ascii="Times New Roman" w:eastAsia="宋体" w:hAnsi="Times New Roman" w:cs="Times New Roman" w:hint="eastAsia"/>
-        </w:rPr>
-        <w:t>脚本终端可以开启</w:t>
-      </w:r>
-      <w:r>
-        <w:rPr>
-          <w:rFonts w:ascii="Times New Roman" w:eastAsia="宋体" w:hAnsi="Times New Roman" w:cs="Times New Roman" w:hint="eastAsia"/>
-        </w:rPr>
-        <w:t>MCP</w:t>
-      </w:r>
-      <w:r>
-        <w:rPr>
-          <w:rFonts w:ascii="Times New Roman" w:eastAsia="宋体" w:hAnsi="Times New Roman" w:cs="Times New Roman" w:hint="eastAsia"/>
-        </w:rPr>
-        <w:t>服务器，接入大语言模型调用</w:t>
-      </w:r>
-      <w:r>
-        <w:rPr>
-          <w:rFonts w:ascii="Times New Roman" w:eastAsia="宋体" w:hAnsi="Times New Roman" w:cs="Times New Roman" w:hint="eastAsia"/>
-        </w:rPr>
-        <w:t>lua</w:t>
-      </w:r>
-      <w:r>
-        <w:rPr>
-          <w:rFonts w:ascii="Times New Roman" w:eastAsia="宋体" w:hAnsi="Times New Roman" w:cs="Times New Roman" w:hint="eastAsia"/>
-        </w:rPr>
-        <w:t>脚本</w:t>
-      </w:r>
-      <w:r>
-        <w:rPr>
-          <w:rFonts w:ascii="Times New Roman" w:eastAsia="宋体" w:hAnsi="Times New Roman" w:cs="Times New Roman" w:hint="eastAsia"/>
-        </w:rPr>
-        <w:t>。详见</w:t>
-      </w:r>
-      <w:r>
-        <w:rPr>
-          <w:rFonts w:ascii="Times New Roman" w:eastAsia="宋体" w:hAnsi="Times New Roman" w:cs="Times New Roman" w:hint="eastAsia"/>
-        </w:rPr>
-        <w:t>MCP.Enable</w:t>
-      </w:r>
-    </w:p>
-    <w:p>
-      <w:pPr>
-        <w:pStyle w:val="a9"/>
-        <w:numPr>
-          <w:ilvl w:val="0"/>
-          <w:numId w:val="50"/>
-        </w:numPr>
-        <w:rPr>
-          <w:rFonts w:ascii="Times New Roman" w:eastAsia="宋体" w:hAnsi="Times New Roman" w:cs="Times New Roman"/>
-        </w:rPr>
-      </w:pPr>
-      <w:r>
-        <w:rPr>
-          <w:rFonts w:ascii="Times New Roman" w:eastAsia="宋体" w:hAnsi="Times New Roman" w:cs="Times New Roman" w:hint="eastAsia"/>
-        </w:rPr>
-        <w:t>修复渲染部分</w:t>
-      </w:r>
-      <w:r>
-        <w:rPr>
-          <w:rFonts w:ascii="Times New Roman" w:eastAsia="宋体" w:hAnsi="Times New Roman" w:cs="Times New Roman" w:hint="eastAsia"/>
-        </w:rPr>
-        <w:t>vxl</w:t>
-      </w:r>
-      <w:r>
-        <w:rPr>
-          <w:rFonts w:ascii="Times New Roman" w:eastAsia="宋体" w:hAnsi="Times New Roman" w:cs="Times New Roman" w:hint="eastAsia"/>
-        </w:rPr>
-        <w:t>时崩溃的</w:t>
-      </w:r>
-      <w:r>
-        <w:rPr>
-          <w:rFonts w:ascii="Times New Roman" w:eastAsia="宋体" w:hAnsi="Times New Roman" w:cs="Times New Roman" w:hint="eastAsia"/>
-        </w:rPr>
-        <w:t>bug</w:t>
-      </w:r>
-    </w:p>
-    <w:p>
-      <w:pPr>
-        <w:pStyle w:val="a9"/>
-        <w:numPr>
-          <w:ilvl w:val="0"/>
-          <w:numId w:val="50"/>
-        </w:numPr>
-        <w:rPr>
-          <w:rFonts w:ascii="Times New Roman" w:eastAsia="宋体" w:hAnsi="Times New Roman" w:cs="Times New Roman"/>
-        </w:rPr>
-      </w:pPr>
-      <w:r>
-        <w:rPr>
-          <w:rFonts w:ascii="Times New Roman" w:eastAsia="宋体" w:hAnsi="Times New Roman" w:cs="Times New Roman" w:hint="eastAsia"/>
-        </w:rPr>
-        <w:t>基本设置窗口增加背景音乐和载入界面背景音乐选项</w:t>
-      </w:r>
-    </w:p>
-    <w:p>
-      <w:pPr>
-        <w:pStyle w:val="a9"/>
-        <w:numPr>
-          <w:ilvl w:val="0"/>
-          <w:numId w:val="50"/>
-        </w:numPr>
-        <w:rPr>
-          <w:rFonts w:ascii="Times New Roman" w:eastAsia="宋体" w:hAnsi="Times New Roman" w:cs="Times New Roman"/>
-        </w:rPr>
-      </w:pPr>
-      <w:r>
-        <w:rPr>
-          <w:rFonts w:ascii="Times New Roman" w:eastAsia="宋体" w:hAnsi="Times New Roman" w:cs="Times New Roman" w:hint="eastAsia"/>
-        </w:rPr>
-        <w:t>单人任务设置</w:t>
-      </w:r>
-      <w:r>
-        <w:rPr>
-          <w:rFonts w:ascii="Times New Roman" w:eastAsia="宋体" w:hAnsi="Times New Roman" w:cs="Times New Roman" w:hint="eastAsia"/>
-        </w:rPr>
-        <w:t>-</w:t>
-      </w:r>
-      <w:r>
-        <w:rPr>
-          <w:rFonts w:ascii="Times New Roman" w:eastAsia="宋体" w:hAnsi="Times New Roman" w:cs="Times New Roman" w:hint="eastAsia"/>
-        </w:rPr>
-        <w:t>幻影伪装树木可以使用绘制随机树木窗口进行选择</w:t>
-      </w:r>
-    </w:p>
-    <w:p>
-      <w:pPr>
-        <w:pStyle w:val="a9"/>
-        <w:numPr>
-          <w:ilvl w:val="0"/>
-          <w:numId w:val="50"/>
-        </w:numPr>
-        <w:rPr>
-          <w:rFonts w:ascii="Times New Roman" w:eastAsia="宋体" w:hAnsi="Times New Roman" w:cs="Times New Roman"/>
-        </w:rPr>
-      </w:pPr>
-      <w:r>
-        <w:rPr>
-          <w:rFonts w:ascii="Times New Roman" w:eastAsia="宋体" w:hAnsi="Times New Roman" w:cs="Times New Roman" w:hint="eastAsia"/>
-        </w:rPr>
-        <w:t>放置高架桥头时，可以显示辅助参考线</w:t>
-      </w:r>
-    </w:p>
-    <w:p>
-      <w:pPr>
-        <w:pStyle w:val="a9"/>
-        <w:numPr>
-          <w:ilvl w:val="0"/>
-          <w:numId w:val="50"/>
-        </w:numPr>
-        <w:rPr>
-          <w:rFonts w:ascii="Times New Roman" w:eastAsia="宋体" w:hAnsi="Times New Roman" w:cs="Times New Roman"/>
-        </w:rPr>
-      </w:pPr>
-      <w:r>
-        <w:rPr>
-          <w:rFonts w:ascii="Times New Roman" w:eastAsia="宋体" w:hAnsi="Times New Roman" w:cs="Times New Roman" w:hint="eastAsia"/>
-        </w:rPr>
-        <w:t>为触发编辑器检查下级触发是否是自身添加开关，详见</w:t>
-      </w:r>
-      <w:r>
-        <w:rPr>
-          <w:rFonts w:ascii="Times New Roman" w:eastAsia="宋体" w:hAnsi="Times New Roman" w:cs="Times New Roman" w:hint="eastAsia"/>
-        </w:rPr>
-        <w:t>AttachedTriggerIsSelfCheck</w:t>
-      </w:r>
-    </w:p>
-    <w:p>
-      <w:pPr>
-        <w:pStyle w:val="a9"/>
-        <w:numPr>
-          <w:ilvl w:val="0"/>
-          <w:numId w:val="50"/>
-        </w:numPr>
-        <w:rPr>
-          <w:rFonts w:ascii="Times New Roman" w:eastAsia="宋体" w:hAnsi="Times New Roman" w:cs="Times New Roman"/>
-        </w:rPr>
-      </w:pPr>
-      <w:r>
-        <w:rPr>
-          <w:rFonts w:ascii="Times New Roman" w:eastAsia="宋体" w:hAnsi="Times New Roman" w:cs="Times New Roman" w:hint="eastAsia"/>
-        </w:rPr>
-        <w:t>修复遭遇战地图预览渲染时没有正确标记高架桥的</w:t>
-      </w:r>
-      <w:r>
-        <w:rPr>
-          <w:rFonts w:ascii="Times New Roman" w:eastAsia="宋体" w:hAnsi="Times New Roman" w:cs="Times New Roman" w:hint="eastAsia"/>
-        </w:rPr>
-        <w:t>bug</w:t>
-      </w:r>
-    </w:p>
-    <w:p>
-      <w:pPr>
-        <w:pStyle w:val="a9"/>
-        <w:numPr>
-          <w:ilvl w:val="0"/>
-          <w:numId w:val="50"/>
-        </w:numPr>
-        <w:rPr>
-          <w:rFonts w:ascii="Times New Roman" w:eastAsia="宋体" w:hAnsi="Times New Roman" w:cs="Times New Roman"/>
-        </w:rPr>
-      </w:pPr>
-      <w:r>
-        <w:rPr>
-          <w:rFonts w:ascii="Times New Roman" w:eastAsia="宋体" w:hAnsi="Times New Roman" w:cs="Times New Roman" w:hint="eastAsia"/>
-        </w:rPr>
-        <w:t>为</w:t>
-      </w:r>
-      <w:r>
-        <w:rPr>
-          <w:rFonts w:ascii="Times New Roman" w:eastAsia="宋体" w:hAnsi="Times New Roman" w:cs="Times New Roman" w:hint="eastAsia"/>
-        </w:rPr>
-        <w:t>Lua</w:t>
-      </w:r>
-      <w:r>
-        <w:rPr>
-          <w:rFonts w:ascii="Times New Roman" w:eastAsia="宋体" w:hAnsi="Times New Roman" w:cs="Times New Roman" w:hint="eastAsia"/>
-        </w:rPr>
-        <w:t>脚本终端添加安全检查，会在执行前静态检查高危操作，详见</w:t>
-      </w:r>
-      <w:r>
-        <w:rPr>
-          <w:rFonts w:ascii="Times New Roman" w:eastAsia="宋体" w:hAnsi="Times New Roman" w:cs="Times New Roman" w:hint="eastAsia"/>
-        </w:rPr>
-        <w:t>DisableLuaConsoleSafetyCheck</w:t>
-      </w:r>
-    </w:p>
-    <w:p>
-      <w:pPr>
-        <w:pStyle w:val="a9"/>
-        <w:numPr>
-          <w:ilvl w:val="0"/>
-          <w:numId w:val="50"/>
-        </w:numPr>
-        <w:rPr>
-          <w:rFonts w:ascii="Times New Roman" w:eastAsia="宋体" w:hAnsi="Times New Roman" w:cs="Times New Roman"/>
-        </w:rPr>
-      </w:pPr>
-      <w:r>
-        <w:rPr>
-          <w:rFonts w:ascii="Times New Roman" w:eastAsia="宋体" w:hAnsi="Times New Roman" w:cs="Times New Roman" w:hint="eastAsia"/>
-        </w:rPr>
-        <w:t>可以在地图视图内按方向键调节视角，同时按住</w:t>
-      </w:r>
-      <w:r>
-        <w:rPr>
-          <w:rFonts w:ascii="Times New Roman" w:eastAsia="宋体" w:hAnsi="Times New Roman" w:cs="Times New Roman" w:hint="eastAsia"/>
-        </w:rPr>
-        <w:t>ctrl</w:t>
-      </w:r>
-      <w:r>
-        <w:rPr>
-          <w:rFonts w:ascii="Times New Roman" w:eastAsia="宋体" w:hAnsi="Times New Roman" w:cs="Times New Roman" w:hint="eastAsia"/>
-        </w:rPr>
-        <w:t>键加速移动</w:t>
-      </w:r>
-    </w:p>
-    <w:p>
-      <w:pPr>
-        <w:pStyle w:val="a9"/>
-        <w:numPr>
-          <w:ilvl w:val="0"/>
-          <w:numId w:val="50"/>
-        </w:numPr>
-        <w:rPr>
-          <w:rFonts w:ascii="Times New Roman" w:eastAsia="宋体" w:hAnsi="Times New Roman" w:cs="Times New Roman"/>
-        </w:rPr>
-      </w:pPr>
-      <w:r>
-        <w:rPr>
-          <w:rFonts w:ascii="Times New Roman" w:eastAsia="宋体" w:hAnsi="Times New Roman" w:cs="Times New Roman" w:hint="eastAsia"/>
-        </w:rPr>
-        <w:t>修复部分遭遇战地图所属方选项重复的</w:t>
-      </w:r>
-      <w:r>
-        <w:rPr>
-          <w:rFonts w:ascii="Times New Roman" w:eastAsia="宋体" w:hAnsi="Times New Roman" w:cs="Times New Roman" w:hint="eastAsia"/>
-        </w:rPr>
-        <w:t>bug</w:t>
-      </w:r>
-    </w:p>
-    <w:p>
-      <w:pPr>
-        <w:pStyle w:val="a9"/>
-        <w:numPr>
-          <w:ilvl w:val="0"/>
-          <w:numId w:val="50"/>
-        </w:numPr>
-        <w:rPr>
-          <w:rFonts w:ascii="Times New Roman" w:eastAsia="宋体" w:hAnsi="Times New Roman" w:cs="Times New Roman"/>
-        </w:rPr>
-      </w:pPr>
-      <w:r>
-        <w:rPr>
-          <w:rFonts w:ascii="Times New Roman" w:eastAsia="宋体" w:hAnsi="Times New Roman" w:cs="Times New Roman" w:hint="eastAsia"/>
-        </w:rPr>
-        <w:t>重写单位属性对话框，标签支持搜索，所属方可以显示颜色</w:t>
-      </w:r>
-    </w:p>
-    <w:p>
-      <w:pPr>
-        <w:pStyle w:val="a9"/>
-        <w:numPr>
-          <w:ilvl w:val="0"/>
-          <w:numId w:val="50"/>
-        </w:numPr>
-        <w:rPr>
-          <w:rFonts w:ascii="Times New Roman" w:eastAsia="宋体" w:hAnsi="Times New Roman" w:cs="Times New Roman"/>
-        </w:rPr>
-      </w:pPr>
-      <w:r>
-        <w:rPr>
-          <w:rFonts w:ascii="Times New Roman" w:eastAsia="宋体" w:hAnsi="Times New Roman" w:cs="Times New Roman" w:hint="eastAsia"/>
-        </w:rPr>
-        <w:t>支持将</w:t>
-      </w:r>
-      <w:r>
-        <w:rPr>
-          <w:rFonts w:ascii="Times New Roman" w:eastAsia="宋体" w:hAnsi="Times New Roman" w:cs="Times New Roman" w:hint="eastAsia"/>
-        </w:rPr>
-        <w:t>物品浏览器和</w:t>
-      </w:r>
-      <w:r>
-        <w:rPr>
-          <w:rFonts w:ascii="Times New Roman" w:eastAsia="宋体" w:hAnsi="Times New Roman" w:cs="Times New Roman" w:hint="eastAsia"/>
-        </w:rPr>
-        <w:t>地形浏览器作为一个独立窗口显示</w:t>
-      </w:r>
-      <w:r>
-        <w:rPr>
-          <w:rFonts w:ascii="Times New Roman" w:eastAsia="宋体" w:hAnsi="Times New Roman" w:cs="Times New Roman" w:hint="eastAsia"/>
-        </w:rPr>
-        <w:t>，可以调节透明度</w:t>
-      </w:r>
-      <w:r>
-        <w:rPr>
-          <w:rFonts w:ascii="Times New Roman" w:eastAsia="宋体" w:hAnsi="Times New Roman" w:cs="Times New Roman" w:hint="eastAsia"/>
-        </w:rPr>
-        <w:t>，详见</w:t>
-      </w:r>
-      <w:r>
-        <w:rPr>
-          <w:rFonts w:ascii="Times New Roman" w:eastAsia="宋体" w:hAnsi="Times New Roman" w:cs="Times New Roman" w:hint="eastAsia"/>
-        </w:rPr>
-        <w:t>ViewObjectsFloating</w:t>
-      </w:r>
-      <w:r>
-        <w:rPr>
-          <w:rFonts w:ascii="Times New Roman" w:eastAsia="宋体" w:hAnsi="Times New Roman" w:cs="Times New Roman" w:hint="eastAsia"/>
-        </w:rPr>
-        <w:t>和</w:t>
-      </w:r>
-      <w:r>
-        <w:rPr>
-          <w:rFonts w:ascii="Times New Roman" w:eastAsia="宋体" w:hAnsi="Times New Roman" w:cs="Times New Roman" w:hint="eastAsia"/>
-        </w:rPr>
-        <w:t>TileSetBrowserFloating</w:t>
-      </w:r>
-    </w:p>
-    <w:p>
-      <w:pPr>
-        <w:pStyle w:val="a9"/>
-        <w:numPr>
-          <w:ilvl w:val="0"/>
-          <w:numId w:val="50"/>
-        </w:numPr>
-        <w:rPr>
-          <w:rFonts w:ascii="Times New Roman" w:eastAsia="宋体" w:hAnsi="Times New Roman" w:cs="Times New Roman"/>
-        </w:rPr>
-      </w:pPr>
-      <w:r>
-        <w:rPr>
-          <w:rFonts w:ascii="Times New Roman" w:eastAsia="宋体" w:hAnsi="Times New Roman" w:cs="Times New Roman" w:hint="eastAsia"/>
-        </w:rPr>
-        <w:t>绝大多数窗口可以调节透明度</w:t>
-      </w:r>
-    </w:p>
-    <w:p>
-      <w:pPr>
-        <w:pStyle w:val="a9"/>
-        <w:numPr>
-          <w:ilvl w:val="0"/>
-          <w:numId w:val="50"/>
-        </w:numPr>
-        <w:rPr>
-          <w:rFonts w:ascii="Times New Roman" w:eastAsia="宋体" w:hAnsi="Times New Roman" w:cs="Times New Roman"/>
-        </w:rPr>
-      </w:pPr>
-      <w:r>
-        <w:rPr>
-          <w:rFonts w:ascii="Times New Roman" w:eastAsia="宋体" w:hAnsi="Times New Roman" w:cs="Times New Roman" w:hint="eastAsia"/>
-        </w:rPr>
-        <w:t>修复部分情况下按工具栏擦除覆盖物等按钮不生效的</w:t>
-      </w:r>
-      <w:r>
-        <w:rPr>
-          <w:rFonts w:ascii="Times New Roman" w:eastAsia="宋体" w:hAnsi="Times New Roman" w:cs="Times New Roman" w:hint="eastAsia"/>
-        </w:rPr>
-        <w:t>bug</w:t>
-      </w:r>
-    </w:p>
-    <w:p>
-      <w:pPr>
-        <w:pStyle w:val="a9"/>
-        <w:numPr>
-          <w:ilvl w:val="0"/>
-          <w:numId w:val="50"/>
-        </w:numPr>
-        <w:rPr>
-          <w:rFonts w:ascii="Times New Roman" w:eastAsia="宋体" w:hAnsi="Times New Roman" w:cs="Times New Roman"/>
-        </w:rPr>
-      </w:pPr>
-      <w:r>
-        <w:rPr>
-          <w:rFonts w:ascii="Times New Roman" w:eastAsia="宋体" w:hAnsi="Times New Roman" w:cs="Times New Roman" w:hint="eastAsia"/>
-        </w:rPr>
-        <w:t>修复暗色模式下非主程序菜单的背景色被错误填充的</w:t>
-      </w:r>
-      <w:r>
-        <w:rPr>
-          <w:rFonts w:ascii="Times New Roman" w:eastAsia="宋体" w:hAnsi="Times New Roman" w:cs="Times New Roman" w:hint="eastAsia"/>
-        </w:rPr>
-        <w:t>bug</w:t>
-      </w:r>
-    </w:p>
-    <w:p>
-      <w:pPr>
-        <w:pStyle w:val="a9"/>
-        <w:numPr>
-          <w:ilvl w:val="0"/>
-          <w:numId w:val="50"/>
-        </w:numPr>
-        <w:rPr>
-          <w:rFonts w:ascii="Times New Roman" w:eastAsia="宋体" w:hAnsi="Times New Roman" w:cs="Times New Roman"/>
-        </w:rPr>
-      </w:pPr>
-      <w:r>
-        <w:rPr>
-          <w:rFonts w:ascii="Times New Roman" w:eastAsia="宋体" w:hAnsi="Times New Roman" w:cs="Times New Roman" w:hint="eastAsia"/>
-        </w:rPr>
-        <w:lastRenderedPageBreak/>
         <w:t>为触发编辑器、</w:t>
       </w:r>
       <w:r>
@@ -3931,6 +3949,7 @@
           <w:sz w:val="28"/>
           <w:szCs w:val="32"/>
         </w:rPr>
+        <w:lastRenderedPageBreak/>
         <w:t>1.4.</w:t>
       </w:r>
       <w:r>
@@ -4019,38 +4038,896 @@
         <w:rPr>
           <w:rFonts w:ascii="Times New Roman" w:eastAsia="宋体" w:hAnsi="Times New Roman" w:cs="Times New Roman" w:hint="eastAsia"/>
         </w:rPr>
+        <w:t>允许设置下拉菜单是否自动搜索，若禁止，则需要按下</w:t>
+      </w:r>
+      <w:r>
+        <w:rPr>
+          <w:rFonts w:ascii="Times New Roman" w:eastAsia="宋体" w:hAnsi="Times New Roman" w:cs="Times New Roman" w:hint="eastAsia"/>
+        </w:rPr>
+        <w:t>Enter</w:t>
+      </w:r>
+      <w:r>
+        <w:rPr>
+          <w:rFonts w:ascii="Times New Roman" w:eastAsia="宋体" w:hAnsi="Times New Roman" w:cs="Times New Roman" w:hint="eastAsia"/>
+        </w:rPr>
+        <w:t>才会搜索。详见</w:t>
+      </w:r>
+      <w:r>
+        <w:rPr>
+          <w:rFonts w:ascii="Times New Roman" w:eastAsia="宋体" w:hAnsi="Times New Roman" w:cs="Times New Roman" w:hint="eastAsia"/>
+        </w:rPr>
+        <w:t>SearchCombobox.Disabled</w:t>
+      </w:r>
+      <w:r>
+        <w:rPr>
+          <w:rFonts w:ascii="Times New Roman" w:eastAsia="宋体" w:hAnsi="Times New Roman" w:cs="Times New Roman" w:hint="eastAsia"/>
+        </w:rPr>
+        <w:t>与</w:t>
+      </w:r>
+      <w:r>
+        <w:rPr>
+          <w:rFonts w:ascii="Times New Roman" w:eastAsia="宋体" w:hAnsi="Times New Roman" w:cs="Times New Roman" w:hint="eastAsia"/>
+        </w:rPr>
+        <w:t>SearchCombobox.AllowNonParams</w:t>
+      </w:r>
+    </w:p>
+    <w:p>
+      <w:pPr>
+        <w:pStyle w:val="a9"/>
+        <w:numPr>
+          <w:ilvl w:val="0"/>
+          <w:numId w:val="48"/>
+        </w:numPr>
+        <w:rPr>
+          <w:rFonts w:ascii="Times New Roman" w:eastAsia="宋体" w:hAnsi="Times New Roman" w:cs="Times New Roman"/>
+        </w:rPr>
+      </w:pPr>
+      <w:r>
+        <w:rPr>
+          <w:rFonts w:ascii="Times New Roman" w:eastAsia="宋体" w:hAnsi="Times New Roman" w:cs="Times New Roman" w:hint="eastAsia"/>
+        </w:rPr>
+        <w:t>修复使用</w:t>
+      </w:r>
+      <w:r>
+        <w:rPr>
+          <w:rFonts w:ascii="Times New Roman" w:eastAsia="宋体" w:hAnsi="Times New Roman" w:cs="Times New Roman" w:hint="eastAsia"/>
+        </w:rPr>
+        <w:t>FA2ForceSide</w:t>
+      </w:r>
+      <w:r>
+        <w:rPr>
+          <w:rFonts w:ascii="Times New Roman" w:eastAsia="宋体" w:hAnsi="Times New Roman" w:cs="Times New Roman" w:hint="eastAsia"/>
+        </w:rPr>
+        <w:t>时，非第一层分类无法按照</w:t>
+      </w:r>
+      <w:r>
+        <w:rPr>
+          <w:rFonts w:ascii="Times New Roman" w:eastAsia="宋体" w:hAnsi="Times New Roman" w:cs="Times New Roman" w:hint="eastAsia"/>
+        </w:rPr>
+        <w:t>[</w:t>
+      </w:r>
+      <w:r>
+        <w:rPr>
+          <w:rFonts w:ascii="Times New Roman" w:eastAsia="宋体" w:hAnsi="Times New Roman" w:cs="Times New Roman" w:hint="eastAsia"/>
+        </w:rPr>
+        <w:t>Sides</w:t>
+      </w:r>
+      <w:r>
+        <w:rPr>
+          <w:rFonts w:ascii="Times New Roman" w:eastAsia="宋体" w:hAnsi="Times New Roman" w:cs="Times New Roman" w:hint="eastAsia"/>
+        </w:rPr>
+        <w:t>]</w:t>
+      </w:r>
+      <w:r>
+        <w:rPr>
+          <w:rFonts w:ascii="Times New Roman" w:eastAsia="宋体" w:hAnsi="Times New Roman" w:cs="Times New Roman" w:hint="eastAsia"/>
+        </w:rPr>
+        <w:t>顺序进行排序的</w:t>
+      </w:r>
+      <w:r>
+        <w:rPr>
+          <w:rFonts w:ascii="Times New Roman" w:eastAsia="宋体" w:hAnsi="Times New Roman" w:cs="Times New Roman" w:hint="eastAsia"/>
+        </w:rPr>
+        <w:t>bug</w:t>
+      </w:r>
+    </w:p>
+    <w:p>
+      <w:pPr>
+        <w:pStyle w:val="a9"/>
+        <w:numPr>
+          <w:ilvl w:val="0"/>
+          <w:numId w:val="48"/>
+        </w:numPr>
+        <w:rPr>
+          <w:rFonts w:ascii="Times New Roman" w:eastAsia="宋体" w:hAnsi="Times New Roman" w:cs="Times New Roman"/>
+        </w:rPr>
+      </w:pPr>
+      <w:r>
+        <w:rPr>
+          <w:rFonts w:ascii="Times New Roman" w:eastAsia="宋体" w:hAnsi="Times New Roman" w:cs="Times New Roman" w:hint="eastAsia"/>
+        </w:rPr>
+        <w:t>修复在老系统上展开下拉菜单使用滚轮时，会错误触发文本框选择切换的</w:t>
+      </w:r>
+      <w:r>
+        <w:rPr>
+          <w:rFonts w:ascii="Times New Roman" w:eastAsia="宋体" w:hAnsi="Times New Roman" w:cs="Times New Roman" w:hint="eastAsia"/>
+        </w:rPr>
+        <w:t>bug</w:t>
+      </w:r>
+    </w:p>
+    <w:p>
+      <w:pPr>
+        <w:pStyle w:val="a9"/>
+        <w:numPr>
+          <w:ilvl w:val="0"/>
+          <w:numId w:val="48"/>
+        </w:numPr>
+        <w:rPr>
+          <w:rFonts w:ascii="Times New Roman" w:eastAsia="宋体" w:hAnsi="Times New Roman" w:cs="Times New Roman"/>
+        </w:rPr>
+      </w:pPr>
+      <w:r>
+        <w:rPr>
+          <w:rFonts w:ascii="Times New Roman" w:eastAsia="宋体" w:hAnsi="Times New Roman" w:cs="Times New Roman" w:hint="eastAsia"/>
+        </w:rPr>
+        <w:t>修复</w:t>
+      </w:r>
+      <w:r>
+        <w:rPr>
+          <w:rFonts w:ascii="Times New Roman" w:eastAsia="宋体" w:hAnsi="Times New Roman" w:cs="Times New Roman" w:hint="eastAsia"/>
+        </w:rPr>
+        <w:t>在使用了某些系统设置软件后，下拉菜单无法正确获取文本的</w:t>
+      </w:r>
+      <w:r>
+        <w:rPr>
+          <w:rFonts w:ascii="Times New Roman" w:eastAsia="宋体" w:hAnsi="Times New Roman" w:cs="Times New Roman" w:hint="eastAsia"/>
+        </w:rPr>
+        <w:t>bug</w:t>
+      </w:r>
+    </w:p>
+    <w:p>
+      <w:pPr>
+        <w:pStyle w:val="a9"/>
+        <w:numPr>
+          <w:ilvl w:val="0"/>
+          <w:numId w:val="48"/>
+        </w:numPr>
+        <w:rPr>
+          <w:rFonts w:ascii="Times New Roman" w:eastAsia="宋体" w:hAnsi="Times New Roman" w:cs="Times New Roman"/>
+        </w:rPr>
+      </w:pPr>
+      <w:r>
+        <w:rPr>
+          <w:rFonts w:ascii="Times New Roman" w:eastAsia="宋体" w:hAnsi="Times New Roman" w:cs="Times New Roman" w:hint="eastAsia"/>
+        </w:rPr>
+        <w:t>重写标签编辑器，支持查找引用、转到触发等特性，支持按名称进行排序，详见</w:t>
+      </w:r>
+      <w:r>
+        <w:rPr>
+          <w:rFonts w:ascii="Times New Roman" w:eastAsia="宋体" w:hAnsi="Times New Roman" w:cs="Times New Roman" w:hint="eastAsia"/>
+        </w:rPr>
+        <w:t>SortByLabelName.Tag</w:t>
+      </w:r>
+    </w:p>
+    <w:p>
+      <w:pPr>
+        <w:pStyle w:val="a9"/>
+        <w:numPr>
+          <w:ilvl w:val="0"/>
+          <w:numId w:val="48"/>
+        </w:numPr>
+        <w:rPr>
+          <w:rFonts w:ascii="Times New Roman" w:eastAsia="宋体" w:hAnsi="Times New Roman" w:cs="Times New Roman"/>
+        </w:rPr>
+      </w:pPr>
+      <w:r>
+        <w:rPr>
+          <w:rFonts w:ascii="Times New Roman" w:eastAsia="宋体" w:hAnsi="Times New Roman" w:cs="Times New Roman" w:hint="eastAsia"/>
+        </w:rPr>
+        <w:t>修复触发批量编辑器</w:t>
+      </w:r>
+      <w:r>
+        <w:rPr>
+          <w:rFonts w:ascii="Times New Roman" w:eastAsia="宋体" w:hAnsi="Times New Roman" w:cs="Times New Roman" w:hint="eastAsia"/>
+        </w:rPr>
+        <w:t>左侧</w:t>
+      </w:r>
+      <w:r>
+        <w:rPr>
+          <w:rFonts w:ascii="Times New Roman" w:eastAsia="宋体" w:hAnsi="Times New Roman" w:cs="Times New Roman" w:hint="eastAsia"/>
+        </w:rPr>
+        <w:t>列表排序</w:t>
+      </w:r>
+      <w:r>
+        <w:rPr>
+          <w:rFonts w:ascii="Times New Roman" w:eastAsia="宋体" w:hAnsi="Times New Roman" w:cs="Times New Roman" w:hint="eastAsia"/>
+        </w:rPr>
+        <w:t>bug</w:t>
+      </w:r>
+    </w:p>
+    <w:p>
+      <w:pPr>
+        <w:pStyle w:val="a9"/>
+        <w:numPr>
+          <w:ilvl w:val="0"/>
+          <w:numId w:val="48"/>
+        </w:numPr>
+        <w:rPr>
+          <w:rFonts w:ascii="Times New Roman" w:eastAsia="宋体" w:hAnsi="Times New Roman" w:cs="Times New Roman"/>
+        </w:rPr>
+      </w:pPr>
+      <w:r>
+        <w:rPr>
+          <w:rFonts w:ascii="Times New Roman" w:eastAsia="宋体" w:hAnsi="Times New Roman" w:cs="Times New Roman"/>
+        </w:rPr>
+        <w:t>I</w:t>
+      </w:r>
+      <w:r>
+        <w:rPr>
+          <w:rFonts w:ascii="Times New Roman" w:eastAsia="宋体" w:hAnsi="Times New Roman" w:cs="Times New Roman" w:hint="eastAsia"/>
+        </w:rPr>
+        <w:t>ni</w:t>
+      </w:r>
+      <w:r>
+        <w:rPr>
+          <w:rFonts w:ascii="Times New Roman" w:eastAsia="宋体" w:hAnsi="Times New Roman" w:cs="Times New Roman" w:hint="eastAsia"/>
+        </w:rPr>
+        <w:t>编辑器的“导入</w:t>
+      </w:r>
+      <w:r>
+        <w:rPr>
+          <w:rFonts w:ascii="Times New Roman" w:eastAsia="宋体" w:hAnsi="Times New Roman" w:cs="Times New Roman" w:hint="eastAsia"/>
+        </w:rPr>
+        <w:t>ini</w:t>
+      </w:r>
+      <w:r>
+        <w:rPr>
+          <w:rFonts w:ascii="Times New Roman" w:eastAsia="宋体" w:hAnsi="Times New Roman" w:cs="Times New Roman" w:hint="eastAsia"/>
+        </w:rPr>
+        <w:t>”窗口支持调整大小</w:t>
+      </w:r>
+    </w:p>
+    <w:p>
+      <w:pPr>
+        <w:pStyle w:val="a9"/>
+        <w:numPr>
+          <w:ilvl w:val="0"/>
+          <w:numId w:val="48"/>
+        </w:numPr>
+        <w:rPr>
+          <w:rFonts w:ascii="Times New Roman" w:eastAsia="宋体" w:hAnsi="Times New Roman" w:cs="Times New Roman"/>
+        </w:rPr>
+      </w:pPr>
+      <w:r>
+        <w:rPr>
+          <w:rFonts w:ascii="Times New Roman" w:eastAsia="宋体" w:hAnsi="Times New Roman" w:cs="Times New Roman" w:hint="eastAsia"/>
+        </w:rPr>
+        <w:t>修复部分建筑无法显示受损火焰、</w:t>
+      </w:r>
+      <w:r>
+        <w:rPr>
+          <w:rFonts w:ascii="Times New Roman" w:eastAsia="宋体" w:hAnsi="Times New Roman" w:cs="Times New Roman" w:hint="eastAsia"/>
+        </w:rPr>
+        <w:t>AlphaImage</w:t>
+      </w:r>
+      <w:r>
+        <w:rPr>
+          <w:rFonts w:ascii="Times New Roman" w:eastAsia="宋体" w:hAnsi="Times New Roman" w:cs="Times New Roman" w:hint="eastAsia"/>
+        </w:rPr>
+        <w:t>的</w:t>
+      </w:r>
+      <w:r>
+        <w:rPr>
+          <w:rFonts w:ascii="Times New Roman" w:eastAsia="宋体" w:hAnsi="Times New Roman" w:cs="Times New Roman" w:hint="eastAsia"/>
+        </w:rPr>
+        <w:t>bug</w:t>
+      </w:r>
+    </w:p>
+    <w:p>
+      <w:pPr>
+        <w:pStyle w:val="a9"/>
+        <w:numPr>
+          <w:ilvl w:val="0"/>
+          <w:numId w:val="48"/>
+        </w:numPr>
+        <w:rPr>
+          <w:rFonts w:ascii="Times New Roman" w:eastAsia="宋体" w:hAnsi="Times New Roman" w:cs="Times New Roman"/>
+        </w:rPr>
+      </w:pPr>
+      <w:r>
+        <w:rPr>
+          <w:rFonts w:ascii="Times New Roman" w:eastAsia="宋体" w:hAnsi="Times New Roman" w:cs="Times New Roman" w:hint="eastAsia"/>
+        </w:rPr>
+        <w:t>优化右键拖动流畅度，拖动时可以实时更新小地图</w:t>
+      </w:r>
+    </w:p>
+    <w:p>
+      <w:pPr>
+        <w:pStyle w:val="a9"/>
+        <w:numPr>
+          <w:ilvl w:val="0"/>
+          <w:numId w:val="48"/>
+        </w:numPr>
+        <w:rPr>
+          <w:rFonts w:ascii="Times New Roman" w:eastAsia="宋体" w:hAnsi="Times New Roman" w:cs="Times New Roman"/>
+        </w:rPr>
+      </w:pPr>
+      <w:r>
+        <w:rPr>
+          <w:rFonts w:ascii="Times New Roman" w:eastAsia="宋体" w:hAnsi="Times New Roman" w:cs="Times New Roman" w:hint="eastAsia"/>
+        </w:rPr>
+        <w:t>优化右键取消当前指令时物品浏览器不停向上切换的</w:t>
+      </w:r>
+      <w:r>
+        <w:rPr>
+          <w:rFonts w:ascii="Times New Roman" w:eastAsia="宋体" w:hAnsi="Times New Roman" w:cs="Times New Roman" w:hint="eastAsia"/>
+        </w:rPr>
+        <w:t>bug</w:t>
+      </w:r>
+    </w:p>
+    <w:p>
+      <w:pPr>
+        <w:pStyle w:val="a9"/>
+        <w:numPr>
+          <w:ilvl w:val="0"/>
+          <w:numId w:val="48"/>
+        </w:numPr>
+        <w:rPr>
+          <w:rFonts w:ascii="Times New Roman" w:eastAsia="宋体" w:hAnsi="Times New Roman" w:cs="Times New Roman"/>
+        </w:rPr>
+      </w:pPr>
+      <w:r>
+        <w:rPr>
+          <w:rFonts w:ascii="Times New Roman" w:eastAsia="宋体" w:hAnsi="Times New Roman" w:cs="Times New Roman" w:hint="eastAsia"/>
+        </w:rPr>
+        <w:t>删除单元标记支持笔刷大小</w:t>
+      </w:r>
+    </w:p>
+    <w:p>
+      <w:pPr>
+        <w:pStyle w:val="a9"/>
+        <w:numPr>
+          <w:ilvl w:val="0"/>
+          <w:numId w:val="48"/>
+        </w:numPr>
+        <w:rPr>
+          <w:rFonts w:ascii="Times New Roman" w:eastAsia="宋体" w:hAnsi="Times New Roman" w:cs="Times New Roman"/>
+        </w:rPr>
+      </w:pPr>
+      <w:r>
+        <w:rPr>
+          <w:rFonts w:ascii="Times New Roman" w:eastAsia="宋体" w:hAnsi="Times New Roman" w:cs="Times New Roman" w:hint="eastAsia"/>
+        </w:rPr>
+        <w:t>为</w:t>
+      </w:r>
+      <w:r>
+        <w:rPr>
+          <w:rFonts w:ascii="Times New Roman" w:eastAsia="宋体" w:hAnsi="Times New Roman" w:cs="Times New Roman" w:hint="eastAsia"/>
+        </w:rPr>
+        <w:t>Lua</w:t>
+      </w:r>
+      <w:r>
+        <w:rPr>
+          <w:rFonts w:ascii="Times New Roman" w:eastAsia="宋体" w:hAnsi="Times New Roman" w:cs="Times New Roman" w:hint="eastAsia"/>
+        </w:rPr>
+        <w:t>脚本增加结束脚本函数，详见</w:t>
+      </w:r>
+      <w:r>
+        <w:rPr>
+          <w:rFonts w:ascii="Times New Roman" w:eastAsia="宋体" w:hAnsi="Times New Roman" w:cs="Times New Roman" w:hint="eastAsia"/>
+        </w:rPr>
+        <w:t>Lua</w:t>
+      </w:r>
+      <w:r>
+        <w:rPr>
+          <w:rFonts w:ascii="Times New Roman" w:eastAsia="宋体" w:hAnsi="Times New Roman" w:cs="Times New Roman" w:hint="eastAsia"/>
+        </w:rPr>
+        <w:t>脚本文档</w:t>
+      </w:r>
+      <w:r>
+        <w:rPr>
+          <w:rFonts w:ascii="Times New Roman" w:eastAsia="宋体" w:hAnsi="Times New Roman" w:cs="Times New Roman" w:hint="eastAsia"/>
+        </w:rPr>
+        <w:t>.xlsx</w:t>
+      </w:r>
+    </w:p>
+    <w:p>
+      <w:pPr>
+        <w:pStyle w:val="a9"/>
+        <w:numPr>
+          <w:ilvl w:val="0"/>
+          <w:numId w:val="48"/>
+        </w:numPr>
+        <w:rPr>
+          <w:rFonts w:ascii="Times New Roman" w:eastAsia="宋体" w:hAnsi="Times New Roman" w:cs="Times New Roman"/>
+        </w:rPr>
+      </w:pPr>
+      <w:r>
+        <w:rPr>
+          <w:rFonts w:ascii="Times New Roman" w:eastAsia="宋体" w:hAnsi="Times New Roman" w:cs="Times New Roman" w:hint="eastAsia"/>
+        </w:rPr>
+        <w:t>范围查看支持查看指示者与抑制者范围</w:t>
+      </w:r>
+    </w:p>
+    <w:p>
+      <w:pPr>
+        <w:pStyle w:val="a9"/>
+        <w:numPr>
+          <w:ilvl w:val="0"/>
+          <w:numId w:val="48"/>
+        </w:numPr>
+        <w:rPr>
+          <w:rFonts w:ascii="Times New Roman" w:eastAsia="宋体" w:hAnsi="Times New Roman" w:cs="Times New Roman"/>
+        </w:rPr>
+      </w:pPr>
+      <w:r>
+        <w:rPr>
+          <w:rFonts w:ascii="Times New Roman" w:eastAsia="宋体" w:hAnsi="Times New Roman" w:cs="Times New Roman" w:hint="eastAsia"/>
+        </w:rPr>
+        <w:t>若地图类型对应后缀的地形对象或污染文件不存在，会加载</w:t>
+      </w:r>
+      <w:r>
+        <w:rPr>
+          <w:rFonts w:ascii="Times New Roman" w:eastAsia="宋体" w:hAnsi="Times New Roman" w:cs="Times New Roman" w:hint="eastAsia"/>
+        </w:rPr>
+        <w:t>对应的</w:t>
+      </w:r>
+      <w:r>
+        <w:rPr>
+          <w:rFonts w:ascii="Times New Roman" w:eastAsia="宋体" w:hAnsi="Times New Roman" w:cs="Times New Roman" w:hint="eastAsia"/>
+        </w:rPr>
+        <w:t>.shp</w:t>
+      </w:r>
+      <w:r>
+        <w:rPr>
+          <w:rFonts w:ascii="Times New Roman" w:eastAsia="宋体" w:hAnsi="Times New Roman" w:cs="Times New Roman" w:hint="eastAsia"/>
+        </w:rPr>
+        <w:t>文件</w:t>
+      </w:r>
+    </w:p>
+    <w:p>
+      <w:pPr>
+        <w:pStyle w:val="a9"/>
+        <w:numPr>
+          <w:ilvl w:val="0"/>
+          <w:numId w:val="48"/>
+        </w:numPr>
+        <w:rPr>
+          <w:rFonts w:ascii="Times New Roman" w:eastAsia="宋体" w:hAnsi="Times New Roman" w:cs="Times New Roman"/>
+        </w:rPr>
+      </w:pPr>
+      <w:r>
+        <w:rPr>
+          <w:rFonts w:ascii="Times New Roman" w:eastAsia="宋体" w:hAnsi="Times New Roman" w:cs="Times New Roman" w:hint="eastAsia"/>
+        </w:rPr>
+        <w:t>修复粘贴地形预览会导致隐藏地形块属性被覆盖的</w:t>
+      </w:r>
+      <w:r>
+        <w:rPr>
+          <w:rFonts w:ascii="Times New Roman" w:eastAsia="宋体" w:hAnsi="Times New Roman" w:cs="Times New Roman" w:hint="eastAsia"/>
+        </w:rPr>
+        <w:t>bug</w:t>
+      </w:r>
+      <w:r>
+        <w:rPr>
+          <w:rFonts w:ascii="Times New Roman" w:eastAsia="宋体" w:hAnsi="Times New Roman" w:cs="Times New Roman" w:hint="eastAsia"/>
+        </w:rPr>
+        <w:t>，粘贴地形会尊重</w:t>
+      </w:r>
+      <w:r>
+        <w:rPr>
+          <w:rFonts w:ascii="Times New Roman" w:eastAsia="宋体" w:hAnsi="Times New Roman" w:cs="Times New Roman" w:hint="eastAsia"/>
+        </w:rPr>
+        <w:t>PlaceTileSkipHide</w:t>
+      </w:r>
+    </w:p>
+    <w:p>
+      <w:pPr>
+        <w:pStyle w:val="a9"/>
+        <w:numPr>
+          <w:ilvl w:val="0"/>
+          <w:numId w:val="48"/>
+        </w:numPr>
+        <w:rPr>
+          <w:rFonts w:ascii="Times New Roman" w:eastAsia="宋体" w:hAnsi="Times New Roman" w:cs="Times New Roman"/>
+        </w:rPr>
+      </w:pPr>
+      <w:r>
+        <w:rPr>
+          <w:rFonts w:ascii="Times New Roman" w:eastAsia="宋体" w:hAnsi="Times New Roman" w:cs="Times New Roman" w:hint="eastAsia"/>
+        </w:rPr>
+        <w:t>支持</w:t>
+      </w:r>
+      <w:r>
+        <w:rPr>
+          <w:rFonts w:ascii="Times New Roman" w:eastAsia="宋体" w:hAnsi="Times New Roman" w:cs="Times New Roman" w:hint="eastAsia"/>
+        </w:rPr>
+        <w:t>Direct11</w:t>
+      </w:r>
+      <w:r>
+        <w:rPr>
+          <w:rFonts w:ascii="Times New Roman" w:eastAsia="宋体" w:hAnsi="Times New Roman" w:cs="Times New Roman" w:hint="eastAsia"/>
+        </w:rPr>
+        <w:t>绘图，可大幅提升性能，详见</w:t>
+      </w:r>
+      <w:r>
+        <w:rPr>
+          <w:rFonts w:ascii="Times New Roman" w:eastAsia="宋体" w:hAnsi="Times New Roman" w:cs="Times New Roman" w:hint="eastAsia"/>
+        </w:rPr>
+        <w:t>DirectXRendering</w:t>
+      </w:r>
+    </w:p>
+    <w:p>
+      <w:pPr>
+        <w:pStyle w:val="a9"/>
+        <w:numPr>
+          <w:ilvl w:val="0"/>
+          <w:numId w:val="48"/>
+        </w:numPr>
+        <w:rPr>
+          <w:rFonts w:ascii="Times New Roman" w:eastAsia="宋体" w:hAnsi="Times New Roman" w:cs="Times New Roman"/>
+        </w:rPr>
+      </w:pPr>
+      <w:r>
+        <w:rPr>
+          <w:rFonts w:ascii="Times New Roman" w:eastAsia="宋体" w:hAnsi="Times New Roman" w:cs="Times New Roman" w:hint="eastAsia"/>
+        </w:rPr>
+        <w:t>支持切换是否更精确地计算深度关系，详见</w:t>
+      </w:r>
+      <w:r>
+        <w:rPr>
+          <w:rFonts w:ascii="Times New Roman" w:eastAsia="宋体" w:hAnsi="Times New Roman" w:cs="Times New Roman" w:hint="eastAsia"/>
+        </w:rPr>
+        <w:t>PreciseDepthCalculation</w:t>
+      </w:r>
+    </w:p>
+    <w:p>
+      <w:pPr>
+        <w:pStyle w:val="a9"/>
+        <w:numPr>
+          <w:ilvl w:val="0"/>
+          <w:numId w:val="48"/>
+        </w:numPr>
+        <w:rPr>
+          <w:rFonts w:ascii="Times New Roman" w:eastAsia="宋体" w:hAnsi="Times New Roman" w:cs="Times New Roman"/>
+        </w:rPr>
+      </w:pPr>
+      <w:r>
+        <w:rPr>
+          <w:rFonts w:ascii="Times New Roman" w:eastAsia="宋体" w:hAnsi="Times New Roman" w:cs="Times New Roman" w:hint="eastAsia"/>
+        </w:rPr>
+        <w:t>修复物品浏览器多级分组单位选择错误的</w:t>
+      </w:r>
+      <w:r>
+        <w:rPr>
+          <w:rFonts w:ascii="Times New Roman" w:eastAsia="宋体" w:hAnsi="Times New Roman" w:cs="Times New Roman" w:hint="eastAsia"/>
+        </w:rPr>
+        <w:t>bug</w:t>
+      </w:r>
+    </w:p>
+    <w:p>
+      <w:pPr>
+        <w:pStyle w:val="a9"/>
+        <w:numPr>
+          <w:ilvl w:val="0"/>
+          <w:numId w:val="48"/>
+        </w:numPr>
+        <w:rPr>
+          <w:rFonts w:ascii="Times New Roman" w:eastAsia="宋体" w:hAnsi="Times New Roman" w:cs="Times New Roman"/>
+        </w:rPr>
+      </w:pPr>
+      <w:r>
+        <w:rPr>
+          <w:rFonts w:ascii="Times New Roman" w:eastAsia="宋体" w:hAnsi="Times New Roman" w:cs="Times New Roman" w:hint="eastAsia"/>
+        </w:rPr>
+        <w:t>支持在地图初始化时加载所有地图内单位，减少使用中卡顿，详见</w:t>
+      </w:r>
+      <w:r>
+        <w:rPr>
+          <w:rFonts w:ascii="Times New Roman" w:eastAsia="宋体" w:hAnsi="Times New Roman" w:cs="Times New Roman" w:hint="eastAsia"/>
+        </w:rPr>
+        <w:t>LoadObjectsOnInit</w:t>
+      </w:r>
+    </w:p>
+    <w:p>
+      <w:pPr>
+        <w:pStyle w:val="a9"/>
+        <w:numPr>
+          <w:ilvl w:val="0"/>
+          <w:numId w:val="48"/>
+        </w:numPr>
+        <w:rPr>
+          <w:rFonts w:ascii="Times New Roman" w:eastAsia="宋体" w:hAnsi="Times New Roman" w:cs="Times New Roman"/>
+        </w:rPr>
+      </w:pPr>
+      <w:r>
+        <w:rPr>
+          <w:rFonts w:ascii="Times New Roman" w:eastAsia="宋体" w:hAnsi="Times New Roman" w:cs="Times New Roman" w:hint="eastAsia"/>
+        </w:rPr>
+        <w:t>重写所属方编辑器，颜色下拉菜单可以预览颜色，支持</w:t>
+      </w:r>
+      <w:r>
+        <w:rPr>
+          <w:rFonts w:ascii="Times New Roman" w:eastAsia="宋体" w:hAnsi="Times New Roman" w:cs="Times New Roman" w:hint="eastAsia"/>
+        </w:rPr>
+        <w:t>Phobos</w:t>
+      </w:r>
+      <w:r>
+        <w:rPr>
+          <w:rFonts w:ascii="Times New Roman" w:eastAsia="宋体" w:hAnsi="Times New Roman" w:cs="Times New Roman" w:hint="eastAsia"/>
+        </w:rPr>
+        <w:t>的</w:t>
+      </w:r>
+      <w:r>
+        <w:rPr>
+          <w:rFonts w:ascii="Times New Roman" w:eastAsia="宋体" w:hAnsi="Times New Roman" w:cs="Times New Roman" w:hint="eastAsia"/>
+        </w:rPr>
+        <w:t>RepairBaseNodes</w:t>
+      </w:r>
+    </w:p>
+    <w:p>
+      <w:pPr>
+        <w:pStyle w:val="a9"/>
+        <w:numPr>
+          <w:ilvl w:val="0"/>
+          <w:numId w:val="48"/>
+        </w:numPr>
+        <w:rPr>
+          <w:rFonts w:ascii="Times New Roman" w:eastAsia="宋体" w:hAnsi="Times New Roman" w:cs="Times New Roman"/>
+        </w:rPr>
+      </w:pPr>
+      <w:r>
+        <w:rPr>
+          <w:rFonts w:ascii="Times New Roman" w:eastAsia="宋体" w:hAnsi="Times New Roman" w:cs="Times New Roman" w:hint="eastAsia"/>
+        </w:rPr>
+        <w:t>触发编辑器下拉菜单可以直接查看触发的禁止状态，详见</w:t>
+      </w:r>
+      <w:r>
+        <w:rPr>
+          <w:rFonts w:ascii="Times New Roman" w:eastAsia="宋体" w:hAnsi="Times New Roman" w:cs="Times New Roman" w:hint="eastAsia"/>
+        </w:rPr>
+        <w:t>DisplayTriggerEnableInfo</w:t>
+      </w:r>
+    </w:p>
+    <w:p>
+      <w:pPr>
+        <w:pStyle w:val="a9"/>
+        <w:numPr>
+          <w:ilvl w:val="0"/>
+          <w:numId w:val="48"/>
+        </w:numPr>
+        <w:rPr>
+          <w:rFonts w:ascii="Times New Roman" w:eastAsia="宋体" w:hAnsi="Times New Roman" w:cs="Times New Roman"/>
+        </w:rPr>
+      </w:pPr>
+      <w:r>
+        <w:rPr>
+          <w:rFonts w:ascii="Times New Roman" w:eastAsia="宋体" w:hAnsi="Times New Roman" w:cs="Times New Roman" w:hint="eastAsia"/>
+        </w:rPr>
+        <w:t>修复使用</w:t>
+      </w:r>
+      <w:r>
+        <w:rPr>
+          <w:rFonts w:ascii="Times New Roman" w:eastAsia="宋体" w:hAnsi="Times New Roman" w:cs="Times New Roman" w:hint="eastAsia"/>
+        </w:rPr>
+        <w:t>Scintilla</w:t>
+      </w:r>
+      <w:r>
+        <w:rPr>
+          <w:rFonts w:ascii="Times New Roman" w:eastAsia="宋体" w:hAnsi="Times New Roman" w:cs="Times New Roman" w:hint="eastAsia"/>
+        </w:rPr>
+        <w:t>引擎的窗口在较老</w:t>
+      </w:r>
+      <w:r>
+        <w:rPr>
+          <w:rFonts w:ascii="Times New Roman" w:eastAsia="宋体" w:hAnsi="Times New Roman" w:cs="Times New Roman" w:hint="eastAsia"/>
+        </w:rPr>
+        <w:t>CPU</w:t>
+      </w:r>
+      <w:r>
+        <w:rPr>
+          <w:rFonts w:ascii="Times New Roman" w:eastAsia="宋体" w:hAnsi="Times New Roman" w:cs="Times New Roman" w:hint="eastAsia"/>
+        </w:rPr>
+        <w:t>上无法正确显示的</w:t>
+      </w:r>
+      <w:r>
+        <w:rPr>
+          <w:rFonts w:ascii="Times New Roman" w:eastAsia="宋体" w:hAnsi="Times New Roman" w:cs="Times New Roman" w:hint="eastAsia"/>
+        </w:rPr>
+        <w:t>bug</w:t>
+      </w:r>
+    </w:p>
+    <w:p>
+      <w:pPr>
+        <w:pStyle w:val="a9"/>
+        <w:numPr>
+          <w:ilvl w:val="0"/>
+          <w:numId w:val="48"/>
+        </w:numPr>
+        <w:rPr>
+          <w:rFonts w:ascii="Times New Roman" w:eastAsia="宋体" w:hAnsi="Times New Roman" w:cs="Times New Roman"/>
+        </w:rPr>
+      </w:pPr>
+      <w:r>
+        <w:rPr>
+          <w:rFonts w:ascii="Times New Roman" w:eastAsia="宋体" w:hAnsi="Times New Roman" w:cs="Times New Roman" w:hint="eastAsia"/>
+        </w:rPr>
+        <w:t>触发编辑器的查找引用可显示当前触发的对应参数并跳转（支持小队、触发和标签）</w:t>
+      </w:r>
+    </w:p>
+    <w:p>
+      <w:pPr>
+        <w:pStyle w:val="a9"/>
+        <w:numPr>
+          <w:ilvl w:val="0"/>
+          <w:numId w:val="48"/>
+        </w:numPr>
+        <w:rPr>
+          <w:rFonts w:ascii="Times New Roman" w:eastAsia="宋体" w:hAnsi="Times New Roman" w:cs="Times New Roman"/>
+        </w:rPr>
+      </w:pPr>
+      <w:r>
+        <w:rPr>
+          <w:rFonts w:ascii="Times New Roman" w:eastAsia="宋体" w:hAnsi="Times New Roman" w:cs="Times New Roman" w:hint="eastAsia"/>
+        </w:rPr>
+        <w:t>修复触发编辑器事件参数填写触发或小队时，不能正确截断名称的</w:t>
+      </w:r>
+      <w:r>
+        <w:rPr>
+          <w:rFonts w:ascii="Times New Roman" w:eastAsia="宋体" w:hAnsi="Times New Roman" w:cs="Times New Roman" w:hint="eastAsia"/>
+        </w:rPr>
+        <w:t>bug</w:t>
+      </w:r>
+    </w:p>
+    <w:p>
+      <w:pPr>
+        <w:pStyle w:val="a9"/>
+        <w:numPr>
+          <w:ilvl w:val="0"/>
+          <w:numId w:val="48"/>
+        </w:numPr>
+        <w:rPr>
+          <w:rFonts w:ascii="Times New Roman" w:eastAsia="宋体" w:hAnsi="Times New Roman" w:cs="Times New Roman"/>
+        </w:rPr>
+      </w:pPr>
+      <w:r>
+        <w:rPr>
+          <w:rFonts w:ascii="Times New Roman" w:eastAsia="宋体" w:hAnsi="Times New Roman" w:cs="Times New Roman" w:hint="eastAsia"/>
+        </w:rPr>
+        <w:t>可以按住</w:t>
+      </w:r>
+      <w:r>
+        <w:rPr>
+          <w:rFonts w:ascii="Times New Roman" w:eastAsia="宋体" w:hAnsi="Times New Roman" w:cs="Times New Roman" w:hint="eastAsia"/>
+        </w:rPr>
+        <w:t>Alt</w:t>
+      </w:r>
+      <w:r>
+        <w:rPr>
+          <w:rFonts w:ascii="Times New Roman" w:eastAsia="宋体" w:hAnsi="Times New Roman" w:cs="Times New Roman" w:hint="eastAsia"/>
+        </w:rPr>
+        <w:t>键的同时滚动滚轮调整笔刷大小</w:t>
+      </w:r>
+    </w:p>
+    <w:p>
+      <w:pPr>
+        <w:pStyle w:val="a9"/>
+        <w:numPr>
+          <w:ilvl w:val="0"/>
+          <w:numId w:val="48"/>
+        </w:numPr>
+        <w:rPr>
+          <w:rFonts w:ascii="Times New Roman" w:eastAsia="宋体" w:hAnsi="Times New Roman" w:cs="Times New Roman"/>
+        </w:rPr>
+      </w:pPr>
+      <w:r>
+        <w:rPr>
+          <w:rFonts w:ascii="Times New Roman" w:eastAsia="宋体" w:hAnsi="Times New Roman" w:cs="Times New Roman" w:hint="eastAsia"/>
+        </w:rPr>
+        <w:t>平坦地形、抬升地形等工具会显示笔刷范围</w:t>
+      </w:r>
+    </w:p>
+    <w:p>
+      <w:pPr>
+        <w:pStyle w:val="a9"/>
+        <w:numPr>
+          <w:ilvl w:val="0"/>
+          <w:numId w:val="48"/>
+        </w:numPr>
+        <w:rPr>
+          <w:rFonts w:ascii="Times New Roman" w:eastAsia="宋体" w:hAnsi="Times New Roman" w:cs="Times New Roman"/>
+        </w:rPr>
+      </w:pPr>
+      <w:r>
+        <w:rPr>
+          <w:rFonts w:ascii="Times New Roman" w:eastAsia="宋体" w:hAnsi="Times New Roman" w:cs="Times New Roman" w:hint="eastAsia"/>
+        </w:rPr>
+        <w:t>修复触发列表等列表分组错误的</w:t>
+      </w:r>
+      <w:r>
+        <w:rPr>
+          <w:rFonts w:ascii="Times New Roman" w:eastAsia="宋体" w:hAnsi="Times New Roman" w:cs="Times New Roman" w:hint="eastAsia"/>
+        </w:rPr>
+        <w:t>bug</w:t>
+      </w:r>
+    </w:p>
+    <w:p>
+      <w:pPr>
+        <w:pStyle w:val="a9"/>
+        <w:numPr>
+          <w:ilvl w:val="0"/>
+          <w:numId w:val="48"/>
+        </w:numPr>
+        <w:rPr>
+          <w:rFonts w:ascii="Times New Roman" w:eastAsia="宋体" w:hAnsi="Times New Roman" w:cs="Times New Roman"/>
+        </w:rPr>
+      </w:pPr>
+      <w:r>
+        <w:rPr>
+          <w:rFonts w:ascii="Times New Roman" w:eastAsia="宋体" w:hAnsi="Times New Roman" w:cs="Times New Roman" w:hint="eastAsia"/>
+        </w:rPr>
+        <w:t>距离工具箱新增放置自由圆，可以自定义半径</w:t>
+      </w:r>
+    </w:p>
+    <w:p>
+      <w:pPr>
+        <w:pStyle w:val="a9"/>
+        <w:numPr>
+          <w:ilvl w:val="0"/>
+          <w:numId w:val="48"/>
+        </w:numPr>
+        <w:rPr>
+          <w:rFonts w:ascii="Times New Roman" w:eastAsia="宋体" w:hAnsi="Times New Roman" w:cs="Times New Roman"/>
+        </w:rPr>
+      </w:pPr>
+      <w:r>
+        <w:rPr>
+          <w:rFonts w:ascii="Times New Roman" w:eastAsia="宋体" w:hAnsi="Times New Roman" w:cs="Times New Roman" w:hint="eastAsia"/>
+        </w:rPr>
+        <w:t>地图注释新增放置线段、箭头、圆功能，可以保存在地图内</w:t>
+      </w:r>
+    </w:p>
+    <w:p>
+      <w:pPr>
+        <w:pStyle w:val="a9"/>
+        <w:numPr>
+          <w:ilvl w:val="0"/>
+          <w:numId w:val="48"/>
+        </w:numPr>
+        <w:rPr>
+          <w:rFonts w:ascii="Times New Roman" w:eastAsia="宋体" w:hAnsi="Times New Roman" w:cs="Times New Roman"/>
+        </w:rPr>
+      </w:pPr>
+      <w:r>
+        <w:rPr>
+          <w:rFonts w:ascii="Times New Roman" w:eastAsia="宋体" w:hAnsi="Times New Roman" w:cs="Times New Roman" w:hint="eastAsia"/>
+        </w:rPr>
+        <w:t>修复触发编辑器在修改触发名称时可能会导致触发列表产生重复的</w:t>
+      </w:r>
+      <w:r>
+        <w:rPr>
+          <w:rFonts w:ascii="Times New Roman" w:eastAsia="宋体" w:hAnsi="Times New Roman" w:cs="Times New Roman" w:hint="eastAsia"/>
+        </w:rPr>
+        <w:t>bug</w:t>
+      </w:r>
+    </w:p>
+    <w:p>
+      <w:pPr>
+        <w:pStyle w:val="a9"/>
+        <w:numPr>
+          <w:ilvl w:val="0"/>
+          <w:numId w:val="48"/>
+        </w:numPr>
+        <w:rPr>
+          <w:rFonts w:ascii="Times New Roman" w:eastAsia="宋体" w:hAnsi="Times New Roman" w:cs="Times New Roman"/>
+        </w:rPr>
+      </w:pPr>
+      <w:r>
+        <w:rPr>
+          <w:rFonts w:ascii="Times New Roman" w:eastAsia="宋体" w:hAnsi="Times New Roman" w:cs="Times New Roman" w:hint="eastAsia"/>
+        </w:rPr>
         <w:lastRenderedPageBreak/>
-        <w:t>允许设置下拉菜单是否自动搜索，若禁止，则需要按下</w:t>
-      </w:r>
-      <w:r>
-        <w:rPr>
-          <w:rFonts w:ascii="Times New Roman" w:eastAsia="宋体" w:hAnsi="Times New Roman" w:cs="Times New Roman" w:hint="eastAsia"/>
-        </w:rPr>
-        <w:t>Enter</w:t>
-      </w:r>
-      <w:r>
-        <w:rPr>
-          <w:rFonts w:ascii="Times New Roman" w:eastAsia="宋体" w:hAnsi="Times New Roman" w:cs="Times New Roman" w:hint="eastAsia"/>
-        </w:rPr>
-        <w:t>才会搜索。详见</w:t>
-      </w:r>
-      <w:r>
-        <w:rPr>
-          <w:rFonts w:ascii="Times New Roman" w:eastAsia="宋体" w:hAnsi="Times New Roman" w:cs="Times New Roman" w:hint="eastAsia"/>
-        </w:rPr>
-        <w:t>SearchCombobox.Disabled</w:t>
-      </w:r>
-      <w:r>
-        <w:rPr>
-          <w:rFonts w:ascii="Times New Roman" w:eastAsia="宋体" w:hAnsi="Times New Roman" w:cs="Times New Roman" w:hint="eastAsia"/>
-        </w:rPr>
-        <w:t>与</w:t>
-      </w:r>
-      <w:r>
-        <w:rPr>
-          <w:rFonts w:ascii="Times New Roman" w:eastAsia="宋体" w:hAnsi="Times New Roman" w:cs="Times New Roman" w:hint="eastAsia"/>
-        </w:rPr>
-        <w:t>SearchCombobox.AllowNonParams</w:t>
+        <w:t>地图检查器不会阻止窗口输入，双击包含坐标的错误可以跳转至指定位置</w:t>
       </w:r>
     </w:p>
     <w:p>
@@ -4068,865 +4945,6 @@
         <w:rPr>
           <w:rFonts w:ascii="Times New Roman" w:eastAsia="宋体" w:hAnsi="Times New Roman" w:cs="Times New Roman" w:hint="eastAsia"/>
         </w:rPr>
-        <w:t>修复使用</w:t>
-      </w:r>
-      <w:r>
-        <w:rPr>
-          <w:rFonts w:ascii="Times New Roman" w:eastAsia="宋体" w:hAnsi="Times New Roman" w:cs="Times New Roman" w:hint="eastAsia"/>
-        </w:rPr>
-        <w:t>FA2ForceSide</w:t>
-      </w:r>
-      <w:r>
-        <w:rPr>
-          <w:rFonts w:ascii="Times New Roman" w:eastAsia="宋体" w:hAnsi="Times New Roman" w:cs="Times New Roman" w:hint="eastAsia"/>
-        </w:rPr>
-        <w:t>时，非第一层分类无法按照</w:t>
-      </w:r>
-      <w:r>
-        <w:rPr>
-          <w:rFonts w:ascii="Times New Roman" w:eastAsia="宋体" w:hAnsi="Times New Roman" w:cs="Times New Roman" w:hint="eastAsia"/>
-        </w:rPr>
-        <w:t>[</w:t>
-      </w:r>
-      <w:r>
-        <w:rPr>
-          <w:rFonts w:ascii="Times New Roman" w:eastAsia="宋体" w:hAnsi="Times New Roman" w:cs="Times New Roman" w:hint="eastAsia"/>
-        </w:rPr>
-        <w:t>Sides</w:t>
-      </w:r>
-      <w:r>
-        <w:rPr>
-          <w:rFonts w:ascii="Times New Roman" w:eastAsia="宋体" w:hAnsi="Times New Roman" w:cs="Times New Roman" w:hint="eastAsia"/>
-        </w:rPr>
-        <w:t>]</w:t>
-      </w:r>
-      <w:r>
-        <w:rPr>
-          <w:rFonts w:ascii="Times New Roman" w:eastAsia="宋体" w:hAnsi="Times New Roman" w:cs="Times New Roman" w:hint="eastAsia"/>
-        </w:rPr>
-        <w:t>顺序进行排序的</w:t>
-      </w:r>
-      <w:r>
-        <w:rPr>
-          <w:rFonts w:ascii="Times New Roman" w:eastAsia="宋体" w:hAnsi="Times New Roman" w:cs="Times New Roman" w:hint="eastAsia"/>
-        </w:rPr>
-        <w:t>bug</w:t>
-      </w:r>
-    </w:p>
-    <w:p>
-      <w:pPr>
-        <w:pStyle w:val="a9"/>
-        <w:numPr>
-          <w:ilvl w:val="0"/>
-          <w:numId w:val="48"/>
-        </w:numPr>
-        <w:rPr>
-          <w:rFonts w:ascii="Times New Roman" w:eastAsia="宋体" w:hAnsi="Times New Roman" w:cs="Times New Roman"/>
-        </w:rPr>
-      </w:pPr>
-      <w:r>
-        <w:rPr>
-          <w:rFonts w:ascii="Times New Roman" w:eastAsia="宋体" w:hAnsi="Times New Roman" w:cs="Times New Roman" w:hint="eastAsia"/>
-        </w:rPr>
-        <w:t>修复在老系统上展开下拉菜单使用滚轮时，会错误触发文本框选择切换的</w:t>
-      </w:r>
-      <w:r>
-        <w:rPr>
-          <w:rFonts w:ascii="Times New Roman" w:eastAsia="宋体" w:hAnsi="Times New Roman" w:cs="Times New Roman" w:hint="eastAsia"/>
-        </w:rPr>
-        <w:t>bug</w:t>
-      </w:r>
-    </w:p>
-    <w:p>
-      <w:pPr>
-        <w:pStyle w:val="a9"/>
-        <w:numPr>
-          <w:ilvl w:val="0"/>
-          <w:numId w:val="48"/>
-        </w:numPr>
-        <w:rPr>
-          <w:rFonts w:ascii="Times New Roman" w:eastAsia="宋体" w:hAnsi="Times New Roman" w:cs="Times New Roman"/>
-        </w:rPr>
-      </w:pPr>
-      <w:r>
-        <w:rPr>
-          <w:rFonts w:ascii="Times New Roman" w:eastAsia="宋体" w:hAnsi="Times New Roman" w:cs="Times New Roman" w:hint="eastAsia"/>
-        </w:rPr>
-        <w:t>修复</w:t>
-      </w:r>
-      <w:r>
-        <w:rPr>
-          <w:rFonts w:ascii="Times New Roman" w:eastAsia="宋体" w:hAnsi="Times New Roman" w:cs="Times New Roman" w:hint="eastAsia"/>
-        </w:rPr>
-        <w:t>在使用了某些系统设置软件后，下拉菜单无法正确获取文本的</w:t>
-      </w:r>
-      <w:r>
-        <w:rPr>
-          <w:rFonts w:ascii="Times New Roman" w:eastAsia="宋体" w:hAnsi="Times New Roman" w:cs="Times New Roman" w:hint="eastAsia"/>
-        </w:rPr>
-        <w:t>bug</w:t>
-      </w:r>
-    </w:p>
-    <w:p>
-      <w:pPr>
-        <w:pStyle w:val="a9"/>
-        <w:numPr>
-          <w:ilvl w:val="0"/>
-          <w:numId w:val="48"/>
-        </w:numPr>
-        <w:rPr>
-          <w:rFonts w:ascii="Times New Roman" w:eastAsia="宋体" w:hAnsi="Times New Roman" w:cs="Times New Roman"/>
-        </w:rPr>
-      </w:pPr>
-      <w:r>
-        <w:rPr>
-          <w:rFonts w:ascii="Times New Roman" w:eastAsia="宋体" w:hAnsi="Times New Roman" w:cs="Times New Roman" w:hint="eastAsia"/>
-        </w:rPr>
-        <w:t>重写标签编辑器，支持查找引用、转到触发等特性，支持按名称进行排序，详见</w:t>
-      </w:r>
-      <w:r>
-        <w:rPr>
-          <w:rFonts w:ascii="Times New Roman" w:eastAsia="宋体" w:hAnsi="Times New Roman" w:cs="Times New Roman" w:hint="eastAsia"/>
-        </w:rPr>
-        <w:t>SortByLabelName.Tag</w:t>
-      </w:r>
-    </w:p>
-    <w:p>
-      <w:pPr>
-        <w:pStyle w:val="a9"/>
-        <w:numPr>
-          <w:ilvl w:val="0"/>
-          <w:numId w:val="48"/>
-        </w:numPr>
-        <w:rPr>
-          <w:rFonts w:ascii="Times New Roman" w:eastAsia="宋体" w:hAnsi="Times New Roman" w:cs="Times New Roman"/>
-        </w:rPr>
-      </w:pPr>
-      <w:r>
-        <w:rPr>
-          <w:rFonts w:ascii="Times New Roman" w:eastAsia="宋体" w:hAnsi="Times New Roman" w:cs="Times New Roman" w:hint="eastAsia"/>
-        </w:rPr>
-        <w:t>修复触发批量编辑器</w:t>
-      </w:r>
-      <w:r>
-        <w:rPr>
-          <w:rFonts w:ascii="Times New Roman" w:eastAsia="宋体" w:hAnsi="Times New Roman" w:cs="Times New Roman" w:hint="eastAsia"/>
-        </w:rPr>
-        <w:t>左侧</w:t>
-      </w:r>
-      <w:r>
-        <w:rPr>
-          <w:rFonts w:ascii="Times New Roman" w:eastAsia="宋体" w:hAnsi="Times New Roman" w:cs="Times New Roman" w:hint="eastAsia"/>
-        </w:rPr>
-        <w:t>列表排序</w:t>
-      </w:r>
-      <w:r>
-        <w:rPr>
-          <w:rFonts w:ascii="Times New Roman" w:eastAsia="宋体" w:hAnsi="Times New Roman" w:cs="Times New Roman" w:hint="eastAsia"/>
-        </w:rPr>
-        <w:t>bug</w:t>
-      </w:r>
-    </w:p>
-    <w:p>
-      <w:pPr>
-        <w:pStyle w:val="a9"/>
-        <w:numPr>
-          <w:ilvl w:val="0"/>
-          <w:numId w:val="48"/>
-        </w:numPr>
-        <w:rPr>
-          <w:rFonts w:ascii="Times New Roman" w:eastAsia="宋体" w:hAnsi="Times New Roman" w:cs="Times New Roman"/>
-        </w:rPr>
-      </w:pPr>
-      <w:r>
-        <w:rPr>
-          <w:rFonts w:ascii="Times New Roman" w:eastAsia="宋体" w:hAnsi="Times New Roman" w:cs="Times New Roman"/>
-        </w:rPr>
-        <w:t>I</w:t>
-      </w:r>
-      <w:r>
-        <w:rPr>
-          <w:rFonts w:ascii="Times New Roman" w:eastAsia="宋体" w:hAnsi="Times New Roman" w:cs="Times New Roman" w:hint="eastAsia"/>
-        </w:rPr>
-        <w:t>ni</w:t>
-      </w:r>
-      <w:r>
-        <w:rPr>
-          <w:rFonts w:ascii="Times New Roman" w:eastAsia="宋体" w:hAnsi="Times New Roman" w:cs="Times New Roman" w:hint="eastAsia"/>
-        </w:rPr>
-        <w:t>编辑器的“导入</w:t>
-      </w:r>
-      <w:r>
-        <w:rPr>
-          <w:rFonts w:ascii="Times New Roman" w:eastAsia="宋体" w:hAnsi="Times New Roman" w:cs="Times New Roman" w:hint="eastAsia"/>
-        </w:rPr>
-        <w:t>ini</w:t>
-      </w:r>
-      <w:r>
-        <w:rPr>
-          <w:rFonts w:ascii="Times New Roman" w:eastAsia="宋体" w:hAnsi="Times New Roman" w:cs="Times New Roman" w:hint="eastAsia"/>
-        </w:rPr>
-        <w:t>”窗口支持调整大小</w:t>
-      </w:r>
-    </w:p>
-    <w:p>
-      <w:pPr>
-        <w:pStyle w:val="a9"/>
-        <w:numPr>
-          <w:ilvl w:val="0"/>
-          <w:numId w:val="48"/>
-        </w:numPr>
-        <w:rPr>
-          <w:rFonts w:ascii="Times New Roman" w:eastAsia="宋体" w:hAnsi="Times New Roman" w:cs="Times New Roman"/>
-        </w:rPr>
-      </w:pPr>
-      <w:r>
-        <w:rPr>
-          <w:rFonts w:ascii="Times New Roman" w:eastAsia="宋体" w:hAnsi="Times New Roman" w:cs="Times New Roman" w:hint="eastAsia"/>
-        </w:rPr>
-        <w:t>修复部分建筑无法显示受损火焰、</w:t>
-      </w:r>
-      <w:r>
-        <w:rPr>
-          <w:rFonts w:ascii="Times New Roman" w:eastAsia="宋体" w:hAnsi="Times New Roman" w:cs="Times New Roman" w:hint="eastAsia"/>
-        </w:rPr>
-        <w:t>AlphaImage</w:t>
-      </w:r>
-      <w:r>
-        <w:rPr>
-          <w:rFonts w:ascii="Times New Roman" w:eastAsia="宋体" w:hAnsi="Times New Roman" w:cs="Times New Roman" w:hint="eastAsia"/>
-        </w:rPr>
-        <w:t>的</w:t>
-      </w:r>
-      <w:r>
-        <w:rPr>
-          <w:rFonts w:ascii="Times New Roman" w:eastAsia="宋体" w:hAnsi="Times New Roman" w:cs="Times New Roman" w:hint="eastAsia"/>
-        </w:rPr>
-        <w:t>bug</w:t>
-      </w:r>
-    </w:p>
-    <w:p>
-      <w:pPr>
-        <w:pStyle w:val="a9"/>
-        <w:numPr>
-          <w:ilvl w:val="0"/>
-          <w:numId w:val="48"/>
-        </w:numPr>
-        <w:rPr>
-          <w:rFonts w:ascii="Times New Roman" w:eastAsia="宋体" w:hAnsi="Times New Roman" w:cs="Times New Roman"/>
-        </w:rPr>
-      </w:pPr>
-      <w:r>
-        <w:rPr>
-          <w:rFonts w:ascii="Times New Roman" w:eastAsia="宋体" w:hAnsi="Times New Roman" w:cs="Times New Roman" w:hint="eastAsia"/>
-        </w:rPr>
-        <w:t>优化右键拖动流畅度，拖动时可以实时更新小地图</w:t>
-      </w:r>
-    </w:p>
-    <w:p>
-      <w:pPr>
-        <w:pStyle w:val="a9"/>
-        <w:numPr>
-          <w:ilvl w:val="0"/>
-          <w:numId w:val="48"/>
-        </w:numPr>
-        <w:rPr>
-          <w:rFonts w:ascii="Times New Roman" w:eastAsia="宋体" w:hAnsi="Times New Roman" w:cs="Times New Roman"/>
-        </w:rPr>
-      </w:pPr>
-      <w:r>
-        <w:rPr>
-          <w:rFonts w:ascii="Times New Roman" w:eastAsia="宋体" w:hAnsi="Times New Roman" w:cs="Times New Roman" w:hint="eastAsia"/>
-        </w:rPr>
-        <w:t>优化右键取消当前指令时物品浏览器不停向上切换的</w:t>
-      </w:r>
-      <w:r>
-        <w:rPr>
-          <w:rFonts w:ascii="Times New Roman" w:eastAsia="宋体" w:hAnsi="Times New Roman" w:cs="Times New Roman" w:hint="eastAsia"/>
-        </w:rPr>
-        <w:t>bug</w:t>
-      </w:r>
-    </w:p>
-    <w:p>
-      <w:pPr>
-        <w:pStyle w:val="a9"/>
-        <w:numPr>
-          <w:ilvl w:val="0"/>
-          <w:numId w:val="48"/>
-        </w:numPr>
-        <w:rPr>
-          <w:rFonts w:ascii="Times New Roman" w:eastAsia="宋体" w:hAnsi="Times New Roman" w:cs="Times New Roman"/>
-        </w:rPr>
-      </w:pPr>
-      <w:r>
-        <w:rPr>
-          <w:rFonts w:ascii="Times New Roman" w:eastAsia="宋体" w:hAnsi="Times New Roman" w:cs="Times New Roman" w:hint="eastAsia"/>
-        </w:rPr>
-        <w:t>删除单元标记支持笔刷大小</w:t>
-      </w:r>
-    </w:p>
-    <w:p>
-      <w:pPr>
-        <w:pStyle w:val="a9"/>
-        <w:numPr>
-          <w:ilvl w:val="0"/>
-          <w:numId w:val="48"/>
-        </w:numPr>
-        <w:rPr>
-          <w:rFonts w:ascii="Times New Roman" w:eastAsia="宋体" w:hAnsi="Times New Roman" w:cs="Times New Roman"/>
-        </w:rPr>
-      </w:pPr>
-      <w:r>
-        <w:rPr>
-          <w:rFonts w:ascii="Times New Roman" w:eastAsia="宋体" w:hAnsi="Times New Roman" w:cs="Times New Roman" w:hint="eastAsia"/>
-        </w:rPr>
-        <w:t>为</w:t>
-      </w:r>
-      <w:r>
-        <w:rPr>
-          <w:rFonts w:ascii="Times New Roman" w:eastAsia="宋体" w:hAnsi="Times New Roman" w:cs="Times New Roman" w:hint="eastAsia"/>
-        </w:rPr>
-        <w:t>Lua</w:t>
-      </w:r>
-      <w:r>
-        <w:rPr>
-          <w:rFonts w:ascii="Times New Roman" w:eastAsia="宋体" w:hAnsi="Times New Roman" w:cs="Times New Roman" w:hint="eastAsia"/>
-        </w:rPr>
-        <w:t>脚本增加结束脚本函数，详见</w:t>
-      </w:r>
-      <w:r>
-        <w:rPr>
-          <w:rFonts w:ascii="Times New Roman" w:eastAsia="宋体" w:hAnsi="Times New Roman" w:cs="Times New Roman" w:hint="eastAsia"/>
-        </w:rPr>
-        <w:t>Lua</w:t>
-      </w:r>
-      <w:r>
-        <w:rPr>
-          <w:rFonts w:ascii="Times New Roman" w:eastAsia="宋体" w:hAnsi="Times New Roman" w:cs="Times New Roman" w:hint="eastAsia"/>
-        </w:rPr>
-        <w:t>脚本文档</w:t>
-      </w:r>
-      <w:r>
-        <w:rPr>
-          <w:rFonts w:ascii="Times New Roman" w:eastAsia="宋体" w:hAnsi="Times New Roman" w:cs="Times New Roman" w:hint="eastAsia"/>
-        </w:rPr>
-        <w:t>.xlsx</w:t>
-      </w:r>
-    </w:p>
-    <w:p>
-      <w:pPr>
-        <w:pStyle w:val="a9"/>
-        <w:numPr>
-          <w:ilvl w:val="0"/>
-          <w:numId w:val="48"/>
-        </w:numPr>
-        <w:rPr>
-          <w:rFonts w:ascii="Times New Roman" w:eastAsia="宋体" w:hAnsi="Times New Roman" w:cs="Times New Roman"/>
-        </w:rPr>
-      </w:pPr>
-      <w:r>
-        <w:rPr>
-          <w:rFonts w:ascii="Times New Roman" w:eastAsia="宋体" w:hAnsi="Times New Roman" w:cs="Times New Roman" w:hint="eastAsia"/>
-        </w:rPr>
-        <w:t>范围查看支持查看指示者与抑制者范围</w:t>
-      </w:r>
-    </w:p>
-    <w:p>
-      <w:pPr>
-        <w:pStyle w:val="a9"/>
-        <w:numPr>
-          <w:ilvl w:val="0"/>
-          <w:numId w:val="48"/>
-        </w:numPr>
-        <w:rPr>
-          <w:rFonts w:ascii="Times New Roman" w:eastAsia="宋体" w:hAnsi="Times New Roman" w:cs="Times New Roman"/>
-        </w:rPr>
-      </w:pPr>
-      <w:r>
-        <w:rPr>
-          <w:rFonts w:ascii="Times New Roman" w:eastAsia="宋体" w:hAnsi="Times New Roman" w:cs="Times New Roman" w:hint="eastAsia"/>
-        </w:rPr>
-        <w:t>若地图类型对应后缀的地形对象或污染文件不存在，会加载</w:t>
-      </w:r>
-      <w:r>
-        <w:rPr>
-          <w:rFonts w:ascii="Times New Roman" w:eastAsia="宋体" w:hAnsi="Times New Roman" w:cs="Times New Roman" w:hint="eastAsia"/>
-        </w:rPr>
-        <w:t>对应的</w:t>
-      </w:r>
-      <w:r>
-        <w:rPr>
-          <w:rFonts w:ascii="Times New Roman" w:eastAsia="宋体" w:hAnsi="Times New Roman" w:cs="Times New Roman" w:hint="eastAsia"/>
-        </w:rPr>
-        <w:t>.shp</w:t>
-      </w:r>
-      <w:r>
-        <w:rPr>
-          <w:rFonts w:ascii="Times New Roman" w:eastAsia="宋体" w:hAnsi="Times New Roman" w:cs="Times New Roman" w:hint="eastAsia"/>
-        </w:rPr>
-        <w:t>文件</w:t>
-      </w:r>
-    </w:p>
-    <w:p>
-      <w:pPr>
-        <w:pStyle w:val="a9"/>
-        <w:numPr>
-          <w:ilvl w:val="0"/>
-          <w:numId w:val="48"/>
-        </w:numPr>
-        <w:rPr>
-          <w:rFonts w:ascii="Times New Roman" w:eastAsia="宋体" w:hAnsi="Times New Roman" w:cs="Times New Roman"/>
-        </w:rPr>
-      </w:pPr>
-      <w:r>
-        <w:rPr>
-          <w:rFonts w:ascii="Times New Roman" w:eastAsia="宋体" w:hAnsi="Times New Roman" w:cs="Times New Roman" w:hint="eastAsia"/>
-        </w:rPr>
-        <w:t>修复粘贴地形预览会导致隐藏地形块属性被覆盖的</w:t>
-      </w:r>
-      <w:r>
-        <w:rPr>
-          <w:rFonts w:ascii="Times New Roman" w:eastAsia="宋体" w:hAnsi="Times New Roman" w:cs="Times New Roman" w:hint="eastAsia"/>
-        </w:rPr>
-        <w:t>bug</w:t>
-      </w:r>
-      <w:r>
-        <w:rPr>
-          <w:rFonts w:ascii="Times New Roman" w:eastAsia="宋体" w:hAnsi="Times New Roman" w:cs="Times New Roman" w:hint="eastAsia"/>
-        </w:rPr>
-        <w:t>，粘贴地形会尊重</w:t>
-      </w:r>
-      <w:r>
-        <w:rPr>
-          <w:rFonts w:ascii="Times New Roman" w:eastAsia="宋体" w:hAnsi="Times New Roman" w:cs="Times New Roman" w:hint="eastAsia"/>
-        </w:rPr>
-        <w:t>PlaceTileSkipHide</w:t>
-      </w:r>
-    </w:p>
-    <w:p>
-      <w:pPr>
-        <w:pStyle w:val="a9"/>
-        <w:numPr>
-          <w:ilvl w:val="0"/>
-          <w:numId w:val="48"/>
-        </w:numPr>
-        <w:rPr>
-          <w:rFonts w:ascii="Times New Roman" w:eastAsia="宋体" w:hAnsi="Times New Roman" w:cs="Times New Roman"/>
-        </w:rPr>
-      </w:pPr>
-      <w:r>
-        <w:rPr>
-          <w:rFonts w:ascii="Times New Roman" w:eastAsia="宋体" w:hAnsi="Times New Roman" w:cs="Times New Roman" w:hint="eastAsia"/>
-        </w:rPr>
-        <w:t>支持</w:t>
-      </w:r>
-      <w:r>
-        <w:rPr>
-          <w:rFonts w:ascii="Times New Roman" w:eastAsia="宋体" w:hAnsi="Times New Roman" w:cs="Times New Roman" w:hint="eastAsia"/>
-        </w:rPr>
-        <w:t>Direct11</w:t>
-      </w:r>
-      <w:r>
-        <w:rPr>
-          <w:rFonts w:ascii="Times New Roman" w:eastAsia="宋体" w:hAnsi="Times New Roman" w:cs="Times New Roman" w:hint="eastAsia"/>
-        </w:rPr>
-        <w:t>绘图，可大幅提升性能，详见</w:t>
-      </w:r>
-      <w:r>
-        <w:rPr>
-          <w:rFonts w:ascii="Times New Roman" w:eastAsia="宋体" w:hAnsi="Times New Roman" w:cs="Times New Roman" w:hint="eastAsia"/>
-        </w:rPr>
-        <w:t>DirectXRendering</w:t>
-      </w:r>
-    </w:p>
-    <w:p>
-      <w:pPr>
-        <w:pStyle w:val="a9"/>
-        <w:numPr>
-          <w:ilvl w:val="0"/>
-          <w:numId w:val="48"/>
-        </w:numPr>
-        <w:rPr>
-          <w:rFonts w:ascii="Times New Roman" w:eastAsia="宋体" w:hAnsi="Times New Roman" w:cs="Times New Roman"/>
-        </w:rPr>
-      </w:pPr>
-      <w:r>
-        <w:rPr>
-          <w:rFonts w:ascii="Times New Roman" w:eastAsia="宋体" w:hAnsi="Times New Roman" w:cs="Times New Roman" w:hint="eastAsia"/>
-        </w:rPr>
-        <w:t>支持切换是否更精确地计算深度关系，详见</w:t>
-      </w:r>
-      <w:r>
-        <w:rPr>
-          <w:rFonts w:ascii="Times New Roman" w:eastAsia="宋体" w:hAnsi="Times New Roman" w:cs="Times New Roman" w:hint="eastAsia"/>
-        </w:rPr>
-        <w:t>PreciseDepthCalculation</w:t>
-      </w:r>
-    </w:p>
-    <w:p>
-      <w:pPr>
-        <w:pStyle w:val="a9"/>
-        <w:numPr>
-          <w:ilvl w:val="0"/>
-          <w:numId w:val="48"/>
-        </w:numPr>
-        <w:rPr>
-          <w:rFonts w:ascii="Times New Roman" w:eastAsia="宋体" w:hAnsi="Times New Roman" w:cs="Times New Roman"/>
-        </w:rPr>
-      </w:pPr>
-      <w:r>
-        <w:rPr>
-          <w:rFonts w:ascii="Times New Roman" w:eastAsia="宋体" w:hAnsi="Times New Roman" w:cs="Times New Roman" w:hint="eastAsia"/>
-        </w:rPr>
-        <w:t>修复物品浏览器多级分组单位选择错误的</w:t>
-      </w:r>
-      <w:r>
-        <w:rPr>
-          <w:rFonts w:ascii="Times New Roman" w:eastAsia="宋体" w:hAnsi="Times New Roman" w:cs="Times New Roman" w:hint="eastAsia"/>
-        </w:rPr>
-        <w:t>bug</w:t>
-      </w:r>
-    </w:p>
-    <w:p>
-      <w:pPr>
-        <w:pStyle w:val="a9"/>
-        <w:numPr>
-          <w:ilvl w:val="0"/>
-          <w:numId w:val="48"/>
-        </w:numPr>
-        <w:rPr>
-          <w:rFonts w:ascii="Times New Roman" w:eastAsia="宋体" w:hAnsi="Times New Roman" w:cs="Times New Roman"/>
-        </w:rPr>
-      </w:pPr>
-      <w:r>
-        <w:rPr>
-          <w:rFonts w:ascii="Times New Roman" w:eastAsia="宋体" w:hAnsi="Times New Roman" w:cs="Times New Roman" w:hint="eastAsia"/>
-        </w:rPr>
-        <w:t>支持在地图初始化时加载所有地图内单位，减少使用中卡顿，详见</w:t>
-      </w:r>
-      <w:r>
-        <w:rPr>
-          <w:rFonts w:ascii="Times New Roman" w:eastAsia="宋体" w:hAnsi="Times New Roman" w:cs="Times New Roman" w:hint="eastAsia"/>
-        </w:rPr>
-        <w:t>LoadObjectsOnInit</w:t>
-      </w:r>
-    </w:p>
-    <w:p>
-      <w:pPr>
-        <w:pStyle w:val="a9"/>
-        <w:numPr>
-          <w:ilvl w:val="0"/>
-          <w:numId w:val="48"/>
-        </w:numPr>
-        <w:rPr>
-          <w:rFonts w:ascii="Times New Roman" w:eastAsia="宋体" w:hAnsi="Times New Roman" w:cs="Times New Roman"/>
-        </w:rPr>
-      </w:pPr>
-      <w:r>
-        <w:rPr>
-          <w:rFonts w:ascii="Times New Roman" w:eastAsia="宋体" w:hAnsi="Times New Roman" w:cs="Times New Roman" w:hint="eastAsia"/>
-        </w:rPr>
-        <w:t>重写所属方编辑器，颜色下拉菜单可以预览颜色，支持</w:t>
-      </w:r>
-      <w:r>
-        <w:rPr>
-          <w:rFonts w:ascii="Times New Roman" w:eastAsia="宋体" w:hAnsi="Times New Roman" w:cs="Times New Roman" w:hint="eastAsia"/>
-        </w:rPr>
-        <w:t>Phobos</w:t>
-      </w:r>
-      <w:r>
-        <w:rPr>
-          <w:rFonts w:ascii="Times New Roman" w:eastAsia="宋体" w:hAnsi="Times New Roman" w:cs="Times New Roman" w:hint="eastAsia"/>
-        </w:rPr>
-        <w:t>的</w:t>
-      </w:r>
-      <w:r>
-        <w:rPr>
-          <w:rFonts w:ascii="Times New Roman" w:eastAsia="宋体" w:hAnsi="Times New Roman" w:cs="Times New Roman" w:hint="eastAsia"/>
-        </w:rPr>
-        <w:t>RepairBaseNodes</w:t>
-      </w:r>
-    </w:p>
-    <w:p>
-      <w:pPr>
-        <w:pStyle w:val="a9"/>
-        <w:numPr>
-          <w:ilvl w:val="0"/>
-          <w:numId w:val="48"/>
-        </w:numPr>
-        <w:rPr>
-          <w:rFonts w:ascii="Times New Roman" w:eastAsia="宋体" w:hAnsi="Times New Roman" w:cs="Times New Roman"/>
-        </w:rPr>
-      </w:pPr>
-      <w:r>
-        <w:rPr>
-          <w:rFonts w:ascii="Times New Roman" w:eastAsia="宋体" w:hAnsi="Times New Roman" w:cs="Times New Roman" w:hint="eastAsia"/>
-        </w:rPr>
-        <w:t>触发编辑器下拉菜单可以直接查看触发的禁止状态，详见</w:t>
-      </w:r>
-      <w:r>
-        <w:rPr>
-          <w:rFonts w:ascii="Times New Roman" w:eastAsia="宋体" w:hAnsi="Times New Roman" w:cs="Times New Roman" w:hint="eastAsia"/>
-        </w:rPr>
-        <w:t>DisplayTriggerEnableInfo</w:t>
-      </w:r>
-    </w:p>
-    <w:p>
-      <w:pPr>
-        <w:pStyle w:val="a9"/>
-        <w:numPr>
-          <w:ilvl w:val="0"/>
-          <w:numId w:val="48"/>
-        </w:numPr>
-        <w:rPr>
-          <w:rFonts w:ascii="Times New Roman" w:eastAsia="宋体" w:hAnsi="Times New Roman" w:cs="Times New Roman"/>
-        </w:rPr>
-      </w:pPr>
-      <w:r>
-        <w:rPr>
-          <w:rFonts w:ascii="Times New Roman" w:eastAsia="宋体" w:hAnsi="Times New Roman" w:cs="Times New Roman" w:hint="eastAsia"/>
-        </w:rPr>
-        <w:t>修复使用</w:t>
-      </w:r>
-      <w:r>
-        <w:rPr>
-          <w:rFonts w:ascii="Times New Roman" w:eastAsia="宋体" w:hAnsi="Times New Roman" w:cs="Times New Roman" w:hint="eastAsia"/>
-        </w:rPr>
-        <w:t>Scintilla</w:t>
-      </w:r>
-      <w:r>
-        <w:rPr>
-          <w:rFonts w:ascii="Times New Roman" w:eastAsia="宋体" w:hAnsi="Times New Roman" w:cs="Times New Roman" w:hint="eastAsia"/>
-        </w:rPr>
-        <w:t>引擎的窗口在较老</w:t>
-      </w:r>
-      <w:r>
-        <w:rPr>
-          <w:rFonts w:ascii="Times New Roman" w:eastAsia="宋体" w:hAnsi="Times New Roman" w:cs="Times New Roman" w:hint="eastAsia"/>
-        </w:rPr>
-        <w:t>CPU</w:t>
-      </w:r>
-      <w:r>
-        <w:rPr>
-          <w:rFonts w:ascii="Times New Roman" w:eastAsia="宋体" w:hAnsi="Times New Roman" w:cs="Times New Roman" w:hint="eastAsia"/>
-        </w:rPr>
-        <w:t>上无法正确显示的</w:t>
-      </w:r>
-      <w:r>
-        <w:rPr>
-          <w:rFonts w:ascii="Times New Roman" w:eastAsia="宋体" w:hAnsi="Times New Roman" w:cs="Times New Roman" w:hint="eastAsia"/>
-        </w:rPr>
-        <w:t>bug</w:t>
-      </w:r>
-    </w:p>
-    <w:p>
-      <w:pPr>
-        <w:pStyle w:val="a9"/>
-        <w:numPr>
-          <w:ilvl w:val="0"/>
-          <w:numId w:val="48"/>
-        </w:numPr>
-        <w:rPr>
-          <w:rFonts w:ascii="Times New Roman" w:eastAsia="宋体" w:hAnsi="Times New Roman" w:cs="Times New Roman"/>
-        </w:rPr>
-      </w:pPr>
-      <w:r>
-        <w:rPr>
-          <w:rFonts w:ascii="Times New Roman" w:eastAsia="宋体" w:hAnsi="Times New Roman" w:cs="Times New Roman" w:hint="eastAsia"/>
-        </w:rPr>
-        <w:t>触发编辑器的查找引用可显示当前触发的对应参数并跳转（支持小队、触发和标签）</w:t>
-      </w:r>
-    </w:p>
-    <w:p>
-      <w:pPr>
-        <w:pStyle w:val="a9"/>
-        <w:numPr>
-          <w:ilvl w:val="0"/>
-          <w:numId w:val="48"/>
-        </w:numPr>
-        <w:rPr>
-          <w:rFonts w:ascii="Times New Roman" w:eastAsia="宋体" w:hAnsi="Times New Roman" w:cs="Times New Roman"/>
-        </w:rPr>
-      </w:pPr>
-      <w:r>
-        <w:rPr>
-          <w:rFonts w:ascii="Times New Roman" w:eastAsia="宋体" w:hAnsi="Times New Roman" w:cs="Times New Roman" w:hint="eastAsia"/>
-        </w:rPr>
-        <w:t>修复触发编辑器事件参数填写触发或小队时，不能正确截断名称的</w:t>
-      </w:r>
-      <w:r>
-        <w:rPr>
-          <w:rFonts w:ascii="Times New Roman" w:eastAsia="宋体" w:hAnsi="Times New Roman" w:cs="Times New Roman" w:hint="eastAsia"/>
-        </w:rPr>
-        <w:t>bug</w:t>
-      </w:r>
-    </w:p>
-    <w:p>
-      <w:pPr>
-        <w:pStyle w:val="a9"/>
-        <w:numPr>
-          <w:ilvl w:val="0"/>
-          <w:numId w:val="48"/>
-        </w:numPr>
-        <w:rPr>
-          <w:rFonts w:ascii="Times New Roman" w:eastAsia="宋体" w:hAnsi="Times New Roman" w:cs="Times New Roman"/>
-        </w:rPr>
-      </w:pPr>
-      <w:r>
-        <w:rPr>
-          <w:rFonts w:ascii="Times New Roman" w:eastAsia="宋体" w:hAnsi="Times New Roman" w:cs="Times New Roman" w:hint="eastAsia"/>
-        </w:rPr>
-        <w:t>可以按住</w:t>
-      </w:r>
-      <w:r>
-        <w:rPr>
-          <w:rFonts w:ascii="Times New Roman" w:eastAsia="宋体" w:hAnsi="Times New Roman" w:cs="Times New Roman" w:hint="eastAsia"/>
-        </w:rPr>
-        <w:t>Alt</w:t>
-      </w:r>
-      <w:r>
-        <w:rPr>
-          <w:rFonts w:ascii="Times New Roman" w:eastAsia="宋体" w:hAnsi="Times New Roman" w:cs="Times New Roman" w:hint="eastAsia"/>
-        </w:rPr>
-        <w:t>键的同时滚动滚轮调整笔刷大小</w:t>
-      </w:r>
-    </w:p>
-    <w:p>
-      <w:pPr>
-        <w:pStyle w:val="a9"/>
-        <w:numPr>
-          <w:ilvl w:val="0"/>
-          <w:numId w:val="48"/>
-        </w:numPr>
-        <w:rPr>
-          <w:rFonts w:ascii="Times New Roman" w:eastAsia="宋体" w:hAnsi="Times New Roman" w:cs="Times New Roman"/>
-        </w:rPr>
-      </w:pPr>
-      <w:r>
-        <w:rPr>
-          <w:rFonts w:ascii="Times New Roman" w:eastAsia="宋体" w:hAnsi="Times New Roman" w:cs="Times New Roman" w:hint="eastAsia"/>
-        </w:rPr>
-        <w:t>平坦地形、抬升地形等工具会显示笔刷范围</w:t>
-      </w:r>
-    </w:p>
-    <w:p>
-      <w:pPr>
-        <w:pStyle w:val="a9"/>
-        <w:numPr>
-          <w:ilvl w:val="0"/>
-          <w:numId w:val="48"/>
-        </w:numPr>
-        <w:rPr>
-          <w:rFonts w:ascii="Times New Roman" w:eastAsia="宋体" w:hAnsi="Times New Roman" w:cs="Times New Roman"/>
-        </w:rPr>
-      </w:pPr>
-      <w:r>
-        <w:rPr>
-          <w:rFonts w:ascii="Times New Roman" w:eastAsia="宋体" w:hAnsi="Times New Roman" w:cs="Times New Roman" w:hint="eastAsia"/>
-        </w:rPr>
-        <w:t>修复触发列表等列表分组错误的</w:t>
-      </w:r>
-      <w:r>
-        <w:rPr>
-          <w:rFonts w:ascii="Times New Roman" w:eastAsia="宋体" w:hAnsi="Times New Roman" w:cs="Times New Roman" w:hint="eastAsia"/>
-        </w:rPr>
-        <w:t>bug</w:t>
-      </w:r>
-    </w:p>
-    <w:p>
-      <w:pPr>
-        <w:pStyle w:val="a9"/>
-        <w:numPr>
-          <w:ilvl w:val="0"/>
-          <w:numId w:val="48"/>
-        </w:numPr>
-        <w:rPr>
-          <w:rFonts w:ascii="Times New Roman" w:eastAsia="宋体" w:hAnsi="Times New Roman" w:cs="Times New Roman"/>
-        </w:rPr>
-      </w:pPr>
-      <w:r>
-        <w:rPr>
-          <w:rFonts w:ascii="Times New Roman" w:eastAsia="宋体" w:hAnsi="Times New Roman" w:cs="Times New Roman" w:hint="eastAsia"/>
-        </w:rPr>
-        <w:t>距离工具箱新增放置自由圆，可以自定义半径</w:t>
-      </w:r>
-    </w:p>
-    <w:p>
-      <w:pPr>
-        <w:pStyle w:val="a9"/>
-        <w:numPr>
-          <w:ilvl w:val="0"/>
-          <w:numId w:val="48"/>
-        </w:numPr>
-        <w:rPr>
-          <w:rFonts w:ascii="Times New Roman" w:eastAsia="宋体" w:hAnsi="Times New Roman" w:cs="Times New Roman"/>
-        </w:rPr>
-      </w:pPr>
-      <w:r>
-        <w:rPr>
-          <w:rFonts w:ascii="Times New Roman" w:eastAsia="宋体" w:hAnsi="Times New Roman" w:cs="Times New Roman" w:hint="eastAsia"/>
-        </w:rPr>
-        <w:t>地图注释新增放置线段、箭头、圆功能，可以保存在地图内</w:t>
-      </w:r>
-    </w:p>
-    <w:p>
-      <w:pPr>
-        <w:pStyle w:val="a9"/>
-        <w:numPr>
-          <w:ilvl w:val="0"/>
-          <w:numId w:val="48"/>
-        </w:numPr>
-        <w:rPr>
-          <w:rFonts w:ascii="Times New Roman" w:eastAsia="宋体" w:hAnsi="Times New Roman" w:cs="Times New Roman"/>
-        </w:rPr>
-      </w:pPr>
-      <w:r>
-        <w:rPr>
-          <w:rFonts w:ascii="Times New Roman" w:eastAsia="宋体" w:hAnsi="Times New Roman" w:cs="Times New Roman" w:hint="eastAsia"/>
-        </w:rPr>
-        <w:t>修复触发编辑器在修改触发名称时可能会导致触发列表产生重复的</w:t>
-      </w:r>
-      <w:r>
-        <w:rPr>
-          <w:rFonts w:ascii="Times New Roman" w:eastAsia="宋体" w:hAnsi="Times New Roman" w:cs="Times New Roman" w:hint="eastAsia"/>
-        </w:rPr>
-        <w:t>bug</w:t>
-      </w:r>
-    </w:p>
-    <w:p>
-      <w:pPr>
-        <w:pStyle w:val="a9"/>
-        <w:numPr>
-          <w:ilvl w:val="0"/>
-          <w:numId w:val="48"/>
-        </w:numPr>
-        <w:rPr>
-          <w:rFonts w:ascii="Times New Roman" w:eastAsia="宋体" w:hAnsi="Times New Roman" w:cs="Times New Roman"/>
-        </w:rPr>
-      </w:pPr>
-      <w:r>
-        <w:rPr>
-          <w:rFonts w:ascii="Times New Roman" w:eastAsia="宋体" w:hAnsi="Times New Roman" w:cs="Times New Roman" w:hint="eastAsia"/>
-        </w:rPr>
-        <w:t>地图检查器不会阻止窗口输入，双击包含坐标的错误可以跳转至指定位置</w:t>
-      </w:r>
-    </w:p>
-    <w:p>
-      <w:pPr>
-        <w:pStyle w:val="a9"/>
-        <w:numPr>
-          <w:ilvl w:val="0"/>
-          <w:numId w:val="48"/>
-        </w:numPr>
-        <w:rPr>
-          <w:rFonts w:ascii="Times New Roman" w:eastAsia="宋体" w:hAnsi="Times New Roman" w:cs="Times New Roman"/>
-        </w:rPr>
-      </w:pPr>
-      <w:r>
-        <w:rPr>
-          <w:rFonts w:ascii="Times New Roman" w:eastAsia="宋体" w:hAnsi="Times New Roman" w:cs="Times New Roman" w:hint="eastAsia"/>
-        </w:rPr>
-        <w:lastRenderedPageBreak/>
         <w:t>优化对高</w:t>
       </w:r>
       <w:r>
@@ -5844,6 +5862,7 @@
         <w:rPr>
           <w:rFonts w:ascii="Times New Roman" w:eastAsia="宋体" w:hAnsi="Times New Roman" w:cs="Times New Roman" w:hint="eastAsia"/>
         </w:rPr>
+        <w:lastRenderedPageBreak/>
         <w:t>优化</w:t>
       </w:r>
       <w:r>
@@ -5874,7 +5893,6 @@
         <w:rPr>
           <w:rFonts w:ascii="Times New Roman" w:eastAsia="宋体" w:hAnsi="Times New Roman" w:cs="Times New Roman" w:hint="eastAsia"/>
         </w:rPr>
-        <w:lastRenderedPageBreak/>
         <w:t>修复地形的</w:t>
       </w:r>
       <w:r>
@@ -6777,6 +6795,7 @@
         <w:rPr>
           <w:rFonts w:ascii="Times New Roman" w:eastAsia="宋体" w:hAnsi="Times New Roman" w:cs="Times New Roman" w:hint="eastAsia"/>
         </w:rPr>
+        <w:lastRenderedPageBreak/>
         <w:t>多功能步兵车在地图内</w:t>
       </w:r>
       <w:r>
@@ -6813,7 +6832,6 @@
         <w:rPr>
           <w:rFonts w:ascii="Times New Roman" w:eastAsia="宋体" w:hAnsi="Times New Roman" w:cs="Times New Roman" w:hint="eastAsia"/>
         </w:rPr>
-        <w:lastRenderedPageBreak/>
         <w:t>触发批量编辑器的拖拽高亮可以正确显示在目标单元格上</w:t>
       </w:r>
     </w:p>
@@ -7849,6 +7867,7 @@
         <w:rPr>
           <w:rFonts w:ascii="Times New Roman" w:eastAsia="宋体" w:hAnsi="Times New Roman" w:cs="Times New Roman" w:hint="eastAsia"/>
         </w:rPr>
+        <w:lastRenderedPageBreak/>
         <w:t>建筑</w:t>
       </w:r>
       <w:r>
@@ -7879,7 +7898,6 @@
         <w:rPr>
           <w:rFonts w:ascii="Times New Roman" w:eastAsia="宋体" w:hAnsi="Times New Roman" w:cs="Times New Roman" w:hint="eastAsia"/>
         </w:rPr>
-        <w:lastRenderedPageBreak/>
         <w:t>减少不必要的文件加载检查，加快加载速度</w:t>
       </w:r>
     </w:p>
@@ -9032,7 +9050,14 @@
         <w:rPr>
           <w:rFonts w:ascii="Times New Roman" w:eastAsia="宋体" w:hAnsi="Times New Roman" w:cs="Times New Roman" w:hint="eastAsia"/>
         </w:rPr>
-        <w:t>、驻军建筑显示驻扎帧</w:t>
+        <w:t>、驻军建筑显示</w:t>
+      </w:r>
+      <w:r>
+        <w:rPr>
+          <w:rFonts w:ascii="Times New Roman" w:eastAsia="宋体" w:hAnsi="Times New Roman" w:cs="Times New Roman" w:hint="eastAsia"/>
+        </w:rPr>
+        <w:lastRenderedPageBreak/>
+        <w:t>驻扎帧</w:t>
       </w:r>
     </w:p>
     <w:p>
@@ -9050,7 +9075,6 @@
         <w:rPr>
           <w:rFonts w:ascii="Times New Roman" w:eastAsia="宋体" w:hAnsi="Times New Roman" w:cs="Times New Roman" w:hint="eastAsia"/>
         </w:rPr>
-        <w:lastRenderedPageBreak/>
         <w:t>优化建筑与建筑动画色盘不同时色彩显示的表现</w:t>
       </w:r>
     </w:p>
@@ -10059,7 +10083,14 @@
         <w:rPr>
           <w:rFonts w:ascii="Times New Roman" w:eastAsia="宋体" w:hAnsi="Times New Roman" w:cs="Times New Roman" w:hint="eastAsia"/>
         </w:rPr>
-        <w:t>修复当地形浏览器位于覆盖物视图时，切换框架模式会导致视图切换至地形的</w:t>
+        <w:t>修复当地形浏览器位于覆盖物视图时，切换框架模式会导致视图切换至地形</w:t>
+      </w:r>
+      <w:r>
+        <w:rPr>
+          <w:rFonts w:ascii="Times New Roman" w:eastAsia="宋体" w:hAnsi="Times New Roman" w:cs="Times New Roman" w:hint="eastAsia"/>
+        </w:rPr>
+        <w:lastRenderedPageBreak/>
+        <w:t>的</w:t>
       </w:r>
       <w:r>
         <w:rPr>
@@ -10083,7 +10114,6 @@
         <w:rPr>
           <w:rFonts w:ascii="Times New Roman" w:eastAsia="宋体" w:hAnsi="Times New Roman" w:cs="Times New Roman" w:hint="eastAsia"/>
         </w:rPr>
-        <w:lastRenderedPageBreak/>
         <w:t>优化高架桥阴影渲染</w:t>
       </w:r>
     </w:p>
@@ -11104,6 +11134,7 @@
         <w:rPr>
           <w:rFonts w:ascii="Times New Roman" w:eastAsia="宋体" w:hAnsi="Times New Roman" w:cs="Times New Roman" w:hint="eastAsia"/>
         </w:rPr>
+        <w:lastRenderedPageBreak/>
         <w:t>修复了当框架模式不完整时，开启框架模式可能会导致崩溃的</w:t>
       </w:r>
       <w:r>
@@ -11128,7 +11159,6 @@
         <w:rPr>
           <w:rFonts w:ascii="Times New Roman" w:eastAsia="宋体" w:hAnsi="Times New Roman" w:cs="Times New Roman" w:hint="eastAsia"/>
         </w:rPr>
-        <w:lastRenderedPageBreak/>
         <w:t>移除</w:t>
       </w:r>
       <w:r>
@@ -12195,6 +12225,7 @@
         <w:rPr>
           <w:rFonts w:ascii="Times New Roman" w:eastAsia="宋体" w:hAnsi="Times New Roman" w:cs="Times New Roman" w:hint="eastAsia"/>
         </w:rPr>
+        <w:lastRenderedPageBreak/>
         <w:t>优化部分描边的绘制性能</w:t>
       </w:r>
     </w:p>
@@ -12221,7 +12252,6 @@
           <w:sz w:val="28"/>
           <w:szCs w:val="32"/>
         </w:rPr>
-        <w:lastRenderedPageBreak/>
         <w:t>1.3.1 (2025.1</w:t>
       </w:r>
       <w:r>
@@ -13286,6 +13316,7 @@
         <w:rPr>
           <w:rFonts w:ascii="Times New Roman" w:eastAsia="宋体" w:hAnsi="Times New Roman" w:cs="Times New Roman" w:hint="eastAsia"/>
         </w:rPr>
+        <w:lastRenderedPageBreak/>
         <w:t>使用随机地形填充地表时支持随机选取</w:t>
       </w:r>
     </w:p>
@@ -13304,7 +13335,6 @@
         <w:rPr>
           <w:rFonts w:ascii="Times New Roman" w:eastAsia="宋体" w:hAnsi="Times New Roman" w:cs="Times New Roman" w:hint="eastAsia"/>
         </w:rPr>
-        <w:lastRenderedPageBreak/>
         <w:t>地图渲染器支持将渲染图保存为</w:t>
       </w:r>
       <w:r>
@@ -14367,6 +14397,7 @@
         <w:rPr>
           <w:rFonts w:ascii="Times New Roman" w:eastAsia="宋体" w:hAnsi="Times New Roman" w:cs="Times New Roman" w:hint="eastAsia"/>
         </w:rPr>
+        <w:lastRenderedPageBreak/>
         <w:t>修复打开偏好设置后会使自动暗色模式失效的</w:t>
       </w:r>
       <w:r>
@@ -14391,7 +14422,6 @@
         <w:rPr>
           <w:rFonts w:ascii="Times New Roman" w:eastAsia="宋体" w:hAnsi="Times New Roman" w:cs="Times New Roman" w:hint="eastAsia"/>
         </w:rPr>
-        <w:lastRenderedPageBreak/>
         <w:t>优化暗色模式的图标</w:t>
       </w:r>
     </w:p>
@@ -15567,6 +15597,7 @@
         <w:rPr>
           <w:rFonts w:ascii="Times New Roman" w:eastAsia="宋体" w:hAnsi="Times New Roman" w:cs="Times New Roman" w:hint="eastAsia"/>
         </w:rPr>
+        <w:lastRenderedPageBreak/>
         <w:t>图层</w:t>
       </w:r>
       <w:r>
@@ -15597,14 +15628,7 @@
         <w:rPr>
           <w:rFonts w:ascii="Times New Roman" w:eastAsia="宋体" w:hAnsi="Times New Roman" w:cs="Times New Roman" w:hint="eastAsia"/>
         </w:rPr>
-        <w:t>，</w:t>
-      </w:r>
-      <w:r>
-        <w:rPr>
-          <w:rFonts w:ascii="Times New Roman" w:eastAsia="宋体" w:hAnsi="Times New Roman" w:cs="Times New Roman" w:hint="eastAsia"/>
-        </w:rPr>
-        <w:lastRenderedPageBreak/>
-        <w:t>增加缩放倍率显示</w:t>
+        <w:t>，增加缩放倍率显示</w:t>
       </w:r>
     </w:p>
     <w:p>
@@ -16652,6 +16676,7 @@
         <w:rPr>
           <w:rFonts w:ascii="Times New Roman" w:eastAsia="宋体" w:hAnsi="Times New Roman" w:cs="Times New Roman" w:hint="eastAsia"/>
         </w:rPr>
+        <w:lastRenderedPageBreak/>
         <w:t>新增</w:t>
       </w:r>
       <w:r>
@@ -16712,8 +16737,986 @@
         <w:rPr>
           <w:rFonts w:ascii="Times New Roman" w:eastAsia="宋体" w:hAnsi="Times New Roman" w:cs="Times New Roman" w:hint="eastAsia"/>
         </w:rPr>
+        <w:t>复制粘贴功能支持跨进程粘贴游戏对象</w:t>
+      </w:r>
+    </w:p>
+    <w:p>
+      <w:pPr>
+        <w:pStyle w:val="a9"/>
+        <w:numPr>
+          <w:ilvl w:val="0"/>
+          <w:numId w:val="31"/>
+        </w:numPr>
+        <w:rPr>
+          <w:rFonts w:ascii="Times New Roman" w:eastAsia="宋体" w:hAnsi="Times New Roman" w:cs="Times New Roman"/>
+        </w:rPr>
+      </w:pPr>
+      <w:r>
+        <w:rPr>
+          <w:rFonts w:ascii="Times New Roman" w:eastAsia="宋体" w:hAnsi="Times New Roman" w:cs="Times New Roman" w:hint="eastAsia"/>
+        </w:rPr>
+        <w:t>复制粘贴功能支持</w:t>
+      </w:r>
+      <w:r>
+        <w:rPr>
+          <w:rFonts w:ascii="Times New Roman" w:eastAsia="宋体" w:hAnsi="Times New Roman" w:cs="Times New Roman" w:hint="eastAsia"/>
+        </w:rPr>
+        <w:t>跨</w:t>
+      </w:r>
+      <w:r>
+        <w:rPr>
+          <w:rFonts w:ascii="Times New Roman" w:eastAsia="宋体" w:hAnsi="Times New Roman" w:cs="Times New Roman" w:hint="eastAsia"/>
+        </w:rPr>
+        <w:t>地形转换，详见</w:t>
+      </w:r>
+      <w:r>
+        <w:rPr>
+          <w:rFonts w:ascii="Times New Roman" w:eastAsia="宋体" w:hAnsi="Times New Roman" w:cs="Times New Roman" w:hint="eastAsia"/>
+        </w:rPr>
+        <w:t>TileConvertRules.ini</w:t>
+      </w:r>
+    </w:p>
+    <w:p>
+      <w:pPr>
+        <w:pStyle w:val="a9"/>
+        <w:numPr>
+          <w:ilvl w:val="0"/>
+          <w:numId w:val="31"/>
+        </w:numPr>
+        <w:rPr>
+          <w:rFonts w:ascii="Times New Roman" w:eastAsia="宋体" w:hAnsi="Times New Roman" w:cs="Times New Roman"/>
+        </w:rPr>
+      </w:pPr>
+      <w:r>
+        <w:rPr>
+          <w:rFonts w:ascii="Times New Roman" w:eastAsia="宋体" w:hAnsi="Times New Roman" w:cs="Times New Roman" w:hint="eastAsia"/>
+        </w:rPr>
+        <w:t>优化建筑动画读取逻辑，尊重动画的</w:t>
+      </w:r>
+      <w:r>
+        <w:rPr>
+          <w:rFonts w:ascii="Times New Roman" w:eastAsia="宋体" w:hAnsi="Times New Roman" w:cs="Times New Roman" w:hint="eastAsia"/>
+        </w:rPr>
+        <w:t>NewTheater</w:t>
+      </w:r>
+      <w:r>
+        <w:rPr>
+          <w:rFonts w:ascii="Times New Roman" w:eastAsia="宋体" w:hAnsi="Times New Roman" w:cs="Times New Roman" w:hint="eastAsia"/>
+        </w:rPr>
+        <w:t>设置</w:t>
+      </w:r>
+    </w:p>
+    <w:p>
+      <w:pPr>
+        <w:pStyle w:val="a9"/>
+        <w:numPr>
+          <w:ilvl w:val="0"/>
+          <w:numId w:val="31"/>
+        </w:numPr>
+        <w:rPr>
+          <w:rFonts w:ascii="Times New Roman" w:eastAsia="宋体" w:hAnsi="Times New Roman" w:cs="Times New Roman"/>
+        </w:rPr>
+      </w:pPr>
+      <w:r>
+        <w:rPr>
+          <w:rFonts w:ascii="Times New Roman" w:eastAsia="宋体" w:hAnsi="Times New Roman" w:cs="Times New Roman" w:hint="eastAsia"/>
+        </w:rPr>
+        <w:t>Lua</w:t>
+      </w:r>
+      <w:r>
+        <w:rPr>
+          <w:rFonts w:ascii="Times New Roman" w:eastAsia="宋体" w:hAnsi="Times New Roman" w:cs="Times New Roman" w:hint="eastAsia"/>
+        </w:rPr>
+        <w:t>脚本终端支持搜索脚本文件</w:t>
+      </w:r>
+    </w:p>
+    <w:p>
+      <w:pPr>
+        <w:pStyle w:val="a9"/>
+        <w:numPr>
+          <w:ilvl w:val="0"/>
+          <w:numId w:val="31"/>
+        </w:numPr>
+        <w:rPr>
+          <w:rFonts w:ascii="Times New Roman" w:eastAsia="宋体" w:hAnsi="Times New Roman" w:cs="Times New Roman"/>
+        </w:rPr>
+      </w:pPr>
+      <w:r>
+        <w:rPr>
+          <w:rFonts w:ascii="Times New Roman" w:eastAsia="宋体" w:hAnsi="Times New Roman" w:cs="Times New Roman" w:hint="eastAsia"/>
+        </w:rPr>
+        <w:t>微调地图边界细蓝线的位置</w:t>
+      </w:r>
+    </w:p>
+    <w:p>
+      <w:pPr>
+        <w:pStyle w:val="a9"/>
+        <w:numPr>
+          <w:ilvl w:val="0"/>
+          <w:numId w:val="31"/>
+        </w:numPr>
+        <w:rPr>
+          <w:rFonts w:ascii="Times New Roman" w:eastAsia="宋体" w:hAnsi="Times New Roman" w:cs="Times New Roman"/>
+        </w:rPr>
+      </w:pPr>
+      <w:r>
+        <w:rPr>
+          <w:rFonts w:ascii="Times New Roman" w:eastAsia="宋体" w:hAnsi="Times New Roman" w:cs="Times New Roman" w:hint="eastAsia"/>
+        </w:rPr>
+        <w:t>修复了</w:t>
+      </w:r>
+      <w:r>
+        <w:rPr>
+          <w:rFonts w:ascii="Times New Roman" w:eastAsia="宋体" w:hAnsi="Times New Roman" w:cs="Times New Roman" w:hint="eastAsia"/>
+        </w:rPr>
+        <w:t>Vxl</w:t>
+      </w:r>
+      <w:r>
+        <w:rPr>
+          <w:rFonts w:ascii="Times New Roman" w:eastAsia="宋体" w:hAnsi="Times New Roman" w:cs="Times New Roman" w:hint="eastAsia"/>
+        </w:rPr>
+        <w:t>车辆</w:t>
+      </w:r>
+      <w:r>
+        <w:rPr>
+          <w:rFonts w:ascii="Times New Roman" w:eastAsia="宋体" w:hAnsi="Times New Roman" w:cs="Times New Roman" w:hint="eastAsia"/>
+        </w:rPr>
+        <w:t>Noshadow=yes</w:t>
+      </w:r>
+      <w:r>
+        <w:rPr>
+          <w:rFonts w:ascii="Times New Roman" w:eastAsia="宋体" w:hAnsi="Times New Roman" w:cs="Times New Roman" w:hint="eastAsia"/>
+        </w:rPr>
+        <w:t>时仍会显示阴影的</w:t>
+      </w:r>
+      <w:r>
+        <w:rPr>
+          <w:rFonts w:ascii="Times New Roman" w:eastAsia="宋体" w:hAnsi="Times New Roman" w:cs="Times New Roman" w:hint="eastAsia"/>
+        </w:rPr>
+        <w:t>bug</w:t>
+      </w:r>
+    </w:p>
+    <w:p>
+      <w:pPr>
+        <w:pStyle w:val="a9"/>
+        <w:numPr>
+          <w:ilvl w:val="0"/>
+          <w:numId w:val="31"/>
+        </w:numPr>
+        <w:rPr>
+          <w:rFonts w:ascii="Times New Roman" w:eastAsia="宋体" w:hAnsi="Times New Roman" w:cs="Times New Roman"/>
+        </w:rPr>
+      </w:pPr>
+      <w:r>
+        <w:rPr>
+          <w:rFonts w:ascii="Times New Roman" w:eastAsia="宋体" w:hAnsi="Times New Roman" w:cs="Times New Roman" w:hint="eastAsia"/>
+        </w:rPr>
+        <w:t>修复部分情况下绘制连接地形上升、下降段高度错误的</w:t>
+      </w:r>
+      <w:r>
+        <w:rPr>
+          <w:rFonts w:ascii="Times New Roman" w:eastAsia="宋体" w:hAnsi="Times New Roman" w:cs="Times New Roman" w:hint="eastAsia"/>
+        </w:rPr>
+        <w:t>bug</w:t>
+      </w:r>
+    </w:p>
+    <w:p>
+      <w:pPr>
+        <w:pStyle w:val="a9"/>
+        <w:numPr>
+          <w:ilvl w:val="0"/>
+          <w:numId w:val="31"/>
+        </w:numPr>
+        <w:rPr>
+          <w:rFonts w:ascii="Times New Roman" w:eastAsia="宋体" w:hAnsi="Times New Roman" w:cs="Times New Roman"/>
+        </w:rPr>
+      </w:pPr>
+      <w:r>
+        <w:rPr>
+          <w:rFonts w:ascii="Times New Roman" w:eastAsia="宋体" w:hAnsi="Times New Roman" w:cs="Times New Roman" w:hint="eastAsia"/>
+        </w:rPr>
+        <w:t>优化光照沙盒切换时的性能</w:t>
+      </w:r>
+    </w:p>
+    <w:p>
+      <w:pPr>
+        <w:pStyle w:val="a9"/>
+        <w:numPr>
+          <w:ilvl w:val="0"/>
+          <w:numId w:val="31"/>
+        </w:numPr>
+        <w:rPr>
+          <w:rFonts w:ascii="Times New Roman" w:eastAsia="宋体" w:hAnsi="Times New Roman" w:cs="Times New Roman"/>
+        </w:rPr>
+      </w:pPr>
+      <w:r>
+        <w:rPr>
+          <w:rFonts w:ascii="Times New Roman" w:eastAsia="宋体" w:hAnsi="Times New Roman" w:cs="Times New Roman" w:hint="eastAsia"/>
+        </w:rPr>
+        <w:t>新增</w:t>
+      </w:r>
+      <w:r>
+        <w:rPr>
+          <w:rFonts w:ascii="Times New Roman" w:eastAsia="宋体" w:hAnsi="Times New Roman" w:cs="Times New Roman" w:hint="eastAsia"/>
+        </w:rPr>
+        <w:t>LightingPreview</w:t>
+      </w:r>
+      <w:r>
+        <w:rPr>
+          <w:rFonts w:ascii="Times New Roman" w:eastAsia="宋体" w:hAnsi="Times New Roman" w:cs="Times New Roman" w:hint="eastAsia"/>
+        </w:rPr>
+        <w:t>.</w:t>
+      </w:r>
+      <w:r>
+        <w:rPr>
+          <w:rFonts w:ascii="Times New Roman" w:eastAsia="宋体" w:hAnsi="Times New Roman" w:cs="Times New Roman" w:hint="eastAsia"/>
+        </w:rPr>
+        <w:t>Tint</w:t>
+      </w:r>
+      <w:r>
+        <w:rPr>
+          <w:rFonts w:ascii="Times New Roman" w:eastAsia="宋体" w:hAnsi="Times New Roman" w:cs="Times New Roman" w:hint="eastAsia"/>
+        </w:rPr>
+        <w:t>TileSetBrowserView</w:t>
+      </w:r>
+      <w:r>
+        <w:rPr>
+          <w:rFonts w:ascii="Times New Roman" w:eastAsia="宋体" w:hAnsi="Times New Roman" w:cs="Times New Roman" w:hint="eastAsia"/>
+        </w:rPr>
+        <w:t>，控制是否按光照沙盒渲染地形浏览器图像</w:t>
+      </w:r>
+    </w:p>
+    <w:p>
+      <w:pPr>
+        <w:pStyle w:val="a9"/>
+        <w:numPr>
+          <w:ilvl w:val="0"/>
+          <w:numId w:val="31"/>
+        </w:numPr>
+        <w:rPr>
+          <w:rFonts w:ascii="Times New Roman" w:eastAsia="宋体" w:hAnsi="Times New Roman" w:cs="Times New Roman"/>
+        </w:rPr>
+      </w:pPr>
+      <w:r>
+        <w:rPr>
+          <w:rFonts w:ascii="Times New Roman" w:eastAsia="宋体" w:hAnsi="Times New Roman" w:cs="Times New Roman" w:hint="eastAsia"/>
+        </w:rPr>
+        <w:t>新增距离标尺，可以记录当前鼠标位置距离上次按下左键位置的距离，记录历史数量见</w:t>
+      </w:r>
+      <w:r>
+        <w:rPr>
+          <w:rFonts w:ascii="Times New Roman" w:eastAsia="宋体" w:hAnsi="Times New Roman" w:cs="Times New Roman" w:hint="eastAsia"/>
+        </w:rPr>
+        <w:t>DistanceRuler.Records</w:t>
+      </w:r>
+    </w:p>
+    <w:p>
+      <w:pPr>
+        <w:pStyle w:val="a9"/>
+        <w:numPr>
+          <w:ilvl w:val="0"/>
+          <w:numId w:val="31"/>
+        </w:numPr>
+        <w:rPr>
+          <w:rFonts w:ascii="Times New Roman" w:eastAsia="宋体" w:hAnsi="Times New Roman" w:cs="Times New Roman"/>
+        </w:rPr>
+      </w:pPr>
+      <w:r>
+        <w:rPr>
+          <w:rFonts w:ascii="Times New Roman" w:eastAsia="宋体" w:hAnsi="Times New Roman" w:cs="Times New Roman" w:hint="eastAsia"/>
+        </w:rPr>
+        <w:t>微调新建地图时可视边界数值</w:t>
+      </w:r>
+    </w:p>
+    <w:p>
+      <w:pPr>
+        <w:pStyle w:val="a9"/>
+        <w:numPr>
+          <w:ilvl w:val="0"/>
+          <w:numId w:val="31"/>
+        </w:numPr>
+        <w:rPr>
+          <w:rFonts w:ascii="Times New Roman" w:eastAsia="宋体" w:hAnsi="Times New Roman" w:cs="Times New Roman"/>
+        </w:rPr>
+      </w:pPr>
+      <w:r>
+        <w:rPr>
+          <w:rFonts w:ascii="Times New Roman" w:eastAsia="宋体" w:hAnsi="Times New Roman" w:cs="Times New Roman" w:hint="eastAsia"/>
+        </w:rPr>
+        <w:t>修复平坦地形工具无法平坦地图边缘斜坡的</w:t>
+      </w:r>
+      <w:r>
+        <w:rPr>
+          <w:rFonts w:ascii="Times New Roman" w:eastAsia="宋体" w:hAnsi="Times New Roman" w:cs="Times New Roman" w:hint="eastAsia"/>
+        </w:rPr>
+        <w:t>bug</w:t>
+      </w:r>
+    </w:p>
+    <w:p>
+      <w:pPr>
+        <w:pStyle w:val="a9"/>
+        <w:numPr>
+          <w:ilvl w:val="0"/>
+          <w:numId w:val="31"/>
+        </w:numPr>
+        <w:rPr>
+          <w:rFonts w:ascii="Times New Roman" w:eastAsia="宋体" w:hAnsi="Times New Roman" w:cs="Times New Roman"/>
+        </w:rPr>
+      </w:pPr>
+      <w:r>
+        <w:rPr>
+          <w:rFonts w:ascii="Times New Roman" w:eastAsia="宋体" w:hAnsi="Times New Roman" w:cs="Times New Roman" w:hint="eastAsia"/>
+        </w:rPr>
+        <w:t>绘制连接地形可以将鼠标移动到地图边界外，更方便靠近边界的绘制</w:t>
+      </w:r>
+    </w:p>
+    <w:p>
+      <w:pPr>
+        <w:pStyle w:val="a9"/>
+        <w:numPr>
+          <w:ilvl w:val="0"/>
+          <w:numId w:val="31"/>
+        </w:numPr>
+        <w:rPr>
+          <w:rFonts w:ascii="Times New Roman" w:eastAsia="宋体" w:hAnsi="Times New Roman" w:cs="Times New Roman"/>
+        </w:rPr>
+      </w:pPr>
+      <w:r>
+        <w:rPr>
+          <w:rFonts w:ascii="Times New Roman" w:eastAsia="宋体" w:hAnsi="Times New Roman" w:cs="Times New Roman" w:hint="eastAsia"/>
+        </w:rPr>
+        <w:t>优化</w:t>
+      </w:r>
+      <w:r>
+        <w:rPr>
+          <w:rFonts w:ascii="Times New Roman" w:eastAsia="宋体" w:hAnsi="Times New Roman" w:cs="Times New Roman" w:hint="eastAsia"/>
+        </w:rPr>
+        <w:t>IsoMapPack5</w:t>
+      </w:r>
+      <w:r>
+        <w:rPr>
+          <w:rFonts w:ascii="Times New Roman" w:eastAsia="宋体" w:hAnsi="Times New Roman" w:cs="Times New Roman" w:hint="eastAsia"/>
+        </w:rPr>
+        <w:t>压缩，减少地图体积，减少游戏内大地图地形异常的可能</w:t>
+      </w:r>
+    </w:p>
+    <w:p>
+      <w:pPr>
+        <w:pStyle w:val="a9"/>
+        <w:numPr>
+          <w:ilvl w:val="0"/>
+          <w:numId w:val="31"/>
+        </w:numPr>
+        <w:rPr>
+          <w:rFonts w:ascii="Times New Roman" w:eastAsia="宋体" w:hAnsi="Times New Roman" w:cs="Times New Roman"/>
+        </w:rPr>
+      </w:pPr>
+      <w:r>
+        <w:rPr>
+          <w:rFonts w:ascii="Times New Roman" w:eastAsia="宋体" w:hAnsi="Times New Roman" w:cs="Times New Roman" w:hint="eastAsia"/>
+        </w:rPr>
+        <w:t>修复调整地图大小后隧道位置错误的</w:t>
+      </w:r>
+      <w:r>
+        <w:rPr>
+          <w:rFonts w:ascii="Times New Roman" w:eastAsia="宋体" w:hAnsi="Times New Roman" w:cs="Times New Roman" w:hint="eastAsia"/>
+        </w:rPr>
+        <w:t>bug</w:t>
+      </w:r>
+    </w:p>
+    <w:p>
+      <w:pPr>
+        <w:pStyle w:val="a9"/>
+        <w:numPr>
+          <w:ilvl w:val="0"/>
+          <w:numId w:val="31"/>
+        </w:numPr>
+        <w:rPr>
+          <w:rFonts w:ascii="Times New Roman" w:eastAsia="宋体" w:hAnsi="Times New Roman" w:cs="Times New Roman"/>
+        </w:rPr>
+      </w:pPr>
+      <w:r>
+        <w:rPr>
+          <w:rFonts w:ascii="Times New Roman" w:eastAsia="宋体" w:hAnsi="Times New Roman" w:cs="Times New Roman" w:hint="eastAsia"/>
+        </w:rPr>
+        <w:t>修复了在开启输入法和部分情况下在地图界面按</w:t>
+      </w:r>
+      <w:r>
+        <w:rPr>
+          <w:rFonts w:ascii="Times New Roman" w:eastAsia="宋体" w:hAnsi="Times New Roman" w:cs="Times New Roman" w:hint="eastAsia"/>
+        </w:rPr>
+        <w:t>D</w:t>
+      </w:r>
+      <w:r>
+        <w:rPr>
+          <w:rFonts w:ascii="Times New Roman" w:eastAsia="宋体" w:hAnsi="Times New Roman" w:cs="Times New Roman" w:hint="eastAsia"/>
+        </w:rPr>
+        <w:t>、</w:t>
+      </w:r>
+      <w:r>
+        <w:rPr>
+          <w:rFonts w:ascii="Times New Roman" w:eastAsia="宋体" w:hAnsi="Times New Roman" w:cs="Times New Roman" w:hint="eastAsia"/>
+        </w:rPr>
+        <w:t>[</w:t>
+      </w:r>
+      <w:r>
+        <w:rPr>
+          <w:rFonts w:ascii="Times New Roman" w:eastAsia="宋体" w:hAnsi="Times New Roman" w:cs="Times New Roman" w:hint="eastAsia"/>
+        </w:rPr>
+        <w:t>、</w:t>
+      </w:r>
+      <w:r>
+        <w:rPr>
+          <w:rFonts w:ascii="Times New Roman" w:eastAsia="宋体" w:hAnsi="Times New Roman" w:cs="Times New Roman" w:hint="eastAsia"/>
+        </w:rPr>
+        <w:t>]</w:t>
+      </w:r>
+      <w:r>
+        <w:rPr>
+          <w:rFonts w:ascii="Times New Roman" w:eastAsia="宋体" w:hAnsi="Times New Roman" w:cs="Times New Roman" w:hint="eastAsia"/>
+        </w:rPr>
+        <w:t>键无效的</w:t>
+      </w:r>
+      <w:r>
+        <w:rPr>
+          <w:rFonts w:ascii="Times New Roman" w:eastAsia="宋体" w:hAnsi="Times New Roman" w:cs="Times New Roman" w:hint="eastAsia"/>
+        </w:rPr>
+        <w:t>bug</w:t>
+      </w:r>
+    </w:p>
+    <w:p>
+      <w:pPr>
+        <w:pStyle w:val="a9"/>
+        <w:numPr>
+          <w:ilvl w:val="0"/>
+          <w:numId w:val="31"/>
+        </w:numPr>
+        <w:rPr>
+          <w:rFonts w:ascii="Times New Roman" w:eastAsia="宋体" w:hAnsi="Times New Roman" w:cs="Times New Roman"/>
+        </w:rPr>
+      </w:pPr>
+      <w:r>
+        <w:rPr>
+          <w:rFonts w:ascii="Times New Roman" w:eastAsia="宋体" w:hAnsi="Times New Roman" w:cs="Times New Roman" w:hint="eastAsia"/>
+        </w:rPr>
+        <w:t>修复了新城市下使用绘制悬崖后部工具时，按</w:t>
+      </w:r>
+      <w:r>
+        <w:rPr>
+          <w:rFonts w:ascii="Times New Roman" w:eastAsia="宋体" w:hAnsi="Times New Roman" w:cs="Times New Roman" w:hint="eastAsia"/>
+        </w:rPr>
+        <w:t>A</w:t>
+      </w:r>
+      <w:r>
+        <w:rPr>
+          <w:rFonts w:ascii="Times New Roman" w:eastAsia="宋体" w:hAnsi="Times New Roman" w:cs="Times New Roman" w:hint="eastAsia"/>
+        </w:rPr>
+        <w:t>键无法切换悬崖类型的</w:t>
+      </w:r>
+      <w:r>
+        <w:rPr>
+          <w:rFonts w:ascii="Times New Roman" w:eastAsia="宋体" w:hAnsi="Times New Roman" w:cs="Times New Roman" w:hint="eastAsia"/>
+        </w:rPr>
+        <w:t>bug</w:t>
+      </w:r>
+    </w:p>
+    <w:p>
+      <w:pPr>
+        <w:pStyle w:val="a9"/>
+        <w:numPr>
+          <w:ilvl w:val="0"/>
+          <w:numId w:val="31"/>
+        </w:numPr>
+        <w:rPr>
+          <w:rFonts w:ascii="Times New Roman" w:eastAsia="宋体" w:hAnsi="Times New Roman" w:cs="Times New Roman"/>
+        </w:rPr>
+      </w:pPr>
+      <w:r>
+        <w:rPr>
+          <w:rFonts w:ascii="Times New Roman" w:eastAsia="宋体" w:hAnsi="Times New Roman" w:cs="Times New Roman" w:hint="eastAsia"/>
+        </w:rPr>
+        <w:t>增强绘制悬崖工具，可以在不同地图类型的</w:t>
+      </w:r>
+      <w:r>
+        <w:rPr>
+          <w:rFonts w:ascii="Times New Roman" w:eastAsia="宋体" w:hAnsi="Times New Roman" w:cs="Times New Roman" w:hint="eastAsia"/>
+        </w:rPr>
+        <w:t>[TheaterInfo]</w:t>
+      </w:r>
+      <w:r>
+        <w:rPr>
+          <w:rFonts w:ascii="Times New Roman" w:eastAsia="宋体" w:hAnsi="Times New Roman" w:cs="Times New Roman" w:hint="eastAsia"/>
+        </w:rPr>
+        <w:t>（如</w:t>
+      </w:r>
+      <w:r>
+        <w:rPr>
+          <w:rFonts w:ascii="Times New Roman" w:eastAsia="宋体" w:hAnsi="Times New Roman" w:cs="Times New Roman" w:hint="eastAsia"/>
+        </w:rPr>
+        <w:t>[SnowInfo]</w:t>
+      </w:r>
+      <w:r>
+        <w:rPr>
+          <w:rFonts w:ascii="Times New Roman" w:eastAsia="宋体" w:hAnsi="Times New Roman" w:cs="Times New Roman" w:hint="eastAsia"/>
+        </w:rPr>
+        <w:t>）中填写</w:t>
+      </w:r>
+      <w:r>
+        <w:rPr>
+          <w:rFonts w:ascii="Times New Roman" w:eastAsia="宋体" w:hAnsi="Times New Roman" w:cs="Times New Roman" w:hint="eastAsia"/>
+        </w:rPr>
+        <w:t>Cliffs2</w:t>
+      </w:r>
+      <w:r>
+        <w:rPr>
+          <w:rFonts w:ascii="Times New Roman" w:eastAsia="宋体" w:hAnsi="Times New Roman" w:cs="Times New Roman" w:hint="eastAsia"/>
+        </w:rPr>
+        <w:t>、</w:t>
+      </w:r>
+      <w:r>
+        <w:rPr>
+          <w:rFonts w:ascii="Times New Roman" w:eastAsia="宋体" w:hAnsi="Times New Roman" w:cs="Times New Roman" w:hint="eastAsia"/>
+        </w:rPr>
+        <w:t>CliffsWater2</w:t>
+      </w:r>
+      <w:r>
+        <w:rPr>
+          <w:rFonts w:ascii="Times New Roman" w:eastAsia="宋体" w:hAnsi="Times New Roman" w:cs="Times New Roman" w:hint="eastAsia"/>
+        </w:rPr>
+        <w:t>以支持悬崖类型切换；在存在月球悬崖时，支持绘制月球悬崖</w:t>
+      </w:r>
+    </w:p>
+    <w:p>
+      <w:pPr>
+        <w:pStyle w:val="a9"/>
+        <w:numPr>
+          <w:ilvl w:val="0"/>
+          <w:numId w:val="31"/>
+        </w:numPr>
+        <w:rPr>
+          <w:rFonts w:ascii="Times New Roman" w:eastAsia="宋体" w:hAnsi="Times New Roman" w:cs="Times New Roman"/>
+        </w:rPr>
+      </w:pPr>
+      <w:r>
+        <w:rPr>
+          <w:rFonts w:ascii="Times New Roman" w:eastAsia="宋体" w:hAnsi="Times New Roman" w:cs="Times New Roman" w:hint="eastAsia"/>
+        </w:rPr>
+        <w:t>支持</w:t>
+      </w:r>
+      <w:r>
+        <w:rPr>
+          <w:rFonts w:ascii="Times New Roman" w:eastAsia="宋体" w:hAnsi="Times New Roman" w:cs="Times New Roman" w:hint="eastAsia"/>
+        </w:rPr>
+        <w:t>32</w:t>
+      </w:r>
+      <w:r>
+        <w:rPr>
+          <w:rFonts w:ascii="Times New Roman" w:eastAsia="宋体" w:hAnsi="Times New Roman" w:cs="Times New Roman" w:hint="eastAsia"/>
+        </w:rPr>
+        <w:t>向面向</w:t>
+      </w:r>
+      <w:r>
+        <w:rPr>
+          <w:rFonts w:ascii="Times New Roman" w:eastAsia="宋体" w:hAnsi="Times New Roman" w:cs="Times New Roman" w:hint="eastAsia"/>
+        </w:rPr>
+        <w:t>与拖拽</w:t>
+      </w:r>
+      <w:r>
+        <w:rPr>
+          <w:rFonts w:ascii="Times New Roman" w:eastAsia="宋体" w:hAnsi="Times New Roman" w:cs="Times New Roman" w:hint="eastAsia"/>
+        </w:rPr>
+        <w:t>，详见</w:t>
+      </w:r>
+      <w:r>
+        <w:rPr>
+          <w:rFonts w:ascii="Times New Roman" w:eastAsia="宋体" w:hAnsi="Times New Roman" w:cs="Times New Roman" w:hint="eastAsia"/>
+        </w:rPr>
+        <w:t>ExtFacings</w:t>
+      </w:r>
+      <w:r>
+        <w:rPr>
+          <w:rFonts w:ascii="Times New Roman" w:eastAsia="宋体" w:hAnsi="Times New Roman" w:cs="Times New Roman" w:hint="eastAsia"/>
+        </w:rPr>
+        <w:t>与</w:t>
+      </w:r>
+      <w:r>
+        <w:rPr>
+          <w:rFonts w:ascii="Times New Roman" w:eastAsia="宋体" w:hAnsi="Times New Roman" w:cs="Times New Roman" w:hint="eastAsia"/>
+        </w:rPr>
+        <w:t>ExtFacings.Drag</w:t>
+      </w:r>
+    </w:p>
+    <w:p>
+      <w:pPr>
+        <w:pStyle w:val="a9"/>
+        <w:numPr>
+          <w:ilvl w:val="0"/>
+          <w:numId w:val="31"/>
+        </w:numPr>
+        <w:rPr>
+          <w:rFonts w:ascii="Times New Roman" w:eastAsia="宋体" w:hAnsi="Times New Roman" w:cs="Times New Roman"/>
+        </w:rPr>
+      </w:pPr>
+      <w:r>
+        <w:rPr>
+          <w:rFonts w:ascii="Times New Roman" w:eastAsia="宋体" w:hAnsi="Times New Roman" w:cs="Times New Roman" w:hint="eastAsia"/>
+        </w:rPr>
+        <w:t>重写部分字符串类型，优化字符串加载稳定性</w:t>
+      </w:r>
+    </w:p>
+    <w:p>
+      <w:pPr>
+        <w:pStyle w:val="a9"/>
+        <w:numPr>
+          <w:ilvl w:val="0"/>
+          <w:numId w:val="31"/>
+        </w:numPr>
+        <w:rPr>
+          <w:rFonts w:ascii="Times New Roman" w:eastAsia="宋体" w:hAnsi="Times New Roman" w:cs="Times New Roman"/>
+        </w:rPr>
+      </w:pPr>
+      <w:r>
+        <w:rPr>
+          <w:rFonts w:ascii="Times New Roman" w:eastAsia="宋体" w:hAnsi="Times New Roman" w:cs="Times New Roman" w:hint="eastAsia"/>
+        </w:rPr>
+        <w:t>优化抬升</w:t>
+      </w:r>
+      <w:r>
+        <w:rPr>
+          <w:rFonts w:ascii="Times New Roman" w:eastAsia="宋体" w:hAnsi="Times New Roman" w:cs="Times New Roman" w:hint="eastAsia"/>
+        </w:rPr>
+        <w:t>/</w:t>
+      </w:r>
+      <w:r>
+        <w:rPr>
+          <w:rFonts w:ascii="Times New Roman" w:eastAsia="宋体" w:hAnsi="Times New Roman" w:cs="Times New Roman" w:hint="eastAsia"/>
+        </w:rPr>
+        <w:t>降低地表算法，不会出现异常的大范围变动</w:t>
+      </w:r>
+    </w:p>
+    <w:p>
+      <w:pPr>
+        <w:pStyle w:val="a9"/>
+        <w:numPr>
+          <w:ilvl w:val="0"/>
+          <w:numId w:val="31"/>
+        </w:numPr>
+        <w:rPr>
+          <w:rFonts w:ascii="Times New Roman" w:eastAsia="宋体" w:hAnsi="Times New Roman" w:cs="Times New Roman"/>
+        </w:rPr>
+      </w:pPr>
+      <w:r>
+        <w:rPr>
+          <w:rFonts w:ascii="Times New Roman" w:eastAsia="宋体" w:hAnsi="Times New Roman" w:cs="Times New Roman" w:hint="eastAsia"/>
+        </w:rPr>
+        <w:t>FA2sp.log</w:t>
+      </w:r>
+      <w:r>
+        <w:rPr>
+          <w:rFonts w:ascii="Times New Roman" w:eastAsia="宋体" w:hAnsi="Times New Roman" w:cs="Times New Roman" w:hint="eastAsia"/>
+        </w:rPr>
+        <w:t>使用</w:t>
+      </w:r>
+      <w:r>
+        <w:rPr>
+          <w:rFonts w:ascii="Times New Roman" w:eastAsia="宋体" w:hAnsi="Times New Roman" w:cs="Times New Roman" w:hint="eastAsia"/>
+        </w:rPr>
+        <w:t>UTF8</w:t>
+      </w:r>
+      <w:r>
+        <w:rPr>
+          <w:rFonts w:ascii="Times New Roman" w:eastAsia="宋体" w:hAnsi="Times New Roman" w:cs="Times New Roman" w:hint="eastAsia"/>
+        </w:rPr>
+        <w:t>编码</w:t>
+      </w:r>
+    </w:p>
+    <w:p>
+      <w:pPr>
+        <w:pStyle w:val="a9"/>
+        <w:numPr>
+          <w:ilvl w:val="0"/>
+          <w:numId w:val="31"/>
+        </w:numPr>
+        <w:rPr>
+          <w:rFonts w:ascii="Times New Roman" w:eastAsia="宋体" w:hAnsi="Times New Roman" w:cs="Times New Roman"/>
+        </w:rPr>
+      </w:pPr>
+      <w:r>
+        <w:rPr>
+          <w:rFonts w:ascii="Times New Roman" w:eastAsia="宋体" w:hAnsi="Times New Roman" w:cs="Times New Roman" w:hint="eastAsia"/>
+        </w:rPr>
+        <w:t>保存地图时可以维持已有的</w:t>
+      </w:r>
+      <w:r>
+        <w:rPr>
+          <w:rFonts w:ascii="Times New Roman" w:eastAsia="宋体" w:hAnsi="Times New Roman" w:cs="Times New Roman" w:hint="eastAsia"/>
+        </w:rPr>
+        <w:t>ini</w:t>
+      </w:r>
+      <w:r>
+        <w:rPr>
+          <w:rFonts w:ascii="Times New Roman" w:eastAsia="宋体" w:hAnsi="Times New Roman" w:cs="Times New Roman" w:hint="eastAsia"/>
+        </w:rPr>
+        <w:t>小节顺序，详见</w:t>
+      </w:r>
+      <w:r>
+        <w:rPr>
+          <w:rFonts w:ascii="Times New Roman" w:eastAsia="宋体" w:hAnsi="Times New Roman" w:cs="Times New Roman" w:hint="eastAsia"/>
+        </w:rPr>
+        <w:t>SaveMap.PreserveINISorting</w:t>
+      </w:r>
+    </w:p>
+    <w:p>
+      <w:pPr>
+        <w:pStyle w:val="a9"/>
+        <w:numPr>
+          <w:ilvl w:val="0"/>
+          <w:numId w:val="31"/>
+        </w:numPr>
+        <w:rPr>
+          <w:rFonts w:ascii="Times New Roman" w:eastAsia="宋体" w:hAnsi="Times New Roman" w:cs="Times New Roman"/>
+        </w:rPr>
+      </w:pPr>
+      <w:r>
+        <w:rPr>
+          <w:rFonts w:ascii="Times New Roman" w:eastAsia="宋体" w:hAnsi="Times New Roman" w:cs="Times New Roman" w:hint="eastAsia"/>
+        </w:rPr>
+        <w:t>重写撤销重做系统，所有撤销动作均支持完整重做</w:t>
+      </w:r>
+    </w:p>
+    <w:p>
+      <w:pPr>
+        <w:pStyle w:val="a9"/>
+        <w:numPr>
+          <w:ilvl w:val="0"/>
+          <w:numId w:val="31"/>
+        </w:numPr>
+        <w:rPr>
+          <w:rFonts w:ascii="Times New Roman" w:eastAsia="宋体" w:hAnsi="Times New Roman" w:cs="Times New Roman"/>
+        </w:rPr>
+      </w:pPr>
+      <w:r>
+        <w:rPr>
+          <w:rFonts w:ascii="Times New Roman" w:eastAsia="宋体" w:hAnsi="Times New Roman" w:cs="Times New Roman" w:hint="eastAsia"/>
+        </w:rPr>
+        <w:t>撤销重做系统能够记录游戏对象的修改历史，详见</w:t>
+      </w:r>
+      <w:r>
+        <w:rPr>
+          <w:rFonts w:ascii="Times New Roman" w:eastAsia="宋体" w:hAnsi="Times New Roman" w:cs="Times New Roman" w:hint="eastAsia"/>
+        </w:rPr>
+        <w:t>UndoRedo.RecordObjects</w:t>
+      </w:r>
+    </w:p>
+    <w:p>
+      <w:pPr>
+        <w:pStyle w:val="a9"/>
+        <w:numPr>
+          <w:ilvl w:val="0"/>
+          <w:numId w:val="31"/>
+        </w:numPr>
+        <w:rPr>
+          <w:rFonts w:ascii="Times New Roman" w:eastAsia="宋体" w:hAnsi="Times New Roman" w:cs="Times New Roman"/>
+        </w:rPr>
+      </w:pPr>
+      <w:r>
+        <w:rPr>
+          <w:rFonts w:ascii="Times New Roman" w:eastAsia="宋体" w:hAnsi="Times New Roman" w:cs="Times New Roman" w:hint="eastAsia"/>
+        </w:rPr>
+        <w:t>支持设置</w:t>
+      </w:r>
+      <w:r>
+        <w:rPr>
+          <w:rFonts w:ascii="Times New Roman" w:eastAsia="宋体" w:hAnsi="Times New Roman" w:cs="Times New Roman" w:hint="eastAsia"/>
+        </w:rPr>
+        <w:t>RubblePalette</w:t>
+      </w:r>
+      <w:r>
+        <w:rPr>
+          <w:rFonts w:ascii="Times New Roman" w:eastAsia="宋体" w:hAnsi="Times New Roman" w:cs="Times New Roman" w:hint="eastAsia"/>
+        </w:rPr>
+        <w:t>=</w:t>
+      </w:r>
+      <w:r>
+        <w:rPr>
+          <w:rFonts w:ascii="Times New Roman" w:eastAsia="宋体" w:hAnsi="Times New Roman" w:cs="Times New Roman" w:hint="eastAsia"/>
+        </w:rPr>
+        <w:t>指定建筑废墟色盘</w:t>
+      </w:r>
+    </w:p>
+    <w:p>
+      <w:pPr>
+        <w:pStyle w:val="a9"/>
+        <w:numPr>
+          <w:ilvl w:val="0"/>
+          <w:numId w:val="31"/>
+        </w:numPr>
+        <w:rPr>
+          <w:rFonts w:ascii="Times New Roman" w:eastAsia="宋体" w:hAnsi="Times New Roman" w:cs="Times New Roman"/>
+        </w:rPr>
+      </w:pPr>
+      <w:r>
+        <w:rPr>
+          <w:rFonts w:ascii="Times New Roman" w:eastAsia="宋体" w:hAnsi="Times New Roman" w:cs="Times New Roman" w:hint="eastAsia"/>
+        </w:rPr>
+        <w:t>提升稳定性</w:t>
+      </w:r>
+    </w:p>
+    <w:p>
+      <w:pPr>
+        <w:pStyle w:val="a9"/>
+        <w:numPr>
+          <w:ilvl w:val="0"/>
+          <w:numId w:val="31"/>
+        </w:numPr>
+        <w:rPr>
+          <w:rFonts w:ascii="Times New Roman" w:eastAsia="宋体" w:hAnsi="Times New Roman" w:cs="Times New Roman"/>
+        </w:rPr>
+      </w:pPr>
+      <w:r>
+        <w:rPr>
+          <w:rFonts w:ascii="Times New Roman" w:eastAsia="宋体" w:hAnsi="Times New Roman" w:cs="Times New Roman" w:hint="eastAsia"/>
+        </w:rPr>
+        <w:t>优化素材图像内存占用</w:t>
+      </w:r>
+    </w:p>
+    <w:p>
+      <w:pPr>
+        <w:pStyle w:val="a9"/>
+        <w:numPr>
+          <w:ilvl w:val="0"/>
+          <w:numId w:val="31"/>
+        </w:numPr>
+        <w:rPr>
+          <w:rFonts w:ascii="Times New Roman" w:eastAsia="宋体" w:hAnsi="Times New Roman" w:cs="Times New Roman"/>
+        </w:rPr>
+      </w:pPr>
+      <w:r>
+        <w:rPr>
+          <w:rFonts w:ascii="Times New Roman" w:eastAsia="宋体" w:hAnsi="Times New Roman" w:cs="Times New Roman" w:hint="eastAsia"/>
+        </w:rPr>
+        <w:t>重写</w:t>
+      </w:r>
+      <w:r>
+        <w:rPr>
+          <w:rFonts w:ascii="Times New Roman" w:eastAsia="宋体" w:hAnsi="Times New Roman" w:cs="Times New Roman" w:hint="eastAsia"/>
+        </w:rPr>
+        <w:t>mix</w:t>
+      </w:r>
+      <w:r>
+        <w:rPr>
+          <w:rFonts w:ascii="Times New Roman" w:eastAsia="宋体" w:hAnsi="Times New Roman" w:cs="Times New Roman" w:hint="eastAsia"/>
+        </w:rPr>
+        <w:t>加载逻辑，修复加载中的内存泄漏</w:t>
+      </w:r>
+      <w:r>
+        <w:rPr>
+          <w:rFonts w:ascii="Times New Roman" w:eastAsia="宋体" w:hAnsi="Times New Roman" w:cs="Times New Roman" w:hint="eastAsia"/>
+        </w:rPr>
+        <w:t>，详见</w:t>
+      </w:r>
+      <w:r>
+        <w:rPr>
+          <w:rFonts w:ascii="Times New Roman" w:eastAsia="宋体" w:hAnsi="Times New Roman" w:cs="Times New Roman" w:hint="eastAsia"/>
+        </w:rPr>
+        <w:t>ExtMixLoader</w:t>
+      </w:r>
+    </w:p>
+    <w:p>
+      <w:pPr>
+        <w:pStyle w:val="a9"/>
+        <w:numPr>
+          <w:ilvl w:val="0"/>
+          <w:numId w:val="31"/>
+        </w:numPr>
+        <w:rPr>
+          <w:rFonts w:ascii="Times New Roman" w:eastAsia="宋体" w:hAnsi="Times New Roman" w:cs="Times New Roman"/>
+        </w:rPr>
+      </w:pPr>
+      <w:r>
+        <w:rPr>
+          <w:rFonts w:ascii="Times New Roman" w:eastAsia="宋体" w:hAnsi="Times New Roman" w:cs="Times New Roman" w:hint="eastAsia"/>
+        </w:rPr>
+        <w:t>新增</w:t>
+      </w:r>
+      <w:r>
+        <w:rPr>
+          <w:rFonts w:ascii="Times New Roman" w:eastAsia="宋体" w:hAnsi="Times New Roman" w:cs="Times New Roman" w:hint="eastAsia"/>
+        </w:rPr>
+        <w:t>DDrawScalingBilinear.OnlyShrink</w:t>
+      </w:r>
+      <w:r>
+        <w:rPr>
+          <w:rFonts w:ascii="Times New Roman" w:eastAsia="宋体" w:hAnsi="Times New Roman" w:cs="Times New Roman" w:hint="eastAsia"/>
+        </w:rPr>
+        <w:t>，支持仅在缩小时使用双线性插值，放大时硬边缘放大</w:t>
+      </w:r>
+    </w:p>
+    <w:p>
+      <w:pPr>
+        <w:pStyle w:val="a9"/>
+        <w:numPr>
+          <w:ilvl w:val="0"/>
+          <w:numId w:val="31"/>
+        </w:numPr>
+        <w:rPr>
+          <w:rFonts w:ascii="Times New Roman" w:eastAsia="宋体" w:hAnsi="Times New Roman" w:cs="Times New Roman"/>
+        </w:rPr>
+      </w:pPr>
+      <w:r>
+        <w:rPr>
+          <w:rFonts w:ascii="Times New Roman" w:eastAsia="宋体" w:hAnsi="Times New Roman" w:cs="Times New Roman" w:hint="eastAsia"/>
+        </w:rPr>
+        <w:t>优化绘图性能</w:t>
+      </w:r>
+    </w:p>
+    <w:p>
+      <w:pPr>
+        <w:pStyle w:val="a9"/>
+        <w:numPr>
+          <w:ilvl w:val="0"/>
+          <w:numId w:val="31"/>
+        </w:numPr>
+        <w:rPr>
+          <w:rFonts w:ascii="Times New Roman" w:eastAsia="宋体" w:hAnsi="Times New Roman" w:cs="Times New Roman"/>
+        </w:rPr>
+      </w:pPr>
+      <w:r>
+        <w:rPr>
+          <w:rFonts w:ascii="Times New Roman" w:eastAsia="宋体" w:hAnsi="Times New Roman" w:cs="Times New Roman" w:hint="eastAsia"/>
+        </w:rPr>
+        <w:t>重写</w:t>
+      </w:r>
+      <w:r>
+        <w:rPr>
+          <w:rFonts w:ascii="Times New Roman" w:eastAsia="宋体" w:hAnsi="Times New Roman" w:cs="Times New Roman" w:hint="eastAsia"/>
+        </w:rPr>
+        <w:t>ini</w:t>
+      </w:r>
+      <w:r>
+        <w:rPr>
+          <w:rFonts w:ascii="Times New Roman" w:eastAsia="宋体" w:hAnsi="Times New Roman" w:cs="Times New Roman" w:hint="eastAsia"/>
+        </w:rPr>
+        <w:t>加载逻辑，加载</w:t>
+      </w:r>
+      <w:r>
+        <w:rPr>
+          <w:rFonts w:ascii="Times New Roman" w:eastAsia="宋体" w:hAnsi="Times New Roman" w:cs="Times New Roman" w:hint="eastAsia"/>
+        </w:rPr>
+        <w:t>ini</w:t>
+      </w:r>
+      <w:r>
+        <w:rPr>
+          <w:rFonts w:ascii="Times New Roman" w:eastAsia="宋体" w:hAnsi="Times New Roman" w:cs="Times New Roman" w:hint="eastAsia"/>
+        </w:rPr>
+        <w:t>不会再释放至游戏目录，新建国家等操作可以即</w:t>
+      </w:r>
+      <w:r>
+        <w:rPr>
+          <w:rFonts w:ascii="Times New Roman" w:eastAsia="宋体" w:hAnsi="Times New Roman" w:cs="Times New Roman" w:hint="eastAsia"/>
+        </w:rPr>
         <w:lastRenderedPageBreak/>
-        <w:t>复制粘贴功能支持跨进程粘贴游戏对象</w:t>
+        <w:t>时生效</w:t>
       </w:r>
     </w:p>
     <w:p>
@@ -16731,979 +17734,6 @@
         <w:rPr>
           <w:rFonts w:ascii="Times New Roman" w:eastAsia="宋体" w:hAnsi="Times New Roman" w:cs="Times New Roman" w:hint="eastAsia"/>
         </w:rPr>
-        <w:t>复制粘贴功能支持</w:t>
-      </w:r>
-      <w:r>
-        <w:rPr>
-          <w:rFonts w:ascii="Times New Roman" w:eastAsia="宋体" w:hAnsi="Times New Roman" w:cs="Times New Roman" w:hint="eastAsia"/>
-        </w:rPr>
-        <w:t>跨</w:t>
-      </w:r>
-      <w:r>
-        <w:rPr>
-          <w:rFonts w:ascii="Times New Roman" w:eastAsia="宋体" w:hAnsi="Times New Roman" w:cs="Times New Roman" w:hint="eastAsia"/>
-        </w:rPr>
-        <w:t>地形转换，详见</w:t>
-      </w:r>
-      <w:r>
-        <w:rPr>
-          <w:rFonts w:ascii="Times New Roman" w:eastAsia="宋体" w:hAnsi="Times New Roman" w:cs="Times New Roman" w:hint="eastAsia"/>
-        </w:rPr>
-        <w:t>TileConvertRules.ini</w:t>
-      </w:r>
-    </w:p>
-    <w:p>
-      <w:pPr>
-        <w:pStyle w:val="a9"/>
-        <w:numPr>
-          <w:ilvl w:val="0"/>
-          <w:numId w:val="31"/>
-        </w:numPr>
-        <w:rPr>
-          <w:rFonts w:ascii="Times New Roman" w:eastAsia="宋体" w:hAnsi="Times New Roman" w:cs="Times New Roman"/>
-        </w:rPr>
-      </w:pPr>
-      <w:r>
-        <w:rPr>
-          <w:rFonts w:ascii="Times New Roman" w:eastAsia="宋体" w:hAnsi="Times New Roman" w:cs="Times New Roman" w:hint="eastAsia"/>
-        </w:rPr>
-        <w:t>优化建筑动画读取逻辑，尊重动画的</w:t>
-      </w:r>
-      <w:r>
-        <w:rPr>
-          <w:rFonts w:ascii="Times New Roman" w:eastAsia="宋体" w:hAnsi="Times New Roman" w:cs="Times New Roman" w:hint="eastAsia"/>
-        </w:rPr>
-        <w:t>NewTheater</w:t>
-      </w:r>
-      <w:r>
-        <w:rPr>
-          <w:rFonts w:ascii="Times New Roman" w:eastAsia="宋体" w:hAnsi="Times New Roman" w:cs="Times New Roman" w:hint="eastAsia"/>
-        </w:rPr>
-        <w:t>设置</w:t>
-      </w:r>
-    </w:p>
-    <w:p>
-      <w:pPr>
-        <w:pStyle w:val="a9"/>
-        <w:numPr>
-          <w:ilvl w:val="0"/>
-          <w:numId w:val="31"/>
-        </w:numPr>
-        <w:rPr>
-          <w:rFonts w:ascii="Times New Roman" w:eastAsia="宋体" w:hAnsi="Times New Roman" w:cs="Times New Roman"/>
-        </w:rPr>
-      </w:pPr>
-      <w:r>
-        <w:rPr>
-          <w:rFonts w:ascii="Times New Roman" w:eastAsia="宋体" w:hAnsi="Times New Roman" w:cs="Times New Roman" w:hint="eastAsia"/>
-        </w:rPr>
-        <w:t>Lua</w:t>
-      </w:r>
-      <w:r>
-        <w:rPr>
-          <w:rFonts w:ascii="Times New Roman" w:eastAsia="宋体" w:hAnsi="Times New Roman" w:cs="Times New Roman" w:hint="eastAsia"/>
-        </w:rPr>
-        <w:t>脚本终端支持搜索脚本文件</w:t>
-      </w:r>
-    </w:p>
-    <w:p>
-      <w:pPr>
-        <w:pStyle w:val="a9"/>
-        <w:numPr>
-          <w:ilvl w:val="0"/>
-          <w:numId w:val="31"/>
-        </w:numPr>
-        <w:rPr>
-          <w:rFonts w:ascii="Times New Roman" w:eastAsia="宋体" w:hAnsi="Times New Roman" w:cs="Times New Roman"/>
-        </w:rPr>
-      </w:pPr>
-      <w:r>
-        <w:rPr>
-          <w:rFonts w:ascii="Times New Roman" w:eastAsia="宋体" w:hAnsi="Times New Roman" w:cs="Times New Roman" w:hint="eastAsia"/>
-        </w:rPr>
-        <w:t>微调地图边界细蓝线的位置</w:t>
-      </w:r>
-    </w:p>
-    <w:p>
-      <w:pPr>
-        <w:pStyle w:val="a9"/>
-        <w:numPr>
-          <w:ilvl w:val="0"/>
-          <w:numId w:val="31"/>
-        </w:numPr>
-        <w:rPr>
-          <w:rFonts w:ascii="Times New Roman" w:eastAsia="宋体" w:hAnsi="Times New Roman" w:cs="Times New Roman"/>
-        </w:rPr>
-      </w:pPr>
-      <w:r>
-        <w:rPr>
-          <w:rFonts w:ascii="Times New Roman" w:eastAsia="宋体" w:hAnsi="Times New Roman" w:cs="Times New Roman" w:hint="eastAsia"/>
-        </w:rPr>
-        <w:t>修复了</w:t>
-      </w:r>
-      <w:r>
-        <w:rPr>
-          <w:rFonts w:ascii="Times New Roman" w:eastAsia="宋体" w:hAnsi="Times New Roman" w:cs="Times New Roman" w:hint="eastAsia"/>
-        </w:rPr>
-        <w:t>Vxl</w:t>
-      </w:r>
-      <w:r>
-        <w:rPr>
-          <w:rFonts w:ascii="Times New Roman" w:eastAsia="宋体" w:hAnsi="Times New Roman" w:cs="Times New Roman" w:hint="eastAsia"/>
-        </w:rPr>
-        <w:t>车辆</w:t>
-      </w:r>
-      <w:r>
-        <w:rPr>
-          <w:rFonts w:ascii="Times New Roman" w:eastAsia="宋体" w:hAnsi="Times New Roman" w:cs="Times New Roman" w:hint="eastAsia"/>
-        </w:rPr>
-        <w:t>Noshadow=yes</w:t>
-      </w:r>
-      <w:r>
-        <w:rPr>
-          <w:rFonts w:ascii="Times New Roman" w:eastAsia="宋体" w:hAnsi="Times New Roman" w:cs="Times New Roman" w:hint="eastAsia"/>
-        </w:rPr>
-        <w:t>时仍会显示阴影的</w:t>
-      </w:r>
-      <w:r>
-        <w:rPr>
-          <w:rFonts w:ascii="Times New Roman" w:eastAsia="宋体" w:hAnsi="Times New Roman" w:cs="Times New Roman" w:hint="eastAsia"/>
-        </w:rPr>
-        <w:t>bug</w:t>
-      </w:r>
-    </w:p>
-    <w:p>
-      <w:pPr>
-        <w:pStyle w:val="a9"/>
-        <w:numPr>
-          <w:ilvl w:val="0"/>
-          <w:numId w:val="31"/>
-        </w:numPr>
-        <w:rPr>
-          <w:rFonts w:ascii="Times New Roman" w:eastAsia="宋体" w:hAnsi="Times New Roman" w:cs="Times New Roman"/>
-        </w:rPr>
-      </w:pPr>
-      <w:r>
-        <w:rPr>
-          <w:rFonts w:ascii="Times New Roman" w:eastAsia="宋体" w:hAnsi="Times New Roman" w:cs="Times New Roman" w:hint="eastAsia"/>
-        </w:rPr>
-        <w:t>修复部分情况下绘制连接地形上升、下降段高度错误的</w:t>
-      </w:r>
-      <w:r>
-        <w:rPr>
-          <w:rFonts w:ascii="Times New Roman" w:eastAsia="宋体" w:hAnsi="Times New Roman" w:cs="Times New Roman" w:hint="eastAsia"/>
-        </w:rPr>
-        <w:t>bug</w:t>
-      </w:r>
-    </w:p>
-    <w:p>
-      <w:pPr>
-        <w:pStyle w:val="a9"/>
-        <w:numPr>
-          <w:ilvl w:val="0"/>
-          <w:numId w:val="31"/>
-        </w:numPr>
-        <w:rPr>
-          <w:rFonts w:ascii="Times New Roman" w:eastAsia="宋体" w:hAnsi="Times New Roman" w:cs="Times New Roman"/>
-        </w:rPr>
-      </w:pPr>
-      <w:r>
-        <w:rPr>
-          <w:rFonts w:ascii="Times New Roman" w:eastAsia="宋体" w:hAnsi="Times New Roman" w:cs="Times New Roman" w:hint="eastAsia"/>
-        </w:rPr>
-        <w:t>优化光照沙盒切换时的性能</w:t>
-      </w:r>
-    </w:p>
-    <w:p>
-      <w:pPr>
-        <w:pStyle w:val="a9"/>
-        <w:numPr>
-          <w:ilvl w:val="0"/>
-          <w:numId w:val="31"/>
-        </w:numPr>
-        <w:rPr>
-          <w:rFonts w:ascii="Times New Roman" w:eastAsia="宋体" w:hAnsi="Times New Roman" w:cs="Times New Roman"/>
-        </w:rPr>
-      </w:pPr>
-      <w:r>
-        <w:rPr>
-          <w:rFonts w:ascii="Times New Roman" w:eastAsia="宋体" w:hAnsi="Times New Roman" w:cs="Times New Roman" w:hint="eastAsia"/>
-        </w:rPr>
-        <w:t>新增</w:t>
-      </w:r>
-      <w:r>
-        <w:rPr>
-          <w:rFonts w:ascii="Times New Roman" w:eastAsia="宋体" w:hAnsi="Times New Roman" w:cs="Times New Roman" w:hint="eastAsia"/>
-        </w:rPr>
-        <w:t>LightingPreview</w:t>
-      </w:r>
-      <w:r>
-        <w:rPr>
-          <w:rFonts w:ascii="Times New Roman" w:eastAsia="宋体" w:hAnsi="Times New Roman" w:cs="Times New Roman" w:hint="eastAsia"/>
-        </w:rPr>
-        <w:t>.</w:t>
-      </w:r>
-      <w:r>
-        <w:rPr>
-          <w:rFonts w:ascii="Times New Roman" w:eastAsia="宋体" w:hAnsi="Times New Roman" w:cs="Times New Roman" w:hint="eastAsia"/>
-        </w:rPr>
-        <w:t>Tint</w:t>
-      </w:r>
-      <w:r>
-        <w:rPr>
-          <w:rFonts w:ascii="Times New Roman" w:eastAsia="宋体" w:hAnsi="Times New Roman" w:cs="Times New Roman" w:hint="eastAsia"/>
-        </w:rPr>
-        <w:t>TileSetBrowserView</w:t>
-      </w:r>
-      <w:r>
-        <w:rPr>
-          <w:rFonts w:ascii="Times New Roman" w:eastAsia="宋体" w:hAnsi="Times New Roman" w:cs="Times New Roman" w:hint="eastAsia"/>
-        </w:rPr>
-        <w:t>，控制是否按光照沙盒渲染地形浏览器图像</w:t>
-      </w:r>
-    </w:p>
-    <w:p>
-      <w:pPr>
-        <w:pStyle w:val="a9"/>
-        <w:numPr>
-          <w:ilvl w:val="0"/>
-          <w:numId w:val="31"/>
-        </w:numPr>
-        <w:rPr>
-          <w:rFonts w:ascii="Times New Roman" w:eastAsia="宋体" w:hAnsi="Times New Roman" w:cs="Times New Roman"/>
-        </w:rPr>
-      </w:pPr>
-      <w:r>
-        <w:rPr>
-          <w:rFonts w:ascii="Times New Roman" w:eastAsia="宋体" w:hAnsi="Times New Roman" w:cs="Times New Roman" w:hint="eastAsia"/>
-        </w:rPr>
-        <w:t>新增距离标尺，可以记录当前鼠标位置距离上次按下左键位置的距离，记录历史数量见</w:t>
-      </w:r>
-      <w:r>
-        <w:rPr>
-          <w:rFonts w:ascii="Times New Roman" w:eastAsia="宋体" w:hAnsi="Times New Roman" w:cs="Times New Roman" w:hint="eastAsia"/>
-        </w:rPr>
-        <w:t>DistanceRuler.Records</w:t>
-      </w:r>
-    </w:p>
-    <w:p>
-      <w:pPr>
-        <w:pStyle w:val="a9"/>
-        <w:numPr>
-          <w:ilvl w:val="0"/>
-          <w:numId w:val="31"/>
-        </w:numPr>
-        <w:rPr>
-          <w:rFonts w:ascii="Times New Roman" w:eastAsia="宋体" w:hAnsi="Times New Roman" w:cs="Times New Roman"/>
-        </w:rPr>
-      </w:pPr>
-      <w:r>
-        <w:rPr>
-          <w:rFonts w:ascii="Times New Roman" w:eastAsia="宋体" w:hAnsi="Times New Roman" w:cs="Times New Roman" w:hint="eastAsia"/>
-        </w:rPr>
-        <w:t>微调新建地图时可视边界数值</w:t>
-      </w:r>
-    </w:p>
-    <w:p>
-      <w:pPr>
-        <w:pStyle w:val="a9"/>
-        <w:numPr>
-          <w:ilvl w:val="0"/>
-          <w:numId w:val="31"/>
-        </w:numPr>
-        <w:rPr>
-          <w:rFonts w:ascii="Times New Roman" w:eastAsia="宋体" w:hAnsi="Times New Roman" w:cs="Times New Roman"/>
-        </w:rPr>
-      </w:pPr>
-      <w:r>
-        <w:rPr>
-          <w:rFonts w:ascii="Times New Roman" w:eastAsia="宋体" w:hAnsi="Times New Roman" w:cs="Times New Roman" w:hint="eastAsia"/>
-        </w:rPr>
-        <w:t>修复平坦地形工具无法平坦地图边缘斜坡的</w:t>
-      </w:r>
-      <w:r>
-        <w:rPr>
-          <w:rFonts w:ascii="Times New Roman" w:eastAsia="宋体" w:hAnsi="Times New Roman" w:cs="Times New Roman" w:hint="eastAsia"/>
-        </w:rPr>
-        <w:t>bug</w:t>
-      </w:r>
-    </w:p>
-    <w:p>
-      <w:pPr>
-        <w:pStyle w:val="a9"/>
-        <w:numPr>
-          <w:ilvl w:val="0"/>
-          <w:numId w:val="31"/>
-        </w:numPr>
-        <w:rPr>
-          <w:rFonts w:ascii="Times New Roman" w:eastAsia="宋体" w:hAnsi="Times New Roman" w:cs="Times New Roman"/>
-        </w:rPr>
-      </w:pPr>
-      <w:r>
-        <w:rPr>
-          <w:rFonts w:ascii="Times New Roman" w:eastAsia="宋体" w:hAnsi="Times New Roman" w:cs="Times New Roman" w:hint="eastAsia"/>
-        </w:rPr>
-        <w:t>绘制连接地形可以将鼠标移动到地图边界外，更方便靠近边界的绘制</w:t>
-      </w:r>
-    </w:p>
-    <w:p>
-      <w:pPr>
-        <w:pStyle w:val="a9"/>
-        <w:numPr>
-          <w:ilvl w:val="0"/>
-          <w:numId w:val="31"/>
-        </w:numPr>
-        <w:rPr>
-          <w:rFonts w:ascii="Times New Roman" w:eastAsia="宋体" w:hAnsi="Times New Roman" w:cs="Times New Roman"/>
-        </w:rPr>
-      </w:pPr>
-      <w:r>
-        <w:rPr>
-          <w:rFonts w:ascii="Times New Roman" w:eastAsia="宋体" w:hAnsi="Times New Roman" w:cs="Times New Roman" w:hint="eastAsia"/>
-        </w:rPr>
-        <w:t>优化</w:t>
-      </w:r>
-      <w:r>
-        <w:rPr>
-          <w:rFonts w:ascii="Times New Roman" w:eastAsia="宋体" w:hAnsi="Times New Roman" w:cs="Times New Roman" w:hint="eastAsia"/>
-        </w:rPr>
-        <w:t>IsoMapPack5</w:t>
-      </w:r>
-      <w:r>
-        <w:rPr>
-          <w:rFonts w:ascii="Times New Roman" w:eastAsia="宋体" w:hAnsi="Times New Roman" w:cs="Times New Roman" w:hint="eastAsia"/>
-        </w:rPr>
-        <w:t>压缩，减少地图体积，减少游戏内大地图地形异常的可能</w:t>
-      </w:r>
-    </w:p>
-    <w:p>
-      <w:pPr>
-        <w:pStyle w:val="a9"/>
-        <w:numPr>
-          <w:ilvl w:val="0"/>
-          <w:numId w:val="31"/>
-        </w:numPr>
-        <w:rPr>
-          <w:rFonts w:ascii="Times New Roman" w:eastAsia="宋体" w:hAnsi="Times New Roman" w:cs="Times New Roman"/>
-        </w:rPr>
-      </w:pPr>
-      <w:r>
-        <w:rPr>
-          <w:rFonts w:ascii="Times New Roman" w:eastAsia="宋体" w:hAnsi="Times New Roman" w:cs="Times New Roman" w:hint="eastAsia"/>
-        </w:rPr>
-        <w:t>修复调整地图大小后隧道位置错误的</w:t>
-      </w:r>
-      <w:r>
-        <w:rPr>
-          <w:rFonts w:ascii="Times New Roman" w:eastAsia="宋体" w:hAnsi="Times New Roman" w:cs="Times New Roman" w:hint="eastAsia"/>
-        </w:rPr>
-        <w:t>bug</w:t>
-      </w:r>
-    </w:p>
-    <w:p>
-      <w:pPr>
-        <w:pStyle w:val="a9"/>
-        <w:numPr>
-          <w:ilvl w:val="0"/>
-          <w:numId w:val="31"/>
-        </w:numPr>
-        <w:rPr>
-          <w:rFonts w:ascii="Times New Roman" w:eastAsia="宋体" w:hAnsi="Times New Roman" w:cs="Times New Roman"/>
-        </w:rPr>
-      </w:pPr>
-      <w:r>
-        <w:rPr>
-          <w:rFonts w:ascii="Times New Roman" w:eastAsia="宋体" w:hAnsi="Times New Roman" w:cs="Times New Roman" w:hint="eastAsia"/>
-        </w:rPr>
-        <w:t>修复了在开启输入法和部分情况下在地图界面按</w:t>
-      </w:r>
-      <w:r>
-        <w:rPr>
-          <w:rFonts w:ascii="Times New Roman" w:eastAsia="宋体" w:hAnsi="Times New Roman" w:cs="Times New Roman" w:hint="eastAsia"/>
-        </w:rPr>
-        <w:t>D</w:t>
-      </w:r>
-      <w:r>
-        <w:rPr>
-          <w:rFonts w:ascii="Times New Roman" w:eastAsia="宋体" w:hAnsi="Times New Roman" w:cs="Times New Roman" w:hint="eastAsia"/>
-        </w:rPr>
-        <w:t>、</w:t>
-      </w:r>
-      <w:r>
-        <w:rPr>
-          <w:rFonts w:ascii="Times New Roman" w:eastAsia="宋体" w:hAnsi="Times New Roman" w:cs="Times New Roman" w:hint="eastAsia"/>
-        </w:rPr>
-        <w:t>[</w:t>
-      </w:r>
-      <w:r>
-        <w:rPr>
-          <w:rFonts w:ascii="Times New Roman" w:eastAsia="宋体" w:hAnsi="Times New Roman" w:cs="Times New Roman" w:hint="eastAsia"/>
-        </w:rPr>
-        <w:t>、</w:t>
-      </w:r>
-      <w:r>
-        <w:rPr>
-          <w:rFonts w:ascii="Times New Roman" w:eastAsia="宋体" w:hAnsi="Times New Roman" w:cs="Times New Roman" w:hint="eastAsia"/>
-        </w:rPr>
-        <w:t>]</w:t>
-      </w:r>
-      <w:r>
-        <w:rPr>
-          <w:rFonts w:ascii="Times New Roman" w:eastAsia="宋体" w:hAnsi="Times New Roman" w:cs="Times New Roman" w:hint="eastAsia"/>
-        </w:rPr>
-        <w:t>键无效的</w:t>
-      </w:r>
-      <w:r>
-        <w:rPr>
-          <w:rFonts w:ascii="Times New Roman" w:eastAsia="宋体" w:hAnsi="Times New Roman" w:cs="Times New Roman" w:hint="eastAsia"/>
-        </w:rPr>
-        <w:t>bug</w:t>
-      </w:r>
-    </w:p>
-    <w:p>
-      <w:pPr>
-        <w:pStyle w:val="a9"/>
-        <w:numPr>
-          <w:ilvl w:val="0"/>
-          <w:numId w:val="31"/>
-        </w:numPr>
-        <w:rPr>
-          <w:rFonts w:ascii="Times New Roman" w:eastAsia="宋体" w:hAnsi="Times New Roman" w:cs="Times New Roman"/>
-        </w:rPr>
-      </w:pPr>
-      <w:r>
-        <w:rPr>
-          <w:rFonts w:ascii="Times New Roman" w:eastAsia="宋体" w:hAnsi="Times New Roman" w:cs="Times New Roman" w:hint="eastAsia"/>
-        </w:rPr>
-        <w:t>修复了新城市下使用绘制悬崖后部工具时，按</w:t>
-      </w:r>
-      <w:r>
-        <w:rPr>
-          <w:rFonts w:ascii="Times New Roman" w:eastAsia="宋体" w:hAnsi="Times New Roman" w:cs="Times New Roman" w:hint="eastAsia"/>
-        </w:rPr>
-        <w:t>A</w:t>
-      </w:r>
-      <w:r>
-        <w:rPr>
-          <w:rFonts w:ascii="Times New Roman" w:eastAsia="宋体" w:hAnsi="Times New Roman" w:cs="Times New Roman" w:hint="eastAsia"/>
-        </w:rPr>
-        <w:t>键无法切换悬崖类型的</w:t>
-      </w:r>
-      <w:r>
-        <w:rPr>
-          <w:rFonts w:ascii="Times New Roman" w:eastAsia="宋体" w:hAnsi="Times New Roman" w:cs="Times New Roman" w:hint="eastAsia"/>
-        </w:rPr>
-        <w:t>bug</w:t>
-      </w:r>
-    </w:p>
-    <w:p>
-      <w:pPr>
-        <w:pStyle w:val="a9"/>
-        <w:numPr>
-          <w:ilvl w:val="0"/>
-          <w:numId w:val="31"/>
-        </w:numPr>
-        <w:rPr>
-          <w:rFonts w:ascii="Times New Roman" w:eastAsia="宋体" w:hAnsi="Times New Roman" w:cs="Times New Roman"/>
-        </w:rPr>
-      </w:pPr>
-      <w:r>
-        <w:rPr>
-          <w:rFonts w:ascii="Times New Roman" w:eastAsia="宋体" w:hAnsi="Times New Roman" w:cs="Times New Roman" w:hint="eastAsia"/>
-        </w:rPr>
-        <w:t>增强绘制悬崖工具，可以在不同地图类型的</w:t>
-      </w:r>
-      <w:r>
-        <w:rPr>
-          <w:rFonts w:ascii="Times New Roman" w:eastAsia="宋体" w:hAnsi="Times New Roman" w:cs="Times New Roman" w:hint="eastAsia"/>
-        </w:rPr>
-        <w:t>[TheaterInfo]</w:t>
-      </w:r>
-      <w:r>
-        <w:rPr>
-          <w:rFonts w:ascii="Times New Roman" w:eastAsia="宋体" w:hAnsi="Times New Roman" w:cs="Times New Roman" w:hint="eastAsia"/>
-        </w:rPr>
-        <w:t>（如</w:t>
-      </w:r>
-      <w:r>
-        <w:rPr>
-          <w:rFonts w:ascii="Times New Roman" w:eastAsia="宋体" w:hAnsi="Times New Roman" w:cs="Times New Roman" w:hint="eastAsia"/>
-        </w:rPr>
-        <w:t>[SnowInfo]</w:t>
-      </w:r>
-      <w:r>
-        <w:rPr>
-          <w:rFonts w:ascii="Times New Roman" w:eastAsia="宋体" w:hAnsi="Times New Roman" w:cs="Times New Roman" w:hint="eastAsia"/>
-        </w:rPr>
-        <w:t>）中填写</w:t>
-      </w:r>
-      <w:r>
-        <w:rPr>
-          <w:rFonts w:ascii="Times New Roman" w:eastAsia="宋体" w:hAnsi="Times New Roman" w:cs="Times New Roman" w:hint="eastAsia"/>
-        </w:rPr>
-        <w:t>Cliffs2</w:t>
-      </w:r>
-      <w:r>
-        <w:rPr>
-          <w:rFonts w:ascii="Times New Roman" w:eastAsia="宋体" w:hAnsi="Times New Roman" w:cs="Times New Roman" w:hint="eastAsia"/>
-        </w:rPr>
-        <w:t>、</w:t>
-      </w:r>
-      <w:r>
-        <w:rPr>
-          <w:rFonts w:ascii="Times New Roman" w:eastAsia="宋体" w:hAnsi="Times New Roman" w:cs="Times New Roman" w:hint="eastAsia"/>
-        </w:rPr>
-        <w:t>CliffsWater2</w:t>
-      </w:r>
-      <w:r>
-        <w:rPr>
-          <w:rFonts w:ascii="Times New Roman" w:eastAsia="宋体" w:hAnsi="Times New Roman" w:cs="Times New Roman" w:hint="eastAsia"/>
-        </w:rPr>
-        <w:t>以支持悬崖类型切换；在存在月球悬崖时，支持绘制月球悬崖</w:t>
-      </w:r>
-    </w:p>
-    <w:p>
-      <w:pPr>
-        <w:pStyle w:val="a9"/>
-        <w:numPr>
-          <w:ilvl w:val="0"/>
-          <w:numId w:val="31"/>
-        </w:numPr>
-        <w:rPr>
-          <w:rFonts w:ascii="Times New Roman" w:eastAsia="宋体" w:hAnsi="Times New Roman" w:cs="Times New Roman"/>
-        </w:rPr>
-      </w:pPr>
-      <w:r>
-        <w:rPr>
-          <w:rFonts w:ascii="Times New Roman" w:eastAsia="宋体" w:hAnsi="Times New Roman" w:cs="Times New Roman" w:hint="eastAsia"/>
-        </w:rPr>
-        <w:t>支持</w:t>
-      </w:r>
-      <w:r>
-        <w:rPr>
-          <w:rFonts w:ascii="Times New Roman" w:eastAsia="宋体" w:hAnsi="Times New Roman" w:cs="Times New Roman" w:hint="eastAsia"/>
-        </w:rPr>
-        <w:t>32</w:t>
-      </w:r>
-      <w:r>
-        <w:rPr>
-          <w:rFonts w:ascii="Times New Roman" w:eastAsia="宋体" w:hAnsi="Times New Roman" w:cs="Times New Roman" w:hint="eastAsia"/>
-        </w:rPr>
-        <w:t>向面向</w:t>
-      </w:r>
-      <w:r>
-        <w:rPr>
-          <w:rFonts w:ascii="Times New Roman" w:eastAsia="宋体" w:hAnsi="Times New Roman" w:cs="Times New Roman" w:hint="eastAsia"/>
-        </w:rPr>
-        <w:t>与拖拽</w:t>
-      </w:r>
-      <w:r>
-        <w:rPr>
-          <w:rFonts w:ascii="Times New Roman" w:eastAsia="宋体" w:hAnsi="Times New Roman" w:cs="Times New Roman" w:hint="eastAsia"/>
-        </w:rPr>
-        <w:t>，详见</w:t>
-      </w:r>
-      <w:r>
-        <w:rPr>
-          <w:rFonts w:ascii="Times New Roman" w:eastAsia="宋体" w:hAnsi="Times New Roman" w:cs="Times New Roman" w:hint="eastAsia"/>
-        </w:rPr>
-        <w:t>ExtFacings</w:t>
-      </w:r>
-      <w:r>
-        <w:rPr>
-          <w:rFonts w:ascii="Times New Roman" w:eastAsia="宋体" w:hAnsi="Times New Roman" w:cs="Times New Roman" w:hint="eastAsia"/>
-        </w:rPr>
-        <w:t>与</w:t>
-      </w:r>
-      <w:r>
-        <w:rPr>
-          <w:rFonts w:ascii="Times New Roman" w:eastAsia="宋体" w:hAnsi="Times New Roman" w:cs="Times New Roman" w:hint="eastAsia"/>
-        </w:rPr>
-        <w:t>ExtFacings.Drag</w:t>
-      </w:r>
-    </w:p>
-    <w:p>
-      <w:pPr>
-        <w:pStyle w:val="a9"/>
-        <w:numPr>
-          <w:ilvl w:val="0"/>
-          <w:numId w:val="31"/>
-        </w:numPr>
-        <w:rPr>
-          <w:rFonts w:ascii="Times New Roman" w:eastAsia="宋体" w:hAnsi="Times New Roman" w:cs="Times New Roman"/>
-        </w:rPr>
-      </w:pPr>
-      <w:r>
-        <w:rPr>
-          <w:rFonts w:ascii="Times New Roman" w:eastAsia="宋体" w:hAnsi="Times New Roman" w:cs="Times New Roman" w:hint="eastAsia"/>
-        </w:rPr>
-        <w:t>重写部分字符串类型，优化字符串加载稳定性</w:t>
-      </w:r>
-    </w:p>
-    <w:p>
-      <w:pPr>
-        <w:pStyle w:val="a9"/>
-        <w:numPr>
-          <w:ilvl w:val="0"/>
-          <w:numId w:val="31"/>
-        </w:numPr>
-        <w:rPr>
-          <w:rFonts w:ascii="Times New Roman" w:eastAsia="宋体" w:hAnsi="Times New Roman" w:cs="Times New Roman"/>
-        </w:rPr>
-      </w:pPr>
-      <w:r>
-        <w:rPr>
-          <w:rFonts w:ascii="Times New Roman" w:eastAsia="宋体" w:hAnsi="Times New Roman" w:cs="Times New Roman" w:hint="eastAsia"/>
-        </w:rPr>
-        <w:t>优化抬升</w:t>
-      </w:r>
-      <w:r>
-        <w:rPr>
-          <w:rFonts w:ascii="Times New Roman" w:eastAsia="宋体" w:hAnsi="Times New Roman" w:cs="Times New Roman" w:hint="eastAsia"/>
-        </w:rPr>
-        <w:t>/</w:t>
-      </w:r>
-      <w:r>
-        <w:rPr>
-          <w:rFonts w:ascii="Times New Roman" w:eastAsia="宋体" w:hAnsi="Times New Roman" w:cs="Times New Roman" w:hint="eastAsia"/>
-        </w:rPr>
-        <w:t>降低地表算法，不会出现异常的大范围变动</w:t>
-      </w:r>
-    </w:p>
-    <w:p>
-      <w:pPr>
-        <w:pStyle w:val="a9"/>
-        <w:numPr>
-          <w:ilvl w:val="0"/>
-          <w:numId w:val="31"/>
-        </w:numPr>
-        <w:rPr>
-          <w:rFonts w:ascii="Times New Roman" w:eastAsia="宋体" w:hAnsi="Times New Roman" w:cs="Times New Roman"/>
-        </w:rPr>
-      </w:pPr>
-      <w:r>
-        <w:rPr>
-          <w:rFonts w:ascii="Times New Roman" w:eastAsia="宋体" w:hAnsi="Times New Roman" w:cs="Times New Roman" w:hint="eastAsia"/>
-        </w:rPr>
-        <w:t>FA2sp.log</w:t>
-      </w:r>
-      <w:r>
-        <w:rPr>
-          <w:rFonts w:ascii="Times New Roman" w:eastAsia="宋体" w:hAnsi="Times New Roman" w:cs="Times New Roman" w:hint="eastAsia"/>
-        </w:rPr>
-        <w:t>使用</w:t>
-      </w:r>
-      <w:r>
-        <w:rPr>
-          <w:rFonts w:ascii="Times New Roman" w:eastAsia="宋体" w:hAnsi="Times New Roman" w:cs="Times New Roman" w:hint="eastAsia"/>
-        </w:rPr>
-        <w:t>UTF8</w:t>
-      </w:r>
-      <w:r>
-        <w:rPr>
-          <w:rFonts w:ascii="Times New Roman" w:eastAsia="宋体" w:hAnsi="Times New Roman" w:cs="Times New Roman" w:hint="eastAsia"/>
-        </w:rPr>
-        <w:t>编码</w:t>
-      </w:r>
-    </w:p>
-    <w:p>
-      <w:pPr>
-        <w:pStyle w:val="a9"/>
-        <w:numPr>
-          <w:ilvl w:val="0"/>
-          <w:numId w:val="31"/>
-        </w:numPr>
-        <w:rPr>
-          <w:rFonts w:ascii="Times New Roman" w:eastAsia="宋体" w:hAnsi="Times New Roman" w:cs="Times New Roman"/>
-        </w:rPr>
-      </w:pPr>
-      <w:r>
-        <w:rPr>
-          <w:rFonts w:ascii="Times New Roman" w:eastAsia="宋体" w:hAnsi="Times New Roman" w:cs="Times New Roman" w:hint="eastAsia"/>
-        </w:rPr>
-        <w:t>保存地图时可以维持已有的</w:t>
-      </w:r>
-      <w:r>
-        <w:rPr>
-          <w:rFonts w:ascii="Times New Roman" w:eastAsia="宋体" w:hAnsi="Times New Roman" w:cs="Times New Roman" w:hint="eastAsia"/>
-        </w:rPr>
-        <w:t>ini</w:t>
-      </w:r>
-      <w:r>
-        <w:rPr>
-          <w:rFonts w:ascii="Times New Roman" w:eastAsia="宋体" w:hAnsi="Times New Roman" w:cs="Times New Roman" w:hint="eastAsia"/>
-        </w:rPr>
-        <w:t>小节顺序，详见</w:t>
-      </w:r>
-      <w:r>
-        <w:rPr>
-          <w:rFonts w:ascii="Times New Roman" w:eastAsia="宋体" w:hAnsi="Times New Roman" w:cs="Times New Roman" w:hint="eastAsia"/>
-        </w:rPr>
-        <w:t>SaveMap.PreserveINISorting</w:t>
-      </w:r>
-    </w:p>
-    <w:p>
-      <w:pPr>
-        <w:pStyle w:val="a9"/>
-        <w:numPr>
-          <w:ilvl w:val="0"/>
-          <w:numId w:val="31"/>
-        </w:numPr>
-        <w:rPr>
-          <w:rFonts w:ascii="Times New Roman" w:eastAsia="宋体" w:hAnsi="Times New Roman" w:cs="Times New Roman"/>
-        </w:rPr>
-      </w:pPr>
-      <w:r>
-        <w:rPr>
-          <w:rFonts w:ascii="Times New Roman" w:eastAsia="宋体" w:hAnsi="Times New Roman" w:cs="Times New Roman" w:hint="eastAsia"/>
-        </w:rPr>
-        <w:t>重写撤销重做系统，所有撤销动作均支持完整重做</w:t>
-      </w:r>
-    </w:p>
-    <w:p>
-      <w:pPr>
-        <w:pStyle w:val="a9"/>
-        <w:numPr>
-          <w:ilvl w:val="0"/>
-          <w:numId w:val="31"/>
-        </w:numPr>
-        <w:rPr>
-          <w:rFonts w:ascii="Times New Roman" w:eastAsia="宋体" w:hAnsi="Times New Roman" w:cs="Times New Roman"/>
-        </w:rPr>
-      </w:pPr>
-      <w:r>
-        <w:rPr>
-          <w:rFonts w:ascii="Times New Roman" w:eastAsia="宋体" w:hAnsi="Times New Roman" w:cs="Times New Roman" w:hint="eastAsia"/>
-        </w:rPr>
-        <w:t>撤销重做系统能够记录游戏对象的修改历史，详见</w:t>
-      </w:r>
-      <w:r>
-        <w:rPr>
-          <w:rFonts w:ascii="Times New Roman" w:eastAsia="宋体" w:hAnsi="Times New Roman" w:cs="Times New Roman" w:hint="eastAsia"/>
-        </w:rPr>
-        <w:t>UndoRedo.RecordObjects</w:t>
-      </w:r>
-    </w:p>
-    <w:p>
-      <w:pPr>
-        <w:pStyle w:val="a9"/>
-        <w:numPr>
-          <w:ilvl w:val="0"/>
-          <w:numId w:val="31"/>
-        </w:numPr>
-        <w:rPr>
-          <w:rFonts w:ascii="Times New Roman" w:eastAsia="宋体" w:hAnsi="Times New Roman" w:cs="Times New Roman"/>
-        </w:rPr>
-      </w:pPr>
-      <w:r>
-        <w:rPr>
-          <w:rFonts w:ascii="Times New Roman" w:eastAsia="宋体" w:hAnsi="Times New Roman" w:cs="Times New Roman" w:hint="eastAsia"/>
-        </w:rPr>
-        <w:t>支持设置</w:t>
-      </w:r>
-      <w:r>
-        <w:rPr>
-          <w:rFonts w:ascii="Times New Roman" w:eastAsia="宋体" w:hAnsi="Times New Roman" w:cs="Times New Roman" w:hint="eastAsia"/>
-        </w:rPr>
-        <w:t>RubblePalette</w:t>
-      </w:r>
-      <w:r>
-        <w:rPr>
-          <w:rFonts w:ascii="Times New Roman" w:eastAsia="宋体" w:hAnsi="Times New Roman" w:cs="Times New Roman" w:hint="eastAsia"/>
-        </w:rPr>
-        <w:t>=</w:t>
-      </w:r>
-      <w:r>
-        <w:rPr>
-          <w:rFonts w:ascii="Times New Roman" w:eastAsia="宋体" w:hAnsi="Times New Roman" w:cs="Times New Roman" w:hint="eastAsia"/>
-        </w:rPr>
-        <w:t>指定建筑废墟色盘</w:t>
-      </w:r>
-    </w:p>
-    <w:p>
-      <w:pPr>
-        <w:pStyle w:val="a9"/>
-        <w:numPr>
-          <w:ilvl w:val="0"/>
-          <w:numId w:val="31"/>
-        </w:numPr>
-        <w:rPr>
-          <w:rFonts w:ascii="Times New Roman" w:eastAsia="宋体" w:hAnsi="Times New Roman" w:cs="Times New Roman"/>
-        </w:rPr>
-      </w:pPr>
-      <w:r>
-        <w:rPr>
-          <w:rFonts w:ascii="Times New Roman" w:eastAsia="宋体" w:hAnsi="Times New Roman" w:cs="Times New Roman" w:hint="eastAsia"/>
-        </w:rPr>
-        <w:t>提升稳定性</w:t>
-      </w:r>
-    </w:p>
-    <w:p>
-      <w:pPr>
-        <w:pStyle w:val="a9"/>
-        <w:numPr>
-          <w:ilvl w:val="0"/>
-          <w:numId w:val="31"/>
-        </w:numPr>
-        <w:rPr>
-          <w:rFonts w:ascii="Times New Roman" w:eastAsia="宋体" w:hAnsi="Times New Roman" w:cs="Times New Roman"/>
-        </w:rPr>
-      </w:pPr>
-      <w:r>
-        <w:rPr>
-          <w:rFonts w:ascii="Times New Roman" w:eastAsia="宋体" w:hAnsi="Times New Roman" w:cs="Times New Roman" w:hint="eastAsia"/>
-        </w:rPr>
-        <w:t>优化素材图像内存占用</w:t>
-      </w:r>
-    </w:p>
-    <w:p>
-      <w:pPr>
-        <w:pStyle w:val="a9"/>
-        <w:numPr>
-          <w:ilvl w:val="0"/>
-          <w:numId w:val="31"/>
-        </w:numPr>
-        <w:rPr>
-          <w:rFonts w:ascii="Times New Roman" w:eastAsia="宋体" w:hAnsi="Times New Roman" w:cs="Times New Roman"/>
-        </w:rPr>
-      </w:pPr>
-      <w:r>
-        <w:rPr>
-          <w:rFonts w:ascii="Times New Roman" w:eastAsia="宋体" w:hAnsi="Times New Roman" w:cs="Times New Roman" w:hint="eastAsia"/>
-        </w:rPr>
-        <w:t>重写</w:t>
-      </w:r>
-      <w:r>
-        <w:rPr>
-          <w:rFonts w:ascii="Times New Roman" w:eastAsia="宋体" w:hAnsi="Times New Roman" w:cs="Times New Roman" w:hint="eastAsia"/>
-        </w:rPr>
-        <w:t>mix</w:t>
-      </w:r>
-      <w:r>
-        <w:rPr>
-          <w:rFonts w:ascii="Times New Roman" w:eastAsia="宋体" w:hAnsi="Times New Roman" w:cs="Times New Roman" w:hint="eastAsia"/>
-        </w:rPr>
-        <w:t>加载逻辑，修复加载中的内存泄漏</w:t>
-      </w:r>
-      <w:r>
-        <w:rPr>
-          <w:rFonts w:ascii="Times New Roman" w:eastAsia="宋体" w:hAnsi="Times New Roman" w:cs="Times New Roman" w:hint="eastAsia"/>
-        </w:rPr>
-        <w:t>，详见</w:t>
-      </w:r>
-      <w:r>
-        <w:rPr>
-          <w:rFonts w:ascii="Times New Roman" w:eastAsia="宋体" w:hAnsi="Times New Roman" w:cs="Times New Roman" w:hint="eastAsia"/>
-        </w:rPr>
-        <w:t>ExtMixLoader</w:t>
-      </w:r>
-    </w:p>
-    <w:p>
-      <w:pPr>
-        <w:pStyle w:val="a9"/>
-        <w:numPr>
-          <w:ilvl w:val="0"/>
-          <w:numId w:val="31"/>
-        </w:numPr>
-        <w:rPr>
-          <w:rFonts w:ascii="Times New Roman" w:eastAsia="宋体" w:hAnsi="Times New Roman" w:cs="Times New Roman"/>
-        </w:rPr>
-      </w:pPr>
-      <w:r>
-        <w:rPr>
-          <w:rFonts w:ascii="Times New Roman" w:eastAsia="宋体" w:hAnsi="Times New Roman" w:cs="Times New Roman" w:hint="eastAsia"/>
-        </w:rPr>
-        <w:t>新增</w:t>
-      </w:r>
-      <w:r>
-        <w:rPr>
-          <w:rFonts w:ascii="Times New Roman" w:eastAsia="宋体" w:hAnsi="Times New Roman" w:cs="Times New Roman" w:hint="eastAsia"/>
-        </w:rPr>
-        <w:t>DDrawScalingBilinear.OnlyShrink</w:t>
-      </w:r>
-      <w:r>
-        <w:rPr>
-          <w:rFonts w:ascii="Times New Roman" w:eastAsia="宋体" w:hAnsi="Times New Roman" w:cs="Times New Roman" w:hint="eastAsia"/>
-        </w:rPr>
-        <w:t>，支持仅在缩小时使用双线性插值，放大时硬边缘放大</w:t>
-      </w:r>
-    </w:p>
-    <w:p>
-      <w:pPr>
-        <w:pStyle w:val="a9"/>
-        <w:numPr>
-          <w:ilvl w:val="0"/>
-          <w:numId w:val="31"/>
-        </w:numPr>
-        <w:rPr>
-          <w:rFonts w:ascii="Times New Roman" w:eastAsia="宋体" w:hAnsi="Times New Roman" w:cs="Times New Roman"/>
-        </w:rPr>
-      </w:pPr>
-      <w:r>
-        <w:rPr>
-          <w:rFonts w:ascii="Times New Roman" w:eastAsia="宋体" w:hAnsi="Times New Roman" w:cs="Times New Roman" w:hint="eastAsia"/>
-        </w:rPr>
-        <w:t>优化绘图性能</w:t>
-      </w:r>
-    </w:p>
-    <w:p>
-      <w:pPr>
-        <w:pStyle w:val="a9"/>
-        <w:numPr>
-          <w:ilvl w:val="0"/>
-          <w:numId w:val="31"/>
-        </w:numPr>
-        <w:rPr>
-          <w:rFonts w:ascii="Times New Roman" w:eastAsia="宋体" w:hAnsi="Times New Roman" w:cs="Times New Roman"/>
-        </w:rPr>
-      </w:pPr>
-      <w:r>
-        <w:rPr>
-          <w:rFonts w:ascii="Times New Roman" w:eastAsia="宋体" w:hAnsi="Times New Roman" w:cs="Times New Roman" w:hint="eastAsia"/>
-        </w:rPr>
-        <w:t>重写</w:t>
-      </w:r>
-      <w:r>
-        <w:rPr>
-          <w:rFonts w:ascii="Times New Roman" w:eastAsia="宋体" w:hAnsi="Times New Roman" w:cs="Times New Roman" w:hint="eastAsia"/>
-        </w:rPr>
-        <w:t>ini</w:t>
-      </w:r>
-      <w:r>
-        <w:rPr>
-          <w:rFonts w:ascii="Times New Roman" w:eastAsia="宋体" w:hAnsi="Times New Roman" w:cs="Times New Roman" w:hint="eastAsia"/>
-        </w:rPr>
-        <w:t>加载逻辑，加载</w:t>
-      </w:r>
-      <w:r>
-        <w:rPr>
-          <w:rFonts w:ascii="Times New Roman" w:eastAsia="宋体" w:hAnsi="Times New Roman" w:cs="Times New Roman" w:hint="eastAsia"/>
-        </w:rPr>
-        <w:t>ini</w:t>
-      </w:r>
-      <w:r>
-        <w:rPr>
-          <w:rFonts w:ascii="Times New Roman" w:eastAsia="宋体" w:hAnsi="Times New Roman" w:cs="Times New Roman" w:hint="eastAsia"/>
-        </w:rPr>
-        <w:t>不会再释放至游戏目录，新建国家等操作可以即时生效</w:t>
-      </w:r>
-    </w:p>
-    <w:p>
-      <w:pPr>
-        <w:pStyle w:val="a9"/>
-        <w:numPr>
-          <w:ilvl w:val="0"/>
-          <w:numId w:val="31"/>
-        </w:numPr>
-        <w:rPr>
-          <w:rFonts w:ascii="Times New Roman" w:eastAsia="宋体" w:hAnsi="Times New Roman" w:cs="Times New Roman"/>
-        </w:rPr>
-      </w:pPr>
-      <w:r>
-        <w:rPr>
-          <w:rFonts w:ascii="Times New Roman" w:eastAsia="宋体" w:hAnsi="Times New Roman" w:cs="Times New Roman" w:hint="eastAsia"/>
-        </w:rPr>
-        <w:lastRenderedPageBreak/>
         <w:t>ini [#include]</w:t>
       </w:r>
       <w:r>
@@ -18766,6 +18796,7 @@
         <w:rPr>
           <w:rFonts w:ascii="Times New Roman" w:eastAsia="宋体" w:hAnsi="Times New Roman" w:cs="Times New Roman" w:hint="eastAsia"/>
         </w:rPr>
+        <w:lastRenderedPageBreak/>
         <w:t>摆放地形、</w:t>
       </w:r>
       <w:r>
@@ -18790,14 +18821,7 @@
         <w:rPr>
           <w:rFonts w:ascii="Times New Roman" w:eastAsia="宋体" w:hAnsi="Times New Roman" w:cs="Times New Roman" w:hint="eastAsia"/>
         </w:rPr>
-        <w:t>键可以开启直线模式，在两次鼠标</w:t>
-      </w:r>
-      <w:r>
-        <w:rPr>
-          <w:rFonts w:ascii="Times New Roman" w:eastAsia="宋体" w:hAnsi="Times New Roman" w:cs="Times New Roman" w:hint="eastAsia"/>
-        </w:rPr>
-        <w:lastRenderedPageBreak/>
-        <w:t>点击的线段上摆放</w:t>
+        <w:t>键可以开启直线模式，在两次鼠标点击的线段上摆放</w:t>
       </w:r>
     </w:p>
     <w:p>
@@ -19885,6 +19909,7 @@
         <w:rPr>
           <w:rFonts w:ascii="Times New Roman" w:eastAsia="宋体" w:hAnsi="Times New Roman" w:cs="Times New Roman" w:hint="eastAsia"/>
         </w:rPr>
+        <w:lastRenderedPageBreak/>
         <w:t>多选模式支持显示选择单元格数量统计</w:t>
       </w:r>
     </w:p>
@@ -19903,7 +19928,6 @@
         <w:rPr>
           <w:rFonts w:ascii="Times New Roman" w:eastAsia="宋体" w:hAnsi="Times New Roman" w:cs="Times New Roman" w:hint="eastAsia"/>
         </w:rPr>
-        <w:lastRenderedPageBreak/>
         <w:t>修复部分触发事件的描述</w:t>
       </w:r>
     </w:p>
@@ -20906,6 +20930,7 @@
         <w:rPr>
           <w:rFonts w:ascii="Times New Roman" w:eastAsia="宋体" w:hAnsi="Times New Roman" w:cs="Times New Roman" w:hint="eastAsia"/>
         </w:rPr>
+        <w:lastRenderedPageBreak/>
         <w:t>资源总量与属性查看允许自定义字体大小</w:t>
       </w:r>
     </w:p>
@@ -20924,7 +20949,6 @@
         <w:rPr>
           <w:rFonts w:ascii="Times New Roman" w:eastAsia="宋体" w:hAnsi="Times New Roman" w:cs="Times New Roman" w:hint="eastAsia"/>
         </w:rPr>
-        <w:lastRenderedPageBreak/>
         <w:t>粘贴区域描边使用与复制描边相同的颜色，即</w:t>
       </w:r>
       <w:r>
@@ -21937,6 +21961,7 @@
         <w:rPr>
           <w:rFonts w:ascii="Times New Roman" w:eastAsia="宋体" w:hAnsi="Times New Roman" w:cs="Times New Roman" w:hint="eastAsia"/>
         </w:rPr>
+        <w:lastRenderedPageBreak/>
         <w:t>拖动单位尊重图层状态</w:t>
       </w:r>
       <w:r>
@@ -21961,7 +21986,6 @@
         <w:rPr>
           <w:rFonts w:ascii="Times New Roman" w:eastAsia="宋体" w:hAnsi="Times New Roman" w:cs="Times New Roman" w:hint="eastAsia"/>
         </w:rPr>
-        <w:lastRenderedPageBreak/>
         <w:t>修复对象筛选留空时，不能显示所有对象的</w:t>
       </w:r>
       <w:r>
@@ -22923,6 +22947,7 @@
         <w:rPr>
           <w:rFonts w:ascii="Times New Roman" w:eastAsia="宋体" w:hAnsi="Times New Roman" w:cs="Times New Roman" w:hint="eastAsia"/>
         </w:rPr>
+        <w:lastRenderedPageBreak/>
         <w:t>修复隐藏建筑图层会同时隐藏建筑轮廓的</w:t>
       </w:r>
       <w:r>
@@ -22948,7 +22973,6 @@
         <w:rPr>
           <w:rFonts w:ascii="Times New Roman" w:eastAsia="宋体" w:hAnsi="Times New Roman" w:cs="Times New Roman" w:hint="eastAsia"/>
         </w:rPr>
-        <w:lastRenderedPageBreak/>
         <w:t>修复部分情况下建筑阴影位置偏移的</w:t>
       </w:r>
       <w:r>
@@ -23881,7 +23905,14 @@
         <w:rPr>
           <w:rFonts w:ascii="Times New Roman" w:eastAsia="宋体" w:hAnsi="Times New Roman" w:cs="Times New Roman" w:hint="eastAsia"/>
         </w:rPr>
-        <w:t>触发、脚本编辑器等窗口关闭后也会保存当前选中项索引，再次开启会保持原位置</w:t>
+        <w:t>触发、脚本编辑器等窗口关闭后也会保存当前选中项索引，再次开启会保持</w:t>
+      </w:r>
+      <w:r>
+        <w:rPr>
+          <w:rFonts w:ascii="Times New Roman" w:eastAsia="宋体" w:hAnsi="Times New Roman" w:cs="Times New Roman" w:hint="eastAsia"/>
+        </w:rPr>
+        <w:lastRenderedPageBreak/>
+        <w:t>原位置</w:t>
       </w:r>
     </w:p>
     <w:p>
@@ -23899,7 +23930,6 @@
         <w:rPr>
           <w:rFonts w:ascii="Times New Roman" w:eastAsia="宋体" w:hAnsi="Times New Roman" w:cs="Times New Roman" w:hint="eastAsia"/>
         </w:rPr>
-        <w:lastRenderedPageBreak/>
         <w:t>修复选择“删除对象”后右键取消，再次直接选择删除对象不生效的</w:t>
       </w:r>
       <w:r>
@@ -24856,6 +24886,7 @@
         <w:rPr>
           <w:rFonts w:ascii="Times New Roman" w:eastAsia="宋体" w:hAnsi="Times New Roman" w:cs="Times New Roman" w:hint="eastAsia"/>
         </w:rPr>
+        <w:lastRenderedPageBreak/>
         <w:t>修复属性查看中地形文件名不正确的</w:t>
       </w:r>
       <w:r>
@@ -24880,7 +24911,6 @@
         <w:rPr>
           <w:rFonts w:ascii="Times New Roman" w:eastAsia="宋体" w:hAnsi="Times New Roman" w:cs="Times New Roman" w:hint="eastAsia"/>
         </w:rPr>
-        <w:lastRenderedPageBreak/>
         <w:t>支持</w:t>
       </w:r>
       <w:r>
@@ -25985,6 +26015,7 @@
         <w:rPr>
           <w:rFonts w:ascii="Times New Roman" w:eastAsia="宋体" w:hAnsi="Times New Roman" w:cs="Times New Roman" w:hint="eastAsia"/>
         </w:rPr>
+        <w:lastRenderedPageBreak/>
         <w:t>增加了新的翻译系统</w:t>
       </w:r>
       <w:r>
@@ -26021,7 +26052,6 @@
         <w:rPr>
           <w:rFonts w:ascii="Times New Roman" w:eastAsia="宋体" w:hAnsi="Times New Roman" w:cs="Times New Roman" w:hint="eastAsia"/>
         </w:rPr>
-        <w:lastRenderedPageBreak/>
         <w:t>ID</w:t>
       </w:r>
       <w:r>
@@ -26770,30 +26800,6 @@
         <w:rPr>
           <w:rFonts w:ascii="Times New Roman" w:eastAsia="宋体" w:hAnsi="Times New Roman" w:cs="Times New Roman" w:hint="eastAsia"/>
         </w:rPr>
-        <w:t>CSF</w:t>
-      </w:r>
-      <w:r>
-        <w:rPr>
-          <w:rFonts w:ascii="Times New Roman" w:eastAsia="宋体" w:hAnsi="Times New Roman" w:cs="Times New Roman" w:hint="eastAsia"/>
-        </w:rPr>
-        <w:t>浏览器：可以浏览、搜索当前加载的全部</w:t>
-      </w:r>
-      <w:r>
-        <w:rPr>
-          <w:rFonts w:ascii="Times New Roman" w:eastAsia="宋体" w:hAnsi="Times New Roman" w:cs="Times New Roman" w:hint="eastAsia"/>
-        </w:rPr>
-        <w:t>CSF</w:t>
-      </w:r>
-      <w:r>
-        <w:rPr>
-          <w:rFonts w:ascii="Times New Roman" w:eastAsia="宋体" w:hAnsi="Times New Roman" w:cs="Times New Roman" w:hint="eastAsia"/>
-        </w:rPr>
-        <w:t>文本，也可以立即重新加载</w:t>
-      </w:r>
-      <w:r>
-        <w:rPr>
-          <w:rFonts w:ascii="Times New Roman" w:eastAsia="宋体" w:hAnsi="Times New Roman" w:cs="Times New Roman" w:hint="eastAsia"/>
-        </w:rPr>
         <w:lastRenderedPageBreak/>
         <w:t>CSF</w:t>
       </w:r>
@@ -26801,6 +26807,30 @@
         <w:rPr>
           <w:rFonts w:ascii="Times New Roman" w:eastAsia="宋体" w:hAnsi="Times New Roman" w:cs="Times New Roman" w:hint="eastAsia"/>
         </w:rPr>
+        <w:t>浏览器：可以浏览、搜索当前加载的全部</w:t>
+      </w:r>
+      <w:r>
+        <w:rPr>
+          <w:rFonts w:ascii="Times New Roman" w:eastAsia="宋体" w:hAnsi="Times New Roman" w:cs="Times New Roman" w:hint="eastAsia"/>
+        </w:rPr>
+        <w:t>CSF</w:t>
+      </w:r>
+      <w:r>
+        <w:rPr>
+          <w:rFonts w:ascii="Times New Roman" w:eastAsia="宋体" w:hAnsi="Times New Roman" w:cs="Times New Roman" w:hint="eastAsia"/>
+        </w:rPr>
+        <w:t>文本，也可以立即重新加载</w:t>
+      </w:r>
+      <w:r>
+        <w:rPr>
+          <w:rFonts w:ascii="Times New Roman" w:eastAsia="宋体" w:hAnsi="Times New Roman" w:cs="Times New Roman" w:hint="eastAsia"/>
+        </w:rPr>
+        <w:t>CSF</w:t>
+      </w:r>
+      <w:r>
+        <w:rPr>
+          <w:rFonts w:ascii="Times New Roman" w:eastAsia="宋体" w:hAnsi="Times New Roman" w:cs="Times New Roman" w:hint="eastAsia"/>
+        </w:rPr>
         <w:t>文件，还可以快捷为触发事件的对应参数选择文本标签</w:t>
       </w:r>
     </w:p>
@@ -27401,7 +27431,14 @@
         <w:rPr>
           <w:rFonts w:ascii="Times New Roman" w:eastAsia="宋体" w:hAnsi="Times New Roman" w:cs="Times New Roman" w:hint="eastAsia"/>
         </w:rPr>
-        <w:t>的文件覆盖其中对应内容</w:t>
+        <w:t>的文件覆盖</w:t>
+      </w:r>
+      <w:r>
+        <w:rPr>
+          <w:rFonts w:ascii="Times New Roman" w:eastAsia="宋体" w:hAnsi="Times New Roman" w:cs="Times New Roman" w:hint="eastAsia"/>
+        </w:rPr>
+        <w:lastRenderedPageBreak/>
+        <w:t>其中对应内容</w:t>
       </w:r>
     </w:p>
     <w:p>
@@ -27415,7 +27452,6 @@
         <w:rPr>
           <w:rFonts w:ascii="Times New Roman" w:eastAsia="宋体" w:hAnsi="Times New Roman" w:cs="Times New Roman" w:hint="eastAsia"/>
         </w:rPr>
-        <w:lastRenderedPageBreak/>
         <w:t>为已有地形设置框架模式：在地形</w:t>
       </w:r>
       <w:r>
@@ -27952,6 +27988,7 @@
         <w:rPr>
           <w:rFonts w:ascii="Times New Roman" w:eastAsia="宋体" w:hAnsi="Times New Roman" w:cs="Times New Roman" w:hint="eastAsia"/>
         </w:rPr>
+        <w:lastRenderedPageBreak/>
         <w:t>工具脚本：新增多个函数，提供了读取指定</w:t>
       </w:r>
       <w:r>
@@ -27964,14 +28001,7 @@
         <w:rPr>
           <w:rFonts w:ascii="Times New Roman" w:eastAsia="宋体" w:hAnsi="Times New Roman" w:cs="Times New Roman" w:hint="eastAsia"/>
         </w:rPr>
-        <w:t>、对地形进行操作、获取地形信息</w:t>
-      </w:r>
-      <w:r>
-        <w:rPr>
-          <w:rFonts w:ascii="Times New Roman" w:eastAsia="宋体" w:hAnsi="Times New Roman" w:cs="Times New Roman" w:hint="eastAsia"/>
-        </w:rPr>
-        <w:lastRenderedPageBreak/>
-        <w:t>等功能，详见“</w:t>
+        <w:t>、对地形进行操作、获取地形信息等功能，详见“</w:t>
       </w:r>
       <w:r>
         <w:rPr>
@@ -50760,7 +50790,7 @@
         <v:path o:extrusionok="f" gradientshapeok="t" o:connecttype="rect"/>
         <o:lock v:ext="edit" aspectratio="t"/>
       </v:shapetype>
-      <v:shape id="_x0000_i1030" type="#_x0000_t75" style="width:11.55pt;height:11.55pt" o:bullet="t">
+      <v:shape id="_x0000_i1032" type="#_x0000_t75" style="width:11.55pt;height:11.55pt" o:bullet="t">
         <v:imagedata r:id="rId1" o:title="mso9A9A"/>
       </v:shape>
     </w:pict>

--- a/Supplementary/文档/FA2SP HDM Edition说明文档.docx
+++ b/Supplementary/文档/FA2SP HDM Edition说明文档.docx
@@ -174,7 +174,7 @@
           <w:rFonts w:ascii="宋体" w:eastAsia="宋体" w:hAnsi="宋体" w:hint="eastAsia"/>
           <w:sz w:val="24"/>
         </w:rPr>
-        <w:t>7</w:t>
+        <w:t>8</w:t>
       </w:r>
     </w:p>
     <w:p>
@@ -246,7 +246,7 @@
           <w:sz w:val="28"/>
           <w:szCs w:val="32"/>
         </w:rPr>
-        <w:t>7</w:t>
+        <w:t>8</w:t>
       </w:r>
       <w:r>
         <w:rPr>
@@ -600,6 +600,24 @@
         <w:pStyle w:val="a9"/>
         <w:numPr>
           <w:ilvl w:val="0"/>
+          <w:numId w:val="11"/>
+        </w:numPr>
+        <w:rPr>
+          <w:rFonts w:ascii="Times New Roman" w:eastAsia="宋体" w:hAnsi="Times New Roman" w:cs="Times New Roman"/>
+        </w:rPr>
+      </w:pPr>
+      <w:r>
+        <w:rPr>
+          <w:rFonts w:ascii="Times New Roman" w:eastAsia="宋体" w:hAnsi="Times New Roman" w:cs="Times New Roman" w:hint="eastAsia"/>
+        </w:rPr>
+        <w:t>在摆放单位的时候，滚动鼠标滚轮调整方向</w:t>
+      </w:r>
+    </w:p>
+    <w:p>
+      <w:pPr>
+        <w:pStyle w:val="a9"/>
+        <w:numPr>
+          <w:ilvl w:val="0"/>
           <w:numId w:val="10"/>
         </w:numPr>
         <w:rPr>
@@ -850,7 +868,14 @@
         <w:rPr>
           <w:rFonts w:ascii="Times New Roman" w:eastAsia="宋体" w:hAnsi="Times New Roman" w:cs="Times New Roman" w:hint="eastAsia"/>
         </w:rPr>
-        <w:t>键切换后可以批量绘制多段连接地形，并支持形成闭环</w:t>
+        <w:t>键切换后可以批量绘制多段连接地</w:t>
+      </w:r>
+      <w:r>
+        <w:rPr>
+          <w:rFonts w:ascii="Times New Roman" w:eastAsia="宋体" w:hAnsi="Times New Roman" w:cs="Times New Roman" w:hint="eastAsia"/>
+        </w:rPr>
+        <w:lastRenderedPageBreak/>
+        <w:t>形，并支持形成闭环</w:t>
       </w:r>
     </w:p>
     <w:p>
@@ -868,7 +893,6 @@
         <w:rPr>
           <w:rFonts w:ascii="Times New Roman" w:eastAsia="宋体" w:hAnsi="Times New Roman" w:cs="Times New Roman" w:hint="eastAsia"/>
         </w:rPr>
-        <w:lastRenderedPageBreak/>
         <w:t>修复开启</w:t>
       </w:r>
       <w:r>
@@ -50838,7 +50862,7 @@
         <v:path o:extrusionok="f" gradientshapeok="t" o:connecttype="rect"/>
         <o:lock v:ext="edit" aspectratio="t"/>
       </v:shapetype>
-      <v:shape id="_x0000_i1030" type="#_x0000_t75" style="width:11.55pt;height:11.55pt" o:bullet="t">
+      <v:shape id="_x0000_i1032" type="#_x0000_t75" style="width:11.55pt;height:11.55pt" o:bullet="t">
         <v:imagedata r:id="rId1" o:title="mso9A9A"/>
       </v:shape>
     </w:pict>

--- a/Supplementary/文档/FA2SP HDM Edition说明文档.docx
+++ b/Supplementary/文档/FA2SP HDM Edition说明文档.docx
@@ -167,7 +167,14 @@
           <w:rFonts w:ascii="宋体" w:eastAsia="宋体" w:hAnsi="宋体" w:hint="eastAsia"/>
           <w:sz w:val="24"/>
         </w:rPr>
-        <w:t>20</w:t>
+        <w:t>2</w:t>
+      </w:r>
+      <w:r>
+        <w:rPr>
+          <w:rFonts w:ascii="宋体" w:eastAsia="宋体" w:hAnsi="宋体" w:hint="eastAsia"/>
+          <w:sz w:val="24"/>
+        </w:rPr>
+        <w:t>2</w:t>
       </w:r>
     </w:p>
     <w:p>
@@ -229,7 +236,7 @@
           <w:sz w:val="28"/>
           <w:szCs w:val="32"/>
         </w:rPr>
-        <w:t>20</w:t>
+        <w:t>2</w:t>
       </w:r>
       <w:r>
         <w:rPr>
@@ -239,466 +246,502 @@
           <w:sz w:val="28"/>
           <w:szCs w:val="32"/>
         </w:rPr>
-        <w:t>)</w:t>
-      </w:r>
-    </w:p>
-    <w:p>
-      <w:pPr>
-        <w:pStyle w:val="a9"/>
-        <w:numPr>
-          <w:ilvl w:val="0"/>
-          <w:numId w:val="11"/>
-        </w:numPr>
-        <w:rPr>
-          <w:rFonts w:ascii="Times New Roman" w:eastAsia="宋体" w:hAnsi="Times New Roman" w:cs="Times New Roman"/>
-        </w:rPr>
-      </w:pPr>
-      <w:r>
-        <w:rPr>
-          <w:rFonts w:ascii="Times New Roman" w:eastAsia="宋体" w:hAnsi="Times New Roman" w:cs="Times New Roman" w:hint="eastAsia"/>
-        </w:rPr>
-        <w:t>修复单人游戏设置</w:t>
-      </w:r>
-      <w:r>
-        <w:rPr>
-          <w:rFonts w:ascii="Times New Roman" w:eastAsia="宋体" w:hAnsi="Times New Roman" w:cs="Times New Roman" w:hint="eastAsia"/>
-        </w:rPr>
-        <w:t>-&gt;</w:t>
-      </w:r>
-      <w:r>
-        <w:rPr>
-          <w:rFonts w:ascii="Times New Roman" w:eastAsia="宋体" w:hAnsi="Times New Roman" w:cs="Times New Roman" w:hint="eastAsia"/>
-        </w:rPr>
-        <w:t>幻影伪装树木窗口关闭时的崩溃</w:t>
-      </w:r>
-    </w:p>
-    <w:p>
-      <w:pPr>
-        <w:pStyle w:val="a9"/>
-        <w:numPr>
-          <w:ilvl w:val="0"/>
-          <w:numId w:val="11"/>
-        </w:numPr>
-        <w:rPr>
-          <w:rFonts w:ascii="Times New Roman" w:eastAsia="宋体" w:hAnsi="Times New Roman" w:cs="Times New Roman"/>
-        </w:rPr>
-      </w:pPr>
-      <w:r>
-        <w:rPr>
-          <w:rFonts w:ascii="Times New Roman" w:eastAsia="宋体" w:hAnsi="Times New Roman" w:cs="Times New Roman" w:hint="eastAsia"/>
-        </w:rPr>
-        <w:t>触发编辑器的局部变量参数可以跳转</w:t>
-      </w:r>
-    </w:p>
-    <w:p>
-      <w:pPr>
-        <w:pStyle w:val="a9"/>
-        <w:numPr>
-          <w:ilvl w:val="0"/>
-          <w:numId w:val="11"/>
-        </w:numPr>
-        <w:rPr>
-          <w:rFonts w:ascii="Times New Roman" w:eastAsia="宋体" w:hAnsi="Times New Roman" w:cs="Times New Roman"/>
-        </w:rPr>
-      </w:pPr>
-      <w:r>
-        <w:rPr>
-          <w:rFonts w:ascii="Times New Roman" w:eastAsia="宋体" w:hAnsi="Times New Roman" w:cs="Times New Roman" w:hint="eastAsia"/>
-        </w:rPr>
-        <w:t>修复单位属性窗口的血量调节会产生累计误差的</w:t>
-      </w:r>
-      <w:r>
-        <w:rPr>
-          <w:rFonts w:ascii="Times New Roman" w:eastAsia="宋体" w:hAnsi="Times New Roman" w:cs="Times New Roman" w:hint="eastAsia"/>
-        </w:rPr>
-        <w:t>bug</w:t>
-      </w:r>
-    </w:p>
-    <w:p>
-      <w:pPr>
-        <w:pStyle w:val="a9"/>
-        <w:numPr>
-          <w:ilvl w:val="0"/>
-          <w:numId w:val="11"/>
-        </w:numPr>
-        <w:rPr>
-          <w:rFonts w:ascii="Times New Roman" w:eastAsia="宋体" w:hAnsi="Times New Roman" w:cs="Times New Roman"/>
-        </w:rPr>
-      </w:pPr>
-      <w:r>
-        <w:rPr>
-          <w:rFonts w:ascii="Times New Roman" w:eastAsia="宋体" w:hAnsi="Times New Roman" w:cs="Times New Roman" w:hint="eastAsia"/>
-        </w:rPr>
-        <w:t>可以控制是否在单位属性窗口内显示真实血量或百分比血量，详见</w:t>
-      </w:r>
-      <w:r>
-        <w:rPr>
-          <w:rFonts w:ascii="Times New Roman" w:eastAsia="宋体" w:hAnsi="Times New Roman" w:cs="Times New Roman" w:hint="eastAsia"/>
-        </w:rPr>
-        <w:t>DisplayRealHPinTechnoDlg</w:t>
-      </w:r>
-    </w:p>
-    <w:p>
-      <w:pPr>
-        <w:pStyle w:val="a9"/>
-        <w:numPr>
-          <w:ilvl w:val="0"/>
-          <w:numId w:val="11"/>
-        </w:numPr>
-        <w:rPr>
-          <w:rFonts w:ascii="Times New Roman" w:eastAsia="宋体" w:hAnsi="Times New Roman" w:cs="Times New Roman"/>
-        </w:rPr>
-      </w:pPr>
-      <w:r>
-        <w:rPr>
-          <w:rFonts w:ascii="Times New Roman" w:eastAsia="宋体" w:hAnsi="Times New Roman" w:cs="Times New Roman"/>
-        </w:rPr>
-        <w:t>L</w:t>
-      </w:r>
-      <w:r>
-        <w:rPr>
-          <w:rFonts w:ascii="Times New Roman" w:eastAsia="宋体" w:hAnsi="Times New Roman" w:cs="Times New Roman" w:hint="eastAsia"/>
-        </w:rPr>
-        <w:t>ua</w:t>
-      </w:r>
-      <w:r>
-        <w:rPr>
-          <w:rFonts w:ascii="Times New Roman" w:eastAsia="宋体" w:hAnsi="Times New Roman" w:cs="Times New Roman" w:hint="eastAsia"/>
-        </w:rPr>
-        <w:t>脚本新增打开、保存地图函数</w:t>
-      </w:r>
-    </w:p>
-    <w:p>
-      <w:pPr>
-        <w:pStyle w:val="a9"/>
-        <w:numPr>
-          <w:ilvl w:val="0"/>
-          <w:numId w:val="11"/>
-        </w:numPr>
-        <w:rPr>
-          <w:rFonts w:ascii="Times New Roman" w:eastAsia="宋体" w:hAnsi="Times New Roman" w:cs="Times New Roman"/>
-        </w:rPr>
-      </w:pPr>
-      <w:r>
-        <w:rPr>
-          <w:rFonts w:ascii="Times New Roman" w:eastAsia="宋体" w:hAnsi="Times New Roman" w:cs="Times New Roman" w:hint="eastAsia"/>
-        </w:rPr>
-        <w:t>可以在触发编辑器</w:t>
-      </w:r>
-      <w:r>
-        <w:rPr>
-          <w:rFonts w:ascii="Times New Roman" w:eastAsia="宋体" w:hAnsi="Times New Roman" w:cs="Times New Roman" w:hint="eastAsia"/>
-        </w:rPr>
-        <w:t>、脚本编辑器</w:t>
-      </w:r>
-      <w:r>
-        <w:rPr>
-          <w:rFonts w:ascii="Times New Roman" w:eastAsia="宋体" w:hAnsi="Times New Roman" w:cs="Times New Roman" w:hint="eastAsia"/>
-        </w:rPr>
-        <w:t>中预览音效、</w:t>
-      </w:r>
-      <w:r>
-        <w:rPr>
-          <w:rFonts w:ascii="Times New Roman" w:eastAsia="宋体" w:hAnsi="Times New Roman" w:cs="Times New Roman" w:hint="eastAsia"/>
-        </w:rPr>
-        <w:t>EVA</w:t>
-      </w:r>
-      <w:r>
-        <w:rPr>
-          <w:rFonts w:ascii="Times New Roman" w:eastAsia="宋体" w:hAnsi="Times New Roman" w:cs="Times New Roman" w:hint="eastAsia"/>
-        </w:rPr>
-        <w:t>、背景音乐</w:t>
-      </w:r>
-      <w:r>
-        <w:rPr>
-          <w:rFonts w:ascii="Times New Roman" w:eastAsia="宋体" w:hAnsi="Times New Roman" w:cs="Times New Roman" w:hint="eastAsia"/>
-        </w:rPr>
-        <w:t>、动画</w:t>
-      </w:r>
-    </w:p>
-    <w:p>
-      <w:pPr>
-        <w:pStyle w:val="a9"/>
-        <w:numPr>
-          <w:ilvl w:val="0"/>
-          <w:numId w:val="11"/>
-        </w:numPr>
-        <w:rPr>
-          <w:rFonts w:ascii="Times New Roman" w:eastAsia="宋体" w:hAnsi="Times New Roman" w:cs="Times New Roman"/>
-        </w:rPr>
-      </w:pPr>
-      <w:r>
-        <w:rPr>
-          <w:rFonts w:ascii="Times New Roman" w:eastAsia="宋体" w:hAnsi="Times New Roman" w:cs="Times New Roman" w:hint="eastAsia"/>
-        </w:rPr>
-        <w:t>物品浏览器新增右键菜单，可以展开</w:t>
-      </w:r>
-      <w:r>
-        <w:rPr>
-          <w:rFonts w:ascii="Times New Roman" w:eastAsia="宋体" w:hAnsi="Times New Roman" w:cs="Times New Roman" w:hint="eastAsia"/>
-        </w:rPr>
-        <w:t>/</w:t>
-      </w:r>
-      <w:r>
-        <w:rPr>
-          <w:rFonts w:ascii="Times New Roman" w:eastAsia="宋体" w:hAnsi="Times New Roman" w:cs="Times New Roman" w:hint="eastAsia"/>
-        </w:rPr>
-        <w:t>收起全部节点，或滚动到最上或最下</w:t>
-      </w:r>
-    </w:p>
-    <w:p>
-      <w:pPr>
-        <w:pStyle w:val="a9"/>
-        <w:numPr>
-          <w:ilvl w:val="0"/>
-          <w:numId w:val="11"/>
-        </w:numPr>
-        <w:rPr>
-          <w:rFonts w:ascii="Times New Roman" w:eastAsia="宋体" w:hAnsi="Times New Roman" w:cs="Times New Roman"/>
-        </w:rPr>
-      </w:pPr>
-      <w:r>
-        <w:rPr>
-          <w:rFonts w:ascii="Times New Roman" w:eastAsia="宋体" w:hAnsi="Times New Roman" w:cs="Times New Roman" w:hint="eastAsia"/>
-        </w:rPr>
-        <w:t>作战小队编辑器的小队出现于和运输机起始路径点可以跳转</w:t>
-      </w:r>
-    </w:p>
-    <w:p>
-      <w:pPr>
-        <w:pStyle w:val="a9"/>
-        <w:numPr>
-          <w:ilvl w:val="0"/>
-          <w:numId w:val="11"/>
-        </w:numPr>
-        <w:rPr>
-          <w:rFonts w:ascii="Times New Roman" w:eastAsia="宋体" w:hAnsi="Times New Roman" w:cs="Times New Roman"/>
-        </w:rPr>
-      </w:pPr>
-      <w:r>
-        <w:rPr>
-          <w:rFonts w:ascii="Times New Roman" w:eastAsia="宋体" w:hAnsi="Times New Roman" w:cs="Times New Roman" w:hint="eastAsia"/>
-        </w:rPr>
-        <w:t>自动保存地图时维持已有缩略图</w:t>
-      </w:r>
-      <w:r>
-        <w:rPr>
-          <w:rFonts w:ascii="Times New Roman" w:eastAsia="宋体" w:hAnsi="Times New Roman" w:cs="Times New Roman" w:hint="eastAsia"/>
-        </w:rPr>
-        <w:t>，而不是清空缩略图</w:t>
-      </w:r>
-    </w:p>
-    <w:p>
-      <w:pPr>
-        <w:pStyle w:val="a9"/>
-        <w:numPr>
-          <w:ilvl w:val="0"/>
-          <w:numId w:val="11"/>
-        </w:numPr>
-        <w:rPr>
-          <w:rFonts w:ascii="Times New Roman" w:eastAsia="宋体" w:hAnsi="Times New Roman" w:cs="Times New Roman"/>
-        </w:rPr>
-      </w:pPr>
-      <w:r>
-        <w:rPr>
-          <w:rFonts w:ascii="Times New Roman" w:eastAsia="宋体" w:hAnsi="Times New Roman" w:cs="Times New Roman" w:hint="eastAsia"/>
-        </w:rPr>
-        <w:t>优化顶点高度工具在不可抬升地形边缘使用时的表现</w:t>
-      </w:r>
-    </w:p>
-    <w:p>
-      <w:pPr>
-        <w:pStyle w:val="a9"/>
-        <w:numPr>
-          <w:ilvl w:val="0"/>
-          <w:numId w:val="11"/>
-        </w:numPr>
-        <w:rPr>
-          <w:rFonts w:ascii="Times New Roman" w:eastAsia="宋体" w:hAnsi="Times New Roman" w:cs="Times New Roman"/>
-        </w:rPr>
-      </w:pPr>
-      <w:r>
-        <w:rPr>
-          <w:rFonts w:ascii="Times New Roman" w:eastAsia="宋体" w:hAnsi="Times New Roman" w:cs="Times New Roman" w:hint="eastAsia"/>
-        </w:rPr>
-        <w:t>多选模式新增反选功能</w:t>
-      </w:r>
-    </w:p>
-    <w:p>
-      <w:pPr>
-        <w:pStyle w:val="a9"/>
-        <w:numPr>
-          <w:ilvl w:val="0"/>
-          <w:numId w:val="11"/>
-        </w:numPr>
-        <w:rPr>
-          <w:rFonts w:ascii="Times New Roman" w:eastAsia="宋体" w:hAnsi="Times New Roman" w:cs="Times New Roman"/>
-        </w:rPr>
-      </w:pPr>
-      <w:r>
-        <w:rPr>
-          <w:rFonts w:ascii="Times New Roman" w:eastAsia="宋体" w:hAnsi="Times New Roman" w:cs="Times New Roman" w:hint="eastAsia"/>
-        </w:rPr>
-        <w:t>修复渲染地图时会把隐形断桥显示出来的</w:t>
-      </w:r>
-      <w:r>
-        <w:rPr>
-          <w:rFonts w:ascii="Times New Roman" w:eastAsia="宋体" w:hAnsi="Times New Roman" w:cs="Times New Roman" w:hint="eastAsia"/>
-        </w:rPr>
-        <w:t>bug</w:t>
-      </w:r>
-    </w:p>
-    <w:p>
-      <w:pPr>
-        <w:pStyle w:val="a9"/>
-        <w:numPr>
-          <w:ilvl w:val="0"/>
-          <w:numId w:val="11"/>
-        </w:numPr>
-        <w:rPr>
-          <w:rFonts w:ascii="Times New Roman" w:eastAsia="宋体" w:hAnsi="Times New Roman" w:cs="Times New Roman"/>
-        </w:rPr>
-      </w:pPr>
-      <w:r>
-        <w:rPr>
-          <w:rFonts w:ascii="Times New Roman" w:eastAsia="宋体" w:hAnsi="Times New Roman" w:cs="Times New Roman" w:hint="eastAsia"/>
-        </w:rPr>
-        <w:t>修复斜坡工具在地图边缘部分情况下无法正确</w:t>
-      </w:r>
-      <w:r>
-        <w:rPr>
-          <w:rFonts w:ascii="Times New Roman" w:eastAsia="宋体" w:hAnsi="Times New Roman" w:cs="Times New Roman" w:hint="eastAsia"/>
-        </w:rPr>
-        <w:t>应用</w:t>
-      </w:r>
-      <w:r>
-        <w:rPr>
-          <w:rFonts w:ascii="Times New Roman" w:eastAsia="宋体" w:hAnsi="Times New Roman" w:cs="Times New Roman" w:hint="eastAsia"/>
-        </w:rPr>
-        <w:t>的</w:t>
-      </w:r>
-      <w:r>
-        <w:rPr>
-          <w:rFonts w:ascii="Times New Roman" w:eastAsia="宋体" w:hAnsi="Times New Roman" w:cs="Times New Roman" w:hint="eastAsia"/>
-        </w:rPr>
-        <w:t>bug</w:t>
-      </w:r>
-    </w:p>
-    <w:p>
-      <w:pPr>
-        <w:pStyle w:val="a9"/>
-        <w:numPr>
-          <w:ilvl w:val="0"/>
-          <w:numId w:val="11"/>
-        </w:numPr>
-        <w:rPr>
-          <w:rFonts w:ascii="Times New Roman" w:eastAsia="宋体" w:hAnsi="Times New Roman" w:cs="Times New Roman"/>
-        </w:rPr>
-      </w:pPr>
-      <w:r>
-        <w:rPr>
-          <w:rFonts w:ascii="Times New Roman" w:eastAsia="宋体" w:hAnsi="Times New Roman" w:cs="Times New Roman" w:hint="eastAsia"/>
-        </w:rPr>
-        <w:t>在摆放单位的时候，滚动鼠标滚轮调整方向</w:t>
-      </w:r>
-      <w:r>
-        <w:rPr>
-          <w:rFonts w:ascii="Times New Roman" w:eastAsia="宋体" w:hAnsi="Times New Roman" w:cs="Times New Roman" w:hint="eastAsia"/>
-        </w:rPr>
-        <w:t>，且可以控制滚动为</w:t>
-      </w:r>
-      <w:r>
-        <w:rPr>
-          <w:rFonts w:ascii="Times New Roman" w:eastAsia="宋体" w:hAnsi="Times New Roman" w:cs="Times New Roman" w:hint="eastAsia"/>
-        </w:rPr>
-        <w:t>8</w:t>
-      </w:r>
-      <w:r>
-        <w:rPr>
-          <w:rFonts w:ascii="Times New Roman" w:eastAsia="宋体" w:hAnsi="Times New Roman" w:cs="Times New Roman" w:hint="eastAsia"/>
-        </w:rPr>
-        <w:t>向或</w:t>
-      </w:r>
-      <w:r>
-        <w:rPr>
-          <w:rFonts w:ascii="Times New Roman" w:eastAsia="宋体" w:hAnsi="Times New Roman" w:cs="Times New Roman" w:hint="eastAsia"/>
-        </w:rPr>
-        <w:t>32</w:t>
-      </w:r>
-      <w:r>
-        <w:rPr>
-          <w:rFonts w:ascii="Times New Roman" w:eastAsia="宋体" w:hAnsi="Times New Roman" w:cs="Times New Roman" w:hint="eastAsia"/>
-        </w:rPr>
-        <w:t>向，详见</w:t>
-      </w:r>
-      <w:r>
-        <w:rPr>
-          <w:rFonts w:ascii="Times New Roman" w:eastAsia="宋体" w:hAnsi="Times New Roman" w:cs="Times New Roman" w:hint="eastAsia"/>
-        </w:rPr>
-        <w:t>ExtFacings.Scroll</w:t>
-      </w:r>
-    </w:p>
-    <w:p>
-      <w:pPr>
-        <w:pStyle w:val="a9"/>
-        <w:numPr>
-          <w:ilvl w:val="0"/>
-          <w:numId w:val="11"/>
-        </w:numPr>
-        <w:rPr>
-          <w:rFonts w:ascii="Times New Roman" w:eastAsia="宋体" w:hAnsi="Times New Roman" w:cs="Times New Roman"/>
-        </w:rPr>
-      </w:pPr>
-      <w:r>
-        <w:rPr>
-          <w:rFonts w:ascii="Times New Roman" w:eastAsia="宋体" w:hAnsi="Times New Roman" w:cs="Times New Roman" w:hint="eastAsia"/>
-        </w:rPr>
-        <w:t>支持自定义额外的资源目录，详见</w:t>
-      </w:r>
-      <w:r>
-        <w:rPr>
-          <w:rFonts w:ascii="Times New Roman" w:eastAsia="宋体" w:hAnsi="Times New Roman" w:cs="Times New Roman" w:hint="eastAsia"/>
-        </w:rPr>
-        <w:t>[</w:t>
-      </w:r>
-      <w:r>
-        <w:rPr>
-          <w:rFonts w:ascii="Times New Roman" w:eastAsia="宋体" w:hAnsi="Times New Roman" w:cs="Times New Roman" w:hint="eastAsia"/>
-        </w:rPr>
-        <w:t>ExtraDirectories</w:t>
-      </w:r>
-      <w:r>
-        <w:rPr>
-          <w:rFonts w:ascii="Times New Roman" w:eastAsia="宋体" w:hAnsi="Times New Roman" w:cs="Times New Roman" w:hint="eastAsia"/>
-        </w:rPr>
-        <w:t>]</w:t>
-      </w:r>
-    </w:p>
-    <w:p>
-      <w:pPr>
-        <w:pStyle w:val="a9"/>
-        <w:numPr>
-          <w:ilvl w:val="0"/>
-          <w:numId w:val="10"/>
-        </w:numPr>
-        <w:rPr>
-          <w:rFonts w:ascii="Times New Roman" w:eastAsia="宋体" w:hAnsi="Times New Roman" w:cs="Times New Roman"/>
+        <w:t>2</w:t>
+      </w:r>
+      <w:r>
+        <w:rPr>
+          <w:rFonts w:ascii="Times New Roman" w:eastAsia="宋体" w:hAnsi="Times New Roman" w:cs="Times New Roman" w:hint="eastAsia"/>
           <w:b/>
           <w:bCs/>
           <w:sz w:val="28"/>
           <w:szCs w:val="32"/>
         </w:rPr>
-      </w:pPr>
-      <w:r>
-        <w:rPr>
-          <w:rFonts w:ascii="Times New Roman" w:eastAsia="宋体" w:hAnsi="Times New Roman" w:cs="Times New Roman" w:hint="eastAsia"/>
+        <w:t>)</w:t>
+      </w:r>
+    </w:p>
+    <w:p>
+      <w:pPr>
+        <w:pStyle w:val="a9"/>
+        <w:numPr>
+          <w:ilvl w:val="0"/>
+          <w:numId w:val="11"/>
+        </w:numPr>
+        <w:rPr>
+          <w:rFonts w:ascii="Times New Roman" w:eastAsia="宋体" w:hAnsi="Times New Roman" w:cs="Times New Roman"/>
+        </w:rPr>
+      </w:pPr>
+      <w:r>
+        <w:rPr>
+          <w:rFonts w:ascii="Times New Roman" w:eastAsia="宋体" w:hAnsi="Times New Roman" w:cs="Times New Roman" w:hint="eastAsia"/>
+        </w:rPr>
+        <w:t>修复单人游戏设置</w:t>
+      </w:r>
+      <w:r>
+        <w:rPr>
+          <w:rFonts w:ascii="Times New Roman" w:eastAsia="宋体" w:hAnsi="Times New Roman" w:cs="Times New Roman" w:hint="eastAsia"/>
+        </w:rPr>
+        <w:t>-&gt;</w:t>
+      </w:r>
+      <w:r>
+        <w:rPr>
+          <w:rFonts w:ascii="Times New Roman" w:eastAsia="宋体" w:hAnsi="Times New Roman" w:cs="Times New Roman" w:hint="eastAsia"/>
+        </w:rPr>
+        <w:t>幻影伪装树木窗口关闭时的崩溃</w:t>
+      </w:r>
+    </w:p>
+    <w:p>
+      <w:pPr>
+        <w:pStyle w:val="a9"/>
+        <w:numPr>
+          <w:ilvl w:val="0"/>
+          <w:numId w:val="11"/>
+        </w:numPr>
+        <w:rPr>
+          <w:rFonts w:ascii="Times New Roman" w:eastAsia="宋体" w:hAnsi="Times New Roman" w:cs="Times New Roman"/>
+        </w:rPr>
+      </w:pPr>
+      <w:r>
+        <w:rPr>
+          <w:rFonts w:ascii="Times New Roman" w:eastAsia="宋体" w:hAnsi="Times New Roman" w:cs="Times New Roman" w:hint="eastAsia"/>
+        </w:rPr>
+        <w:t>触发编辑器的局部变量参数可以跳转</w:t>
+      </w:r>
+    </w:p>
+    <w:p>
+      <w:pPr>
+        <w:pStyle w:val="a9"/>
+        <w:numPr>
+          <w:ilvl w:val="0"/>
+          <w:numId w:val="11"/>
+        </w:numPr>
+        <w:rPr>
+          <w:rFonts w:ascii="Times New Roman" w:eastAsia="宋体" w:hAnsi="Times New Roman" w:cs="Times New Roman"/>
+        </w:rPr>
+      </w:pPr>
+      <w:r>
+        <w:rPr>
+          <w:rFonts w:ascii="Times New Roman" w:eastAsia="宋体" w:hAnsi="Times New Roman" w:cs="Times New Roman" w:hint="eastAsia"/>
+        </w:rPr>
+        <w:t>修复单位属性窗口的血量调节会产生累计误差的</w:t>
+      </w:r>
+      <w:r>
+        <w:rPr>
+          <w:rFonts w:ascii="Times New Roman" w:eastAsia="宋体" w:hAnsi="Times New Roman" w:cs="Times New Roman" w:hint="eastAsia"/>
+        </w:rPr>
+        <w:t>bug</w:t>
+      </w:r>
+    </w:p>
+    <w:p>
+      <w:pPr>
+        <w:pStyle w:val="a9"/>
+        <w:numPr>
+          <w:ilvl w:val="0"/>
+          <w:numId w:val="11"/>
+        </w:numPr>
+        <w:rPr>
+          <w:rFonts w:ascii="Times New Roman" w:eastAsia="宋体" w:hAnsi="Times New Roman" w:cs="Times New Roman"/>
+        </w:rPr>
+      </w:pPr>
+      <w:r>
+        <w:rPr>
+          <w:rFonts w:ascii="Times New Roman" w:eastAsia="宋体" w:hAnsi="Times New Roman" w:cs="Times New Roman" w:hint="eastAsia"/>
+        </w:rPr>
+        <w:t>可以控制是否在单位属性窗口内显示真实血量或百分比血量，详见</w:t>
+      </w:r>
+      <w:r>
+        <w:rPr>
+          <w:rFonts w:ascii="Times New Roman" w:eastAsia="宋体" w:hAnsi="Times New Roman" w:cs="Times New Roman" w:hint="eastAsia"/>
+        </w:rPr>
+        <w:t>DisplayRealHPinTechnoDlg</w:t>
+      </w:r>
+    </w:p>
+    <w:p>
+      <w:pPr>
+        <w:pStyle w:val="a9"/>
+        <w:numPr>
+          <w:ilvl w:val="0"/>
+          <w:numId w:val="11"/>
+        </w:numPr>
+        <w:rPr>
+          <w:rFonts w:ascii="Times New Roman" w:eastAsia="宋体" w:hAnsi="Times New Roman" w:cs="Times New Roman"/>
+        </w:rPr>
+      </w:pPr>
+      <w:r>
+        <w:rPr>
+          <w:rFonts w:ascii="Times New Roman" w:eastAsia="宋体" w:hAnsi="Times New Roman" w:cs="Times New Roman"/>
+        </w:rPr>
+        <w:t>L</w:t>
+      </w:r>
+      <w:r>
+        <w:rPr>
+          <w:rFonts w:ascii="Times New Roman" w:eastAsia="宋体" w:hAnsi="Times New Roman" w:cs="Times New Roman" w:hint="eastAsia"/>
+        </w:rPr>
+        <w:t>ua</w:t>
+      </w:r>
+      <w:r>
+        <w:rPr>
+          <w:rFonts w:ascii="Times New Roman" w:eastAsia="宋体" w:hAnsi="Times New Roman" w:cs="Times New Roman" w:hint="eastAsia"/>
+        </w:rPr>
+        <w:t>脚本新增打开、保存地图函数</w:t>
+      </w:r>
+    </w:p>
+    <w:p>
+      <w:pPr>
+        <w:pStyle w:val="a9"/>
+        <w:numPr>
+          <w:ilvl w:val="0"/>
+          <w:numId w:val="11"/>
+        </w:numPr>
+        <w:rPr>
+          <w:rFonts w:ascii="Times New Roman" w:eastAsia="宋体" w:hAnsi="Times New Roman" w:cs="Times New Roman"/>
+        </w:rPr>
+      </w:pPr>
+      <w:r>
+        <w:rPr>
+          <w:rFonts w:ascii="Times New Roman" w:eastAsia="宋体" w:hAnsi="Times New Roman" w:cs="Times New Roman" w:hint="eastAsia"/>
+        </w:rPr>
+        <w:t>可以在触发编辑器</w:t>
+      </w:r>
+      <w:r>
+        <w:rPr>
+          <w:rFonts w:ascii="Times New Roman" w:eastAsia="宋体" w:hAnsi="Times New Roman" w:cs="Times New Roman" w:hint="eastAsia"/>
+        </w:rPr>
+        <w:t>、脚本编辑器</w:t>
+      </w:r>
+      <w:r>
+        <w:rPr>
+          <w:rFonts w:ascii="Times New Roman" w:eastAsia="宋体" w:hAnsi="Times New Roman" w:cs="Times New Roman" w:hint="eastAsia"/>
+        </w:rPr>
+        <w:t>中预览音效、</w:t>
+      </w:r>
+      <w:r>
+        <w:rPr>
+          <w:rFonts w:ascii="Times New Roman" w:eastAsia="宋体" w:hAnsi="Times New Roman" w:cs="Times New Roman" w:hint="eastAsia"/>
+        </w:rPr>
+        <w:t>EVA</w:t>
+      </w:r>
+      <w:r>
+        <w:rPr>
+          <w:rFonts w:ascii="Times New Roman" w:eastAsia="宋体" w:hAnsi="Times New Roman" w:cs="Times New Roman" w:hint="eastAsia"/>
+        </w:rPr>
+        <w:t>、背景音乐</w:t>
+      </w:r>
+      <w:r>
+        <w:rPr>
+          <w:rFonts w:ascii="Times New Roman" w:eastAsia="宋体" w:hAnsi="Times New Roman" w:cs="Times New Roman" w:hint="eastAsia"/>
+        </w:rPr>
+        <w:t>、动画</w:t>
+      </w:r>
+    </w:p>
+    <w:p>
+      <w:pPr>
+        <w:pStyle w:val="a9"/>
+        <w:numPr>
+          <w:ilvl w:val="0"/>
+          <w:numId w:val="11"/>
+        </w:numPr>
+        <w:rPr>
+          <w:rFonts w:ascii="Times New Roman" w:eastAsia="宋体" w:hAnsi="Times New Roman" w:cs="Times New Roman"/>
+        </w:rPr>
+      </w:pPr>
+      <w:r>
+        <w:rPr>
+          <w:rFonts w:ascii="Times New Roman" w:eastAsia="宋体" w:hAnsi="Times New Roman" w:cs="Times New Roman" w:hint="eastAsia"/>
+        </w:rPr>
+        <w:t>物品浏览器新增右键菜单，可以展开</w:t>
+      </w:r>
+      <w:r>
+        <w:rPr>
+          <w:rFonts w:ascii="Times New Roman" w:eastAsia="宋体" w:hAnsi="Times New Roman" w:cs="Times New Roman" w:hint="eastAsia"/>
+        </w:rPr>
+        <w:t>/</w:t>
+      </w:r>
+      <w:r>
+        <w:rPr>
+          <w:rFonts w:ascii="Times New Roman" w:eastAsia="宋体" w:hAnsi="Times New Roman" w:cs="Times New Roman" w:hint="eastAsia"/>
+        </w:rPr>
+        <w:t>收起全部节点，或滚动到最上或最下</w:t>
+      </w:r>
+    </w:p>
+    <w:p>
+      <w:pPr>
+        <w:pStyle w:val="a9"/>
+        <w:numPr>
+          <w:ilvl w:val="0"/>
+          <w:numId w:val="11"/>
+        </w:numPr>
+        <w:rPr>
+          <w:rFonts w:ascii="Times New Roman" w:eastAsia="宋体" w:hAnsi="Times New Roman" w:cs="Times New Roman"/>
+        </w:rPr>
+      </w:pPr>
+      <w:r>
+        <w:rPr>
+          <w:rFonts w:ascii="Times New Roman" w:eastAsia="宋体" w:hAnsi="Times New Roman" w:cs="Times New Roman" w:hint="eastAsia"/>
+        </w:rPr>
+        <w:t>作战小队编辑器的小队出现于和运输机起始路径点可以跳转</w:t>
+      </w:r>
+    </w:p>
+    <w:p>
+      <w:pPr>
+        <w:pStyle w:val="a9"/>
+        <w:numPr>
+          <w:ilvl w:val="0"/>
+          <w:numId w:val="11"/>
+        </w:numPr>
+        <w:rPr>
+          <w:rFonts w:ascii="Times New Roman" w:eastAsia="宋体" w:hAnsi="Times New Roman" w:cs="Times New Roman"/>
+        </w:rPr>
+      </w:pPr>
+      <w:r>
+        <w:rPr>
+          <w:rFonts w:ascii="Times New Roman" w:eastAsia="宋体" w:hAnsi="Times New Roman" w:cs="Times New Roman" w:hint="eastAsia"/>
+        </w:rPr>
+        <w:t>自动保存地图时维持已有缩略图</w:t>
+      </w:r>
+      <w:r>
+        <w:rPr>
+          <w:rFonts w:ascii="Times New Roman" w:eastAsia="宋体" w:hAnsi="Times New Roman" w:cs="Times New Roman" w:hint="eastAsia"/>
+        </w:rPr>
+        <w:t>，而不是清空缩略图</w:t>
+      </w:r>
+    </w:p>
+    <w:p>
+      <w:pPr>
+        <w:pStyle w:val="a9"/>
+        <w:numPr>
+          <w:ilvl w:val="0"/>
+          <w:numId w:val="11"/>
+        </w:numPr>
+        <w:rPr>
+          <w:rFonts w:ascii="Times New Roman" w:eastAsia="宋体" w:hAnsi="Times New Roman" w:cs="Times New Roman"/>
+        </w:rPr>
+      </w:pPr>
+      <w:r>
+        <w:rPr>
+          <w:rFonts w:ascii="Times New Roman" w:eastAsia="宋体" w:hAnsi="Times New Roman" w:cs="Times New Roman" w:hint="eastAsia"/>
+        </w:rPr>
+        <w:t>优化顶点高度工具在不可抬升地形边缘使用时的表现</w:t>
+      </w:r>
+    </w:p>
+    <w:p>
+      <w:pPr>
+        <w:pStyle w:val="a9"/>
+        <w:numPr>
+          <w:ilvl w:val="0"/>
+          <w:numId w:val="11"/>
+        </w:numPr>
+        <w:rPr>
+          <w:rFonts w:ascii="Times New Roman" w:eastAsia="宋体" w:hAnsi="Times New Roman" w:cs="Times New Roman"/>
+        </w:rPr>
+      </w:pPr>
+      <w:r>
+        <w:rPr>
+          <w:rFonts w:ascii="Times New Roman" w:eastAsia="宋体" w:hAnsi="Times New Roman" w:cs="Times New Roman" w:hint="eastAsia"/>
+        </w:rPr>
+        <w:t>多选模式新增反选功能</w:t>
+      </w:r>
+    </w:p>
+    <w:p>
+      <w:pPr>
+        <w:pStyle w:val="a9"/>
+        <w:numPr>
+          <w:ilvl w:val="0"/>
+          <w:numId w:val="11"/>
+        </w:numPr>
+        <w:rPr>
+          <w:rFonts w:ascii="Times New Roman" w:eastAsia="宋体" w:hAnsi="Times New Roman" w:cs="Times New Roman"/>
+        </w:rPr>
+      </w:pPr>
+      <w:r>
+        <w:rPr>
+          <w:rFonts w:ascii="Times New Roman" w:eastAsia="宋体" w:hAnsi="Times New Roman" w:cs="Times New Roman" w:hint="eastAsia"/>
+        </w:rPr>
+        <w:t>修复渲染地图时会把隐形断桥显示出来的</w:t>
+      </w:r>
+      <w:r>
+        <w:rPr>
+          <w:rFonts w:ascii="Times New Roman" w:eastAsia="宋体" w:hAnsi="Times New Roman" w:cs="Times New Roman" w:hint="eastAsia"/>
+        </w:rPr>
+        <w:t>bug</w:t>
+      </w:r>
+    </w:p>
+    <w:p>
+      <w:pPr>
+        <w:pStyle w:val="a9"/>
+        <w:numPr>
+          <w:ilvl w:val="0"/>
+          <w:numId w:val="11"/>
+        </w:numPr>
+        <w:rPr>
+          <w:rFonts w:ascii="Times New Roman" w:eastAsia="宋体" w:hAnsi="Times New Roman" w:cs="Times New Roman"/>
+        </w:rPr>
+      </w:pPr>
+      <w:r>
+        <w:rPr>
+          <w:rFonts w:ascii="Times New Roman" w:eastAsia="宋体" w:hAnsi="Times New Roman" w:cs="Times New Roman" w:hint="eastAsia"/>
+        </w:rPr>
+        <w:t>修复斜坡工具在地图边缘部分情况下无法正确</w:t>
+      </w:r>
+      <w:r>
+        <w:rPr>
+          <w:rFonts w:ascii="Times New Roman" w:eastAsia="宋体" w:hAnsi="Times New Roman" w:cs="Times New Roman" w:hint="eastAsia"/>
+        </w:rPr>
+        <w:t>应用</w:t>
+      </w:r>
+      <w:r>
+        <w:rPr>
+          <w:rFonts w:ascii="Times New Roman" w:eastAsia="宋体" w:hAnsi="Times New Roman" w:cs="Times New Roman" w:hint="eastAsia"/>
+        </w:rPr>
+        <w:t>的</w:t>
+      </w:r>
+      <w:r>
+        <w:rPr>
+          <w:rFonts w:ascii="Times New Roman" w:eastAsia="宋体" w:hAnsi="Times New Roman" w:cs="Times New Roman" w:hint="eastAsia"/>
+        </w:rPr>
+        <w:t>bug</w:t>
+      </w:r>
+    </w:p>
+    <w:p>
+      <w:pPr>
+        <w:pStyle w:val="a9"/>
+        <w:numPr>
+          <w:ilvl w:val="0"/>
+          <w:numId w:val="11"/>
+        </w:numPr>
+        <w:rPr>
+          <w:rFonts w:ascii="Times New Roman" w:eastAsia="宋体" w:hAnsi="Times New Roman" w:cs="Times New Roman"/>
+        </w:rPr>
+      </w:pPr>
+      <w:r>
+        <w:rPr>
+          <w:rFonts w:ascii="Times New Roman" w:eastAsia="宋体" w:hAnsi="Times New Roman" w:cs="Times New Roman" w:hint="eastAsia"/>
+        </w:rPr>
+        <w:t>在摆放单位的时候，滚动鼠标滚轮调整方向</w:t>
+      </w:r>
+      <w:r>
+        <w:rPr>
+          <w:rFonts w:ascii="Times New Roman" w:eastAsia="宋体" w:hAnsi="Times New Roman" w:cs="Times New Roman" w:hint="eastAsia"/>
+        </w:rPr>
+        <w:t>，且可以控制滚动为</w:t>
+      </w:r>
+      <w:r>
+        <w:rPr>
+          <w:rFonts w:ascii="Times New Roman" w:eastAsia="宋体" w:hAnsi="Times New Roman" w:cs="Times New Roman" w:hint="eastAsia"/>
+        </w:rPr>
+        <w:t>8</w:t>
+      </w:r>
+      <w:r>
+        <w:rPr>
+          <w:rFonts w:ascii="Times New Roman" w:eastAsia="宋体" w:hAnsi="Times New Roman" w:cs="Times New Roman" w:hint="eastAsia"/>
+        </w:rPr>
+        <w:t>向或</w:t>
+      </w:r>
+      <w:r>
+        <w:rPr>
+          <w:rFonts w:ascii="Times New Roman" w:eastAsia="宋体" w:hAnsi="Times New Roman" w:cs="Times New Roman" w:hint="eastAsia"/>
+        </w:rPr>
+        <w:t>32</w:t>
+      </w:r>
+      <w:r>
+        <w:rPr>
+          <w:rFonts w:ascii="Times New Roman" w:eastAsia="宋体" w:hAnsi="Times New Roman" w:cs="Times New Roman" w:hint="eastAsia"/>
+        </w:rPr>
+        <w:t>向，详见</w:t>
+      </w:r>
+      <w:r>
+        <w:rPr>
+          <w:rFonts w:ascii="Times New Roman" w:eastAsia="宋体" w:hAnsi="Times New Roman" w:cs="Times New Roman" w:hint="eastAsia"/>
+        </w:rPr>
+        <w:t>ExtFacings.Scroll</w:t>
+      </w:r>
+    </w:p>
+    <w:p>
+      <w:pPr>
+        <w:pStyle w:val="a9"/>
+        <w:numPr>
+          <w:ilvl w:val="0"/>
+          <w:numId w:val="11"/>
+        </w:numPr>
+        <w:rPr>
+          <w:rFonts w:ascii="Times New Roman" w:eastAsia="宋体" w:hAnsi="Times New Roman" w:cs="Times New Roman"/>
+        </w:rPr>
+      </w:pPr>
+      <w:r>
+        <w:rPr>
+          <w:rFonts w:ascii="Times New Roman" w:eastAsia="宋体" w:hAnsi="Times New Roman" w:cs="Times New Roman" w:hint="eastAsia"/>
+        </w:rPr>
+        <w:t>支持自定义额外的资源目录，详见</w:t>
+      </w:r>
+      <w:r>
+        <w:rPr>
+          <w:rFonts w:ascii="Times New Roman" w:eastAsia="宋体" w:hAnsi="Times New Roman" w:cs="Times New Roman" w:hint="eastAsia"/>
+        </w:rPr>
+        <w:t>[</w:t>
+      </w:r>
+      <w:r>
+        <w:rPr>
+          <w:rFonts w:ascii="Times New Roman" w:eastAsia="宋体" w:hAnsi="Times New Roman" w:cs="Times New Roman" w:hint="eastAsia"/>
+        </w:rPr>
+        <w:t>ExtraDirectories</w:t>
+      </w:r>
+      <w:r>
+        <w:rPr>
+          <w:rFonts w:ascii="Times New Roman" w:eastAsia="宋体" w:hAnsi="Times New Roman" w:cs="Times New Roman" w:hint="eastAsia"/>
+        </w:rPr>
+        <w:t>]</w:t>
+      </w:r>
+    </w:p>
+    <w:p>
+      <w:pPr>
+        <w:pStyle w:val="a9"/>
+        <w:numPr>
+          <w:ilvl w:val="0"/>
+          <w:numId w:val="11"/>
+        </w:numPr>
+        <w:rPr>
+          <w:rFonts w:ascii="Times New Roman" w:eastAsia="宋体" w:hAnsi="Times New Roman" w:cs="Times New Roman"/>
+        </w:rPr>
+      </w:pPr>
+      <w:r>
+        <w:rPr>
+          <w:rFonts w:ascii="Times New Roman" w:eastAsia="宋体" w:hAnsi="Times New Roman" w:cs="Times New Roman" w:hint="eastAsia"/>
+        </w:rPr>
+        <w:t>修复修改建筑</w:t>
+      </w:r>
+      <w:r>
+        <w:rPr>
+          <w:rFonts w:ascii="Times New Roman" w:eastAsia="宋体" w:hAnsi="Times New Roman" w:cs="Times New Roman" w:hint="eastAsia"/>
+        </w:rPr>
+        <w:t>Image</w:t>
+      </w:r>
+      <w:r>
+        <w:rPr>
+          <w:rFonts w:ascii="Times New Roman" w:eastAsia="宋体" w:hAnsi="Times New Roman" w:cs="Times New Roman" w:hint="eastAsia"/>
+        </w:rPr>
+        <w:t>会导致显示错误的</w:t>
+      </w:r>
+      <w:r>
+        <w:rPr>
+          <w:rFonts w:ascii="Times New Roman" w:eastAsia="宋体" w:hAnsi="Times New Roman" w:cs="Times New Roman" w:hint="eastAsia"/>
+        </w:rPr>
+        <w:t>bug</w:t>
+      </w:r>
+    </w:p>
+    <w:p>
+      <w:pPr>
+        <w:pStyle w:val="a9"/>
+        <w:numPr>
+          <w:ilvl w:val="0"/>
+          <w:numId w:val="10"/>
+        </w:numPr>
+        <w:rPr>
+          <w:rFonts w:ascii="Times New Roman" w:eastAsia="宋体" w:hAnsi="Times New Roman" w:cs="Times New Roman"/>
           <w:b/>
           <w:bCs/>
           <w:sz w:val="28"/>
           <w:szCs w:val="32"/>
         </w:rPr>
-        <w:t>1.5.2 (2026.0</w:t>
-      </w:r>
+      </w:pPr>
       <w:r>
         <w:rPr>
           <w:rFonts w:ascii="Times New Roman" w:eastAsia="宋体" w:hAnsi="Times New Roman" w:cs="Times New Roman" w:hint="eastAsia"/>
@@ -707,7 +750,7 @@
           <w:sz w:val="28"/>
           <w:szCs w:val="32"/>
         </w:rPr>
-        <w:t>9</w:t>
+        <w:t>1.5.2 (2026.0</w:t>
       </w:r>
       <w:r>
         <w:rPr>
@@ -717,7 +760,7 @@
           <w:sz w:val="28"/>
           <w:szCs w:val="32"/>
         </w:rPr>
-        <w:t>.</w:t>
+        <w:t>9</w:t>
       </w:r>
       <w:r>
         <w:rPr>
@@ -727,7 +770,7 @@
           <w:sz w:val="28"/>
           <w:szCs w:val="32"/>
         </w:rPr>
-        <w:t>02</w:t>
+        <w:t>.</w:t>
       </w:r>
       <w:r>
         <w:rPr>
@@ -737,6 +780,16 @@
           <w:sz w:val="28"/>
           <w:szCs w:val="32"/>
         </w:rPr>
+        <w:t>02</w:t>
+      </w:r>
+      <w:r>
+        <w:rPr>
+          <w:rFonts w:ascii="Times New Roman" w:eastAsia="宋体" w:hAnsi="Times New Roman" w:cs="Times New Roman" w:hint="eastAsia"/>
+          <w:b/>
+          <w:bCs/>
+          <w:sz w:val="28"/>
+          <w:szCs w:val="32"/>
+        </w:rPr>
         <w:t>)</w:t>
       </w:r>
     </w:p>
@@ -893,14 +946,8 @@
         <w:rPr>
           <w:rFonts w:ascii="Times New Roman" w:eastAsia="宋体" w:hAnsi="Times New Roman" w:cs="Times New Roman" w:hint="eastAsia"/>
         </w:rPr>
-        <w:t>修复在多人地图中屏蔽不可用所属方开启时，更改所属的平民实际上是治安官</w:t>
-      </w:r>
-      <w:r>
-        <w:rPr>
-          <w:rFonts w:ascii="Times New Roman" w:eastAsia="宋体" w:hAnsi="Times New Roman" w:cs="Times New Roman" w:hint="eastAsia"/>
-        </w:rPr>
         <w:lastRenderedPageBreak/>
-        <w:t>的</w:t>
+        <w:t>修复在多人地图中屏蔽不可用所属方开启时，更改所属的平民实际上是治安官的</w:t>
       </w:r>
       <w:r>
         <w:rPr>
@@ -1941,13 +1988,13 @@
         <w:rPr>
           <w:rFonts w:ascii="Times New Roman" w:eastAsia="宋体" w:hAnsi="Times New Roman" w:cs="Times New Roman" w:hint="eastAsia"/>
         </w:rPr>
+        <w:lastRenderedPageBreak/>
         <w:t>优化单位属性窗口的显示，生命值增加颜色显示块和真实生命值填写，跟随</w:t>
       </w:r>
       <w:r>
         <w:rPr>
           <w:rFonts w:ascii="Times New Roman" w:eastAsia="宋体" w:hAnsi="Times New Roman" w:cs="Times New Roman" w:hint="eastAsia"/>
         </w:rPr>
-        <w:lastRenderedPageBreak/>
         <w:t>ID</w:t>
       </w:r>
       <w:r>
@@ -3027,6 +3074,7 @@
         <w:rPr>
           <w:rFonts w:ascii="Times New Roman" w:eastAsia="宋体" w:hAnsi="Times New Roman" w:cs="Times New Roman" w:hint="eastAsia"/>
         </w:rPr>
+        <w:lastRenderedPageBreak/>
         <w:t>重写单位属性对话框，标签支持搜索，所属方可以显示颜色</w:t>
       </w:r>
     </w:p>
@@ -3045,7 +3093,6 @@
         <w:rPr>
           <w:rFonts w:ascii="Times New Roman" w:eastAsia="宋体" w:hAnsi="Times New Roman" w:cs="Times New Roman" w:hint="eastAsia"/>
         </w:rPr>
-        <w:lastRenderedPageBreak/>
         <w:t>支持将</w:t>
       </w:r>
       <w:r>
@@ -3996,6 +4043,7 @@
         <w:rPr>
           <w:rFonts w:ascii="Times New Roman" w:eastAsia="宋体" w:hAnsi="Times New Roman" w:cs="Times New Roman" w:hint="eastAsia"/>
         </w:rPr>
+        <w:lastRenderedPageBreak/>
         <w:t>修复部分情况下</w:t>
       </w:r>
       <w:r>
@@ -4032,7 +4080,6 @@
         <w:rPr>
           <w:rFonts w:ascii="Times New Roman" w:eastAsia="宋体" w:hAnsi="Times New Roman" w:cs="Times New Roman" w:hint="eastAsia"/>
         </w:rPr>
-        <w:lastRenderedPageBreak/>
         <w:t>新增</w:t>
       </w:r>
       <w:r>
@@ -4987,6 +5034,7 @@
         <w:rPr>
           <w:rFonts w:ascii="Times New Roman" w:eastAsia="宋体" w:hAnsi="Times New Roman" w:cs="Times New Roman" w:hint="eastAsia"/>
         </w:rPr>
+        <w:lastRenderedPageBreak/>
         <w:t>修复触发列表等列表分组错误的</w:t>
       </w:r>
       <w:r>
@@ -5011,7 +5059,6 @@
         <w:rPr>
           <w:rFonts w:ascii="Times New Roman" w:eastAsia="宋体" w:hAnsi="Times New Roman" w:cs="Times New Roman" w:hint="eastAsia"/>
         </w:rPr>
-        <w:lastRenderedPageBreak/>
         <w:t>距离工具箱新增放置自由圆，可以自定义半径</w:t>
       </w:r>
     </w:p>
@@ -5923,6 +5970,7 @@
         <w:rPr>
           <w:rFonts w:ascii="Times New Roman" w:eastAsia="宋体" w:hAnsi="Times New Roman" w:cs="Times New Roman" w:hint="eastAsia"/>
         </w:rPr>
+        <w:lastRenderedPageBreak/>
         <w:t>修复双击触发编辑器行为列表的上移下移按钮时不响应的</w:t>
       </w:r>
       <w:r>
@@ -5947,7 +5995,6 @@
         <w:rPr>
           <w:rFonts w:ascii="Times New Roman" w:eastAsia="宋体" w:hAnsi="Times New Roman" w:cs="Times New Roman" w:hint="eastAsia"/>
         </w:rPr>
-        <w:lastRenderedPageBreak/>
         <w:t>优化覆盖物加载策略，即使素材文件内部标记有误，也会加载前一半图像</w:t>
       </w:r>
     </w:p>
@@ -6802,7 +6849,14 @@
         <w:rPr>
           <w:rFonts w:ascii="Times New Roman" w:eastAsia="宋体" w:hAnsi="Times New Roman" w:cs="Times New Roman" w:hint="eastAsia"/>
         </w:rPr>
-        <w:t>地形生成器新增“忽视地表类型”选项，勾选后不会对任何地表类型进行避让</w:t>
+        <w:t>地形生成器新增“忽视地表类型”选项，勾选后不会对任何地表类型进行避</w:t>
+      </w:r>
+      <w:r>
+        <w:rPr>
+          <w:rFonts w:ascii="Times New Roman" w:eastAsia="宋体" w:hAnsi="Times New Roman" w:cs="Times New Roman" w:hint="eastAsia"/>
+        </w:rPr>
+        <w:lastRenderedPageBreak/>
+        <w:t>让</w:t>
       </w:r>
     </w:p>
     <w:p>
@@ -6820,7 +6874,6 @@
         <w:rPr>
           <w:rFonts w:ascii="Times New Roman" w:eastAsia="宋体" w:hAnsi="Times New Roman" w:cs="Times New Roman" w:hint="eastAsia"/>
         </w:rPr>
-        <w:lastRenderedPageBreak/>
         <w:t>修复部分情况下启动地形生成器时崩溃的</w:t>
       </w:r>
       <w:r>
@@ -7880,6 +7933,7 @@
         <w:rPr>
           <w:rFonts w:ascii="Times New Roman" w:eastAsia="宋体" w:hAnsi="Times New Roman" w:cs="Times New Roman" w:hint="eastAsia"/>
         </w:rPr>
+        <w:lastRenderedPageBreak/>
         <w:t>修复地形浏览器</w:t>
       </w:r>
       <w:r>
@@ -7928,7 +7982,6 @@
         <w:rPr>
           <w:rFonts w:ascii="Times New Roman" w:eastAsia="宋体" w:hAnsi="Times New Roman" w:cs="Times New Roman" w:hint="eastAsia"/>
         </w:rPr>
-        <w:lastRenderedPageBreak/>
         <w:t>在</w:t>
       </w:r>
       <w:r>
@@ -9135,6 +9188,7 @@
         <w:rPr>
           <w:rFonts w:ascii="Times New Roman" w:eastAsia="宋体" w:hAnsi="Times New Roman" w:cs="Times New Roman" w:hint="eastAsia"/>
         </w:rPr>
+        <w:lastRenderedPageBreak/>
         <w:t>优化摆放单位时预览的性能</w:t>
       </w:r>
     </w:p>
@@ -9153,7 +9207,6 @@
         <w:rPr>
           <w:rFonts w:ascii="Times New Roman" w:eastAsia="宋体" w:hAnsi="Times New Roman" w:cs="Times New Roman" w:hint="eastAsia"/>
         </w:rPr>
-        <w:lastRenderedPageBreak/>
         <w:t>修复设置路径点颜色失效的</w:t>
       </w:r>
       <w:r>
@@ -10174,7 +10227,14 @@
         <w:rPr>
           <w:rFonts w:ascii="Times New Roman" w:eastAsia="宋体" w:hAnsi="Times New Roman" w:cs="Times New Roman" w:hint="eastAsia"/>
         </w:rPr>
-        <w:t>，单击绿点可以为地图上的单位设置标签</w:t>
+        <w:t>，单击绿</w:t>
+      </w:r>
+      <w:r>
+        <w:rPr>
+          <w:rFonts w:ascii="Times New Roman" w:eastAsia="宋体" w:hAnsi="Times New Roman" w:cs="Times New Roman" w:hint="eastAsia"/>
+        </w:rPr>
+        <w:lastRenderedPageBreak/>
+        <w:t>点可以为地图上的单位设置标签</w:t>
       </w:r>
     </w:p>
     <w:p>
@@ -10192,7 +10252,6 @@
         <w:rPr>
           <w:rFonts w:ascii="Times New Roman" w:eastAsia="宋体" w:hAnsi="Times New Roman" w:cs="Times New Roman" w:hint="eastAsia"/>
         </w:rPr>
-        <w:lastRenderedPageBreak/>
         <w:t>作战小队、特遣部队、动作脚本编辑器支持通过拖拽</w:t>
       </w:r>
       <w:r>
@@ -11201,6 +11260,7 @@
         <w:rPr>
           <w:rFonts w:ascii="Times New Roman" w:eastAsia="宋体" w:hAnsi="Times New Roman" w:cs="Times New Roman" w:hint="eastAsia"/>
         </w:rPr>
+        <w:lastRenderedPageBreak/>
         <w:t>支持对覆盖物进行分类，详见</w:t>
       </w:r>
       <w:r>
@@ -11225,7 +11285,6 @@
         <w:rPr>
           <w:rFonts w:ascii="Times New Roman" w:eastAsia="宋体" w:hAnsi="Times New Roman" w:cs="Times New Roman" w:hint="eastAsia"/>
         </w:rPr>
-        <w:lastRenderedPageBreak/>
         <w:t>放置铁路时，仅在物品浏览器</w:t>
       </w:r>
       <w:r>
@@ -12280,6 +12339,7 @@
         <w:rPr>
           <w:rFonts w:ascii="Times New Roman" w:eastAsia="宋体" w:hAnsi="Times New Roman" w:cs="Times New Roman" w:hint="eastAsia"/>
         </w:rPr>
+        <w:lastRenderedPageBreak/>
         <w:t>复制粘贴所使用的</w:t>
       </w:r>
       <w:r>
@@ -12298,7 +12358,6 @@
         <w:rPr>
           <w:rFonts w:ascii="Times New Roman" w:eastAsia="宋体" w:hAnsi="Times New Roman" w:cs="Times New Roman" w:hint="eastAsia"/>
         </w:rPr>
-        <w:lastRenderedPageBreak/>
         <w:t>Urb2UbnTileRules</w:t>
       </w:r>
       <w:r>
@@ -13359,6 +13418,7 @@
         <w:rPr>
           <w:rFonts w:ascii="Times New Roman" w:eastAsia="宋体" w:hAnsi="Times New Roman" w:cs="Times New Roman" w:hint="eastAsia"/>
         </w:rPr>
+        <w:lastRenderedPageBreak/>
         <w:t>修复了</w:t>
       </w:r>
       <w:r>
@@ -13401,7 +13461,6 @@
         <w:rPr>
           <w:rFonts w:ascii="Times New Roman" w:eastAsia="宋体" w:hAnsi="Times New Roman" w:cs="Times New Roman" w:hint="eastAsia"/>
         </w:rPr>
-        <w:lastRenderedPageBreak/>
         <w:t>支持在</w:t>
       </w:r>
       <w:r>
@@ -51170,7 +51229,7 @@
         <v:path o:extrusionok="f" gradientshapeok="t" o:connecttype="rect"/>
         <o:lock v:ext="edit" aspectratio="t"/>
       </v:shapetype>
-      <v:shape id="_x0000_i1029" type="#_x0000_t75" style="width:11.55pt;height:11.55pt" o:bullet="t">
+      <v:shape id="_x0000_i1030" type="#_x0000_t75" style="width:11.55pt;height:11.55pt" o:bullet="t">
         <v:imagedata r:id="rId1" o:title="mso9A9A"/>
       </v:shape>
     </w:pict>

--- a/Supplementary/文档/FA2SP HDM Edition说明文档.docx
+++ b/Supplementary/文档/FA2SP HDM Edition说明文档.docx
@@ -174,7 +174,7 @@
           <w:rFonts w:ascii="宋体" w:eastAsia="宋体" w:hAnsi="宋体" w:hint="eastAsia"/>
           <w:sz w:val="24"/>
         </w:rPr>
-        <w:t>2</w:t>
+        <w:t>5</w:t>
       </w:r>
     </w:p>
     <w:p>
@@ -246,7 +246,7 @@
           <w:sz w:val="28"/>
           <w:szCs w:val="32"/>
         </w:rPr>
-        <w:t>2</w:t>
+        <w:t>5</w:t>
       </w:r>
       <w:r>
         <w:rPr>
@@ -732,6 +732,30 @@
         <w:pStyle w:val="a9"/>
         <w:numPr>
           <w:ilvl w:val="0"/>
+          <w:numId w:val="11"/>
+        </w:numPr>
+        <w:rPr>
+          <w:rFonts w:ascii="Times New Roman" w:eastAsia="宋体" w:hAnsi="Times New Roman" w:cs="Times New Roman"/>
+        </w:rPr>
+      </w:pPr>
+      <w:r>
+        <w:rPr>
+          <w:rFonts w:ascii="Times New Roman" w:eastAsia="宋体" w:hAnsi="Times New Roman" w:cs="Times New Roman" w:hint="eastAsia"/>
+        </w:rPr>
+        <w:t>修复绘制连接地形在地图边界处可能崩溃的</w:t>
+      </w:r>
+      <w:r>
+        <w:rPr>
+          <w:rFonts w:ascii="Times New Roman" w:eastAsia="宋体" w:hAnsi="Times New Roman" w:cs="Times New Roman" w:hint="eastAsia"/>
+        </w:rPr>
+        <w:t>bug</w:t>
+      </w:r>
+    </w:p>
+    <w:p>
+      <w:pPr>
+        <w:pStyle w:val="a9"/>
+        <w:numPr>
+          <w:ilvl w:val="0"/>
           <w:numId w:val="10"/>
         </w:numPr>
         <w:rPr>
@@ -916,6 +940,7 @@
         <w:rPr>
           <w:rFonts w:ascii="Times New Roman" w:eastAsia="宋体" w:hAnsi="Times New Roman" w:cs="Times New Roman" w:hint="eastAsia"/>
         </w:rPr>
+        <w:lastRenderedPageBreak/>
         <w:t>新增无头触发编辑器</w:t>
       </w:r>
       <w:r>
@@ -946,7 +971,6 @@
         <w:rPr>
           <w:rFonts w:ascii="Times New Roman" w:eastAsia="宋体" w:hAnsi="Times New Roman" w:cs="Times New Roman" w:hint="eastAsia"/>
         </w:rPr>
-        <w:lastRenderedPageBreak/>
         <w:t>修复在多人地图中屏蔽不可用所属方开启时，更改所属的平民实际上是治安官的</w:t>
       </w:r>
       <w:r>
@@ -1964,7 +1988,14 @@
         <w:rPr>
           <w:rFonts w:ascii="Times New Roman" w:eastAsia="宋体" w:hAnsi="Times New Roman" w:cs="Times New Roman" w:hint="eastAsia"/>
         </w:rPr>
-        <w:t>&lt;Alternate Next Scenario&gt;</w:t>
+        <w:t xml:space="preserve">&lt;Alternate Next </w:t>
+      </w:r>
+      <w:r>
+        <w:rPr>
+          <w:rFonts w:ascii="Times New Roman" w:eastAsia="宋体" w:hAnsi="Times New Roman" w:cs="Times New Roman" w:hint="eastAsia"/>
+        </w:rPr>
+        <w:lastRenderedPageBreak/>
+        <w:t>Scenario&gt;</w:t>
       </w:r>
       <w:r>
         <w:rPr>
@@ -1988,7 +2019,6 @@
         <w:rPr>
           <w:rFonts w:ascii="Times New Roman" w:eastAsia="宋体" w:hAnsi="Times New Roman" w:cs="Times New Roman" w:hint="eastAsia"/>
         </w:rPr>
-        <w:lastRenderedPageBreak/>
         <w:t>优化单位属性窗口的显示，生命值增加颜色显示块和真实生命值填写，跟随</w:t>
       </w:r>
       <w:r>
@@ -3050,6 +3080,7 @@
         <w:rPr>
           <w:rFonts w:ascii="Times New Roman" w:eastAsia="宋体" w:hAnsi="Times New Roman" w:cs="Times New Roman" w:hint="eastAsia"/>
         </w:rPr>
+        <w:lastRenderedPageBreak/>
         <w:t>修复部分遭遇战地图所属方选项重复的</w:t>
       </w:r>
       <w:r>
@@ -3074,7 +3105,6 @@
         <w:rPr>
           <w:rFonts w:ascii="Times New Roman" w:eastAsia="宋体" w:hAnsi="Times New Roman" w:cs="Times New Roman" w:hint="eastAsia"/>
         </w:rPr>
-        <w:lastRenderedPageBreak/>
         <w:t>重写单位属性对话框，标签支持搜索，所属方可以显示颜色</w:t>
       </w:r>
     </w:p>
@@ -4013,6 +4043,7 @@
         <w:rPr>
           <w:rFonts w:ascii="Times New Roman" w:eastAsia="宋体" w:hAnsi="Times New Roman" w:cs="Times New Roman" w:hint="eastAsia"/>
         </w:rPr>
+        <w:lastRenderedPageBreak/>
         <w:t>添加新</w:t>
       </w:r>
       <w:r>
@@ -4043,7 +4074,6 @@
         <w:rPr>
           <w:rFonts w:ascii="Times New Roman" w:eastAsia="宋体" w:hAnsi="Times New Roman" w:cs="Times New Roman" w:hint="eastAsia"/>
         </w:rPr>
-        <w:lastRenderedPageBreak/>
         <w:t>修复部分情况下</w:t>
       </w:r>
       <w:r>
@@ -5016,6 +5046,7 @@
         <w:rPr>
           <w:rFonts w:ascii="Times New Roman" w:eastAsia="宋体" w:hAnsi="Times New Roman" w:cs="Times New Roman" w:hint="eastAsia"/>
         </w:rPr>
+        <w:lastRenderedPageBreak/>
         <w:t>平坦地形、抬升地形等工具会显示笔刷范围</w:t>
       </w:r>
     </w:p>
@@ -5034,7 +5065,6 @@
         <w:rPr>
           <w:rFonts w:ascii="Times New Roman" w:eastAsia="宋体" w:hAnsi="Times New Roman" w:cs="Times New Roman" w:hint="eastAsia"/>
         </w:rPr>
-        <w:lastRenderedPageBreak/>
         <w:t>修复触发列表等列表分组错误的</w:t>
       </w:r>
       <w:r>
@@ -5946,6 +5976,7 @@
         <w:rPr>
           <w:rFonts w:ascii="Times New Roman" w:eastAsia="宋体" w:hAnsi="Times New Roman" w:cs="Times New Roman" w:hint="eastAsia"/>
         </w:rPr>
+        <w:lastRenderedPageBreak/>
         <w:t>修复当地图存在超出有效索引的单元格时，加载地图时可能崩溃的</w:t>
       </w:r>
       <w:r>
@@ -5970,7 +6001,6 @@
         <w:rPr>
           <w:rFonts w:ascii="Times New Roman" w:eastAsia="宋体" w:hAnsi="Times New Roman" w:cs="Times New Roman" w:hint="eastAsia"/>
         </w:rPr>
-        <w:lastRenderedPageBreak/>
         <w:t>修复双击触发编辑器行为列表的上移下移按钮时不响应的</w:t>
       </w:r>
       <w:r>
@@ -6849,14 +6879,8 @@
         <w:rPr>
           <w:rFonts w:ascii="Times New Roman" w:eastAsia="宋体" w:hAnsi="Times New Roman" w:cs="Times New Roman" w:hint="eastAsia"/>
         </w:rPr>
-        <w:t>地形生成器新增“忽视地表类型”选项，勾选后不会对任何地表类型进行避</w:t>
-      </w:r>
-      <w:r>
-        <w:rPr>
-          <w:rFonts w:ascii="Times New Roman" w:eastAsia="宋体" w:hAnsi="Times New Roman" w:cs="Times New Roman" w:hint="eastAsia"/>
-        </w:rPr>
         <w:lastRenderedPageBreak/>
-        <w:t>让</w:t>
+        <w:t>地形生成器新增“忽视地表类型”选项，勾选后不会对任何地表类型进行避让</w:t>
       </w:r>
     </w:p>
     <w:p>
@@ -7915,6 +7939,7 @@
         <w:rPr>
           <w:rFonts w:ascii="Times New Roman" w:eastAsia="宋体" w:hAnsi="Times New Roman" w:cs="Times New Roman" w:hint="eastAsia"/>
         </w:rPr>
+        <w:lastRenderedPageBreak/>
         <w:t>使用地形浏览器放置覆盖物时，不会进行任何额外计算，所见即所得</w:t>
       </w:r>
     </w:p>
@@ -7933,7 +7958,6 @@
         <w:rPr>
           <w:rFonts w:ascii="Times New Roman" w:eastAsia="宋体" w:hAnsi="Times New Roman" w:cs="Times New Roman" w:hint="eastAsia"/>
         </w:rPr>
-        <w:lastRenderedPageBreak/>
         <w:t>修复地形浏览器</w:t>
       </w:r>
       <w:r>
@@ -9164,6 +9188,7 @@
         <w:rPr>
           <w:rFonts w:ascii="Times New Roman" w:eastAsia="宋体" w:hAnsi="Times New Roman" w:cs="Times New Roman" w:hint="eastAsia"/>
         </w:rPr>
+        <w:lastRenderedPageBreak/>
         <w:t>修复重新加载资源后自定义军衔消失的</w:t>
       </w:r>
       <w:r>
@@ -9188,7 +9213,6 @@
         <w:rPr>
           <w:rFonts w:ascii="Times New Roman" w:eastAsia="宋体" w:hAnsi="Times New Roman" w:cs="Times New Roman" w:hint="eastAsia"/>
         </w:rPr>
-        <w:lastRenderedPageBreak/>
         <w:t>优化摆放单位时预览的性能</w:t>
       </w:r>
     </w:p>
@@ -10203,6 +10227,7 @@
         <w:rPr>
           <w:rFonts w:ascii="Times New Roman" w:eastAsia="宋体" w:hAnsi="Times New Roman" w:cs="Times New Roman" w:hint="eastAsia"/>
         </w:rPr>
+        <w:lastRenderedPageBreak/>
         <w:t>触发编辑器支持</w:t>
       </w:r>
       <w:r>
@@ -10227,14 +10252,7 @@
         <w:rPr>
           <w:rFonts w:ascii="Times New Roman" w:eastAsia="宋体" w:hAnsi="Times New Roman" w:cs="Times New Roman" w:hint="eastAsia"/>
         </w:rPr>
-        <w:t>，单击绿</w:t>
-      </w:r>
-      <w:r>
-        <w:rPr>
-          <w:rFonts w:ascii="Times New Roman" w:eastAsia="宋体" w:hAnsi="Times New Roman" w:cs="Times New Roman" w:hint="eastAsia"/>
-        </w:rPr>
-        <w:lastRenderedPageBreak/>
-        <w:t>点可以为地图上的单位设置标签</w:t>
+        <w:t>，单击绿点可以为地图上的单位设置标签</w:t>
       </w:r>
     </w:p>
     <w:p>
@@ -11212,6 +11230,7 @@
         <w:rPr>
           <w:rFonts w:ascii="Times New Roman" w:eastAsia="宋体" w:hAnsi="Times New Roman" w:cs="Times New Roman" w:hint="eastAsia"/>
         </w:rPr>
+        <w:lastRenderedPageBreak/>
         <w:t>绝大部分填写色盘的</w:t>
       </w:r>
       <w:r>
@@ -11260,7 +11279,6 @@
         <w:rPr>
           <w:rFonts w:ascii="Times New Roman" w:eastAsia="宋体" w:hAnsi="Times New Roman" w:cs="Times New Roman" w:hint="eastAsia"/>
         </w:rPr>
-        <w:lastRenderedPageBreak/>
         <w:t>支持对覆盖物进行分类，详见</w:t>
       </w:r>
       <w:r>
@@ -12321,6 +12339,7 @@
         <w:rPr>
           <w:rFonts w:ascii="Times New Roman" w:eastAsia="宋体" w:hAnsi="Times New Roman" w:cs="Times New Roman" w:hint="eastAsia"/>
         </w:rPr>
+        <w:lastRenderedPageBreak/>
         <w:t>地形生成器新增斜坡功能</w:t>
       </w:r>
     </w:p>
@@ -12339,7 +12358,6 @@
         <w:rPr>
           <w:rFonts w:ascii="Times New Roman" w:eastAsia="宋体" w:hAnsi="Times New Roman" w:cs="Times New Roman" w:hint="eastAsia"/>
         </w:rPr>
-        <w:lastRenderedPageBreak/>
         <w:t>复制粘贴所使用的</w:t>
       </w:r>
       <w:r>
@@ -13394,6 +13412,7 @@
         <w:rPr>
           <w:rFonts w:ascii="Times New Roman" w:eastAsia="宋体" w:hAnsi="Times New Roman" w:cs="Times New Roman" w:hint="eastAsia"/>
         </w:rPr>
+        <w:lastRenderedPageBreak/>
         <w:t>修复了当单位注册名以数字结尾时，可能与其他单位图像冲突的</w:t>
       </w:r>
       <w:r>
@@ -13418,7 +13437,6 @@
         <w:rPr>
           <w:rFonts w:ascii="Times New Roman" w:eastAsia="宋体" w:hAnsi="Times New Roman" w:cs="Times New Roman" w:hint="eastAsia"/>
         </w:rPr>
-        <w:lastRenderedPageBreak/>
         <w:t>修复了</w:t>
       </w:r>
       <w:r>
@@ -14475,6 +14493,7 @@
         <w:rPr>
           <w:rFonts w:ascii="Times New Roman" w:eastAsia="宋体" w:hAnsi="Times New Roman" w:cs="Times New Roman" w:hint="eastAsia"/>
         </w:rPr>
+        <w:lastRenderedPageBreak/>
         <w:t>修复超大建筑物在部分视角下不能正确渲染的</w:t>
       </w:r>
       <w:r>
@@ -14507,7 +14526,6 @@
           <w:sz w:val="28"/>
           <w:szCs w:val="32"/>
         </w:rPr>
-        <w:lastRenderedPageBreak/>
         <w:t>1.2.3 (2025.1</w:t>
       </w:r>
       <w:r>
@@ -15639,6 +15657,7 @@
         <w:rPr>
           <w:rFonts w:ascii="Times New Roman" w:eastAsia="宋体" w:hAnsi="Times New Roman" w:cs="Times New Roman" w:hint="eastAsia"/>
         </w:rPr>
+        <w:lastRenderedPageBreak/>
         <w:t>多人地图建立路径点会跳过</w:t>
       </w:r>
       <w:r>
@@ -15671,7 +15690,6 @@
           <w:sz w:val="28"/>
           <w:szCs w:val="32"/>
         </w:rPr>
-        <w:lastRenderedPageBreak/>
         <w:t>1.2.</w:t>
       </w:r>
       <w:r>
@@ -16738,6 +16756,7 @@
         <w:rPr>
           <w:rFonts w:ascii="Times New Roman" w:eastAsia="宋体" w:hAnsi="Times New Roman" w:cs="Times New Roman" w:hint="eastAsia"/>
         </w:rPr>
+        <w:lastRenderedPageBreak/>
         <w:t>优化建筑动画的图层顺序</w:t>
       </w:r>
     </w:p>
@@ -16756,7 +16775,6 @@
         <w:rPr>
           <w:rFonts w:ascii="Times New Roman" w:eastAsia="宋体" w:hAnsi="Times New Roman" w:cs="Times New Roman" w:hint="eastAsia"/>
         </w:rPr>
-        <w:lastRenderedPageBreak/>
         <w:t>修复</w:t>
       </w:r>
       <w:r>
@@ -17841,7 +17859,14 @@
         <w:rPr>
           <w:rFonts w:ascii="Times New Roman" w:eastAsia="宋体" w:hAnsi="Times New Roman" w:cs="Times New Roman" w:hint="eastAsia"/>
         </w:rPr>
-        <w:t>，支持仅在缩小时使用双线性插值，放大时硬边缘放大</w:t>
+        <w:t>，支持仅在缩小时使用双线性插值，放</w:t>
+      </w:r>
+      <w:r>
+        <w:rPr>
+          <w:rFonts w:ascii="Times New Roman" w:eastAsia="宋体" w:hAnsi="Times New Roman" w:cs="Times New Roman" w:hint="eastAsia"/>
+        </w:rPr>
+        <w:lastRenderedPageBreak/>
+        <w:t>大时硬边缘放大</w:t>
       </w:r>
     </w:p>
     <w:p>
@@ -17859,7 +17884,6 @@
         <w:rPr>
           <w:rFonts w:ascii="Times New Roman" w:eastAsia="宋体" w:hAnsi="Times New Roman" w:cs="Times New Roman" w:hint="eastAsia"/>
         </w:rPr>
-        <w:lastRenderedPageBreak/>
         <w:t>优化绘图性能</w:t>
       </w:r>
     </w:p>
@@ -18910,6 +18934,7 @@
         <w:rPr>
           <w:rFonts w:ascii="Times New Roman" w:eastAsia="宋体" w:hAnsi="Times New Roman" w:cs="Times New Roman" w:hint="eastAsia"/>
         </w:rPr>
+        <w:lastRenderedPageBreak/>
         <w:t>修复单位不存在精英武器时，属性查看无法显示精英单位射程的</w:t>
       </w:r>
       <w:r>
@@ -18934,7 +18959,6 @@
         <w:rPr>
           <w:rFonts w:ascii="Times New Roman" w:eastAsia="宋体" w:hAnsi="Times New Roman" w:cs="Times New Roman" w:hint="eastAsia"/>
         </w:rPr>
-        <w:lastRenderedPageBreak/>
         <w:t>开启</w:t>
       </w:r>
       <w:r>
@@ -19993,6 +20017,7 @@
         <w:rPr>
           <w:rFonts w:ascii="Times New Roman" w:eastAsia="宋体" w:hAnsi="Times New Roman" w:cs="Times New Roman" w:hint="eastAsia"/>
         </w:rPr>
+        <w:lastRenderedPageBreak/>
         <w:t>将地图检查器窗口居中</w:t>
       </w:r>
     </w:p>
@@ -20011,7 +20036,6 @@
         <w:rPr>
           <w:rFonts w:ascii="Times New Roman" w:eastAsia="宋体" w:hAnsi="Times New Roman" w:cs="Times New Roman" w:hint="eastAsia"/>
         </w:rPr>
-        <w:lastRenderedPageBreak/>
         <w:t>当</w:t>
       </w:r>
       <w:r>
@@ -20976,6 +21000,7 @@
           <w:sz w:val="28"/>
           <w:szCs w:val="32"/>
         </w:rPr>
+        <w:lastRenderedPageBreak/>
         <w:t>1.1.4 (2025.04.1</w:t>
       </w:r>
       <w:r>
@@ -21014,7 +21039,6 @@
         <w:rPr>
           <w:rFonts w:ascii="Times New Roman" w:eastAsia="宋体" w:hAnsi="Times New Roman" w:cs="Times New Roman" w:hint="eastAsia"/>
         </w:rPr>
-        <w:lastRenderedPageBreak/>
         <w:t>支持绘图界面缩放</w:t>
       </w:r>
       <w:r>
@@ -22057,6 +22081,7 @@
         <w:rPr>
           <w:rFonts w:ascii="Times New Roman" w:eastAsia="宋体" w:hAnsi="Times New Roman" w:cs="Times New Roman" w:hint="eastAsia"/>
         </w:rPr>
+        <w:lastRenderedPageBreak/>
         <w:t>修改了注释图标的图像</w:t>
       </w:r>
     </w:p>
@@ -22093,7 +22118,6 @@
         <w:rPr>
           <w:rFonts w:ascii="Times New Roman" w:eastAsia="宋体" w:hAnsi="Times New Roman" w:cs="Times New Roman" w:hint="eastAsia"/>
         </w:rPr>
-        <w:lastRenderedPageBreak/>
         <w:t>修复高</w:t>
       </w:r>
       <w:r>
@@ -23052,6 +23076,7 @@
         <w:rPr>
           <w:rFonts w:ascii="Times New Roman" w:eastAsia="宋体" w:hAnsi="Times New Roman" w:cs="Times New Roman" w:hint="eastAsia"/>
         </w:rPr>
+        <w:lastRenderedPageBreak/>
         <w:t>新增</w:t>
       </w:r>
       <w:r>
@@ -23114,7 +23139,6 @@
           <w:sz w:val="28"/>
           <w:szCs w:val="32"/>
         </w:rPr>
-        <w:lastRenderedPageBreak/>
         <w:t>1.0.9 (2025.03.08)</w:t>
       </w:r>
     </w:p>
@@ -24031,6 +24055,7 @@
         <w:rPr>
           <w:rFonts w:ascii="Times New Roman" w:eastAsia="宋体" w:hAnsi="Times New Roman" w:cs="Times New Roman" w:hint="eastAsia"/>
         </w:rPr>
+        <w:lastRenderedPageBreak/>
         <w:t>支持显示单位的部署、水中图像</w:t>
       </w:r>
     </w:p>
@@ -24067,7 +24092,6 @@
         <w:rPr>
           <w:rFonts w:ascii="Times New Roman" w:eastAsia="宋体" w:hAnsi="Times New Roman" w:cs="Times New Roman" w:hint="eastAsia"/>
         </w:rPr>
-        <w:lastRenderedPageBreak/>
         <w:t>重写了基地节点渲染，使用完全的半透明绘制，不会出现偶发的图像撕裂</w:t>
       </w:r>
       <w:r>
@@ -24922,6 +24946,7 @@
         <w:rPr>
           <w:rFonts w:ascii="Times New Roman" w:eastAsia="宋体" w:hAnsi="Times New Roman" w:cs="Times New Roman" w:hint="eastAsia"/>
         </w:rPr>
+        <w:lastRenderedPageBreak/>
         <w:t>当下拉菜单元素超过</w:t>
       </w:r>
       <w:r>
@@ -25012,7 +25037,6 @@
         <w:rPr>
           <w:rFonts w:ascii="Times New Roman" w:eastAsia="宋体" w:hAnsi="Times New Roman" w:cs="Times New Roman" w:hint="eastAsia"/>
         </w:rPr>
-        <w:lastRenderedPageBreak/>
         <w:t>修复在未载入地图时通过</w:t>
       </w:r>
       <w:r>
@@ -26033,6 +26057,7 @@
         <w:rPr>
           <w:rFonts w:ascii="Times New Roman" w:eastAsia="宋体" w:hAnsi="Times New Roman" w:cs="Times New Roman" w:hint="eastAsia"/>
         </w:rPr>
+        <w:lastRenderedPageBreak/>
         <w:t>可以设置</w:t>
       </w:r>
       <w:r>
@@ -26129,7 +26154,6 @@
         <w:rPr>
           <w:rFonts w:ascii="Times New Roman" w:eastAsia="宋体" w:hAnsi="Times New Roman" w:cs="Times New Roman" w:hint="eastAsia"/>
         </w:rPr>
-        <w:lastRenderedPageBreak/>
         <w:t>完善了</w:t>
       </w:r>
       <w:r>
@@ -26946,6 +26970,7 @@
         <w:rPr>
           <w:rFonts w:ascii="Times New Roman" w:eastAsia="宋体" w:hAnsi="Times New Roman" w:cs="Times New Roman" w:hint="eastAsia"/>
         </w:rPr>
+        <w:lastRenderedPageBreak/>
         <w:t>重载地图：支持快捷重新打开当前地图，快捷键为</w:t>
       </w:r>
       <w:r>
@@ -26966,565 +26991,565 @@
         <w:rPr>
           <w:rFonts w:ascii="Times New Roman" w:eastAsia="宋体" w:hAnsi="Times New Roman" w:cs="Times New Roman" w:hint="eastAsia"/>
         </w:rPr>
+        <w:t>重新加载游戏目录：当检测到打开的地图文件位于另一个尤复游戏文件夹下时，会提示是否重新加载对应目录的游戏资源</w:t>
+      </w:r>
+    </w:p>
+    <w:p>
+      <w:pPr>
+        <w:ind w:firstLineChars="200" w:firstLine="440"/>
+        <w:rPr>
+          <w:rFonts w:ascii="Times New Roman" w:eastAsia="宋体" w:hAnsi="Times New Roman" w:cs="Times New Roman"/>
+        </w:rPr>
+      </w:pPr>
+      <w:r>
+        <w:rPr>
+          <w:rFonts w:ascii="Times New Roman" w:eastAsia="宋体" w:hAnsi="Times New Roman" w:cs="Times New Roman" w:hint="eastAsia"/>
+        </w:rPr>
+        <w:t>CSF</w:t>
+      </w:r>
+      <w:r>
+        <w:rPr>
+          <w:rFonts w:ascii="Times New Roman" w:eastAsia="宋体" w:hAnsi="Times New Roman" w:cs="Times New Roman" w:hint="eastAsia"/>
+        </w:rPr>
+        <w:t>浏览器：可以浏览、搜索当前加载的全部</w:t>
+      </w:r>
+      <w:r>
+        <w:rPr>
+          <w:rFonts w:ascii="Times New Roman" w:eastAsia="宋体" w:hAnsi="Times New Roman" w:cs="Times New Roman" w:hint="eastAsia"/>
+        </w:rPr>
+        <w:t>CSF</w:t>
+      </w:r>
+      <w:r>
+        <w:rPr>
+          <w:rFonts w:ascii="Times New Roman" w:eastAsia="宋体" w:hAnsi="Times New Roman" w:cs="Times New Roman" w:hint="eastAsia"/>
+        </w:rPr>
+        <w:t>文本，也可以立即重新加载</w:t>
+      </w:r>
+      <w:r>
+        <w:rPr>
+          <w:rFonts w:ascii="Times New Roman" w:eastAsia="宋体" w:hAnsi="Times New Roman" w:cs="Times New Roman" w:hint="eastAsia"/>
+        </w:rPr>
+        <w:t>CSF</w:t>
+      </w:r>
+      <w:r>
+        <w:rPr>
+          <w:rFonts w:ascii="Times New Roman" w:eastAsia="宋体" w:hAnsi="Times New Roman" w:cs="Times New Roman" w:hint="eastAsia"/>
+        </w:rPr>
+        <w:t>文件，还可以快捷为触发事件的对应参数选择文本标签</w:t>
+      </w:r>
+    </w:p>
+    <w:p>
+      <w:pPr>
+        <w:ind w:firstLineChars="200" w:firstLine="440"/>
+        <w:rPr>
+          <w:rFonts w:ascii="Times New Roman" w:eastAsia="宋体" w:hAnsi="Times New Roman" w:cs="Times New Roman"/>
+        </w:rPr>
+      </w:pPr>
+      <w:r>
+        <w:rPr>
+          <w:rFonts w:ascii="Times New Roman" w:eastAsia="宋体" w:hAnsi="Times New Roman" w:cs="Times New Roman" w:hint="eastAsia"/>
+        </w:rPr>
+        <w:t>LLF</w:t>
+      </w:r>
+      <w:r>
+        <w:rPr>
+          <w:rFonts w:ascii="Times New Roman" w:eastAsia="宋体" w:hAnsi="Times New Roman" w:cs="Times New Roman" w:hint="eastAsia"/>
+        </w:rPr>
+        <w:t>与</w:t>
+      </w:r>
+      <w:r>
+        <w:rPr>
+          <w:rFonts w:ascii="Times New Roman" w:eastAsia="宋体" w:hAnsi="Times New Roman" w:cs="Times New Roman" w:hint="eastAsia"/>
+        </w:rPr>
+        <w:t>ECS</w:t>
+      </w:r>
+      <w:r>
+        <w:rPr>
+          <w:rFonts w:ascii="Times New Roman" w:eastAsia="宋体" w:hAnsi="Times New Roman" w:cs="Times New Roman" w:hint="eastAsia"/>
+        </w:rPr>
+        <w:t>格式：支持</w:t>
+      </w:r>
+      <w:r>
+        <w:rPr>
+          <w:rFonts w:ascii="Times New Roman" w:eastAsia="宋体" w:hAnsi="Times New Roman" w:cs="Times New Roman" w:hint="eastAsia"/>
+        </w:rPr>
+        <w:t>LLF</w:t>
+      </w:r>
+      <w:r>
+        <w:rPr>
+          <w:rFonts w:ascii="Times New Roman" w:eastAsia="宋体" w:hAnsi="Times New Roman" w:cs="Times New Roman" w:hint="eastAsia"/>
+        </w:rPr>
+        <w:t>与</w:t>
+      </w:r>
+      <w:r>
+        <w:rPr>
+          <w:rFonts w:ascii="Times New Roman" w:eastAsia="宋体" w:hAnsi="Times New Roman" w:cs="Times New Roman" w:hint="eastAsia"/>
+        </w:rPr>
+        <w:t>ECS</w:t>
+      </w:r>
+      <w:r>
+        <w:rPr>
+          <w:rFonts w:ascii="Times New Roman" w:eastAsia="宋体" w:hAnsi="Times New Roman" w:cs="Times New Roman" w:hint="eastAsia"/>
+        </w:rPr>
+        <w:t>格式的</w:t>
+      </w:r>
+      <w:r>
+        <w:rPr>
+          <w:rFonts w:ascii="Times New Roman" w:eastAsia="宋体" w:hAnsi="Times New Roman" w:cs="Times New Roman" w:hint="eastAsia"/>
+        </w:rPr>
+        <w:t>字符串表</w:t>
+      </w:r>
+      <w:r>
+        <w:rPr>
+          <w:rFonts w:ascii="Times New Roman" w:eastAsia="宋体" w:hAnsi="Times New Roman" w:cs="Times New Roman" w:hint="eastAsia"/>
+        </w:rPr>
+        <w:t>（</w:t>
+      </w:r>
+      <w:r>
+        <w:rPr>
+          <w:rFonts w:ascii="Times New Roman" w:eastAsia="宋体" w:hAnsi="Times New Roman" w:cs="Times New Roman" w:hint="eastAsia"/>
+        </w:rPr>
+        <w:t>Stringtable</w:t>
+      </w:r>
+      <w:r>
+        <w:rPr>
+          <w:rFonts w:ascii="Times New Roman" w:eastAsia="宋体" w:hAnsi="Times New Roman" w:cs="Times New Roman" w:hint="eastAsia"/>
+        </w:rPr>
+        <w:t>）文件读取</w:t>
+      </w:r>
+    </w:p>
+    <w:p>
+      <w:pPr>
+        <w:ind w:firstLineChars="200" w:firstLine="440"/>
+        <w:rPr>
+          <w:rFonts w:ascii="Times New Roman" w:eastAsia="宋体" w:hAnsi="Times New Roman" w:cs="Times New Roman"/>
+        </w:rPr>
+      </w:pPr>
+      <w:r>
+        <w:rPr>
+          <w:rFonts w:ascii="Times New Roman" w:eastAsia="宋体" w:hAnsi="Times New Roman" w:cs="Times New Roman" w:hint="eastAsia"/>
+        </w:rPr>
+        <w:t>下拉菜单内搜索：触发、作战小队、特遣部队、动作脚本、</w:t>
+      </w:r>
+      <w:r>
+        <w:rPr>
+          <w:rFonts w:ascii="Times New Roman" w:eastAsia="宋体" w:hAnsi="Times New Roman" w:cs="Times New Roman" w:hint="eastAsia"/>
+        </w:rPr>
+        <w:t>AI</w:t>
+      </w:r>
+      <w:r>
+        <w:rPr>
+          <w:rFonts w:ascii="Times New Roman" w:eastAsia="宋体" w:hAnsi="Times New Roman" w:cs="Times New Roman" w:hint="eastAsia"/>
+        </w:rPr>
+        <w:t>编辑器的下拉菜单均支持直接输入文本，搜索对应标签</w:t>
+      </w:r>
+      <w:r>
+        <w:rPr>
+          <w:rFonts w:ascii="Times New Roman" w:eastAsia="宋体" w:hAnsi="Times New Roman" w:cs="Times New Roman" w:hint="eastAsia"/>
+        </w:rPr>
+        <w:t>支持使用通配符</w:t>
+      </w:r>
+      <w:r>
+        <w:rPr>
+          <w:rFonts w:ascii="Times New Roman" w:eastAsia="宋体" w:hAnsi="Times New Roman" w:cs="Times New Roman" w:hint="eastAsia"/>
+        </w:rPr>
+        <w:t>*</w:t>
+      </w:r>
+      <w:r>
+        <w:rPr>
+          <w:rFonts w:ascii="Times New Roman" w:eastAsia="宋体" w:hAnsi="Times New Roman" w:cs="Times New Roman" w:hint="eastAsia"/>
+        </w:rPr>
+        <w:t>与</w:t>
+      </w:r>
+      <w:r>
+        <w:rPr>
+          <w:rFonts w:ascii="Times New Roman" w:eastAsia="宋体" w:hAnsi="Times New Roman" w:cs="Times New Roman" w:hint="eastAsia"/>
+        </w:rPr>
+        <w:t>|</w:t>
+      </w:r>
+    </w:p>
+    <w:p>
+      <w:pPr>
+        <w:ind w:firstLineChars="200" w:firstLine="440"/>
+        <w:rPr>
+          <w:rFonts w:ascii="Times New Roman" w:eastAsia="宋体" w:hAnsi="Times New Roman" w:cs="Times New Roman"/>
+        </w:rPr>
+      </w:pPr>
+      <w:r>
+        <w:rPr>
+          <w:rFonts w:ascii="Times New Roman" w:eastAsia="宋体" w:hAnsi="Times New Roman" w:cs="Times New Roman" w:hint="eastAsia"/>
+        </w:rPr>
+        <w:t>查找引用：触发、作战小队、特遣部队、动作脚本编辑器新增“查找引用”按键，可以查找引用了当前对象的对象</w:t>
+      </w:r>
+    </w:p>
+    <w:p>
+      <w:pPr>
+        <w:ind w:firstLineChars="200" w:firstLine="440"/>
+        <w:rPr>
+          <w:rFonts w:ascii="Times New Roman" w:eastAsia="宋体" w:hAnsi="Times New Roman" w:cs="Times New Roman"/>
+        </w:rPr>
+      </w:pPr>
+      <w:r>
+        <w:rPr>
+          <w:rFonts w:ascii="Times New Roman" w:eastAsia="宋体" w:hAnsi="Times New Roman" w:cs="Times New Roman" w:hint="eastAsia"/>
+        </w:rPr>
+        <w:t>自动计算</w:t>
+      </w:r>
+      <w:r>
+        <w:rPr>
+          <w:rFonts w:ascii="Times New Roman" w:eastAsia="宋体" w:hAnsi="Times New Roman" w:cs="Times New Roman" w:hint="eastAsia"/>
+        </w:rPr>
+        <w:t>LAT</w:t>
+      </w:r>
+      <w:r>
+        <w:rPr>
+          <w:rFonts w:ascii="Times New Roman" w:eastAsia="宋体" w:hAnsi="Times New Roman" w:cs="Times New Roman" w:hint="eastAsia"/>
+        </w:rPr>
+        <w:t>：位于</w:t>
+      </w:r>
+      <w:r>
+        <w:rPr>
+          <w:rFonts w:ascii="Times New Roman" w:eastAsia="宋体" w:hAnsi="Times New Roman" w:cs="Times New Roman" w:hint="eastAsia"/>
+        </w:rPr>
+        <w:t>菜单栏</w:t>
+      </w:r>
+      <w:r>
+        <w:rPr>
+          <w:rFonts w:ascii="Times New Roman" w:eastAsia="宋体" w:hAnsi="Times New Roman" w:cs="Times New Roman" w:hint="eastAsia"/>
+        </w:rPr>
+        <w:t>-</w:t>
+      </w:r>
+      <w:r>
+        <w:rPr>
+          <w:rFonts w:ascii="Times New Roman" w:eastAsia="宋体" w:hAnsi="Times New Roman" w:cs="Times New Roman" w:hint="eastAsia"/>
+        </w:rPr>
+        <w:t>地图工具中，会按照游戏引擎逻辑重绘全图的</w:t>
+      </w:r>
+      <w:r>
+        <w:rPr>
+          <w:rFonts w:ascii="Times New Roman" w:eastAsia="宋体" w:hAnsi="Times New Roman" w:cs="Times New Roman" w:hint="eastAsia"/>
+        </w:rPr>
+        <w:t>LAT</w:t>
+      </w:r>
+    </w:p>
+    <w:p>
+      <w:pPr>
+        <w:ind w:firstLineChars="200" w:firstLine="440"/>
+        <w:rPr>
+          <w:rFonts w:ascii="Times New Roman" w:eastAsia="宋体" w:hAnsi="Times New Roman" w:cs="Times New Roman"/>
+        </w:rPr>
+      </w:pPr>
+      <w:r>
+        <w:rPr>
+          <w:rFonts w:ascii="Times New Roman" w:eastAsia="宋体" w:hAnsi="Times New Roman" w:cs="Times New Roman" w:hint="eastAsia"/>
+        </w:rPr>
+        <w:t>重绘水面：位于</w:t>
+      </w:r>
+      <w:r>
+        <w:rPr>
+          <w:rFonts w:ascii="Times New Roman" w:eastAsia="宋体" w:hAnsi="Times New Roman" w:cs="Times New Roman" w:hint="eastAsia"/>
+        </w:rPr>
+        <w:t>菜单栏</w:t>
+      </w:r>
+      <w:r>
+        <w:rPr>
+          <w:rFonts w:ascii="Times New Roman" w:eastAsia="宋体" w:hAnsi="Times New Roman" w:cs="Times New Roman" w:hint="eastAsia"/>
+        </w:rPr>
+        <w:t>-</w:t>
+      </w:r>
+      <w:r>
+        <w:rPr>
+          <w:rFonts w:ascii="Times New Roman" w:eastAsia="宋体" w:hAnsi="Times New Roman" w:cs="Times New Roman" w:hint="eastAsia"/>
+        </w:rPr>
+        <w:t>地图工具中，会重新生成全图水面，消除不完整的水面</w:t>
+      </w:r>
+    </w:p>
+    <w:p>
+      <w:pPr>
+        <w:ind w:firstLineChars="200" w:firstLine="440"/>
+        <w:rPr>
+          <w:rFonts w:ascii="Times New Roman" w:eastAsia="宋体" w:hAnsi="Times New Roman" w:cs="Times New Roman"/>
+        </w:rPr>
+      </w:pPr>
+      <w:r>
+        <w:rPr>
+          <w:rFonts w:ascii="Times New Roman" w:eastAsia="宋体" w:hAnsi="Times New Roman" w:cs="Times New Roman" w:hint="eastAsia"/>
+        </w:rPr>
+        <w:t>军衔显示：可以显示地图上单位的经验等级</w:t>
+      </w:r>
+    </w:p>
+    <w:p>
+      <w:pPr>
+        <w:ind w:firstLineChars="200" w:firstLine="440"/>
+        <w:rPr>
+          <w:rFonts w:ascii="Times New Roman" w:eastAsia="宋体" w:hAnsi="Times New Roman" w:cs="Times New Roman"/>
+        </w:rPr>
+      </w:pPr>
+      <w:r>
+        <w:rPr>
+          <w:rFonts w:ascii="Times New Roman" w:eastAsia="宋体" w:hAnsi="Times New Roman" w:cs="Times New Roman" w:hint="eastAsia"/>
+        </w:rPr>
+        <w:t>不可通行单元显示：位于菜单栏</w:t>
+      </w:r>
+      <w:r>
+        <w:rPr>
+          <w:rFonts w:ascii="Times New Roman" w:eastAsia="宋体" w:hAnsi="Times New Roman" w:cs="Times New Roman" w:hint="eastAsia"/>
+        </w:rPr>
+        <w:t>-</w:t>
+      </w:r>
+      <w:r>
+        <w:rPr>
+          <w:rFonts w:ascii="Times New Roman" w:eastAsia="宋体" w:hAnsi="Times New Roman" w:cs="Times New Roman" w:hint="eastAsia"/>
+        </w:rPr>
+        <w:t>图层中，可以显示所有单位都无法到达的单元格</w:t>
+      </w:r>
+    </w:p>
+    <w:p>
+      <w:pPr>
+        <w:ind w:firstLineChars="200" w:firstLine="440"/>
+        <w:rPr>
+          <w:rFonts w:ascii="Times New Roman" w:eastAsia="宋体" w:hAnsi="Times New Roman" w:cs="Times New Roman"/>
+        </w:rPr>
+      </w:pPr>
+      <w:r>
+        <w:rPr>
+          <w:rFonts w:ascii="Times New Roman" w:eastAsia="宋体" w:hAnsi="Times New Roman" w:cs="Times New Roman" w:hint="eastAsia"/>
+        </w:rPr>
+        <w:t>建筑、步兵、车辆、飞行器、基地节点、单元标记筛选：位于菜单栏</w:t>
+      </w:r>
+      <w:r>
+        <w:rPr>
+          <w:rFonts w:ascii="Times New Roman" w:eastAsia="宋体" w:hAnsi="Times New Roman" w:cs="Times New Roman" w:hint="eastAsia"/>
+        </w:rPr>
+        <w:t>-</w:t>
+      </w:r>
+      <w:r>
+        <w:rPr>
+          <w:rFonts w:ascii="Times New Roman" w:eastAsia="宋体" w:hAnsi="Times New Roman" w:cs="Times New Roman" w:hint="eastAsia"/>
+        </w:rPr>
+        <w:t>图层中，可以设置多种条件，仅显示符合条件的对象</w:t>
+      </w:r>
+    </w:p>
+    <w:p>
+      <w:pPr>
+        <w:ind w:firstLineChars="200" w:firstLine="440"/>
+        <w:rPr>
+          <w:rFonts w:ascii="Times New Roman" w:eastAsia="宋体" w:hAnsi="Times New Roman" w:cs="Times New Roman"/>
+        </w:rPr>
+      </w:pPr>
+      <w:r>
+        <w:rPr>
+          <w:rFonts w:ascii="Times New Roman" w:eastAsia="宋体" w:hAnsi="Times New Roman" w:cs="Times New Roman" w:hint="eastAsia"/>
+        </w:rPr>
+        <w:t>标签列表：位于地形浏览器的菜单栏中，支持查阅触发与关联对象</w:t>
+      </w:r>
+    </w:p>
+    <w:p>
+      <w:pPr>
+        <w:ind w:firstLineChars="200" w:firstLine="440"/>
+        <w:rPr>
+          <w:rFonts w:ascii="Times New Roman" w:eastAsia="宋体" w:hAnsi="Times New Roman" w:cs="Times New Roman"/>
+        </w:rPr>
+      </w:pPr>
+      <w:r>
+        <w:rPr>
+          <w:rFonts w:ascii="Times New Roman" w:eastAsia="宋体" w:hAnsi="Times New Roman" w:cs="Times New Roman" w:hint="eastAsia"/>
+        </w:rPr>
+        <w:t>小队列表：位于地形浏览器的菜单栏中</w:t>
+      </w:r>
+    </w:p>
+    <w:p>
+      <w:pPr>
+        <w:ind w:firstLineChars="200" w:firstLine="440"/>
+        <w:rPr>
+          <w:rFonts w:ascii="Times New Roman" w:eastAsia="宋体" w:hAnsi="Times New Roman" w:cs="Times New Roman"/>
+        </w:rPr>
+      </w:pPr>
+      <w:r>
+        <w:rPr>
+          <w:rFonts w:ascii="Times New Roman" w:eastAsia="宋体" w:hAnsi="Times New Roman" w:cs="Times New Roman" w:hint="eastAsia"/>
+        </w:rPr>
+        <w:t>特遣列表：位于地形浏览器的菜单栏中</w:t>
+      </w:r>
+    </w:p>
+    <w:p>
+      <w:pPr>
+        <w:ind w:firstLineChars="200" w:firstLine="440"/>
+        <w:rPr>
+          <w:rFonts w:ascii="Times New Roman" w:eastAsia="宋体" w:hAnsi="Times New Roman" w:cs="Times New Roman"/>
+        </w:rPr>
+      </w:pPr>
+      <w:r>
+        <w:rPr>
+          <w:rFonts w:ascii="Times New Roman" w:eastAsia="宋体" w:hAnsi="Times New Roman" w:cs="Times New Roman" w:hint="eastAsia"/>
+        </w:rPr>
+        <w:t>脚本列表：位于地形浏览器的菜单栏中</w:t>
+      </w:r>
+    </w:p>
+    <w:p>
+      <w:pPr>
+        <w:ind w:firstLineChars="200" w:firstLine="440"/>
+        <w:rPr>
+          <w:rFonts w:ascii="Times New Roman" w:eastAsia="宋体" w:hAnsi="Times New Roman" w:cs="Times New Roman"/>
+        </w:rPr>
+      </w:pPr>
+      <w:r>
+        <w:rPr>
+          <w:rFonts w:ascii="Times New Roman" w:eastAsia="宋体" w:hAnsi="Times New Roman" w:cs="Times New Roman" w:hint="eastAsia"/>
+        </w:rPr>
+        <w:t>路径点列表：位于地形浏览器的菜单栏中，支持快速定位路径点，显示引用该路径点的脚本、小队或触发</w:t>
+      </w:r>
+    </w:p>
+    <w:p>
+      <w:pPr>
+        <w:ind w:firstLineChars="200" w:firstLine="440"/>
+        <w:rPr>
+          <w:rFonts w:ascii="Times New Roman" w:eastAsia="宋体" w:hAnsi="Times New Roman" w:cs="Times New Roman"/>
+        </w:rPr>
+      </w:pPr>
+      <w:r>
+        <w:rPr>
+          <w:rFonts w:ascii="Times New Roman" w:eastAsia="宋体" w:hAnsi="Times New Roman" w:cs="Times New Roman" w:hint="eastAsia"/>
+        </w:rPr>
+        <w:t>全局搜索：位于地形浏览器的“地形</w:t>
+      </w:r>
+      <w:r>
+        <w:rPr>
+          <w:rFonts w:ascii="Times New Roman" w:eastAsia="宋体" w:hAnsi="Times New Roman" w:cs="Times New Roman" w:hint="eastAsia"/>
+        </w:rPr>
+        <w:t>/</w:t>
+      </w:r>
+      <w:r>
+        <w:rPr>
+          <w:rFonts w:ascii="Times New Roman" w:eastAsia="宋体" w:hAnsi="Times New Roman" w:cs="Times New Roman" w:hint="eastAsia"/>
+        </w:rPr>
+        <w:t>覆盖物</w:t>
+      </w:r>
+      <w:r>
+        <w:rPr>
+          <w:rFonts w:ascii="Times New Roman" w:eastAsia="宋体" w:hAnsi="Times New Roman" w:cs="Times New Roman" w:hint="eastAsia"/>
+        </w:rPr>
+        <w:t>”一栏中，支持搜索物品浏览器、地图单位、地形浏览器、各种编辑器的列表框、路径点、坐标。搜索文本支持通配符</w:t>
+      </w:r>
+      <w:r>
+        <w:rPr>
+          <w:rFonts w:ascii="Times New Roman" w:eastAsia="宋体" w:hAnsi="Times New Roman" w:cs="Times New Roman" w:hint="eastAsia"/>
+        </w:rPr>
+        <w:t>*</w:t>
+      </w:r>
+      <w:r>
+        <w:rPr>
+          <w:rFonts w:ascii="Times New Roman" w:eastAsia="宋体" w:hAnsi="Times New Roman" w:cs="Times New Roman" w:hint="eastAsia"/>
+        </w:rPr>
+        <w:t>和</w:t>
+      </w:r>
+      <w:r>
+        <w:rPr>
+          <w:rFonts w:ascii="Times New Roman" w:eastAsia="宋体" w:hAnsi="Times New Roman" w:cs="Times New Roman" w:hint="eastAsia"/>
+        </w:rPr>
+        <w:t>|</w:t>
+      </w:r>
+      <w:r>
+        <w:rPr>
+          <w:rFonts w:ascii="Times New Roman" w:eastAsia="宋体" w:hAnsi="Times New Roman" w:cs="Times New Roman" w:hint="eastAsia"/>
+        </w:rPr>
+        <w:t>进行匹配，支持精确匹配，默认模糊匹配下会自动转换大小写、简繁体。对单位支持格式刷筛选，在格式刷中设定好参数，再执行搜索即可</w:t>
+      </w:r>
+    </w:p>
+    <w:p>
+      <w:pPr>
+        <w:ind w:firstLineChars="200" w:firstLine="440"/>
+        <w:rPr>
+          <w:rFonts w:ascii="Times New Roman" w:eastAsia="宋体" w:hAnsi="Times New Roman" w:cs="Times New Roman"/>
+        </w:rPr>
+      </w:pPr>
+      <w:r>
+        <w:rPr>
+          <w:rFonts w:ascii="Times New Roman" w:eastAsia="宋体" w:hAnsi="Times New Roman" w:cs="Times New Roman" w:hint="eastAsia"/>
+        </w:rPr>
+        <w:t>地形生成器：</w:t>
+      </w:r>
+      <w:r>
+        <w:rPr>
+          <w:rFonts w:ascii="Times New Roman" w:eastAsia="宋体" w:hAnsi="Times New Roman" w:cs="Times New Roman" w:hint="eastAsia"/>
+        </w:rPr>
+        <w:t>可以在划定的矩形区域或多选模式下的区域中随机生成预设的地形、地形对象、</w:t>
+      </w:r>
+      <w:r>
+        <w:rPr>
+          <w:rFonts w:ascii="Times New Roman" w:eastAsia="宋体" w:hAnsi="Times New Roman" w:cs="Times New Roman" w:hint="eastAsia"/>
+        </w:rPr>
+        <w:t>覆盖物</w:t>
+      </w:r>
+      <w:r>
+        <w:rPr>
+          <w:rFonts w:ascii="Times New Roman" w:eastAsia="宋体" w:hAnsi="Times New Roman" w:cs="Times New Roman" w:hint="eastAsia"/>
+        </w:rPr>
+        <w:t>或污染。地形生成</w:t>
+      </w:r>
+      <w:r>
+        <w:rPr>
+          <w:rFonts w:ascii="Times New Roman" w:eastAsia="宋体" w:hAnsi="Times New Roman" w:cs="Times New Roman" w:hint="eastAsia"/>
+        </w:rPr>
+        <w:t>使用柏林噪声，</w:t>
+      </w:r>
+      <w:r>
+        <w:rPr>
+          <w:rFonts w:ascii="Times New Roman" w:eastAsia="宋体" w:hAnsi="Times New Roman" w:cs="Times New Roman" w:hint="eastAsia"/>
+        </w:rPr>
+        <w:t>支持修改精细度</w:t>
+      </w:r>
+      <w:r>
+        <w:rPr>
+          <w:rFonts w:ascii="Times New Roman" w:eastAsia="宋体" w:hAnsi="Times New Roman" w:cs="Times New Roman" w:hint="eastAsia"/>
+        </w:rPr>
+        <w:t>。</w:t>
+      </w:r>
+      <w:r>
+        <w:rPr>
+          <w:rFonts w:ascii="Times New Roman" w:eastAsia="宋体" w:hAnsi="Times New Roman" w:cs="Times New Roman" w:hint="eastAsia"/>
+        </w:rPr>
+        <w:t>使用“隐藏同类地形”或“隐藏单个地形块”，可以跳过区域内被隐藏的单元格</w:t>
+      </w:r>
+    </w:p>
+    <w:p>
+      <w:pPr>
+        <w:ind w:firstLineChars="200" w:firstLine="440"/>
+        <w:rPr>
+          <w:rFonts w:ascii="Times New Roman" w:eastAsia="宋体" w:hAnsi="Times New Roman" w:cs="Times New Roman"/>
+        </w:rPr>
+      </w:pPr>
+      <w:r>
+        <w:rPr>
+          <w:rFonts w:ascii="Times New Roman" w:eastAsia="宋体" w:hAnsi="Times New Roman" w:cs="Times New Roman" w:hint="eastAsia"/>
+        </w:rPr>
+        <w:t>快速更改朝向：按住“</w:t>
+      </w:r>
+      <w:r>
+        <w:rPr>
+          <w:rFonts w:ascii="Times New Roman" w:eastAsia="宋体" w:hAnsi="Times New Roman" w:cs="Times New Roman" w:hint="eastAsia"/>
+        </w:rPr>
+        <w:t>Ctrl</w:t>
+      </w:r>
+      <w:r>
+        <w:rPr>
+          <w:rFonts w:ascii="Times New Roman" w:eastAsia="宋体" w:hAnsi="Times New Roman" w:cs="Times New Roman" w:hint="eastAsia"/>
+        </w:rPr>
+        <w:t>”拖动单位即可快速更改朝向</w:t>
+      </w:r>
+    </w:p>
+    <w:p>
+      <w:pPr>
+        <w:ind w:firstLineChars="200" w:firstLine="440"/>
+        <w:rPr>
+          <w:rFonts w:ascii="Times New Roman" w:eastAsia="宋体" w:hAnsi="Times New Roman" w:cs="Times New Roman"/>
+        </w:rPr>
+      </w:pPr>
+      <w:r>
+        <w:rPr>
+          <w:rFonts w:ascii="Times New Roman" w:eastAsia="宋体" w:hAnsi="Times New Roman" w:cs="Times New Roman" w:hint="eastAsia"/>
+        </w:rPr>
         <w:lastRenderedPageBreak/>
-        <w:t>重新加载游戏目录：当检测到打开的地图文件位于另一个尤复游戏文件夹下时，会提示是否重新加载对应目录的游戏资源</w:t>
-      </w:r>
-    </w:p>
-    <w:p>
-      <w:pPr>
-        <w:ind w:firstLineChars="200" w:firstLine="440"/>
-        <w:rPr>
-          <w:rFonts w:ascii="Times New Roman" w:eastAsia="宋体" w:hAnsi="Times New Roman" w:cs="Times New Roman"/>
-        </w:rPr>
-      </w:pPr>
-      <w:r>
-        <w:rPr>
-          <w:rFonts w:ascii="Times New Roman" w:eastAsia="宋体" w:hAnsi="Times New Roman" w:cs="Times New Roman" w:hint="eastAsia"/>
-        </w:rPr>
-        <w:t>CSF</w:t>
-      </w:r>
-      <w:r>
-        <w:rPr>
-          <w:rFonts w:ascii="Times New Roman" w:eastAsia="宋体" w:hAnsi="Times New Roman" w:cs="Times New Roman" w:hint="eastAsia"/>
-        </w:rPr>
-        <w:t>浏览器：可以浏览、搜索当前加载的全部</w:t>
-      </w:r>
-      <w:r>
-        <w:rPr>
-          <w:rFonts w:ascii="Times New Roman" w:eastAsia="宋体" w:hAnsi="Times New Roman" w:cs="Times New Roman" w:hint="eastAsia"/>
-        </w:rPr>
-        <w:t>CSF</w:t>
-      </w:r>
-      <w:r>
-        <w:rPr>
-          <w:rFonts w:ascii="Times New Roman" w:eastAsia="宋体" w:hAnsi="Times New Roman" w:cs="Times New Roman" w:hint="eastAsia"/>
-        </w:rPr>
-        <w:t>文本，也可以立即重新加载</w:t>
-      </w:r>
-      <w:r>
-        <w:rPr>
-          <w:rFonts w:ascii="Times New Roman" w:eastAsia="宋体" w:hAnsi="Times New Roman" w:cs="Times New Roman" w:hint="eastAsia"/>
-        </w:rPr>
-        <w:t>CSF</w:t>
-      </w:r>
-      <w:r>
-        <w:rPr>
-          <w:rFonts w:ascii="Times New Roman" w:eastAsia="宋体" w:hAnsi="Times New Roman" w:cs="Times New Roman" w:hint="eastAsia"/>
-        </w:rPr>
-        <w:t>文件，还可以快捷为触发事件的对应参数选择文本标签</w:t>
-      </w:r>
-    </w:p>
-    <w:p>
-      <w:pPr>
-        <w:ind w:firstLineChars="200" w:firstLine="440"/>
-        <w:rPr>
-          <w:rFonts w:ascii="Times New Roman" w:eastAsia="宋体" w:hAnsi="Times New Roman" w:cs="Times New Roman"/>
-        </w:rPr>
-      </w:pPr>
-      <w:r>
-        <w:rPr>
-          <w:rFonts w:ascii="Times New Roman" w:eastAsia="宋体" w:hAnsi="Times New Roman" w:cs="Times New Roman" w:hint="eastAsia"/>
-        </w:rPr>
-        <w:t>LLF</w:t>
-      </w:r>
-      <w:r>
-        <w:rPr>
-          <w:rFonts w:ascii="Times New Roman" w:eastAsia="宋体" w:hAnsi="Times New Roman" w:cs="Times New Roman" w:hint="eastAsia"/>
-        </w:rPr>
-        <w:t>与</w:t>
-      </w:r>
-      <w:r>
-        <w:rPr>
-          <w:rFonts w:ascii="Times New Roman" w:eastAsia="宋体" w:hAnsi="Times New Roman" w:cs="Times New Roman" w:hint="eastAsia"/>
-        </w:rPr>
-        <w:t>ECS</w:t>
-      </w:r>
-      <w:r>
-        <w:rPr>
-          <w:rFonts w:ascii="Times New Roman" w:eastAsia="宋体" w:hAnsi="Times New Roman" w:cs="Times New Roman" w:hint="eastAsia"/>
-        </w:rPr>
-        <w:t>格式：支持</w:t>
-      </w:r>
-      <w:r>
-        <w:rPr>
-          <w:rFonts w:ascii="Times New Roman" w:eastAsia="宋体" w:hAnsi="Times New Roman" w:cs="Times New Roman" w:hint="eastAsia"/>
-        </w:rPr>
-        <w:t>LLF</w:t>
-      </w:r>
-      <w:r>
-        <w:rPr>
-          <w:rFonts w:ascii="Times New Roman" w:eastAsia="宋体" w:hAnsi="Times New Roman" w:cs="Times New Roman" w:hint="eastAsia"/>
-        </w:rPr>
-        <w:t>与</w:t>
-      </w:r>
-      <w:r>
-        <w:rPr>
-          <w:rFonts w:ascii="Times New Roman" w:eastAsia="宋体" w:hAnsi="Times New Roman" w:cs="Times New Roman" w:hint="eastAsia"/>
-        </w:rPr>
-        <w:t>ECS</w:t>
-      </w:r>
-      <w:r>
-        <w:rPr>
-          <w:rFonts w:ascii="Times New Roman" w:eastAsia="宋体" w:hAnsi="Times New Roman" w:cs="Times New Roman" w:hint="eastAsia"/>
-        </w:rPr>
-        <w:t>格式的</w:t>
-      </w:r>
-      <w:r>
-        <w:rPr>
-          <w:rFonts w:ascii="Times New Roman" w:eastAsia="宋体" w:hAnsi="Times New Roman" w:cs="Times New Roman" w:hint="eastAsia"/>
-        </w:rPr>
-        <w:t>字符串表</w:t>
-      </w:r>
-      <w:r>
-        <w:rPr>
-          <w:rFonts w:ascii="Times New Roman" w:eastAsia="宋体" w:hAnsi="Times New Roman" w:cs="Times New Roman" w:hint="eastAsia"/>
-        </w:rPr>
-        <w:t>（</w:t>
-      </w:r>
-      <w:r>
-        <w:rPr>
-          <w:rFonts w:ascii="Times New Roman" w:eastAsia="宋体" w:hAnsi="Times New Roman" w:cs="Times New Roman" w:hint="eastAsia"/>
-        </w:rPr>
-        <w:t>Stringtable</w:t>
-      </w:r>
-      <w:r>
-        <w:rPr>
-          <w:rFonts w:ascii="Times New Roman" w:eastAsia="宋体" w:hAnsi="Times New Roman" w:cs="Times New Roman" w:hint="eastAsia"/>
-        </w:rPr>
-        <w:t>）文件读取</w:t>
-      </w:r>
-    </w:p>
-    <w:p>
-      <w:pPr>
-        <w:ind w:firstLineChars="200" w:firstLine="440"/>
-        <w:rPr>
-          <w:rFonts w:ascii="Times New Roman" w:eastAsia="宋体" w:hAnsi="Times New Roman" w:cs="Times New Roman"/>
-        </w:rPr>
-      </w:pPr>
-      <w:r>
-        <w:rPr>
-          <w:rFonts w:ascii="Times New Roman" w:eastAsia="宋体" w:hAnsi="Times New Roman" w:cs="Times New Roman" w:hint="eastAsia"/>
-        </w:rPr>
-        <w:t>下拉菜单内搜索：触发、作战小队、特遣部队、动作脚本、</w:t>
-      </w:r>
-      <w:r>
-        <w:rPr>
-          <w:rFonts w:ascii="Times New Roman" w:eastAsia="宋体" w:hAnsi="Times New Roman" w:cs="Times New Roman" w:hint="eastAsia"/>
-        </w:rPr>
-        <w:t>AI</w:t>
-      </w:r>
-      <w:r>
-        <w:rPr>
-          <w:rFonts w:ascii="Times New Roman" w:eastAsia="宋体" w:hAnsi="Times New Roman" w:cs="Times New Roman" w:hint="eastAsia"/>
-        </w:rPr>
-        <w:t>编辑器的下拉菜单均支持直接输入文本，搜索对应标签</w:t>
-      </w:r>
-      <w:r>
-        <w:rPr>
-          <w:rFonts w:ascii="Times New Roman" w:eastAsia="宋体" w:hAnsi="Times New Roman" w:cs="Times New Roman" w:hint="eastAsia"/>
-        </w:rPr>
-        <w:t>支持使用通配符</w:t>
-      </w:r>
-      <w:r>
-        <w:rPr>
-          <w:rFonts w:ascii="Times New Roman" w:eastAsia="宋体" w:hAnsi="Times New Roman" w:cs="Times New Roman" w:hint="eastAsia"/>
-        </w:rPr>
-        <w:t>*</w:t>
-      </w:r>
-      <w:r>
-        <w:rPr>
-          <w:rFonts w:ascii="Times New Roman" w:eastAsia="宋体" w:hAnsi="Times New Roman" w:cs="Times New Roman" w:hint="eastAsia"/>
-        </w:rPr>
-        <w:t>与</w:t>
-      </w:r>
-      <w:r>
-        <w:rPr>
-          <w:rFonts w:ascii="Times New Roman" w:eastAsia="宋体" w:hAnsi="Times New Roman" w:cs="Times New Roman" w:hint="eastAsia"/>
-        </w:rPr>
-        <w:t>|</w:t>
-      </w:r>
-    </w:p>
-    <w:p>
-      <w:pPr>
-        <w:ind w:firstLineChars="200" w:firstLine="440"/>
-        <w:rPr>
-          <w:rFonts w:ascii="Times New Roman" w:eastAsia="宋体" w:hAnsi="Times New Roman" w:cs="Times New Roman"/>
-        </w:rPr>
-      </w:pPr>
-      <w:r>
-        <w:rPr>
-          <w:rFonts w:ascii="Times New Roman" w:eastAsia="宋体" w:hAnsi="Times New Roman" w:cs="Times New Roman" w:hint="eastAsia"/>
-        </w:rPr>
-        <w:t>查找引用：触发、作战小队、特遣部队、动作脚本编辑器新增“查找引用”按键，可以查找引用了当前对象的对象</w:t>
-      </w:r>
-    </w:p>
-    <w:p>
-      <w:pPr>
-        <w:ind w:firstLineChars="200" w:firstLine="440"/>
-        <w:rPr>
-          <w:rFonts w:ascii="Times New Roman" w:eastAsia="宋体" w:hAnsi="Times New Roman" w:cs="Times New Roman"/>
-        </w:rPr>
-      </w:pPr>
-      <w:r>
-        <w:rPr>
-          <w:rFonts w:ascii="Times New Roman" w:eastAsia="宋体" w:hAnsi="Times New Roman" w:cs="Times New Roman" w:hint="eastAsia"/>
-        </w:rPr>
-        <w:t>自动计算</w:t>
-      </w:r>
-      <w:r>
-        <w:rPr>
-          <w:rFonts w:ascii="Times New Roman" w:eastAsia="宋体" w:hAnsi="Times New Roman" w:cs="Times New Roman" w:hint="eastAsia"/>
-        </w:rPr>
-        <w:t>LAT</w:t>
-      </w:r>
-      <w:r>
-        <w:rPr>
-          <w:rFonts w:ascii="Times New Roman" w:eastAsia="宋体" w:hAnsi="Times New Roman" w:cs="Times New Roman" w:hint="eastAsia"/>
-        </w:rPr>
-        <w:t>：位于</w:t>
-      </w:r>
-      <w:r>
-        <w:rPr>
-          <w:rFonts w:ascii="Times New Roman" w:eastAsia="宋体" w:hAnsi="Times New Roman" w:cs="Times New Roman" w:hint="eastAsia"/>
-        </w:rPr>
-        <w:t>菜单栏</w:t>
-      </w:r>
-      <w:r>
-        <w:rPr>
-          <w:rFonts w:ascii="Times New Roman" w:eastAsia="宋体" w:hAnsi="Times New Roman" w:cs="Times New Roman" w:hint="eastAsia"/>
-        </w:rPr>
-        <w:t>-</w:t>
-      </w:r>
-      <w:r>
-        <w:rPr>
-          <w:rFonts w:ascii="Times New Roman" w:eastAsia="宋体" w:hAnsi="Times New Roman" w:cs="Times New Roman" w:hint="eastAsia"/>
-        </w:rPr>
-        <w:t>地图工具中，会按照游戏引擎逻辑重绘全图的</w:t>
-      </w:r>
-      <w:r>
-        <w:rPr>
-          <w:rFonts w:ascii="Times New Roman" w:eastAsia="宋体" w:hAnsi="Times New Roman" w:cs="Times New Roman" w:hint="eastAsia"/>
-        </w:rPr>
-        <w:t>LAT</w:t>
-      </w:r>
-    </w:p>
-    <w:p>
-      <w:pPr>
-        <w:ind w:firstLineChars="200" w:firstLine="440"/>
-        <w:rPr>
-          <w:rFonts w:ascii="Times New Roman" w:eastAsia="宋体" w:hAnsi="Times New Roman" w:cs="Times New Roman"/>
-        </w:rPr>
-      </w:pPr>
-      <w:r>
-        <w:rPr>
-          <w:rFonts w:ascii="Times New Roman" w:eastAsia="宋体" w:hAnsi="Times New Roman" w:cs="Times New Roman" w:hint="eastAsia"/>
-        </w:rPr>
-        <w:t>重绘水面：位于</w:t>
-      </w:r>
-      <w:r>
-        <w:rPr>
-          <w:rFonts w:ascii="Times New Roman" w:eastAsia="宋体" w:hAnsi="Times New Roman" w:cs="Times New Roman" w:hint="eastAsia"/>
-        </w:rPr>
-        <w:t>菜单栏</w:t>
-      </w:r>
-      <w:r>
-        <w:rPr>
-          <w:rFonts w:ascii="Times New Roman" w:eastAsia="宋体" w:hAnsi="Times New Roman" w:cs="Times New Roman" w:hint="eastAsia"/>
-        </w:rPr>
-        <w:t>-</w:t>
-      </w:r>
-      <w:r>
-        <w:rPr>
-          <w:rFonts w:ascii="Times New Roman" w:eastAsia="宋体" w:hAnsi="Times New Roman" w:cs="Times New Roman" w:hint="eastAsia"/>
-        </w:rPr>
-        <w:t>地图工具中，会重新生成全图水面，消除不完整的水面</w:t>
-      </w:r>
-    </w:p>
-    <w:p>
-      <w:pPr>
-        <w:ind w:firstLineChars="200" w:firstLine="440"/>
-        <w:rPr>
-          <w:rFonts w:ascii="Times New Roman" w:eastAsia="宋体" w:hAnsi="Times New Roman" w:cs="Times New Roman"/>
-        </w:rPr>
-      </w:pPr>
-      <w:r>
-        <w:rPr>
-          <w:rFonts w:ascii="Times New Roman" w:eastAsia="宋体" w:hAnsi="Times New Roman" w:cs="Times New Roman" w:hint="eastAsia"/>
-        </w:rPr>
-        <w:t>军衔显示：可以显示地图上单位的经验等级</w:t>
-      </w:r>
-    </w:p>
-    <w:p>
-      <w:pPr>
-        <w:ind w:firstLineChars="200" w:firstLine="440"/>
-        <w:rPr>
-          <w:rFonts w:ascii="Times New Roman" w:eastAsia="宋体" w:hAnsi="Times New Roman" w:cs="Times New Roman"/>
-        </w:rPr>
-      </w:pPr>
-      <w:r>
-        <w:rPr>
-          <w:rFonts w:ascii="Times New Roman" w:eastAsia="宋体" w:hAnsi="Times New Roman" w:cs="Times New Roman" w:hint="eastAsia"/>
-        </w:rPr>
-        <w:t>不可通行单元显示：位于菜单栏</w:t>
-      </w:r>
-      <w:r>
-        <w:rPr>
-          <w:rFonts w:ascii="Times New Roman" w:eastAsia="宋体" w:hAnsi="Times New Roman" w:cs="Times New Roman" w:hint="eastAsia"/>
-        </w:rPr>
-        <w:t>-</w:t>
-      </w:r>
-      <w:r>
-        <w:rPr>
-          <w:rFonts w:ascii="Times New Roman" w:eastAsia="宋体" w:hAnsi="Times New Roman" w:cs="Times New Roman" w:hint="eastAsia"/>
-        </w:rPr>
-        <w:t>图层中，可以显示所有单位都无法到达的单元格</w:t>
-      </w:r>
-    </w:p>
-    <w:p>
-      <w:pPr>
-        <w:ind w:firstLineChars="200" w:firstLine="440"/>
-        <w:rPr>
-          <w:rFonts w:ascii="Times New Roman" w:eastAsia="宋体" w:hAnsi="Times New Roman" w:cs="Times New Roman"/>
-        </w:rPr>
-      </w:pPr>
-      <w:r>
-        <w:rPr>
-          <w:rFonts w:ascii="Times New Roman" w:eastAsia="宋体" w:hAnsi="Times New Roman" w:cs="Times New Roman" w:hint="eastAsia"/>
-        </w:rPr>
-        <w:t>建筑、步兵、车辆、飞行器、基地节点、单元标记筛选：位于菜单栏</w:t>
-      </w:r>
-      <w:r>
-        <w:rPr>
-          <w:rFonts w:ascii="Times New Roman" w:eastAsia="宋体" w:hAnsi="Times New Roman" w:cs="Times New Roman" w:hint="eastAsia"/>
-        </w:rPr>
-        <w:t>-</w:t>
-      </w:r>
-      <w:r>
-        <w:rPr>
-          <w:rFonts w:ascii="Times New Roman" w:eastAsia="宋体" w:hAnsi="Times New Roman" w:cs="Times New Roman" w:hint="eastAsia"/>
-        </w:rPr>
-        <w:t>图层中，可以设置多种条件，仅显示符合条件的对象</w:t>
-      </w:r>
-    </w:p>
-    <w:p>
-      <w:pPr>
-        <w:ind w:firstLineChars="200" w:firstLine="440"/>
-        <w:rPr>
-          <w:rFonts w:ascii="Times New Roman" w:eastAsia="宋体" w:hAnsi="Times New Roman" w:cs="Times New Roman"/>
-        </w:rPr>
-      </w:pPr>
-      <w:r>
-        <w:rPr>
-          <w:rFonts w:ascii="Times New Roman" w:eastAsia="宋体" w:hAnsi="Times New Roman" w:cs="Times New Roman" w:hint="eastAsia"/>
-        </w:rPr>
-        <w:t>标签列表：位于地形浏览器的菜单栏中，支持查阅触发与关联对象</w:t>
-      </w:r>
-    </w:p>
-    <w:p>
-      <w:pPr>
-        <w:ind w:firstLineChars="200" w:firstLine="440"/>
-        <w:rPr>
-          <w:rFonts w:ascii="Times New Roman" w:eastAsia="宋体" w:hAnsi="Times New Roman" w:cs="Times New Roman"/>
-        </w:rPr>
-      </w:pPr>
-      <w:r>
-        <w:rPr>
-          <w:rFonts w:ascii="Times New Roman" w:eastAsia="宋体" w:hAnsi="Times New Roman" w:cs="Times New Roman" w:hint="eastAsia"/>
-        </w:rPr>
-        <w:t>小队列表：位于地形浏览器的菜单栏中</w:t>
-      </w:r>
-    </w:p>
-    <w:p>
-      <w:pPr>
-        <w:ind w:firstLineChars="200" w:firstLine="440"/>
-        <w:rPr>
-          <w:rFonts w:ascii="Times New Roman" w:eastAsia="宋体" w:hAnsi="Times New Roman" w:cs="Times New Roman"/>
-        </w:rPr>
-      </w:pPr>
-      <w:r>
-        <w:rPr>
-          <w:rFonts w:ascii="Times New Roman" w:eastAsia="宋体" w:hAnsi="Times New Roman" w:cs="Times New Roman" w:hint="eastAsia"/>
-        </w:rPr>
-        <w:t>特遣列表：位于地形浏览器的菜单栏中</w:t>
-      </w:r>
-    </w:p>
-    <w:p>
-      <w:pPr>
-        <w:ind w:firstLineChars="200" w:firstLine="440"/>
-        <w:rPr>
-          <w:rFonts w:ascii="Times New Roman" w:eastAsia="宋体" w:hAnsi="Times New Roman" w:cs="Times New Roman"/>
-        </w:rPr>
-      </w:pPr>
-      <w:r>
-        <w:rPr>
-          <w:rFonts w:ascii="Times New Roman" w:eastAsia="宋体" w:hAnsi="Times New Roman" w:cs="Times New Roman" w:hint="eastAsia"/>
-        </w:rPr>
-        <w:t>脚本列表：位于地形浏览器的菜单栏中</w:t>
-      </w:r>
-    </w:p>
-    <w:p>
-      <w:pPr>
-        <w:ind w:firstLineChars="200" w:firstLine="440"/>
-        <w:rPr>
-          <w:rFonts w:ascii="Times New Roman" w:eastAsia="宋体" w:hAnsi="Times New Roman" w:cs="Times New Roman"/>
-        </w:rPr>
-      </w:pPr>
-      <w:r>
-        <w:rPr>
-          <w:rFonts w:ascii="Times New Roman" w:eastAsia="宋体" w:hAnsi="Times New Roman" w:cs="Times New Roman" w:hint="eastAsia"/>
-        </w:rPr>
-        <w:t>路径点列表：位于地形浏览器的菜单栏中，支持快速定位路径点，显示引用该路径点的脚本、小队或触发</w:t>
-      </w:r>
-    </w:p>
-    <w:p>
-      <w:pPr>
-        <w:ind w:firstLineChars="200" w:firstLine="440"/>
-        <w:rPr>
-          <w:rFonts w:ascii="Times New Roman" w:eastAsia="宋体" w:hAnsi="Times New Roman" w:cs="Times New Roman"/>
-        </w:rPr>
-      </w:pPr>
-      <w:r>
-        <w:rPr>
-          <w:rFonts w:ascii="Times New Roman" w:eastAsia="宋体" w:hAnsi="Times New Roman" w:cs="Times New Roman" w:hint="eastAsia"/>
-        </w:rPr>
-        <w:t>全局搜索：位于地形浏览器的“地形</w:t>
-      </w:r>
-      <w:r>
-        <w:rPr>
-          <w:rFonts w:ascii="Times New Roman" w:eastAsia="宋体" w:hAnsi="Times New Roman" w:cs="Times New Roman" w:hint="eastAsia"/>
-        </w:rPr>
-        <w:t>/</w:t>
-      </w:r>
-      <w:r>
-        <w:rPr>
-          <w:rFonts w:ascii="Times New Roman" w:eastAsia="宋体" w:hAnsi="Times New Roman" w:cs="Times New Roman" w:hint="eastAsia"/>
-        </w:rPr>
-        <w:t>覆盖物</w:t>
-      </w:r>
-      <w:r>
-        <w:rPr>
-          <w:rFonts w:ascii="Times New Roman" w:eastAsia="宋体" w:hAnsi="Times New Roman" w:cs="Times New Roman" w:hint="eastAsia"/>
-        </w:rPr>
-        <w:t>”一栏中，支持搜索物品浏览器、地图单位、地形浏览器、各种编辑器的列表框、路径点、坐标。搜索文本支持通配符</w:t>
-      </w:r>
-      <w:r>
-        <w:rPr>
-          <w:rFonts w:ascii="Times New Roman" w:eastAsia="宋体" w:hAnsi="Times New Roman" w:cs="Times New Roman" w:hint="eastAsia"/>
-        </w:rPr>
-        <w:t>*</w:t>
-      </w:r>
-      <w:r>
-        <w:rPr>
-          <w:rFonts w:ascii="Times New Roman" w:eastAsia="宋体" w:hAnsi="Times New Roman" w:cs="Times New Roman" w:hint="eastAsia"/>
-        </w:rPr>
-        <w:t>和</w:t>
-      </w:r>
-      <w:r>
-        <w:rPr>
-          <w:rFonts w:ascii="Times New Roman" w:eastAsia="宋体" w:hAnsi="Times New Roman" w:cs="Times New Roman" w:hint="eastAsia"/>
-        </w:rPr>
-        <w:t>|</w:t>
-      </w:r>
-      <w:r>
-        <w:rPr>
-          <w:rFonts w:ascii="Times New Roman" w:eastAsia="宋体" w:hAnsi="Times New Roman" w:cs="Times New Roman" w:hint="eastAsia"/>
-        </w:rPr>
-        <w:t>进行匹配，支持精确匹配，默认模糊匹配下会自动转换大小写、简繁体。对单位支持格式刷筛选，在格式刷中设定好参数，再执行搜索即可</w:t>
-      </w:r>
-    </w:p>
-    <w:p>
-      <w:pPr>
-        <w:ind w:firstLineChars="200" w:firstLine="440"/>
-        <w:rPr>
-          <w:rFonts w:ascii="Times New Roman" w:eastAsia="宋体" w:hAnsi="Times New Roman" w:cs="Times New Roman"/>
-        </w:rPr>
-      </w:pPr>
-      <w:r>
-        <w:rPr>
-          <w:rFonts w:ascii="Times New Roman" w:eastAsia="宋体" w:hAnsi="Times New Roman" w:cs="Times New Roman" w:hint="eastAsia"/>
-        </w:rPr>
-        <w:t>地形生成器：</w:t>
-      </w:r>
-      <w:r>
-        <w:rPr>
-          <w:rFonts w:ascii="Times New Roman" w:eastAsia="宋体" w:hAnsi="Times New Roman" w:cs="Times New Roman" w:hint="eastAsia"/>
-        </w:rPr>
-        <w:t>可以在划定的矩形区域或多选模式下的区域中随机生成预设的地形、地形对象、</w:t>
-      </w:r>
-      <w:r>
-        <w:rPr>
-          <w:rFonts w:ascii="Times New Roman" w:eastAsia="宋体" w:hAnsi="Times New Roman" w:cs="Times New Roman" w:hint="eastAsia"/>
-        </w:rPr>
-        <w:t>覆盖物</w:t>
-      </w:r>
-      <w:r>
-        <w:rPr>
-          <w:rFonts w:ascii="Times New Roman" w:eastAsia="宋体" w:hAnsi="Times New Roman" w:cs="Times New Roman" w:hint="eastAsia"/>
-        </w:rPr>
-        <w:t>或污染。地形生成</w:t>
-      </w:r>
-      <w:r>
-        <w:rPr>
-          <w:rFonts w:ascii="Times New Roman" w:eastAsia="宋体" w:hAnsi="Times New Roman" w:cs="Times New Roman" w:hint="eastAsia"/>
-        </w:rPr>
-        <w:t>使用柏林噪声，</w:t>
-      </w:r>
-      <w:r>
-        <w:rPr>
-          <w:rFonts w:ascii="Times New Roman" w:eastAsia="宋体" w:hAnsi="Times New Roman" w:cs="Times New Roman" w:hint="eastAsia"/>
-        </w:rPr>
-        <w:t>支持修改精细度</w:t>
-      </w:r>
-      <w:r>
-        <w:rPr>
-          <w:rFonts w:ascii="Times New Roman" w:eastAsia="宋体" w:hAnsi="Times New Roman" w:cs="Times New Roman" w:hint="eastAsia"/>
-        </w:rPr>
-        <w:t>。</w:t>
-      </w:r>
-      <w:r>
-        <w:rPr>
-          <w:rFonts w:ascii="Times New Roman" w:eastAsia="宋体" w:hAnsi="Times New Roman" w:cs="Times New Roman" w:hint="eastAsia"/>
-        </w:rPr>
-        <w:t>使用“隐藏同类地形”或“隐藏单个地形块”，可以跳过区域内被隐藏的单元格</w:t>
-      </w:r>
-    </w:p>
-    <w:p>
-      <w:pPr>
-        <w:ind w:firstLineChars="200" w:firstLine="440"/>
-        <w:rPr>
-          <w:rFonts w:ascii="Times New Roman" w:eastAsia="宋体" w:hAnsi="Times New Roman" w:cs="Times New Roman"/>
-        </w:rPr>
-      </w:pPr>
-      <w:r>
-        <w:rPr>
-          <w:rFonts w:ascii="Times New Roman" w:eastAsia="宋体" w:hAnsi="Times New Roman" w:cs="Times New Roman" w:hint="eastAsia"/>
-        </w:rPr>
-        <w:t>快速更改朝向：按住“</w:t>
-      </w:r>
-      <w:r>
-        <w:rPr>
-          <w:rFonts w:ascii="Times New Roman" w:eastAsia="宋体" w:hAnsi="Times New Roman" w:cs="Times New Roman" w:hint="eastAsia"/>
-        </w:rPr>
-        <w:t>Ctrl</w:t>
-      </w:r>
-      <w:r>
-        <w:rPr>
-          <w:rFonts w:ascii="Times New Roman" w:eastAsia="宋体" w:hAnsi="Times New Roman" w:cs="Times New Roman" w:hint="eastAsia"/>
-        </w:rPr>
-        <w:t>”拖动单位即可快速更改朝向</w:t>
-      </w:r>
-    </w:p>
-    <w:p>
-      <w:pPr>
-        <w:ind w:firstLineChars="200" w:firstLine="440"/>
-        <w:rPr>
-          <w:rFonts w:ascii="Times New Roman" w:eastAsia="宋体" w:hAnsi="Times New Roman" w:cs="Times New Roman"/>
-        </w:rPr>
-      </w:pPr>
-      <w:r>
-        <w:rPr>
-          <w:rFonts w:ascii="Times New Roman" w:eastAsia="宋体" w:hAnsi="Times New Roman" w:cs="Times New Roman" w:hint="eastAsia"/>
-        </w:rPr>
         <w:t>额外资源文件：会额外读取</w:t>
       </w:r>
       <w:r>
@@ -27549,14 +27574,7 @@
         <w:rPr>
           <w:rFonts w:ascii="Times New Roman" w:eastAsia="宋体" w:hAnsi="Times New Roman" w:cs="Times New Roman" w:hint="eastAsia"/>
         </w:rPr>
-        <w:t>”，加载其中的额外资源</w:t>
-      </w:r>
-      <w:r>
-        <w:rPr>
-          <w:rFonts w:ascii="Times New Roman" w:eastAsia="宋体" w:hAnsi="Times New Roman" w:cs="Times New Roman" w:hint="eastAsia"/>
-        </w:rPr>
-        <w:lastRenderedPageBreak/>
-        <w:t>文件</w:t>
+        <w:t>”，加载其中的额外资源文件</w:t>
       </w:r>
     </w:p>
     <w:p>
@@ -28076,6 +28094,7 @@
         <w:rPr>
           <w:rFonts w:ascii="Times New Roman" w:eastAsia="宋体" w:hAnsi="Times New Roman" w:cs="Times New Roman" w:hint="eastAsia"/>
         </w:rPr>
+        <w:lastRenderedPageBreak/>
         <w:t>LAT</w:t>
       </w:r>
       <w:r>
@@ -28106,198 +28125,554 @@
         <w:rPr>
           <w:rFonts w:ascii="Times New Roman" w:eastAsia="宋体" w:hAnsi="Times New Roman" w:cs="Times New Roman" w:hint="eastAsia"/>
         </w:rPr>
-        <w:t>地形，让他们与游戏引擎内一致</w:t>
-      </w:r>
+        <w:t>地形，让他们与游戏引擎内一致（如水泥地会自动与公路硬连接）的同时，支持在</w:t>
+      </w:r>
+      <w:r>
+        <w:rPr>
+          <w:rFonts w:ascii="Times New Roman" w:eastAsia="宋体" w:hAnsi="Times New Roman" w:cs="Times New Roman" w:hint="eastAsia"/>
+        </w:rPr>
+        <w:t>FAData</w:t>
+      </w:r>
+      <w:r>
+        <w:rPr>
+          <w:rFonts w:ascii="Times New Roman" w:eastAsia="宋体" w:hAnsi="Times New Roman" w:cs="Times New Roman" w:hint="eastAsia"/>
+        </w:rPr>
+        <w:t>中自定义新的</w:t>
+      </w:r>
+      <w:r>
+        <w:rPr>
+          <w:rFonts w:ascii="Times New Roman" w:eastAsia="宋体" w:hAnsi="Times New Roman" w:cs="Times New Roman" w:hint="eastAsia"/>
+        </w:rPr>
+        <w:t>LAT</w:t>
+      </w:r>
+      <w:r>
+        <w:rPr>
+          <w:rFonts w:ascii="Times New Roman" w:eastAsia="宋体" w:hAnsi="Times New Roman" w:cs="Times New Roman" w:hint="eastAsia"/>
+        </w:rPr>
+        <w:t>，可以实现自动为</w:t>
+      </w:r>
+      <w:r>
+        <w:rPr>
+          <w:rFonts w:ascii="Times New Roman" w:eastAsia="宋体" w:hAnsi="Times New Roman" w:cs="Times New Roman" w:hint="eastAsia"/>
+        </w:rPr>
+        <w:t>TX</w:t>
+      </w:r>
+      <w:r>
+        <w:rPr>
+          <w:rFonts w:ascii="Times New Roman" w:eastAsia="宋体" w:hAnsi="Times New Roman" w:cs="Times New Roman" w:hint="eastAsia"/>
+        </w:rPr>
+        <w:t>的新增</w:t>
+      </w:r>
+      <w:r>
+        <w:rPr>
+          <w:rFonts w:ascii="Times New Roman" w:eastAsia="宋体" w:hAnsi="Times New Roman" w:cs="Times New Roman" w:hint="eastAsia"/>
+        </w:rPr>
+        <w:t>LAT</w:t>
+      </w:r>
+      <w:r>
+        <w:rPr>
+          <w:rFonts w:ascii="Times New Roman" w:eastAsia="宋体" w:hAnsi="Times New Roman" w:cs="Times New Roman" w:hint="eastAsia"/>
+        </w:rPr>
+        <w:t>地形进行计算</w:t>
+      </w:r>
+    </w:p>
+    <w:p>
+      <w:pPr>
+        <w:ind w:firstLineChars="200" w:firstLine="440"/>
+        <w:rPr>
+          <w:rFonts w:ascii="Times New Roman" w:eastAsia="宋体" w:hAnsi="Times New Roman" w:cs="Times New Roman"/>
+        </w:rPr>
+      </w:pPr>
+      <w:r>
+        <w:rPr>
+          <w:rFonts w:ascii="Times New Roman" w:eastAsia="宋体" w:hAnsi="Times New Roman" w:cs="Times New Roman" w:hint="eastAsia"/>
+        </w:rPr>
+        <w:t>工具脚本：新增多个函数，提供了读取指定</w:t>
+      </w:r>
+      <w:r>
+        <w:rPr>
+          <w:rFonts w:ascii="Times New Roman" w:eastAsia="宋体" w:hAnsi="Times New Roman" w:cs="Times New Roman" w:hint="eastAsia"/>
+        </w:rPr>
+        <w:t>INI</w:t>
+      </w:r>
+      <w:r>
+        <w:rPr>
+          <w:rFonts w:ascii="Times New Roman" w:eastAsia="宋体" w:hAnsi="Times New Roman" w:cs="Times New Roman" w:hint="eastAsia"/>
+        </w:rPr>
+        <w:t>、对地形进行操作、获取地形信息等功能，详见“</w:t>
+      </w:r>
+      <w:r>
+        <w:rPr>
+          <w:rFonts w:ascii="Times New Roman" w:eastAsia="宋体" w:hAnsi="Times New Roman" w:cs="Times New Roman" w:hint="eastAsia"/>
+        </w:rPr>
+        <w:t>工具脚本词典</w:t>
+      </w:r>
+      <w:r>
+        <w:rPr>
+          <w:rFonts w:ascii="Times New Roman" w:eastAsia="宋体" w:hAnsi="Times New Roman" w:cs="Times New Roman" w:hint="eastAsia"/>
+        </w:rPr>
+        <w:t>.docx</w:t>
+      </w:r>
+      <w:r>
+        <w:rPr>
+          <w:rFonts w:ascii="Times New Roman" w:eastAsia="宋体" w:hAnsi="Times New Roman" w:cs="Times New Roman" w:hint="eastAsia"/>
+        </w:rPr>
+        <w:t>”</w:t>
+      </w:r>
+    </w:p>
+    <w:p>
+      <w:pPr>
+        <w:ind w:firstLineChars="200" w:firstLine="440"/>
+        <w:rPr>
+          <w:rFonts w:ascii="Times New Roman" w:eastAsia="宋体" w:hAnsi="Times New Roman" w:cs="Times New Roman"/>
+        </w:rPr>
+      </w:pPr>
+      <w:r>
+        <w:rPr>
+          <w:rFonts w:ascii="Times New Roman" w:eastAsia="宋体" w:hAnsi="Times New Roman" w:cs="Times New Roman" w:hint="eastAsia"/>
+        </w:rPr>
+        <w:t>小地图：将小地图窗口变为</w:t>
+      </w:r>
+      <w:r>
+        <w:rPr>
+          <w:rFonts w:ascii="Times New Roman" w:eastAsia="宋体" w:hAnsi="Times New Roman" w:cs="Times New Roman" w:hint="eastAsia"/>
+        </w:rPr>
+        <w:t>FA2</w:t>
+      </w:r>
+      <w:r>
+        <w:rPr>
+          <w:rFonts w:ascii="Times New Roman" w:eastAsia="宋体" w:hAnsi="Times New Roman" w:cs="Times New Roman" w:hint="eastAsia"/>
+        </w:rPr>
+        <w:t>的子窗口，不会在</w:t>
+      </w:r>
+      <w:r>
+        <w:rPr>
+          <w:rFonts w:ascii="Times New Roman" w:eastAsia="宋体" w:hAnsi="Times New Roman" w:cs="Times New Roman" w:hint="eastAsia"/>
+        </w:rPr>
+        <w:t>Windows</w:t>
+      </w:r>
+      <w:r>
+        <w:rPr>
+          <w:rFonts w:ascii="Times New Roman" w:eastAsia="宋体" w:hAnsi="Times New Roman" w:cs="Times New Roman" w:hint="eastAsia"/>
+        </w:rPr>
+        <w:t>菜单栏中显示为独立的窗口，删掉了它的最小化与最大化按钮</w:t>
+      </w:r>
+    </w:p>
+    <w:p>
+      <w:pPr>
+        <w:ind w:firstLineChars="200" w:firstLine="440"/>
+        <w:rPr>
+          <w:rFonts w:ascii="Times New Roman" w:eastAsia="宋体" w:hAnsi="Times New Roman" w:cs="Times New Roman"/>
+        </w:rPr>
+      </w:pPr>
+      <w:r>
+        <w:rPr>
+          <w:rFonts w:ascii="Times New Roman" w:eastAsia="宋体" w:hAnsi="Times New Roman" w:cs="Times New Roman" w:hint="eastAsia"/>
+        </w:rPr>
+        <w:t>地图边界：在地图上边界显示一条细线，指示游戏内实际可以到达的顶部区域</w:t>
+      </w:r>
+    </w:p>
+    <w:p>
+      <w:pPr>
+        <w:ind w:firstLineChars="200" w:firstLine="440"/>
+        <w:rPr>
+          <w:rFonts w:ascii="Times New Roman" w:eastAsia="宋体" w:hAnsi="Times New Roman" w:cs="Times New Roman"/>
+        </w:rPr>
+      </w:pPr>
+      <w:r>
+        <w:rPr>
+          <w:rFonts w:ascii="Times New Roman" w:eastAsia="宋体" w:hAnsi="Times New Roman" w:cs="Times New Roman" w:hint="eastAsia"/>
+        </w:rPr>
+        <w:t>显示建筑轮廓：当在图层中隐藏建筑时，建筑</w:t>
+      </w:r>
+      <w:r>
+        <w:rPr>
+          <w:rFonts w:ascii="Times New Roman" w:eastAsia="宋体" w:hAnsi="Times New Roman" w:cs="Times New Roman" w:hint="eastAsia"/>
+        </w:rPr>
+        <w:t>轮廓</w:t>
+      </w:r>
+      <w:r>
+        <w:rPr>
+          <w:rFonts w:ascii="Times New Roman" w:eastAsia="宋体" w:hAnsi="Times New Roman" w:cs="Times New Roman" w:hint="eastAsia"/>
+        </w:rPr>
+        <w:t>不会被隐藏</w:t>
+      </w:r>
+    </w:p>
+    <w:p>
+      <w:pPr>
+        <w:ind w:firstLineChars="200" w:firstLine="440"/>
+        <w:rPr>
+          <w:rFonts w:ascii="Times New Roman" w:eastAsia="宋体" w:hAnsi="Times New Roman" w:cs="Times New Roman"/>
+        </w:rPr>
+      </w:pPr>
+      <w:r>
+        <w:rPr>
+          <w:rFonts w:ascii="Times New Roman" w:eastAsia="宋体" w:hAnsi="Times New Roman" w:cs="Times New Roman" w:hint="eastAsia"/>
+        </w:rPr>
+        <w:t>粘贴选项：位于菜单栏中，可以选择粘贴的指定类型，注意除</w:t>
+      </w:r>
+      <w:r>
+        <w:rPr>
+          <w:rFonts w:ascii="Times New Roman" w:eastAsia="宋体" w:hAnsi="Times New Roman" w:cs="Times New Roman" w:hint="eastAsia"/>
+        </w:rPr>
+        <w:t>覆盖物</w:t>
+      </w:r>
+      <w:r>
+        <w:rPr>
+          <w:rFonts w:ascii="Times New Roman" w:eastAsia="宋体" w:hAnsi="Times New Roman" w:cs="Times New Roman" w:hint="eastAsia"/>
+        </w:rPr>
+        <w:t>和地形之外的选项，不能跨编辑器粘贴，也不支持撤销</w:t>
+      </w:r>
+    </w:p>
+    <w:p>
+      <w:pPr>
+        <w:ind w:firstLineChars="200" w:firstLine="440"/>
+        <w:rPr>
+          <w:rFonts w:ascii="Times New Roman" w:eastAsia="宋体" w:hAnsi="Times New Roman" w:cs="Times New Roman"/>
+        </w:rPr>
+      </w:pPr>
+      <w:r>
+        <w:rPr>
+          <w:rFonts w:ascii="Times New Roman" w:eastAsia="宋体" w:hAnsi="Times New Roman" w:cs="Times New Roman" w:hint="eastAsia"/>
+        </w:rPr>
+        <w:t>平面显示：将“使用悬崖模式自动升高地形”按钮替换为了平面显示按钮，同时开启平面显示时，会在视图左上角进行文本提示</w:t>
+      </w:r>
+    </w:p>
+    <w:p>
+      <w:pPr>
+        <w:ind w:firstLineChars="200" w:firstLine="440"/>
+        <w:rPr>
+          <w:rFonts w:ascii="Times New Roman" w:eastAsia="宋体" w:hAnsi="Times New Roman" w:cs="Times New Roman"/>
+        </w:rPr>
+      </w:pPr>
+      <w:r>
+        <w:rPr>
+          <w:rFonts w:ascii="Times New Roman" w:eastAsia="宋体" w:hAnsi="Times New Roman" w:cs="Times New Roman" w:hint="eastAsia"/>
+        </w:rPr>
+        <w:t>触发列表：位于地形浏览器的菜单栏中。现在触发列表支持查找上级触发与下级触发</w:t>
+      </w:r>
+    </w:p>
+    <w:p>
+      <w:pPr>
+        <w:ind w:firstLineChars="200" w:firstLine="440"/>
+        <w:rPr>
+          <w:rFonts w:ascii="Times New Roman" w:eastAsia="宋体" w:hAnsi="Times New Roman" w:cs="Times New Roman"/>
+        </w:rPr>
+      </w:pPr>
+      <w:r>
+        <w:rPr>
+          <w:rFonts w:ascii="Times New Roman" w:eastAsia="宋体" w:hAnsi="Times New Roman" w:cs="Times New Roman" w:hint="eastAsia"/>
+        </w:rPr>
+        <w:t>笔刷大小：支持在</w:t>
+      </w:r>
+      <w:r>
+        <w:rPr>
+          <w:rFonts w:ascii="Times New Roman" w:eastAsia="宋体" w:hAnsi="Times New Roman" w:cs="Times New Roman" w:hint="eastAsia"/>
+        </w:rPr>
+        <w:t>FAData</w:t>
+      </w:r>
+      <w:r>
+        <w:rPr>
+          <w:rFonts w:ascii="Times New Roman" w:eastAsia="宋体" w:hAnsi="Times New Roman" w:cs="Times New Roman" w:hint="eastAsia"/>
+        </w:rPr>
+        <w:t>中自定义笔刷大小</w:t>
+      </w:r>
+    </w:p>
+    <w:p>
+      <w:pPr>
+        <w:ind w:firstLineChars="200" w:firstLine="440"/>
+        <w:rPr>
+          <w:rFonts w:ascii="Times New Roman" w:eastAsia="宋体" w:hAnsi="Times New Roman" w:cs="Times New Roman"/>
+        </w:rPr>
+      </w:pPr>
+      <w:r>
+        <w:rPr>
+          <w:rFonts w:ascii="Times New Roman" w:eastAsia="宋体" w:hAnsi="Times New Roman" w:cs="Times New Roman" w:hint="eastAsia"/>
+        </w:rPr>
+        <w:t>BMP</w:t>
+      </w:r>
+      <w:r>
+        <w:rPr>
+          <w:rFonts w:ascii="Times New Roman" w:eastAsia="宋体" w:hAnsi="Times New Roman" w:cs="Times New Roman" w:hint="eastAsia"/>
+        </w:rPr>
+        <w:t>导入地图：支持生成最大</w:t>
+      </w:r>
+      <w:r>
+        <w:rPr>
+          <w:rFonts w:ascii="Times New Roman" w:eastAsia="宋体" w:hAnsi="Times New Roman" w:cs="Times New Roman" w:hint="eastAsia"/>
+        </w:rPr>
+        <w:t>255*255</w:t>
+      </w:r>
+      <w:r>
+        <w:rPr>
+          <w:rFonts w:ascii="Times New Roman" w:eastAsia="宋体" w:hAnsi="Times New Roman" w:cs="Times New Roman" w:hint="eastAsia"/>
+        </w:rPr>
+        <w:t>的地图，长</w:t>
+      </w:r>
+      <w:r>
+        <w:rPr>
+          <w:rFonts w:ascii="Times New Roman" w:eastAsia="宋体" w:hAnsi="Times New Roman" w:cs="Times New Roman" w:hint="eastAsia"/>
+        </w:rPr>
+        <w:t>+</w:t>
+      </w:r>
+      <w:r>
+        <w:rPr>
+          <w:rFonts w:ascii="Times New Roman" w:eastAsia="宋体" w:hAnsi="Times New Roman" w:cs="Times New Roman" w:hint="eastAsia"/>
+        </w:rPr>
+        <w:t>宽大于</w:t>
+      </w:r>
+      <w:r>
+        <w:rPr>
+          <w:rFonts w:ascii="Times New Roman" w:eastAsia="宋体" w:hAnsi="Times New Roman" w:cs="Times New Roman" w:hint="eastAsia"/>
+        </w:rPr>
+        <w:t>511</w:t>
+      </w:r>
+      <w:r>
+        <w:rPr>
+          <w:rFonts w:ascii="Times New Roman" w:eastAsia="宋体" w:hAnsi="Times New Roman" w:cs="Times New Roman" w:hint="eastAsia"/>
+        </w:rPr>
+        <w:t>后才会对图片进行缩放。不会自动生成海岸</w:t>
+      </w:r>
+    </w:p>
+    <w:p>
+      <w:pPr>
+        <w:ind w:firstLineChars="200" w:firstLine="440"/>
+        <w:rPr>
+          <w:rFonts w:ascii="Times New Roman" w:eastAsia="宋体" w:hAnsi="Times New Roman" w:cs="Times New Roman"/>
+        </w:rPr>
+      </w:pPr>
+      <w:r>
+        <w:rPr>
+          <w:rFonts w:ascii="Times New Roman" w:eastAsia="宋体" w:hAnsi="Times New Roman" w:cs="Times New Roman" w:hint="eastAsia"/>
+        </w:rPr>
+        <w:t>步兵子单元格：可以正常显示</w:t>
+      </w:r>
+      <w:r>
+        <w:rPr>
+          <w:rFonts w:ascii="Times New Roman" w:eastAsia="宋体" w:hAnsi="Times New Roman" w:cs="Times New Roman" w:hint="eastAsia"/>
+        </w:rPr>
+        <w:t>4</w:t>
+      </w:r>
+      <w:r>
+        <w:rPr>
+          <w:rFonts w:ascii="Times New Roman" w:eastAsia="宋体" w:hAnsi="Times New Roman" w:cs="Times New Roman" w:hint="eastAsia"/>
+        </w:rPr>
+        <w:t>号位（游戏中单元格中下位置）的步兵，同时允许对步兵进行子单元格编辑，如指定步兵放置的位置，或者拖拽步兵的位置</w:t>
+      </w:r>
+      <w:r>
+        <w:rPr>
+          <w:rFonts w:ascii="Times New Roman" w:eastAsia="宋体" w:hAnsi="Times New Roman" w:cs="Times New Roman" w:hint="eastAsia"/>
+        </w:rPr>
+        <w:t>，将步兵放置在地形对象上时，会考虑可用的子单元格</w:t>
+      </w:r>
+    </w:p>
+    <w:p>
+      <w:pPr>
+        <w:ind w:firstLineChars="200" w:firstLine="440"/>
+        <w:rPr>
+          <w:rFonts w:ascii="Times New Roman" w:eastAsia="宋体" w:hAnsi="Times New Roman" w:cs="Times New Roman"/>
+        </w:rPr>
+      </w:pPr>
+      <w:r>
+        <w:rPr>
+          <w:rFonts w:ascii="Times New Roman" w:eastAsia="宋体" w:hAnsi="Times New Roman" w:cs="Times New Roman" w:hint="eastAsia"/>
+        </w:rPr>
+        <w:t>建筑放置：优化了建筑数量较多时放置、拖动、修改建筑属性的性能问题。现在无法直接放置重叠的建筑，若将建筑拖动到重叠位置，会弹出对话框确认</w:t>
+      </w:r>
+      <w:r>
+        <w:rPr>
+          <w:rFonts w:ascii="Times New Roman" w:eastAsia="宋体" w:hAnsi="Times New Roman" w:cs="Times New Roman" w:hint="eastAsia"/>
+        </w:rPr>
+        <w:t>。若建筑有加载物，会自动计算加载物数量</w:t>
+      </w:r>
+    </w:p>
+    <w:p>
+      <w:pPr>
+        <w:ind w:firstLineChars="200" w:firstLine="440"/>
+        <w:rPr>
+          <w:rFonts w:ascii="Times New Roman" w:eastAsia="宋体" w:hAnsi="Times New Roman" w:cs="Times New Roman"/>
+        </w:rPr>
+      </w:pPr>
+      <w:r>
+        <w:rPr>
+          <w:rFonts w:ascii="Times New Roman" w:eastAsia="宋体" w:hAnsi="Times New Roman" w:cs="Times New Roman" w:hint="eastAsia"/>
+        </w:rPr>
+        <w:t>自动斜坡：重写了抬升、降低、平坦地表的对应函数。现在生成的斜坡更加不容易出现</w:t>
+      </w:r>
+      <w:r>
+        <w:rPr>
+          <w:rFonts w:ascii="Times New Roman" w:eastAsia="宋体" w:hAnsi="Times New Roman" w:cs="Times New Roman" w:hint="eastAsia"/>
+        </w:rPr>
+        <w:t>bug</w:t>
+      </w:r>
+      <w:r>
+        <w:rPr>
+          <w:rFonts w:ascii="Times New Roman" w:eastAsia="宋体" w:hAnsi="Times New Roman" w:cs="Times New Roman" w:hint="eastAsia"/>
+        </w:rPr>
+        <w:t>，平坦悬崖内地形不会溢出，支持按住</w:t>
+      </w:r>
+      <w:r>
+        <w:rPr>
+          <w:rFonts w:ascii="Times New Roman" w:eastAsia="宋体" w:hAnsi="Times New Roman" w:cs="Times New Roman" w:hint="eastAsia"/>
+        </w:rPr>
+        <w:t>Shift</w:t>
+      </w:r>
+      <w:r>
+        <w:rPr>
+          <w:rFonts w:ascii="Times New Roman" w:eastAsia="宋体" w:hAnsi="Times New Roman" w:cs="Times New Roman" w:hint="eastAsia"/>
+        </w:rPr>
+        <w:t>进行陡峭抬升，生成跨越两格高度的斜坡，支持按住</w:t>
+      </w:r>
+      <w:r>
+        <w:rPr>
+          <w:rFonts w:ascii="Times New Roman" w:eastAsia="宋体" w:hAnsi="Times New Roman" w:cs="Times New Roman" w:hint="eastAsia"/>
+        </w:rPr>
+        <w:t>Shift+Ctrl</w:t>
+      </w:r>
+      <w:r>
+        <w:rPr>
+          <w:rFonts w:ascii="Times New Roman" w:eastAsia="宋体" w:hAnsi="Times New Roman" w:cs="Times New Roman" w:hint="eastAsia"/>
+        </w:rPr>
+        <w:t>忽视不可抬升地形，强制生成斜坡</w:t>
+      </w:r>
+    </w:p>
+    <w:p>
+      <w:pPr>
+        <w:ind w:firstLineChars="200" w:firstLine="440"/>
+        <w:rPr>
+          <w:rFonts w:ascii="Times New Roman" w:eastAsia="宋体" w:hAnsi="Times New Roman" w:cs="Times New Roman"/>
+        </w:rPr>
+      </w:pPr>
+      <w:r>
+        <w:rPr>
+          <w:rFonts w:ascii="Times New Roman" w:eastAsia="宋体" w:hAnsi="Times New Roman" w:cs="Times New Roman" w:hint="eastAsia"/>
+        </w:rPr>
+        <w:t>连续放置地形、</w:t>
+      </w:r>
+      <w:r>
+        <w:rPr>
+          <w:rFonts w:ascii="Times New Roman" w:eastAsia="宋体" w:hAnsi="Times New Roman" w:cs="Times New Roman" w:hint="eastAsia"/>
+        </w:rPr>
+        <w:t>覆盖物</w:t>
+      </w:r>
+      <w:r>
+        <w:rPr>
+          <w:rFonts w:ascii="Times New Roman" w:eastAsia="宋体" w:hAnsi="Times New Roman" w:cs="Times New Roman" w:hint="eastAsia"/>
+        </w:rPr>
+        <w:t>：按住鼠标左键连续放置地形、</w:t>
+      </w:r>
+      <w:r>
+        <w:rPr>
+          <w:rFonts w:ascii="Times New Roman" w:eastAsia="宋体" w:hAnsi="Times New Roman" w:cs="Times New Roman" w:hint="eastAsia"/>
+        </w:rPr>
+        <w:t>覆盖物</w:t>
+      </w:r>
+      <w:r>
+        <w:rPr>
+          <w:rFonts w:ascii="Times New Roman" w:eastAsia="宋体" w:hAnsi="Times New Roman" w:cs="Times New Roman" w:hint="eastAsia"/>
+        </w:rPr>
+        <w:t>、擦除</w:t>
+      </w:r>
+      <w:r>
+        <w:rPr>
+          <w:rFonts w:ascii="Times New Roman" w:eastAsia="宋体" w:hAnsi="Times New Roman" w:cs="Times New Roman" w:hint="eastAsia"/>
+        </w:rPr>
+        <w:t>覆盖物</w:t>
+      </w:r>
+      <w:r>
+        <w:rPr>
+          <w:rFonts w:ascii="Times New Roman" w:eastAsia="宋体" w:hAnsi="Times New Roman" w:cs="Times New Roman" w:hint="eastAsia"/>
+        </w:rPr>
+        <w:t>后，此次连续更改仅占用一次历史记录，进行一次撤销即可全部撤销</w:t>
+      </w:r>
+    </w:p>
+    <w:p>
+      <w:pPr>
+        <w:ind w:firstLineChars="200" w:firstLine="440"/>
+        <w:rPr>
+          <w:rFonts w:ascii="Times New Roman" w:eastAsia="宋体" w:hAnsi="Times New Roman" w:cs="Times New Roman"/>
+        </w:rPr>
+      </w:pPr>
+      <w:r>
+        <w:rPr>
+          <w:rFonts w:ascii="Times New Roman" w:eastAsia="宋体" w:hAnsi="Times New Roman" w:cs="Times New Roman" w:hint="eastAsia"/>
+        </w:rPr>
+        <w:t>填充模式：按住</w:t>
+      </w:r>
+      <w:r>
+        <w:rPr>
+          <w:rFonts w:ascii="Times New Roman" w:eastAsia="宋体" w:hAnsi="Times New Roman" w:cs="Times New Roman" w:hint="eastAsia"/>
+        </w:rPr>
+        <w:t>Ctrl</w:t>
+      </w:r>
+      <w:r>
+        <w:rPr>
+          <w:rFonts w:ascii="Times New Roman" w:eastAsia="宋体" w:hAnsi="Times New Roman" w:cs="Times New Roman" w:hint="eastAsia"/>
+        </w:rPr>
+        <w:t>填充摆放地形时，会将地形与该地形的</w:t>
+      </w:r>
+      <w:r>
+        <w:rPr>
+          <w:rFonts w:ascii="Times New Roman" w:eastAsia="宋体" w:hAnsi="Times New Roman" w:cs="Times New Roman" w:hint="eastAsia"/>
+        </w:rPr>
+        <w:t>LAT</w:t>
+      </w:r>
+      <w:r>
+        <w:rPr>
+          <w:rFonts w:ascii="Times New Roman" w:eastAsia="宋体" w:hAnsi="Times New Roman" w:cs="Times New Roman" w:hint="eastAsia"/>
+        </w:rPr>
+        <w:t>视为同一组</w:t>
+      </w:r>
+      <w:r>
+        <w:rPr>
+          <w:rFonts w:ascii="Times New Roman" w:eastAsia="宋体" w:hAnsi="Times New Roman" w:cs="Times New Roman" w:hint="eastAsia"/>
+        </w:rPr>
+        <w:t>，将所有水面视为同类地形，</w:t>
+      </w:r>
+      <w:r>
+        <w:rPr>
+          <w:rFonts w:ascii="Times New Roman" w:eastAsia="宋体" w:hAnsi="Times New Roman" w:cs="Times New Roman" w:hint="eastAsia"/>
+        </w:rPr>
+        <w:t>若有单元格</w:t>
+      </w:r>
+      <w:r>
+        <w:rPr>
+          <w:rFonts w:ascii="Times New Roman" w:eastAsia="宋体" w:hAnsi="Times New Roman" w:cs="Times New Roman" w:hint="eastAsia"/>
+        </w:rPr>
+        <w:t>被隐藏</w:t>
+      </w:r>
+      <w:r>
+        <w:rPr>
+          <w:rFonts w:ascii="Times New Roman" w:eastAsia="宋体" w:hAnsi="Times New Roman" w:cs="Times New Roman" w:hint="eastAsia"/>
+        </w:rPr>
+        <w:t>，则跳过；若开启多选模式，则对多选范围内的地形生效</w:t>
+      </w:r>
+    </w:p>
+    <w:p>
+      <w:pPr>
+        <w:ind w:firstLineChars="200" w:firstLine="440"/>
+        <w:rPr>
+          <w:rFonts w:ascii="Times New Roman" w:eastAsia="宋体" w:hAnsi="Times New Roman" w:cs="Times New Roman"/>
+        </w:rPr>
+      </w:pPr>
       <w:r>
         <w:rPr>
           <w:rFonts w:ascii="Times New Roman" w:eastAsia="宋体" w:hAnsi="Times New Roman" w:cs="Times New Roman" w:hint="eastAsia"/>
         </w:rPr>
         <w:lastRenderedPageBreak/>
-        <w:t>（如水泥地会自动与公路硬连接）的同时，支持在</w:t>
-      </w:r>
-      <w:r>
-        <w:rPr>
-          <w:rFonts w:ascii="Times New Roman" w:eastAsia="宋体" w:hAnsi="Times New Roman" w:cs="Times New Roman" w:hint="eastAsia"/>
-        </w:rPr>
-        <w:t>FAData</w:t>
-      </w:r>
-      <w:r>
-        <w:rPr>
-          <w:rFonts w:ascii="Times New Roman" w:eastAsia="宋体" w:hAnsi="Times New Roman" w:cs="Times New Roman" w:hint="eastAsia"/>
-        </w:rPr>
-        <w:t>中自定义新的</w:t>
-      </w:r>
-      <w:r>
-        <w:rPr>
-          <w:rFonts w:ascii="Times New Roman" w:eastAsia="宋体" w:hAnsi="Times New Roman" w:cs="Times New Roman" w:hint="eastAsia"/>
-        </w:rPr>
-        <w:t>LAT</w:t>
-      </w:r>
-      <w:r>
-        <w:rPr>
-          <w:rFonts w:ascii="Times New Roman" w:eastAsia="宋体" w:hAnsi="Times New Roman" w:cs="Times New Roman" w:hint="eastAsia"/>
-        </w:rPr>
-        <w:t>，可以实现自动为</w:t>
-      </w:r>
-      <w:r>
-        <w:rPr>
-          <w:rFonts w:ascii="Times New Roman" w:eastAsia="宋体" w:hAnsi="Times New Roman" w:cs="Times New Roman" w:hint="eastAsia"/>
-        </w:rPr>
-        <w:t>TX</w:t>
-      </w:r>
-      <w:r>
-        <w:rPr>
-          <w:rFonts w:ascii="Times New Roman" w:eastAsia="宋体" w:hAnsi="Times New Roman" w:cs="Times New Roman" w:hint="eastAsia"/>
-        </w:rPr>
-        <w:t>的新增</w:t>
-      </w:r>
-      <w:r>
-        <w:rPr>
-          <w:rFonts w:ascii="Times New Roman" w:eastAsia="宋体" w:hAnsi="Times New Roman" w:cs="Times New Roman" w:hint="eastAsia"/>
-        </w:rPr>
-        <w:t>LAT</w:t>
-      </w:r>
-      <w:r>
-        <w:rPr>
-          <w:rFonts w:ascii="Times New Roman" w:eastAsia="宋体" w:hAnsi="Times New Roman" w:cs="Times New Roman" w:hint="eastAsia"/>
-        </w:rPr>
-        <w:t>地形进行计算</w:t>
-      </w:r>
-    </w:p>
-    <w:p>
-      <w:pPr>
-        <w:ind w:firstLineChars="200" w:firstLine="440"/>
-        <w:rPr>
-          <w:rFonts w:ascii="Times New Roman" w:eastAsia="宋体" w:hAnsi="Times New Roman" w:cs="Times New Roman"/>
-        </w:rPr>
-      </w:pPr>
-      <w:r>
-        <w:rPr>
-          <w:rFonts w:ascii="Times New Roman" w:eastAsia="宋体" w:hAnsi="Times New Roman" w:cs="Times New Roman" w:hint="eastAsia"/>
-        </w:rPr>
-        <w:t>工具脚本：新增多个函数，提供了读取指定</w:t>
-      </w:r>
-      <w:r>
-        <w:rPr>
-          <w:rFonts w:ascii="Times New Roman" w:eastAsia="宋体" w:hAnsi="Times New Roman" w:cs="Times New Roman" w:hint="eastAsia"/>
-        </w:rPr>
-        <w:t>INI</w:t>
-      </w:r>
-      <w:r>
-        <w:rPr>
-          <w:rFonts w:ascii="Times New Roman" w:eastAsia="宋体" w:hAnsi="Times New Roman" w:cs="Times New Roman" w:hint="eastAsia"/>
-        </w:rPr>
-        <w:t>、对地形进行操作、获取地形信息等功能，详见“</w:t>
-      </w:r>
-      <w:r>
-        <w:rPr>
-          <w:rFonts w:ascii="Times New Roman" w:eastAsia="宋体" w:hAnsi="Times New Roman" w:cs="Times New Roman" w:hint="eastAsia"/>
-        </w:rPr>
-        <w:t>工具脚本词典</w:t>
-      </w:r>
-      <w:r>
-        <w:rPr>
-          <w:rFonts w:ascii="Times New Roman" w:eastAsia="宋体" w:hAnsi="Times New Roman" w:cs="Times New Roman" w:hint="eastAsia"/>
-        </w:rPr>
-        <w:t>.docx</w:t>
-      </w:r>
-      <w:r>
-        <w:rPr>
-          <w:rFonts w:ascii="Times New Roman" w:eastAsia="宋体" w:hAnsi="Times New Roman" w:cs="Times New Roman" w:hint="eastAsia"/>
-        </w:rPr>
-        <w:t>”</w:t>
-      </w:r>
-    </w:p>
-    <w:p>
-      <w:pPr>
-        <w:ind w:firstLineChars="200" w:firstLine="440"/>
-        <w:rPr>
-          <w:rFonts w:ascii="Times New Roman" w:eastAsia="宋体" w:hAnsi="Times New Roman" w:cs="Times New Roman"/>
-        </w:rPr>
-      </w:pPr>
-      <w:r>
-        <w:rPr>
-          <w:rFonts w:ascii="Times New Roman" w:eastAsia="宋体" w:hAnsi="Times New Roman" w:cs="Times New Roman" w:hint="eastAsia"/>
-        </w:rPr>
-        <w:t>小地图：将小地图窗口变为</w:t>
-      </w:r>
-      <w:r>
-        <w:rPr>
-          <w:rFonts w:ascii="Times New Roman" w:eastAsia="宋体" w:hAnsi="Times New Roman" w:cs="Times New Roman" w:hint="eastAsia"/>
-        </w:rPr>
-        <w:t>FA2</w:t>
-      </w:r>
-      <w:r>
-        <w:rPr>
-          <w:rFonts w:ascii="Times New Roman" w:eastAsia="宋体" w:hAnsi="Times New Roman" w:cs="Times New Roman" w:hint="eastAsia"/>
-        </w:rPr>
-        <w:t>的子窗口，不会在</w:t>
-      </w:r>
-      <w:r>
-        <w:rPr>
-          <w:rFonts w:ascii="Times New Roman" w:eastAsia="宋体" w:hAnsi="Times New Roman" w:cs="Times New Roman" w:hint="eastAsia"/>
-        </w:rPr>
-        <w:t>Windows</w:t>
-      </w:r>
-      <w:r>
-        <w:rPr>
-          <w:rFonts w:ascii="Times New Roman" w:eastAsia="宋体" w:hAnsi="Times New Roman" w:cs="Times New Roman" w:hint="eastAsia"/>
-        </w:rPr>
-        <w:t>菜单栏中显示为独立的窗口，删掉了它的最小化与最大化按钮</w:t>
-      </w:r>
-    </w:p>
-    <w:p>
-      <w:pPr>
-        <w:ind w:firstLineChars="200" w:firstLine="440"/>
-        <w:rPr>
-          <w:rFonts w:ascii="Times New Roman" w:eastAsia="宋体" w:hAnsi="Times New Roman" w:cs="Times New Roman"/>
-        </w:rPr>
-      </w:pPr>
-      <w:r>
-        <w:rPr>
-          <w:rFonts w:ascii="Times New Roman" w:eastAsia="宋体" w:hAnsi="Times New Roman" w:cs="Times New Roman" w:hint="eastAsia"/>
-        </w:rPr>
-        <w:t>地图边界：在地图上边界显示一条细线，指示游戏内实际可以到达的顶部区域</w:t>
-      </w:r>
-    </w:p>
-    <w:p>
-      <w:pPr>
-        <w:ind w:firstLineChars="200" w:firstLine="440"/>
-        <w:rPr>
-          <w:rFonts w:ascii="Times New Roman" w:eastAsia="宋体" w:hAnsi="Times New Roman" w:cs="Times New Roman"/>
-        </w:rPr>
-      </w:pPr>
-      <w:r>
-        <w:rPr>
-          <w:rFonts w:ascii="Times New Roman" w:eastAsia="宋体" w:hAnsi="Times New Roman" w:cs="Times New Roman" w:hint="eastAsia"/>
-        </w:rPr>
-        <w:t>显示建筑轮廓：当在图层中隐藏建筑时，建筑</w:t>
-      </w:r>
-      <w:r>
-        <w:rPr>
-          <w:rFonts w:ascii="Times New Roman" w:eastAsia="宋体" w:hAnsi="Times New Roman" w:cs="Times New Roman" w:hint="eastAsia"/>
-        </w:rPr>
-        <w:t>轮廓</w:t>
-      </w:r>
-      <w:r>
-        <w:rPr>
-          <w:rFonts w:ascii="Times New Roman" w:eastAsia="宋体" w:hAnsi="Times New Roman" w:cs="Times New Roman" w:hint="eastAsia"/>
-        </w:rPr>
-        <w:t>不会被隐藏</w:t>
-      </w:r>
-    </w:p>
-    <w:p>
-      <w:pPr>
-        <w:ind w:firstLineChars="200" w:firstLine="440"/>
-        <w:rPr>
-          <w:rFonts w:ascii="Times New Roman" w:eastAsia="宋体" w:hAnsi="Times New Roman" w:cs="Times New Roman"/>
-        </w:rPr>
-      </w:pPr>
-      <w:r>
-        <w:rPr>
-          <w:rFonts w:ascii="Times New Roman" w:eastAsia="宋体" w:hAnsi="Times New Roman" w:cs="Times New Roman" w:hint="eastAsia"/>
-        </w:rPr>
-        <w:t>粘贴选项：位于菜单栏中，可以选择粘贴的指定类型，注意除</w:t>
+        <w:t>资源加载：支持读取游戏目录下的</w:t>
+      </w:r>
+      <w:r>
+        <w:rPr>
+          <w:rFonts w:ascii="Times New Roman" w:eastAsia="宋体" w:hAnsi="Times New Roman" w:cs="Times New Roman" w:hint="eastAsia"/>
+        </w:rPr>
+        <w:t>shp</w:t>
+      </w:r>
+      <w:r>
+        <w:rPr>
+          <w:rFonts w:ascii="Times New Roman" w:eastAsia="宋体" w:hAnsi="Times New Roman" w:cs="Times New Roman" w:hint="eastAsia"/>
+        </w:rPr>
+        <w:t>文件，围墙</w:t>
       </w:r>
       <w:r>
         <w:rPr>
@@ -28309,375 +28684,12 @@
         <w:rPr>
           <w:rFonts w:ascii="Times New Roman" w:eastAsia="宋体" w:hAnsi="Times New Roman" w:cs="Times New Roman" w:hint="eastAsia"/>
         </w:rPr>
-        <w:t>和地形之外的选项，不能跨编辑器粘贴，也不支持撤销</w:t>
-      </w:r>
-    </w:p>
-    <w:p>
-      <w:pPr>
-        <w:ind w:firstLineChars="200" w:firstLine="440"/>
-        <w:rPr>
-          <w:rFonts w:ascii="Times New Roman" w:eastAsia="宋体" w:hAnsi="Times New Roman" w:cs="Times New Roman"/>
-        </w:rPr>
-      </w:pPr>
-      <w:r>
-        <w:rPr>
-          <w:rFonts w:ascii="Times New Roman" w:eastAsia="宋体" w:hAnsi="Times New Roman" w:cs="Times New Roman" w:hint="eastAsia"/>
-        </w:rPr>
-        <w:t>平面显示：将“使用悬崖模式自动升高地形”按钮替换为了平面显示按钮，同时开启平面显示时，会在视图左上角进行文本提示</w:t>
-      </w:r>
-    </w:p>
-    <w:p>
-      <w:pPr>
-        <w:ind w:firstLineChars="200" w:firstLine="440"/>
-        <w:rPr>
-          <w:rFonts w:ascii="Times New Roman" w:eastAsia="宋体" w:hAnsi="Times New Roman" w:cs="Times New Roman"/>
-        </w:rPr>
-      </w:pPr>
-      <w:r>
-        <w:rPr>
-          <w:rFonts w:ascii="Times New Roman" w:eastAsia="宋体" w:hAnsi="Times New Roman" w:cs="Times New Roman" w:hint="eastAsia"/>
-        </w:rPr>
-        <w:t>触发列表：位于地形浏览器的菜单栏中。现在触发列表支持查找上级触发与下级触发</w:t>
-      </w:r>
-    </w:p>
-    <w:p>
-      <w:pPr>
-        <w:ind w:firstLineChars="200" w:firstLine="440"/>
-        <w:rPr>
-          <w:rFonts w:ascii="Times New Roman" w:eastAsia="宋体" w:hAnsi="Times New Roman" w:cs="Times New Roman"/>
-        </w:rPr>
-      </w:pPr>
-      <w:r>
-        <w:rPr>
-          <w:rFonts w:ascii="Times New Roman" w:eastAsia="宋体" w:hAnsi="Times New Roman" w:cs="Times New Roman" w:hint="eastAsia"/>
-        </w:rPr>
-        <w:t>笔刷大小：支持在</w:t>
-      </w:r>
-      <w:r>
-        <w:rPr>
-          <w:rFonts w:ascii="Times New Roman" w:eastAsia="宋体" w:hAnsi="Times New Roman" w:cs="Times New Roman" w:hint="eastAsia"/>
-        </w:rPr>
-        <w:t>FAData</w:t>
-      </w:r>
-      <w:r>
-        <w:rPr>
-          <w:rFonts w:ascii="Times New Roman" w:eastAsia="宋体" w:hAnsi="Times New Roman" w:cs="Times New Roman" w:hint="eastAsia"/>
-        </w:rPr>
-        <w:t>中自定义笔刷大小</w:t>
-      </w:r>
-    </w:p>
-    <w:p>
-      <w:pPr>
-        <w:ind w:firstLineChars="200" w:firstLine="440"/>
-        <w:rPr>
-          <w:rFonts w:ascii="Times New Roman" w:eastAsia="宋体" w:hAnsi="Times New Roman" w:cs="Times New Roman"/>
-        </w:rPr>
-      </w:pPr>
-      <w:r>
-        <w:rPr>
-          <w:rFonts w:ascii="Times New Roman" w:eastAsia="宋体" w:hAnsi="Times New Roman" w:cs="Times New Roman" w:hint="eastAsia"/>
-        </w:rPr>
-        <w:t>BMP</w:t>
-      </w:r>
-      <w:r>
-        <w:rPr>
-          <w:rFonts w:ascii="Times New Roman" w:eastAsia="宋体" w:hAnsi="Times New Roman" w:cs="Times New Roman" w:hint="eastAsia"/>
-        </w:rPr>
-        <w:t>导入地图：支持生成最大</w:t>
-      </w:r>
-      <w:r>
-        <w:rPr>
-          <w:rFonts w:ascii="Times New Roman" w:eastAsia="宋体" w:hAnsi="Times New Roman" w:cs="Times New Roman" w:hint="eastAsia"/>
-        </w:rPr>
-        <w:t>255*255</w:t>
-      </w:r>
-      <w:r>
-        <w:rPr>
-          <w:rFonts w:ascii="Times New Roman" w:eastAsia="宋体" w:hAnsi="Times New Roman" w:cs="Times New Roman" w:hint="eastAsia"/>
-        </w:rPr>
-        <w:t>的地图，长</w:t>
-      </w:r>
-      <w:r>
-        <w:rPr>
-          <w:rFonts w:ascii="Times New Roman" w:eastAsia="宋体" w:hAnsi="Times New Roman" w:cs="Times New Roman" w:hint="eastAsia"/>
-        </w:rPr>
-        <w:t>+</w:t>
-      </w:r>
-      <w:r>
-        <w:rPr>
-          <w:rFonts w:ascii="Times New Roman" w:eastAsia="宋体" w:hAnsi="Times New Roman" w:cs="Times New Roman" w:hint="eastAsia"/>
-        </w:rPr>
-        <w:t>宽大于</w:t>
-      </w:r>
-      <w:r>
-        <w:rPr>
-          <w:rFonts w:ascii="Times New Roman" w:eastAsia="宋体" w:hAnsi="Times New Roman" w:cs="Times New Roman" w:hint="eastAsia"/>
-        </w:rPr>
-        <w:t>511</w:t>
-      </w:r>
-      <w:r>
-        <w:rPr>
-          <w:rFonts w:ascii="Times New Roman" w:eastAsia="宋体" w:hAnsi="Times New Roman" w:cs="Times New Roman" w:hint="eastAsia"/>
-        </w:rPr>
-        <w:t>后才会对图片进行缩放。不会自动生成海岸</w:t>
-      </w:r>
-    </w:p>
-    <w:p>
-      <w:pPr>
-        <w:ind w:firstLineChars="200" w:firstLine="440"/>
-        <w:rPr>
-          <w:rFonts w:ascii="Times New Roman" w:eastAsia="宋体" w:hAnsi="Times New Roman" w:cs="Times New Roman"/>
-        </w:rPr>
-      </w:pPr>
-      <w:r>
-        <w:rPr>
-          <w:rFonts w:ascii="Times New Roman" w:eastAsia="宋体" w:hAnsi="Times New Roman" w:cs="Times New Roman" w:hint="eastAsia"/>
-        </w:rPr>
-        <w:t>步兵子单元格：可以正常显示</w:t>
-      </w:r>
-      <w:r>
-        <w:rPr>
-          <w:rFonts w:ascii="Times New Roman" w:eastAsia="宋体" w:hAnsi="Times New Roman" w:cs="Times New Roman" w:hint="eastAsia"/>
-        </w:rPr>
-        <w:t>4</w:t>
-      </w:r>
-      <w:r>
-        <w:rPr>
-          <w:rFonts w:ascii="Times New Roman" w:eastAsia="宋体" w:hAnsi="Times New Roman" w:cs="Times New Roman" w:hint="eastAsia"/>
-        </w:rPr>
-        <w:t>号位（游戏中单元格中下位置）的步兵，同时允许对步兵进行子单元格编辑，如指定步兵放置的位置，或者拖拽步兵的位置</w:t>
-      </w:r>
-      <w:r>
-        <w:rPr>
-          <w:rFonts w:ascii="Times New Roman" w:eastAsia="宋体" w:hAnsi="Times New Roman" w:cs="Times New Roman" w:hint="eastAsia"/>
-        </w:rPr>
-        <w:t>，将步兵放置在地形对象上时，会考虑可用的子单元格</w:t>
-      </w:r>
-    </w:p>
-    <w:p>
-      <w:pPr>
-        <w:ind w:firstLineChars="200" w:firstLine="440"/>
-        <w:rPr>
-          <w:rFonts w:ascii="Times New Roman" w:eastAsia="宋体" w:hAnsi="Times New Roman" w:cs="Times New Roman"/>
-        </w:rPr>
-      </w:pPr>
-      <w:r>
-        <w:rPr>
-          <w:rFonts w:ascii="Times New Roman" w:eastAsia="宋体" w:hAnsi="Times New Roman" w:cs="Times New Roman" w:hint="eastAsia"/>
-        </w:rPr>
-        <w:t>建筑放置：优化了建筑数量较多时放置、拖动、修改建筑属性的性能问题。现在无法直接放置重叠的建筑，若将建筑拖动到重叠位置，会弹出对话框确认</w:t>
-      </w:r>
-      <w:r>
-        <w:rPr>
-          <w:rFonts w:ascii="Times New Roman" w:eastAsia="宋体" w:hAnsi="Times New Roman" w:cs="Times New Roman" w:hint="eastAsia"/>
-        </w:rPr>
-        <w:t>。若建筑有加载物，会自动计算加载物数量</w:t>
-      </w:r>
-    </w:p>
-    <w:p>
-      <w:pPr>
-        <w:ind w:firstLineChars="200" w:firstLine="440"/>
-        <w:rPr>
-          <w:rFonts w:ascii="Times New Roman" w:eastAsia="宋体" w:hAnsi="Times New Roman" w:cs="Times New Roman"/>
-        </w:rPr>
-      </w:pPr>
-      <w:r>
-        <w:rPr>
-          <w:rFonts w:ascii="Times New Roman" w:eastAsia="宋体" w:hAnsi="Times New Roman" w:cs="Times New Roman" w:hint="eastAsia"/>
-        </w:rPr>
-        <w:t>自动斜坡：重写了抬升、降低、平坦地表的对应函数。现在生成的斜坡更加不容易出现</w:t>
-      </w:r>
-      <w:r>
-        <w:rPr>
-          <w:rFonts w:ascii="Times New Roman" w:eastAsia="宋体" w:hAnsi="Times New Roman" w:cs="Times New Roman" w:hint="eastAsia"/>
-        </w:rPr>
-        <w:t>bug</w:t>
-      </w:r>
-      <w:r>
-        <w:rPr>
-          <w:rFonts w:ascii="Times New Roman" w:eastAsia="宋体" w:hAnsi="Times New Roman" w:cs="Times New Roman" w:hint="eastAsia"/>
-        </w:rPr>
-        <w:t>，平坦悬崖内地形不会溢出，支持按住</w:t>
-      </w:r>
-      <w:r>
-        <w:rPr>
-          <w:rFonts w:ascii="Times New Roman" w:eastAsia="宋体" w:hAnsi="Times New Roman" w:cs="Times New Roman" w:hint="eastAsia"/>
-        </w:rPr>
-        <w:t>Shift</w:t>
-      </w:r>
-      <w:r>
-        <w:rPr>
-          <w:rFonts w:ascii="Times New Roman" w:eastAsia="宋体" w:hAnsi="Times New Roman" w:cs="Times New Roman" w:hint="eastAsia"/>
-        </w:rPr>
-        <w:t>进行陡峭抬升，生成跨越两格高度的斜坡，支持按住</w:t>
-      </w:r>
-      <w:r>
-        <w:rPr>
-          <w:rFonts w:ascii="Times New Roman" w:eastAsia="宋体" w:hAnsi="Times New Roman" w:cs="Times New Roman" w:hint="eastAsia"/>
-        </w:rPr>
-        <w:t>Shift+Ctrl</w:t>
-      </w:r>
-      <w:r>
-        <w:rPr>
-          <w:rFonts w:ascii="Times New Roman" w:eastAsia="宋体" w:hAnsi="Times New Roman" w:cs="Times New Roman" w:hint="eastAsia"/>
-        </w:rPr>
-        <w:t>忽视不可抬升地形，强制生成斜坡</w:t>
-      </w:r>
-    </w:p>
-    <w:p>
-      <w:pPr>
-        <w:ind w:firstLineChars="200" w:firstLine="440"/>
-        <w:rPr>
-          <w:rFonts w:ascii="Times New Roman" w:eastAsia="宋体" w:hAnsi="Times New Roman" w:cs="Times New Roman"/>
-        </w:rPr>
-      </w:pPr>
-      <w:r>
-        <w:rPr>
-          <w:rFonts w:ascii="Times New Roman" w:eastAsia="宋体" w:hAnsi="Times New Roman" w:cs="Times New Roman" w:hint="eastAsia"/>
-        </w:rPr>
-        <w:t>连续放置地形、</w:t>
-      </w:r>
-      <w:r>
-        <w:rPr>
-          <w:rFonts w:ascii="Times New Roman" w:eastAsia="宋体" w:hAnsi="Times New Roman" w:cs="Times New Roman" w:hint="eastAsia"/>
-        </w:rPr>
-        <w:t>覆盖物</w:t>
-      </w:r>
-      <w:r>
-        <w:rPr>
-          <w:rFonts w:ascii="Times New Roman" w:eastAsia="宋体" w:hAnsi="Times New Roman" w:cs="Times New Roman" w:hint="eastAsia"/>
-        </w:rPr>
-        <w:t>：按住鼠标左键连续放置地形、</w:t>
-      </w:r>
-      <w:r>
-        <w:rPr>
-          <w:rFonts w:ascii="Times New Roman" w:eastAsia="宋体" w:hAnsi="Times New Roman" w:cs="Times New Roman" w:hint="eastAsia"/>
-        </w:rPr>
-        <w:t>覆盖物</w:t>
-      </w:r>
-      <w:r>
-        <w:rPr>
-          <w:rFonts w:ascii="Times New Roman" w:eastAsia="宋体" w:hAnsi="Times New Roman" w:cs="Times New Roman" w:hint="eastAsia"/>
-        </w:rPr>
-        <w:t>、擦除</w:t>
-      </w:r>
-      <w:r>
-        <w:rPr>
-          <w:rFonts w:ascii="Times New Roman" w:eastAsia="宋体" w:hAnsi="Times New Roman" w:cs="Times New Roman" w:hint="eastAsia"/>
-        </w:rPr>
-        <w:t>覆盖物</w:t>
-      </w:r>
-      <w:r>
-        <w:rPr>
-          <w:rFonts w:ascii="Times New Roman" w:eastAsia="宋体" w:hAnsi="Times New Roman" w:cs="Times New Roman" w:hint="eastAsia"/>
-        </w:rPr>
-        <w:t>后，此次连续更改仅占用一次历史记录，进行一次撤销即可全部撤销</w:t>
-      </w:r>
-    </w:p>
-    <w:p>
-      <w:pPr>
-        <w:ind w:firstLineChars="200" w:firstLine="440"/>
-        <w:rPr>
-          <w:rFonts w:ascii="Times New Roman" w:eastAsia="宋体" w:hAnsi="Times New Roman" w:cs="Times New Roman"/>
-        </w:rPr>
-      </w:pPr>
-      <w:r>
-        <w:rPr>
-          <w:rFonts w:ascii="Times New Roman" w:eastAsia="宋体" w:hAnsi="Times New Roman" w:cs="Times New Roman" w:hint="eastAsia"/>
-        </w:rPr>
-        <w:t>填充模式：按住</w:t>
-      </w:r>
-      <w:r>
-        <w:rPr>
-          <w:rFonts w:ascii="Times New Roman" w:eastAsia="宋体" w:hAnsi="Times New Roman" w:cs="Times New Roman" w:hint="eastAsia"/>
-        </w:rPr>
-        <w:t>Ctrl</w:t>
-      </w:r>
-      <w:r>
-        <w:rPr>
-          <w:rFonts w:ascii="Times New Roman" w:eastAsia="宋体" w:hAnsi="Times New Roman" w:cs="Times New Roman" w:hint="eastAsia"/>
-        </w:rPr>
-        <w:t>填充摆放地形时，会将地形与该地形的</w:t>
-      </w:r>
-      <w:r>
-        <w:rPr>
-          <w:rFonts w:ascii="Times New Roman" w:eastAsia="宋体" w:hAnsi="Times New Roman" w:cs="Times New Roman" w:hint="eastAsia"/>
-        </w:rPr>
-        <w:t>LAT</w:t>
-      </w:r>
-      <w:r>
-        <w:rPr>
-          <w:rFonts w:ascii="Times New Roman" w:eastAsia="宋体" w:hAnsi="Times New Roman" w:cs="Times New Roman" w:hint="eastAsia"/>
-        </w:rPr>
-        <w:t>视为同一组</w:t>
-      </w:r>
-      <w:r>
-        <w:rPr>
-          <w:rFonts w:ascii="Times New Roman" w:eastAsia="宋体" w:hAnsi="Times New Roman" w:cs="Times New Roman" w:hint="eastAsia"/>
-        </w:rPr>
-        <w:t>，将所有水面视为同类地形，</w:t>
-      </w:r>
-      <w:r>
-        <w:rPr>
-          <w:rFonts w:ascii="Times New Roman" w:eastAsia="宋体" w:hAnsi="Times New Roman" w:cs="Times New Roman" w:hint="eastAsia"/>
-        </w:rPr>
-        <w:t>若有单元格</w:t>
-      </w:r>
-      <w:r>
-        <w:rPr>
-          <w:rFonts w:ascii="Times New Roman" w:eastAsia="宋体" w:hAnsi="Times New Roman" w:cs="Times New Roman" w:hint="eastAsia"/>
-        </w:rPr>
-        <w:t>被隐藏</w:t>
-      </w:r>
-      <w:r>
-        <w:rPr>
-          <w:rFonts w:ascii="Times New Roman" w:eastAsia="宋体" w:hAnsi="Times New Roman" w:cs="Times New Roman" w:hint="eastAsia"/>
-        </w:rPr>
-        <w:t>，则跳过；若开启多选模式，则对多选范围内的地形生效</w:t>
-      </w:r>
-    </w:p>
-    <w:p>
-      <w:pPr>
-        <w:ind w:firstLineChars="200" w:firstLine="440"/>
-        <w:rPr>
-          <w:rFonts w:ascii="Times New Roman" w:eastAsia="宋体" w:hAnsi="Times New Roman" w:cs="Times New Roman"/>
-        </w:rPr>
-      </w:pPr>
-      <w:r>
-        <w:rPr>
-          <w:rFonts w:ascii="Times New Roman" w:eastAsia="宋体" w:hAnsi="Times New Roman" w:cs="Times New Roman" w:hint="eastAsia"/>
-        </w:rPr>
-        <w:t>资源加载：支持读取游戏目录下的</w:t>
-      </w:r>
-      <w:r>
-        <w:rPr>
-          <w:rFonts w:ascii="Times New Roman" w:eastAsia="宋体" w:hAnsi="Times New Roman" w:cs="Times New Roman" w:hint="eastAsia"/>
-        </w:rPr>
-        <w:t>shp</w:t>
-      </w:r>
-      <w:r>
-        <w:rPr>
-          <w:rFonts w:ascii="Times New Roman" w:eastAsia="宋体" w:hAnsi="Times New Roman" w:cs="Times New Roman" w:hint="eastAsia"/>
-        </w:rPr>
-        <w:t>文件，围墙</w:t>
-      </w:r>
-      <w:r>
-        <w:rPr>
-          <w:rFonts w:ascii="Times New Roman" w:eastAsia="宋体" w:hAnsi="Times New Roman" w:cs="Times New Roman" w:hint="eastAsia"/>
-        </w:rPr>
-        <w:t>覆盖物</w:t>
-      </w:r>
-      <w:r>
-        <w:rPr>
-          <w:rFonts w:ascii="Times New Roman" w:eastAsia="宋体" w:hAnsi="Times New Roman" w:cs="Times New Roman" w:hint="eastAsia"/>
-        </w:rPr>
         <w:t>的显示会尊重</w:t>
       </w:r>
       <w:r>
         <w:rPr>
           <w:rFonts w:ascii="Times New Roman" w:eastAsia="宋体" w:hAnsi="Times New Roman" w:cs="Times New Roman" w:hint="eastAsia"/>
         </w:rPr>
-        <w:lastRenderedPageBreak/>
         <w:t>NewTheater</w:t>
       </w:r>
       <w:r>
@@ -29246,7 +29258,14 @@
         <w:rPr>
           <w:rFonts w:ascii="Times New Roman" w:eastAsia="宋体" w:hAnsi="Times New Roman" w:cs="Times New Roman" w:hint="eastAsia"/>
         </w:rPr>
-        <w:t>会正确处理诸如序号跳跃、重复、</w:t>
+        <w:t>会正确处理诸如序号跳</w:t>
+      </w:r>
+      <w:r>
+        <w:rPr>
+          <w:rFonts w:ascii="Times New Roman" w:eastAsia="宋体" w:hAnsi="Times New Roman" w:cs="Times New Roman" w:hint="eastAsia"/>
+        </w:rPr>
+        <w:lastRenderedPageBreak/>
+        <w:t>跃、重复、</w:t>
       </w:r>
       <w:r>
         <w:rPr>
@@ -29272,7 +29291,6 @@
         <w:rPr>
           <w:rFonts w:ascii="Times New Roman" w:eastAsia="宋体" w:hAnsi="Times New Roman" w:cs="Times New Roman" w:hint="eastAsia"/>
         </w:rPr>
-        <w:lastRenderedPageBreak/>
         <w:t>文本稳定性：提升了对文本进行操作（如触发编辑器操作）时的稳定性，减少了崩溃</w:t>
       </w:r>
       <w:r>
@@ -30083,6 +30101,7 @@
         <w:rPr>
           <w:rFonts w:ascii="Times New Roman" w:eastAsia="宋体" w:hAnsi="Times New Roman" w:cs="Times New Roman" w:hint="eastAsia"/>
         </w:rPr>
+        <w:lastRenderedPageBreak/>
         <w:t>ReloadIniWhenOpeningMap</w:t>
       </w:r>
       <w:r>
@@ -30119,14 +30138,1102 @@
         <w:rPr>
           <w:rFonts w:ascii="Times New Roman" w:eastAsia="宋体" w:hAnsi="Times New Roman" w:cs="Times New Roman" w:hint="eastAsia"/>
         </w:rPr>
-        <w:t>默</w:t>
-      </w:r>
+        <w:t>默认为</w:t>
+      </w:r>
+      <w:r>
+        <w:rPr>
+          <w:rFonts w:ascii="Times New Roman" w:eastAsia="宋体" w:hAnsi="Times New Roman" w:cs="Times New Roman" w:hint="eastAsia"/>
+        </w:rPr>
+        <w:t xml:space="preserve"> false</w:t>
+      </w:r>
+    </w:p>
+    <w:p>
+      <w:pPr>
+        <w:ind w:firstLineChars="200" w:firstLine="440"/>
+        <w:rPr>
+          <w:rFonts w:ascii="Times New Roman" w:eastAsia="宋体" w:hAnsi="Times New Roman" w:cs="Times New Roman"/>
+        </w:rPr>
+      </w:pPr>
+      <w:r>
+        <w:rPr>
+          <w:rFonts w:ascii="Times New Roman" w:eastAsia="宋体" w:hAnsi="Times New Roman" w:cs="Times New Roman" w:hint="eastAsia"/>
+        </w:rPr>
+        <w:t xml:space="preserve">LoadGameFromMapFolder.OnInit=BOOLEAN ; </w:t>
+      </w:r>
+      <w:r>
+        <w:rPr>
+          <w:rFonts w:ascii="Times New Roman" w:eastAsia="宋体" w:hAnsi="Times New Roman" w:cs="Times New Roman" w:hint="eastAsia"/>
+        </w:rPr>
+        <w:t>双击打开地图文件时，从地图目录加载资源文件</w:t>
+      </w:r>
+      <w:r>
+        <w:rPr>
+          <w:rFonts w:ascii="Times New Roman" w:eastAsia="宋体" w:hAnsi="Times New Roman" w:cs="Times New Roman" w:hint="eastAsia"/>
+        </w:rPr>
+        <w:t xml:space="preserve">, </w:t>
+      </w:r>
+      <w:r>
+        <w:rPr>
+          <w:rFonts w:ascii="Times New Roman" w:eastAsia="宋体" w:hAnsi="Times New Roman" w:cs="Times New Roman" w:hint="eastAsia"/>
+        </w:rPr>
+        <w:t>默认为</w:t>
+      </w:r>
+      <w:r>
+        <w:rPr>
+          <w:rFonts w:ascii="Times New Roman" w:eastAsia="宋体" w:hAnsi="Times New Roman" w:cs="Times New Roman" w:hint="eastAsia"/>
+        </w:rPr>
+        <w:t xml:space="preserve"> false</w:t>
+      </w:r>
+    </w:p>
+    <w:p>
+      <w:pPr>
+        <w:ind w:firstLineChars="200" w:firstLine="440"/>
+        <w:rPr>
+          <w:rFonts w:ascii="Times New Roman" w:eastAsia="宋体" w:hAnsi="Times New Roman" w:cs="Times New Roman"/>
+        </w:rPr>
+      </w:pPr>
+      <w:r>
+        <w:rPr>
+          <w:rFonts w:ascii="Times New Roman" w:eastAsia="宋体" w:hAnsi="Times New Roman" w:cs="Times New Roman" w:hint="eastAsia"/>
+        </w:rPr>
+        <w:t xml:space="preserve">AllowInherits=BOOLEAN ; </w:t>
+      </w:r>
+      <w:r>
+        <w:rPr>
+          <w:rFonts w:ascii="Times New Roman" w:eastAsia="宋体" w:hAnsi="Times New Roman" w:cs="Times New Roman" w:hint="eastAsia"/>
+        </w:rPr>
+        <w:t>读取</w:t>
+      </w:r>
+      <w:r>
+        <w:rPr>
+          <w:rFonts w:ascii="Times New Roman" w:eastAsia="宋体" w:hAnsi="Times New Roman" w:cs="Times New Roman" w:hint="eastAsia"/>
+        </w:rPr>
+        <w:t xml:space="preserve"> []:[] </w:t>
+      </w:r>
+      <w:r>
+        <w:rPr>
+          <w:rFonts w:ascii="Times New Roman" w:eastAsia="宋体" w:hAnsi="Times New Roman" w:cs="Times New Roman" w:hint="eastAsia"/>
+        </w:rPr>
+        <w:t>继承</w:t>
+      </w:r>
+      <w:r>
+        <w:rPr>
+          <w:rFonts w:ascii="Times New Roman" w:eastAsia="宋体" w:hAnsi="Times New Roman" w:cs="Times New Roman" w:hint="eastAsia"/>
+        </w:rPr>
+        <w:t>(</w:t>
+      </w:r>
+      <w:r>
+        <w:rPr>
+          <w:rFonts w:ascii="Times New Roman" w:eastAsia="宋体" w:hAnsi="Times New Roman" w:cs="Times New Roman" w:hint="eastAsia"/>
+        </w:rPr>
+        <w:t>不推荐</w:t>
+      </w:r>
+      <w:r>
+        <w:rPr>
+          <w:rFonts w:ascii="Times New Roman" w:eastAsia="宋体" w:hAnsi="Times New Roman" w:cs="Times New Roman" w:hint="eastAsia"/>
+        </w:rPr>
+        <w:t>)</w:t>
+      </w:r>
+    </w:p>
+    <w:p>
+      <w:pPr>
+        <w:ind w:firstLineChars="200" w:firstLine="440"/>
+        <w:rPr>
+          <w:rFonts w:ascii="Times New Roman" w:eastAsia="宋体" w:hAnsi="Times New Roman" w:cs="Times New Roman"/>
+        </w:rPr>
+      </w:pPr>
+      <w:r>
+        <w:rPr>
+          <w:rFonts w:ascii="Times New Roman" w:eastAsia="宋体" w:hAnsi="Times New Roman" w:cs="Times New Roman" w:hint="eastAsia"/>
+        </w:rPr>
+        <w:t>IncludeType=BOOLEAN ; include</w:t>
+      </w:r>
+      <w:r>
+        <w:rPr>
+          <w:rFonts w:ascii="Times New Roman" w:eastAsia="宋体" w:hAnsi="Times New Roman" w:cs="Times New Roman" w:hint="eastAsia"/>
+        </w:rPr>
+        <w:t>小节的名称</w:t>
+      </w:r>
+      <w:r>
+        <w:rPr>
+          <w:rFonts w:ascii="Times New Roman" w:eastAsia="宋体" w:hAnsi="Times New Roman" w:cs="Times New Roman" w:hint="eastAsia"/>
+        </w:rPr>
+        <w:t xml:space="preserve"> (yes = $Include(Phobos), no = #include(Ares))</w:t>
+      </w:r>
+    </w:p>
+    <w:p>
+      <w:pPr>
+        <w:ind w:firstLineChars="200" w:firstLine="440"/>
+        <w:rPr>
+          <w:rFonts w:ascii="Times New Roman" w:eastAsia="宋体" w:hAnsi="Times New Roman" w:cs="Times New Roman"/>
+        </w:rPr>
+      </w:pPr>
+      <w:r>
+        <w:rPr>
+          <w:rFonts w:ascii="Times New Roman" w:eastAsia="宋体" w:hAnsi="Times New Roman" w:cs="Times New Roman" w:hint="eastAsia"/>
+        </w:rPr>
+        <w:t>InheritType</w:t>
+      </w:r>
+      <w:r>
+        <w:rPr>
+          <w:rFonts w:ascii="Times New Roman" w:eastAsia="宋体" w:hAnsi="Times New Roman" w:cs="Times New Roman" w:hint="eastAsia"/>
+        </w:rPr>
+        <w:t>=</w:t>
+      </w:r>
+      <w:r>
+        <w:rPr>
+          <w:rFonts w:ascii="Times New Roman" w:eastAsia="宋体" w:hAnsi="Times New Roman" w:cs="Times New Roman" w:hint="eastAsia"/>
+        </w:rPr>
+        <w:t>BOOLEAN ; inherit</w:t>
+      </w:r>
+      <w:r>
+        <w:rPr>
+          <w:rFonts w:ascii="Times New Roman" w:eastAsia="宋体" w:hAnsi="Times New Roman" w:cs="Times New Roman" w:hint="eastAsia"/>
+        </w:rPr>
+        <w:t>的方式</w:t>
+      </w:r>
+      <w:r>
+        <w:rPr>
+          <w:rFonts w:ascii="Times New Roman" w:eastAsia="宋体" w:hAnsi="Times New Roman" w:cs="Times New Roman" w:hint="eastAsia"/>
+        </w:rPr>
+        <w:t xml:space="preserve"> (yes = $Inherit(Phobos), no = []:[](Ares))</w:t>
+      </w:r>
+    </w:p>
+    <w:p>
+      <w:pPr>
+        <w:ind w:firstLineChars="200" w:firstLine="440"/>
+        <w:rPr>
+          <w:rFonts w:ascii="Times New Roman" w:eastAsia="宋体" w:hAnsi="Times New Roman" w:cs="Times New Roman"/>
+        </w:rPr>
+      </w:pPr>
+      <w:r>
+        <w:rPr>
+          <w:rFonts w:ascii="Times New Roman" w:eastAsia="宋体" w:hAnsi="Times New Roman" w:cs="Times New Roman"/>
+        </w:rPr>
+        <w:t>TutorialTexts.Viewer</w:t>
+      </w:r>
+      <w:r>
+        <w:rPr>
+          <w:rFonts w:ascii="Times New Roman" w:eastAsia="宋体" w:hAnsi="Times New Roman" w:cs="Times New Roman"/>
+        </w:rPr>
+        <w:t>=</w:t>
+      </w:r>
+      <w:r>
+        <w:rPr>
+          <w:rFonts w:ascii="Times New Roman" w:eastAsia="宋体" w:hAnsi="Times New Roman" w:cs="Times New Roman"/>
+        </w:rPr>
+        <w:t xml:space="preserve">BOOLEAN ; </w:t>
+      </w:r>
+      <w:r>
+        <w:rPr>
+          <w:rFonts w:ascii="Times New Roman" w:eastAsia="宋体" w:hAnsi="Times New Roman" w:cs="Times New Roman"/>
+        </w:rPr>
+        <w:t>启用此功能后</w:t>
+      </w:r>
+      <w:r>
+        <w:rPr>
+          <w:rFonts w:ascii="Times New Roman" w:eastAsia="宋体" w:hAnsi="Times New Roman" w:cs="Times New Roman"/>
+        </w:rPr>
+        <w:t xml:space="preserve">, </w:t>
+      </w:r>
+      <w:r>
+        <w:rPr>
+          <w:rFonts w:ascii="Times New Roman" w:eastAsia="宋体" w:hAnsi="Times New Roman" w:cs="Times New Roman"/>
+        </w:rPr>
+        <w:t>当触发参数为</w:t>
+      </w:r>
+      <w:r>
+        <w:rPr>
+          <w:rFonts w:ascii="Times New Roman" w:eastAsia="宋体" w:hAnsi="Times New Roman" w:cs="Times New Roman"/>
+        </w:rPr>
+        <w:t>CSF</w:t>
+      </w:r>
+      <w:r>
+        <w:rPr>
+          <w:rFonts w:ascii="Times New Roman" w:eastAsia="宋体" w:hAnsi="Times New Roman" w:cs="Times New Roman"/>
+        </w:rPr>
+        <w:t>文本时</w:t>
+      </w:r>
+      <w:r>
+        <w:rPr>
+          <w:rFonts w:ascii="Times New Roman" w:eastAsia="宋体" w:hAnsi="Times New Roman" w:cs="Times New Roman"/>
+        </w:rPr>
+        <w:t xml:space="preserve">, </w:t>
+      </w:r>
+      <w:r>
+        <w:rPr>
+          <w:rFonts w:ascii="Times New Roman" w:eastAsia="宋体" w:hAnsi="Times New Roman" w:cs="Times New Roman"/>
+        </w:rPr>
+        <w:t>点击下拉菜单会弹出</w:t>
+      </w:r>
+      <w:r>
+        <w:rPr>
+          <w:rFonts w:ascii="Times New Roman" w:eastAsia="宋体" w:hAnsi="Times New Roman" w:cs="Times New Roman"/>
+        </w:rPr>
+        <w:t>CSF</w:t>
+      </w:r>
+      <w:r>
+        <w:rPr>
+          <w:rFonts w:ascii="Times New Roman" w:eastAsia="宋体" w:hAnsi="Times New Roman" w:cs="Times New Roman"/>
+        </w:rPr>
+        <w:t>浏览器</w:t>
+      </w:r>
+    </w:p>
+    <w:p>
+      <w:pPr>
+        <w:ind w:firstLineChars="200" w:firstLine="440"/>
+        <w:rPr>
+          <w:rFonts w:ascii="Times New Roman" w:eastAsia="宋体" w:hAnsi="Times New Roman" w:cs="Times New Roman"/>
+        </w:rPr>
+      </w:pPr>
+      <w:r>
+        <w:rPr>
+          <w:rFonts w:ascii="Times New Roman" w:eastAsia="宋体" w:hAnsi="Times New Roman" w:cs="Times New Roman" w:hint="eastAsia"/>
+        </w:rPr>
+        <w:t xml:space="preserve">ConfirmDelete.SubEntries=BOOLEAN ; </w:t>
+      </w:r>
+      <w:r>
+        <w:rPr>
+          <w:rFonts w:ascii="Times New Roman" w:eastAsia="宋体" w:hAnsi="Times New Roman" w:cs="Times New Roman" w:hint="eastAsia"/>
+        </w:rPr>
+        <w:t>删除删除触发</w:t>
+      </w:r>
+      <w:r>
+        <w:rPr>
+          <w:rFonts w:ascii="Times New Roman" w:eastAsia="宋体" w:hAnsi="Times New Roman" w:cs="Times New Roman" w:hint="eastAsia"/>
+        </w:rPr>
+        <w:t>/</w:t>
+      </w:r>
+      <w:r>
+        <w:rPr>
+          <w:rFonts w:ascii="Times New Roman" w:eastAsia="宋体" w:hAnsi="Times New Roman" w:cs="Times New Roman" w:hint="eastAsia"/>
+        </w:rPr>
+        <w:t>脚本等的子条目时是否需要确认</w:t>
+      </w:r>
+    </w:p>
+    <w:p>
+      <w:pPr>
+        <w:ind w:firstLineChars="200" w:firstLine="440"/>
+        <w:rPr>
+          <w:rFonts w:ascii="Times New Roman" w:eastAsia="宋体" w:hAnsi="Times New Roman" w:cs="Times New Roman"/>
+        </w:rPr>
+      </w:pPr>
+      <w:r>
+        <w:rPr>
+          <w:rFonts w:ascii="Times New Roman" w:eastAsia="宋体" w:hAnsi="Times New Roman" w:cs="Times New Roman"/>
+        </w:rPr>
+        <w:t>CloneWithOrderedID</w:t>
+      </w:r>
+      <w:r>
+        <w:rPr>
+          <w:rFonts w:ascii="Times New Roman" w:eastAsia="宋体" w:hAnsi="Times New Roman" w:cs="Times New Roman"/>
+        </w:rPr>
+        <w:t>=</w:t>
+      </w:r>
+      <w:r>
+        <w:rPr>
+          <w:rFonts w:ascii="Times New Roman" w:eastAsia="宋体" w:hAnsi="Times New Roman" w:cs="Times New Roman"/>
+        </w:rPr>
+        <w:t xml:space="preserve">BOOLEAN ; </w:t>
+      </w:r>
+      <w:r>
+        <w:rPr>
+          <w:rFonts w:ascii="Times New Roman" w:eastAsia="宋体" w:hAnsi="Times New Roman" w:cs="Times New Roman"/>
+        </w:rPr>
+        <w:t>启用此功能后</w:t>
+      </w:r>
+      <w:r>
+        <w:rPr>
+          <w:rFonts w:ascii="Times New Roman" w:eastAsia="宋体" w:hAnsi="Times New Roman" w:cs="Times New Roman"/>
+        </w:rPr>
+        <w:t xml:space="preserve">, </w:t>
+      </w:r>
+      <w:r>
+        <w:rPr>
+          <w:rFonts w:ascii="Times New Roman" w:eastAsia="宋体" w:hAnsi="Times New Roman" w:cs="Times New Roman"/>
+        </w:rPr>
+        <w:t>复制触发、小队、特遣、脚本、</w:t>
+      </w:r>
+      <w:r>
+        <w:rPr>
+          <w:rFonts w:ascii="Times New Roman" w:eastAsia="宋体" w:hAnsi="Times New Roman" w:cs="Times New Roman"/>
+        </w:rPr>
+        <w:t>AI</w:t>
+      </w:r>
+      <w:r>
+        <w:rPr>
+          <w:rFonts w:ascii="Times New Roman" w:eastAsia="宋体" w:hAnsi="Times New Roman" w:cs="Times New Roman"/>
+        </w:rPr>
+        <w:t>触发时，都会在名称最后新增递增编号，而不是</w:t>
+      </w:r>
+      <w:r>
+        <w:rPr>
+          <w:rFonts w:ascii="Times New Roman" w:eastAsia="宋体" w:hAnsi="Times New Roman" w:cs="Times New Roman"/>
+        </w:rPr>
+        <w:t>Clone</w:t>
+      </w:r>
+    </w:p>
+    <w:p>
+      <w:pPr>
+        <w:ind w:firstLineChars="200" w:firstLine="440"/>
+        <w:rPr>
+          <w:rFonts w:ascii="Times New Roman" w:eastAsia="宋体" w:hAnsi="Times New Roman" w:cs="Times New Roman"/>
+        </w:rPr>
+      </w:pPr>
+      <w:r>
+        <w:rPr>
+          <w:rFonts w:ascii="Times New Roman" w:eastAsia="宋体" w:hAnsi="Times New Roman" w:cs="Times New Roman" w:hint="eastAsia"/>
+        </w:rPr>
+        <w:t xml:space="preserve">UseSequentialIndexing=BOOLEAN ; </w:t>
+      </w:r>
+      <w:r>
+        <w:rPr>
+          <w:rFonts w:ascii="Times New Roman" w:eastAsia="宋体" w:hAnsi="Times New Roman" w:cs="Times New Roman" w:hint="eastAsia"/>
+        </w:rPr>
+        <w:t>启用此功能后</w:t>
+      </w:r>
+      <w:r>
+        <w:rPr>
+          <w:rFonts w:ascii="Times New Roman" w:eastAsia="宋体" w:hAnsi="Times New Roman" w:cs="Times New Roman" w:hint="eastAsia"/>
+        </w:rPr>
+        <w:t xml:space="preserve">, </w:t>
+      </w:r>
+      <w:r>
+        <w:rPr>
+          <w:rFonts w:ascii="Times New Roman" w:eastAsia="宋体" w:hAnsi="Times New Roman" w:cs="Times New Roman" w:hint="eastAsia"/>
+        </w:rPr>
+        <w:t>创建触发、小队、特遣、脚本、</w:t>
+      </w:r>
+      <w:r>
+        <w:rPr>
+          <w:rFonts w:ascii="Times New Roman" w:eastAsia="宋体" w:hAnsi="Times New Roman" w:cs="Times New Roman" w:hint="eastAsia"/>
+        </w:rPr>
+        <w:t>AI</w:t>
+      </w:r>
+      <w:r>
+        <w:rPr>
+          <w:rFonts w:ascii="Times New Roman" w:eastAsia="宋体" w:hAnsi="Times New Roman" w:cs="Times New Roman" w:hint="eastAsia"/>
+        </w:rPr>
+        <w:t>触发时，会在当前最大</w:t>
+      </w:r>
+      <w:r>
+        <w:rPr>
+          <w:rFonts w:ascii="Times New Roman" w:eastAsia="宋体" w:hAnsi="Times New Roman" w:cs="Times New Roman" w:hint="eastAsia"/>
+        </w:rPr>
+        <w:t>ID</w:t>
+      </w:r>
+      <w:r>
+        <w:rPr>
+          <w:rFonts w:ascii="Times New Roman" w:eastAsia="宋体" w:hAnsi="Times New Roman" w:cs="Times New Roman" w:hint="eastAsia"/>
+        </w:rPr>
+        <w:t>后递增，而不是寻找第一个可用</w:t>
+      </w:r>
+      <w:r>
+        <w:rPr>
+          <w:rFonts w:ascii="Times New Roman" w:eastAsia="宋体" w:hAnsi="Times New Roman" w:cs="Times New Roman" w:hint="eastAsia"/>
+        </w:rPr>
+        <w:t>ID</w:t>
+      </w:r>
+    </w:p>
+    <w:p>
+      <w:pPr>
+        <w:ind w:firstLineChars="200" w:firstLine="440"/>
+        <w:rPr>
+          <w:rFonts w:ascii="Times New Roman" w:eastAsia="宋体" w:hAnsi="Times New Roman" w:cs="Times New Roman"/>
+        </w:rPr>
+      </w:pPr>
+      <w:r>
+        <w:rPr>
+          <w:rFonts w:ascii="Times New Roman" w:eastAsia="宋体" w:hAnsi="Times New Roman" w:cs="Times New Roman" w:hint="eastAsia"/>
+        </w:rPr>
+        <w:t>UseSeparateIndexing</w:t>
+      </w:r>
+      <w:r>
+        <w:rPr>
+          <w:rFonts w:ascii="Times New Roman" w:eastAsia="宋体" w:hAnsi="Times New Roman" w:cs="Times New Roman" w:hint="eastAsia"/>
+        </w:rPr>
+        <w:t xml:space="preserve">=BOOLEAN ; </w:t>
+      </w:r>
+      <w:r>
+        <w:rPr>
+          <w:rFonts w:ascii="Times New Roman" w:eastAsia="宋体" w:hAnsi="Times New Roman" w:cs="Times New Roman" w:hint="eastAsia"/>
+        </w:rPr>
+        <w:t>启用此功能后</w:t>
+      </w:r>
+      <w:r>
+        <w:rPr>
+          <w:rFonts w:ascii="Times New Roman" w:eastAsia="宋体" w:hAnsi="Times New Roman" w:cs="Times New Roman" w:hint="eastAsia"/>
+        </w:rPr>
+        <w:t xml:space="preserve">, </w:t>
+      </w:r>
+      <w:r>
+        <w:rPr>
+          <w:rFonts w:ascii="Times New Roman" w:eastAsia="宋体" w:hAnsi="Times New Roman" w:cs="Times New Roman" w:hint="eastAsia"/>
+        </w:rPr>
+        <w:t>创建触发、小队、特遣、脚本、</w:t>
+      </w:r>
+      <w:r>
+        <w:rPr>
+          <w:rFonts w:ascii="Times New Roman" w:eastAsia="宋体" w:hAnsi="Times New Roman" w:cs="Times New Roman" w:hint="eastAsia"/>
+        </w:rPr>
+        <w:t>AI</w:t>
+      </w:r>
+      <w:r>
+        <w:rPr>
+          <w:rFonts w:ascii="Times New Roman" w:eastAsia="宋体" w:hAnsi="Times New Roman" w:cs="Times New Roman" w:hint="eastAsia"/>
+        </w:rPr>
+        <w:t>触发时，</w:t>
+      </w:r>
+      <w:r>
+        <w:rPr>
+          <w:rFonts w:ascii="Times New Roman" w:eastAsia="宋体" w:hAnsi="Times New Roman" w:cs="Times New Roman" w:hint="eastAsia"/>
+        </w:rPr>
+        <w:t>会分配独立的后缀（如触发后缀为</w:t>
+      </w:r>
+      <w:r>
+        <w:rPr>
+          <w:rFonts w:ascii="Times New Roman" w:eastAsia="宋体" w:hAnsi="Times New Roman" w:cs="Times New Roman" w:hint="eastAsia"/>
+        </w:rPr>
+        <w:t>-TR</w:t>
+      </w:r>
+      <w:r>
+        <w:rPr>
+          <w:rFonts w:ascii="Times New Roman" w:eastAsia="宋体" w:hAnsi="Times New Roman" w:cs="Times New Roman" w:hint="eastAsia"/>
+        </w:rPr>
+        <w:t>）</w:t>
+      </w:r>
+    </w:p>
+    <w:p>
+      <w:pPr>
+        <w:ind w:firstLineChars="200" w:firstLine="440"/>
+        <w:rPr>
+          <w:rFonts w:ascii="Times New Roman" w:eastAsia="宋体" w:hAnsi="Times New Roman" w:cs="Times New Roman"/>
+        </w:rPr>
+      </w:pPr>
+      <w:r>
+        <w:rPr>
+          <w:rFonts w:ascii="Times New Roman" w:eastAsia="宋体" w:hAnsi="Times New Roman" w:cs="Times New Roman" w:hint="eastAsia"/>
+        </w:rPr>
+        <w:t>DisplayTriggerEnableInfo=</w:t>
+      </w:r>
+      <w:r>
+        <w:rPr>
+          <w:rFonts w:ascii="Times New Roman" w:eastAsia="宋体" w:hAnsi="Times New Roman" w:cs="Times New Roman" w:hint="eastAsia"/>
+        </w:rPr>
+        <w:t>BOOLEAN ;</w:t>
+      </w:r>
+      <w:r>
+        <w:rPr>
+          <w:rFonts w:ascii="Times New Roman" w:eastAsia="宋体" w:hAnsi="Times New Roman" w:cs="Times New Roman" w:hint="eastAsia"/>
+        </w:rPr>
+        <w:t xml:space="preserve"> </w:t>
+      </w:r>
+      <w:r>
+        <w:rPr>
+          <w:rFonts w:ascii="Times New Roman" w:eastAsia="宋体" w:hAnsi="Times New Roman" w:cs="Times New Roman" w:hint="eastAsia"/>
+        </w:rPr>
+        <w:t>在触发编辑器下拉菜单显示触发的禁止状态</w:t>
+      </w:r>
+      <w:r>
+        <w:rPr>
+          <w:rFonts w:ascii="Times New Roman" w:eastAsia="宋体" w:hAnsi="Times New Roman" w:cs="Times New Roman" w:hint="eastAsia"/>
+        </w:rPr>
+        <w:t xml:space="preserve">, </w:t>
+      </w:r>
+      <w:r>
+        <w:rPr>
+          <w:rFonts w:ascii="Times New Roman" w:eastAsia="宋体" w:hAnsi="Times New Roman" w:cs="Times New Roman" w:hint="eastAsia"/>
+        </w:rPr>
+        <w:t>默认为</w:t>
+      </w:r>
+      <w:r>
+        <w:rPr>
+          <w:rFonts w:ascii="Times New Roman" w:eastAsia="宋体" w:hAnsi="Times New Roman" w:cs="Times New Roman" w:hint="eastAsia"/>
+        </w:rPr>
+        <w:t xml:space="preserve"> true</w:t>
+      </w:r>
+    </w:p>
+    <w:p>
+      <w:pPr>
+        <w:ind w:firstLineChars="200" w:firstLine="440"/>
+        <w:rPr>
+          <w:rFonts w:ascii="Times New Roman" w:eastAsia="宋体" w:hAnsi="Times New Roman" w:cs="Times New Roman"/>
+        </w:rPr>
+      </w:pPr>
+      <w:r>
+        <w:rPr>
+          <w:rFonts w:ascii="Times New Roman" w:eastAsia="宋体" w:hAnsi="Times New Roman" w:cs="Times New Roman" w:hint="eastAsia"/>
+        </w:rPr>
+        <w:t>AttachedTriggerIsSelfCheck=</w:t>
+      </w:r>
+      <w:r>
+        <w:rPr>
+          <w:rFonts w:ascii="Times New Roman" w:eastAsia="宋体" w:hAnsi="Times New Roman" w:cs="Times New Roman" w:hint="eastAsia"/>
+        </w:rPr>
+        <w:t>BOOLEAN ;</w:t>
+      </w:r>
+      <w:r>
+        <w:rPr>
+          <w:rFonts w:ascii="Times New Roman" w:eastAsia="宋体" w:hAnsi="Times New Roman" w:cs="Times New Roman" w:hint="eastAsia"/>
+        </w:rPr>
+        <w:t>检查下级触发是否是自身</w:t>
+      </w:r>
+    </w:p>
+    <w:p>
+      <w:pPr>
+        <w:ind w:firstLineChars="200" w:firstLine="440"/>
+        <w:rPr>
+          <w:rFonts w:ascii="Times New Roman" w:eastAsia="宋体" w:hAnsi="Times New Roman" w:cs="Times New Roman"/>
+        </w:rPr>
+      </w:pPr>
+      <w:r>
+        <w:rPr>
+          <w:rFonts w:ascii="Times New Roman" w:eastAsia="宋体" w:hAnsi="Times New Roman" w:cs="Times New Roman" w:hint="eastAsia"/>
+        </w:rPr>
+        <w:t>SortByLabelName</w:t>
+      </w:r>
+      <w:r>
+        <w:rPr>
+          <w:rFonts w:ascii="Times New Roman" w:eastAsia="宋体" w:hAnsi="Times New Roman" w:cs="Times New Roman" w:hint="eastAsia"/>
+        </w:rPr>
+        <w:t>=</w:t>
+      </w:r>
+      <w:r>
+        <w:rPr>
+          <w:rFonts w:ascii="Times New Roman" w:eastAsia="宋体" w:hAnsi="Times New Roman" w:cs="Times New Roman" w:hint="eastAsia"/>
+        </w:rPr>
+        <w:t xml:space="preserve">BOOLEAN ; </w:t>
+      </w:r>
+      <w:r>
+        <w:rPr>
+          <w:rFonts w:ascii="Times New Roman" w:eastAsia="宋体" w:hAnsi="Times New Roman" w:cs="Times New Roman" w:hint="eastAsia"/>
+        </w:rPr>
+        <w:t>在触发编辑器、小队、特遣部队、动作脚本、地形生成器中</w:t>
+      </w:r>
+      <w:r>
+        <w:rPr>
+          <w:rFonts w:ascii="Times New Roman" w:eastAsia="宋体" w:hAnsi="Times New Roman" w:cs="Times New Roman" w:hint="eastAsia"/>
+        </w:rPr>
+        <w:t xml:space="preserve">, </w:t>
+      </w:r>
+      <w:r>
+        <w:rPr>
+          <w:rFonts w:ascii="Times New Roman" w:eastAsia="宋体" w:hAnsi="Times New Roman" w:cs="Times New Roman" w:hint="eastAsia"/>
+        </w:rPr>
+        <w:t>是否依据名称而不是</w:t>
+      </w:r>
+      <w:r>
+        <w:rPr>
+          <w:rFonts w:ascii="Times New Roman" w:eastAsia="宋体" w:hAnsi="Times New Roman" w:cs="Times New Roman" w:hint="eastAsia"/>
+        </w:rPr>
+        <w:t>ID</w:t>
+      </w:r>
+      <w:r>
+        <w:rPr>
+          <w:rFonts w:ascii="Times New Roman" w:eastAsia="宋体" w:hAnsi="Times New Roman" w:cs="Times New Roman" w:hint="eastAsia"/>
+        </w:rPr>
+        <w:t>进行排序</w:t>
+      </w:r>
+    </w:p>
+    <w:p>
+      <w:pPr>
+        <w:ind w:firstLineChars="200" w:firstLine="440"/>
+        <w:rPr>
+          <w:rFonts w:ascii="Times New Roman" w:eastAsia="宋体" w:hAnsi="Times New Roman" w:cs="Times New Roman"/>
+        </w:rPr>
+      </w:pPr>
+      <w:r>
+        <w:rPr>
+          <w:rFonts w:ascii="Times New Roman" w:eastAsia="宋体" w:hAnsi="Times New Roman" w:cs="Times New Roman" w:hint="eastAsia"/>
+        </w:rPr>
+        <w:t xml:space="preserve">SortByLabelName.Team=BOOLEAN ; </w:t>
+      </w:r>
+      <w:r>
+        <w:rPr>
+          <w:rFonts w:ascii="Times New Roman" w:eastAsia="宋体" w:hAnsi="Times New Roman" w:cs="Times New Roman" w:hint="eastAsia"/>
+        </w:rPr>
+        <w:t>在排序小队时</w:t>
+      </w:r>
+      <w:r>
+        <w:rPr>
+          <w:rFonts w:ascii="Times New Roman" w:eastAsia="宋体" w:hAnsi="Times New Roman" w:cs="Times New Roman" w:hint="eastAsia"/>
+        </w:rPr>
+        <w:t xml:space="preserve">, </w:t>
+      </w:r>
+      <w:r>
+        <w:rPr>
+          <w:rFonts w:ascii="Times New Roman" w:eastAsia="宋体" w:hAnsi="Times New Roman" w:cs="Times New Roman" w:hint="eastAsia"/>
+        </w:rPr>
+        <w:t>是否依据名称而不是</w:t>
+      </w:r>
+      <w:r>
+        <w:rPr>
+          <w:rFonts w:ascii="Times New Roman" w:eastAsia="宋体" w:hAnsi="Times New Roman" w:cs="Times New Roman" w:hint="eastAsia"/>
+        </w:rPr>
+        <w:t>ID</w:t>
+      </w:r>
+      <w:r>
+        <w:rPr>
+          <w:rFonts w:ascii="Times New Roman" w:eastAsia="宋体" w:hAnsi="Times New Roman" w:cs="Times New Roman" w:hint="eastAsia"/>
+        </w:rPr>
+        <w:t>进行排序</w:t>
+      </w:r>
+      <w:r>
+        <w:rPr>
+          <w:rFonts w:ascii="Times New Roman" w:eastAsia="宋体" w:hAnsi="Times New Roman" w:cs="Times New Roman" w:hint="eastAsia"/>
+        </w:rPr>
+        <w:t xml:space="preserve">, </w:t>
+      </w:r>
+      <w:r>
+        <w:rPr>
+          <w:rFonts w:ascii="Times New Roman" w:eastAsia="宋体" w:hAnsi="Times New Roman" w:cs="Times New Roman" w:hint="eastAsia"/>
+        </w:rPr>
+        <w:t>覆盖</w:t>
+      </w:r>
+      <w:r>
+        <w:rPr>
+          <w:rFonts w:ascii="Times New Roman" w:eastAsia="宋体" w:hAnsi="Times New Roman" w:cs="Times New Roman" w:hint="eastAsia"/>
+        </w:rPr>
+        <w:t xml:space="preserve"> SortByLabelName </w:t>
+      </w:r>
+      <w:r>
+        <w:rPr>
+          <w:rFonts w:ascii="Times New Roman" w:eastAsia="宋体" w:hAnsi="Times New Roman" w:cs="Times New Roman" w:hint="eastAsia"/>
+        </w:rPr>
+        <w:t>设置</w:t>
+      </w:r>
+    </w:p>
+    <w:p>
+      <w:pPr>
+        <w:ind w:firstLineChars="200" w:firstLine="440"/>
+        <w:rPr>
+          <w:rFonts w:ascii="Times New Roman" w:eastAsia="宋体" w:hAnsi="Times New Roman" w:cs="Times New Roman"/>
+        </w:rPr>
+      </w:pPr>
+      <w:r>
+        <w:rPr>
+          <w:rFonts w:ascii="Times New Roman" w:eastAsia="宋体" w:hAnsi="Times New Roman" w:cs="Times New Roman" w:hint="eastAsia"/>
+        </w:rPr>
+        <w:t xml:space="preserve">SortByLabelName.Script=BOOLEAN ; </w:t>
+      </w:r>
+      <w:r>
+        <w:rPr>
+          <w:rFonts w:ascii="Times New Roman" w:eastAsia="宋体" w:hAnsi="Times New Roman" w:cs="Times New Roman" w:hint="eastAsia"/>
+        </w:rPr>
+        <w:t>在排序脚本时</w:t>
+      </w:r>
+      <w:r>
+        <w:rPr>
+          <w:rFonts w:ascii="Times New Roman" w:eastAsia="宋体" w:hAnsi="Times New Roman" w:cs="Times New Roman" w:hint="eastAsia"/>
+        </w:rPr>
+        <w:t xml:space="preserve">, </w:t>
+      </w:r>
+      <w:r>
+        <w:rPr>
+          <w:rFonts w:ascii="Times New Roman" w:eastAsia="宋体" w:hAnsi="Times New Roman" w:cs="Times New Roman" w:hint="eastAsia"/>
+        </w:rPr>
+        <w:t>是否依据名称而不是</w:t>
+      </w:r>
+      <w:r>
+        <w:rPr>
+          <w:rFonts w:ascii="Times New Roman" w:eastAsia="宋体" w:hAnsi="Times New Roman" w:cs="Times New Roman" w:hint="eastAsia"/>
+        </w:rPr>
+        <w:t>ID</w:t>
+      </w:r>
+      <w:r>
+        <w:rPr>
+          <w:rFonts w:ascii="Times New Roman" w:eastAsia="宋体" w:hAnsi="Times New Roman" w:cs="Times New Roman" w:hint="eastAsia"/>
+        </w:rPr>
+        <w:t>进行排序</w:t>
+      </w:r>
+      <w:r>
+        <w:rPr>
+          <w:rFonts w:ascii="Times New Roman" w:eastAsia="宋体" w:hAnsi="Times New Roman" w:cs="Times New Roman" w:hint="eastAsia"/>
+        </w:rPr>
+        <w:t xml:space="preserve">, </w:t>
+      </w:r>
+      <w:r>
+        <w:rPr>
+          <w:rFonts w:ascii="Times New Roman" w:eastAsia="宋体" w:hAnsi="Times New Roman" w:cs="Times New Roman" w:hint="eastAsia"/>
+        </w:rPr>
+        <w:t>覆盖</w:t>
+      </w:r>
+      <w:r>
+        <w:rPr>
+          <w:rFonts w:ascii="Times New Roman" w:eastAsia="宋体" w:hAnsi="Times New Roman" w:cs="Times New Roman" w:hint="eastAsia"/>
+        </w:rPr>
+        <w:t xml:space="preserve"> SortByLabelName </w:t>
+      </w:r>
+      <w:r>
+        <w:rPr>
+          <w:rFonts w:ascii="Times New Roman" w:eastAsia="宋体" w:hAnsi="Times New Roman" w:cs="Times New Roman" w:hint="eastAsia"/>
+        </w:rPr>
+        <w:t>设置</w:t>
+      </w:r>
+    </w:p>
+    <w:p>
+      <w:pPr>
+        <w:ind w:firstLineChars="200" w:firstLine="440"/>
+        <w:rPr>
+          <w:rFonts w:ascii="Times New Roman" w:eastAsia="宋体" w:hAnsi="Times New Roman" w:cs="Times New Roman"/>
+        </w:rPr>
+      </w:pPr>
+      <w:r>
+        <w:rPr>
+          <w:rFonts w:ascii="Times New Roman" w:eastAsia="宋体" w:hAnsi="Times New Roman" w:cs="Times New Roman" w:hint="eastAsia"/>
+        </w:rPr>
+        <w:t>SortByLabelName.Trigger=BOOLEAN ;</w:t>
+      </w:r>
+      <w:r>
+        <w:rPr>
+          <w:rFonts w:ascii="Times New Roman" w:eastAsia="宋体" w:hAnsi="Times New Roman" w:cs="Times New Roman" w:hint="eastAsia"/>
+        </w:rPr>
+        <w:t xml:space="preserve"> </w:t>
+      </w:r>
+      <w:r>
+        <w:rPr>
+          <w:rFonts w:ascii="Times New Roman" w:eastAsia="宋体" w:hAnsi="Times New Roman" w:cs="Times New Roman" w:hint="eastAsia"/>
+        </w:rPr>
+        <w:t>在排序触发时</w:t>
+      </w:r>
+      <w:r>
+        <w:rPr>
+          <w:rFonts w:ascii="Times New Roman" w:eastAsia="宋体" w:hAnsi="Times New Roman" w:cs="Times New Roman" w:hint="eastAsia"/>
+        </w:rPr>
+        <w:t xml:space="preserve">, </w:t>
+      </w:r>
+      <w:r>
+        <w:rPr>
+          <w:rFonts w:ascii="Times New Roman" w:eastAsia="宋体" w:hAnsi="Times New Roman" w:cs="Times New Roman" w:hint="eastAsia"/>
+        </w:rPr>
+        <w:t>是否依据名称而不是</w:t>
+      </w:r>
+      <w:r>
+        <w:rPr>
+          <w:rFonts w:ascii="Times New Roman" w:eastAsia="宋体" w:hAnsi="Times New Roman" w:cs="Times New Roman" w:hint="eastAsia"/>
+        </w:rPr>
+        <w:t>ID</w:t>
+      </w:r>
+      <w:r>
+        <w:rPr>
+          <w:rFonts w:ascii="Times New Roman" w:eastAsia="宋体" w:hAnsi="Times New Roman" w:cs="Times New Roman" w:hint="eastAsia"/>
+        </w:rPr>
+        <w:t>进行排序</w:t>
+      </w:r>
+      <w:r>
+        <w:rPr>
+          <w:rFonts w:ascii="Times New Roman" w:eastAsia="宋体" w:hAnsi="Times New Roman" w:cs="Times New Roman" w:hint="eastAsia"/>
+        </w:rPr>
+        <w:t xml:space="preserve">, </w:t>
+      </w:r>
+      <w:r>
+        <w:rPr>
+          <w:rFonts w:ascii="Times New Roman" w:eastAsia="宋体" w:hAnsi="Times New Roman" w:cs="Times New Roman" w:hint="eastAsia"/>
+        </w:rPr>
+        <w:t>覆盖</w:t>
+      </w:r>
+      <w:r>
+        <w:rPr>
+          <w:rFonts w:ascii="Times New Roman" w:eastAsia="宋体" w:hAnsi="Times New Roman" w:cs="Times New Roman" w:hint="eastAsia"/>
+        </w:rPr>
+        <w:t xml:space="preserve"> SortByLabelName </w:t>
+      </w:r>
+      <w:r>
+        <w:rPr>
+          <w:rFonts w:ascii="Times New Roman" w:eastAsia="宋体" w:hAnsi="Times New Roman" w:cs="Times New Roman" w:hint="eastAsia"/>
+        </w:rPr>
+        <w:t>设置</w:t>
+      </w:r>
+    </w:p>
+    <w:p>
+      <w:pPr>
+        <w:ind w:firstLineChars="200" w:firstLine="440"/>
+        <w:rPr>
+          <w:rFonts w:ascii="Times New Roman" w:eastAsia="宋体" w:hAnsi="Times New Roman" w:cs="Times New Roman"/>
+        </w:rPr>
+      </w:pPr>
+      <w:r>
+        <w:rPr>
+          <w:rFonts w:ascii="Times New Roman" w:eastAsia="宋体" w:hAnsi="Times New Roman" w:cs="Times New Roman" w:hint="eastAsia"/>
+        </w:rPr>
+        <w:t>SortByLabelName.AITrigger=BOOLEAN ;</w:t>
+      </w:r>
+      <w:r>
+        <w:rPr>
+          <w:rFonts w:ascii="Times New Roman" w:eastAsia="宋体" w:hAnsi="Times New Roman" w:cs="Times New Roman" w:hint="eastAsia"/>
+        </w:rPr>
+        <w:t xml:space="preserve"> </w:t>
+      </w:r>
+      <w:r>
+        <w:rPr>
+          <w:rFonts w:ascii="Times New Roman" w:eastAsia="宋体" w:hAnsi="Times New Roman" w:cs="Times New Roman" w:hint="eastAsia"/>
+        </w:rPr>
+        <w:t>在排序</w:t>
+      </w:r>
+      <w:r>
+        <w:rPr>
+          <w:rFonts w:ascii="Times New Roman" w:eastAsia="宋体" w:hAnsi="Times New Roman" w:cs="Times New Roman" w:hint="eastAsia"/>
+        </w:rPr>
+        <w:t>AI</w:t>
+      </w:r>
+      <w:r>
+        <w:rPr>
+          <w:rFonts w:ascii="Times New Roman" w:eastAsia="宋体" w:hAnsi="Times New Roman" w:cs="Times New Roman" w:hint="eastAsia"/>
+        </w:rPr>
+        <w:t>触发时</w:t>
+      </w:r>
+      <w:r>
+        <w:rPr>
+          <w:rFonts w:ascii="Times New Roman" w:eastAsia="宋体" w:hAnsi="Times New Roman" w:cs="Times New Roman" w:hint="eastAsia"/>
+        </w:rPr>
+        <w:t xml:space="preserve">, </w:t>
+      </w:r>
+      <w:r>
+        <w:rPr>
+          <w:rFonts w:ascii="Times New Roman" w:eastAsia="宋体" w:hAnsi="Times New Roman" w:cs="Times New Roman" w:hint="eastAsia"/>
+        </w:rPr>
+        <w:t>是否依据名称而不是</w:t>
+      </w:r>
+      <w:r>
+        <w:rPr>
+          <w:rFonts w:ascii="Times New Roman" w:eastAsia="宋体" w:hAnsi="Times New Roman" w:cs="Times New Roman" w:hint="eastAsia"/>
+        </w:rPr>
+        <w:t>ID</w:t>
+      </w:r>
+      <w:r>
+        <w:rPr>
+          <w:rFonts w:ascii="Times New Roman" w:eastAsia="宋体" w:hAnsi="Times New Roman" w:cs="Times New Roman" w:hint="eastAsia"/>
+        </w:rPr>
+        <w:t>进行排序</w:t>
+      </w:r>
+      <w:r>
+        <w:rPr>
+          <w:rFonts w:ascii="Times New Roman" w:eastAsia="宋体" w:hAnsi="Times New Roman" w:cs="Times New Roman" w:hint="eastAsia"/>
+        </w:rPr>
+        <w:t xml:space="preserve">, </w:t>
+      </w:r>
+      <w:r>
+        <w:rPr>
+          <w:rFonts w:ascii="Times New Roman" w:eastAsia="宋体" w:hAnsi="Times New Roman" w:cs="Times New Roman" w:hint="eastAsia"/>
+        </w:rPr>
+        <w:t>覆盖</w:t>
+      </w:r>
+      <w:r>
+        <w:rPr>
+          <w:rFonts w:ascii="Times New Roman" w:eastAsia="宋体" w:hAnsi="Times New Roman" w:cs="Times New Roman" w:hint="eastAsia"/>
+        </w:rPr>
+        <w:t xml:space="preserve"> SortByLabelName </w:t>
+      </w:r>
+      <w:r>
+        <w:rPr>
+          <w:rFonts w:ascii="Times New Roman" w:eastAsia="宋体" w:hAnsi="Times New Roman" w:cs="Times New Roman" w:hint="eastAsia"/>
+        </w:rPr>
+        <w:t>设置</w:t>
+      </w:r>
+    </w:p>
+    <w:p>
+      <w:pPr>
+        <w:ind w:firstLineChars="200" w:firstLine="440"/>
+        <w:rPr>
+          <w:rFonts w:ascii="Times New Roman" w:eastAsia="宋体" w:hAnsi="Times New Roman" w:cs="Times New Roman"/>
+        </w:rPr>
+      </w:pPr>
       <w:r>
         <w:rPr>
           <w:rFonts w:ascii="Times New Roman" w:eastAsia="宋体" w:hAnsi="Times New Roman" w:cs="Times New Roman" w:hint="eastAsia"/>
         </w:rPr>
         <w:lastRenderedPageBreak/>
-        <w:t>认为</w:t>
+        <w:t>SortByLabelName.Taskforce=BOOLEAN ;</w:t>
+      </w:r>
+      <w:r>
+        <w:rPr>
+          <w:rFonts w:ascii="Times New Roman" w:eastAsia="宋体" w:hAnsi="Times New Roman" w:cs="Times New Roman" w:hint="eastAsia"/>
+        </w:rPr>
+        <w:t>在排序特遣部队时</w:t>
+      </w:r>
+      <w:r>
+        <w:rPr>
+          <w:rFonts w:ascii="Times New Roman" w:eastAsia="宋体" w:hAnsi="Times New Roman" w:cs="Times New Roman" w:hint="eastAsia"/>
+        </w:rPr>
+        <w:t xml:space="preserve">, </w:t>
+      </w:r>
+      <w:r>
+        <w:rPr>
+          <w:rFonts w:ascii="Times New Roman" w:eastAsia="宋体" w:hAnsi="Times New Roman" w:cs="Times New Roman" w:hint="eastAsia"/>
+        </w:rPr>
+        <w:t>是否依据名称而不是</w:t>
+      </w:r>
+      <w:r>
+        <w:rPr>
+          <w:rFonts w:ascii="Times New Roman" w:eastAsia="宋体" w:hAnsi="Times New Roman" w:cs="Times New Roman" w:hint="eastAsia"/>
+        </w:rPr>
+        <w:t>ID</w:t>
+      </w:r>
+      <w:r>
+        <w:rPr>
+          <w:rFonts w:ascii="Times New Roman" w:eastAsia="宋体" w:hAnsi="Times New Roman" w:cs="Times New Roman" w:hint="eastAsia"/>
+        </w:rPr>
+        <w:t>进行排序</w:t>
+      </w:r>
+      <w:r>
+        <w:rPr>
+          <w:rFonts w:ascii="Times New Roman" w:eastAsia="宋体" w:hAnsi="Times New Roman" w:cs="Times New Roman" w:hint="eastAsia"/>
+        </w:rPr>
+        <w:t xml:space="preserve">, </w:t>
+      </w:r>
+      <w:r>
+        <w:rPr>
+          <w:rFonts w:ascii="Times New Roman" w:eastAsia="宋体" w:hAnsi="Times New Roman" w:cs="Times New Roman" w:hint="eastAsia"/>
+        </w:rPr>
+        <w:t>覆盖</w:t>
+      </w:r>
+      <w:r>
+        <w:rPr>
+          <w:rFonts w:ascii="Times New Roman" w:eastAsia="宋体" w:hAnsi="Times New Roman" w:cs="Times New Roman" w:hint="eastAsia"/>
+        </w:rPr>
+        <w:t xml:space="preserve"> SortByLabelName </w:t>
+      </w:r>
+      <w:r>
+        <w:rPr>
+          <w:rFonts w:ascii="Times New Roman" w:eastAsia="宋体" w:hAnsi="Times New Roman" w:cs="Times New Roman" w:hint="eastAsia"/>
+        </w:rPr>
+        <w:t>设置</w:t>
+      </w:r>
+    </w:p>
+    <w:p>
+      <w:pPr>
+        <w:ind w:firstLineChars="200" w:firstLine="440"/>
+        <w:rPr>
+          <w:rFonts w:ascii="Times New Roman" w:eastAsia="宋体" w:hAnsi="Times New Roman" w:cs="Times New Roman"/>
+        </w:rPr>
+      </w:pPr>
+      <w:r>
+        <w:rPr>
+          <w:rFonts w:ascii="Times New Roman" w:eastAsia="宋体" w:hAnsi="Times New Roman" w:cs="Times New Roman" w:hint="eastAsia"/>
+        </w:rPr>
+        <w:t>SortByLabelName.</w:t>
+      </w:r>
+      <w:r>
+        <w:rPr>
+          <w:rFonts w:ascii="Times New Roman" w:eastAsia="宋体" w:hAnsi="Times New Roman" w:cs="Times New Roman" w:hint="eastAsia"/>
+        </w:rPr>
+        <w:t>Tag</w:t>
+      </w:r>
+      <w:r>
+        <w:rPr>
+          <w:rFonts w:ascii="Times New Roman" w:eastAsia="宋体" w:hAnsi="Times New Roman" w:cs="Times New Roman" w:hint="eastAsia"/>
+        </w:rPr>
+        <w:t>=BOOLEAN ;</w:t>
+      </w:r>
+      <w:r>
+        <w:rPr>
+          <w:rFonts w:ascii="Times New Roman" w:eastAsia="宋体" w:hAnsi="Times New Roman" w:cs="Times New Roman" w:hint="eastAsia"/>
+        </w:rPr>
+        <w:t>在排序</w:t>
+      </w:r>
+      <w:r>
+        <w:rPr>
+          <w:rFonts w:ascii="Times New Roman" w:eastAsia="宋体" w:hAnsi="Times New Roman" w:cs="Times New Roman" w:hint="eastAsia"/>
+        </w:rPr>
+        <w:t>标签</w:t>
+      </w:r>
+      <w:r>
+        <w:rPr>
+          <w:rFonts w:ascii="Times New Roman" w:eastAsia="宋体" w:hAnsi="Times New Roman" w:cs="Times New Roman" w:hint="eastAsia"/>
+        </w:rPr>
+        <w:t>时</w:t>
+      </w:r>
+      <w:r>
+        <w:rPr>
+          <w:rFonts w:ascii="Times New Roman" w:eastAsia="宋体" w:hAnsi="Times New Roman" w:cs="Times New Roman" w:hint="eastAsia"/>
+        </w:rPr>
+        <w:t xml:space="preserve">, </w:t>
+      </w:r>
+      <w:r>
+        <w:rPr>
+          <w:rFonts w:ascii="Times New Roman" w:eastAsia="宋体" w:hAnsi="Times New Roman" w:cs="Times New Roman" w:hint="eastAsia"/>
+        </w:rPr>
+        <w:t>是否依据名称而不是</w:t>
+      </w:r>
+      <w:r>
+        <w:rPr>
+          <w:rFonts w:ascii="Times New Roman" w:eastAsia="宋体" w:hAnsi="Times New Roman" w:cs="Times New Roman" w:hint="eastAsia"/>
+        </w:rPr>
+        <w:t>ID</w:t>
+      </w:r>
+      <w:r>
+        <w:rPr>
+          <w:rFonts w:ascii="Times New Roman" w:eastAsia="宋体" w:hAnsi="Times New Roman" w:cs="Times New Roman" w:hint="eastAsia"/>
+        </w:rPr>
+        <w:t>进行排序</w:t>
+      </w:r>
+      <w:r>
+        <w:rPr>
+          <w:rFonts w:ascii="Times New Roman" w:eastAsia="宋体" w:hAnsi="Times New Roman" w:cs="Times New Roman" w:hint="eastAsia"/>
+        </w:rPr>
+        <w:t xml:space="preserve">, </w:t>
+      </w:r>
+      <w:r>
+        <w:rPr>
+          <w:rFonts w:ascii="Times New Roman" w:eastAsia="宋体" w:hAnsi="Times New Roman" w:cs="Times New Roman" w:hint="eastAsia"/>
+        </w:rPr>
+        <w:t>覆盖</w:t>
+      </w:r>
+      <w:r>
+        <w:rPr>
+          <w:rFonts w:ascii="Times New Roman" w:eastAsia="宋体" w:hAnsi="Times New Roman" w:cs="Times New Roman" w:hint="eastAsia"/>
+        </w:rPr>
+        <w:t xml:space="preserve"> SortByLabelName </w:t>
+      </w:r>
+      <w:r>
+        <w:rPr>
+          <w:rFonts w:ascii="Times New Roman" w:eastAsia="宋体" w:hAnsi="Times New Roman" w:cs="Times New Roman" w:hint="eastAsia"/>
+        </w:rPr>
+        <w:t>设置</w:t>
+      </w:r>
+    </w:p>
+    <w:p>
+      <w:pPr>
+        <w:ind w:firstLineChars="200" w:firstLine="440"/>
+        <w:rPr>
+          <w:rFonts w:ascii="Times New Roman" w:eastAsia="宋体" w:hAnsi="Times New Roman" w:cs="Times New Roman"/>
+        </w:rPr>
+      </w:pPr>
+      <w:r>
+        <w:rPr>
+          <w:rFonts w:ascii="Times New Roman" w:eastAsia="宋体" w:hAnsi="Times New Roman" w:cs="Times New Roman" w:hint="eastAsia"/>
+        </w:rPr>
+        <w:t xml:space="preserve">SearchCombobox.Disabled=BOOLEAN ; </w:t>
+      </w:r>
+      <w:r>
+        <w:rPr>
+          <w:rFonts w:ascii="Times New Roman" w:eastAsia="宋体" w:hAnsi="Times New Roman" w:cs="Times New Roman" w:hint="eastAsia"/>
+        </w:rPr>
+        <w:t>是否禁止下拉菜单的自动搜索，若禁止，需要按</w:t>
+      </w:r>
+      <w:r>
+        <w:rPr>
+          <w:rFonts w:ascii="Times New Roman" w:eastAsia="宋体" w:hAnsi="Times New Roman" w:cs="Times New Roman" w:hint="eastAsia"/>
+        </w:rPr>
+        <w:t>Enter</w:t>
+      </w:r>
+      <w:r>
+        <w:rPr>
+          <w:rFonts w:ascii="Times New Roman" w:eastAsia="宋体" w:hAnsi="Times New Roman" w:cs="Times New Roman" w:hint="eastAsia"/>
+        </w:rPr>
+        <w:t>执行搜索</w:t>
+      </w:r>
+      <w:r>
+        <w:rPr>
+          <w:rFonts w:ascii="Times New Roman" w:eastAsia="宋体" w:hAnsi="Times New Roman" w:cs="Times New Roman" w:hint="eastAsia"/>
+        </w:rPr>
+        <w:t xml:space="preserve">, </w:t>
+      </w:r>
+      <w:r>
+        <w:rPr>
+          <w:rFonts w:ascii="Times New Roman" w:eastAsia="宋体" w:hAnsi="Times New Roman" w:cs="Times New Roman" w:hint="eastAsia"/>
+        </w:rPr>
+        <w:t>默认为</w:t>
       </w:r>
       <w:r>
         <w:rPr>
@@ -30146,13 +31253,49 @@
         <w:rPr>
           <w:rFonts w:ascii="Times New Roman" w:eastAsia="宋体" w:hAnsi="Times New Roman" w:cs="Times New Roman" w:hint="eastAsia"/>
         </w:rPr>
-        <w:t xml:space="preserve">LoadGameFromMapFolder.OnInit=BOOLEAN ; </w:t>
-      </w:r>
-      <w:r>
-        <w:rPr>
-          <w:rFonts w:ascii="Times New Roman" w:eastAsia="宋体" w:hAnsi="Times New Roman" w:cs="Times New Roman" w:hint="eastAsia"/>
-        </w:rPr>
-        <w:t>双击打开地图文件时，从地图目录加载资源文件</w:t>
+        <w:t>SearchCombobox.AllowNonParams=</w:t>
+      </w:r>
+      <w:r>
+        <w:rPr>
+          <w:rFonts w:ascii="Times New Roman" w:eastAsia="宋体" w:hAnsi="Times New Roman" w:cs="Times New Roman" w:hint="eastAsia"/>
+        </w:rPr>
+        <w:t>BOOLEAN ;</w:t>
+      </w:r>
+      <w:r>
+        <w:rPr>
+          <w:rFonts w:ascii="Times New Roman" w:eastAsia="宋体" w:hAnsi="Times New Roman" w:cs="Times New Roman" w:hint="eastAsia"/>
+        </w:rPr>
+        <w:t xml:space="preserve"> </w:t>
+      </w:r>
+      <w:r>
+        <w:rPr>
+          <w:rFonts w:ascii="Times New Roman" w:eastAsia="宋体" w:hAnsi="Times New Roman" w:cs="Times New Roman" w:hint="eastAsia"/>
+        </w:rPr>
+        <w:t>是否允许非参数项</w:t>
+      </w:r>
+      <w:r>
+        <w:rPr>
+          <w:rFonts w:ascii="Times New Roman" w:eastAsia="宋体" w:hAnsi="Times New Roman" w:cs="Times New Roman" w:hint="eastAsia"/>
+        </w:rPr>
+        <w:t>(</w:t>
+      </w:r>
+      <w:r>
+        <w:rPr>
+          <w:rFonts w:ascii="Times New Roman" w:eastAsia="宋体" w:hAnsi="Times New Roman" w:cs="Times New Roman" w:hint="eastAsia"/>
+        </w:rPr>
+        <w:t>触发事件、行为种类等</w:t>
+      </w:r>
+      <w:r>
+        <w:rPr>
+          <w:rFonts w:ascii="Times New Roman" w:eastAsia="宋体" w:hAnsi="Times New Roman" w:cs="Times New Roman" w:hint="eastAsia"/>
+        </w:rPr>
+        <w:t>)</w:t>
+      </w:r>
+      <w:r>
+        <w:rPr>
+          <w:rFonts w:ascii="Times New Roman" w:eastAsia="宋体" w:hAnsi="Times New Roman" w:cs="Times New Roman" w:hint="eastAsia"/>
+        </w:rPr>
+        <w:t>下拉菜单的自动搜索</w:t>
       </w:r>
       <w:r>
         <w:rPr>
@@ -30170,6 +31313,100 @@
         <w:rPr>
           <w:rFonts w:ascii="Times New Roman" w:eastAsia="宋体" w:hAnsi="Times New Roman" w:cs="Times New Roman" w:hint="eastAsia"/>
         </w:rPr>
+        <w:t xml:space="preserve"> true</w:t>
+      </w:r>
+    </w:p>
+    <w:p>
+      <w:pPr>
+        <w:ind w:firstLineChars="200" w:firstLine="440"/>
+        <w:rPr>
+          <w:rFonts w:ascii="Times New Roman" w:eastAsia="宋体" w:hAnsi="Times New Roman" w:cs="Times New Roman"/>
+        </w:rPr>
+      </w:pPr>
+      <w:r>
+        <w:rPr>
+          <w:rFonts w:ascii="Times New Roman" w:eastAsia="宋体" w:hAnsi="Times New Roman" w:cs="Times New Roman" w:hint="eastAsia"/>
+        </w:rPr>
+        <w:t xml:space="preserve">SearchCombobox.Waypoint=BOOLEAN ; </w:t>
+      </w:r>
+      <w:r>
+        <w:rPr>
+          <w:rFonts w:ascii="Times New Roman" w:eastAsia="宋体" w:hAnsi="Times New Roman" w:cs="Times New Roman" w:hint="eastAsia"/>
+        </w:rPr>
+        <w:t>是否在下拉菜单中输入路径点时自动弹出搜索</w:t>
+      </w:r>
+      <w:r>
+        <w:rPr>
+          <w:rFonts w:ascii="Times New Roman" w:eastAsia="宋体" w:hAnsi="Times New Roman" w:cs="Times New Roman" w:hint="eastAsia"/>
+        </w:rPr>
+        <w:t xml:space="preserve">, </w:t>
+      </w:r>
+      <w:r>
+        <w:rPr>
+          <w:rFonts w:ascii="Times New Roman" w:eastAsia="宋体" w:hAnsi="Times New Roman" w:cs="Times New Roman" w:hint="eastAsia"/>
+        </w:rPr>
+        <w:t>默认为</w:t>
+      </w:r>
+      <w:r>
+        <w:rPr>
+          <w:rFonts w:ascii="Times New Roman" w:eastAsia="宋体" w:hAnsi="Times New Roman" w:cs="Times New Roman" w:hint="eastAsia"/>
+        </w:rPr>
+        <w:t xml:space="preserve"> </w:t>
+      </w:r>
+      <w:r>
+        <w:rPr>
+          <w:rFonts w:ascii="Times New Roman" w:eastAsia="宋体" w:hAnsi="Times New Roman" w:cs="Times New Roman" w:hint="eastAsia"/>
+        </w:rPr>
+        <w:t>false</w:t>
+      </w:r>
+    </w:p>
+    <w:p>
+      <w:pPr>
+        <w:ind w:firstLineChars="200" w:firstLine="440"/>
+        <w:rPr>
+          <w:rFonts w:ascii="Times New Roman" w:eastAsia="宋体" w:hAnsi="Times New Roman" w:cs="Times New Roman"/>
+        </w:rPr>
+      </w:pPr>
+      <w:r>
+        <w:rPr>
+          <w:rFonts w:ascii="Times New Roman" w:eastAsia="宋体" w:hAnsi="Times New Roman" w:cs="Times New Roman" w:hint="eastAsia"/>
+        </w:rPr>
+        <w:t xml:space="preserve">DisableLuaConsoleSafetyCheck=BOOLEAN ; </w:t>
+      </w:r>
+      <w:r>
+        <w:rPr>
+          <w:rFonts w:ascii="Times New Roman" w:eastAsia="宋体" w:hAnsi="Times New Roman" w:cs="Times New Roman" w:hint="eastAsia"/>
+        </w:rPr>
+        <w:t>是否禁用</w:t>
+      </w:r>
+      <w:r>
+        <w:rPr>
+          <w:rFonts w:ascii="Times New Roman" w:eastAsia="宋体" w:hAnsi="Times New Roman" w:cs="Times New Roman" w:hint="eastAsia"/>
+        </w:rPr>
+        <w:t>Lua</w:t>
+      </w:r>
+      <w:r>
+        <w:rPr>
+          <w:rFonts w:ascii="Times New Roman" w:eastAsia="宋体" w:hAnsi="Times New Roman" w:cs="Times New Roman" w:hint="eastAsia"/>
+        </w:rPr>
+        <w:t>脚本安全检查</w:t>
+      </w:r>
+      <w:r>
+        <w:rPr>
+          <w:rFonts w:ascii="Times New Roman" w:eastAsia="宋体" w:hAnsi="Times New Roman" w:cs="Times New Roman" w:hint="eastAsia"/>
+        </w:rPr>
+        <w:t xml:space="preserve">, </w:t>
+      </w:r>
+      <w:r>
+        <w:rPr>
+          <w:rFonts w:ascii="Times New Roman" w:eastAsia="宋体" w:hAnsi="Times New Roman" w:cs="Times New Roman" w:hint="eastAsia"/>
+        </w:rPr>
+        <w:t>默认为</w:t>
+      </w:r>
+      <w:r>
+        <w:rPr>
+          <w:rFonts w:ascii="Times New Roman" w:eastAsia="宋体" w:hAnsi="Times New Roman" w:cs="Times New Roman" w:hint="eastAsia"/>
+        </w:rPr>
         <w:t xml:space="preserve"> false</w:t>
       </w:r>
     </w:p>
@@ -30184,41 +31421,259 @@
         <w:rPr>
           <w:rFonts w:ascii="Times New Roman" w:eastAsia="宋体" w:hAnsi="Times New Roman" w:cs="Times New Roman" w:hint="eastAsia"/>
         </w:rPr>
-        <w:t xml:space="preserve">AllowInherits=BOOLEAN ; </w:t>
-      </w:r>
-      <w:r>
-        <w:rPr>
-          <w:rFonts w:ascii="Times New Roman" w:eastAsia="宋体" w:hAnsi="Times New Roman" w:cs="Times New Roman" w:hint="eastAsia"/>
-        </w:rPr>
-        <w:t>读取</w:t>
-      </w:r>
-      <w:r>
-        <w:rPr>
-          <w:rFonts w:ascii="Times New Roman" w:eastAsia="宋体" w:hAnsi="Times New Roman" w:cs="Times New Roman" w:hint="eastAsia"/>
-        </w:rPr>
-        <w:t xml:space="preserve"> []:[] </w:t>
-      </w:r>
-      <w:r>
-        <w:rPr>
-          <w:rFonts w:ascii="Times New Roman" w:eastAsia="宋体" w:hAnsi="Times New Roman" w:cs="Times New Roman" w:hint="eastAsia"/>
-        </w:rPr>
-        <w:t>继承</w:t>
-      </w:r>
-      <w:r>
-        <w:rPr>
-          <w:rFonts w:ascii="Times New Roman" w:eastAsia="宋体" w:hAnsi="Times New Roman" w:cs="Times New Roman" w:hint="eastAsia"/>
-        </w:rPr>
-        <w:t>(</w:t>
-      </w:r>
-      <w:r>
-        <w:rPr>
-          <w:rFonts w:ascii="Times New Roman" w:eastAsia="宋体" w:hAnsi="Times New Roman" w:cs="Times New Roman" w:hint="eastAsia"/>
-        </w:rPr>
-        <w:t>不推荐</w:t>
-      </w:r>
-      <w:r>
-        <w:rPr>
-          <w:rFonts w:ascii="Times New Roman" w:eastAsia="宋体" w:hAnsi="Times New Roman" w:cs="Times New Roman" w:hint="eastAsia"/>
+        <w:t xml:space="preserve">DisplayRealHPinTechnoDlg=BOOLEAN ; </w:t>
+      </w:r>
+      <w:r>
+        <w:rPr>
+          <w:rFonts w:ascii="Times New Roman" w:eastAsia="宋体" w:hAnsi="Times New Roman" w:cs="Times New Roman" w:hint="eastAsia"/>
+        </w:rPr>
+        <w:t>是否在单位属性窗口内显示真实血量</w:t>
+      </w:r>
+      <w:r>
+        <w:rPr>
+          <w:rFonts w:ascii="Times New Roman" w:eastAsia="宋体" w:hAnsi="Times New Roman" w:cs="Times New Roman" w:hint="eastAsia"/>
+        </w:rPr>
+        <w:t xml:space="preserve">, </w:t>
+      </w:r>
+      <w:r>
+        <w:rPr>
+          <w:rFonts w:ascii="Times New Roman" w:eastAsia="宋体" w:hAnsi="Times New Roman" w:cs="Times New Roman" w:hint="eastAsia"/>
+        </w:rPr>
+        <w:t>默认为</w:t>
+      </w:r>
+      <w:r>
+        <w:rPr>
+          <w:rFonts w:ascii="Times New Roman" w:eastAsia="宋体" w:hAnsi="Times New Roman" w:cs="Times New Roman" w:hint="eastAsia"/>
+        </w:rPr>
+        <w:t xml:space="preserve"> true</w:t>
+      </w:r>
+    </w:p>
+    <w:p>
+      <w:pPr>
+        <w:ind w:firstLineChars="200" w:firstLine="440"/>
+        <w:rPr>
+          <w:rFonts w:ascii="Times New Roman" w:eastAsia="宋体" w:hAnsi="Times New Roman" w:cs="Times New Roman"/>
+        </w:rPr>
+      </w:pPr>
+      <w:r>
+        <w:rPr>
+          <w:rFonts w:ascii="Times New Roman" w:eastAsia="宋体" w:hAnsi="Times New Roman" w:cs="Times New Roman"/>
+        </w:rPr>
+        <w:t>CursorSelectionBound.AutoHeightColor</w:t>
+      </w:r>
+      <w:r>
+        <w:rPr>
+          <w:rFonts w:ascii="Times New Roman" w:eastAsia="宋体" w:hAnsi="Times New Roman" w:cs="Times New Roman"/>
+        </w:rPr>
+        <w:t>=</w:t>
+      </w:r>
+      <w:r>
+        <w:rPr>
+          <w:rFonts w:ascii="Times New Roman" w:eastAsia="宋体" w:hAnsi="Times New Roman" w:cs="Times New Roman"/>
+        </w:rPr>
+        <w:t xml:space="preserve">BOOLEAN ; </w:t>
+      </w:r>
+      <w:r>
+        <w:rPr>
+          <w:rFonts w:ascii="Times New Roman" w:eastAsia="宋体" w:hAnsi="Times New Roman" w:cs="Times New Roman"/>
+        </w:rPr>
+        <w:t>是否根据当前高度显示不同的描边颜色</w:t>
+      </w:r>
+      <w:r>
+        <w:rPr>
+          <w:rFonts w:ascii="Times New Roman" w:eastAsia="宋体" w:hAnsi="Times New Roman" w:cs="Times New Roman"/>
+        </w:rPr>
+        <w:t xml:space="preserve">, </w:t>
+      </w:r>
+      <w:r>
+        <w:rPr>
+          <w:rFonts w:ascii="Times New Roman" w:eastAsia="宋体" w:hAnsi="Times New Roman" w:cs="Times New Roman"/>
+        </w:rPr>
+        <w:t>默认为</w:t>
+      </w:r>
+      <w:r>
+        <w:rPr>
+          <w:rFonts w:ascii="Times New Roman" w:eastAsia="宋体" w:hAnsi="Times New Roman" w:cs="Times New Roman"/>
+        </w:rPr>
+        <w:t xml:space="preserve"> false</w:t>
+      </w:r>
+    </w:p>
+    <w:p>
+      <w:pPr>
+        <w:ind w:firstLineChars="200" w:firstLine="440"/>
+        <w:rPr>
+          <w:rFonts w:ascii="Times New Roman" w:eastAsia="宋体" w:hAnsi="Times New Roman" w:cs="Times New Roman"/>
+        </w:rPr>
+      </w:pPr>
+      <w:r>
+        <w:rPr>
+          <w:rFonts w:ascii="Times New Roman" w:eastAsia="宋体" w:hAnsi="Times New Roman" w:cs="Times New Roman" w:hint="eastAsia"/>
+        </w:rPr>
+        <w:t xml:space="preserve">UTF8Support.InferEncoding=BOOLEAN ; </w:t>
+      </w:r>
+      <w:r>
+        <w:rPr>
+          <w:rFonts w:ascii="Times New Roman" w:eastAsia="宋体" w:hAnsi="Times New Roman" w:cs="Times New Roman" w:hint="eastAsia"/>
+        </w:rPr>
+        <w:t>是否在打开</w:t>
+      </w:r>
+      <w:r>
+        <w:rPr>
+          <w:rFonts w:ascii="Times New Roman" w:eastAsia="宋体" w:hAnsi="Times New Roman" w:cs="Times New Roman" w:hint="eastAsia"/>
+        </w:rPr>
+        <w:t>ini</w:t>
+      </w:r>
+      <w:r>
+        <w:rPr>
+          <w:rFonts w:ascii="Times New Roman" w:eastAsia="宋体" w:hAnsi="Times New Roman" w:cs="Times New Roman" w:hint="eastAsia"/>
+        </w:rPr>
+        <w:t>和地图文件时自动推断编码</w:t>
+      </w:r>
+      <w:r>
+        <w:rPr>
+          <w:rFonts w:ascii="Times New Roman" w:eastAsia="宋体" w:hAnsi="Times New Roman" w:cs="Times New Roman"/>
+        </w:rPr>
+        <w:t xml:space="preserve">, </w:t>
+      </w:r>
+      <w:r>
+        <w:rPr>
+          <w:rFonts w:ascii="Times New Roman" w:eastAsia="宋体" w:hAnsi="Times New Roman" w:cs="Times New Roman"/>
+        </w:rPr>
+        <w:t>默认为</w:t>
+      </w:r>
+      <w:r>
+        <w:rPr>
+          <w:rFonts w:ascii="Times New Roman" w:eastAsia="宋体" w:hAnsi="Times New Roman" w:cs="Times New Roman"/>
+        </w:rPr>
+        <w:t xml:space="preserve"> </w:t>
+      </w:r>
+      <w:r>
+        <w:rPr>
+          <w:rFonts w:ascii="Times New Roman" w:eastAsia="宋体" w:hAnsi="Times New Roman" w:cs="Times New Roman" w:hint="eastAsia"/>
+        </w:rPr>
+        <w:t>true</w:t>
+      </w:r>
+    </w:p>
+    <w:p>
+      <w:pPr>
+        <w:ind w:firstLineChars="200" w:firstLine="440"/>
+        <w:rPr>
+          <w:rFonts w:ascii="Times New Roman" w:eastAsia="宋体" w:hAnsi="Times New Roman" w:cs="Times New Roman"/>
+        </w:rPr>
+      </w:pPr>
+      <w:r>
+        <w:rPr>
+          <w:rFonts w:ascii="Times New Roman" w:eastAsia="宋体" w:hAnsi="Times New Roman" w:cs="Times New Roman" w:hint="eastAsia"/>
+        </w:rPr>
+        <w:t>UTF8Support.AlwaysSaveAsUTF8=</w:t>
+      </w:r>
+      <w:r>
+        <w:rPr>
+          <w:rFonts w:ascii="Times New Roman" w:eastAsia="宋体" w:hAnsi="Times New Roman" w:cs="Times New Roman" w:hint="eastAsia"/>
+        </w:rPr>
+        <w:t>是否总是以</w:t>
+      </w:r>
+      <w:r>
+        <w:rPr>
+          <w:rFonts w:ascii="Times New Roman" w:eastAsia="宋体" w:hAnsi="Times New Roman" w:cs="Times New Roman" w:hint="eastAsia"/>
+        </w:rPr>
+        <w:t>UTF8</w:t>
+      </w:r>
+      <w:r>
+        <w:rPr>
+          <w:rFonts w:ascii="Times New Roman" w:eastAsia="宋体" w:hAnsi="Times New Roman" w:cs="Times New Roman" w:hint="eastAsia"/>
+        </w:rPr>
+        <w:t>编码保存地图</w:t>
+      </w:r>
+      <w:r>
+        <w:rPr>
+          <w:rFonts w:ascii="Times New Roman" w:eastAsia="宋体" w:hAnsi="Times New Roman" w:cs="Times New Roman"/>
+        </w:rPr>
+        <w:t xml:space="preserve">, </w:t>
+      </w:r>
+      <w:r>
+        <w:rPr>
+          <w:rFonts w:ascii="Times New Roman" w:eastAsia="宋体" w:hAnsi="Times New Roman" w:cs="Times New Roman"/>
+        </w:rPr>
+        <w:t>默认为</w:t>
+      </w:r>
+      <w:r>
+        <w:rPr>
+          <w:rFonts w:ascii="Times New Roman" w:eastAsia="宋体" w:hAnsi="Times New Roman" w:cs="Times New Roman"/>
+        </w:rPr>
+        <w:t xml:space="preserve"> false</w:t>
+      </w:r>
+    </w:p>
+    <w:p>
+      <w:pPr>
+        <w:ind w:firstLineChars="200" w:firstLine="440"/>
+        <w:rPr>
+          <w:rFonts w:ascii="Times New Roman" w:eastAsia="宋体" w:hAnsi="Times New Roman" w:cs="Times New Roman"/>
+        </w:rPr>
+      </w:pPr>
+      <w:r>
+        <w:rPr>
+          <w:rFonts w:ascii="Times New Roman" w:eastAsia="宋体" w:hAnsi="Times New Roman" w:cs="Times New Roman"/>
+        </w:rPr>
+        <w:t>SaveMap.BetterMapPreview</w:t>
+      </w:r>
+      <w:r>
+        <w:rPr>
+          <w:rFonts w:ascii="Times New Roman" w:eastAsia="宋体" w:hAnsi="Times New Roman" w:cs="Times New Roman"/>
+        </w:rPr>
+        <w:t>=</w:t>
+      </w:r>
+      <w:r>
+        <w:rPr>
+          <w:rFonts w:ascii="Times New Roman" w:eastAsia="宋体" w:hAnsi="Times New Roman" w:cs="Times New Roman"/>
+        </w:rPr>
+        <w:t xml:space="preserve">BOOLEAN ; </w:t>
+      </w:r>
+      <w:r>
+        <w:rPr>
+          <w:rFonts w:ascii="Times New Roman" w:eastAsia="宋体" w:hAnsi="Times New Roman" w:cs="Times New Roman"/>
+        </w:rPr>
+        <w:t>选择生成新的预览时</w:t>
+      </w:r>
+      <w:r>
+        <w:rPr>
+          <w:rFonts w:ascii="Times New Roman" w:eastAsia="宋体" w:hAnsi="Times New Roman" w:cs="Times New Roman"/>
+        </w:rPr>
+        <w:t xml:space="preserve">, </w:t>
+      </w:r>
+      <w:r>
+        <w:rPr>
+          <w:rFonts w:ascii="Times New Roman" w:eastAsia="宋体" w:hAnsi="Times New Roman" w:cs="Times New Roman"/>
+        </w:rPr>
+        <w:t>生成更精细的</w:t>
+      </w:r>
+      <w:r>
+        <w:rPr>
+          <w:rFonts w:ascii="Times New Roman" w:eastAsia="宋体" w:hAnsi="Times New Roman" w:cs="Times New Roman"/>
+        </w:rPr>
+        <w:t xml:space="preserve">, </w:t>
+      </w:r>
+      <w:r>
+        <w:rPr>
+          <w:rFonts w:ascii="Times New Roman" w:eastAsia="宋体" w:hAnsi="Times New Roman" w:cs="Times New Roman"/>
+        </w:rPr>
+        <w:t>原版风格的预览图</w:t>
+      </w:r>
+      <w:r>
+        <w:rPr>
+          <w:rFonts w:ascii="Times New Roman" w:eastAsia="宋体" w:hAnsi="Times New Roman" w:cs="Times New Roman"/>
+        </w:rPr>
+        <w:t xml:space="preserve"> (</w:t>
+      </w:r>
+      <w:r>
+        <w:rPr>
+          <w:rFonts w:ascii="Times New Roman" w:eastAsia="宋体" w:hAnsi="Times New Roman" w:cs="Times New Roman"/>
+        </w:rPr>
+        <w:t>仅支持多人游戏</w:t>
+      </w:r>
+      <w:r>
+        <w:rPr>
+          <w:rFonts w:ascii="Times New Roman" w:eastAsia="宋体" w:hAnsi="Times New Roman" w:cs="Times New Roman"/>
         </w:rPr>
         <w:t>)</w:t>
       </w:r>
@@ -30232,21 +31687,27 @@
       </w:pPr>
       <w:r>
         <w:rPr>
-          <w:rFonts w:ascii="Times New Roman" w:eastAsia="宋体" w:hAnsi="Times New Roman" w:cs="Times New Roman" w:hint="eastAsia"/>
-        </w:rPr>
-        <w:t>IncludeType=BOOLEAN ; include</w:t>
-      </w:r>
-      <w:r>
-        <w:rPr>
-          <w:rFonts w:ascii="Times New Roman" w:eastAsia="宋体" w:hAnsi="Times New Roman" w:cs="Times New Roman" w:hint="eastAsia"/>
-        </w:rPr>
-        <w:t>小节的名称</w:t>
-      </w:r>
-      <w:r>
-        <w:rPr>
-          <w:rFonts w:ascii="Times New Roman" w:eastAsia="宋体" w:hAnsi="Times New Roman" w:cs="Times New Roman" w:hint="eastAsia"/>
-        </w:rPr>
-        <w:t xml:space="preserve"> (yes = $Include(Phobos), no = #include(Ares))</w:t>
+          <w:rFonts w:ascii="Times New Roman" w:eastAsia="宋体" w:hAnsi="Times New Roman" w:cs="Times New Roman"/>
+        </w:rPr>
+        <w:t>SaveMap.FileEncodingComment</w:t>
+      </w:r>
+      <w:r>
+        <w:rPr>
+          <w:rFonts w:ascii="Times New Roman" w:eastAsia="宋体" w:hAnsi="Times New Roman" w:cs="Times New Roman"/>
+        </w:rPr>
+        <w:t>=</w:t>
+      </w:r>
+      <w:r>
+        <w:rPr>
+          <w:rFonts w:ascii="Times New Roman" w:eastAsia="宋体" w:hAnsi="Times New Roman" w:cs="Times New Roman"/>
+        </w:rPr>
+        <w:t xml:space="preserve">BOOLEAN ; </w:t>
+      </w:r>
+      <w:r>
+        <w:rPr>
+          <w:rFonts w:ascii="Times New Roman" w:eastAsia="宋体" w:hAnsi="Times New Roman" w:cs="Times New Roman"/>
+        </w:rPr>
+        <w:t>保存地图时在开头添加编码警告注释</w:t>
       </w:r>
     </w:p>
     <w:p>
@@ -30260,7 +31721,7 @@
         <w:rPr>
           <w:rFonts w:ascii="Times New Roman" w:eastAsia="宋体" w:hAnsi="Times New Roman" w:cs="Times New Roman" w:hint="eastAsia"/>
         </w:rPr>
-        <w:t>InheritType</w:t>
+        <w:t>SaveMap.KeepComments</w:t>
       </w:r>
       <w:r>
         <w:rPr>
@@ -30270,21 +31731,21 @@
       </w:r>
       <w:r>
         <w:rPr>
-          <w:rFonts w:ascii="Times New Roman" w:eastAsia="宋体" w:hAnsi="Times New Roman" w:cs="Times New Roman" w:hint="eastAsia"/>
-        </w:rPr>
-        <w:t>BOOLEAN ; inherit</w:t>
-      </w:r>
-      <w:r>
-        <w:rPr>
-          <w:rFonts w:ascii="Times New Roman" w:eastAsia="宋体" w:hAnsi="Times New Roman" w:cs="Times New Roman" w:hint="eastAsia"/>
-        </w:rPr>
-        <w:t>的方式</w:t>
-      </w:r>
-      <w:r>
-        <w:rPr>
-          <w:rFonts w:ascii="Times New Roman" w:eastAsia="宋体" w:hAnsi="Times New Roman" w:cs="Times New Roman" w:hint="eastAsia"/>
-        </w:rPr>
-        <w:t xml:space="preserve"> (yes = $Inherit(Phobos), no = []:[](Ares))</w:t>
+          <w:rFonts w:ascii="Times New Roman" w:eastAsia="宋体" w:hAnsi="Times New Roman" w:cs="Times New Roman"/>
+        </w:rPr>
+        <w:t xml:space="preserve">BOOLEAN ; </w:t>
+      </w:r>
+      <w:r>
+        <w:rPr>
+          <w:rFonts w:ascii="Times New Roman" w:eastAsia="宋体" w:hAnsi="Times New Roman" w:cs="Times New Roman"/>
+        </w:rPr>
+        <w:t>保存地图时</w:t>
+      </w:r>
+      <w:r>
+        <w:rPr>
+          <w:rFonts w:ascii="Times New Roman" w:eastAsia="宋体" w:hAnsi="Times New Roman" w:cs="Times New Roman" w:hint="eastAsia"/>
+        </w:rPr>
+        <w:t>保留注释</w:t>
       </w:r>
     </w:p>
     <w:p>
@@ -30296,75 +31757,125 @@
       </w:pPr>
       <w:r>
         <w:rPr>
-          <w:rFonts w:ascii="Times New Roman" w:eastAsia="宋体" w:hAnsi="Times New Roman" w:cs="Times New Roman"/>
-        </w:rPr>
-        <w:t>TutorialTexts.Viewer</w:t>
-      </w:r>
-      <w:r>
-        <w:rPr>
-          <w:rFonts w:ascii="Times New Roman" w:eastAsia="宋体" w:hAnsi="Times New Roman" w:cs="Times New Roman"/>
-        </w:rPr>
-        <w:t>=</w:t>
-      </w:r>
-      <w:r>
-        <w:rPr>
-          <w:rFonts w:ascii="Times New Roman" w:eastAsia="宋体" w:hAnsi="Times New Roman" w:cs="Times New Roman"/>
-        </w:rPr>
-        <w:t xml:space="preserve">BOOLEAN ; </w:t>
-      </w:r>
-      <w:r>
-        <w:rPr>
-          <w:rFonts w:ascii="Times New Roman" w:eastAsia="宋体" w:hAnsi="Times New Roman" w:cs="Times New Roman"/>
-        </w:rPr>
-        <w:t>启用此功能后</w:t>
-      </w:r>
-      <w:r>
-        <w:rPr>
-          <w:rFonts w:ascii="Times New Roman" w:eastAsia="宋体" w:hAnsi="Times New Roman" w:cs="Times New Roman"/>
+          <w:rFonts w:ascii="Times New Roman" w:eastAsia="宋体" w:hAnsi="Times New Roman" w:cs="Times New Roman" w:hint="eastAsia"/>
+        </w:rPr>
+        <w:t xml:space="preserve">SaveMap.PreserveINISorting=BOOLEAN ; </w:t>
+      </w:r>
+      <w:r>
+        <w:rPr>
+          <w:rFonts w:ascii="Times New Roman" w:eastAsia="宋体" w:hAnsi="Times New Roman" w:cs="Times New Roman" w:hint="eastAsia"/>
+        </w:rPr>
+        <w:t>保存地图时维持已有的</w:t>
+      </w:r>
+      <w:r>
+        <w:rPr>
+          <w:rFonts w:ascii="Times New Roman" w:eastAsia="宋体" w:hAnsi="Times New Roman" w:cs="Times New Roman" w:hint="eastAsia"/>
+        </w:rPr>
+        <w:t xml:space="preserve"> ini </w:t>
+      </w:r>
+      <w:r>
+        <w:rPr>
+          <w:rFonts w:ascii="Times New Roman" w:eastAsia="宋体" w:hAnsi="Times New Roman" w:cs="Times New Roman" w:hint="eastAsia"/>
+        </w:rPr>
+        <w:t>小节顺序</w:t>
+      </w:r>
+    </w:p>
+    <w:p>
+      <w:pPr>
+        <w:ind w:firstLineChars="200" w:firstLine="440"/>
+        <w:rPr>
+          <w:rFonts w:ascii="Times New Roman" w:eastAsia="宋体" w:hAnsi="Times New Roman" w:cs="Times New Roman"/>
+        </w:rPr>
+      </w:pPr>
+      <w:r>
+        <w:rPr>
+          <w:rFonts w:ascii="Times New Roman" w:eastAsia="宋体" w:hAnsi="Times New Roman" w:cs="Times New Roman" w:hint="eastAsia"/>
+        </w:rPr>
+        <w:t xml:space="preserve">ExtOverlays=BOOLEAN ; </w:t>
+      </w:r>
+      <w:r>
+        <w:rPr>
+          <w:rFonts w:ascii="Times New Roman" w:eastAsia="宋体" w:hAnsi="Times New Roman" w:cs="Times New Roman" w:hint="eastAsia"/>
+        </w:rPr>
+        <w:t>启用无限覆盖物</w:t>
+      </w:r>
+      <w:r>
+        <w:rPr>
+          <w:rFonts w:ascii="Times New Roman" w:eastAsia="宋体" w:hAnsi="Times New Roman" w:cs="Times New Roman" w:hint="eastAsia"/>
         </w:rPr>
         <w:t xml:space="preserve">, </w:t>
       </w:r>
       <w:r>
         <w:rPr>
-          <w:rFonts w:ascii="Times New Roman" w:eastAsia="宋体" w:hAnsi="Times New Roman" w:cs="Times New Roman"/>
-        </w:rPr>
-        <w:t>当触发参数为</w:t>
-      </w:r>
-      <w:r>
-        <w:rPr>
-          <w:rFonts w:ascii="Times New Roman" w:eastAsia="宋体" w:hAnsi="Times New Roman" w:cs="Times New Roman"/>
-        </w:rPr>
-        <w:t>CSF</w:t>
-      </w:r>
-      <w:r>
-        <w:rPr>
-          <w:rFonts w:ascii="Times New Roman" w:eastAsia="宋体" w:hAnsi="Times New Roman" w:cs="Times New Roman"/>
-        </w:rPr>
-        <w:t>文本时</w:t>
-      </w:r>
-      <w:r>
-        <w:rPr>
-          <w:rFonts w:ascii="Times New Roman" w:eastAsia="宋体" w:hAnsi="Times New Roman" w:cs="Times New Roman"/>
+          <w:rFonts w:ascii="Times New Roman" w:eastAsia="宋体" w:hAnsi="Times New Roman" w:cs="Times New Roman" w:hint="eastAsia"/>
+        </w:rPr>
+        <w:t>当地图中覆盖物索引超过</w:t>
+      </w:r>
+      <w:r>
+        <w:rPr>
+          <w:rFonts w:ascii="Times New Roman" w:eastAsia="宋体" w:hAnsi="Times New Roman" w:cs="Times New Roman" w:hint="eastAsia"/>
+        </w:rPr>
+        <w:t>255</w:t>
+      </w:r>
+      <w:r>
+        <w:rPr>
+          <w:rFonts w:ascii="Times New Roman" w:eastAsia="宋体" w:hAnsi="Times New Roman" w:cs="Times New Roman" w:hint="eastAsia"/>
+        </w:rPr>
+        <w:t>时</w:t>
+      </w:r>
+      <w:r>
+        <w:rPr>
+          <w:rFonts w:ascii="Times New Roman" w:eastAsia="宋体" w:hAnsi="Times New Roman" w:cs="Times New Roman" w:hint="eastAsia"/>
         </w:rPr>
         <w:t xml:space="preserve">, </w:t>
       </w:r>
       <w:r>
         <w:rPr>
-          <w:rFonts w:ascii="Times New Roman" w:eastAsia="宋体" w:hAnsi="Times New Roman" w:cs="Times New Roman"/>
-        </w:rPr>
-        <w:t>点击下拉菜单会弹出</w:t>
-      </w:r>
-      <w:r>
-        <w:rPr>
-          <w:rFonts w:ascii="Times New Roman" w:eastAsia="宋体" w:hAnsi="Times New Roman" w:cs="Times New Roman"/>
-        </w:rPr>
-        <w:t>CSF</w:t>
-      </w:r>
-      <w:r>
-        <w:rPr>
-          <w:rFonts w:ascii="Times New Roman" w:eastAsia="宋体" w:hAnsi="Times New Roman" w:cs="Times New Roman"/>
-        </w:rPr>
-        <w:t>浏览器</w:t>
+          <w:rFonts w:ascii="Times New Roman" w:eastAsia="宋体" w:hAnsi="Times New Roman" w:cs="Times New Roman" w:hint="eastAsia"/>
+        </w:rPr>
+        <w:t>会自动将</w:t>
+      </w:r>
+      <w:r>
+        <w:rPr>
+          <w:rFonts w:ascii="Times New Roman" w:eastAsia="宋体" w:hAnsi="Times New Roman" w:cs="Times New Roman" w:hint="eastAsia"/>
+        </w:rPr>
+        <w:t xml:space="preserve"> NewINIFormat </w:t>
+      </w:r>
+      <w:r>
+        <w:rPr>
+          <w:rFonts w:ascii="Times New Roman" w:eastAsia="宋体" w:hAnsi="Times New Roman" w:cs="Times New Roman" w:hint="eastAsia"/>
+        </w:rPr>
+        <w:t>切换为</w:t>
+      </w:r>
+      <w:r>
+        <w:rPr>
+          <w:rFonts w:ascii="Times New Roman" w:eastAsia="宋体" w:hAnsi="Times New Roman" w:cs="Times New Roman" w:hint="eastAsia"/>
+        </w:rPr>
+        <w:t xml:space="preserve"> 5, </w:t>
+      </w:r>
+      <w:r>
+        <w:rPr>
+          <w:rFonts w:ascii="Times New Roman" w:eastAsia="宋体" w:hAnsi="Times New Roman" w:cs="Times New Roman" w:hint="eastAsia"/>
+        </w:rPr>
+        <w:t>默认为</w:t>
+      </w:r>
+      <w:r>
+        <w:rPr>
+          <w:rFonts w:ascii="Times New Roman" w:eastAsia="宋体" w:hAnsi="Times New Roman" w:cs="Times New Roman" w:hint="eastAsia"/>
+        </w:rPr>
+        <w:t xml:space="preserve"> false (</w:t>
+      </w:r>
+      <w:r>
+        <w:rPr>
+          <w:rFonts w:ascii="Times New Roman" w:eastAsia="宋体" w:hAnsi="Times New Roman" w:cs="Times New Roman" w:hint="eastAsia"/>
+        </w:rPr>
+        <w:t>需要</w:t>
+      </w:r>
+      <w:r>
+        <w:rPr>
+          <w:rFonts w:ascii="Times New Roman" w:eastAsia="宋体" w:hAnsi="Times New Roman" w:cs="Times New Roman" w:hint="eastAsia"/>
+        </w:rPr>
+        <w:t>Phobos)</w:t>
       </w:r>
     </w:p>
     <w:p>
@@ -30378,25 +31889,55 @@
         <w:rPr>
           <w:rFonts w:ascii="Times New Roman" w:eastAsia="宋体" w:hAnsi="Times New Roman" w:cs="Times New Roman" w:hint="eastAsia"/>
         </w:rPr>
-        <w:t xml:space="preserve">ConfirmDelete.SubEntries=BOOLEAN ; </w:t>
-      </w:r>
-      <w:r>
-        <w:rPr>
-          <w:rFonts w:ascii="Times New Roman" w:eastAsia="宋体" w:hAnsi="Times New Roman" w:cs="Times New Roman" w:hint="eastAsia"/>
-        </w:rPr>
-        <w:t>删除删除触发</w:t>
-      </w:r>
-      <w:r>
-        <w:rPr>
-          <w:rFonts w:ascii="Times New Roman" w:eastAsia="宋体" w:hAnsi="Times New Roman" w:cs="Times New Roman" w:hint="eastAsia"/>
-        </w:rPr>
-        <w:t>/</w:t>
-      </w:r>
-      <w:r>
-        <w:rPr>
-          <w:rFonts w:ascii="Times New Roman" w:eastAsia="宋体" w:hAnsi="Times New Roman" w:cs="Times New Roman" w:hint="eastAsia"/>
-        </w:rPr>
-        <w:t>脚本等的子条目时是否需要确认</w:t>
+        <w:t xml:space="preserve">ExtFacings=BOOLEAN ; </w:t>
+      </w:r>
+      <w:r>
+        <w:rPr>
+          <w:rFonts w:ascii="Times New Roman" w:eastAsia="宋体" w:hAnsi="Times New Roman" w:cs="Times New Roman" w:hint="eastAsia"/>
+        </w:rPr>
+        <w:t>启用</w:t>
+      </w:r>
+      <w:r>
+        <w:rPr>
+          <w:rFonts w:ascii="Times New Roman" w:eastAsia="宋体" w:hAnsi="Times New Roman" w:cs="Times New Roman" w:hint="eastAsia"/>
+        </w:rPr>
+        <w:t>32</w:t>
+      </w:r>
+      <w:r>
+        <w:rPr>
+          <w:rFonts w:ascii="Times New Roman" w:eastAsia="宋体" w:hAnsi="Times New Roman" w:cs="Times New Roman" w:hint="eastAsia"/>
+        </w:rPr>
+        <w:t>向面向</w:t>
+      </w:r>
+      <w:r>
+        <w:rPr>
+          <w:rFonts w:ascii="Times New Roman" w:eastAsia="宋体" w:hAnsi="Times New Roman" w:cs="Times New Roman" w:hint="eastAsia"/>
+        </w:rPr>
+        <w:t xml:space="preserve">, </w:t>
+      </w:r>
+      <w:r>
+        <w:rPr>
+          <w:rFonts w:ascii="Times New Roman" w:eastAsia="宋体" w:hAnsi="Times New Roman" w:cs="Times New Roman" w:hint="eastAsia"/>
+        </w:rPr>
+        <w:t>会导致内存占用增大</w:t>
+      </w:r>
+      <w:r>
+        <w:rPr>
+          <w:rFonts w:ascii="Times New Roman" w:eastAsia="宋体" w:hAnsi="Times New Roman" w:cs="Times New Roman" w:hint="eastAsia"/>
+        </w:rPr>
+        <w:t xml:space="preserve">, </w:t>
+      </w:r>
+      <w:r>
+        <w:rPr>
+          <w:rFonts w:ascii="Times New Roman" w:eastAsia="宋体" w:hAnsi="Times New Roman" w:cs="Times New Roman" w:hint="eastAsia"/>
+        </w:rPr>
+        <w:t>默认为</w:t>
+      </w:r>
+      <w:r>
+        <w:rPr>
+          <w:rFonts w:ascii="Times New Roman" w:eastAsia="宋体" w:hAnsi="Times New Roman" w:cs="Times New Roman" w:hint="eastAsia"/>
+        </w:rPr>
+        <w:t xml:space="preserve"> false</w:t>
       </w:r>
     </w:p>
     <w:p>
@@ -30408,57 +31949,117 @@
       </w:pPr>
       <w:r>
         <w:rPr>
-          <w:rFonts w:ascii="Times New Roman" w:eastAsia="宋体" w:hAnsi="Times New Roman" w:cs="Times New Roman"/>
-        </w:rPr>
-        <w:t>CloneWithOrderedID</w:t>
-      </w:r>
-      <w:r>
-        <w:rPr>
-          <w:rFonts w:ascii="Times New Roman" w:eastAsia="宋体" w:hAnsi="Times New Roman" w:cs="Times New Roman"/>
-        </w:rPr>
-        <w:t>=</w:t>
-      </w:r>
-      <w:r>
-        <w:rPr>
-          <w:rFonts w:ascii="Times New Roman" w:eastAsia="宋体" w:hAnsi="Times New Roman" w:cs="Times New Roman"/>
-        </w:rPr>
-        <w:t xml:space="preserve">BOOLEAN ; </w:t>
-      </w:r>
-      <w:r>
-        <w:rPr>
-          <w:rFonts w:ascii="Times New Roman" w:eastAsia="宋体" w:hAnsi="Times New Roman" w:cs="Times New Roman"/>
-        </w:rPr>
-        <w:t>启用此功能后</w:t>
-      </w:r>
-      <w:r>
-        <w:rPr>
-          <w:rFonts w:ascii="Times New Roman" w:eastAsia="宋体" w:hAnsi="Times New Roman" w:cs="Times New Roman"/>
+          <w:rFonts w:ascii="Times New Roman" w:eastAsia="宋体" w:hAnsi="Times New Roman" w:cs="Times New Roman" w:hint="eastAsia"/>
+        </w:rPr>
+        <w:t xml:space="preserve">ExtFacings.Drag=BOOLEAN ; </w:t>
+      </w:r>
+      <w:r>
+        <w:rPr>
+          <w:rFonts w:ascii="Times New Roman" w:eastAsia="宋体" w:hAnsi="Times New Roman" w:cs="Times New Roman" w:hint="eastAsia"/>
+        </w:rPr>
+        <w:t>启用</w:t>
+      </w:r>
+      <w:r>
+        <w:rPr>
+          <w:rFonts w:ascii="Times New Roman" w:eastAsia="宋体" w:hAnsi="Times New Roman" w:cs="Times New Roman" w:hint="eastAsia"/>
+        </w:rPr>
+        <w:t>32</w:t>
+      </w:r>
+      <w:r>
+        <w:rPr>
+          <w:rFonts w:ascii="Times New Roman" w:eastAsia="宋体" w:hAnsi="Times New Roman" w:cs="Times New Roman" w:hint="eastAsia"/>
+        </w:rPr>
+        <w:t>向拖拽</w:t>
+      </w:r>
+      <w:r>
+        <w:rPr>
+          <w:rFonts w:ascii="Times New Roman" w:eastAsia="宋体" w:hAnsi="Times New Roman" w:cs="Times New Roman" w:hint="eastAsia"/>
         </w:rPr>
         <w:t xml:space="preserve">, </w:t>
       </w:r>
       <w:r>
         <w:rPr>
-          <w:rFonts w:ascii="Times New Roman" w:eastAsia="宋体" w:hAnsi="Times New Roman" w:cs="Times New Roman"/>
-        </w:rPr>
-        <w:t>复制触发、小队、特遣、脚本、</w:t>
-      </w:r>
-      <w:r>
-        <w:rPr>
-          <w:rFonts w:ascii="Times New Roman" w:eastAsia="宋体" w:hAnsi="Times New Roman" w:cs="Times New Roman"/>
-        </w:rPr>
-        <w:t>AI</w:t>
-      </w:r>
-      <w:r>
-        <w:rPr>
-          <w:rFonts w:ascii="Times New Roman" w:eastAsia="宋体" w:hAnsi="Times New Roman" w:cs="Times New Roman"/>
-        </w:rPr>
-        <w:t>触发时，都会在名称最后新增递增编号，而不是</w:t>
-      </w:r>
-      <w:r>
-        <w:rPr>
-          <w:rFonts w:ascii="Times New Roman" w:eastAsia="宋体" w:hAnsi="Times New Roman" w:cs="Times New Roman"/>
-        </w:rPr>
-        <w:t>Clone</w:t>
+          <w:rFonts w:ascii="Times New Roman" w:eastAsia="宋体" w:hAnsi="Times New Roman" w:cs="Times New Roman" w:hint="eastAsia"/>
+        </w:rPr>
+        <w:t>如果该值为</w:t>
+      </w:r>
+      <w:r>
+        <w:rPr>
+          <w:rFonts w:ascii="Times New Roman" w:eastAsia="宋体" w:hAnsi="Times New Roman" w:cs="Times New Roman" w:hint="eastAsia"/>
+        </w:rPr>
+        <w:t xml:space="preserve"> true, </w:t>
+      </w:r>
+      <w:r>
+        <w:rPr>
+          <w:rFonts w:ascii="Times New Roman" w:eastAsia="宋体" w:hAnsi="Times New Roman" w:cs="Times New Roman" w:hint="eastAsia"/>
+        </w:rPr>
+        <w:t>则按住</w:t>
+      </w:r>
+      <w:r>
+        <w:rPr>
+          <w:rFonts w:ascii="Times New Roman" w:eastAsia="宋体" w:hAnsi="Times New Roman" w:cs="Times New Roman" w:hint="eastAsia"/>
+        </w:rPr>
+        <w:t xml:space="preserve"> ctrl </w:t>
+      </w:r>
+      <w:r>
+        <w:rPr>
+          <w:rFonts w:ascii="Times New Roman" w:eastAsia="宋体" w:hAnsi="Times New Roman" w:cs="Times New Roman" w:hint="eastAsia"/>
+        </w:rPr>
+        <w:t>对单位进行拖拽可选</w:t>
+      </w:r>
+      <w:r>
+        <w:rPr>
+          <w:rFonts w:ascii="Times New Roman" w:eastAsia="宋体" w:hAnsi="Times New Roman" w:cs="Times New Roman" w:hint="eastAsia"/>
+        </w:rPr>
+        <w:t>32</w:t>
+      </w:r>
+      <w:r>
+        <w:rPr>
+          <w:rFonts w:ascii="Times New Roman" w:eastAsia="宋体" w:hAnsi="Times New Roman" w:cs="Times New Roman" w:hint="eastAsia"/>
+        </w:rPr>
+        <w:t>向</w:t>
+      </w:r>
+      <w:r>
+        <w:rPr>
+          <w:rFonts w:ascii="Times New Roman" w:eastAsia="宋体" w:hAnsi="Times New Roman" w:cs="Times New Roman" w:hint="eastAsia"/>
+        </w:rPr>
+        <w:t xml:space="preserve">, </w:t>
+      </w:r>
+      <w:r>
+        <w:rPr>
+          <w:rFonts w:ascii="Times New Roman" w:eastAsia="宋体" w:hAnsi="Times New Roman" w:cs="Times New Roman" w:hint="eastAsia"/>
+        </w:rPr>
+        <w:t>否则为</w:t>
+      </w:r>
+      <w:r>
+        <w:rPr>
+          <w:rFonts w:ascii="Times New Roman" w:eastAsia="宋体" w:hAnsi="Times New Roman" w:cs="Times New Roman" w:hint="eastAsia"/>
+        </w:rPr>
+        <w:t>8</w:t>
+      </w:r>
+      <w:r>
+        <w:rPr>
+          <w:rFonts w:ascii="Times New Roman" w:eastAsia="宋体" w:hAnsi="Times New Roman" w:cs="Times New Roman" w:hint="eastAsia"/>
+        </w:rPr>
+        <w:t>向</w:t>
+      </w:r>
+      <w:r>
+        <w:rPr>
+          <w:rFonts w:ascii="Times New Roman" w:eastAsia="宋体" w:hAnsi="Times New Roman" w:cs="Times New Roman" w:hint="eastAsia"/>
+        </w:rPr>
+        <w:t xml:space="preserve">, </w:t>
+      </w:r>
+      <w:r>
+        <w:rPr>
+          <w:rFonts w:ascii="Times New Roman" w:eastAsia="宋体" w:hAnsi="Times New Roman" w:cs="Times New Roman" w:hint="eastAsia"/>
+        </w:rPr>
+        <w:t>默认为</w:t>
+      </w:r>
+      <w:r>
+        <w:rPr>
+          <w:rFonts w:ascii="Times New Roman" w:eastAsia="宋体" w:hAnsi="Times New Roman" w:cs="Times New Roman" w:hint="eastAsia"/>
+        </w:rPr>
+        <w:t xml:space="preserve"> false</w:t>
       </w:r>
     </w:p>
     <w:p>
@@ -30472,13 +32073,19 @@
         <w:rPr>
           <w:rFonts w:ascii="Times New Roman" w:eastAsia="宋体" w:hAnsi="Times New Roman" w:cs="Times New Roman" w:hint="eastAsia"/>
         </w:rPr>
-        <w:t xml:space="preserve">UseSequentialIndexing=BOOLEAN ; </w:t>
-      </w:r>
-      <w:r>
-        <w:rPr>
-          <w:rFonts w:ascii="Times New Roman" w:eastAsia="宋体" w:hAnsi="Times New Roman" w:cs="Times New Roman" w:hint="eastAsia"/>
-        </w:rPr>
-        <w:t>启用此功能后</w:t>
+        <w:t>ExtFacings.DragPreview=</w:t>
+      </w:r>
+      <w:r>
+        <w:rPr>
+          <w:rFonts w:ascii="Times New Roman" w:eastAsia="宋体" w:hAnsi="Times New Roman" w:cs="Times New Roman" w:hint="eastAsia"/>
+        </w:rPr>
+        <w:t>BOOLEAN ;</w:t>
+      </w:r>
+      <w:r>
+        <w:rPr>
+          <w:rFonts w:ascii="Times New Roman" w:eastAsia="宋体" w:hAnsi="Times New Roman" w:cs="Times New Roman" w:hint="eastAsia"/>
+        </w:rPr>
+        <w:t>启用拖拽面向的实时预览</w:t>
       </w:r>
       <w:r>
         <w:rPr>
@@ -30490,37 +32097,13 @@
         <w:rPr>
           <w:rFonts w:ascii="Times New Roman" w:eastAsia="宋体" w:hAnsi="Times New Roman" w:cs="Times New Roman" w:hint="eastAsia"/>
         </w:rPr>
-        <w:t>创建触发、小队、特遣、脚本、</w:t>
-      </w:r>
-      <w:r>
-        <w:rPr>
-          <w:rFonts w:ascii="Times New Roman" w:eastAsia="宋体" w:hAnsi="Times New Roman" w:cs="Times New Roman" w:hint="eastAsia"/>
-        </w:rPr>
-        <w:t>AI</w:t>
-      </w:r>
-      <w:r>
-        <w:rPr>
-          <w:rFonts w:ascii="Times New Roman" w:eastAsia="宋体" w:hAnsi="Times New Roman" w:cs="Times New Roman" w:hint="eastAsia"/>
-        </w:rPr>
-        <w:t>触发时，会在当前最大</w:t>
-      </w:r>
-      <w:r>
-        <w:rPr>
-          <w:rFonts w:ascii="Times New Roman" w:eastAsia="宋体" w:hAnsi="Times New Roman" w:cs="Times New Roman" w:hint="eastAsia"/>
-        </w:rPr>
-        <w:t>ID</w:t>
-      </w:r>
-      <w:r>
-        <w:rPr>
-          <w:rFonts w:ascii="Times New Roman" w:eastAsia="宋体" w:hAnsi="Times New Roman" w:cs="Times New Roman" w:hint="eastAsia"/>
-        </w:rPr>
-        <w:t>后递增，而不是寻找第一个可用</w:t>
-      </w:r>
-      <w:r>
-        <w:rPr>
-          <w:rFonts w:ascii="Times New Roman" w:eastAsia="宋体" w:hAnsi="Times New Roman" w:cs="Times New Roman" w:hint="eastAsia"/>
-        </w:rPr>
-        <w:t>ID</w:t>
+        <w:t>默认为</w:t>
+      </w:r>
+      <w:r>
+        <w:rPr>
+          <w:rFonts w:ascii="Times New Roman" w:eastAsia="宋体" w:hAnsi="Times New Roman" w:cs="Times New Roman" w:hint="eastAsia"/>
+        </w:rPr>
+        <w:t xml:space="preserve"> true</w:t>
       </w:r>
     </w:p>
     <w:p>
@@ -30534,75 +32117,8 @@
         <w:rPr>
           <w:rFonts w:ascii="Times New Roman" w:eastAsia="宋体" w:hAnsi="Times New Roman" w:cs="Times New Roman" w:hint="eastAsia"/>
         </w:rPr>
-        <w:t>UseSeparateIndexing</w:t>
-      </w:r>
-      <w:r>
-        <w:rPr>
-          <w:rFonts w:ascii="Times New Roman" w:eastAsia="宋体" w:hAnsi="Times New Roman" w:cs="Times New Roman" w:hint="eastAsia"/>
-        </w:rPr>
-        <w:t xml:space="preserve">=BOOLEAN ; </w:t>
-      </w:r>
-      <w:r>
-        <w:rPr>
-          <w:rFonts w:ascii="Times New Roman" w:eastAsia="宋体" w:hAnsi="Times New Roman" w:cs="Times New Roman" w:hint="eastAsia"/>
-        </w:rPr>
-        <w:t>启用此功能后</w:t>
-      </w:r>
-      <w:r>
-        <w:rPr>
-          <w:rFonts w:ascii="Times New Roman" w:eastAsia="宋体" w:hAnsi="Times New Roman" w:cs="Times New Roman" w:hint="eastAsia"/>
-        </w:rPr>
-        <w:t xml:space="preserve">, </w:t>
-      </w:r>
-      <w:r>
-        <w:rPr>
-          <w:rFonts w:ascii="Times New Roman" w:eastAsia="宋体" w:hAnsi="Times New Roman" w:cs="Times New Roman" w:hint="eastAsia"/>
-        </w:rPr>
-        <w:t>创建触发、小队、特遣、脚本、</w:t>
-      </w:r>
-      <w:r>
-        <w:rPr>
-          <w:rFonts w:ascii="Times New Roman" w:eastAsia="宋体" w:hAnsi="Times New Roman" w:cs="Times New Roman" w:hint="eastAsia"/>
-        </w:rPr>
-        <w:t>AI</w:t>
-      </w:r>
-      <w:r>
-        <w:rPr>
-          <w:rFonts w:ascii="Times New Roman" w:eastAsia="宋体" w:hAnsi="Times New Roman" w:cs="Times New Roman" w:hint="eastAsia"/>
-        </w:rPr>
-        <w:t>触发时，</w:t>
-      </w:r>
-      <w:r>
-        <w:rPr>
-          <w:rFonts w:ascii="Times New Roman" w:eastAsia="宋体" w:hAnsi="Times New Roman" w:cs="Times New Roman" w:hint="eastAsia"/>
-        </w:rPr>
-        <w:t>会分配独立的后缀（如触发后缀为</w:t>
-      </w:r>
-      <w:r>
-        <w:rPr>
-          <w:rFonts w:ascii="Times New Roman" w:eastAsia="宋体" w:hAnsi="Times New Roman" w:cs="Times New Roman" w:hint="eastAsia"/>
-        </w:rPr>
-        <w:t>-TR</w:t>
-      </w:r>
-      <w:r>
-        <w:rPr>
-          <w:rFonts w:ascii="Times New Roman" w:eastAsia="宋体" w:hAnsi="Times New Roman" w:cs="Times New Roman" w:hint="eastAsia"/>
-        </w:rPr>
-        <w:t>）</w:t>
-      </w:r>
-    </w:p>
-    <w:p>
-      <w:pPr>
-        <w:ind w:firstLineChars="200" w:firstLine="440"/>
-        <w:rPr>
-          <w:rFonts w:ascii="Times New Roman" w:eastAsia="宋体" w:hAnsi="Times New Roman" w:cs="Times New Roman"/>
-        </w:rPr>
-      </w:pPr>
-      <w:r>
-        <w:rPr>
-          <w:rFonts w:ascii="Times New Roman" w:eastAsia="宋体" w:hAnsi="Times New Roman" w:cs="Times New Roman" w:hint="eastAsia"/>
-        </w:rPr>
-        <w:t>DisplayTriggerEnableInfo=</w:t>
+        <w:lastRenderedPageBreak/>
+        <w:t>ExtFacings.Scroll=</w:t>
       </w:r>
       <w:r>
         <w:rPr>
@@ -30614,1577 +32130,67 @@
         <w:rPr>
           <w:rFonts w:ascii="Times New Roman" w:eastAsia="宋体" w:hAnsi="Times New Roman" w:cs="Times New Roman" w:hint="eastAsia"/>
         </w:rPr>
+        <w:t>启用</w:t>
+      </w:r>
+      <w:r>
+        <w:rPr>
+          <w:rFonts w:ascii="Times New Roman" w:eastAsia="宋体" w:hAnsi="Times New Roman" w:cs="Times New Roman" w:hint="eastAsia"/>
+        </w:rPr>
+        <w:t>32</w:t>
+      </w:r>
+      <w:r>
+        <w:rPr>
+          <w:rFonts w:ascii="Times New Roman" w:eastAsia="宋体" w:hAnsi="Times New Roman" w:cs="Times New Roman" w:hint="eastAsia"/>
+        </w:rPr>
+        <w:t>向的摆放时滚轮调整朝向</w:t>
+      </w:r>
+      <w:r>
+        <w:rPr>
+          <w:rFonts w:ascii="Times New Roman" w:eastAsia="宋体" w:hAnsi="Times New Roman" w:cs="Times New Roman" w:hint="eastAsia"/>
+        </w:rPr>
+        <w:t>,</w:t>
+      </w:r>
+      <w:r>
+        <w:rPr>
+          <w:rFonts w:ascii="Times New Roman" w:eastAsia="宋体" w:hAnsi="Times New Roman" w:cs="Times New Roman" w:hint="eastAsia"/>
+        </w:rPr>
         <w:t xml:space="preserve"> </w:t>
       </w:r>
       <w:r>
         <w:rPr>
           <w:rFonts w:ascii="Times New Roman" w:eastAsia="宋体" w:hAnsi="Times New Roman" w:cs="Times New Roman" w:hint="eastAsia"/>
         </w:rPr>
-        <w:t>在触发编辑器下拉菜单显示触发的禁止状态</w:t>
-      </w:r>
-      <w:r>
-        <w:rPr>
-          <w:rFonts w:ascii="Times New Roman" w:eastAsia="宋体" w:hAnsi="Times New Roman" w:cs="Times New Roman" w:hint="eastAsia"/>
-        </w:rPr>
-        <w:t xml:space="preserve">, </w:t>
+        <w:t>否则为</w:t>
+      </w:r>
+      <w:r>
+        <w:rPr>
+          <w:rFonts w:ascii="Times New Roman" w:eastAsia="宋体" w:hAnsi="Times New Roman" w:cs="Times New Roman" w:hint="eastAsia"/>
+        </w:rPr>
+        <w:t>8</w:t>
+      </w:r>
+      <w:r>
+        <w:rPr>
+          <w:rFonts w:ascii="Times New Roman" w:eastAsia="宋体" w:hAnsi="Times New Roman" w:cs="Times New Roman" w:hint="eastAsia"/>
+        </w:rPr>
+        <w:t>向</w:t>
+      </w:r>
+      <w:r>
+        <w:rPr>
+          <w:rFonts w:ascii="Times New Roman" w:eastAsia="宋体" w:hAnsi="Times New Roman" w:cs="Times New Roman" w:hint="eastAsia"/>
+        </w:rPr>
+        <w:t>,</w:t>
+      </w:r>
+      <w:r>
+        <w:rPr>
+          <w:rFonts w:ascii="Times New Roman" w:eastAsia="宋体" w:hAnsi="Times New Roman" w:cs="Times New Roman" w:hint="eastAsia"/>
+        </w:rPr>
+        <w:t xml:space="preserve"> </w:t>
       </w:r>
       <w:r>
         <w:rPr>
           <w:rFonts w:ascii="Times New Roman" w:eastAsia="宋体" w:hAnsi="Times New Roman" w:cs="Times New Roman" w:hint="eastAsia"/>
         </w:rPr>
         <w:t>默认为</w:t>
-      </w:r>
-      <w:r>
-        <w:rPr>
-          <w:rFonts w:ascii="Times New Roman" w:eastAsia="宋体" w:hAnsi="Times New Roman" w:cs="Times New Roman" w:hint="eastAsia"/>
-        </w:rPr>
-        <w:t xml:space="preserve"> true</w:t>
-      </w:r>
-    </w:p>
-    <w:p>
-      <w:pPr>
-        <w:ind w:firstLineChars="200" w:firstLine="440"/>
-        <w:rPr>
-          <w:rFonts w:ascii="Times New Roman" w:eastAsia="宋体" w:hAnsi="Times New Roman" w:cs="Times New Roman"/>
-        </w:rPr>
-      </w:pPr>
-      <w:r>
-        <w:rPr>
-          <w:rFonts w:ascii="Times New Roman" w:eastAsia="宋体" w:hAnsi="Times New Roman" w:cs="Times New Roman" w:hint="eastAsia"/>
-        </w:rPr>
-        <w:t>AttachedTriggerIsSelfCheck=</w:t>
-      </w:r>
-      <w:r>
-        <w:rPr>
-          <w:rFonts w:ascii="Times New Roman" w:eastAsia="宋体" w:hAnsi="Times New Roman" w:cs="Times New Roman" w:hint="eastAsia"/>
-        </w:rPr>
-        <w:t>BOOLEAN ;</w:t>
-      </w:r>
-      <w:r>
-        <w:rPr>
-          <w:rFonts w:ascii="Times New Roman" w:eastAsia="宋体" w:hAnsi="Times New Roman" w:cs="Times New Roman" w:hint="eastAsia"/>
-        </w:rPr>
-        <w:t>检查下级触发是否是自身</w:t>
-      </w:r>
-    </w:p>
-    <w:p>
-      <w:pPr>
-        <w:ind w:firstLineChars="200" w:firstLine="440"/>
-        <w:rPr>
-          <w:rFonts w:ascii="Times New Roman" w:eastAsia="宋体" w:hAnsi="Times New Roman" w:cs="Times New Roman"/>
-        </w:rPr>
-      </w:pPr>
-      <w:r>
-        <w:rPr>
-          <w:rFonts w:ascii="Times New Roman" w:eastAsia="宋体" w:hAnsi="Times New Roman" w:cs="Times New Roman" w:hint="eastAsia"/>
-        </w:rPr>
-        <w:t>SortByLabelName</w:t>
-      </w:r>
-      <w:r>
-        <w:rPr>
-          <w:rFonts w:ascii="Times New Roman" w:eastAsia="宋体" w:hAnsi="Times New Roman" w:cs="Times New Roman" w:hint="eastAsia"/>
-        </w:rPr>
-        <w:t>=</w:t>
-      </w:r>
-      <w:r>
-        <w:rPr>
-          <w:rFonts w:ascii="Times New Roman" w:eastAsia="宋体" w:hAnsi="Times New Roman" w:cs="Times New Roman" w:hint="eastAsia"/>
-        </w:rPr>
-        <w:t xml:space="preserve">BOOLEAN ; </w:t>
-      </w:r>
-      <w:r>
-        <w:rPr>
-          <w:rFonts w:ascii="Times New Roman" w:eastAsia="宋体" w:hAnsi="Times New Roman" w:cs="Times New Roman" w:hint="eastAsia"/>
-        </w:rPr>
-        <w:t>在触发编辑器、小队、特遣部队、动作脚本、地形生成器中</w:t>
-      </w:r>
-      <w:r>
-        <w:rPr>
-          <w:rFonts w:ascii="Times New Roman" w:eastAsia="宋体" w:hAnsi="Times New Roman" w:cs="Times New Roman" w:hint="eastAsia"/>
-        </w:rPr>
-        <w:t xml:space="preserve">, </w:t>
-      </w:r>
-      <w:r>
-        <w:rPr>
-          <w:rFonts w:ascii="Times New Roman" w:eastAsia="宋体" w:hAnsi="Times New Roman" w:cs="Times New Roman" w:hint="eastAsia"/>
-        </w:rPr>
-        <w:t>是否依据名称而不是</w:t>
-      </w:r>
-      <w:r>
-        <w:rPr>
-          <w:rFonts w:ascii="Times New Roman" w:eastAsia="宋体" w:hAnsi="Times New Roman" w:cs="Times New Roman" w:hint="eastAsia"/>
-        </w:rPr>
-        <w:t>ID</w:t>
-      </w:r>
-      <w:r>
-        <w:rPr>
-          <w:rFonts w:ascii="Times New Roman" w:eastAsia="宋体" w:hAnsi="Times New Roman" w:cs="Times New Roman" w:hint="eastAsia"/>
-        </w:rPr>
-        <w:t>进行排序</w:t>
-      </w:r>
-    </w:p>
-    <w:p>
-      <w:pPr>
-        <w:ind w:firstLineChars="200" w:firstLine="440"/>
-        <w:rPr>
-          <w:rFonts w:ascii="Times New Roman" w:eastAsia="宋体" w:hAnsi="Times New Roman" w:cs="Times New Roman"/>
-        </w:rPr>
-      </w:pPr>
-      <w:r>
-        <w:rPr>
-          <w:rFonts w:ascii="Times New Roman" w:eastAsia="宋体" w:hAnsi="Times New Roman" w:cs="Times New Roman" w:hint="eastAsia"/>
-        </w:rPr>
-        <w:t xml:space="preserve">SortByLabelName.Team=BOOLEAN ; </w:t>
-      </w:r>
-      <w:r>
-        <w:rPr>
-          <w:rFonts w:ascii="Times New Roman" w:eastAsia="宋体" w:hAnsi="Times New Roman" w:cs="Times New Roman" w:hint="eastAsia"/>
-        </w:rPr>
-        <w:t>在排序小队时</w:t>
-      </w:r>
-      <w:r>
-        <w:rPr>
-          <w:rFonts w:ascii="Times New Roman" w:eastAsia="宋体" w:hAnsi="Times New Roman" w:cs="Times New Roman" w:hint="eastAsia"/>
-        </w:rPr>
-        <w:t xml:space="preserve">, </w:t>
-      </w:r>
-      <w:r>
-        <w:rPr>
-          <w:rFonts w:ascii="Times New Roman" w:eastAsia="宋体" w:hAnsi="Times New Roman" w:cs="Times New Roman" w:hint="eastAsia"/>
-        </w:rPr>
-        <w:t>是否依据名称而不是</w:t>
-      </w:r>
-      <w:r>
-        <w:rPr>
-          <w:rFonts w:ascii="Times New Roman" w:eastAsia="宋体" w:hAnsi="Times New Roman" w:cs="Times New Roman" w:hint="eastAsia"/>
-        </w:rPr>
-        <w:t>ID</w:t>
-      </w:r>
-      <w:r>
-        <w:rPr>
-          <w:rFonts w:ascii="Times New Roman" w:eastAsia="宋体" w:hAnsi="Times New Roman" w:cs="Times New Roman" w:hint="eastAsia"/>
-        </w:rPr>
-        <w:t>进行排序</w:t>
-      </w:r>
-      <w:r>
-        <w:rPr>
-          <w:rFonts w:ascii="Times New Roman" w:eastAsia="宋体" w:hAnsi="Times New Roman" w:cs="Times New Roman" w:hint="eastAsia"/>
-        </w:rPr>
-        <w:t xml:space="preserve">, </w:t>
-      </w:r>
-      <w:r>
-        <w:rPr>
-          <w:rFonts w:ascii="Times New Roman" w:eastAsia="宋体" w:hAnsi="Times New Roman" w:cs="Times New Roman" w:hint="eastAsia"/>
-        </w:rPr>
-        <w:t>覆盖</w:t>
-      </w:r>
-      <w:r>
-        <w:rPr>
-          <w:rFonts w:ascii="Times New Roman" w:eastAsia="宋体" w:hAnsi="Times New Roman" w:cs="Times New Roman" w:hint="eastAsia"/>
-        </w:rPr>
-        <w:t xml:space="preserve"> SortByLabelName </w:t>
-      </w:r>
-      <w:r>
-        <w:rPr>
-          <w:rFonts w:ascii="Times New Roman" w:eastAsia="宋体" w:hAnsi="Times New Roman" w:cs="Times New Roman" w:hint="eastAsia"/>
-        </w:rPr>
-        <w:t>设置</w:t>
-      </w:r>
-    </w:p>
-    <w:p>
-      <w:pPr>
-        <w:ind w:firstLineChars="200" w:firstLine="440"/>
-        <w:rPr>
-          <w:rFonts w:ascii="Times New Roman" w:eastAsia="宋体" w:hAnsi="Times New Roman" w:cs="Times New Roman"/>
-        </w:rPr>
-      </w:pPr>
-      <w:r>
-        <w:rPr>
-          <w:rFonts w:ascii="Times New Roman" w:eastAsia="宋体" w:hAnsi="Times New Roman" w:cs="Times New Roman" w:hint="eastAsia"/>
-        </w:rPr>
-        <w:t xml:space="preserve">SortByLabelName.Script=BOOLEAN ; </w:t>
-      </w:r>
-      <w:r>
-        <w:rPr>
-          <w:rFonts w:ascii="Times New Roman" w:eastAsia="宋体" w:hAnsi="Times New Roman" w:cs="Times New Roman" w:hint="eastAsia"/>
-        </w:rPr>
-        <w:t>在排序脚本时</w:t>
-      </w:r>
-      <w:r>
-        <w:rPr>
-          <w:rFonts w:ascii="Times New Roman" w:eastAsia="宋体" w:hAnsi="Times New Roman" w:cs="Times New Roman" w:hint="eastAsia"/>
-        </w:rPr>
-        <w:t xml:space="preserve">, </w:t>
-      </w:r>
-      <w:r>
-        <w:rPr>
-          <w:rFonts w:ascii="Times New Roman" w:eastAsia="宋体" w:hAnsi="Times New Roman" w:cs="Times New Roman" w:hint="eastAsia"/>
-        </w:rPr>
-        <w:t>是否依据名称而不是</w:t>
-      </w:r>
-      <w:r>
-        <w:rPr>
-          <w:rFonts w:ascii="Times New Roman" w:eastAsia="宋体" w:hAnsi="Times New Roman" w:cs="Times New Roman" w:hint="eastAsia"/>
-        </w:rPr>
-        <w:t>ID</w:t>
-      </w:r>
-      <w:r>
-        <w:rPr>
-          <w:rFonts w:ascii="Times New Roman" w:eastAsia="宋体" w:hAnsi="Times New Roman" w:cs="Times New Roman" w:hint="eastAsia"/>
-        </w:rPr>
-        <w:t>进行排序</w:t>
-      </w:r>
-      <w:r>
-        <w:rPr>
-          <w:rFonts w:ascii="Times New Roman" w:eastAsia="宋体" w:hAnsi="Times New Roman" w:cs="Times New Roman" w:hint="eastAsia"/>
-        </w:rPr>
-        <w:t xml:space="preserve">, </w:t>
-      </w:r>
-      <w:r>
-        <w:rPr>
-          <w:rFonts w:ascii="Times New Roman" w:eastAsia="宋体" w:hAnsi="Times New Roman" w:cs="Times New Roman" w:hint="eastAsia"/>
-        </w:rPr>
-        <w:t>覆盖</w:t>
-      </w:r>
-      <w:r>
-        <w:rPr>
-          <w:rFonts w:ascii="Times New Roman" w:eastAsia="宋体" w:hAnsi="Times New Roman" w:cs="Times New Roman" w:hint="eastAsia"/>
-        </w:rPr>
-        <w:t xml:space="preserve"> SortByLabelName </w:t>
-      </w:r>
-      <w:r>
-        <w:rPr>
-          <w:rFonts w:ascii="Times New Roman" w:eastAsia="宋体" w:hAnsi="Times New Roman" w:cs="Times New Roman" w:hint="eastAsia"/>
-        </w:rPr>
-        <w:t>设置</w:t>
-      </w:r>
-    </w:p>
-    <w:p>
-      <w:pPr>
-        <w:ind w:firstLineChars="200" w:firstLine="440"/>
-        <w:rPr>
-          <w:rFonts w:ascii="Times New Roman" w:eastAsia="宋体" w:hAnsi="Times New Roman" w:cs="Times New Roman"/>
-        </w:rPr>
-      </w:pPr>
-      <w:r>
-        <w:rPr>
-          <w:rFonts w:ascii="Times New Roman" w:eastAsia="宋体" w:hAnsi="Times New Roman" w:cs="Times New Roman" w:hint="eastAsia"/>
-        </w:rPr>
-        <w:t>SortByLabelName.Trigger=BOOLEAN ;</w:t>
-      </w:r>
-      <w:r>
-        <w:rPr>
-          <w:rFonts w:ascii="Times New Roman" w:eastAsia="宋体" w:hAnsi="Times New Roman" w:cs="Times New Roman" w:hint="eastAsia"/>
-        </w:rPr>
-        <w:t xml:space="preserve"> </w:t>
-      </w:r>
-      <w:r>
-        <w:rPr>
-          <w:rFonts w:ascii="Times New Roman" w:eastAsia="宋体" w:hAnsi="Times New Roman" w:cs="Times New Roman" w:hint="eastAsia"/>
-        </w:rPr>
-        <w:t>在排序触发时</w:t>
-      </w:r>
-      <w:r>
-        <w:rPr>
-          <w:rFonts w:ascii="Times New Roman" w:eastAsia="宋体" w:hAnsi="Times New Roman" w:cs="Times New Roman" w:hint="eastAsia"/>
-        </w:rPr>
-        <w:t xml:space="preserve">, </w:t>
-      </w:r>
-      <w:r>
-        <w:rPr>
-          <w:rFonts w:ascii="Times New Roman" w:eastAsia="宋体" w:hAnsi="Times New Roman" w:cs="Times New Roman" w:hint="eastAsia"/>
-        </w:rPr>
-        <w:t>是否依据名称而不是</w:t>
-      </w:r>
-      <w:r>
-        <w:rPr>
-          <w:rFonts w:ascii="Times New Roman" w:eastAsia="宋体" w:hAnsi="Times New Roman" w:cs="Times New Roman" w:hint="eastAsia"/>
-        </w:rPr>
-        <w:t>ID</w:t>
-      </w:r>
-      <w:r>
-        <w:rPr>
-          <w:rFonts w:ascii="Times New Roman" w:eastAsia="宋体" w:hAnsi="Times New Roman" w:cs="Times New Roman" w:hint="eastAsia"/>
-        </w:rPr>
-        <w:t>进行排序</w:t>
-      </w:r>
-      <w:r>
-        <w:rPr>
-          <w:rFonts w:ascii="Times New Roman" w:eastAsia="宋体" w:hAnsi="Times New Roman" w:cs="Times New Roman" w:hint="eastAsia"/>
-        </w:rPr>
-        <w:t xml:space="preserve">, </w:t>
-      </w:r>
-      <w:r>
-        <w:rPr>
-          <w:rFonts w:ascii="Times New Roman" w:eastAsia="宋体" w:hAnsi="Times New Roman" w:cs="Times New Roman" w:hint="eastAsia"/>
-        </w:rPr>
-        <w:t>覆盖</w:t>
-      </w:r>
-      <w:r>
-        <w:rPr>
-          <w:rFonts w:ascii="Times New Roman" w:eastAsia="宋体" w:hAnsi="Times New Roman" w:cs="Times New Roman" w:hint="eastAsia"/>
-        </w:rPr>
-        <w:t xml:space="preserve"> SortByLabelName </w:t>
-      </w:r>
-      <w:r>
-        <w:rPr>
-          <w:rFonts w:ascii="Times New Roman" w:eastAsia="宋体" w:hAnsi="Times New Roman" w:cs="Times New Roman" w:hint="eastAsia"/>
-        </w:rPr>
-        <w:t>设置</w:t>
-      </w:r>
-    </w:p>
-    <w:p>
-      <w:pPr>
-        <w:ind w:firstLineChars="200" w:firstLine="440"/>
-        <w:rPr>
-          <w:rFonts w:ascii="Times New Roman" w:eastAsia="宋体" w:hAnsi="Times New Roman" w:cs="Times New Roman"/>
-        </w:rPr>
-      </w:pPr>
-      <w:r>
-        <w:rPr>
-          <w:rFonts w:ascii="Times New Roman" w:eastAsia="宋体" w:hAnsi="Times New Roman" w:cs="Times New Roman" w:hint="eastAsia"/>
-        </w:rPr>
-        <w:t>SortByLabelName.AITrigger=BOOLEAN ;</w:t>
-      </w:r>
-      <w:r>
-        <w:rPr>
-          <w:rFonts w:ascii="Times New Roman" w:eastAsia="宋体" w:hAnsi="Times New Roman" w:cs="Times New Roman" w:hint="eastAsia"/>
-        </w:rPr>
-        <w:t xml:space="preserve"> </w:t>
-      </w:r>
-      <w:r>
-        <w:rPr>
-          <w:rFonts w:ascii="Times New Roman" w:eastAsia="宋体" w:hAnsi="Times New Roman" w:cs="Times New Roman" w:hint="eastAsia"/>
-        </w:rPr>
-        <w:t>在排序</w:t>
-      </w:r>
-      <w:r>
-        <w:rPr>
-          <w:rFonts w:ascii="Times New Roman" w:eastAsia="宋体" w:hAnsi="Times New Roman" w:cs="Times New Roman" w:hint="eastAsia"/>
-        </w:rPr>
-        <w:t>AI</w:t>
-      </w:r>
-      <w:r>
-        <w:rPr>
-          <w:rFonts w:ascii="Times New Roman" w:eastAsia="宋体" w:hAnsi="Times New Roman" w:cs="Times New Roman" w:hint="eastAsia"/>
-        </w:rPr>
-        <w:t>触发时</w:t>
-      </w:r>
-      <w:r>
-        <w:rPr>
-          <w:rFonts w:ascii="Times New Roman" w:eastAsia="宋体" w:hAnsi="Times New Roman" w:cs="Times New Roman" w:hint="eastAsia"/>
-        </w:rPr>
-        <w:t xml:space="preserve">, </w:t>
-      </w:r>
-      <w:r>
-        <w:rPr>
-          <w:rFonts w:ascii="Times New Roman" w:eastAsia="宋体" w:hAnsi="Times New Roman" w:cs="Times New Roman" w:hint="eastAsia"/>
-        </w:rPr>
-        <w:t>是否依据名称而不是</w:t>
-      </w:r>
-      <w:r>
-        <w:rPr>
-          <w:rFonts w:ascii="Times New Roman" w:eastAsia="宋体" w:hAnsi="Times New Roman" w:cs="Times New Roman" w:hint="eastAsia"/>
-        </w:rPr>
-        <w:t>ID</w:t>
-      </w:r>
-      <w:r>
-        <w:rPr>
-          <w:rFonts w:ascii="Times New Roman" w:eastAsia="宋体" w:hAnsi="Times New Roman" w:cs="Times New Roman" w:hint="eastAsia"/>
-        </w:rPr>
-        <w:t>进行排序</w:t>
-      </w:r>
-      <w:r>
-        <w:rPr>
-          <w:rFonts w:ascii="Times New Roman" w:eastAsia="宋体" w:hAnsi="Times New Roman" w:cs="Times New Roman" w:hint="eastAsia"/>
-        </w:rPr>
-        <w:t xml:space="preserve">, </w:t>
-      </w:r>
-      <w:r>
-        <w:rPr>
-          <w:rFonts w:ascii="Times New Roman" w:eastAsia="宋体" w:hAnsi="Times New Roman" w:cs="Times New Roman" w:hint="eastAsia"/>
-        </w:rPr>
-        <w:t>覆盖</w:t>
-      </w:r>
-      <w:r>
-        <w:rPr>
-          <w:rFonts w:ascii="Times New Roman" w:eastAsia="宋体" w:hAnsi="Times New Roman" w:cs="Times New Roman" w:hint="eastAsia"/>
-        </w:rPr>
-        <w:t xml:space="preserve"> SortByLabelName </w:t>
-      </w:r>
-      <w:r>
-        <w:rPr>
-          <w:rFonts w:ascii="Times New Roman" w:eastAsia="宋体" w:hAnsi="Times New Roman" w:cs="Times New Roman" w:hint="eastAsia"/>
-        </w:rPr>
-        <w:t>设置</w:t>
-      </w:r>
-    </w:p>
-    <w:p>
-      <w:pPr>
-        <w:ind w:firstLineChars="200" w:firstLine="440"/>
-        <w:rPr>
-          <w:rFonts w:ascii="Times New Roman" w:eastAsia="宋体" w:hAnsi="Times New Roman" w:cs="Times New Roman"/>
-        </w:rPr>
-      </w:pPr>
-      <w:r>
-        <w:rPr>
-          <w:rFonts w:ascii="Times New Roman" w:eastAsia="宋体" w:hAnsi="Times New Roman" w:cs="Times New Roman" w:hint="eastAsia"/>
-        </w:rPr>
-        <w:t>SortByLabelName.Taskforce=BOOLEAN ;</w:t>
-      </w:r>
-      <w:r>
-        <w:rPr>
-          <w:rFonts w:ascii="Times New Roman" w:eastAsia="宋体" w:hAnsi="Times New Roman" w:cs="Times New Roman" w:hint="eastAsia"/>
-        </w:rPr>
-        <w:t>在排序特遣部队时</w:t>
-      </w:r>
-      <w:r>
-        <w:rPr>
-          <w:rFonts w:ascii="Times New Roman" w:eastAsia="宋体" w:hAnsi="Times New Roman" w:cs="Times New Roman" w:hint="eastAsia"/>
-        </w:rPr>
-        <w:t xml:space="preserve">, </w:t>
-      </w:r>
-      <w:r>
-        <w:rPr>
-          <w:rFonts w:ascii="Times New Roman" w:eastAsia="宋体" w:hAnsi="Times New Roman" w:cs="Times New Roman" w:hint="eastAsia"/>
-        </w:rPr>
-        <w:t>是否依据名称而不是</w:t>
-      </w:r>
-      <w:r>
-        <w:rPr>
-          <w:rFonts w:ascii="Times New Roman" w:eastAsia="宋体" w:hAnsi="Times New Roman" w:cs="Times New Roman" w:hint="eastAsia"/>
-        </w:rPr>
-        <w:lastRenderedPageBreak/>
-        <w:t>ID</w:t>
-      </w:r>
-      <w:r>
-        <w:rPr>
-          <w:rFonts w:ascii="Times New Roman" w:eastAsia="宋体" w:hAnsi="Times New Roman" w:cs="Times New Roman" w:hint="eastAsia"/>
-        </w:rPr>
-        <w:t>进行排序</w:t>
-      </w:r>
-      <w:r>
-        <w:rPr>
-          <w:rFonts w:ascii="Times New Roman" w:eastAsia="宋体" w:hAnsi="Times New Roman" w:cs="Times New Roman" w:hint="eastAsia"/>
-        </w:rPr>
-        <w:t xml:space="preserve">, </w:t>
-      </w:r>
-      <w:r>
-        <w:rPr>
-          <w:rFonts w:ascii="Times New Roman" w:eastAsia="宋体" w:hAnsi="Times New Roman" w:cs="Times New Roman" w:hint="eastAsia"/>
-        </w:rPr>
-        <w:t>覆盖</w:t>
-      </w:r>
-      <w:r>
-        <w:rPr>
-          <w:rFonts w:ascii="Times New Roman" w:eastAsia="宋体" w:hAnsi="Times New Roman" w:cs="Times New Roman" w:hint="eastAsia"/>
-        </w:rPr>
-        <w:t xml:space="preserve"> SortByLabelName </w:t>
-      </w:r>
-      <w:r>
-        <w:rPr>
-          <w:rFonts w:ascii="Times New Roman" w:eastAsia="宋体" w:hAnsi="Times New Roman" w:cs="Times New Roman" w:hint="eastAsia"/>
-        </w:rPr>
-        <w:t>设置</w:t>
-      </w:r>
-    </w:p>
-    <w:p>
-      <w:pPr>
-        <w:ind w:firstLineChars="200" w:firstLine="440"/>
-        <w:rPr>
-          <w:rFonts w:ascii="Times New Roman" w:eastAsia="宋体" w:hAnsi="Times New Roman" w:cs="Times New Roman"/>
-        </w:rPr>
-      </w:pPr>
-      <w:r>
-        <w:rPr>
-          <w:rFonts w:ascii="Times New Roman" w:eastAsia="宋体" w:hAnsi="Times New Roman" w:cs="Times New Roman" w:hint="eastAsia"/>
-        </w:rPr>
-        <w:t>SortByLabelName.</w:t>
-      </w:r>
-      <w:r>
-        <w:rPr>
-          <w:rFonts w:ascii="Times New Roman" w:eastAsia="宋体" w:hAnsi="Times New Roman" w:cs="Times New Roman" w:hint="eastAsia"/>
-        </w:rPr>
-        <w:t>Tag</w:t>
-      </w:r>
-      <w:r>
-        <w:rPr>
-          <w:rFonts w:ascii="Times New Roman" w:eastAsia="宋体" w:hAnsi="Times New Roman" w:cs="Times New Roman" w:hint="eastAsia"/>
-        </w:rPr>
-        <w:t>=BOOLEAN ;</w:t>
-      </w:r>
-      <w:r>
-        <w:rPr>
-          <w:rFonts w:ascii="Times New Roman" w:eastAsia="宋体" w:hAnsi="Times New Roman" w:cs="Times New Roman" w:hint="eastAsia"/>
-        </w:rPr>
-        <w:t>在排序</w:t>
-      </w:r>
-      <w:r>
-        <w:rPr>
-          <w:rFonts w:ascii="Times New Roman" w:eastAsia="宋体" w:hAnsi="Times New Roman" w:cs="Times New Roman" w:hint="eastAsia"/>
-        </w:rPr>
-        <w:t>标签</w:t>
-      </w:r>
-      <w:r>
-        <w:rPr>
-          <w:rFonts w:ascii="Times New Roman" w:eastAsia="宋体" w:hAnsi="Times New Roman" w:cs="Times New Roman" w:hint="eastAsia"/>
-        </w:rPr>
-        <w:t>时</w:t>
-      </w:r>
-      <w:r>
-        <w:rPr>
-          <w:rFonts w:ascii="Times New Roman" w:eastAsia="宋体" w:hAnsi="Times New Roman" w:cs="Times New Roman" w:hint="eastAsia"/>
-        </w:rPr>
-        <w:t xml:space="preserve">, </w:t>
-      </w:r>
-      <w:r>
-        <w:rPr>
-          <w:rFonts w:ascii="Times New Roman" w:eastAsia="宋体" w:hAnsi="Times New Roman" w:cs="Times New Roman" w:hint="eastAsia"/>
-        </w:rPr>
-        <w:t>是否依据名称而不是</w:t>
-      </w:r>
-      <w:r>
-        <w:rPr>
-          <w:rFonts w:ascii="Times New Roman" w:eastAsia="宋体" w:hAnsi="Times New Roman" w:cs="Times New Roman" w:hint="eastAsia"/>
-        </w:rPr>
-        <w:t>ID</w:t>
-      </w:r>
-      <w:r>
-        <w:rPr>
-          <w:rFonts w:ascii="Times New Roman" w:eastAsia="宋体" w:hAnsi="Times New Roman" w:cs="Times New Roman" w:hint="eastAsia"/>
-        </w:rPr>
-        <w:t>进行排序</w:t>
-      </w:r>
-      <w:r>
-        <w:rPr>
-          <w:rFonts w:ascii="Times New Roman" w:eastAsia="宋体" w:hAnsi="Times New Roman" w:cs="Times New Roman" w:hint="eastAsia"/>
-        </w:rPr>
-        <w:t xml:space="preserve">, </w:t>
-      </w:r>
-      <w:r>
-        <w:rPr>
-          <w:rFonts w:ascii="Times New Roman" w:eastAsia="宋体" w:hAnsi="Times New Roman" w:cs="Times New Roman" w:hint="eastAsia"/>
-        </w:rPr>
-        <w:t>覆盖</w:t>
-      </w:r>
-      <w:r>
-        <w:rPr>
-          <w:rFonts w:ascii="Times New Roman" w:eastAsia="宋体" w:hAnsi="Times New Roman" w:cs="Times New Roman" w:hint="eastAsia"/>
-        </w:rPr>
-        <w:t xml:space="preserve"> SortByLabelName </w:t>
-      </w:r>
-      <w:r>
-        <w:rPr>
-          <w:rFonts w:ascii="Times New Roman" w:eastAsia="宋体" w:hAnsi="Times New Roman" w:cs="Times New Roman" w:hint="eastAsia"/>
-        </w:rPr>
-        <w:t>设置</w:t>
-      </w:r>
-    </w:p>
-    <w:p>
-      <w:pPr>
-        <w:ind w:firstLineChars="200" w:firstLine="440"/>
-        <w:rPr>
-          <w:rFonts w:ascii="Times New Roman" w:eastAsia="宋体" w:hAnsi="Times New Roman" w:cs="Times New Roman"/>
-        </w:rPr>
-      </w:pPr>
-      <w:r>
-        <w:rPr>
-          <w:rFonts w:ascii="Times New Roman" w:eastAsia="宋体" w:hAnsi="Times New Roman" w:cs="Times New Roman" w:hint="eastAsia"/>
-        </w:rPr>
-        <w:t xml:space="preserve">SearchCombobox.Disabled=BOOLEAN ; </w:t>
-      </w:r>
-      <w:r>
-        <w:rPr>
-          <w:rFonts w:ascii="Times New Roman" w:eastAsia="宋体" w:hAnsi="Times New Roman" w:cs="Times New Roman" w:hint="eastAsia"/>
-        </w:rPr>
-        <w:t>是否禁止下拉菜单的自动搜索，若禁止，需要按</w:t>
-      </w:r>
-      <w:r>
-        <w:rPr>
-          <w:rFonts w:ascii="Times New Roman" w:eastAsia="宋体" w:hAnsi="Times New Roman" w:cs="Times New Roman" w:hint="eastAsia"/>
-        </w:rPr>
-        <w:t>Enter</w:t>
-      </w:r>
-      <w:r>
-        <w:rPr>
-          <w:rFonts w:ascii="Times New Roman" w:eastAsia="宋体" w:hAnsi="Times New Roman" w:cs="Times New Roman" w:hint="eastAsia"/>
-        </w:rPr>
-        <w:t>执行搜索</w:t>
-      </w:r>
-      <w:r>
-        <w:rPr>
-          <w:rFonts w:ascii="Times New Roman" w:eastAsia="宋体" w:hAnsi="Times New Roman" w:cs="Times New Roman" w:hint="eastAsia"/>
-        </w:rPr>
-        <w:t xml:space="preserve">, </w:t>
-      </w:r>
-      <w:r>
-        <w:rPr>
-          <w:rFonts w:ascii="Times New Roman" w:eastAsia="宋体" w:hAnsi="Times New Roman" w:cs="Times New Roman" w:hint="eastAsia"/>
-        </w:rPr>
-        <w:t>默认为</w:t>
-      </w:r>
-      <w:r>
-        <w:rPr>
-          <w:rFonts w:ascii="Times New Roman" w:eastAsia="宋体" w:hAnsi="Times New Roman" w:cs="Times New Roman" w:hint="eastAsia"/>
-        </w:rPr>
-        <w:t xml:space="preserve"> false</w:t>
-      </w:r>
-    </w:p>
-    <w:p>
-      <w:pPr>
-        <w:ind w:firstLineChars="200" w:firstLine="440"/>
-        <w:rPr>
-          <w:rFonts w:ascii="Times New Roman" w:eastAsia="宋体" w:hAnsi="Times New Roman" w:cs="Times New Roman"/>
-        </w:rPr>
-      </w:pPr>
-      <w:r>
-        <w:rPr>
-          <w:rFonts w:ascii="Times New Roman" w:eastAsia="宋体" w:hAnsi="Times New Roman" w:cs="Times New Roman" w:hint="eastAsia"/>
-        </w:rPr>
-        <w:t>SearchCombobox.AllowNonParams=</w:t>
-      </w:r>
-      <w:r>
-        <w:rPr>
-          <w:rFonts w:ascii="Times New Roman" w:eastAsia="宋体" w:hAnsi="Times New Roman" w:cs="Times New Roman" w:hint="eastAsia"/>
-        </w:rPr>
-        <w:t>BOOLEAN ;</w:t>
-      </w:r>
-      <w:r>
-        <w:rPr>
-          <w:rFonts w:ascii="Times New Roman" w:eastAsia="宋体" w:hAnsi="Times New Roman" w:cs="Times New Roman" w:hint="eastAsia"/>
-        </w:rPr>
-        <w:t xml:space="preserve"> </w:t>
-      </w:r>
-      <w:r>
-        <w:rPr>
-          <w:rFonts w:ascii="Times New Roman" w:eastAsia="宋体" w:hAnsi="Times New Roman" w:cs="Times New Roman" w:hint="eastAsia"/>
-        </w:rPr>
-        <w:t>是否允许非参数项</w:t>
-      </w:r>
-      <w:r>
-        <w:rPr>
-          <w:rFonts w:ascii="Times New Roman" w:eastAsia="宋体" w:hAnsi="Times New Roman" w:cs="Times New Roman" w:hint="eastAsia"/>
-        </w:rPr>
-        <w:t>(</w:t>
-      </w:r>
-      <w:r>
-        <w:rPr>
-          <w:rFonts w:ascii="Times New Roman" w:eastAsia="宋体" w:hAnsi="Times New Roman" w:cs="Times New Roman" w:hint="eastAsia"/>
-        </w:rPr>
-        <w:t>触发事件、行为种类等</w:t>
-      </w:r>
-      <w:r>
-        <w:rPr>
-          <w:rFonts w:ascii="Times New Roman" w:eastAsia="宋体" w:hAnsi="Times New Roman" w:cs="Times New Roman" w:hint="eastAsia"/>
-        </w:rPr>
-        <w:t>)</w:t>
-      </w:r>
-      <w:r>
-        <w:rPr>
-          <w:rFonts w:ascii="Times New Roman" w:eastAsia="宋体" w:hAnsi="Times New Roman" w:cs="Times New Roman" w:hint="eastAsia"/>
-        </w:rPr>
-        <w:t>下拉菜单的自动搜索</w:t>
-      </w:r>
-      <w:r>
-        <w:rPr>
-          <w:rFonts w:ascii="Times New Roman" w:eastAsia="宋体" w:hAnsi="Times New Roman" w:cs="Times New Roman" w:hint="eastAsia"/>
-        </w:rPr>
-        <w:t xml:space="preserve">, </w:t>
-      </w:r>
-      <w:r>
-        <w:rPr>
-          <w:rFonts w:ascii="Times New Roman" w:eastAsia="宋体" w:hAnsi="Times New Roman" w:cs="Times New Roman" w:hint="eastAsia"/>
-        </w:rPr>
-        <w:t>默认为</w:t>
-      </w:r>
-      <w:r>
-        <w:rPr>
-          <w:rFonts w:ascii="Times New Roman" w:eastAsia="宋体" w:hAnsi="Times New Roman" w:cs="Times New Roman" w:hint="eastAsia"/>
-        </w:rPr>
-        <w:t xml:space="preserve"> true</w:t>
-      </w:r>
-    </w:p>
-    <w:p>
-      <w:pPr>
-        <w:ind w:firstLineChars="200" w:firstLine="440"/>
-        <w:rPr>
-          <w:rFonts w:ascii="Times New Roman" w:eastAsia="宋体" w:hAnsi="Times New Roman" w:cs="Times New Roman"/>
-        </w:rPr>
-      </w:pPr>
-      <w:r>
-        <w:rPr>
-          <w:rFonts w:ascii="Times New Roman" w:eastAsia="宋体" w:hAnsi="Times New Roman" w:cs="Times New Roman" w:hint="eastAsia"/>
-        </w:rPr>
-        <w:t xml:space="preserve">SearchCombobox.Waypoint=BOOLEAN ; </w:t>
-      </w:r>
-      <w:r>
-        <w:rPr>
-          <w:rFonts w:ascii="Times New Roman" w:eastAsia="宋体" w:hAnsi="Times New Roman" w:cs="Times New Roman" w:hint="eastAsia"/>
-        </w:rPr>
-        <w:t>是否在下拉菜单中输入路径点时自动弹出搜索</w:t>
-      </w:r>
-      <w:r>
-        <w:rPr>
-          <w:rFonts w:ascii="Times New Roman" w:eastAsia="宋体" w:hAnsi="Times New Roman" w:cs="Times New Roman" w:hint="eastAsia"/>
-        </w:rPr>
-        <w:t xml:space="preserve">, </w:t>
-      </w:r>
-      <w:r>
-        <w:rPr>
-          <w:rFonts w:ascii="Times New Roman" w:eastAsia="宋体" w:hAnsi="Times New Roman" w:cs="Times New Roman" w:hint="eastAsia"/>
-        </w:rPr>
-        <w:t>默认为</w:t>
-      </w:r>
-      <w:r>
-        <w:rPr>
-          <w:rFonts w:ascii="Times New Roman" w:eastAsia="宋体" w:hAnsi="Times New Roman" w:cs="Times New Roman" w:hint="eastAsia"/>
-        </w:rPr>
-        <w:t xml:space="preserve"> </w:t>
-      </w:r>
-      <w:r>
-        <w:rPr>
-          <w:rFonts w:ascii="Times New Roman" w:eastAsia="宋体" w:hAnsi="Times New Roman" w:cs="Times New Roman" w:hint="eastAsia"/>
-        </w:rPr>
-        <w:t>false</w:t>
-      </w:r>
-    </w:p>
-    <w:p>
-      <w:pPr>
-        <w:ind w:firstLineChars="200" w:firstLine="440"/>
-        <w:rPr>
-          <w:rFonts w:ascii="Times New Roman" w:eastAsia="宋体" w:hAnsi="Times New Roman" w:cs="Times New Roman"/>
-        </w:rPr>
-      </w:pPr>
-      <w:r>
-        <w:rPr>
-          <w:rFonts w:ascii="Times New Roman" w:eastAsia="宋体" w:hAnsi="Times New Roman" w:cs="Times New Roman" w:hint="eastAsia"/>
-        </w:rPr>
-        <w:t xml:space="preserve">DisableLuaConsoleSafetyCheck=BOOLEAN ; </w:t>
-      </w:r>
-      <w:r>
-        <w:rPr>
-          <w:rFonts w:ascii="Times New Roman" w:eastAsia="宋体" w:hAnsi="Times New Roman" w:cs="Times New Roman" w:hint="eastAsia"/>
-        </w:rPr>
-        <w:t>是否禁用</w:t>
-      </w:r>
-      <w:r>
-        <w:rPr>
-          <w:rFonts w:ascii="Times New Roman" w:eastAsia="宋体" w:hAnsi="Times New Roman" w:cs="Times New Roman" w:hint="eastAsia"/>
-        </w:rPr>
-        <w:t>Lua</w:t>
-      </w:r>
-      <w:r>
-        <w:rPr>
-          <w:rFonts w:ascii="Times New Roman" w:eastAsia="宋体" w:hAnsi="Times New Roman" w:cs="Times New Roman" w:hint="eastAsia"/>
-        </w:rPr>
-        <w:t>脚本安全检查</w:t>
-      </w:r>
-      <w:r>
-        <w:rPr>
-          <w:rFonts w:ascii="Times New Roman" w:eastAsia="宋体" w:hAnsi="Times New Roman" w:cs="Times New Roman" w:hint="eastAsia"/>
-        </w:rPr>
-        <w:t xml:space="preserve">, </w:t>
-      </w:r>
-      <w:r>
-        <w:rPr>
-          <w:rFonts w:ascii="Times New Roman" w:eastAsia="宋体" w:hAnsi="Times New Roman" w:cs="Times New Roman" w:hint="eastAsia"/>
-        </w:rPr>
-        <w:t>默认为</w:t>
-      </w:r>
-      <w:r>
-        <w:rPr>
-          <w:rFonts w:ascii="Times New Roman" w:eastAsia="宋体" w:hAnsi="Times New Roman" w:cs="Times New Roman" w:hint="eastAsia"/>
-        </w:rPr>
-        <w:t xml:space="preserve"> false</w:t>
-      </w:r>
-    </w:p>
-    <w:p>
-      <w:pPr>
-        <w:ind w:firstLineChars="200" w:firstLine="440"/>
-        <w:rPr>
-          <w:rFonts w:ascii="Times New Roman" w:eastAsia="宋体" w:hAnsi="Times New Roman" w:cs="Times New Roman"/>
-        </w:rPr>
-      </w:pPr>
-      <w:r>
-        <w:rPr>
-          <w:rFonts w:ascii="Times New Roman" w:eastAsia="宋体" w:hAnsi="Times New Roman" w:cs="Times New Roman" w:hint="eastAsia"/>
-        </w:rPr>
-        <w:t xml:space="preserve">DisplayRealHPinTechnoDlg=BOOLEAN ; </w:t>
-      </w:r>
-      <w:r>
-        <w:rPr>
-          <w:rFonts w:ascii="Times New Roman" w:eastAsia="宋体" w:hAnsi="Times New Roman" w:cs="Times New Roman" w:hint="eastAsia"/>
-        </w:rPr>
-        <w:t>是否在单位属性窗口内显示真实血量</w:t>
-      </w:r>
-      <w:r>
-        <w:rPr>
-          <w:rFonts w:ascii="Times New Roman" w:eastAsia="宋体" w:hAnsi="Times New Roman" w:cs="Times New Roman" w:hint="eastAsia"/>
-        </w:rPr>
-        <w:t xml:space="preserve">, </w:t>
-      </w:r>
-      <w:r>
-        <w:rPr>
-          <w:rFonts w:ascii="Times New Roman" w:eastAsia="宋体" w:hAnsi="Times New Roman" w:cs="Times New Roman" w:hint="eastAsia"/>
-        </w:rPr>
-        <w:t>默认为</w:t>
-      </w:r>
-      <w:r>
-        <w:rPr>
-          <w:rFonts w:ascii="Times New Roman" w:eastAsia="宋体" w:hAnsi="Times New Roman" w:cs="Times New Roman" w:hint="eastAsia"/>
-        </w:rPr>
-        <w:t xml:space="preserve"> true</w:t>
-      </w:r>
-    </w:p>
-    <w:p>
-      <w:pPr>
-        <w:ind w:firstLineChars="200" w:firstLine="440"/>
-        <w:rPr>
-          <w:rFonts w:ascii="Times New Roman" w:eastAsia="宋体" w:hAnsi="Times New Roman" w:cs="Times New Roman"/>
-        </w:rPr>
-      </w:pPr>
-      <w:r>
-        <w:rPr>
-          <w:rFonts w:ascii="Times New Roman" w:eastAsia="宋体" w:hAnsi="Times New Roman" w:cs="Times New Roman"/>
-        </w:rPr>
-        <w:t>CursorSelectionBound.AutoHeightColor</w:t>
-      </w:r>
-      <w:r>
-        <w:rPr>
-          <w:rFonts w:ascii="Times New Roman" w:eastAsia="宋体" w:hAnsi="Times New Roman" w:cs="Times New Roman"/>
-        </w:rPr>
-        <w:t>=</w:t>
-      </w:r>
-      <w:r>
-        <w:rPr>
-          <w:rFonts w:ascii="Times New Roman" w:eastAsia="宋体" w:hAnsi="Times New Roman" w:cs="Times New Roman"/>
-        </w:rPr>
-        <w:t xml:space="preserve">BOOLEAN ; </w:t>
-      </w:r>
-      <w:r>
-        <w:rPr>
-          <w:rFonts w:ascii="Times New Roman" w:eastAsia="宋体" w:hAnsi="Times New Roman" w:cs="Times New Roman"/>
-        </w:rPr>
-        <w:t>是否根据当前高度显示不同的描边颜色</w:t>
-      </w:r>
-      <w:r>
-        <w:rPr>
-          <w:rFonts w:ascii="Times New Roman" w:eastAsia="宋体" w:hAnsi="Times New Roman" w:cs="Times New Roman"/>
-        </w:rPr>
-        <w:t xml:space="preserve">, </w:t>
-      </w:r>
-      <w:r>
-        <w:rPr>
-          <w:rFonts w:ascii="Times New Roman" w:eastAsia="宋体" w:hAnsi="Times New Roman" w:cs="Times New Roman"/>
-        </w:rPr>
-        <w:t>默认为</w:t>
-      </w:r>
-      <w:r>
-        <w:rPr>
-          <w:rFonts w:ascii="Times New Roman" w:eastAsia="宋体" w:hAnsi="Times New Roman" w:cs="Times New Roman"/>
-        </w:rPr>
-        <w:t xml:space="preserve"> false</w:t>
-      </w:r>
-    </w:p>
-    <w:p>
-      <w:pPr>
-        <w:ind w:firstLineChars="200" w:firstLine="440"/>
-        <w:rPr>
-          <w:rFonts w:ascii="Times New Roman" w:eastAsia="宋体" w:hAnsi="Times New Roman" w:cs="Times New Roman"/>
-        </w:rPr>
-      </w:pPr>
-      <w:r>
-        <w:rPr>
-          <w:rFonts w:ascii="Times New Roman" w:eastAsia="宋体" w:hAnsi="Times New Roman" w:cs="Times New Roman" w:hint="eastAsia"/>
-        </w:rPr>
-        <w:t xml:space="preserve">UTF8Support.InferEncoding=BOOLEAN ; </w:t>
-      </w:r>
-      <w:r>
-        <w:rPr>
-          <w:rFonts w:ascii="Times New Roman" w:eastAsia="宋体" w:hAnsi="Times New Roman" w:cs="Times New Roman" w:hint="eastAsia"/>
-        </w:rPr>
-        <w:t>是否在打开</w:t>
-      </w:r>
-      <w:r>
-        <w:rPr>
-          <w:rFonts w:ascii="Times New Roman" w:eastAsia="宋体" w:hAnsi="Times New Roman" w:cs="Times New Roman" w:hint="eastAsia"/>
-        </w:rPr>
-        <w:t>ini</w:t>
-      </w:r>
-      <w:r>
-        <w:rPr>
-          <w:rFonts w:ascii="Times New Roman" w:eastAsia="宋体" w:hAnsi="Times New Roman" w:cs="Times New Roman" w:hint="eastAsia"/>
-        </w:rPr>
-        <w:t>和地图文件时自动推断编码</w:t>
-      </w:r>
-      <w:r>
-        <w:rPr>
-          <w:rFonts w:ascii="Times New Roman" w:eastAsia="宋体" w:hAnsi="Times New Roman" w:cs="Times New Roman"/>
-        </w:rPr>
-        <w:t xml:space="preserve">, </w:t>
-      </w:r>
-      <w:r>
-        <w:rPr>
-          <w:rFonts w:ascii="Times New Roman" w:eastAsia="宋体" w:hAnsi="Times New Roman" w:cs="Times New Roman"/>
-        </w:rPr>
-        <w:t>默认为</w:t>
-      </w:r>
-      <w:r>
-        <w:rPr>
-          <w:rFonts w:ascii="Times New Roman" w:eastAsia="宋体" w:hAnsi="Times New Roman" w:cs="Times New Roman"/>
-        </w:rPr>
-        <w:t xml:space="preserve"> </w:t>
-      </w:r>
-      <w:r>
-        <w:rPr>
-          <w:rFonts w:ascii="Times New Roman" w:eastAsia="宋体" w:hAnsi="Times New Roman" w:cs="Times New Roman" w:hint="eastAsia"/>
-        </w:rPr>
-        <w:t>true</w:t>
-      </w:r>
-    </w:p>
-    <w:p>
-      <w:pPr>
-        <w:ind w:firstLineChars="200" w:firstLine="440"/>
-        <w:rPr>
-          <w:rFonts w:ascii="Times New Roman" w:eastAsia="宋体" w:hAnsi="Times New Roman" w:cs="Times New Roman"/>
-        </w:rPr>
-      </w:pPr>
-      <w:r>
-        <w:rPr>
-          <w:rFonts w:ascii="Times New Roman" w:eastAsia="宋体" w:hAnsi="Times New Roman" w:cs="Times New Roman" w:hint="eastAsia"/>
-        </w:rPr>
-        <w:t>UTF8Support.AlwaysSaveAsUTF8=</w:t>
-      </w:r>
-      <w:r>
-        <w:rPr>
-          <w:rFonts w:ascii="Times New Roman" w:eastAsia="宋体" w:hAnsi="Times New Roman" w:cs="Times New Roman" w:hint="eastAsia"/>
-        </w:rPr>
-        <w:t>是否总是以</w:t>
-      </w:r>
-      <w:r>
-        <w:rPr>
-          <w:rFonts w:ascii="Times New Roman" w:eastAsia="宋体" w:hAnsi="Times New Roman" w:cs="Times New Roman" w:hint="eastAsia"/>
-        </w:rPr>
-        <w:t>UTF8</w:t>
-      </w:r>
-      <w:r>
-        <w:rPr>
-          <w:rFonts w:ascii="Times New Roman" w:eastAsia="宋体" w:hAnsi="Times New Roman" w:cs="Times New Roman" w:hint="eastAsia"/>
-        </w:rPr>
-        <w:t>编码保存地图</w:t>
-      </w:r>
-      <w:r>
-        <w:rPr>
-          <w:rFonts w:ascii="Times New Roman" w:eastAsia="宋体" w:hAnsi="Times New Roman" w:cs="Times New Roman"/>
-        </w:rPr>
-        <w:t xml:space="preserve">, </w:t>
-      </w:r>
-      <w:r>
-        <w:rPr>
-          <w:rFonts w:ascii="Times New Roman" w:eastAsia="宋体" w:hAnsi="Times New Roman" w:cs="Times New Roman"/>
-        </w:rPr>
-        <w:t>默认为</w:t>
-      </w:r>
-      <w:r>
-        <w:rPr>
-          <w:rFonts w:ascii="Times New Roman" w:eastAsia="宋体" w:hAnsi="Times New Roman" w:cs="Times New Roman"/>
-        </w:rPr>
-        <w:t xml:space="preserve"> false</w:t>
-      </w:r>
-    </w:p>
-    <w:p>
-      <w:pPr>
-        <w:ind w:firstLineChars="200" w:firstLine="440"/>
-        <w:rPr>
-          <w:rFonts w:ascii="Times New Roman" w:eastAsia="宋体" w:hAnsi="Times New Roman" w:cs="Times New Roman"/>
-        </w:rPr>
-      </w:pPr>
-      <w:r>
-        <w:rPr>
-          <w:rFonts w:ascii="Times New Roman" w:eastAsia="宋体" w:hAnsi="Times New Roman" w:cs="Times New Roman"/>
-        </w:rPr>
-        <w:t>SaveMap.BetterMapPreview</w:t>
-      </w:r>
-      <w:r>
-        <w:rPr>
-          <w:rFonts w:ascii="Times New Roman" w:eastAsia="宋体" w:hAnsi="Times New Roman" w:cs="Times New Roman"/>
-        </w:rPr>
-        <w:t>=</w:t>
-      </w:r>
-      <w:r>
-        <w:rPr>
-          <w:rFonts w:ascii="Times New Roman" w:eastAsia="宋体" w:hAnsi="Times New Roman" w:cs="Times New Roman"/>
-        </w:rPr>
-        <w:t xml:space="preserve">BOOLEAN ; </w:t>
-      </w:r>
-      <w:r>
-        <w:rPr>
-          <w:rFonts w:ascii="Times New Roman" w:eastAsia="宋体" w:hAnsi="Times New Roman" w:cs="Times New Roman"/>
-        </w:rPr>
-        <w:t>选择生成新的预览时</w:t>
-      </w:r>
-      <w:r>
-        <w:rPr>
-          <w:rFonts w:ascii="Times New Roman" w:eastAsia="宋体" w:hAnsi="Times New Roman" w:cs="Times New Roman"/>
-        </w:rPr>
-        <w:t xml:space="preserve">, </w:t>
-      </w:r>
-      <w:r>
-        <w:rPr>
-          <w:rFonts w:ascii="Times New Roman" w:eastAsia="宋体" w:hAnsi="Times New Roman" w:cs="Times New Roman"/>
-        </w:rPr>
-        <w:t>生成更精细的</w:t>
-      </w:r>
-      <w:r>
-        <w:rPr>
-          <w:rFonts w:ascii="Times New Roman" w:eastAsia="宋体" w:hAnsi="Times New Roman" w:cs="Times New Roman"/>
-        </w:rPr>
-        <w:t xml:space="preserve">, </w:t>
-      </w:r>
-      <w:r>
-        <w:rPr>
-          <w:rFonts w:ascii="Times New Roman" w:eastAsia="宋体" w:hAnsi="Times New Roman" w:cs="Times New Roman"/>
-        </w:rPr>
-        <w:t>原版风格的预览图</w:t>
-      </w:r>
-      <w:r>
-        <w:rPr>
-          <w:rFonts w:ascii="Times New Roman" w:eastAsia="宋体" w:hAnsi="Times New Roman" w:cs="Times New Roman"/>
-        </w:rPr>
-        <w:t xml:space="preserve"> (</w:t>
-      </w:r>
-      <w:r>
-        <w:rPr>
-          <w:rFonts w:ascii="Times New Roman" w:eastAsia="宋体" w:hAnsi="Times New Roman" w:cs="Times New Roman"/>
-        </w:rPr>
-        <w:t>仅支持多人游戏</w:t>
-      </w:r>
-      <w:r>
-        <w:rPr>
-          <w:rFonts w:ascii="Times New Roman" w:eastAsia="宋体" w:hAnsi="Times New Roman" w:cs="Times New Roman"/>
-        </w:rPr>
-        <w:t>)</w:t>
-      </w:r>
-    </w:p>
-    <w:p>
-      <w:pPr>
-        <w:ind w:firstLineChars="200" w:firstLine="440"/>
-        <w:rPr>
-          <w:rFonts w:ascii="Times New Roman" w:eastAsia="宋体" w:hAnsi="Times New Roman" w:cs="Times New Roman"/>
-        </w:rPr>
-      </w:pPr>
-      <w:r>
-        <w:rPr>
-          <w:rFonts w:ascii="Times New Roman" w:eastAsia="宋体" w:hAnsi="Times New Roman" w:cs="Times New Roman"/>
-        </w:rPr>
-        <w:t>SaveMap.FileEncodingComment</w:t>
-      </w:r>
-      <w:r>
-        <w:rPr>
-          <w:rFonts w:ascii="Times New Roman" w:eastAsia="宋体" w:hAnsi="Times New Roman" w:cs="Times New Roman"/>
-        </w:rPr>
-        <w:t>=</w:t>
-      </w:r>
-      <w:r>
-        <w:rPr>
-          <w:rFonts w:ascii="Times New Roman" w:eastAsia="宋体" w:hAnsi="Times New Roman" w:cs="Times New Roman"/>
-        </w:rPr>
-        <w:t xml:space="preserve">BOOLEAN ; </w:t>
-      </w:r>
-      <w:r>
-        <w:rPr>
-          <w:rFonts w:ascii="Times New Roman" w:eastAsia="宋体" w:hAnsi="Times New Roman" w:cs="Times New Roman"/>
-        </w:rPr>
-        <w:t>保存地图时在开头添加编码警告注释</w:t>
-      </w:r>
-    </w:p>
-    <w:p>
-      <w:pPr>
-        <w:ind w:firstLineChars="200" w:firstLine="440"/>
-        <w:rPr>
-          <w:rFonts w:ascii="Times New Roman" w:eastAsia="宋体" w:hAnsi="Times New Roman" w:cs="Times New Roman"/>
-        </w:rPr>
-      </w:pPr>
-      <w:r>
-        <w:rPr>
-          <w:rFonts w:ascii="Times New Roman" w:eastAsia="宋体" w:hAnsi="Times New Roman" w:cs="Times New Roman" w:hint="eastAsia"/>
-        </w:rPr>
-        <w:t>SaveMap.KeepComments</w:t>
-      </w:r>
-      <w:r>
-        <w:rPr>
-          <w:rFonts w:ascii="Times New Roman" w:eastAsia="宋体" w:hAnsi="Times New Roman" w:cs="Times New Roman" w:hint="eastAsia"/>
-        </w:rPr>
-        <w:t>=</w:t>
-      </w:r>
-      <w:r>
-        <w:rPr>
-          <w:rFonts w:ascii="Times New Roman" w:eastAsia="宋体" w:hAnsi="Times New Roman" w:cs="Times New Roman"/>
-        </w:rPr>
-        <w:t xml:space="preserve">BOOLEAN ; </w:t>
-      </w:r>
-      <w:r>
-        <w:rPr>
-          <w:rFonts w:ascii="Times New Roman" w:eastAsia="宋体" w:hAnsi="Times New Roman" w:cs="Times New Roman"/>
-        </w:rPr>
-        <w:t>保存地图时</w:t>
-      </w:r>
-      <w:r>
-        <w:rPr>
-          <w:rFonts w:ascii="Times New Roman" w:eastAsia="宋体" w:hAnsi="Times New Roman" w:cs="Times New Roman" w:hint="eastAsia"/>
-        </w:rPr>
-        <w:t>保留注释</w:t>
-      </w:r>
-    </w:p>
-    <w:p>
-      <w:pPr>
-        <w:ind w:firstLineChars="200" w:firstLine="440"/>
-        <w:rPr>
-          <w:rFonts w:ascii="Times New Roman" w:eastAsia="宋体" w:hAnsi="Times New Roman" w:cs="Times New Roman"/>
-        </w:rPr>
-      </w:pPr>
-      <w:r>
-        <w:rPr>
-          <w:rFonts w:ascii="Times New Roman" w:eastAsia="宋体" w:hAnsi="Times New Roman" w:cs="Times New Roman" w:hint="eastAsia"/>
-        </w:rPr>
-        <w:t xml:space="preserve">SaveMap.PreserveINISorting=BOOLEAN ; </w:t>
-      </w:r>
-      <w:r>
-        <w:rPr>
-          <w:rFonts w:ascii="Times New Roman" w:eastAsia="宋体" w:hAnsi="Times New Roman" w:cs="Times New Roman" w:hint="eastAsia"/>
-        </w:rPr>
-        <w:t>保存地图时维持已有的</w:t>
-      </w:r>
-      <w:r>
-        <w:rPr>
-          <w:rFonts w:ascii="Times New Roman" w:eastAsia="宋体" w:hAnsi="Times New Roman" w:cs="Times New Roman" w:hint="eastAsia"/>
-        </w:rPr>
-        <w:t xml:space="preserve"> ini </w:t>
-      </w:r>
-      <w:r>
-        <w:rPr>
-          <w:rFonts w:ascii="Times New Roman" w:eastAsia="宋体" w:hAnsi="Times New Roman" w:cs="Times New Roman" w:hint="eastAsia"/>
-        </w:rPr>
-        <w:t>小节顺序</w:t>
-      </w:r>
-    </w:p>
-    <w:p>
-      <w:pPr>
-        <w:ind w:firstLineChars="200" w:firstLine="440"/>
-        <w:rPr>
-          <w:rFonts w:ascii="Times New Roman" w:eastAsia="宋体" w:hAnsi="Times New Roman" w:cs="Times New Roman"/>
-        </w:rPr>
-      </w:pPr>
-      <w:r>
-        <w:rPr>
-          <w:rFonts w:ascii="Times New Roman" w:eastAsia="宋体" w:hAnsi="Times New Roman" w:cs="Times New Roman" w:hint="eastAsia"/>
-        </w:rPr>
-        <w:t xml:space="preserve">ExtOverlays=BOOLEAN ; </w:t>
-      </w:r>
-      <w:r>
-        <w:rPr>
-          <w:rFonts w:ascii="Times New Roman" w:eastAsia="宋体" w:hAnsi="Times New Roman" w:cs="Times New Roman" w:hint="eastAsia"/>
-        </w:rPr>
-        <w:t>启用无限覆盖物</w:t>
-      </w:r>
-      <w:r>
-        <w:rPr>
-          <w:rFonts w:ascii="Times New Roman" w:eastAsia="宋体" w:hAnsi="Times New Roman" w:cs="Times New Roman" w:hint="eastAsia"/>
-        </w:rPr>
-        <w:t xml:space="preserve">, </w:t>
-      </w:r>
-      <w:r>
-        <w:rPr>
-          <w:rFonts w:ascii="Times New Roman" w:eastAsia="宋体" w:hAnsi="Times New Roman" w:cs="Times New Roman" w:hint="eastAsia"/>
-        </w:rPr>
-        <w:t>当地图中覆盖物索引超过</w:t>
-      </w:r>
-      <w:r>
-        <w:rPr>
-          <w:rFonts w:ascii="Times New Roman" w:eastAsia="宋体" w:hAnsi="Times New Roman" w:cs="Times New Roman" w:hint="eastAsia"/>
-        </w:rPr>
-        <w:t>255</w:t>
-      </w:r>
-      <w:r>
-        <w:rPr>
-          <w:rFonts w:ascii="Times New Roman" w:eastAsia="宋体" w:hAnsi="Times New Roman" w:cs="Times New Roman" w:hint="eastAsia"/>
-        </w:rPr>
-        <w:t>时</w:t>
-      </w:r>
-      <w:r>
-        <w:rPr>
-          <w:rFonts w:ascii="Times New Roman" w:eastAsia="宋体" w:hAnsi="Times New Roman" w:cs="Times New Roman" w:hint="eastAsia"/>
-        </w:rPr>
-        <w:t xml:space="preserve">, </w:t>
-      </w:r>
-      <w:r>
-        <w:rPr>
-          <w:rFonts w:ascii="Times New Roman" w:eastAsia="宋体" w:hAnsi="Times New Roman" w:cs="Times New Roman" w:hint="eastAsia"/>
-        </w:rPr>
-        <w:t>会自动将</w:t>
-      </w:r>
-      <w:r>
-        <w:rPr>
-          <w:rFonts w:ascii="Times New Roman" w:eastAsia="宋体" w:hAnsi="Times New Roman" w:cs="Times New Roman" w:hint="eastAsia"/>
-        </w:rPr>
-        <w:t xml:space="preserve"> NewINIFormat </w:t>
-      </w:r>
-      <w:r>
-        <w:rPr>
-          <w:rFonts w:ascii="Times New Roman" w:eastAsia="宋体" w:hAnsi="Times New Roman" w:cs="Times New Roman" w:hint="eastAsia"/>
-        </w:rPr>
-        <w:t>切换为</w:t>
-      </w:r>
-      <w:r>
-        <w:rPr>
-          <w:rFonts w:ascii="Times New Roman" w:eastAsia="宋体" w:hAnsi="Times New Roman" w:cs="Times New Roman" w:hint="eastAsia"/>
-        </w:rPr>
-        <w:t xml:space="preserve"> 5, </w:t>
-      </w:r>
-      <w:r>
-        <w:rPr>
-          <w:rFonts w:ascii="Times New Roman" w:eastAsia="宋体" w:hAnsi="Times New Roman" w:cs="Times New Roman" w:hint="eastAsia"/>
-        </w:rPr>
-        <w:t>默认为</w:t>
-      </w:r>
-      <w:r>
-        <w:rPr>
-          <w:rFonts w:ascii="Times New Roman" w:eastAsia="宋体" w:hAnsi="Times New Roman" w:cs="Times New Roman" w:hint="eastAsia"/>
-        </w:rPr>
-        <w:t xml:space="preserve"> false (</w:t>
-      </w:r>
-      <w:r>
-        <w:rPr>
-          <w:rFonts w:ascii="Times New Roman" w:eastAsia="宋体" w:hAnsi="Times New Roman" w:cs="Times New Roman" w:hint="eastAsia"/>
-        </w:rPr>
-        <w:t>需要</w:t>
-      </w:r>
-      <w:r>
-        <w:rPr>
-          <w:rFonts w:ascii="Times New Roman" w:eastAsia="宋体" w:hAnsi="Times New Roman" w:cs="Times New Roman" w:hint="eastAsia"/>
-        </w:rPr>
-        <w:t>Phobos)</w:t>
-      </w:r>
-    </w:p>
-    <w:p>
-      <w:pPr>
-        <w:ind w:firstLineChars="200" w:firstLine="440"/>
-        <w:rPr>
-          <w:rFonts w:ascii="Times New Roman" w:eastAsia="宋体" w:hAnsi="Times New Roman" w:cs="Times New Roman"/>
-        </w:rPr>
-      </w:pPr>
-      <w:r>
-        <w:rPr>
-          <w:rFonts w:ascii="Times New Roman" w:eastAsia="宋体" w:hAnsi="Times New Roman" w:cs="Times New Roman" w:hint="eastAsia"/>
-        </w:rPr>
-        <w:t xml:space="preserve">ExtFacings=BOOLEAN ; </w:t>
-      </w:r>
-      <w:r>
-        <w:rPr>
-          <w:rFonts w:ascii="Times New Roman" w:eastAsia="宋体" w:hAnsi="Times New Roman" w:cs="Times New Roman" w:hint="eastAsia"/>
-        </w:rPr>
-        <w:t>启用</w:t>
-      </w:r>
-      <w:r>
-        <w:rPr>
-          <w:rFonts w:ascii="Times New Roman" w:eastAsia="宋体" w:hAnsi="Times New Roman" w:cs="Times New Roman" w:hint="eastAsia"/>
-        </w:rPr>
-        <w:t>32</w:t>
-      </w:r>
-      <w:r>
-        <w:rPr>
-          <w:rFonts w:ascii="Times New Roman" w:eastAsia="宋体" w:hAnsi="Times New Roman" w:cs="Times New Roman" w:hint="eastAsia"/>
-        </w:rPr>
-        <w:t>向面向</w:t>
-      </w:r>
-      <w:r>
-        <w:rPr>
-          <w:rFonts w:ascii="Times New Roman" w:eastAsia="宋体" w:hAnsi="Times New Roman" w:cs="Times New Roman" w:hint="eastAsia"/>
-        </w:rPr>
-        <w:t xml:space="preserve">, </w:t>
-      </w:r>
-      <w:r>
-        <w:rPr>
-          <w:rFonts w:ascii="Times New Roman" w:eastAsia="宋体" w:hAnsi="Times New Roman" w:cs="Times New Roman" w:hint="eastAsia"/>
-        </w:rPr>
-        <w:t>会导致内存占用增大</w:t>
-      </w:r>
-      <w:r>
-        <w:rPr>
-          <w:rFonts w:ascii="Times New Roman" w:eastAsia="宋体" w:hAnsi="Times New Roman" w:cs="Times New Roman" w:hint="eastAsia"/>
-        </w:rPr>
-        <w:t xml:space="preserve">, </w:t>
-      </w:r>
-      <w:r>
-        <w:rPr>
-          <w:rFonts w:ascii="Times New Roman" w:eastAsia="宋体" w:hAnsi="Times New Roman" w:cs="Times New Roman" w:hint="eastAsia"/>
-        </w:rPr>
-        <w:t>默认为</w:t>
-      </w:r>
-      <w:r>
-        <w:rPr>
-          <w:rFonts w:ascii="Times New Roman" w:eastAsia="宋体" w:hAnsi="Times New Roman" w:cs="Times New Roman" w:hint="eastAsia"/>
-        </w:rPr>
-        <w:t xml:space="preserve"> false</w:t>
-      </w:r>
-    </w:p>
-    <w:p>
-      <w:pPr>
-        <w:ind w:firstLineChars="200" w:firstLine="440"/>
-        <w:rPr>
-          <w:rFonts w:ascii="Times New Roman" w:eastAsia="宋体" w:hAnsi="Times New Roman" w:cs="Times New Roman"/>
-        </w:rPr>
-      </w:pPr>
-      <w:r>
-        <w:rPr>
-          <w:rFonts w:ascii="Times New Roman" w:eastAsia="宋体" w:hAnsi="Times New Roman" w:cs="Times New Roman" w:hint="eastAsia"/>
-        </w:rPr>
-        <w:t xml:space="preserve">ExtFacings.Drag=BOOLEAN ; </w:t>
-      </w:r>
-      <w:r>
-        <w:rPr>
-          <w:rFonts w:ascii="Times New Roman" w:eastAsia="宋体" w:hAnsi="Times New Roman" w:cs="Times New Roman" w:hint="eastAsia"/>
-        </w:rPr>
-        <w:t>启用</w:t>
-      </w:r>
-      <w:r>
-        <w:rPr>
-          <w:rFonts w:ascii="Times New Roman" w:eastAsia="宋体" w:hAnsi="Times New Roman" w:cs="Times New Roman" w:hint="eastAsia"/>
-        </w:rPr>
-        <w:t>32</w:t>
-      </w:r>
-      <w:r>
-        <w:rPr>
-          <w:rFonts w:ascii="Times New Roman" w:eastAsia="宋体" w:hAnsi="Times New Roman" w:cs="Times New Roman" w:hint="eastAsia"/>
-        </w:rPr>
-        <w:t>向拖拽</w:t>
-      </w:r>
-      <w:r>
-        <w:rPr>
-          <w:rFonts w:ascii="Times New Roman" w:eastAsia="宋体" w:hAnsi="Times New Roman" w:cs="Times New Roman" w:hint="eastAsia"/>
-        </w:rPr>
-        <w:t xml:space="preserve">, </w:t>
-      </w:r>
-      <w:r>
-        <w:rPr>
-          <w:rFonts w:ascii="Times New Roman" w:eastAsia="宋体" w:hAnsi="Times New Roman" w:cs="Times New Roman" w:hint="eastAsia"/>
-        </w:rPr>
-        <w:t>如果该值为</w:t>
-      </w:r>
-      <w:r>
-        <w:rPr>
-          <w:rFonts w:ascii="Times New Roman" w:eastAsia="宋体" w:hAnsi="Times New Roman" w:cs="Times New Roman" w:hint="eastAsia"/>
-        </w:rPr>
-        <w:t xml:space="preserve"> true, </w:t>
-      </w:r>
-      <w:r>
-        <w:rPr>
-          <w:rFonts w:ascii="Times New Roman" w:eastAsia="宋体" w:hAnsi="Times New Roman" w:cs="Times New Roman" w:hint="eastAsia"/>
-        </w:rPr>
-        <w:t>则按住</w:t>
-      </w:r>
-      <w:r>
-        <w:rPr>
-          <w:rFonts w:ascii="Times New Roman" w:eastAsia="宋体" w:hAnsi="Times New Roman" w:cs="Times New Roman" w:hint="eastAsia"/>
-        </w:rPr>
-        <w:t xml:space="preserve"> ctrl </w:t>
-      </w:r>
-      <w:r>
-        <w:rPr>
-          <w:rFonts w:ascii="Times New Roman" w:eastAsia="宋体" w:hAnsi="Times New Roman" w:cs="Times New Roman" w:hint="eastAsia"/>
-        </w:rPr>
-        <w:t>对单位进行拖拽可选</w:t>
-      </w:r>
-      <w:r>
-        <w:rPr>
-          <w:rFonts w:ascii="Times New Roman" w:eastAsia="宋体" w:hAnsi="Times New Roman" w:cs="Times New Roman" w:hint="eastAsia"/>
-        </w:rPr>
-        <w:t>32</w:t>
-      </w:r>
-      <w:r>
-        <w:rPr>
-          <w:rFonts w:ascii="Times New Roman" w:eastAsia="宋体" w:hAnsi="Times New Roman" w:cs="Times New Roman" w:hint="eastAsia"/>
-        </w:rPr>
-        <w:t>向</w:t>
-      </w:r>
-      <w:r>
-        <w:rPr>
-          <w:rFonts w:ascii="Times New Roman" w:eastAsia="宋体" w:hAnsi="Times New Roman" w:cs="Times New Roman" w:hint="eastAsia"/>
-        </w:rPr>
-        <w:t xml:space="preserve">, </w:t>
-      </w:r>
-      <w:r>
-        <w:rPr>
-          <w:rFonts w:ascii="Times New Roman" w:eastAsia="宋体" w:hAnsi="Times New Roman" w:cs="Times New Roman" w:hint="eastAsia"/>
-        </w:rPr>
-        <w:t>否则为</w:t>
-      </w:r>
-      <w:r>
-        <w:rPr>
-          <w:rFonts w:ascii="Times New Roman" w:eastAsia="宋体" w:hAnsi="Times New Roman" w:cs="Times New Roman" w:hint="eastAsia"/>
-        </w:rPr>
-        <w:t>8</w:t>
-      </w:r>
-      <w:r>
-        <w:rPr>
-          <w:rFonts w:ascii="Times New Roman" w:eastAsia="宋体" w:hAnsi="Times New Roman" w:cs="Times New Roman" w:hint="eastAsia"/>
-        </w:rPr>
-        <w:t>向</w:t>
-      </w:r>
-      <w:r>
-        <w:rPr>
-          <w:rFonts w:ascii="Times New Roman" w:eastAsia="宋体" w:hAnsi="Times New Roman" w:cs="Times New Roman" w:hint="eastAsia"/>
-        </w:rPr>
-        <w:t xml:space="preserve">, </w:t>
-      </w:r>
-      <w:r>
-        <w:rPr>
-          <w:rFonts w:ascii="Times New Roman" w:eastAsia="宋体" w:hAnsi="Times New Roman" w:cs="Times New Roman" w:hint="eastAsia"/>
-        </w:rPr>
-        <w:t>默认为</w:t>
-      </w:r>
-      <w:r>
-        <w:rPr>
-          <w:rFonts w:ascii="Times New Roman" w:eastAsia="宋体" w:hAnsi="Times New Roman" w:cs="Times New Roman" w:hint="eastAsia"/>
-        </w:rPr>
-        <w:t xml:space="preserve"> false</w:t>
-      </w:r>
-    </w:p>
-    <w:p>
-      <w:pPr>
-        <w:ind w:firstLineChars="200" w:firstLine="440"/>
-        <w:rPr>
-          <w:rFonts w:ascii="Times New Roman" w:eastAsia="宋体" w:hAnsi="Times New Roman" w:cs="Times New Roman"/>
-        </w:rPr>
-      </w:pPr>
-      <w:r>
-        <w:rPr>
-          <w:rFonts w:ascii="Times New Roman" w:eastAsia="宋体" w:hAnsi="Times New Roman" w:cs="Times New Roman" w:hint="eastAsia"/>
-        </w:rPr>
-        <w:t>ExtFacings.DragPreview=</w:t>
-      </w:r>
-      <w:r>
-        <w:rPr>
-          <w:rFonts w:ascii="Times New Roman" w:eastAsia="宋体" w:hAnsi="Times New Roman" w:cs="Times New Roman" w:hint="eastAsia"/>
-        </w:rPr>
-        <w:t>BOOLEAN ;</w:t>
-      </w:r>
-      <w:r>
-        <w:rPr>
-          <w:rFonts w:ascii="Times New Roman" w:eastAsia="宋体" w:hAnsi="Times New Roman" w:cs="Times New Roman" w:hint="eastAsia"/>
-        </w:rPr>
-        <w:t>启用拖拽面向的实时预览</w:t>
-      </w:r>
-      <w:r>
-        <w:rPr>
-          <w:rFonts w:ascii="Times New Roman" w:eastAsia="宋体" w:hAnsi="Times New Roman" w:cs="Times New Roman" w:hint="eastAsia"/>
-        </w:rPr>
-        <w:t xml:space="preserve">, </w:t>
-      </w:r>
-      <w:r>
-        <w:rPr>
-          <w:rFonts w:ascii="Times New Roman" w:eastAsia="宋体" w:hAnsi="Times New Roman" w:cs="Times New Roman" w:hint="eastAsia"/>
-        </w:rPr>
-        <w:t>默认为</w:t>
-      </w:r>
-      <w:r>
-        <w:rPr>
-          <w:rFonts w:ascii="Times New Roman" w:eastAsia="宋体" w:hAnsi="Times New Roman" w:cs="Times New Roman" w:hint="eastAsia"/>
-        </w:rPr>
-        <w:t xml:space="preserve"> true</w:t>
-      </w:r>
-    </w:p>
-    <w:p>
-      <w:pPr>
-        <w:ind w:firstLineChars="200" w:firstLine="440"/>
-        <w:rPr>
-          <w:rFonts w:ascii="Times New Roman" w:eastAsia="宋体" w:hAnsi="Times New Roman" w:cs="Times New Roman"/>
-        </w:rPr>
-      </w:pPr>
-      <w:r>
-        <w:rPr>
-          <w:rFonts w:ascii="Times New Roman" w:eastAsia="宋体" w:hAnsi="Times New Roman" w:cs="Times New Roman" w:hint="eastAsia"/>
-        </w:rPr>
-        <w:t>ExtFacings.Scroll=</w:t>
-      </w:r>
-      <w:r>
-        <w:rPr>
-          <w:rFonts w:ascii="Times New Roman" w:eastAsia="宋体" w:hAnsi="Times New Roman" w:cs="Times New Roman" w:hint="eastAsia"/>
-        </w:rPr>
-        <w:t>BOOLEAN ;</w:t>
-      </w:r>
-      <w:r>
-        <w:rPr>
-          <w:rFonts w:ascii="Times New Roman" w:eastAsia="宋体" w:hAnsi="Times New Roman" w:cs="Times New Roman" w:hint="eastAsia"/>
-        </w:rPr>
-        <w:t>启用</w:t>
-      </w:r>
-      <w:r>
-        <w:rPr>
-          <w:rFonts w:ascii="Times New Roman" w:eastAsia="宋体" w:hAnsi="Times New Roman" w:cs="Times New Roman" w:hint="eastAsia"/>
-        </w:rPr>
-        <w:t>32</w:t>
-      </w:r>
-      <w:r>
-        <w:rPr>
-          <w:rFonts w:ascii="Times New Roman" w:eastAsia="宋体" w:hAnsi="Times New Roman" w:cs="Times New Roman" w:hint="eastAsia"/>
-        </w:rPr>
-        <w:t>向的摆放时滚轮调整朝向</w:t>
-      </w:r>
-      <w:r>
-        <w:rPr>
-          <w:rFonts w:ascii="Times New Roman" w:eastAsia="宋体" w:hAnsi="Times New Roman" w:cs="Times New Roman" w:hint="eastAsia"/>
-        </w:rPr>
-        <w:t>,</w:t>
-      </w:r>
-      <w:r>
-        <w:rPr>
-          <w:rFonts w:ascii="Times New Roman" w:eastAsia="宋体" w:hAnsi="Times New Roman" w:cs="Times New Roman" w:hint="eastAsia"/>
-        </w:rPr>
-        <w:t xml:space="preserve"> </w:t>
-      </w:r>
-      <w:r>
-        <w:rPr>
-          <w:rFonts w:ascii="Times New Roman" w:eastAsia="宋体" w:hAnsi="Times New Roman" w:cs="Times New Roman" w:hint="eastAsia"/>
-        </w:rPr>
-        <w:t>否则为</w:t>
-      </w:r>
-      <w:r>
-        <w:rPr>
-          <w:rFonts w:ascii="Times New Roman" w:eastAsia="宋体" w:hAnsi="Times New Roman" w:cs="Times New Roman" w:hint="eastAsia"/>
-        </w:rPr>
-        <w:t>8</w:t>
-      </w:r>
-      <w:r>
-        <w:rPr>
-          <w:rFonts w:ascii="Times New Roman" w:eastAsia="宋体" w:hAnsi="Times New Roman" w:cs="Times New Roman" w:hint="eastAsia"/>
-        </w:rPr>
-        <w:t>向</w:t>
-      </w:r>
-      <w:r>
-        <w:rPr>
-          <w:rFonts w:ascii="Times New Roman" w:eastAsia="宋体" w:hAnsi="Times New Roman" w:cs="Times New Roman" w:hint="eastAsia"/>
-        </w:rPr>
-        <w:t>,</w:t>
-      </w:r>
-      <w:r>
-        <w:rPr>
-          <w:rFonts w:ascii="Times New Roman" w:eastAsia="宋体" w:hAnsi="Times New Roman" w:cs="Times New Roman" w:hint="eastAsia"/>
-        </w:rPr>
-        <w:t xml:space="preserve"> </w:t>
-      </w:r>
-      <w:r>
-        <w:rPr>
-          <w:rFonts w:ascii="Times New Roman" w:eastAsia="宋体" w:hAnsi="Times New Roman" w:cs="Times New Roman" w:hint="eastAsia"/>
-        </w:rPr>
-        <w:t>默</w:t>
-      </w:r>
-      <w:r>
-        <w:rPr>
-          <w:rFonts w:ascii="Times New Roman" w:eastAsia="宋体" w:hAnsi="Times New Roman" w:cs="Times New Roman" w:hint="eastAsia"/>
-        </w:rPr>
-        <w:lastRenderedPageBreak/>
-        <w:t>认为</w:t>
       </w:r>
       <w:r>
         <w:rPr>
@@ -33212,6 +33218,7 @@
         <w:rPr>
           <w:rFonts w:ascii="Times New Roman" w:eastAsia="宋体" w:hAnsi="Times New Roman" w:cs="Times New Roman" w:hint="eastAsia"/>
         </w:rPr>
+        <w:lastRenderedPageBreak/>
         <w:t xml:space="preserve">AutoDarkMode.StartTime=DOUBLE ; </w:t>
       </w:r>
       <w:r>
@@ -33248,14 +33255,7 @@
         <w:rPr>
           <w:rFonts w:ascii="Times New Roman" w:eastAsia="宋体" w:hAnsi="Times New Roman" w:cs="Times New Roman" w:hint="eastAsia"/>
         </w:rPr>
-        <w:t>可以填</w:t>
-      </w:r>
-      <w:r>
-        <w:rPr>
-          <w:rFonts w:ascii="Times New Roman" w:eastAsia="宋体" w:hAnsi="Times New Roman" w:cs="Times New Roman" w:hint="eastAsia"/>
-        </w:rPr>
-        <w:lastRenderedPageBreak/>
-        <w:t>小数</w:t>
+        <w:t>可以填小数</w:t>
       </w:r>
       <w:r>
         <w:rPr>

--- a/Supplementary/文档/FA2SP HDM Edition说明文档.docx
+++ b/Supplementary/文档/FA2SP HDM Edition说明文档.docx
@@ -167,7 +167,7 @@
           <w:rFonts w:ascii="宋体" w:eastAsia="宋体" w:hAnsi="宋体" w:hint="eastAsia"/>
           <w:sz w:val="24"/>
         </w:rPr>
-        <w:t>01</w:t>
+        <w:t>1</w:t>
       </w:r>
     </w:p>
     <w:p>
@@ -51316,7 +51316,7 @@
         <v:path o:extrusionok="f" gradientshapeok="t" o:connecttype="rect"/>
         <o:lock v:ext="edit" aspectratio="t"/>
       </v:shapetype>
-      <v:shape id="_x0000_i1030" type="#_x0000_t75" style="width:11.55pt;height:11.55pt" o:bullet="t">
+      <v:shape id="_x0000_i1031" type="#_x0000_t75" style="width:11.55pt;height:11.55pt" o:bullet="t">
         <v:imagedata r:id="rId1" o:title="mso9A9A"/>
       </v:shape>
     </w:pict>

--- a/Supplementary/文档/FA2SP HDM Edition说明文档.docx
+++ b/Supplementary/文档/FA2SP HDM Edition说明文档.docx
@@ -167,7 +167,14 @@
           <w:rFonts w:ascii="宋体" w:eastAsia="宋体" w:hAnsi="宋体" w:hint="eastAsia"/>
           <w:sz w:val="24"/>
         </w:rPr>
-        <w:t>16</w:t>
+        <w:t>1</w:t>
+      </w:r>
+      <w:r>
+        <w:rPr>
+          <w:rFonts w:ascii="宋体" w:eastAsia="宋体" w:hAnsi="宋体" w:hint="eastAsia"/>
+          <w:sz w:val="24"/>
+        </w:rPr>
+        <w:t>9</w:t>
       </w:r>
     </w:p>
     <w:p>
@@ -229,7 +236,7 @@
           <w:sz w:val="28"/>
           <w:szCs w:val="32"/>
         </w:rPr>
-        <w:t>16</w:t>
+        <w:t>1</w:t>
       </w:r>
       <w:r>
         <w:rPr>
@@ -239,118 +246,142 @@
           <w:sz w:val="28"/>
           <w:szCs w:val="32"/>
         </w:rPr>
-        <w:t>)</w:t>
-      </w:r>
-    </w:p>
-    <w:p>
-      <w:pPr>
-        <w:pStyle w:val="a9"/>
-        <w:numPr>
-          <w:ilvl w:val="0"/>
-          <w:numId w:val="11"/>
-        </w:numPr>
-        <w:rPr>
-          <w:rFonts w:ascii="Times New Roman" w:eastAsia="宋体" w:hAnsi="Times New Roman" w:cs="Times New Roman"/>
-        </w:rPr>
-      </w:pPr>
-      <w:r>
-        <w:rPr>
-          <w:rFonts w:ascii="Times New Roman" w:eastAsia="宋体" w:hAnsi="Times New Roman" w:cs="Times New Roman" w:hint="eastAsia"/>
-        </w:rPr>
-        <w:t>支持最高达</w:t>
-      </w:r>
-      <w:r>
-        <w:rPr>
-          <w:rFonts w:ascii="Times New Roman" w:eastAsia="宋体" w:hAnsi="Times New Roman" w:cs="Times New Roman" w:hint="eastAsia"/>
-        </w:rPr>
-        <w:t>1024*1023</w:t>
-      </w:r>
-      <w:r>
-        <w:rPr>
-          <w:rFonts w:ascii="Times New Roman" w:eastAsia="宋体" w:hAnsi="Times New Roman" w:cs="Times New Roman" w:hint="eastAsia"/>
-        </w:rPr>
-        <w:t>的地图</w:t>
-      </w:r>
-    </w:p>
-    <w:p>
-      <w:pPr>
-        <w:pStyle w:val="a9"/>
-        <w:numPr>
-          <w:ilvl w:val="0"/>
-          <w:numId w:val="11"/>
-        </w:numPr>
-        <w:rPr>
-          <w:rFonts w:ascii="Times New Roman" w:eastAsia="宋体" w:hAnsi="Times New Roman" w:cs="Times New Roman"/>
-        </w:rPr>
-      </w:pPr>
-      <w:r>
-        <w:rPr>
-          <w:rFonts w:ascii="Times New Roman" w:eastAsia="宋体" w:hAnsi="Times New Roman" w:cs="Times New Roman" w:hint="eastAsia"/>
-        </w:rPr>
-        <w:t>优化历史记录的性能和内存占用</w:t>
-      </w:r>
-    </w:p>
-    <w:p>
-      <w:pPr>
-        <w:pStyle w:val="a9"/>
-        <w:numPr>
-          <w:ilvl w:val="0"/>
-          <w:numId w:val="11"/>
-        </w:numPr>
-        <w:rPr>
-          <w:rFonts w:ascii="Times New Roman" w:eastAsia="宋体" w:hAnsi="Times New Roman" w:cs="Times New Roman"/>
-        </w:rPr>
-      </w:pPr>
-      <w:r>
-        <w:rPr>
-          <w:rFonts w:ascii="Times New Roman" w:eastAsia="宋体" w:hAnsi="Times New Roman" w:cs="Times New Roman" w:hint="eastAsia"/>
-        </w:rPr>
-        <w:t>更新了资源包加密方式</w:t>
-      </w:r>
-    </w:p>
-    <w:p>
-      <w:pPr>
-        <w:pStyle w:val="a9"/>
-        <w:numPr>
-          <w:ilvl w:val="0"/>
-          <w:numId w:val="11"/>
-        </w:numPr>
-        <w:rPr>
-          <w:rFonts w:ascii="Times New Roman" w:eastAsia="宋体" w:hAnsi="Times New Roman" w:cs="Times New Roman"/>
-        </w:rPr>
-      </w:pPr>
-      <w:r>
-        <w:rPr>
-          <w:rFonts w:ascii="Times New Roman" w:eastAsia="宋体" w:hAnsi="Times New Roman" w:cs="Times New Roman" w:hint="eastAsia"/>
-        </w:rPr>
-        <w:t>地图检查器内部的触发、小队等条目可以双击跳转</w:t>
-      </w:r>
-    </w:p>
-    <w:p>
-      <w:pPr>
-        <w:pStyle w:val="a9"/>
-        <w:numPr>
-          <w:ilvl w:val="0"/>
-          <w:numId w:val="10"/>
-        </w:numPr>
-        <w:rPr>
-          <w:rFonts w:ascii="Times New Roman" w:eastAsia="宋体" w:hAnsi="Times New Roman" w:cs="Times New Roman"/>
+        <w:t>9</w:t>
+      </w:r>
+      <w:r>
+        <w:rPr>
+          <w:rFonts w:ascii="Times New Roman" w:eastAsia="宋体" w:hAnsi="Times New Roman" w:cs="Times New Roman" w:hint="eastAsia"/>
           <w:b/>
           <w:bCs/>
           <w:sz w:val="28"/>
           <w:szCs w:val="32"/>
         </w:rPr>
-      </w:pPr>
-      <w:r>
-        <w:rPr>
-          <w:rFonts w:ascii="Times New Roman" w:eastAsia="宋体" w:hAnsi="Times New Roman" w:cs="Times New Roman" w:hint="eastAsia"/>
+        <w:t>)</w:t>
+      </w:r>
+    </w:p>
+    <w:p>
+      <w:pPr>
+        <w:pStyle w:val="a9"/>
+        <w:numPr>
+          <w:ilvl w:val="0"/>
+          <w:numId w:val="11"/>
+        </w:numPr>
+        <w:rPr>
+          <w:rFonts w:ascii="Times New Roman" w:eastAsia="宋体" w:hAnsi="Times New Roman" w:cs="Times New Roman"/>
+        </w:rPr>
+      </w:pPr>
+      <w:r>
+        <w:rPr>
+          <w:rFonts w:ascii="Times New Roman" w:eastAsia="宋体" w:hAnsi="Times New Roman" w:cs="Times New Roman" w:hint="eastAsia"/>
+        </w:rPr>
+        <w:t>支持最高达</w:t>
+      </w:r>
+      <w:r>
+        <w:rPr>
+          <w:rFonts w:ascii="Times New Roman" w:eastAsia="宋体" w:hAnsi="Times New Roman" w:cs="Times New Roman" w:hint="eastAsia"/>
+        </w:rPr>
+        <w:t>1024*1023</w:t>
+      </w:r>
+      <w:r>
+        <w:rPr>
+          <w:rFonts w:ascii="Times New Roman" w:eastAsia="宋体" w:hAnsi="Times New Roman" w:cs="Times New Roman" w:hint="eastAsia"/>
+        </w:rPr>
+        <w:t>的地图</w:t>
+      </w:r>
+    </w:p>
+    <w:p>
+      <w:pPr>
+        <w:pStyle w:val="a9"/>
+        <w:numPr>
+          <w:ilvl w:val="0"/>
+          <w:numId w:val="11"/>
+        </w:numPr>
+        <w:rPr>
+          <w:rFonts w:ascii="Times New Roman" w:eastAsia="宋体" w:hAnsi="Times New Roman" w:cs="Times New Roman"/>
+        </w:rPr>
+      </w:pPr>
+      <w:r>
+        <w:rPr>
+          <w:rFonts w:ascii="Times New Roman" w:eastAsia="宋体" w:hAnsi="Times New Roman" w:cs="Times New Roman" w:hint="eastAsia"/>
+        </w:rPr>
+        <w:t>优化历史记录的性能和内存占用</w:t>
+      </w:r>
+    </w:p>
+    <w:p>
+      <w:pPr>
+        <w:pStyle w:val="a9"/>
+        <w:numPr>
+          <w:ilvl w:val="0"/>
+          <w:numId w:val="11"/>
+        </w:numPr>
+        <w:rPr>
+          <w:rFonts w:ascii="Times New Roman" w:eastAsia="宋体" w:hAnsi="Times New Roman" w:cs="Times New Roman"/>
+        </w:rPr>
+      </w:pPr>
+      <w:r>
+        <w:rPr>
+          <w:rFonts w:ascii="Times New Roman" w:eastAsia="宋体" w:hAnsi="Times New Roman" w:cs="Times New Roman" w:hint="eastAsia"/>
+        </w:rPr>
+        <w:t>更新了资源包加密方式</w:t>
+      </w:r>
+    </w:p>
+    <w:p>
+      <w:pPr>
+        <w:pStyle w:val="a9"/>
+        <w:numPr>
+          <w:ilvl w:val="0"/>
+          <w:numId w:val="11"/>
+        </w:numPr>
+        <w:rPr>
+          <w:rFonts w:ascii="Times New Roman" w:eastAsia="宋体" w:hAnsi="Times New Roman" w:cs="Times New Roman"/>
+        </w:rPr>
+      </w:pPr>
+      <w:r>
+        <w:rPr>
+          <w:rFonts w:ascii="Times New Roman" w:eastAsia="宋体" w:hAnsi="Times New Roman" w:cs="Times New Roman" w:hint="eastAsia"/>
+        </w:rPr>
+        <w:t>地图检查器内部的触发、小队等条目可以双击跳转</w:t>
+      </w:r>
+    </w:p>
+    <w:p>
+      <w:pPr>
+        <w:pStyle w:val="a9"/>
+        <w:numPr>
+          <w:ilvl w:val="0"/>
+          <w:numId w:val="11"/>
+        </w:numPr>
+        <w:rPr>
+          <w:rFonts w:ascii="Times New Roman" w:eastAsia="宋体" w:hAnsi="Times New Roman" w:cs="Times New Roman"/>
+        </w:rPr>
+      </w:pPr>
+      <w:r>
+        <w:rPr>
+          <w:rFonts w:ascii="Times New Roman" w:eastAsia="宋体" w:hAnsi="Times New Roman" w:cs="Times New Roman" w:hint="eastAsia"/>
+        </w:rPr>
+        <w:t>修复了切换光照时鼠标当前动作消失的</w:t>
+      </w:r>
+      <w:r>
+        <w:rPr>
+          <w:rFonts w:ascii="Times New Roman" w:eastAsia="宋体" w:hAnsi="Times New Roman" w:cs="Times New Roman" w:hint="eastAsia"/>
+        </w:rPr>
+        <w:t>bug</w:t>
+      </w:r>
+    </w:p>
+    <w:p>
+      <w:pPr>
+        <w:pStyle w:val="a9"/>
+        <w:numPr>
+          <w:ilvl w:val="0"/>
+          <w:numId w:val="10"/>
+        </w:numPr>
+        <w:rPr>
+          <w:rFonts w:ascii="Times New Roman" w:eastAsia="宋体" w:hAnsi="Times New Roman" w:cs="Times New Roman"/>
           <w:b/>
           <w:bCs/>
           <w:sz w:val="28"/>
           <w:szCs w:val="32"/>
         </w:rPr>
-        <w:t>1.5.3 (2026.</w:t>
-      </w:r>
+      </w:pPr>
       <w:r>
         <w:rPr>
           <w:rFonts w:ascii="Times New Roman" w:eastAsia="宋体" w:hAnsi="Times New Roman" w:cs="Times New Roman" w:hint="eastAsia"/>
@@ -359,7 +390,7 @@
           <w:sz w:val="28"/>
           <w:szCs w:val="32"/>
         </w:rPr>
-        <w:t>10</w:t>
+        <w:t>1.5.3 (2026.</w:t>
       </w:r>
       <w:r>
         <w:rPr>
@@ -369,7 +400,7 @@
           <w:sz w:val="28"/>
           <w:szCs w:val="32"/>
         </w:rPr>
-        <w:t>.</w:t>
+        <w:t>10</w:t>
       </w:r>
       <w:r>
         <w:rPr>
@@ -379,7 +410,7 @@
           <w:sz w:val="28"/>
           <w:szCs w:val="32"/>
         </w:rPr>
-        <w:t>01</w:t>
+        <w:t>.</w:t>
       </w:r>
       <w:r>
         <w:rPr>
@@ -389,6 +420,16 @@
           <w:sz w:val="28"/>
           <w:szCs w:val="32"/>
         </w:rPr>
+        <w:t>01</w:t>
+      </w:r>
+      <w:r>
+        <w:rPr>
+          <w:rFonts w:ascii="Times New Roman" w:eastAsia="宋体" w:hAnsi="Times New Roman" w:cs="Times New Roman" w:hint="eastAsia"/>
+          <w:b/>
+          <w:bCs/>
+          <w:sz w:val="28"/>
+          <w:szCs w:val="32"/>
+        </w:rPr>
         <w:t>)</w:t>
       </w:r>
     </w:p>
@@ -923,6 +964,7 @@
         <w:rPr>
           <w:rFonts w:ascii="Times New Roman" w:eastAsia="宋体" w:hAnsi="Times New Roman" w:cs="Times New Roman" w:hint="eastAsia"/>
         </w:rPr>
+        <w:lastRenderedPageBreak/>
         <w:t>修复同时使用增加</w:t>
       </w:r>
       <w:r>
@@ -959,7 +1001,6 @@
         <w:rPr>
           <w:rFonts w:ascii="Times New Roman" w:eastAsia="宋体" w:hAnsi="Times New Roman" w:cs="Times New Roman" w:hint="eastAsia"/>
         </w:rPr>
-        <w:lastRenderedPageBreak/>
         <w:t>隐藏图层时，删除笔刷不会删除掉被隐藏的类型</w:t>
       </w:r>
     </w:p>
@@ -1911,6 +1952,7 @@
         <w:rPr>
           <w:rFonts w:ascii="Times New Roman" w:eastAsia="宋体" w:hAnsi="Times New Roman" w:cs="Times New Roman" w:hint="eastAsia"/>
         </w:rPr>
+        <w:lastRenderedPageBreak/>
         <w:t>资源包打包脚本</w:t>
       </w:r>
       <w:r>
@@ -1947,14 +1989,7 @@
         <w:rPr>
           <w:rFonts w:ascii="Times New Roman" w:eastAsia="宋体" w:hAnsi="Times New Roman" w:cs="Times New Roman" w:hint="eastAsia"/>
         </w:rPr>
-        <w:t>解析后打包其</w:t>
-      </w:r>
-      <w:r>
-        <w:rPr>
-          <w:rFonts w:ascii="Times New Roman" w:eastAsia="宋体" w:hAnsi="Times New Roman" w:cs="Times New Roman" w:hint="eastAsia"/>
-        </w:rPr>
-        <w:lastRenderedPageBreak/>
-        <w:t>内部文件</w:t>
+        <w:t>解析后打包其内部文件</w:t>
       </w:r>
     </w:p>
     <w:p>
@@ -3075,6 +3110,7 @@
         <w:rPr>
           <w:rFonts w:ascii="Times New Roman" w:eastAsia="宋体" w:hAnsi="Times New Roman" w:cs="Times New Roman" w:hint="eastAsia"/>
         </w:rPr>
+        <w:lastRenderedPageBreak/>
         <w:t>修复渲染部分</w:t>
       </w:r>
       <w:r>
@@ -3111,7 +3147,6 @@
         <w:rPr>
           <w:rFonts w:ascii="Times New Roman" w:eastAsia="宋体" w:hAnsi="Times New Roman" w:cs="Times New Roman" w:hint="eastAsia"/>
         </w:rPr>
-        <w:lastRenderedPageBreak/>
         <w:t>基本设置窗口增加背景音乐和载入界面背景音乐选项</w:t>
       </w:r>
     </w:p>
@@ -4008,6 +4043,7 @@
         <w:rPr>
           <w:rFonts w:ascii="Times New Roman" w:eastAsia="宋体" w:hAnsi="Times New Roman" w:cs="Times New Roman" w:hint="eastAsia"/>
         </w:rPr>
+        <w:lastRenderedPageBreak/>
         <w:t>优化地形浏览器其余列表的加载速度</w:t>
       </w:r>
     </w:p>
@@ -4026,7 +4062,6 @@
         <w:rPr>
           <w:rFonts w:ascii="Times New Roman" w:eastAsia="宋体" w:hAnsi="Times New Roman" w:cs="Times New Roman" w:hint="eastAsia"/>
         </w:rPr>
-        <w:lastRenderedPageBreak/>
         <w:t>修复部分索引超过</w:t>
       </w:r>
       <w:r>
@@ -5059,6 +5094,7 @@
         <w:rPr>
           <w:rFonts w:ascii="Times New Roman" w:eastAsia="宋体" w:hAnsi="Times New Roman" w:cs="Times New Roman" w:hint="eastAsia"/>
         </w:rPr>
+        <w:lastRenderedPageBreak/>
         <w:t>LoadObjectsOnInit</w:t>
       </w:r>
     </w:p>
@@ -5077,7 +5113,6 @@
         <w:rPr>
           <w:rFonts w:ascii="Times New Roman" w:eastAsia="宋体" w:hAnsi="Times New Roman" w:cs="Times New Roman" w:hint="eastAsia"/>
         </w:rPr>
-        <w:lastRenderedPageBreak/>
         <w:t>重写所属方编辑器，颜色下拉菜单可以预览颜色，支持</w:t>
       </w:r>
       <w:r>
@@ -5947,6 +5982,7 @@
         <w:rPr>
           <w:rFonts w:ascii="Times New Roman" w:eastAsia="宋体" w:hAnsi="Times New Roman" w:cs="Times New Roman" w:hint="eastAsia"/>
         </w:rPr>
+        <w:lastRenderedPageBreak/>
         <w:t>显著</w:t>
       </w:r>
       <w:r>
@@ -5983,7 +6019,6 @@
         <w:rPr>
           <w:rFonts w:ascii="Times New Roman" w:eastAsia="宋体" w:hAnsi="Times New Roman" w:cs="Times New Roman" w:hint="eastAsia"/>
         </w:rPr>
-        <w:lastRenderedPageBreak/>
         <w:t>显著提升触发编辑器、小队编辑器等编辑器的效率</w:t>
       </w:r>
     </w:p>
@@ -6874,6 +6909,7 @@
         <w:rPr>
           <w:rFonts w:ascii="Times New Roman" w:eastAsia="宋体" w:hAnsi="Times New Roman" w:cs="Times New Roman" w:hint="eastAsia"/>
         </w:rPr>
+        <w:lastRenderedPageBreak/>
         <w:t>GridObjectViewer.LoadObjectBrowserCategory</w:t>
       </w:r>
     </w:p>
@@ -6892,7 +6928,6 @@
         <w:rPr>
           <w:rFonts w:ascii="Times New Roman" w:eastAsia="宋体" w:hAnsi="Times New Roman" w:cs="Times New Roman" w:hint="eastAsia"/>
         </w:rPr>
-        <w:lastRenderedPageBreak/>
         <w:t>修复全局搜索的数个</w:t>
       </w:r>
       <w:r>
@@ -7898,6 +7933,7 @@
         <w:rPr>
           <w:rFonts w:ascii="Times New Roman" w:eastAsia="宋体" w:hAnsi="Times New Roman" w:cs="Times New Roman" w:hint="eastAsia"/>
         </w:rPr>
+        <w:lastRenderedPageBreak/>
         <w:t>可以在</w:t>
       </w:r>
       <w:r>
@@ -7916,7 +7952,6 @@
         <w:rPr>
           <w:rFonts w:ascii="Times New Roman" w:eastAsia="宋体" w:hAnsi="Times New Roman" w:cs="Times New Roman" w:hint="eastAsia"/>
         </w:rPr>
-        <w:lastRenderedPageBreak/>
         <w:t>FA2Ignore</w:t>
       </w:r>
       <w:r>
@@ -9033,6 +9068,7 @@
           <w:kern w:val="0"/>
           <w14:ligatures w14:val="none"/>
         </w:rPr>
+        <w:lastRenderedPageBreak/>
         <w:t>支持为</w:t>
       </w:r>
       <w:r>
@@ -9095,7 +9131,6 @@
           <w:kern w:val="0"/>
           <w14:ligatures w14:val="none"/>
         </w:rPr>
-        <w:lastRenderedPageBreak/>
         <w:t>支持新版本检查，若检查到新版本会在窗口标题上显示</w:t>
       </w:r>
     </w:p>
@@ -10150,7 +10185,14 @@
         <w:rPr>
           <w:rFonts w:ascii="Times New Roman" w:eastAsia="宋体" w:hAnsi="Times New Roman" w:cs="Times New Roman" w:hint="eastAsia"/>
         </w:rPr>
-        <w:t>；由于技术限制，保存时并不能固定已有的</w:t>
+        <w:t>；由于技术限制，保存时并不能</w:t>
+      </w:r>
+      <w:r>
+        <w:rPr>
+          <w:rFonts w:ascii="Times New Roman" w:eastAsia="宋体" w:hAnsi="Times New Roman" w:cs="Times New Roman" w:hint="eastAsia"/>
+        </w:rPr>
+        <w:lastRenderedPageBreak/>
+        <w:t>固定已有的</w:t>
       </w:r>
       <w:r>
         <w:rPr>
@@ -10180,7 +10222,6 @@
         <w:rPr>
           <w:rFonts w:ascii="Times New Roman" w:eastAsia="宋体" w:hAnsi="Times New Roman" w:cs="Times New Roman" w:hint="eastAsia"/>
         </w:rPr>
-        <w:lastRenderedPageBreak/>
         <w:t>小队变更时会即时刷新触发编辑器对应菜单</w:t>
       </w:r>
     </w:p>
@@ -11129,6 +11170,7 @@
         <w:rPr>
           <w:rFonts w:ascii="Times New Roman" w:eastAsia="宋体" w:hAnsi="Times New Roman" w:cs="Times New Roman" w:hint="eastAsia"/>
         </w:rPr>
+        <w:lastRenderedPageBreak/>
         <w:t>支持附加单位及替身显示</w:t>
       </w:r>
     </w:p>
@@ -11147,7 +11189,6 @@
         <w:rPr>
           <w:rFonts w:ascii="Times New Roman" w:eastAsia="宋体" w:hAnsi="Times New Roman" w:cs="Times New Roman" w:hint="eastAsia"/>
         </w:rPr>
-        <w:lastRenderedPageBreak/>
         <w:t>修复继承</w:t>
       </w:r>
       <w:r>
@@ -50620,7 +50661,7 @@
         <v:path o:extrusionok="f" gradientshapeok="t" o:connecttype="rect"/>
         <o:lock v:ext="edit" aspectratio="t"/>
       </v:shapetype>
-      <v:shape id="_x0000_i1030" type="#_x0000_t75" style="width:11.55pt;height:11.55pt" o:bullet="t">
+      <v:shape id="_x0000_i1033" type="#_x0000_t75" style="width:11.25pt;height:11.25pt" o:bullet="t">
         <v:imagedata r:id="rId1" o:title="mso9A9A"/>
       </v:shape>
     </w:pict>
